--- a/docs/week-6/cen429-week-6-ders-notu.tr.docx
+++ b/docs/week-6/cen429-week-6-ders-notu.tr.docx
@@ -1939,7 +1939,211 @@
     </w:p>
     <w:p>
       <w:pPr>
-        <w:pStyle w:val="BodyText"/>
+        <w:pStyle w:val="BlockText"/>
+      </w:pPr>
+      <w:r>
+        <w:rPr>
+          <w:b/>
+          <w:bCs/>
+        </w:rPr>
+        <w:t xml:space="preserve">Kısa tarihçe: uygulamanın kendini koruması</w:t>
+      </w:r>
+    </w:p>
+    <w:p>
+      <w:pPr>
+        <w:pStyle w:val="Compact"/>
+        <w:numPr>
+          <w:ilvl w:val="0"/>
+          <w:numId w:val="1002"/>
+        </w:numPr>
+      </w:pPr>
+      <w:r>
+        <w:rPr>
+          <w:b/>
+          <w:bCs/>
+        </w:rPr>
+        <w:t xml:space="preserve">1980’ler</w:t>
+      </w:r>
+      <w:r>
+        <w:t xml:space="preserve"> </w:t>
+      </w:r>
+      <w:r>
+        <w:t xml:space="preserve">— crack / anti-crack kültürü:</w:t>
+      </w:r>
+      <w:r>
+        <w:t xml:space="preserve"> </w:t>
+      </w:r>
+      <w:r>
+        <w:rPr>
+          <w:b/>
+          <w:bCs/>
+        </w:rPr>
+        <w:t xml:space="preserve">anti-debug</w:t>
+      </w:r>
+      <w:r>
+        <w:t xml:space="preserve"> </w:t>
+      </w:r>
+      <w:r>
+        <w:t xml:space="preserve">ve kendini denetleyen kodun kökeni buraya dayanır.</w:t>
+      </w:r>
+    </w:p>
+    <w:p>
+      <w:pPr>
+        <w:pStyle w:val="Compact"/>
+        <w:numPr>
+          <w:ilvl w:val="0"/>
+          <w:numId w:val="1002"/>
+        </w:numPr>
+      </w:pPr>
+      <w:r>
+        <w:rPr>
+          <w:b/>
+          <w:bCs/>
+        </w:rPr>
+        <w:t xml:space="preserve">2000’ler</w:t>
+      </w:r>
+      <w:r>
+        <w:t xml:space="preserve"> </w:t>
+      </w:r>
+      <w:r>
+        <w:t xml:space="preserve">— DRM, mobil bankacılık ve ödeme uygulamaları korumayı</w:t>
+      </w:r>
+      <w:r>
+        <w:t xml:space="preserve"> </w:t>
+      </w:r>
+      <w:r>
+        <w:rPr>
+          <w:b/>
+          <w:bCs/>
+        </w:rPr>
+        <w:t xml:space="preserve">uygulamanın içine</w:t>
+      </w:r>
+      <w:r>
+        <w:t xml:space="preserve"> </w:t>
+      </w:r>
+      <w:r>
+        <w:t xml:space="preserve">taşımak zorunda kalır (cihaz artık güvenilir değildir).</w:t>
+      </w:r>
+    </w:p>
+    <w:p>
+      <w:pPr>
+        <w:pStyle w:val="Compact"/>
+        <w:numPr>
+          <w:ilvl w:val="0"/>
+          <w:numId w:val="1002"/>
+        </w:numPr>
+      </w:pPr>
+      <w:r>
+        <w:rPr>
+          <w:b/>
+          <w:bCs/>
+        </w:rPr>
+        <w:t xml:space="preserve">2012</w:t>
+      </w:r>
+      <w:r>
+        <w:t xml:space="preserve"> </w:t>
+      </w:r>
+      <w:r>
+        <w:t xml:space="preserve">— Gartner</w:t>
+      </w:r>
+      <w:r>
+        <w:t xml:space="preserve"> </w:t>
+      </w:r>
+      <w:r>
+        <w:rPr>
+          <w:b/>
+          <w:bCs/>
+        </w:rPr>
+        <w:t xml:space="preserve">RASP</w:t>
+      </w:r>
+      <w:r>
+        <w:t xml:space="preserve"> </w:t>
+      </w:r>
+      <w:r>
+        <w:t xml:space="preserve">(Runtime Application Self-Protection) terimini ortaya atar: koruma, uygulamanın</w:t>
+      </w:r>
+      <w:r>
+        <w:t xml:space="preserve"> </w:t>
+      </w:r>
+      <w:r>
+        <w:rPr>
+          <w:b/>
+          <w:bCs/>
+        </w:rPr>
+        <w:t xml:space="preserve">içinde</w:t>
+      </w:r>
+      <w:r>
+        <w:t xml:space="preserve"> </w:t>
+      </w:r>
+      <w:r>
+        <w:t xml:space="preserve">çalışır.</w:t>
+      </w:r>
+    </w:p>
+    <w:p>
+      <w:pPr>
+        <w:pStyle w:val="Compact"/>
+        <w:numPr>
+          <w:ilvl w:val="0"/>
+          <w:numId w:val="1002"/>
+        </w:numPr>
+      </w:pPr>
+      <w:r>
+        <w:rPr>
+          <w:b/>
+          <w:bCs/>
+        </w:rPr>
+        <w:t xml:space="preserve">2010’lar–bugün</w:t>
+      </w:r>
+      <w:r>
+        <w:t xml:space="preserve"> </w:t>
+      </w:r>
+      <w:r>
+        <w:t xml:space="preserve">—</w:t>
+      </w:r>
+      <w:r>
+        <w:t xml:space="preserve"> </w:t>
+      </w:r>
+      <w:r>
+        <w:rPr>
+          <w:b/>
+          <w:bCs/>
+        </w:rPr>
+        <w:t xml:space="preserve">OWASP MASVS-RESILIENCE</w:t>
+      </w:r>
+      <w:r>
+        <w:t xml:space="preserve"> </w:t>
+      </w:r>
+      <w:r>
+        <w:t xml:space="preserve">bu beklentileri denetlenebilir gereksinimlere çevirir (13. hafta).</w:t>
+      </w:r>
+    </w:p>
+    <w:p>
+      <w:pPr>
+        <w:pStyle w:val="BlockText"/>
+      </w:pPr>
+      <w:r>
+        <w:t xml:space="preserve">Kısacası RASP yeni bir fikir değil;</w:t>
+      </w:r>
+      <w:r>
+        <w:t xml:space="preserve"> </w:t>
+      </w:r>
+      <w:r>
+        <w:rPr>
+          <w:b/>
+          <w:bCs/>
+        </w:rPr>
+        <w:t xml:space="preserve">MATE saldırganına</w:t>
+      </w:r>
+      <w:r>
+        <w:t xml:space="preserve"> </w:t>
+      </w:r>
+      <w:r>
+        <w:t xml:space="preserve">verilen kurumsal cevabın adıdır.</w:t>
+      </w:r>
+    </w:p>
+    <w:p>
+      <w:pPr>
+        <w:pStyle w:val="FirstParagraph"/>
       </w:pPr>
       <w:r>
         <w:rPr>
@@ -2336,7 +2540,7 @@
         <w:pStyle w:val="Compact"/>
         <w:numPr>
           <w:ilvl w:val="0"/>
-          <w:numId w:val="1002"/>
+          <w:numId w:val="1003"/>
         </w:numPr>
       </w:pPr>
       <w:r>
@@ -2364,7 +2568,7 @@
         <w:pStyle w:val="Compact"/>
         <w:numPr>
           <w:ilvl w:val="0"/>
-          <w:numId w:val="1002"/>
+          <w:numId w:val="1003"/>
         </w:numPr>
       </w:pPr>
       <w:r>
@@ -2408,7 +2612,7 @@
         <w:pStyle w:val="Compact"/>
         <w:numPr>
           <w:ilvl w:val="0"/>
-          <w:numId w:val="1002"/>
+          <w:numId w:val="1003"/>
         </w:numPr>
       </w:pPr>
       <w:r>
@@ -3260,7 +3464,7 @@
         <w:pStyle w:val="Compact"/>
         <w:numPr>
           <w:ilvl w:val="0"/>
-          <w:numId w:val="1003"/>
+          <w:numId w:val="1004"/>
         </w:numPr>
       </w:pPr>
       <w:r>
@@ -3294,384 +3498,6 @@
       </w:r>
       <w:r>
         <w:t xml:space="preserve">biçimde yapılır. Saldırgan bir noktayı yamaladığında diğerleri hâlâ çalışır.</w:t>
-      </w:r>
-    </w:p>
-    <w:p>
-      <w:pPr>
-        <w:pStyle w:val="Compact"/>
-        <w:numPr>
-          <w:ilvl w:val="0"/>
-          <w:numId w:val="1003"/>
-        </w:numPr>
-      </w:pPr>
-      <w:r>
-        <w:rPr>
-          <w:b/>
-          <w:bCs/>
-        </w:rPr>
-        <w:t xml:space="preserve">Karşılıklı denetim:</w:t>
-      </w:r>
-      <w:r>
-        <w:t xml:space="preserve"> </w:t>
-      </w:r>
-      <w:r>
-        <w:t xml:space="preserve">Yönetilen katman (Java) ile native katman birbirinin bütünlüğünü denetler; biri</w:t>
-      </w:r>
-      <w:r>
-        <w:t xml:space="preserve"> </w:t>
-      </w:r>
-      <w:r>
-        <w:t xml:space="preserve">değiştirilirse diğeri fark eder (5. haftadaki ayrık parmak izi ve 1. haftadaki arayüz tablosunda</w:t>
-      </w:r>
-      <w:r>
-        <w:t xml:space="preserve"> </w:t>
-      </w:r>
-      <w:r>
-        <w:t xml:space="preserve">“karşılıklı</w:t>
-      </w:r>
-      <w:r>
-        <w:t xml:space="preserve"> </w:t>
-      </w:r>
-      <w:r>
-        <w:t xml:space="preserve">bütünlük denetimi”</w:t>
-      </w:r>
-      <w:r>
-        <w:t xml:space="preserve">).</w:t>
-      </w:r>
-    </w:p>
-    <w:p>
-      <w:pPr>
-        <w:pStyle w:val="Compact"/>
-        <w:numPr>
-          <w:ilvl w:val="0"/>
-          <w:numId w:val="1003"/>
-        </w:numPr>
-      </w:pPr>
-      <w:r>
-        <w:rPr>
-          <w:b/>
-          <w:bCs/>
-        </w:rPr>
-        <w:t xml:space="preserve">Korunan fonksiyonun içinde:</w:t>
-      </w:r>
-      <w:r>
-        <w:t xml:space="preserve"> </w:t>
-      </w:r>
-      <w:r>
-        <w:t xml:space="preserve">Değerli bir fonksiyon (ör. dize çözme ya da anahtar türetme), kendi giriş</w:t>
-      </w:r>
-      <w:r>
-        <w:t xml:space="preserve"> </w:t>
-      </w:r>
-      <w:r>
-        <w:t xml:space="preserve">noktasında birkaç denetimi</w:t>
-      </w:r>
-      <w:r>
-        <w:t xml:space="preserve"> </w:t>
-      </w:r>
-      <w:r>
-        <w:rPr>
-          <w:b/>
-          <w:bCs/>
-        </w:rPr>
-        <w:t xml:space="preserve">kendisi</w:t>
-      </w:r>
-      <w:r>
-        <w:t xml:space="preserve"> </w:t>
-      </w:r>
-      <w:r>
-        <w:t xml:space="preserve">yapar. Sahada böyle tek bir fonksiyonun, yüklenme anında zaten yapılmış</w:t>
-      </w:r>
-      <w:r>
-        <w:t xml:space="preserve"> </w:t>
-      </w:r>
-      <w:r>
-        <w:t xml:space="preserve">denetimlere ek olarak kendi başına on beşe yakın denetimle (kod bütünlüğü, hata ayıklayıcı, ortam, root, kontrol</w:t>
-      </w:r>
-      <w:r>
-        <w:t xml:space="preserve"> </w:t>
-      </w:r>
-      <w:r>
-        <w:t xml:space="preserve">akışı sayacı) korunduğu görülür. Performans nedeniyle, yalnız iç kullanımdaki sürümlerinde bu denetimlerin bir kısmı</w:t>
-      </w:r>
-      <w:r>
-        <w:t xml:space="preserve"> </w:t>
-      </w:r>
-      <w:r>
-        <w:t xml:space="preserve">giriş noktasına indirilir.</w:t>
-      </w:r>
-    </w:p>
-    <w:p>
-      <w:pPr>
-        <w:pStyle w:val="Compact"/>
-        <w:numPr>
-          <w:ilvl w:val="0"/>
-          <w:numId w:val="1003"/>
-        </w:numPr>
-      </w:pPr>
-      <w:r>
-        <w:rPr>
-          <w:b/>
-          <w:bCs/>
-        </w:rPr>
-        <w:t xml:space="preserve">Sahte parametreler:</w:t>
-      </w:r>
-      <w:r>
-        <w:t xml:space="preserve"> </w:t>
-      </w:r>
-      <w:r>
-        <w:t xml:space="preserve">Hassas fonksiyonların giriş noktalarında, programcının okunabilirliği için makroyla gizlenen</w:t>
-      </w:r>
-      <w:r>
-        <w:t xml:space="preserve"> </w:t>
-      </w:r>
-      <w:r>
-        <w:t xml:space="preserve">ve bir bütünlük denetimini tetikleyen ek parametreler bulunabilir (4. haftadaki</w:t>
-      </w:r>
-      <w:r>
-        <w:t xml:space="preserve"> </w:t>
-      </w:r>
-      <w:r>
-        <w:t xml:space="preserve">“sahte parametreler”</w:t>
-      </w:r>
-      <w:r>
-        <w:t xml:space="preserve">).</w:t>
-      </w:r>
-    </w:p>
-    <w:bookmarkEnd w:id="29"/>
-    <w:bookmarkStart w:id="30" w:name="Xabfa2449fa78cd2b332efb098a8e6b55b499998"/>
-    <w:p>
-      <w:pPr>
-        <w:pStyle w:val="Heading3"/>
-      </w:pPr>
-      <w:r>
-        <w:t xml:space="preserve">Nasıl karar verir? Merkezî değil, veri bağımlı</w:t>
-      </w:r>
-    </w:p>
-    <w:p>
-      <w:pPr>
-        <w:pStyle w:val="FirstParagraph"/>
-      </w:pPr>
-      <w:r>
-        <w:t xml:space="preserve">En zayıf tasarım şudur:</w:t>
-      </w:r>
-    </w:p>
-    <w:p>
-      <w:pPr>
-        <w:pStyle w:val="BodyText"/>
-      </w:pPr>
-      <w:r>
-        <w:rPr>
-          <w:b/>
-          <w:bCs/>
-        </w:rPr>
-        <w:t xml:space="preserve">Zayıf: tek karar noktası</w:t>
-      </w:r>
-    </w:p>
-    <w:p>
-      <w:pPr>
-        <w:pStyle w:val="SourceCode"/>
-      </w:pPr>
-      <w:r>
-        <w:rPr>
-          <w:rStyle w:val="ControlFlowTok"/>
-        </w:rPr>
-        <w:t xml:space="preserve">if</w:t>
-      </w:r>
-      <w:r>
-        <w:rPr>
-          <w:rStyle w:val="NormalTok"/>
-        </w:rPr>
-        <w:t xml:space="preserve"> </w:t>
-      </w:r>
-      <w:r>
-        <w:rPr>
-          <w:rStyle w:val="OperatorTok"/>
-        </w:rPr>
-        <w:t xml:space="preserve">(</w:t>
-      </w:r>
-      <w:r>
-        <w:rPr>
-          <w:rStyle w:val="NormalTok"/>
-        </w:rPr>
-        <w:t xml:space="preserve">hata_ayiklayici_var</w:t>
-      </w:r>
-      <w:r>
-        <w:rPr>
-          <w:rStyle w:val="OperatorTok"/>
-        </w:rPr>
-        <w:t xml:space="preserve">()</w:t>
-      </w:r>
-      <w:r>
-        <w:rPr>
-          <w:rStyle w:val="NormalTok"/>
-        </w:rPr>
-        <w:t xml:space="preserve"> </w:t>
-      </w:r>
-      <w:r>
-        <w:rPr>
-          <w:rStyle w:val="OperatorTok"/>
-        </w:rPr>
-        <w:t xml:space="preserve">||</w:t>
-      </w:r>
-      <w:r>
-        <w:rPr>
-          <w:rStyle w:val="NormalTok"/>
-        </w:rPr>
-        <w:t xml:space="preserve"> root_var</w:t>
-      </w:r>
-      <w:r>
-        <w:rPr>
-          <w:rStyle w:val="OperatorTok"/>
-        </w:rPr>
-        <w:t xml:space="preserve">()</w:t>
-      </w:r>
-      <w:r>
-        <w:rPr>
-          <w:rStyle w:val="NormalTok"/>
-        </w:rPr>
-        <w:t xml:space="preserve"> </w:t>
-      </w:r>
-      <w:r>
-        <w:rPr>
-          <w:rStyle w:val="OperatorTok"/>
-        </w:rPr>
-        <w:t xml:space="preserve">||</w:t>
-      </w:r>
-      <w:r>
-        <w:rPr>
-          <w:rStyle w:val="NormalTok"/>
-        </w:rPr>
-        <w:t xml:space="preserve"> butunluk_bozuk</w:t>
-      </w:r>
-      <w:r>
-        <w:rPr>
-          <w:rStyle w:val="OperatorTok"/>
-        </w:rPr>
-        <w:t xml:space="preserve">())</w:t>
-      </w:r>
-      <w:r>
-        <w:br/>
-      </w:r>
-      <w:r>
-        <w:rPr>
-          <w:rStyle w:val="NormalTok"/>
-        </w:rPr>
-        <w:t xml:space="preserve">    </w:t>
-      </w:r>
-      <w:r>
-        <w:rPr>
-          <w:rStyle w:val="ControlFlowTok"/>
-        </w:rPr>
-        <w:t xml:space="preserve">return</w:t>
-      </w:r>
-      <w:r>
-        <w:rPr>
-          <w:rStyle w:val="NormalTok"/>
-        </w:rPr>
-        <w:t xml:space="preserve"> HATA</w:t>
-      </w:r>
-      <w:r>
-        <w:rPr>
-          <w:rStyle w:val="OperatorTok"/>
-        </w:rPr>
-        <w:t xml:space="preserve">;</w:t>
-      </w:r>
-      <w:r>
-        <w:rPr>
-          <w:rStyle w:val="NormalTok"/>
-        </w:rPr>
-        <w:t xml:space="preserve">                     </w:t>
-      </w:r>
-      <w:r>
-        <w:rPr>
-          <w:rStyle w:val="CommentTok"/>
-        </w:rPr>
-        <w:t xml:space="preserve">/* bu tek satırı değiştiren her şeyi atlatır */</w:t>
-      </w:r>
-      <w:r>
-        <w:br/>
-      </w:r>
-      <w:r>
-        <w:rPr>
-          <w:rStyle w:val="NormalTok"/>
-        </w:rPr>
-        <w:t xml:space="preserve">anahtari_coz</w:t>
-      </w:r>
-      <w:r>
-        <w:rPr>
-          <w:rStyle w:val="OperatorTok"/>
-        </w:rPr>
-        <w:t xml:space="preserve">();</w:t>
-      </w:r>
-    </w:p>
-    <w:p>
-      <w:pPr>
-        <w:pStyle w:val="FirstParagraph"/>
-      </w:pPr>
-      <w:r>
-        <w:t xml:space="preserve">Tek bir karşılaştırmayı ters çeviren (ya da</w:t>
-      </w:r>
-      <w:r>
-        <w:t xml:space="preserve"> </w:t>
-      </w:r>
-      <w:r>
-        <w:rPr>
-          <w:rStyle w:val="VerbatimChar"/>
-        </w:rPr>
-        <w:t xml:space="preserve">hata_ayiklayici_var</w:t>
-      </w:r>
-      <w:r>
-        <w:t xml:space="preserve"> </w:t>
-      </w:r>
-      <w:r>
-        <w:t xml:space="preserve">fonksiyonunun hep</w:t>
-      </w:r>
-      <w:r>
-        <w:t xml:space="preserve"> </w:t>
-      </w:r>
-      <w:r>
-        <w:t xml:space="preserve">“hayır”</w:t>
-      </w:r>
-      <w:r>
-        <w:t xml:space="preserve"> </w:t>
-      </w:r>
-      <w:r>
-        <w:t xml:space="preserve">döndürmesini sağlayan)</w:t>
-      </w:r>
-      <w:r>
-        <w:t xml:space="preserve"> </w:t>
-      </w:r>
-      <w:r>
-        <w:t xml:space="preserve">saldırgan bütün korumayı geçer. Güçlü tasarımda denetimlerin sonucu bir</w:t>
-      </w:r>
-      <w:r>
-        <w:t xml:space="preserve"> </w:t>
-      </w:r>
-      <w:r>
-        <w:rPr>
-          <w:rStyle w:val="VerbatimChar"/>
-        </w:rPr>
-        <w:t xml:space="preserve">if</w:t>
-      </w:r>
-      <w:r>
-        <w:t xml:space="preserve">’e değil,</w:t>
-      </w:r>
-      <w:r>
-        <w:t xml:space="preserve"> </w:t>
-      </w:r>
-      <w:r>
-        <w:rPr>
-          <w:b/>
-          <w:bCs/>
-        </w:rPr>
-        <w:t xml:space="preserve">sonraki hesabın verisine</w:t>
-      </w:r>
-      <w:r>
-        <w:t xml:space="preserve"> </w:t>
-      </w:r>
-      <w:r>
-        <w:t xml:space="preserve">karışır:</w:t>
       </w:r>
     </w:p>
     <w:p>
@@ -3683,23 +3509,38 @@
         </w:numPr>
       </w:pPr>
       <w:r>
-        <w:t xml:space="preserve">Denetim sonuçları anahtar türetmeye katılır: ortam temizse doğru anahtar, değilse</w:t>
-      </w:r>
-      <w:r>
-        <w:t xml:space="preserve"> </w:t>
-      </w:r>
-      <w:r>
-        <w:rPr>
-          <w:b/>
-          <w:bCs/>
-        </w:rPr>
-        <w:t xml:space="preserve">farklı ama geçerli görünen</w:t>
-      </w:r>
-      <w:r>
-        <w:t xml:space="preserve"> </w:t>
-      </w:r>
-      <w:r>
-        <w:t xml:space="preserve">bir anahtar çıkar (kontrol akışı sayacı ve tepki politikasındaki decoy çıktı bu fikrin iki uygulamasıdır).</w:t>
+        <w:rPr>
+          <w:b/>
+          <w:bCs/>
+        </w:rPr>
+        <w:t xml:space="preserve">Karşılıklı denetim:</w:t>
+      </w:r>
+      <w:r>
+        <w:t xml:space="preserve"> </w:t>
+      </w:r>
+      <w:r>
+        <w:t xml:space="preserve">Yönetilen katman (Java) ile native katman birbirinin bütünlüğünü denetler; biri</w:t>
+      </w:r>
+      <w:r>
+        <w:t xml:space="preserve"> </w:t>
+      </w:r>
+      <w:r>
+        <w:t xml:space="preserve">değiştirilirse diğeri fark eder (5. haftadaki ayrık parmak izi ve 1. haftadaki arayüz tablosunda</w:t>
+      </w:r>
+      <w:r>
+        <w:t xml:space="preserve"> </w:t>
+      </w:r>
+      <w:r>
+        <w:t xml:space="preserve">“karşılıklı</w:t>
+      </w:r>
+      <w:r>
+        <w:t xml:space="preserve"> </w:t>
+      </w:r>
+      <w:r>
+        <w:t xml:space="preserve">bütünlük denetimi”</w:t>
+      </w:r>
+      <w:r>
+        <w:t xml:space="preserve">).</w:t>
       </w:r>
     </w:p>
     <w:p>
@@ -3711,16 +3552,57 @@
         </w:numPr>
       </w:pPr>
       <w:r>
-        <w:t xml:space="preserve">Denetim sonuçları opak değerlerle taşınır (4. hafta): tek bir baytı değiştirerek</w:t>
-      </w:r>
-      <w:r>
-        <w:t xml:space="preserve"> </w:t>
-      </w:r>
-      <w:r>
-        <w:t xml:space="preserve">“geçti”</w:t>
-      </w:r>
-      <w:r>
-        <w:t xml:space="preserve">ye çevrilemez.</w:t>
+        <w:rPr>
+          <w:b/>
+          <w:bCs/>
+        </w:rPr>
+        <w:t xml:space="preserve">Korunan fonksiyonun içinde:</w:t>
+      </w:r>
+      <w:r>
+        <w:t xml:space="preserve"> </w:t>
+      </w:r>
+      <w:r>
+        <w:t xml:space="preserve">Değerli bir fonksiyon (ör. dize çözme ya da anahtar türetme), kendi giriş</w:t>
+      </w:r>
+      <w:r>
+        <w:t xml:space="preserve"> </w:t>
+      </w:r>
+      <w:r>
+        <w:t xml:space="preserve">noktasında birkaç denetimi</w:t>
+      </w:r>
+      <w:r>
+        <w:t xml:space="preserve"> </w:t>
+      </w:r>
+      <w:r>
+        <w:rPr>
+          <w:b/>
+          <w:bCs/>
+        </w:rPr>
+        <w:t xml:space="preserve">kendisi</w:t>
+      </w:r>
+      <w:r>
+        <w:t xml:space="preserve"> </w:t>
+      </w:r>
+      <w:r>
+        <w:t xml:space="preserve">yapar. Sahada böyle tek bir fonksiyonun, yüklenme anında zaten yapılmış</w:t>
+      </w:r>
+      <w:r>
+        <w:t xml:space="preserve"> </w:t>
+      </w:r>
+      <w:r>
+        <w:t xml:space="preserve">denetimlere ek olarak kendi başına on beşe yakın denetimle (kod bütünlüğü, hata ayıklayıcı, ortam, root, kontrol</w:t>
+      </w:r>
+      <w:r>
+        <w:t xml:space="preserve"> </w:t>
+      </w:r>
+      <w:r>
+        <w:t xml:space="preserve">akışı sayacı) korunduğu görülür. Performans nedeniyle, yalnız iç kullanımdaki sürümlerinde bu denetimlerin bir kısmı</w:t>
+      </w:r>
+      <w:r>
+        <w:t xml:space="preserve"> </w:t>
+      </w:r>
+      <w:r>
+        <w:t xml:space="preserve">giriş noktasına indirilir.</w:t>
       </w:r>
     </w:p>
     <w:p>
@@ -3729,6 +3611,328 @@
         <w:numPr>
           <w:ilvl w:val="0"/>
           <w:numId w:val="1004"/>
+        </w:numPr>
+      </w:pPr>
+      <w:r>
+        <w:rPr>
+          <w:b/>
+          <w:bCs/>
+        </w:rPr>
+        <w:t xml:space="preserve">Sahte parametreler:</w:t>
+      </w:r>
+      <w:r>
+        <w:t xml:space="preserve"> </w:t>
+      </w:r>
+      <w:r>
+        <w:t xml:space="preserve">Hassas fonksiyonların giriş noktalarında, programcının okunabilirliği için makroyla gizlenen</w:t>
+      </w:r>
+      <w:r>
+        <w:t xml:space="preserve"> </w:t>
+      </w:r>
+      <w:r>
+        <w:t xml:space="preserve">ve bir bütünlük denetimini tetikleyen ek parametreler bulunabilir (4. haftadaki</w:t>
+      </w:r>
+      <w:r>
+        <w:t xml:space="preserve"> </w:t>
+      </w:r>
+      <w:r>
+        <w:t xml:space="preserve">“sahte parametreler”</w:t>
+      </w:r>
+      <w:r>
+        <w:t xml:space="preserve">).</w:t>
+      </w:r>
+    </w:p>
+    <w:bookmarkEnd w:id="29"/>
+    <w:bookmarkStart w:id="30" w:name="Xabfa2449fa78cd2b332efb098a8e6b55b499998"/>
+    <w:p>
+      <w:pPr>
+        <w:pStyle w:val="Heading3"/>
+      </w:pPr>
+      <w:r>
+        <w:t xml:space="preserve">Nasıl karar verir? Merkezî değil, veri bağımlı</w:t>
+      </w:r>
+    </w:p>
+    <w:p>
+      <w:pPr>
+        <w:pStyle w:val="FirstParagraph"/>
+      </w:pPr>
+      <w:r>
+        <w:t xml:space="preserve">En zayıf tasarım şudur:</w:t>
+      </w:r>
+    </w:p>
+    <w:p>
+      <w:pPr>
+        <w:pStyle w:val="BodyText"/>
+      </w:pPr>
+      <w:r>
+        <w:rPr>
+          <w:b/>
+          <w:bCs/>
+        </w:rPr>
+        <w:t xml:space="preserve">Zayıf: tek karar noktası</w:t>
+      </w:r>
+    </w:p>
+    <w:p>
+      <w:pPr>
+        <w:pStyle w:val="SourceCode"/>
+      </w:pPr>
+      <w:r>
+        <w:rPr>
+          <w:rStyle w:val="ControlFlowTok"/>
+        </w:rPr>
+        <w:t xml:space="preserve">if</w:t>
+      </w:r>
+      <w:r>
+        <w:rPr>
+          <w:rStyle w:val="NormalTok"/>
+        </w:rPr>
+        <w:t xml:space="preserve"> </w:t>
+      </w:r>
+      <w:r>
+        <w:rPr>
+          <w:rStyle w:val="OperatorTok"/>
+        </w:rPr>
+        <w:t xml:space="preserve">(</w:t>
+      </w:r>
+      <w:r>
+        <w:rPr>
+          <w:rStyle w:val="NormalTok"/>
+        </w:rPr>
+        <w:t xml:space="preserve">hata_ayiklayici_var</w:t>
+      </w:r>
+      <w:r>
+        <w:rPr>
+          <w:rStyle w:val="OperatorTok"/>
+        </w:rPr>
+        <w:t xml:space="preserve">()</w:t>
+      </w:r>
+      <w:r>
+        <w:rPr>
+          <w:rStyle w:val="NormalTok"/>
+        </w:rPr>
+        <w:t xml:space="preserve"> </w:t>
+      </w:r>
+      <w:r>
+        <w:rPr>
+          <w:rStyle w:val="OperatorTok"/>
+        </w:rPr>
+        <w:t xml:space="preserve">||</w:t>
+      </w:r>
+      <w:r>
+        <w:rPr>
+          <w:rStyle w:val="NormalTok"/>
+        </w:rPr>
+        <w:t xml:space="preserve"> root_var</w:t>
+      </w:r>
+      <w:r>
+        <w:rPr>
+          <w:rStyle w:val="OperatorTok"/>
+        </w:rPr>
+        <w:t xml:space="preserve">()</w:t>
+      </w:r>
+      <w:r>
+        <w:rPr>
+          <w:rStyle w:val="NormalTok"/>
+        </w:rPr>
+        <w:t xml:space="preserve"> </w:t>
+      </w:r>
+      <w:r>
+        <w:rPr>
+          <w:rStyle w:val="OperatorTok"/>
+        </w:rPr>
+        <w:t xml:space="preserve">||</w:t>
+      </w:r>
+      <w:r>
+        <w:rPr>
+          <w:rStyle w:val="NormalTok"/>
+        </w:rPr>
+        <w:t xml:space="preserve"> butunluk_bozuk</w:t>
+      </w:r>
+      <w:r>
+        <w:rPr>
+          <w:rStyle w:val="OperatorTok"/>
+        </w:rPr>
+        <w:t xml:space="preserve">())</w:t>
+      </w:r>
+      <w:r>
+        <w:br/>
+      </w:r>
+      <w:r>
+        <w:rPr>
+          <w:rStyle w:val="NormalTok"/>
+        </w:rPr>
+        <w:t xml:space="preserve">    </w:t>
+      </w:r>
+      <w:r>
+        <w:rPr>
+          <w:rStyle w:val="ControlFlowTok"/>
+        </w:rPr>
+        <w:t xml:space="preserve">return</w:t>
+      </w:r>
+      <w:r>
+        <w:rPr>
+          <w:rStyle w:val="NormalTok"/>
+        </w:rPr>
+        <w:t xml:space="preserve"> HATA</w:t>
+      </w:r>
+      <w:r>
+        <w:rPr>
+          <w:rStyle w:val="OperatorTok"/>
+        </w:rPr>
+        <w:t xml:space="preserve">;</w:t>
+      </w:r>
+      <w:r>
+        <w:rPr>
+          <w:rStyle w:val="NormalTok"/>
+        </w:rPr>
+        <w:t xml:space="preserve">                     </w:t>
+      </w:r>
+      <w:r>
+        <w:rPr>
+          <w:rStyle w:val="CommentTok"/>
+        </w:rPr>
+        <w:t xml:space="preserve">/* bu tek satırı değiştiren her şeyi atlatır */</w:t>
+      </w:r>
+      <w:r>
+        <w:br/>
+      </w:r>
+      <w:r>
+        <w:rPr>
+          <w:rStyle w:val="NormalTok"/>
+        </w:rPr>
+        <w:t xml:space="preserve">anahtari_coz</w:t>
+      </w:r>
+      <w:r>
+        <w:rPr>
+          <w:rStyle w:val="OperatorTok"/>
+        </w:rPr>
+        <w:t xml:space="preserve">();</w:t>
+      </w:r>
+    </w:p>
+    <w:p>
+      <w:pPr>
+        <w:pStyle w:val="FirstParagraph"/>
+      </w:pPr>
+      <w:r>
+        <w:t xml:space="preserve">Tek bir karşılaştırmayı ters çeviren (ya da</w:t>
+      </w:r>
+      <w:r>
+        <w:t xml:space="preserve"> </w:t>
+      </w:r>
+      <w:r>
+        <w:rPr>
+          <w:rStyle w:val="VerbatimChar"/>
+        </w:rPr>
+        <w:t xml:space="preserve">hata_ayiklayici_var</w:t>
+      </w:r>
+      <w:r>
+        <w:t xml:space="preserve"> </w:t>
+      </w:r>
+      <w:r>
+        <w:t xml:space="preserve">fonksiyonunun hep</w:t>
+      </w:r>
+      <w:r>
+        <w:t xml:space="preserve"> </w:t>
+      </w:r>
+      <w:r>
+        <w:t xml:space="preserve">“hayır”</w:t>
+      </w:r>
+      <w:r>
+        <w:t xml:space="preserve"> </w:t>
+      </w:r>
+      <w:r>
+        <w:t xml:space="preserve">döndürmesini sağlayan)</w:t>
+      </w:r>
+      <w:r>
+        <w:t xml:space="preserve"> </w:t>
+      </w:r>
+      <w:r>
+        <w:t xml:space="preserve">saldırgan bütün korumayı geçer. Güçlü tasarımda denetimlerin sonucu bir</w:t>
+      </w:r>
+      <w:r>
+        <w:t xml:space="preserve"> </w:t>
+      </w:r>
+      <w:r>
+        <w:rPr>
+          <w:rStyle w:val="VerbatimChar"/>
+        </w:rPr>
+        <w:t xml:space="preserve">if</w:t>
+      </w:r>
+      <w:r>
+        <w:t xml:space="preserve">’e değil,</w:t>
+      </w:r>
+      <w:r>
+        <w:t xml:space="preserve"> </w:t>
+      </w:r>
+      <w:r>
+        <w:rPr>
+          <w:b/>
+          <w:bCs/>
+        </w:rPr>
+        <w:t xml:space="preserve">sonraki hesabın verisine</w:t>
+      </w:r>
+      <w:r>
+        <w:t xml:space="preserve"> </w:t>
+      </w:r>
+      <w:r>
+        <w:t xml:space="preserve">karışır:</w:t>
+      </w:r>
+    </w:p>
+    <w:p>
+      <w:pPr>
+        <w:pStyle w:val="Compact"/>
+        <w:numPr>
+          <w:ilvl w:val="0"/>
+          <w:numId w:val="1005"/>
+        </w:numPr>
+      </w:pPr>
+      <w:r>
+        <w:t xml:space="preserve">Denetim sonuçları anahtar türetmeye katılır: ortam temizse doğru anahtar, değilse</w:t>
+      </w:r>
+      <w:r>
+        <w:t xml:space="preserve"> </w:t>
+      </w:r>
+      <w:r>
+        <w:rPr>
+          <w:b/>
+          <w:bCs/>
+        </w:rPr>
+        <w:t xml:space="preserve">farklı ama geçerli görünen</w:t>
+      </w:r>
+      <w:r>
+        <w:t xml:space="preserve"> </w:t>
+      </w:r>
+      <w:r>
+        <w:t xml:space="preserve">bir anahtar çıkar (kontrol akışı sayacı ve tepki politikasındaki decoy çıktı bu fikrin iki uygulamasıdır).</w:t>
+      </w:r>
+    </w:p>
+    <w:p>
+      <w:pPr>
+        <w:pStyle w:val="Compact"/>
+        <w:numPr>
+          <w:ilvl w:val="0"/>
+          <w:numId w:val="1005"/>
+        </w:numPr>
+      </w:pPr>
+      <w:r>
+        <w:t xml:space="preserve">Denetim sonuçları opak değerlerle taşınır (4. hafta): tek bir baytı değiştirerek</w:t>
+      </w:r>
+      <w:r>
+        <w:t xml:space="preserve"> </w:t>
+      </w:r>
+      <w:r>
+        <w:t xml:space="preserve">“geçti”</w:t>
+      </w:r>
+      <w:r>
+        <w:t xml:space="preserve">ye çevrilemez.</w:t>
+      </w:r>
+    </w:p>
+    <w:p>
+      <w:pPr>
+        <w:pStyle w:val="Compact"/>
+        <w:numPr>
+          <w:ilvl w:val="0"/>
+          <w:numId w:val="1005"/>
         </w:numPr>
       </w:pPr>
       <w:r>
@@ -5531,55 +5735,27 @@
         <w:pStyle w:val="Compact"/>
         <w:numPr>
           <w:ilvl w:val="0"/>
-          <w:numId w:val="1005"/>
-        </w:numPr>
-      </w:pPr>
-      <w:r>
-        <w:t xml:space="preserve">Bütünlük</w:t>
-      </w:r>
-      <w:r>
-        <w:t xml:space="preserve"> </w:t>
-      </w:r>
-      <w:r>
-        <w:rPr>
-          <w:b/>
-          <w:bCs/>
-        </w:rPr>
-        <w:t xml:space="preserve">kriptografik</w:t>
-      </w:r>
-      <w:r>
-        <w:t xml:space="preserve"> </w:t>
-      </w:r>
-      <w:r>
-        <w:t xml:space="preserve">mi (CRC değil)?</w:t>
-      </w:r>
-    </w:p>
-    <w:p>
-      <w:pPr>
-        <w:pStyle w:val="Compact"/>
-        <w:numPr>
-          <w:ilvl w:val="0"/>
           <w:numId w:val="1006"/>
         </w:numPr>
       </w:pPr>
       <w:r>
-        <w:t xml:space="preserve">Denetim yalnız başlangıçta değil,</w:t>
-      </w:r>
-      <w:r>
-        <w:t xml:space="preserve"> </w:t>
-      </w:r>
-      <w:r>
-        <w:rPr>
-          <w:b/>
-          <w:bCs/>
-        </w:rPr>
-        <w:t xml:space="preserve">periyodik</w:t>
-      </w:r>
-      <w:r>
-        <w:t xml:space="preserve"> </w:t>
-      </w:r>
-      <w:r>
-        <w:t xml:space="preserve">mi?</w:t>
+        <w:t xml:space="preserve">Bütünlük</w:t>
+      </w:r>
+      <w:r>
+        <w:t xml:space="preserve"> </w:t>
+      </w:r>
+      <w:r>
+        <w:rPr>
+          <w:b/>
+          <w:bCs/>
+        </w:rPr>
+        <w:t xml:space="preserve">kriptografik</w:t>
+      </w:r>
+      <w:r>
+        <w:t xml:space="preserve"> </w:t>
+      </w:r>
+      <w:r>
+        <w:t xml:space="preserve">mi (CRC değil)?</w:t>
       </w:r>
     </w:p>
     <w:p>
@@ -5591,23 +5767,23 @@
         </w:numPr>
       </w:pPr>
       <w:r>
-        <w:t xml:space="preserve">Tek bir denetleyici mi var, yoksa</w:t>
-      </w:r>
-      <w:r>
-        <w:t xml:space="preserve"> </w:t>
-      </w:r>
-      <w:r>
-        <w:rPr>
-          <w:b/>
-          <w:bCs/>
-        </w:rPr>
-        <w:t xml:space="preserve">örtüşen</w:t>
-      </w:r>
-      <w:r>
-        <w:t xml:space="preserve"> </w:t>
-      </w:r>
-      <w:r>
-        <w:t xml:space="preserve">denetleyiciler mi?</w:t>
+        <w:t xml:space="preserve">Denetim yalnız başlangıçta değil,</w:t>
+      </w:r>
+      <w:r>
+        <w:t xml:space="preserve"> </w:t>
+      </w:r>
+      <w:r>
+        <w:rPr>
+          <w:b/>
+          <w:bCs/>
+        </w:rPr>
+        <w:t xml:space="preserve">periyodik</w:t>
+      </w:r>
+      <w:r>
+        <w:t xml:space="preserve"> </w:t>
+      </w:r>
+      <w:r>
+        <w:t xml:space="preserve">mi?</w:t>
       </w:r>
     </w:p>
     <w:p>
@@ -5619,22 +5795,23 @@
         </w:numPr>
       </w:pPr>
       <w:r>
-        <w:t xml:space="preserve">Sonuç bir davranışa (veri bağımlılığı) mı bağlı, yoksa yalnız bir</w:t>
-      </w:r>
-      <w:r>
-        <w:t xml:space="preserve"> </w:t>
-      </w:r>
-      <w:r>
-        <w:rPr>
-          <w:rStyle w:val="VerbatimChar"/>
-        </w:rPr>
-        <w:t xml:space="preserve">if</w:t>
-      </w:r>
-      <w:r>
-        <w:t xml:space="preserve"> </w:t>
-      </w:r>
-      <w:r>
-        <w:t xml:space="preserve">mi?</w:t>
+        <w:t xml:space="preserve">Tek bir denetleyici mi var, yoksa</w:t>
+      </w:r>
+      <w:r>
+        <w:t xml:space="preserve"> </w:t>
+      </w:r>
+      <w:r>
+        <w:rPr>
+          <w:b/>
+          <w:bCs/>
+        </w:rPr>
+        <w:t xml:space="preserve">örtüşen</w:t>
+      </w:r>
+      <w:r>
+        <w:t xml:space="preserve"> </w:t>
+      </w:r>
+      <w:r>
+        <w:t xml:space="preserve">denetleyiciler mi?</w:t>
       </w:r>
     </w:p>
     <w:p>
@@ -5643,6 +5820,33 @@
         <w:numPr>
           <w:ilvl w:val="0"/>
           <w:numId w:val="1009"/>
+        </w:numPr>
+      </w:pPr>
+      <w:r>
+        <w:t xml:space="preserve">Sonuç bir davranışa (veri bağımlılığı) mı bağlı, yoksa yalnız bir</w:t>
+      </w:r>
+      <w:r>
+        <w:t xml:space="preserve"> </w:t>
+      </w:r>
+      <w:r>
+        <w:rPr>
+          <w:rStyle w:val="VerbatimChar"/>
+        </w:rPr>
+        <w:t xml:space="preserve">if</w:t>
+      </w:r>
+      <w:r>
+        <w:t xml:space="preserve"> </w:t>
+      </w:r>
+      <w:r>
+        <w:t xml:space="preserve">mi?</w:t>
+      </w:r>
+    </w:p>
+    <w:p>
+      <w:pPr>
+        <w:pStyle w:val="Compact"/>
+        <w:numPr>
+          <w:ilvl w:val="0"/>
+          <w:numId w:val="1010"/>
         </w:numPr>
       </w:pPr>
       <w:r>
@@ -5962,7 +6166,7 @@
         <w:pStyle w:val="Compact"/>
         <w:numPr>
           <w:ilvl w:val="0"/>
-          <w:numId w:val="1010"/>
+          <w:numId w:val="1011"/>
         </w:numPr>
       </w:pPr>
       <w:r>
@@ -5999,748 +6203,6 @@
       </w:r>
       <w:r>
         <w:t xml:space="preserve">(dinamik ikili enstrümantasyon) geçti (bkz. Bölüm 6).</w:t>
-      </w:r>
-    </w:p>
-    <w:p>
-      <w:pPr>
-        <w:pStyle w:val="Compact"/>
-        <w:numPr>
-          <w:ilvl w:val="0"/>
-          <w:numId w:val="1010"/>
-        </w:numPr>
-      </w:pPr>
-      <w:r>
-        <w:rPr>
-          <w:rStyle w:val="VerbatimChar"/>
-        </w:rPr>
-        <w:t xml:space="preserve">IsDebuggerPresent</w:t>
-      </w:r>
-      <w:r>
-        <w:t xml:space="preserve"> </w:t>
-      </w:r>
-      <w:r>
-        <w:t xml:space="preserve">(12.14) hâlâ var ama</w:t>
-      </w:r>
-      <w:r>
-        <w:t xml:space="preserve"> </w:t>
-      </w:r>
-      <w:r>
-        <w:rPr>
-          <w:b/>
-          <w:bCs/>
-        </w:rPr>
-        <w:t xml:space="preserve">tek başına zayıf</w:t>
-      </w:r>
-      <w:r>
-        <w:t xml:space="preserve">; yanına PEB</w:t>
-      </w:r>
-      <w:r>
-        <w:t xml:space="preserve"> </w:t>
-      </w:r>
-      <w:r>
-        <w:rPr>
-          <w:rStyle w:val="VerbatimChar"/>
-        </w:rPr>
-        <w:t xml:space="preserve">BeingDebugged</w:t>
-      </w:r>
-      <w:r>
-        <w:t xml:space="preserve">/</w:t>
-      </w:r>
-      <w:r>
-        <w:rPr>
-          <w:rStyle w:val="VerbatimChar"/>
-        </w:rPr>
-        <w:t xml:space="preserve">NtGlobalFlag</w:t>
-      </w:r>
-      <w:r>
-        <w:t xml:space="preserve">,</w:t>
-      </w:r>
-      <w:r>
-        <w:t xml:space="preserve"> </w:t>
-      </w:r>
-      <w:r>
-        <w:rPr>
-          <w:rStyle w:val="VerbatimChar"/>
-        </w:rPr>
-        <w:t xml:space="preserve">CheckRemoteDebuggerPresent</w:t>
-      </w:r>
-      <w:r>
-        <w:t xml:space="preserve">, timing tabanlı tespit eklenir.</w:t>
-      </w:r>
-    </w:p>
-    <w:p>
-      <w:pPr>
-        <w:pStyle w:val="Compact"/>
-        <w:numPr>
-          <w:ilvl w:val="0"/>
-          <w:numId w:val="1010"/>
-        </w:numPr>
-      </w:pPr>
-      <w:r>
-        <w:rPr>
-          <w:rStyle w:val="VerbatimChar"/>
-        </w:rPr>
-        <w:t xml:space="preserve">ptrace</w:t>
-      </w:r>
-      <w:r>
-        <w:t xml:space="preserve"> </w:t>
-      </w:r>
-      <w:r>
-        <w:t xml:space="preserve">tekniği (12.13) hâlâ geçerli; modern eklemeler:</w:t>
-      </w:r>
-      <w:r>
-        <w:t xml:space="preserve"> </w:t>
-      </w:r>
-      <w:r>
-        <w:rPr>
-          <w:rStyle w:val="VerbatimChar"/>
-        </w:rPr>
-        <w:t xml:space="preserve">/proc/self/status</w:t>
-      </w:r>
-      <w:r>
-        <w:t xml:space="preserve"> </w:t>
-      </w:r>
-      <w:r>
-        <w:rPr>
-          <w:b/>
-          <w:bCs/>
-        </w:rPr>
-        <w:t xml:space="preserve">TracerPid</w:t>
-      </w:r>
-      <w:r>
-        <w:t xml:space="preserve"> </w:t>
-      </w:r>
-      <w:r>
-        <w:t xml:space="preserve">çapraz kontrolü.</w:t>
-      </w:r>
-    </w:p>
-    <w:bookmarkStart w:id="41" w:name="X76acdb47dbdc0acd6ed24fa78fa3e51d321071d"/>
-    <w:p>
-      <w:pPr>
-        <w:pStyle w:val="Heading3"/>
-      </w:pPr>
-      <w:r>
-        <w:t xml:space="preserve">Demo 2 — Hata ayıklayıcı algılama (Linux ptrace/TracerPid, Windows PEB)</w:t>
-      </w:r>
-    </w:p>
-    <w:p>
-      <w:pPr>
-        <w:pStyle w:val="BlockText"/>
-      </w:pPr>
-      <w:r>
-        <w:rPr>
-          <w:b/>
-          <w:bCs/>
-        </w:rPr>
-        <w:t xml:space="preserve">Demo 2 ·</w:t>
-      </w:r>
-      <w:r>
-        <w:rPr>
-          <w:b/>
-          <w:bCs/>
-        </w:rPr>
-        <w:t xml:space="preserve"> </w:t>
-      </w:r>
-      <w:r>
-        <w:rPr>
-          <w:rStyle w:val="VerbatimChar"/>
-          <w:b/>
-          <w:bCs/>
-        </w:rPr>
-        <w:t xml:space="preserve">code/week-06/02-hata-ayiklayici</w:t>
-      </w:r>
-      <w:r>
-        <w:rPr>
-          <w:b/>
-          <w:bCs/>
-        </w:rPr>
-        <w:t xml:space="preserve"> </w:t>
-      </w:r>
-      <w:r>
-        <w:rPr>
-          <w:b/>
-          <w:bCs/>
-        </w:rPr>
-        <w:t xml:space="preserve">· anti-debug, yalnız okuma</w:t>
-      </w:r>
-    </w:p>
-    <w:p>
-      <w:pPr>
-        <w:pStyle w:val="BlockText"/>
-      </w:pPr>
-      <w:r>
-        <w:t xml:space="preserve">Program birden çok bağımsız sinyale bakar ve</w:t>
-      </w:r>
-      <w:r>
-        <w:t xml:space="preserve"> </w:t>
-      </w:r>
-      <w:r>
-        <w:rPr>
-          <w:b/>
-          <w:bCs/>
-        </w:rPr>
-        <w:t xml:space="preserve">hiçbir şeyi değiştirmez</w:t>
-      </w:r>
-      <w:r>
-        <w:t xml:space="preserve"> </w:t>
-      </w:r>
-      <w:r>
-        <w:t xml:space="preserve">(kendini</w:t>
-      </w:r>
-      <w:r>
-        <w:t xml:space="preserve"> </w:t>
-      </w:r>
-      <w:r>
-        <w:rPr>
-          <w:rStyle w:val="VerbatimChar"/>
-        </w:rPr>
-        <w:t xml:space="preserve">ptrace</w:t>
-      </w:r>
-      <w:r>
-        <w:t xml:space="preserve"> </w:t>
-      </w:r>
-      <w:r>
-        <w:t xml:space="preserve">ile de izlemez; yalnız</w:t>
-      </w:r>
-      <w:r>
-        <w:t xml:space="preserve"> </w:t>
-      </w:r>
-      <w:r>
-        <w:rPr>
-          <w:rStyle w:val="VerbatimChar"/>
-        </w:rPr>
-        <w:t xml:space="preserve">/proc</w:t>
-      </w:r>
-      <w:r>
-        <w:t xml:space="preserve"> </w:t>
-      </w:r>
-      <w:r>
-        <w:t xml:space="preserve">ve PEB alanlarını okur).</w:t>
-      </w:r>
-      <w:r>
-        <w:t xml:space="preserve"> </w:t>
-      </w:r>
-      <w:r>
-        <w:rPr>
-          <w:rStyle w:val="VerbatimChar"/>
-        </w:rPr>
-        <w:t xml:space="preserve">demo.sh</w:t>
-      </w:r>
-      <w:r>
-        <w:t xml:space="preserve"> </w:t>
-      </w:r>
-      <w:r>
-        <w:t xml:space="preserve">programı önce normal, sonra</w:t>
-      </w:r>
-      <w:r>
-        <w:t xml:space="preserve"> </w:t>
-      </w:r>
-      <w:r>
-        <w:rPr>
-          <w:rStyle w:val="VerbatimChar"/>
-        </w:rPr>
-        <w:t xml:space="preserve">gdb</w:t>
-      </w:r>
-      <w:r>
-        <w:t xml:space="preserve"> </w:t>
-      </w:r>
-      <w:r>
-        <w:t xml:space="preserve">altında çalıştırır.</w:t>
-      </w:r>
-    </w:p>
-    <w:p>
-      <w:pPr>
-        <w:pStyle w:val="FirstParagraph"/>
-      </w:pPr>
-      <w:r>
-        <w:rPr>
-          <w:b/>
-          <w:bCs/>
-        </w:rPr>
-        <w:t xml:space="preserve">antidebug.c (Linux özeti)</w:t>
-      </w:r>
-    </w:p>
-    <w:p>
-      <w:pPr>
-        <w:pStyle w:val="SourceCode"/>
-      </w:pPr>
-      <w:r>
-        <w:rPr>
-          <w:rStyle w:val="CommentTok"/>
-        </w:rPr>
-        <w:t xml:space="preserve">/* /proc/self/status icinden TracerPid oku; &gt;0 ise izleniyoruz */</w:t>
-      </w:r>
-      <w:r>
-        <w:br/>
-      </w:r>
-      <w:r>
-        <w:rPr>
-          <w:rStyle w:val="DataTypeTok"/>
-        </w:rPr>
-        <w:t xml:space="preserve">long</w:t>
-      </w:r>
-      <w:r>
-        <w:rPr>
-          <w:rStyle w:val="NormalTok"/>
-        </w:rPr>
-        <w:t xml:space="preserve"> tp </w:t>
-      </w:r>
-      <w:r>
-        <w:rPr>
-          <w:rStyle w:val="OperatorTok"/>
-        </w:rPr>
-        <w:t xml:space="preserve">=</w:t>
-      </w:r>
-      <w:r>
-        <w:rPr>
-          <w:rStyle w:val="NormalTok"/>
-        </w:rPr>
-        <w:t xml:space="preserve"> tracer_pid</w:t>
-      </w:r>
-      <w:r>
-        <w:rPr>
-          <w:rStyle w:val="OperatorTok"/>
-        </w:rPr>
-        <w:t xml:space="preserve">();</w:t>
-      </w:r>
-      <w:r>
-        <w:br/>
-      </w:r>
-      <w:r>
-        <w:rPr>
-          <w:rStyle w:val="ControlFlowTok"/>
-        </w:rPr>
-        <w:t xml:space="preserve">if</w:t>
-      </w:r>
-      <w:r>
-        <w:rPr>
-          <w:rStyle w:val="NormalTok"/>
-        </w:rPr>
-        <w:t xml:space="preserve"> </w:t>
-      </w:r>
-      <w:r>
-        <w:rPr>
-          <w:rStyle w:val="OperatorTok"/>
-        </w:rPr>
-        <w:t xml:space="preserve">(</w:t>
-      </w:r>
-      <w:r>
-        <w:rPr>
-          <w:rStyle w:val="NormalTok"/>
-        </w:rPr>
-        <w:t xml:space="preserve">tp </w:t>
-      </w:r>
-      <w:r>
-        <w:rPr>
-          <w:rStyle w:val="OperatorTok"/>
-        </w:rPr>
-        <w:t xml:space="preserve">&gt;</w:t>
-      </w:r>
-      <w:r>
-        <w:rPr>
-          <w:rStyle w:val="NormalTok"/>
-        </w:rPr>
-        <w:t xml:space="preserve"> </w:t>
-      </w:r>
-      <w:r>
-        <w:rPr>
-          <w:rStyle w:val="DecValTok"/>
-        </w:rPr>
-        <w:t xml:space="preserve">0</w:t>
-      </w:r>
-      <w:r>
-        <w:rPr>
-          <w:rStyle w:val="OperatorTok"/>
-        </w:rPr>
-        <w:t xml:space="preserve">)</w:t>
-      </w:r>
-      <w:r>
-        <w:rPr>
-          <w:rStyle w:val="NormalTok"/>
-        </w:rPr>
-        <w:t xml:space="preserve"> supheli</w:t>
-      </w:r>
-      <w:r>
-        <w:rPr>
-          <w:rStyle w:val="OperatorTok"/>
-        </w:rPr>
-        <w:t xml:space="preserve">++;</w:t>
-      </w:r>
-      <w:r>
-        <w:rPr>
-          <w:rStyle w:val="NormalTok"/>
-        </w:rPr>
-        <w:t xml:space="preserve">      </w:t>
-      </w:r>
-      <w:r>
-        <w:rPr>
-          <w:rStyle w:val="CommentTok"/>
-        </w:rPr>
-        <w:t xml:space="preserve">/* bir surec bizi ptrace ile izliyor */</w:t>
-      </w:r>
-    </w:p>
-    <w:p>
-      <w:pPr>
-        <w:pStyle w:val="FirstParagraph"/>
-      </w:pPr>
-      <w:r>
-        <w:rPr>
-          <w:b/>
-          <w:bCs/>
-        </w:rPr>
-        <w:t xml:space="preserve">sh demo.sh — gerçek çıktı (WSL)</w:t>
-      </w:r>
-    </w:p>
-    <w:p>
-      <w:pPr>
-        <w:pStyle w:val="SourceCode"/>
-      </w:pPr>
-      <w:r>
-        <w:rPr>
-          <w:rStyle w:val="VerbatimChar"/>
-        </w:rPr>
-        <w:t xml:space="preserve">ADIM 1 - Normal calisma (hata ayiklayici YOK): temiz beklenir</w:t>
-      </w:r>
-      <w:r>
-        <w:br/>
-      </w:r>
-      <w:r>
-        <w:rPr>
-          <w:rStyle w:val="VerbatimChar"/>
-        </w:rPr>
-        <w:t xml:space="preserve">1) /proc/self/status TracerPid           : 0 (izleyen yok)</w:t>
-      </w:r>
-      <w:r>
-        <w:br/>
-      </w:r>
-      <w:r>
-        <w:rPr>
-          <w:rStyle w:val="VerbatimChar"/>
-        </w:rPr>
-        <w:t xml:space="preserve">2) Ana surec (parent) adi                : sh</w:t>
-      </w:r>
-      <w:r>
-        <w:br/>
-      </w:r>
-      <w:r>
-        <w:rPr>
-          <w:rStyle w:val="VerbatimChar"/>
-        </w:rPr>
-        <w:t xml:space="preserve">SONUC: Temiz - izleyen bir arac gorunmuyor.</w:t>
-      </w:r>
-      <w:r>
-        <w:br/>
-      </w:r>
-      <w:r>
-        <w:br/>
-      </w:r>
-      <w:r>
-        <w:rPr>
-          <w:rStyle w:val="VerbatimChar"/>
-        </w:rPr>
-        <w:t xml:space="preserve">ADIM 2 - gdb altinda calistir (TracerPid &gt; 0 beklenir)</w:t>
-      </w:r>
-      <w:r>
-        <w:br/>
-      </w:r>
-      <w:r>
-        <w:rPr>
-          <w:rStyle w:val="VerbatimChar"/>
-        </w:rPr>
-        <w:t xml:space="preserve">1) /proc/self/status TracerPid           : 2909 (IZLENIYOR)</w:t>
-      </w:r>
-      <w:r>
-        <w:br/>
-      </w:r>
-      <w:r>
-        <w:rPr>
-          <w:rStyle w:val="VerbatimChar"/>
-        </w:rPr>
-        <w:t xml:space="preserve">SONUC: Hata ayiklayici/izleme ARACI algilandi (2 sinyal).</w:t>
-      </w:r>
-    </w:p>
-    <w:p>
-      <w:pPr>
-        <w:pStyle w:val="FirstParagraph"/>
-      </w:pPr>
-      <w:r>
-        <w:t xml:space="preserve">Hata ayıklayıcı yokken TracerPid</w:t>
-      </w:r>
-      <w:r>
-        <w:t xml:space="preserve"> </w:t>
-      </w:r>
-      <w:r>
-        <w:rPr>
-          <w:b/>
-          <w:bCs/>
-        </w:rPr>
-        <w:t xml:space="preserve">0</w:t>
-      </w:r>
-      <w:r>
-        <w:t xml:space="preserve">, gdb altında</w:t>
-      </w:r>
-      <w:r>
-        <w:t xml:space="preserve"> </w:t>
-      </w:r>
-      <w:r>
-        <w:rPr>
-          <w:b/>
-          <w:bCs/>
-        </w:rPr>
-        <w:t xml:space="preserve">&gt;0</w:t>
-      </w:r>
-      <w:r>
-        <w:t xml:space="preserve"> </w:t>
-      </w:r>
-      <w:r>
-        <w:t xml:space="preserve">çıktı; program iki durumu ayırt etti. Windows’ta Visual</w:t>
-      </w:r>
-      <w:r>
-        <w:t xml:space="preserve"> </w:t>
-      </w:r>
-      <w:r>
-        <w:t xml:space="preserve">Studio ile</w:t>
-      </w:r>
-      <w:r>
-        <w:t xml:space="preserve"> </w:t>
-      </w:r>
-      <w:r>
-        <w:rPr>
-          <w:b/>
-          <w:bCs/>
-        </w:rPr>
-        <w:t xml:space="preserve">F5</w:t>
-      </w:r>
-      <w:r>
-        <w:t xml:space="preserve"> </w:t>
-      </w:r>
-      <w:r>
-        <w:t xml:space="preserve">(hata ayıklayıcıda) çalıştırırsanız</w:t>
-      </w:r>
-      <w:r>
-        <w:t xml:space="preserve"> </w:t>
-      </w:r>
-      <w:r>
-        <w:rPr>
-          <w:rStyle w:val="VerbatimChar"/>
-        </w:rPr>
-        <w:t xml:space="preserve">IsDebuggerPresent</w:t>
-      </w:r>
-      <w:r>
-        <w:t xml:space="preserve"> </w:t>
-      </w:r>
-      <w:r>
-        <w:rPr>
-          <w:b/>
-          <w:bCs/>
-        </w:rPr>
-        <w:t xml:space="preserve">EVET</w:t>
-      </w:r>
-      <w:r>
-        <w:t xml:space="preserve"> </w:t>
-      </w:r>
-      <w:r>
-        <w:t xml:space="preserve">döndürür ve sonuç</w:t>
-      </w:r>
-      <w:r>
-        <w:t xml:space="preserve"> </w:t>
-      </w:r>
-      <w:r>
-        <w:t xml:space="preserve">“algılandı”</w:t>
-      </w:r>
-      <w:r>
-        <w:t xml:space="preserve"> </w:t>
-      </w:r>
-      <w:r>
-        <w:t xml:space="preserve">olur.</w:t>
-      </w:r>
-    </w:p>
-    <w:p>
-      <w:pPr>
-        <w:pStyle w:val="BlockText"/>
-      </w:pPr>
-      <w:r>
-        <w:rPr>
-          <w:b/>
-          <w:bCs/>
-        </w:rPr>
-        <w:t xml:space="preserve">Tespit–karşı-tespit yarışı</w:t>
-      </w:r>
-    </w:p>
-    <w:p>
-      <w:pPr>
-        <w:pStyle w:val="BlockText"/>
-      </w:pPr>
-      <w:r>
-        <w:t xml:space="preserve">Anti-debug klasik bir</w:t>
-      </w:r>
-      <w:r>
-        <w:t xml:space="preserve"> </w:t>
-      </w:r>
-      <w:r>
-        <w:rPr>
-          <w:b/>
-          <w:bCs/>
-        </w:rPr>
-        <w:t xml:space="preserve">silah yarışıdır</w:t>
-      </w:r>
-      <w:r>
-        <w:t xml:space="preserve">. Her tespit tekniğinin bir karşı-tekniği vardır: saldırgan</w:t>
-      </w:r>
-      <w:r>
-        <w:t xml:space="preserve"> </w:t>
-      </w:r>
-      <w:r>
-        <w:rPr>
-          <w:rStyle w:val="VerbatimChar"/>
-        </w:rPr>
-        <w:t xml:space="preserve">ptrace</w:t>
-      </w:r>
-      <w:r>
-        <w:t xml:space="preserve">’i</w:t>
-      </w:r>
-      <w:r>
-        <w:t xml:space="preserve"> </w:t>
-      </w:r>
-      <w:r>
-        <w:rPr>
-          <w:rStyle w:val="VerbatimChar"/>
-        </w:rPr>
-        <w:t xml:space="preserve">LD_PRELOAD</w:t>
-      </w:r>
-      <w:r>
-        <w:t xml:space="preserve"> </w:t>
-      </w:r>
-      <w:r>
-        <w:t xml:space="preserve">ile no-op yapabilir (Demo 4),</w:t>
-      </w:r>
-      <w:r>
-        <w:t xml:space="preserve"> </w:t>
-      </w:r>
-      <w:r>
-        <w:rPr>
-          <w:rStyle w:val="VerbatimChar"/>
-        </w:rPr>
-        <w:t xml:space="preserve">IsDebuggerPresent</w:t>
-      </w:r>
-      <w:r>
-        <w:t xml:space="preserve">’in dönüşünü yamalayabilir, PEB bayrağını</w:t>
-      </w:r>
-      <w:r>
-        <w:t xml:space="preserve"> </w:t>
-      </w:r>
-      <w:r>
-        <w:t xml:space="preserve">temizleyebilir. Bu yüzden</w:t>
-      </w:r>
-      <w:r>
-        <w:t xml:space="preserve"> </w:t>
-      </w:r>
-      <w:r>
-        <w:rPr>
-          <w:b/>
-          <w:bCs/>
-        </w:rPr>
-        <w:t xml:space="preserve">tek bir kontrole asla güvenilmez</w:t>
-      </w:r>
-      <w:r>
-        <w:t xml:space="preserve">; sinyaller çoğaltılır ve bir tepki politikasına</w:t>
-      </w:r>
-      <w:r>
-        <w:t xml:space="preserve"> </w:t>
-      </w:r>
-      <w:r>
-        <w:t xml:space="preserve">bağlanır (Demo 8).</w:t>
-      </w:r>
-    </w:p>
-    <w:p>
-      <w:pPr>
-        <w:pStyle w:val="BlockText"/>
-      </w:pPr>
-      <w:r>
-        <w:rPr>
-          <w:b/>
-          <w:bCs/>
-        </w:rPr>
-        <w:t xml:space="preserve">Kural</w:t>
-      </w:r>
-    </w:p>
-    <w:p>
-      <w:pPr>
-        <w:pStyle w:val="BlockText"/>
-      </w:pPr>
-      <w:r>
-        <w:t xml:space="preserve">Anti-debug’ı</w:t>
-      </w:r>
-      <w:r>
-        <w:t xml:space="preserve"> </w:t>
-      </w:r>
-      <w:r>
-        <w:rPr>
-          <w:b/>
-          <w:bCs/>
-        </w:rPr>
-        <w:t xml:space="preserve">tek bir</w:t>
-      </w:r>
-      <w:r>
-        <w:rPr>
-          <w:b/>
-          <w:bCs/>
-        </w:rPr>
-        <w:t xml:space="preserve"> </w:t>
-      </w:r>
-      <w:r>
-        <w:rPr>
-          <w:rStyle w:val="VerbatimChar"/>
-          <w:b/>
-          <w:bCs/>
-        </w:rPr>
-        <w:t xml:space="preserve">if (IsDebuggerPresent()) exit();</w:t>
-      </w:r>
-      <w:r>
-        <w:t xml:space="preserve"> </w:t>
-      </w:r>
-      <w:r>
-        <w:t xml:space="preserve">olarak yazmayın (saldırgan o çağrıyı yamalar). Birden çok</w:t>
-      </w:r>
-      <w:r>
-        <w:t xml:space="preserve"> </w:t>
-      </w:r>
-      <w:r>
-        <w:t xml:space="preserve">bağımsız sinyal (ptrace + TracerPid + timing + parent) toplayın, sonucu doğrudan bir davranışa/anahtara bağlayın ve</w:t>
-      </w:r>
-      <w:r>
-        <w:t xml:space="preserve"> </w:t>
-      </w:r>
-      <w:r>
-        <w:t xml:space="preserve">tepkiyi</w:t>
-      </w:r>
-      <w:r>
-        <w:t xml:space="preserve"> </w:t>
-      </w:r>
-      <w:r>
-        <w:rPr>
-          <w:b/>
-          <w:bCs/>
-        </w:rPr>
-        <w:t xml:space="preserve">geciktirin</w:t>
-      </w:r>
-      <w:r>
-        <w:t xml:space="preserve"> </w:t>
-      </w:r>
-      <w:r>
-        <w:t xml:space="preserve">(hemen çıkmayın; saldırganın hangi kontrolün tetiklediğini anlamasını zorlaştırın).</w:t>
-      </w:r>
-    </w:p>
-    <w:p>
-      <w:pPr>
-        <w:pStyle w:val="BlockText"/>
-      </w:pPr>
-      <w:r>
-        <w:rPr>
-          <w:b/>
-          <w:bCs/>
-        </w:rPr>
-        <w:t xml:space="preserve">Sık hatalar ve kontrol listesi</w:t>
       </w:r>
     </w:p>
     <w:p>
@@ -6752,7 +6214,737 @@
         </w:numPr>
       </w:pPr>
       <w:r>
-        <w:t xml:space="preserve">Tek bir anti-debug çağrısına mı bağlısınız, birden çok sinyale mi?</w:t>
+        <w:rPr>
+          <w:rStyle w:val="VerbatimChar"/>
+        </w:rPr>
+        <w:t xml:space="preserve">IsDebuggerPresent</w:t>
+      </w:r>
+      <w:r>
+        <w:t xml:space="preserve"> </w:t>
+      </w:r>
+      <w:r>
+        <w:t xml:space="preserve">(12.14) hâlâ var ama</w:t>
+      </w:r>
+      <w:r>
+        <w:t xml:space="preserve"> </w:t>
+      </w:r>
+      <w:r>
+        <w:rPr>
+          <w:b/>
+          <w:bCs/>
+        </w:rPr>
+        <w:t xml:space="preserve">tek başına zayıf</w:t>
+      </w:r>
+      <w:r>
+        <w:t xml:space="preserve">; yanına PEB</w:t>
+      </w:r>
+      <w:r>
+        <w:t xml:space="preserve"> </w:t>
+      </w:r>
+      <w:r>
+        <w:rPr>
+          <w:rStyle w:val="VerbatimChar"/>
+        </w:rPr>
+        <w:t xml:space="preserve">BeingDebugged</w:t>
+      </w:r>
+      <w:r>
+        <w:t xml:space="preserve">/</w:t>
+      </w:r>
+      <w:r>
+        <w:rPr>
+          <w:rStyle w:val="VerbatimChar"/>
+        </w:rPr>
+        <w:t xml:space="preserve">NtGlobalFlag</w:t>
+      </w:r>
+      <w:r>
+        <w:t xml:space="preserve">,</w:t>
+      </w:r>
+      <w:r>
+        <w:t xml:space="preserve"> </w:t>
+      </w:r>
+      <w:r>
+        <w:rPr>
+          <w:rStyle w:val="VerbatimChar"/>
+        </w:rPr>
+        <w:t xml:space="preserve">CheckRemoteDebuggerPresent</w:t>
+      </w:r>
+      <w:r>
+        <w:t xml:space="preserve">, timing tabanlı tespit eklenir.</w:t>
+      </w:r>
+    </w:p>
+    <w:p>
+      <w:pPr>
+        <w:pStyle w:val="Compact"/>
+        <w:numPr>
+          <w:ilvl w:val="0"/>
+          <w:numId w:val="1011"/>
+        </w:numPr>
+      </w:pPr>
+      <w:r>
+        <w:rPr>
+          <w:rStyle w:val="VerbatimChar"/>
+        </w:rPr>
+        <w:t xml:space="preserve">ptrace</w:t>
+      </w:r>
+      <w:r>
+        <w:t xml:space="preserve"> </w:t>
+      </w:r>
+      <w:r>
+        <w:t xml:space="preserve">tekniği (12.13) hâlâ geçerli; modern eklemeler:</w:t>
+      </w:r>
+      <w:r>
+        <w:t xml:space="preserve"> </w:t>
+      </w:r>
+      <w:r>
+        <w:rPr>
+          <w:rStyle w:val="VerbatimChar"/>
+        </w:rPr>
+        <w:t xml:space="preserve">/proc/self/status</w:t>
+      </w:r>
+      <w:r>
+        <w:t xml:space="preserve"> </w:t>
+      </w:r>
+      <w:r>
+        <w:rPr>
+          <w:b/>
+          <w:bCs/>
+        </w:rPr>
+        <w:t xml:space="preserve">TracerPid</w:t>
+      </w:r>
+      <w:r>
+        <w:t xml:space="preserve"> </w:t>
+      </w:r>
+      <w:r>
+        <w:t xml:space="preserve">çapraz kontrolü.</w:t>
+      </w:r>
+    </w:p>
+    <w:bookmarkStart w:id="41" w:name="X76acdb47dbdc0acd6ed24fa78fa3e51d321071d"/>
+    <w:p>
+      <w:pPr>
+        <w:pStyle w:val="Heading3"/>
+      </w:pPr>
+      <w:r>
+        <w:t xml:space="preserve">Demo 2 — Hata ayıklayıcı algılama (Linux ptrace/TracerPid, Windows PEB)</w:t>
+      </w:r>
+    </w:p>
+    <w:p>
+      <w:pPr>
+        <w:pStyle w:val="BlockText"/>
+      </w:pPr>
+      <w:r>
+        <w:rPr>
+          <w:b/>
+          <w:bCs/>
+        </w:rPr>
+        <w:t xml:space="preserve">Demo 2 ·</w:t>
+      </w:r>
+      <w:r>
+        <w:rPr>
+          <w:b/>
+          <w:bCs/>
+        </w:rPr>
+        <w:t xml:space="preserve"> </w:t>
+      </w:r>
+      <w:r>
+        <w:rPr>
+          <w:rStyle w:val="VerbatimChar"/>
+          <w:b/>
+          <w:bCs/>
+        </w:rPr>
+        <w:t xml:space="preserve">code/week-06/02-hata-ayiklayici</w:t>
+      </w:r>
+      <w:r>
+        <w:rPr>
+          <w:b/>
+          <w:bCs/>
+        </w:rPr>
+        <w:t xml:space="preserve"> </w:t>
+      </w:r>
+      <w:r>
+        <w:rPr>
+          <w:b/>
+          <w:bCs/>
+        </w:rPr>
+        <w:t xml:space="preserve">· anti-debug, yalnız okuma</w:t>
+      </w:r>
+    </w:p>
+    <w:p>
+      <w:pPr>
+        <w:pStyle w:val="BlockText"/>
+      </w:pPr>
+      <w:r>
+        <w:t xml:space="preserve">Program birden çok bağımsız sinyale bakar ve</w:t>
+      </w:r>
+      <w:r>
+        <w:t xml:space="preserve"> </w:t>
+      </w:r>
+      <w:r>
+        <w:rPr>
+          <w:b/>
+          <w:bCs/>
+        </w:rPr>
+        <w:t xml:space="preserve">hiçbir şeyi değiştirmez</w:t>
+      </w:r>
+      <w:r>
+        <w:t xml:space="preserve"> </w:t>
+      </w:r>
+      <w:r>
+        <w:t xml:space="preserve">(kendini</w:t>
+      </w:r>
+      <w:r>
+        <w:t xml:space="preserve"> </w:t>
+      </w:r>
+      <w:r>
+        <w:rPr>
+          <w:rStyle w:val="VerbatimChar"/>
+        </w:rPr>
+        <w:t xml:space="preserve">ptrace</w:t>
+      </w:r>
+      <w:r>
+        <w:t xml:space="preserve"> </w:t>
+      </w:r>
+      <w:r>
+        <w:t xml:space="preserve">ile de izlemez; yalnız</w:t>
+      </w:r>
+      <w:r>
+        <w:t xml:space="preserve"> </w:t>
+      </w:r>
+      <w:r>
+        <w:rPr>
+          <w:rStyle w:val="VerbatimChar"/>
+        </w:rPr>
+        <w:t xml:space="preserve">/proc</w:t>
+      </w:r>
+      <w:r>
+        <w:t xml:space="preserve"> </w:t>
+      </w:r>
+      <w:r>
+        <w:t xml:space="preserve">ve PEB alanlarını okur).</w:t>
+      </w:r>
+      <w:r>
+        <w:t xml:space="preserve"> </w:t>
+      </w:r>
+      <w:r>
+        <w:rPr>
+          <w:rStyle w:val="VerbatimChar"/>
+        </w:rPr>
+        <w:t xml:space="preserve">demo.sh</w:t>
+      </w:r>
+      <w:r>
+        <w:t xml:space="preserve"> </w:t>
+      </w:r>
+      <w:r>
+        <w:t xml:space="preserve">programı önce normal, sonra</w:t>
+      </w:r>
+      <w:r>
+        <w:t xml:space="preserve"> </w:t>
+      </w:r>
+      <w:r>
+        <w:rPr>
+          <w:rStyle w:val="VerbatimChar"/>
+        </w:rPr>
+        <w:t xml:space="preserve">gdb</w:t>
+      </w:r>
+      <w:r>
+        <w:t xml:space="preserve"> </w:t>
+      </w:r>
+      <w:r>
+        <w:t xml:space="preserve">altında çalıştırır.</w:t>
+      </w:r>
+    </w:p>
+    <w:p>
+      <w:pPr>
+        <w:pStyle w:val="FirstParagraph"/>
+      </w:pPr>
+      <w:r>
+        <w:rPr>
+          <w:b/>
+          <w:bCs/>
+        </w:rPr>
+        <w:t xml:space="preserve">antidebug.c (Linux özeti)</w:t>
+      </w:r>
+    </w:p>
+    <w:p>
+      <w:pPr>
+        <w:pStyle w:val="SourceCode"/>
+      </w:pPr>
+      <w:r>
+        <w:rPr>
+          <w:rStyle w:val="CommentTok"/>
+        </w:rPr>
+        <w:t xml:space="preserve">/* /proc/self/status icinden TracerPid oku; &gt;0 ise izleniyoruz */</w:t>
+      </w:r>
+      <w:r>
+        <w:br/>
+      </w:r>
+      <w:r>
+        <w:rPr>
+          <w:rStyle w:val="DataTypeTok"/>
+        </w:rPr>
+        <w:t xml:space="preserve">long</w:t>
+      </w:r>
+      <w:r>
+        <w:rPr>
+          <w:rStyle w:val="NormalTok"/>
+        </w:rPr>
+        <w:t xml:space="preserve"> tp </w:t>
+      </w:r>
+      <w:r>
+        <w:rPr>
+          <w:rStyle w:val="OperatorTok"/>
+        </w:rPr>
+        <w:t xml:space="preserve">=</w:t>
+      </w:r>
+      <w:r>
+        <w:rPr>
+          <w:rStyle w:val="NormalTok"/>
+        </w:rPr>
+        <w:t xml:space="preserve"> tracer_pid</w:t>
+      </w:r>
+      <w:r>
+        <w:rPr>
+          <w:rStyle w:val="OperatorTok"/>
+        </w:rPr>
+        <w:t xml:space="preserve">();</w:t>
+      </w:r>
+      <w:r>
+        <w:br/>
+      </w:r>
+      <w:r>
+        <w:rPr>
+          <w:rStyle w:val="ControlFlowTok"/>
+        </w:rPr>
+        <w:t xml:space="preserve">if</w:t>
+      </w:r>
+      <w:r>
+        <w:rPr>
+          <w:rStyle w:val="NormalTok"/>
+        </w:rPr>
+        <w:t xml:space="preserve"> </w:t>
+      </w:r>
+      <w:r>
+        <w:rPr>
+          <w:rStyle w:val="OperatorTok"/>
+        </w:rPr>
+        <w:t xml:space="preserve">(</w:t>
+      </w:r>
+      <w:r>
+        <w:rPr>
+          <w:rStyle w:val="NormalTok"/>
+        </w:rPr>
+        <w:t xml:space="preserve">tp </w:t>
+      </w:r>
+      <w:r>
+        <w:rPr>
+          <w:rStyle w:val="OperatorTok"/>
+        </w:rPr>
+        <w:t xml:space="preserve">&gt;</w:t>
+      </w:r>
+      <w:r>
+        <w:rPr>
+          <w:rStyle w:val="NormalTok"/>
+        </w:rPr>
+        <w:t xml:space="preserve"> </w:t>
+      </w:r>
+      <w:r>
+        <w:rPr>
+          <w:rStyle w:val="DecValTok"/>
+        </w:rPr>
+        <w:t xml:space="preserve">0</w:t>
+      </w:r>
+      <w:r>
+        <w:rPr>
+          <w:rStyle w:val="OperatorTok"/>
+        </w:rPr>
+        <w:t xml:space="preserve">)</w:t>
+      </w:r>
+      <w:r>
+        <w:rPr>
+          <w:rStyle w:val="NormalTok"/>
+        </w:rPr>
+        <w:t xml:space="preserve"> supheli</w:t>
+      </w:r>
+      <w:r>
+        <w:rPr>
+          <w:rStyle w:val="OperatorTok"/>
+        </w:rPr>
+        <w:t xml:space="preserve">++;</w:t>
+      </w:r>
+      <w:r>
+        <w:rPr>
+          <w:rStyle w:val="NormalTok"/>
+        </w:rPr>
+        <w:t xml:space="preserve">      </w:t>
+      </w:r>
+      <w:r>
+        <w:rPr>
+          <w:rStyle w:val="CommentTok"/>
+        </w:rPr>
+        <w:t xml:space="preserve">/* bir surec bizi ptrace ile izliyor */</w:t>
+      </w:r>
+    </w:p>
+    <w:p>
+      <w:pPr>
+        <w:pStyle w:val="FirstParagraph"/>
+      </w:pPr>
+      <w:r>
+        <w:rPr>
+          <w:b/>
+          <w:bCs/>
+        </w:rPr>
+        <w:t xml:space="preserve">sh demo.sh — gerçek çıktı (WSL)</w:t>
+      </w:r>
+    </w:p>
+    <w:p>
+      <w:pPr>
+        <w:pStyle w:val="SourceCode"/>
+      </w:pPr>
+      <w:r>
+        <w:rPr>
+          <w:rStyle w:val="VerbatimChar"/>
+        </w:rPr>
+        <w:t xml:space="preserve">ADIM 1 - Normal calisma (hata ayiklayici YOK): temiz beklenir</w:t>
+      </w:r>
+      <w:r>
+        <w:br/>
+      </w:r>
+      <w:r>
+        <w:rPr>
+          <w:rStyle w:val="VerbatimChar"/>
+        </w:rPr>
+        <w:t xml:space="preserve">1) /proc/self/status TracerPid           : 0 (izleyen yok)</w:t>
+      </w:r>
+      <w:r>
+        <w:br/>
+      </w:r>
+      <w:r>
+        <w:rPr>
+          <w:rStyle w:val="VerbatimChar"/>
+        </w:rPr>
+        <w:t xml:space="preserve">2) Ana surec (parent) adi                : sh</w:t>
+      </w:r>
+      <w:r>
+        <w:br/>
+      </w:r>
+      <w:r>
+        <w:rPr>
+          <w:rStyle w:val="VerbatimChar"/>
+        </w:rPr>
+        <w:t xml:space="preserve">SONUC: Temiz - izleyen bir arac gorunmuyor.</w:t>
+      </w:r>
+      <w:r>
+        <w:br/>
+      </w:r>
+      <w:r>
+        <w:br/>
+      </w:r>
+      <w:r>
+        <w:rPr>
+          <w:rStyle w:val="VerbatimChar"/>
+        </w:rPr>
+        <w:t xml:space="preserve">ADIM 2 - gdb altinda calistir (TracerPid &gt; 0 beklenir)</w:t>
+      </w:r>
+      <w:r>
+        <w:br/>
+      </w:r>
+      <w:r>
+        <w:rPr>
+          <w:rStyle w:val="VerbatimChar"/>
+        </w:rPr>
+        <w:t xml:space="preserve">1) /proc/self/status TracerPid           : 2909 (IZLENIYOR)</w:t>
+      </w:r>
+      <w:r>
+        <w:br/>
+      </w:r>
+      <w:r>
+        <w:rPr>
+          <w:rStyle w:val="VerbatimChar"/>
+        </w:rPr>
+        <w:t xml:space="preserve">SONUC: Hata ayiklayici/izleme ARACI algilandi (2 sinyal).</w:t>
+      </w:r>
+    </w:p>
+    <w:p>
+      <w:pPr>
+        <w:pStyle w:val="FirstParagraph"/>
+      </w:pPr>
+      <w:r>
+        <w:t xml:space="preserve">Hata ayıklayıcı yokken TracerPid</w:t>
+      </w:r>
+      <w:r>
+        <w:t xml:space="preserve"> </w:t>
+      </w:r>
+      <w:r>
+        <w:rPr>
+          <w:b/>
+          <w:bCs/>
+        </w:rPr>
+        <w:t xml:space="preserve">0</w:t>
+      </w:r>
+      <w:r>
+        <w:t xml:space="preserve">, gdb altında</w:t>
+      </w:r>
+      <w:r>
+        <w:t xml:space="preserve"> </w:t>
+      </w:r>
+      <w:r>
+        <w:rPr>
+          <w:b/>
+          <w:bCs/>
+        </w:rPr>
+        <w:t xml:space="preserve">&gt;0</w:t>
+      </w:r>
+      <w:r>
+        <w:t xml:space="preserve"> </w:t>
+      </w:r>
+      <w:r>
+        <w:t xml:space="preserve">çıktı; program iki durumu ayırt etti. Windows’ta Visual</w:t>
+      </w:r>
+      <w:r>
+        <w:t xml:space="preserve"> </w:t>
+      </w:r>
+      <w:r>
+        <w:t xml:space="preserve">Studio ile</w:t>
+      </w:r>
+      <w:r>
+        <w:t xml:space="preserve"> </w:t>
+      </w:r>
+      <w:r>
+        <w:rPr>
+          <w:b/>
+          <w:bCs/>
+        </w:rPr>
+        <w:t xml:space="preserve">F5</w:t>
+      </w:r>
+      <w:r>
+        <w:t xml:space="preserve"> </w:t>
+      </w:r>
+      <w:r>
+        <w:t xml:space="preserve">(hata ayıklayıcıda) çalıştırırsanız</w:t>
+      </w:r>
+      <w:r>
+        <w:t xml:space="preserve"> </w:t>
+      </w:r>
+      <w:r>
+        <w:rPr>
+          <w:rStyle w:val="VerbatimChar"/>
+        </w:rPr>
+        <w:t xml:space="preserve">IsDebuggerPresent</w:t>
+      </w:r>
+      <w:r>
+        <w:t xml:space="preserve"> </w:t>
+      </w:r>
+      <w:r>
+        <w:rPr>
+          <w:b/>
+          <w:bCs/>
+        </w:rPr>
+        <w:t xml:space="preserve">EVET</w:t>
+      </w:r>
+      <w:r>
+        <w:t xml:space="preserve"> </w:t>
+      </w:r>
+      <w:r>
+        <w:t xml:space="preserve">döndürür ve sonuç</w:t>
+      </w:r>
+      <w:r>
+        <w:t xml:space="preserve"> </w:t>
+      </w:r>
+      <w:r>
+        <w:t xml:space="preserve">“algılandı”</w:t>
+      </w:r>
+      <w:r>
+        <w:t xml:space="preserve"> </w:t>
+      </w:r>
+      <w:r>
+        <w:t xml:space="preserve">olur.</w:t>
+      </w:r>
+    </w:p>
+    <w:p>
+      <w:pPr>
+        <w:pStyle w:val="BlockText"/>
+      </w:pPr>
+      <w:r>
+        <w:rPr>
+          <w:b/>
+          <w:bCs/>
+        </w:rPr>
+        <w:t xml:space="preserve">Tespit–karşı-tespit yarışı</w:t>
+      </w:r>
+    </w:p>
+    <w:p>
+      <w:pPr>
+        <w:pStyle w:val="BlockText"/>
+      </w:pPr>
+      <w:r>
+        <w:t xml:space="preserve">Anti-debug klasik bir</w:t>
+      </w:r>
+      <w:r>
+        <w:t xml:space="preserve"> </w:t>
+      </w:r>
+      <w:r>
+        <w:rPr>
+          <w:b/>
+          <w:bCs/>
+        </w:rPr>
+        <w:t xml:space="preserve">silah yarışıdır</w:t>
+      </w:r>
+      <w:r>
+        <w:t xml:space="preserve">. Her tespit tekniğinin bir karşı-tekniği vardır: saldırgan</w:t>
+      </w:r>
+      <w:r>
+        <w:t xml:space="preserve"> </w:t>
+      </w:r>
+      <w:r>
+        <w:rPr>
+          <w:rStyle w:val="VerbatimChar"/>
+        </w:rPr>
+        <w:t xml:space="preserve">ptrace</w:t>
+      </w:r>
+      <w:r>
+        <w:t xml:space="preserve">’i</w:t>
+      </w:r>
+      <w:r>
+        <w:t xml:space="preserve"> </w:t>
+      </w:r>
+      <w:r>
+        <w:rPr>
+          <w:rStyle w:val="VerbatimChar"/>
+        </w:rPr>
+        <w:t xml:space="preserve">LD_PRELOAD</w:t>
+      </w:r>
+      <w:r>
+        <w:t xml:space="preserve"> </w:t>
+      </w:r>
+      <w:r>
+        <w:t xml:space="preserve">ile no-op yapabilir (Demo 4),</w:t>
+      </w:r>
+      <w:r>
+        <w:t xml:space="preserve"> </w:t>
+      </w:r>
+      <w:r>
+        <w:rPr>
+          <w:rStyle w:val="VerbatimChar"/>
+        </w:rPr>
+        <w:t xml:space="preserve">IsDebuggerPresent</w:t>
+      </w:r>
+      <w:r>
+        <w:t xml:space="preserve">’in dönüşünü yamalayabilir, PEB bayrağını</w:t>
+      </w:r>
+      <w:r>
+        <w:t xml:space="preserve"> </w:t>
+      </w:r>
+      <w:r>
+        <w:t xml:space="preserve">temizleyebilir. Bu yüzden</w:t>
+      </w:r>
+      <w:r>
+        <w:t xml:space="preserve"> </w:t>
+      </w:r>
+      <w:r>
+        <w:rPr>
+          <w:b/>
+          <w:bCs/>
+        </w:rPr>
+        <w:t xml:space="preserve">tek bir kontrole asla güvenilmez</w:t>
+      </w:r>
+      <w:r>
+        <w:t xml:space="preserve">; sinyaller çoğaltılır ve bir tepki politikasına</w:t>
+      </w:r>
+      <w:r>
+        <w:t xml:space="preserve"> </w:t>
+      </w:r>
+      <w:r>
+        <w:t xml:space="preserve">bağlanır (Demo 8).</w:t>
+      </w:r>
+    </w:p>
+    <w:p>
+      <w:pPr>
+        <w:pStyle w:val="BlockText"/>
+      </w:pPr>
+      <w:r>
+        <w:rPr>
+          <w:b/>
+          <w:bCs/>
+        </w:rPr>
+        <w:t xml:space="preserve">Kural</w:t>
+      </w:r>
+    </w:p>
+    <w:p>
+      <w:pPr>
+        <w:pStyle w:val="BlockText"/>
+      </w:pPr>
+      <w:r>
+        <w:t xml:space="preserve">Anti-debug’ı</w:t>
+      </w:r>
+      <w:r>
+        <w:t xml:space="preserve"> </w:t>
+      </w:r>
+      <w:r>
+        <w:rPr>
+          <w:b/>
+          <w:bCs/>
+        </w:rPr>
+        <w:t xml:space="preserve">tek bir</w:t>
+      </w:r>
+      <w:r>
+        <w:rPr>
+          <w:b/>
+          <w:bCs/>
+        </w:rPr>
+        <w:t xml:space="preserve"> </w:t>
+      </w:r>
+      <w:r>
+        <w:rPr>
+          <w:rStyle w:val="VerbatimChar"/>
+          <w:b/>
+          <w:bCs/>
+        </w:rPr>
+        <w:t xml:space="preserve">if (IsDebuggerPresent()) exit();</w:t>
+      </w:r>
+      <w:r>
+        <w:t xml:space="preserve"> </w:t>
+      </w:r>
+      <w:r>
+        <w:t xml:space="preserve">olarak yazmayın (saldırgan o çağrıyı yamalar). Birden çok</w:t>
+      </w:r>
+      <w:r>
+        <w:t xml:space="preserve"> </w:t>
+      </w:r>
+      <w:r>
+        <w:t xml:space="preserve">bağımsız sinyal (ptrace + TracerPid + timing + parent) toplayın, sonucu doğrudan bir davranışa/anahtara bağlayın ve</w:t>
+      </w:r>
+      <w:r>
+        <w:t xml:space="preserve"> </w:t>
+      </w:r>
+      <w:r>
+        <w:t xml:space="preserve">tepkiyi</w:t>
+      </w:r>
+      <w:r>
+        <w:t xml:space="preserve"> </w:t>
+      </w:r>
+      <w:r>
+        <w:rPr>
+          <w:b/>
+          <w:bCs/>
+        </w:rPr>
+        <w:t xml:space="preserve">geciktirin</w:t>
+      </w:r>
+      <w:r>
+        <w:t xml:space="preserve"> </w:t>
+      </w:r>
+      <w:r>
+        <w:t xml:space="preserve">(hemen çıkmayın; saldırganın hangi kontrolün tetiklediğini anlamasını zorlaştırın).</w:t>
+      </w:r>
+    </w:p>
+    <w:p>
+      <w:pPr>
+        <w:pStyle w:val="BlockText"/>
+      </w:pPr>
+      <w:r>
+        <w:rPr>
+          <w:b/>
+          <w:bCs/>
+        </w:rPr>
+        <w:t xml:space="preserve">Sık hatalar ve kontrol listesi</w:t>
       </w:r>
     </w:p>
     <w:p>
@@ -6764,22 +6956,7 @@
         </w:numPr>
       </w:pPr>
       <w:r>
-        <w:t xml:space="preserve">Tespit sonucu bir davranışa/anahtara mı bağlı, yoksa yalnız</w:t>
-      </w:r>
-      <w:r>
-        <w:t xml:space="preserve"> </w:t>
-      </w:r>
-      <w:r>
-        <w:rPr>
-          <w:rStyle w:val="VerbatimChar"/>
-        </w:rPr>
-        <w:t xml:space="preserve">exit()</w:t>
-      </w:r>
-      <w:r>
-        <w:t xml:space="preserve"> </w:t>
-      </w:r>
-      <w:r>
-        <w:t xml:space="preserve">mi?</w:t>
+        <w:t xml:space="preserve">Tek bir anti-debug çağrısına mı bağlısınız, birden çok sinyale mi?</w:t>
       </w:r>
     </w:p>
     <w:p>
@@ -6791,41 +6968,22 @@
         </w:numPr>
       </w:pPr>
       <w:r>
+        <w:t xml:space="preserve">Tespit sonucu bir davranışa/anahtara mı bağlı, yoksa yalnız</w:t>
+      </w:r>
+      <w:r>
+        <w:t xml:space="preserve"> </w:t>
+      </w:r>
+      <w:r>
         <w:rPr>
           <w:rStyle w:val="VerbatimChar"/>
         </w:rPr>
-        <w:t xml:space="preserve">ptrace(PTRACE_TRACEME)</w:t>
-      </w:r>
-      <w:r>
-        <w:t xml:space="preserve"> </w:t>
-      </w:r>
-      <w:r>
-        <w:t xml:space="preserve">gibi</w:t>
-      </w:r>
-      <w:r>
-        <w:t xml:space="preserve"> </w:t>
-      </w:r>
-      <w:r>
-        <w:rPr>
-          <w:b/>
-          <w:bCs/>
-        </w:rPr>
-        <w:t xml:space="preserve">yan etkili</w:t>
-      </w:r>
-      <w:r>
-        <w:t xml:space="preserve"> </w:t>
-      </w:r>
-      <w:r>
-        <w:t xml:space="preserve">bir teknik yerine salt okuma (</w:t>
-      </w:r>
-      <w:r>
-        <w:rPr>
-          <w:rStyle w:val="VerbatimChar"/>
-        </w:rPr>
-        <w:t xml:space="preserve">TracerPid</w:t>
-      </w:r>
-      <w:r>
-        <w:t xml:space="preserve">) mı tercih edildi?</w:t>
+        <w:t xml:space="preserve">exit()</w:t>
+      </w:r>
+      <w:r>
+        <w:t xml:space="preserve"> </w:t>
+      </w:r>
+      <w:r>
+        <w:t xml:space="preserve">mi?</w:t>
       </w:r>
     </w:p>
     <w:p>
@@ -6834,6 +6992,52 @@
         <w:numPr>
           <w:ilvl w:val="0"/>
           <w:numId w:val="1014"/>
+        </w:numPr>
+      </w:pPr>
+      <w:r>
+        <w:rPr>
+          <w:rStyle w:val="VerbatimChar"/>
+        </w:rPr>
+        <w:t xml:space="preserve">ptrace(PTRACE_TRACEME)</w:t>
+      </w:r>
+      <w:r>
+        <w:t xml:space="preserve"> </w:t>
+      </w:r>
+      <w:r>
+        <w:t xml:space="preserve">gibi</w:t>
+      </w:r>
+      <w:r>
+        <w:t xml:space="preserve"> </w:t>
+      </w:r>
+      <w:r>
+        <w:rPr>
+          <w:b/>
+          <w:bCs/>
+        </w:rPr>
+        <w:t xml:space="preserve">yan etkili</w:t>
+      </w:r>
+      <w:r>
+        <w:t xml:space="preserve"> </w:t>
+      </w:r>
+      <w:r>
+        <w:t xml:space="preserve">bir teknik yerine salt okuma (</w:t>
+      </w:r>
+      <w:r>
+        <w:rPr>
+          <w:rStyle w:val="VerbatimChar"/>
+        </w:rPr>
+        <w:t xml:space="preserve">TracerPid</w:t>
+      </w:r>
+      <w:r>
+        <w:t xml:space="preserve">) mı tercih edildi?</w:t>
+      </w:r>
+    </w:p>
+    <w:p>
+      <w:pPr>
+        <w:pStyle w:val="Compact"/>
+        <w:numPr>
+          <w:ilvl w:val="0"/>
+          <w:numId w:val="1015"/>
         </w:numPr>
       </w:pPr>
       <w:r>
@@ -7895,7 +8099,7 @@
         <w:pStyle w:val="Compact"/>
         <w:numPr>
           <w:ilvl w:val="0"/>
-          <w:numId w:val="1015"/>
+          <w:numId w:val="1016"/>
         </w:numPr>
       </w:pPr>
       <w:r>
@@ -7953,7 +8157,7 @@
         <w:pStyle w:val="Compact"/>
         <w:numPr>
           <w:ilvl w:val="0"/>
-          <w:numId w:val="1015"/>
+          <w:numId w:val="1016"/>
         </w:numPr>
       </w:pPr>
       <w:r>
@@ -8069,7 +8273,7 @@
         <w:pStyle w:val="Compact"/>
         <w:numPr>
           <w:ilvl w:val="0"/>
-          <w:numId w:val="1015"/>
+          <w:numId w:val="1016"/>
         </w:numPr>
       </w:pPr>
       <w:r>
@@ -9255,7 +9459,7 @@
         <w:pStyle w:val="Compact"/>
         <w:numPr>
           <w:ilvl w:val="0"/>
-          <w:numId w:val="1016"/>
+          <w:numId w:val="1017"/>
         </w:numPr>
       </w:pPr>
       <w:r>
@@ -9283,7 +9487,7 @@
         <w:pStyle w:val="Compact"/>
         <w:numPr>
           <w:ilvl w:val="0"/>
-          <w:numId w:val="1016"/>
+          <w:numId w:val="1017"/>
         </w:numPr>
       </w:pPr>
       <w:r>
@@ -9311,7 +9515,7 @@
         <w:pStyle w:val="Compact"/>
         <w:numPr>
           <w:ilvl w:val="0"/>
-          <w:numId w:val="1016"/>
+          <w:numId w:val="1017"/>
         </w:numPr>
       </w:pPr>
       <w:r>
@@ -9351,7 +9555,7 @@
         <w:pStyle w:val="Compact"/>
         <w:numPr>
           <w:ilvl w:val="0"/>
-          <w:numId w:val="1016"/>
+          <w:numId w:val="1017"/>
         </w:numPr>
       </w:pPr>
       <w:r>
@@ -10576,7 +10780,7 @@
         <w:pStyle w:val="Compact"/>
         <w:numPr>
           <w:ilvl w:val="0"/>
-          <w:numId w:val="1017"/>
+          <w:numId w:val="1018"/>
         </w:numPr>
       </w:pPr>
       <w:r>
@@ -10604,7 +10808,7 @@
         <w:pStyle w:val="Compact"/>
         <w:numPr>
           <w:ilvl w:val="0"/>
-          <w:numId w:val="1017"/>
+          <w:numId w:val="1018"/>
         </w:numPr>
       </w:pPr>
       <w:r>
@@ -10626,7 +10830,7 @@
         <w:pStyle w:val="Compact"/>
         <w:numPr>
           <w:ilvl w:val="0"/>
-          <w:numId w:val="1017"/>
+          <w:numId w:val="1018"/>
         </w:numPr>
       </w:pPr>
       <w:r>
@@ -12175,51 +12379,23 @@
         <w:pStyle w:val="Compact"/>
         <w:numPr>
           <w:ilvl w:val="0"/>
-          <w:numId w:val="1018"/>
-        </w:numPr>
-      </w:pPr>
-      <w:r>
-        <w:t xml:space="preserve">Kritik karar tek bir</w:t>
-      </w:r>
-      <w:r>
-        <w:t xml:space="preserve"> </w:t>
-      </w:r>
-      <w:r>
-        <w:rPr>
-          <w:rStyle w:val="VerbatimChar"/>
-        </w:rPr>
-        <w:t xml:space="preserve">if</w:t>
-      </w:r>
-      <w:r>
-        <w:t xml:space="preserve">’e mi bağlı, yoksa bir sayaca/anahtara mı?</w:t>
-      </w:r>
-    </w:p>
-    <w:p>
-      <w:pPr>
-        <w:pStyle w:val="Compact"/>
-        <w:numPr>
-          <w:ilvl w:val="0"/>
           <w:numId w:val="1019"/>
         </w:numPr>
       </w:pPr>
       <w:r>
-        <w:t xml:space="preserve">Kontrolleri</w:t>
-      </w:r>
-      <w:r>
-        <w:t xml:space="preserve"> </w:t>
-      </w:r>
-      <w:r>
-        <w:rPr>
-          <w:b/>
-          <w:bCs/>
-        </w:rPr>
-        <w:t xml:space="preserve">atlayan</w:t>
-      </w:r>
-      <w:r>
-        <w:t xml:space="preserve"> </w:t>
-      </w:r>
-      <w:r>
-        <w:t xml:space="preserve">bir yol gerçek sonucu üretebiliyor mu? (Üretmemeli.)</w:t>
+        <w:t xml:space="preserve">Kritik karar tek bir</w:t>
+      </w:r>
+      <w:r>
+        <w:t xml:space="preserve"> </w:t>
+      </w:r>
+      <w:r>
+        <w:rPr>
+          <w:rStyle w:val="VerbatimChar"/>
+        </w:rPr>
+        <w:t xml:space="preserve">if</w:t>
+      </w:r>
+      <w:r>
+        <w:t xml:space="preserve">’e mi bağlı, yoksa bir sayaca/anahtara mı?</w:t>
       </w:r>
     </w:p>
     <w:p>
@@ -12231,7 +12407,23 @@
         </w:numPr>
       </w:pPr>
       <w:r>
-        <w:t xml:space="preserve">Kontrol sırası önemli mi (sırayı bozan saldırı yakalanıyor mu)?</w:t>
+        <w:t xml:space="preserve">Kontrolleri</w:t>
+      </w:r>
+      <w:r>
+        <w:t xml:space="preserve"> </w:t>
+      </w:r>
+      <w:r>
+        <w:rPr>
+          <w:b/>
+          <w:bCs/>
+        </w:rPr>
+        <w:t xml:space="preserve">atlayan</w:t>
+      </w:r>
+      <w:r>
+        <w:t xml:space="preserve"> </w:t>
+      </w:r>
+      <w:r>
+        <w:t xml:space="preserve">bir yol gerçek sonucu üretebiliyor mu? (Üretmemeli.)</w:t>
       </w:r>
     </w:p>
     <w:p>
@@ -12240,6 +12432,18 @@
         <w:numPr>
           <w:ilvl w:val="0"/>
           <w:numId w:val="1021"/>
+        </w:numPr>
+      </w:pPr>
+      <w:r>
+        <w:t xml:space="preserve">Kontrol sırası önemli mi (sırayı bozan saldırı yakalanıyor mu)?</w:t>
+      </w:r>
+    </w:p>
+    <w:p>
+      <w:pPr>
+        <w:pStyle w:val="Compact"/>
+        <w:numPr>
+          <w:ilvl w:val="0"/>
+          <w:numId w:val="1022"/>
         </w:numPr>
       </w:pPr>
       <w:r>
@@ -13636,66 +13840,6 @@
         <w:pStyle w:val="Compact"/>
         <w:numPr>
           <w:ilvl w:val="0"/>
-          <w:numId w:val="1022"/>
-        </w:numPr>
-      </w:pPr>
-      <w:r>
-        <w:rPr>
-          <w:b/>
-          <w:bCs/>
-        </w:rPr>
-        <w:t xml:space="preserve">S10 — RASP algılama envanteri:</w:t>
-      </w:r>
-      <w:r>
-        <w:t xml:space="preserve"> </w:t>
-      </w:r>
-      <w:r>
-        <w:t xml:space="preserve">Projenizdeki her kritik işlem için hangi RASP kontrollerini (bütünlük,</w:t>
-      </w:r>
-      <w:r>
-        <w:t xml:space="preserve"> </w:t>
-      </w:r>
-      <w:r>
-        <w:t xml:space="preserve">anti-debug, ortam, kanca, root, imza) uyguladığınızı, her birinin</w:t>
-      </w:r>
-      <w:r>
-        <w:t xml:space="preserve"> </w:t>
-      </w:r>
-      <w:r>
-        <w:rPr>
-          <w:b/>
-          <w:bCs/>
-        </w:rPr>
-        <w:t xml:space="preserve">neyi</w:t>
-      </w:r>
-      <w:r>
-        <w:t xml:space="preserve"> </w:t>
-      </w:r>
-      <w:r>
-        <w:t xml:space="preserve">algıladığını ve</w:t>
-      </w:r>
-      <w:r>
-        <w:t xml:space="preserve"> </w:t>
-      </w:r>
-      <w:r>
-        <w:rPr>
-          <w:b/>
-          <w:bCs/>
-        </w:rPr>
-        <w:t xml:space="preserve">nasıl atlatılabildiğini</w:t>
-      </w:r>
-      <w:r>
-        <w:t xml:space="preserve"> </w:t>
-      </w:r>
-      <w:r>
-        <w:t xml:space="preserve">tabloya dökün.</w:t>
-      </w:r>
-    </w:p>
-    <w:p>
-      <w:pPr>
-        <w:pStyle w:val="Compact"/>
-        <w:numPr>
-          <w:ilvl w:val="0"/>
           <w:numId w:val="1023"/>
         </w:numPr>
       </w:pPr>
@@ -13704,2644 +13848,51 @@
           <w:b/>
           <w:bCs/>
         </w:rPr>
-        <w:t xml:space="preserve">S10 — Tepki politikası:</w:t>
-      </w:r>
-      <w:r>
-        <w:t xml:space="preserve"> </w:t>
-      </w:r>
-      <w:r>
-        <w:t xml:space="preserve">Tamper algılandığında ne olacağını yazın: hangi sır silinir, fail-closed mı, decoy mu,</w:t>
-      </w:r>
-      <w:r>
-        <w:t xml:space="preserve"> </w:t>
-      </w:r>
-      <w:r>
-        <w:t xml:space="preserve">cihaz/sürüm bağlama var mı, sunucuya bildirim var mı.</w:t>
-      </w:r>
-    </w:p>
-    <w:p>
-      <w:pPr>
-        <w:pStyle w:val="FirstParagraph"/>
-      </w:pPr>
-      <w:r>
-        <w:rPr>
-          <w:b/>
-          <w:bCs/>
-        </w:rPr>
-        <w:t xml:space="preserve">S10 RASP envanteri sablonu</w:t>
-      </w:r>
-    </w:p>
-    <w:p>
-      <w:pPr>
-        <w:pStyle w:val="SourceCode"/>
-      </w:pPr>
-      <w:r>
-        <w:rPr>
-          <w:rStyle w:val="PreprocessorTok"/>
-        </w:rPr>
-        <w:t xml:space="preserve">|</w:t>
-      </w:r>
-      <w:r>
-        <w:rPr>
-          <w:rStyle w:val="NormalTok"/>
-        </w:rPr>
-        <w:t xml:space="preserve"> Kontrol            </w:t>
-      </w:r>
-      <w:r>
-        <w:rPr>
-          <w:rStyle w:val="PreprocessorTok"/>
-        </w:rPr>
-        <w:t xml:space="preserve">|</w:t>
-      </w:r>
-      <w:r>
-        <w:rPr>
-          <w:rStyle w:val="NormalTok"/>
-        </w:rPr>
-        <w:t xml:space="preserve"> Neyi algilar        </w:t>
-      </w:r>
-      <w:r>
-        <w:rPr>
-          <w:rStyle w:val="PreprocessorTok"/>
-        </w:rPr>
-        <w:t xml:space="preserve">|</w:t>
-      </w:r>
-      <w:r>
-        <w:rPr>
-          <w:rStyle w:val="NormalTok"/>
-        </w:rPr>
-        <w:t xml:space="preserve"> Nasil atlatilir      </w:t>
-      </w:r>
-      <w:r>
-        <w:rPr>
-          <w:rStyle w:val="PreprocessorTok"/>
-        </w:rPr>
-        <w:t xml:space="preserve">|</w:t>
-      </w:r>
-      <w:r>
-        <w:rPr>
-          <w:rStyle w:val="NormalTok"/>
-        </w:rPr>
-        <w:t xml:space="preserve"> Guclendirme        </w:t>
-      </w:r>
-      <w:r>
-        <w:rPr>
-          <w:rStyle w:val="PreprocessorTok"/>
-        </w:rPr>
-        <w:t xml:space="preserve">|</w:t>
-      </w:r>
-      <w:r>
-        <w:br/>
-      </w:r>
-      <w:r>
-        <w:rPr>
-          <w:rStyle w:val="PreprocessorTok"/>
-        </w:rPr>
-        <w:t xml:space="preserve">| ------------------</w:t>
-      </w:r>
-      <w:r>
-        <w:rPr>
-          <w:rStyle w:val="NormalTok"/>
-        </w:rPr>
-        <w:t xml:space="preserve"> </w:t>
-      </w:r>
-      <w:r>
-        <w:rPr>
-          <w:rStyle w:val="PreprocessorTok"/>
-        </w:rPr>
-        <w:t xml:space="preserve">| -------------------</w:t>
-      </w:r>
-      <w:r>
-        <w:rPr>
-          <w:rStyle w:val="NormalTok"/>
-        </w:rPr>
-        <w:t xml:space="preserve"> </w:t>
-      </w:r>
-      <w:r>
-        <w:rPr>
-          <w:rStyle w:val="PreprocessorTok"/>
-        </w:rPr>
-        <w:t xml:space="preserve">| --------------------</w:t>
-      </w:r>
-      <w:r>
-        <w:rPr>
-          <w:rStyle w:val="NormalTok"/>
-        </w:rPr>
-        <w:t xml:space="preserve"> </w:t>
-      </w:r>
-      <w:r>
-        <w:rPr>
-          <w:rStyle w:val="PreprocessorTok"/>
-        </w:rPr>
-        <w:t xml:space="preserve">| ------------------</w:t>
-      </w:r>
-      <w:r>
-        <w:rPr>
-          <w:rStyle w:val="NormalTok"/>
-        </w:rPr>
-        <w:t xml:space="preserve"> </w:t>
-      </w:r>
-      <w:r>
-        <w:rPr>
-          <w:rStyle w:val="PreprocessorTok"/>
-        </w:rPr>
-        <w:t xml:space="preserve">|</w:t>
-      </w:r>
-      <w:r>
-        <w:br/>
-      </w:r>
-      <w:r>
-        <w:rPr>
-          <w:rStyle w:val="PreprocessorTok"/>
-        </w:rPr>
-        <w:t xml:space="preserve">|</w:t>
-      </w:r>
-      <w:r>
-        <w:rPr>
-          <w:rStyle w:val="NormalTok"/>
-        </w:rPr>
-        <w:t xml:space="preserve"> Butunluk (HMAC)    </w:t>
-      </w:r>
-      <w:r>
-        <w:rPr>
-          <w:rStyle w:val="PreprocessorTok"/>
-        </w:rPr>
-        <w:t xml:space="preserve">|</w:t>
-      </w:r>
-      <w:r>
-        <w:rPr>
-          <w:rStyle w:val="NormalTok"/>
-        </w:rPr>
-        <w:t xml:space="preserve"> Ikili yama          </w:t>
-      </w:r>
-      <w:r>
-        <w:rPr>
-          <w:rStyle w:val="PreprocessorTok"/>
-        </w:rPr>
-        <w:t xml:space="preserve">|</w:t>
-      </w:r>
-      <w:r>
-        <w:rPr>
-          <w:rStyle w:val="NormalTok"/>
-        </w:rPr>
-        <w:t xml:space="preserve"> Checker yamalanir    </w:t>
-      </w:r>
-      <w:r>
-        <w:rPr>
-          <w:rStyle w:val="PreprocessorTok"/>
-        </w:rPr>
-        <w:t xml:space="preserve">|</w:t>
-      </w:r>
-      <w:r>
-        <w:rPr>
-          <w:rStyle w:val="NormalTok"/>
-        </w:rPr>
-        <w:t xml:space="preserve"> Ortusen denetleyici</w:t>
-      </w:r>
-      <w:r>
-        <w:rPr>
-          <w:rStyle w:val="PreprocessorTok"/>
-        </w:rPr>
-        <w:t xml:space="preserve">|</w:t>
-      </w:r>
-      <w:r>
-        <w:br/>
-      </w:r>
-      <w:r>
-        <w:rPr>
-          <w:rStyle w:val="PreprocessorTok"/>
-        </w:rPr>
-        <w:t xml:space="preserve">|</w:t>
-      </w:r>
-      <w:r>
-        <w:rPr>
-          <w:rStyle w:val="NormalTok"/>
-        </w:rPr>
-        <w:t xml:space="preserve"> Anti-debug         </w:t>
-      </w:r>
-      <w:r>
-        <w:rPr>
-          <w:rStyle w:val="PreprocessorTok"/>
-        </w:rPr>
-        <w:t xml:space="preserve">|</w:t>
-      </w:r>
-      <w:r>
-        <w:rPr>
-          <w:rStyle w:val="NormalTok"/>
-        </w:rPr>
-        <w:t xml:space="preserve"> Hata ayiklayici     </w:t>
-      </w:r>
-      <w:r>
-        <w:rPr>
-          <w:rStyle w:val="PreprocessorTok"/>
-        </w:rPr>
-        <w:t xml:space="preserve">|</w:t>
-      </w:r>
-      <w:r>
-        <w:rPr>
-          <w:rStyle w:val="NormalTok"/>
-        </w:rPr>
-        <w:t xml:space="preserve"> ptrace no-op / yama  </w:t>
-      </w:r>
-      <w:r>
-        <w:rPr>
-          <w:rStyle w:val="PreprocessorTok"/>
-        </w:rPr>
-        <w:t xml:space="preserve">|</w:t>
-      </w:r>
-      <w:r>
-        <w:rPr>
-          <w:rStyle w:val="NormalTok"/>
-        </w:rPr>
-        <w:t xml:space="preserve"> Coklu sinyal+sayac </w:t>
-      </w:r>
-      <w:r>
-        <w:rPr>
-          <w:rStyle w:val="PreprocessorTok"/>
-        </w:rPr>
-        <w:t xml:space="preserve">|</w:t>
-      </w:r>
-      <w:r>
-        <w:br/>
-      </w:r>
-      <w:r>
-        <w:rPr>
-          <w:rStyle w:val="PreprocessorTok"/>
-        </w:rPr>
-        <w:t xml:space="preserve">|</w:t>
-      </w:r>
-      <w:r>
-        <w:rPr>
-          <w:rStyle w:val="NormalTok"/>
-        </w:rPr>
-        <w:t xml:space="preserve"> Kanca algilama     </w:t>
-      </w:r>
-      <w:r>
-        <w:rPr>
-          <w:rStyle w:val="PreprocessorTok"/>
-        </w:rPr>
-        <w:t xml:space="preserve">|</w:t>
-      </w:r>
-      <w:r>
-        <w:rPr>
-          <w:rStyle w:val="NormalTok"/>
-        </w:rPr>
-        <w:t xml:space="preserve"> LD_PRELOAD/Frida    </w:t>
-      </w:r>
-      <w:r>
-        <w:rPr>
-          <w:rStyle w:val="PreprocessorTok"/>
-        </w:rPr>
-        <w:t xml:space="preserve">|</w:t>
-      </w:r>
-      <w:r>
-        <w:rPr>
-          <w:rStyle w:val="NormalTok"/>
-        </w:rPr>
-        <w:t xml:space="preserve"> maps gizleme         </w:t>
-      </w:r>
-      <w:r>
-        <w:rPr>
-          <w:rStyle w:val="PreprocessorTok"/>
-        </w:rPr>
-        <w:t xml:space="preserve">|</w:t>
-      </w:r>
-      <w:r>
-        <w:rPr>
-          <w:rStyle w:val="NormalTok"/>
-        </w:rPr>
-        <w:t xml:space="preserve"> dladdr + maps      </w:t>
-      </w:r>
-      <w:r>
-        <w:rPr>
-          <w:rStyle w:val="PreprocessorTok"/>
-        </w:rPr>
-        <w:t xml:space="preserve">|</w:t>
-      </w:r>
-      <w:r>
-        <w:br/>
-      </w:r>
-      <w:r>
-        <w:rPr>
-          <w:rStyle w:val="PreprocessorTok"/>
-        </w:rPr>
-        <w:t xml:space="preserve">|</w:t>
-      </w:r>
-      <w:r>
-        <w:rPr>
-          <w:rStyle w:val="NormalTok"/>
-        </w:rPr>
-        <w:t xml:space="preserve"> Cihaz baglama      </w:t>
-      </w:r>
-      <w:r>
-        <w:rPr>
-          <w:rStyle w:val="PreprocessorTok"/>
-        </w:rPr>
-        <w:t xml:space="preserve">|</w:t>
-      </w:r>
-      <w:r>
-        <w:rPr>
-          <w:rStyle w:val="NormalTok"/>
-        </w:rPr>
-        <w:t xml:space="preserve"> Klonlama            </w:t>
-      </w:r>
-      <w:r>
-        <w:rPr>
-          <w:rStyle w:val="PreprocessorTok"/>
-        </w:rPr>
-        <w:t xml:space="preserve">|</w:t>
-      </w:r>
-      <w:r>
-        <w:rPr>
-          <w:rStyle w:val="NormalTok"/>
-        </w:rPr>
-        <w:t xml:space="preserve"> (cihaza bagli)       </w:t>
-      </w:r>
-      <w:r>
-        <w:rPr>
-          <w:rStyle w:val="PreprocessorTok"/>
-        </w:rPr>
-        <w:t xml:space="preserve">|</w:t>
-      </w:r>
-      <w:r>
-        <w:rPr>
-          <w:rStyle w:val="NormalTok"/>
-        </w:rPr>
-        <w:t xml:space="preserve"> HKDF + AES-GCM     </w:t>
-      </w:r>
-      <w:r>
-        <w:rPr>
-          <w:rStyle w:val="PreprocessorTok"/>
-        </w:rPr>
-        <w:t xml:space="preserve">|</w:t>
-      </w:r>
-    </w:p>
-    <w:p>
-      <w:pPr>
-        <w:pStyle w:val="FirstParagraph"/>
-      </w:pPr>
-      <w:r>
-        <w:rPr>
-          <w:b/>
-          <w:bCs/>
-        </w:rPr>
-        <w:t xml:space="preserve">S10 tepki politikasi sablonu</w:t>
-      </w:r>
-    </w:p>
-    <w:p>
-      <w:pPr>
-        <w:pStyle w:val="SourceCode"/>
-      </w:pPr>
-      <w:r>
-        <w:rPr>
-          <w:rStyle w:val="PreprocessorTok"/>
-        </w:rPr>
-        <w:t xml:space="preserve">|</w:t>
-      </w:r>
-      <w:r>
-        <w:rPr>
-          <w:rStyle w:val="NormalTok"/>
-        </w:rPr>
-        <w:t xml:space="preserve"> Tetikleyici        </w:t>
-      </w:r>
-      <w:r>
-        <w:rPr>
-          <w:rStyle w:val="PreprocessorTok"/>
-        </w:rPr>
-        <w:t xml:space="preserve">|</w:t>
-      </w:r>
-      <w:r>
-        <w:rPr>
-          <w:rStyle w:val="NormalTok"/>
-        </w:rPr>
-        <w:t xml:space="preserve"> Tepki                          </w:t>
-      </w:r>
-      <w:r>
-        <w:rPr>
-          <w:rStyle w:val="PreprocessorTok"/>
-        </w:rPr>
-        <w:t xml:space="preserve">|</w:t>
-      </w:r>
-      <w:r>
-        <w:rPr>
-          <w:rStyle w:val="NormalTok"/>
-        </w:rPr>
-        <w:t xml:space="preserve"> Bildirim         </w:t>
-      </w:r>
-      <w:r>
-        <w:rPr>
-          <w:rStyle w:val="PreprocessorTok"/>
-        </w:rPr>
-        <w:t xml:space="preserve">|</w:t>
-      </w:r>
-      <w:r>
-        <w:br/>
-      </w:r>
-      <w:r>
-        <w:rPr>
-          <w:rStyle w:val="PreprocessorTok"/>
-        </w:rPr>
-        <w:t xml:space="preserve">| ------------------</w:t>
-      </w:r>
-      <w:r>
-        <w:rPr>
-          <w:rStyle w:val="NormalTok"/>
-        </w:rPr>
-        <w:t xml:space="preserve"> </w:t>
-      </w:r>
-      <w:r>
-        <w:rPr>
-          <w:rStyle w:val="PreprocessorTok"/>
-        </w:rPr>
-        <w:t xml:space="preserve">| ------------------------------</w:t>
-      </w:r>
-      <w:r>
-        <w:rPr>
-          <w:rStyle w:val="NormalTok"/>
-        </w:rPr>
-        <w:t xml:space="preserve"> </w:t>
-      </w:r>
-      <w:r>
-        <w:rPr>
-          <w:rStyle w:val="PreprocessorTok"/>
-        </w:rPr>
-        <w:t xml:space="preserve">| ----------------</w:t>
-      </w:r>
-      <w:r>
-        <w:rPr>
-          <w:rStyle w:val="NormalTok"/>
-        </w:rPr>
-        <w:t xml:space="preserve"> </w:t>
-      </w:r>
-      <w:r>
-        <w:rPr>
-          <w:rStyle w:val="PreprocessorTok"/>
-        </w:rPr>
-        <w:t xml:space="preserve">|</w:t>
-      </w:r>
-      <w:r>
-        <w:br/>
-      </w:r>
-      <w:r>
-        <w:rPr>
-          <w:rStyle w:val="PreprocessorTok"/>
-        </w:rPr>
-        <w:t xml:space="preserve">|</w:t>
-      </w:r>
-      <w:r>
-        <w:rPr>
-          <w:rStyle w:val="NormalTok"/>
-        </w:rPr>
-        <w:t xml:space="preserve"> butunluk basarisiz </w:t>
-      </w:r>
-      <w:r>
-        <w:rPr>
-          <w:rStyle w:val="PreprocessorTok"/>
-        </w:rPr>
-        <w:t xml:space="preserve">|</w:t>
-      </w:r>
-      <w:r>
-        <w:rPr>
-          <w:rStyle w:val="NormalTok"/>
-        </w:rPr>
-        <w:t xml:space="preserve"> sirri sil + decoy + fail-close </w:t>
-      </w:r>
-      <w:r>
-        <w:rPr>
-          <w:rStyle w:val="PreprocessorTok"/>
-        </w:rPr>
-        <w:t xml:space="preserve">|</w:t>
-      </w:r>
-      <w:r>
-        <w:rPr>
-          <w:rStyle w:val="NormalTok"/>
-        </w:rPr>
-        <w:t xml:space="preserve"> sunucuya olay    </w:t>
-      </w:r>
-      <w:r>
-        <w:rPr>
-          <w:rStyle w:val="PreprocessorTok"/>
-        </w:rPr>
-        <w:t xml:space="preserve">|</w:t>
-      </w:r>
-      <w:r>
-        <w:br/>
-      </w:r>
-      <w:r>
-        <w:rPr>
-          <w:rStyle w:val="PreprocessorTok"/>
-        </w:rPr>
-        <w:t xml:space="preserve">|</w:t>
-      </w:r>
-      <w:r>
-        <w:rPr>
-          <w:rStyle w:val="NormalTok"/>
-        </w:rPr>
-        <w:t xml:space="preserve"> cihaz tutmaz       </w:t>
-      </w:r>
-      <w:r>
-        <w:rPr>
-          <w:rStyle w:val="PreprocessorTok"/>
-        </w:rPr>
-        <w:t xml:space="preserve">|</w:t>
-      </w:r>
-      <w:r>
-        <w:rPr>
-          <w:rStyle w:val="NormalTok"/>
-        </w:rPr>
-        <w:t xml:space="preserve"> ac-ma, decoy                   </w:t>
-      </w:r>
-      <w:r>
-        <w:rPr>
-          <w:rStyle w:val="PreprocessorTok"/>
-        </w:rPr>
-        <w:t xml:space="preserve">|</w:t>
-      </w:r>
-      <w:r>
-        <w:rPr>
-          <w:rStyle w:val="NormalTok"/>
-        </w:rPr>
-        <w:t xml:space="preserve"> sunucuya olay    </w:t>
-      </w:r>
-      <w:r>
-        <w:rPr>
-          <w:rStyle w:val="PreprocessorTok"/>
-        </w:rPr>
-        <w:t xml:space="preserve">|</w:t>
-      </w:r>
-    </w:p>
-    <w:p>
-      <w:pPr>
-        <w:pStyle w:val="BlockText"/>
-      </w:pPr>
-      <w:r>
-        <w:rPr>
-          <w:b/>
-          <w:bCs/>
-        </w:rPr>
-        <w:t xml:space="preserve">Kurs gereksinim aileleri</w:t>
-      </w:r>
-    </w:p>
-    <w:p>
-      <w:pPr>
-        <w:pStyle w:val="BlockText"/>
-      </w:pPr>
-      <w:r>
-        <w:t xml:space="preserve">Bu bölümler şu gereksinim ailelerini karşılar:</w:t>
-      </w:r>
-      <w:r>
-        <w:t xml:space="preserve"> </w:t>
-      </w:r>
-      <w:r>
-        <w:rPr>
-          <w:rStyle w:val="VerbatimChar"/>
-        </w:rPr>
-        <w:t xml:space="preserve">CEN429-RA</w:t>
-      </w:r>
-      <w:r>
-        <w:t xml:space="preserve"> </w:t>
-      </w:r>
-      <w:r>
-        <w:t xml:space="preserve">(RASP algılama),</w:t>
-      </w:r>
-      <w:r>
-        <w:t xml:space="preserve"> </w:t>
-      </w:r>
-      <w:r>
-        <w:rPr>
-          <w:rStyle w:val="VerbatimChar"/>
-        </w:rPr>
-        <w:t xml:space="preserve">CEN429-RT</w:t>
-      </w:r>
-      <w:r>
-        <w:t xml:space="preserve"> </w:t>
-      </w:r>
-      <w:r>
-        <w:t xml:space="preserve">(tepki politikası),</w:t>
-      </w:r>
-      <w:r>
-        <w:t xml:space="preserve"> </w:t>
-      </w:r>
-      <w:r>
-        <w:rPr>
-          <w:rStyle w:val="VerbatimChar"/>
-        </w:rPr>
-        <w:t xml:space="preserve">CEN429-BD</w:t>
-      </w:r>
-      <w:r>
-        <w:t xml:space="preserve"> </w:t>
-      </w:r>
-      <w:r>
-        <w:t xml:space="preserve">(cihaz/sürüm bağlama),</w:t>
-      </w:r>
-      <w:r>
-        <w:t xml:space="preserve"> </w:t>
-      </w:r>
-      <w:r>
-        <w:rPr>
-          <w:rStyle w:val="VerbatimChar"/>
-        </w:rPr>
-        <w:t xml:space="preserve">CEN429-CF</w:t>
-      </w:r>
-      <w:r>
-        <w:t xml:space="preserve"> </w:t>
-      </w:r>
-      <w:r>
-        <w:t xml:space="preserve">(kontrol akışı bütünlüğü). Her gereksinim için S17 uyum matrisine bir</w:t>
-      </w:r>
-      <w:r>
-        <w:t xml:space="preserve"> </w:t>
-      </w:r>
-      <w:r>
-        <w:t xml:space="preserve">satır ekleyin: gereksinim → durum → belge bölümü → kanıt (test/kod/demo).</w:t>
-      </w:r>
-    </w:p>
-    <w:p>
-      <w:r>
-        <w:pict>
-          <v:rect style="width:0;height:1.5pt" o:hralign="center" o:hrstd="t" o:hr="t"/>
-        </w:pict>
-      </w:r>
-    </w:p>
-    <w:bookmarkEnd w:id="69"/>
-    <w:bookmarkStart w:id="70" w:name="sınıf-etkinlikleri"/>
-    <w:p>
-      <w:pPr>
-        <w:pStyle w:val="Heading2"/>
-      </w:pPr>
-      <w:r>
-        <w:t xml:space="preserve">13. Sınıf etkinlikleri</w:t>
-      </w:r>
-    </w:p>
-    <w:p>
-      <w:pPr>
-        <w:pStyle w:val="BlockText"/>
-      </w:pPr>
-      <w:r>
-        <w:rPr>
-          <w:b/>
-          <w:bCs/>
-        </w:rPr>
-        <w:t xml:space="preserve">Etkinlik 1 — Kancayı kendi elinizle kurun (15 dk, ikili, WSL)</w:t>
-      </w:r>
-    </w:p>
-    <w:p>
-      <w:pPr>
-        <w:pStyle w:val="BlockText"/>
-      </w:pPr>
-      <w:r>
-        <w:t xml:space="preserve">Demo 4’ü WSL’de çalıştırın. Sonra</w:t>
-      </w:r>
-      <w:r>
-        <w:t xml:space="preserve"> </w:t>
-      </w:r>
-      <w:r>
-        <w:rPr>
-          <w:rStyle w:val="VerbatimChar"/>
-        </w:rPr>
-        <w:t xml:space="preserve">sahtekanca.c</w:t>
-      </w:r>
-      <w:r>
-        <w:t xml:space="preserve">’ye</w:t>
-      </w:r>
-      <w:r>
-        <w:t xml:space="preserve"> </w:t>
-      </w:r>
-      <w:r>
-        <w:rPr>
-          <w:rStyle w:val="VerbatimChar"/>
-        </w:rPr>
-        <w:t xml:space="preserve">getenv</w:t>
-      </w:r>
-      <w:r>
-        <w:t xml:space="preserve">’i de ekleyin (LD_PRELOAD’ı gizlemek için boş döndürsün).</w:t>
-      </w:r>
-      <w:r>
-        <w:t xml:space="preserve"> </w:t>
-      </w:r>
-      <w:r>
-        <w:t xml:space="preserve">Yeniden derleyip çalıştırın: 1. sinyal (getenv) artık yakalıyor mu? 2. sinyal (</w:t>
-      </w:r>
-      <w:r>
-        <w:rPr>
-          <w:rStyle w:val="VerbatimChar"/>
-        </w:rPr>
-        <w:t xml:space="preserve">dladdr</w:t>
-      </w:r>
-      <w:r>
-        <w:t xml:space="preserve">) hâlâ yakalıyor mu? Bu neden</w:t>
-      </w:r>
-      <w:r>
-        <w:t xml:space="preserve"> </w:t>
-      </w:r>
-      <w:r>
-        <w:t xml:space="preserve">daha sağlam?</w:t>
-      </w:r>
-    </w:p>
-    <w:p>
-      <w:pPr>
-        <w:pStyle w:val="BlockText"/>
-      </w:pPr>
-      <w:r>
-        <w:rPr>
-          <w:b/>
-          <w:bCs/>
-        </w:rPr>
-        <w:t xml:space="preserve">Etkinlik 2 — Tek</w:t>
-      </w:r>
-      <w:r>
-        <w:rPr>
-          <w:b/>
-          <w:bCs/>
-        </w:rPr>
-        <w:t xml:space="preserve"> </w:t>
-      </w:r>
-      <w:r>
-        <w:rPr>
-          <w:rStyle w:val="VerbatimChar"/>
-          <w:b/>
-          <w:bCs/>
-        </w:rPr>
-        <w:t xml:space="preserve">if</w:t>
-      </w:r>
-      <w:r>
-        <w:rPr>
-          <w:b/>
-          <w:bCs/>
-        </w:rPr>
-        <w:t xml:space="preserve">’i yamalayın (10 dk, tartışma)</w:t>
-      </w:r>
-    </w:p>
-    <w:p>
-      <w:pPr>
-        <w:pStyle w:val="BlockText"/>
-      </w:pPr>
-      <w:r>
-        <w:t xml:space="preserve">Demo 5’te</w:t>
-      </w:r>
-      <w:r>
-        <w:t xml:space="preserve"> </w:t>
-      </w:r>
-      <w:r>
-        <w:rPr>
-          <w:rStyle w:val="VerbatimChar"/>
-        </w:rPr>
-        <w:t xml:space="preserve">atlat</w:t>
-      </w:r>
-      <w:r>
-        <w:t xml:space="preserve"> </w:t>
-      </w:r>
-      <w:r>
-        <w:t xml:space="preserve">modu gerçek sonucu üretemedi. Şimdi düşünün: kritik işlem yalnız</w:t>
-      </w:r>
-      <w:r>
-        <w:t xml:space="preserve"> </w:t>
-      </w:r>
-      <w:r>
-        <w:rPr>
-          <w:rStyle w:val="VerbatimChar"/>
-        </w:rPr>
-        <w:t xml:space="preserve">if (kontroller_gecti) onayla;</w:t>
-      </w:r>
-      <w:r>
-        <w:t xml:space="preserve"> </w:t>
-      </w:r>
-      <w:r>
-        <w:t xml:space="preserve">olsaydı, saldırgan tek bir</w:t>
-      </w:r>
-      <w:r>
-        <w:t xml:space="preserve"> </w:t>
-      </w:r>
-      <w:r>
-        <w:rPr>
-          <w:rStyle w:val="VerbatimChar"/>
-        </w:rPr>
-        <w:t xml:space="preserve">jmp</w:t>
-      </w:r>
-      <w:r>
-        <w:t xml:space="preserve"> </w:t>
-      </w:r>
-      <w:r>
-        <w:t xml:space="preserve">ile ne yapardı? Anahtar zinciri neden bu yamayı işe yaramaz kılar?</w:t>
-      </w:r>
-    </w:p>
-    <w:p>
-      <w:pPr>
-        <w:pStyle w:val="BlockText"/>
-      </w:pPr>
-      <w:r>
-        <w:rPr>
-          <w:b/>
-          <w:bCs/>
-        </w:rPr>
-        <w:t xml:space="preserve">Etkinlik 3 — Yanlış pozitif avı (15 dk, 3-4 kişilik grup)</w:t>
-      </w:r>
-    </w:p>
-    <w:p>
-      <w:pPr>
-        <w:pStyle w:val="BlockText"/>
-      </w:pPr>
-      <w:r>
-        <w:t xml:space="preserve">Demo 3’ü çalıştırın; muhtemelen</w:t>
-      </w:r>
-      <w:r>
-        <w:t xml:space="preserve"> </w:t>
-      </w:r>
-      <w:r>
-        <w:t xml:space="preserve">“hipervizör VAR”</w:t>
-      </w:r>
-      <w:r>
-        <w:t xml:space="preserve"> </w:t>
-      </w:r>
-      <w:r>
-        <w:t xml:space="preserve">diyecek. Bir uygulama sırf bunun için çalışmayı reddetseydi hangi</w:t>
-      </w:r>
-      <w:r>
-        <w:t xml:space="preserve"> </w:t>
-      </w:r>
-      <w:r>
-        <w:t xml:space="preserve">meşru kullanıcılar mağdur olurdu? Root algılama (Demo 7) için de aynı soruyu tartışın. RASP kararları neden</w:t>
-      </w:r>
-      <w:r>
-        <w:t xml:space="preserve"> </w:t>
-      </w:r>
-      <w:r>
-        <w:rPr>
-          <w:b/>
-          <w:bCs/>
-        </w:rPr>
-        <w:t xml:space="preserve">risk</w:t>
-      </w:r>
-      <w:r>
-        <w:rPr>
-          <w:b/>
-          <w:bCs/>
-        </w:rPr>
-        <w:t xml:space="preserve"> </w:t>
-      </w:r>
-      <w:r>
-        <w:rPr>
-          <w:b/>
-          <w:bCs/>
-        </w:rPr>
-        <w:t xml:space="preserve">skoru</w:t>
-      </w:r>
-      <w:r>
-        <w:t xml:space="preserve"> </w:t>
-      </w:r>
-      <w:r>
-        <w:t xml:space="preserve">olmalı, ikili</w:t>
-      </w:r>
-      <w:r>
-        <w:t xml:space="preserve"> </w:t>
-      </w:r>
-      <w:r>
-        <w:t xml:space="preserve">“çalış/çalışma”</w:t>
-      </w:r>
-      <w:r>
-        <w:t xml:space="preserve"> </w:t>
-      </w:r>
-      <w:r>
-        <w:t xml:space="preserve">değil?</w:t>
-      </w:r>
-    </w:p>
-    <w:p>
-      <w:pPr>
-        <w:pStyle w:val="BlockText"/>
-      </w:pPr>
-      <w:r>
-        <w:rPr>
-          <w:b/>
-          <w:bCs/>
-        </w:rPr>
-        <w:t xml:space="preserve">Etkinlik 4 — Tepki politikası tasarımı (10 dk, bireysel)</w:t>
-      </w:r>
-    </w:p>
-    <w:p>
-      <w:pPr>
-        <w:pStyle w:val="BlockText"/>
-      </w:pPr>
-      <w:r>
-        <w:t xml:space="preserve">Bir mobil bankacılık uygulaması root algıladı. Üç farklı tepki tasarlayın: (a) hemen çök, (b) işlemi reddet ve</w:t>
-      </w:r>
-      <w:r>
-        <w:t xml:space="preserve"> </w:t>
-      </w:r>
-      <w:r>
-        <w:t xml:space="preserve">kullanıcıyı bilgilendir, (c) sessizce çalışmaya devam et ama sunucuya bildir ve işlem limitini düşür. Hangisi</w:t>
-      </w:r>
-      <w:r>
-        <w:t xml:space="preserve"> </w:t>
-      </w:r>
-      <w:r>
-        <w:t xml:space="preserve">saldırgana</w:t>
-      </w:r>
-      <w:r>
-        <w:t xml:space="preserve"> </w:t>
-      </w:r>
-      <w:r>
-        <w:rPr>
-          <w:b/>
-          <w:bCs/>
-        </w:rPr>
-        <w:t xml:space="preserve">en az</w:t>
-      </w:r>
-      <w:r>
-        <w:t xml:space="preserve"> </w:t>
-      </w:r>
-      <w:r>
-        <w:t xml:space="preserve">bilgi verir? Hangisi meşru kullanıcıya en az zarar verir?</w:t>
-      </w:r>
-    </w:p>
-    <w:p>
-      <w:r>
-        <w:pict>
-          <v:rect style="width:0;height:1.5pt" o:hralign="center" o:hrstd="t" o:hr="t"/>
-        </w:pict>
-      </w:r>
-    </w:p>
-    <w:bookmarkEnd w:id="70"/>
-    <w:bookmarkStart w:id="71" w:name="kod-okuma-alıştırmaları"/>
-    <w:p>
-      <w:pPr>
-        <w:pStyle w:val="Heading2"/>
-      </w:pPr>
-      <w:r>
-        <w:t xml:space="preserve">14. Kod okuma alıştırmaları</w:t>
-      </w:r>
-    </w:p>
-    <w:p>
-      <w:pPr>
-        <w:pStyle w:val="BlockText"/>
-      </w:pPr>
-      <w:r>
-        <w:rPr>
-          <w:b/>
-          <w:bCs/>
-        </w:rPr>
-        <w:t xml:space="preserve">Okuma 1 — Bu anti-debug güvenli mi?</w:t>
-      </w:r>
-    </w:p>
-    <w:p>
-      <w:pPr>
-        <w:pStyle w:val="SourceCode"/>
-      </w:pPr>
-      <w:r>
-        <w:rPr>
-          <w:rStyle w:val="ControlFlowTok"/>
-        </w:rPr>
-        <w:t xml:space="preserve">if</w:t>
-      </w:r>
-      <w:r>
-        <w:rPr>
-          <w:rStyle w:val="NormalTok"/>
-        </w:rPr>
-        <w:t xml:space="preserve"> </w:t>
-      </w:r>
-      <w:r>
-        <w:rPr>
-          <w:rStyle w:val="OperatorTok"/>
-        </w:rPr>
-        <w:t xml:space="preserve">(</w:t>
-      </w:r>
-      <w:r>
-        <w:rPr>
-          <w:rStyle w:val="NormalTok"/>
-        </w:rPr>
-        <w:t xml:space="preserve">IsDebuggerPresent</w:t>
-      </w:r>
-      <w:r>
-        <w:rPr>
-          <w:rStyle w:val="OperatorTok"/>
-        </w:rPr>
-        <w:t xml:space="preserve">())</w:t>
-      </w:r>
-      <w:r>
-        <w:rPr>
-          <w:rStyle w:val="NormalTok"/>
-        </w:rPr>
-        <w:t xml:space="preserve"> </w:t>
-      </w:r>
-      <w:r>
-        <w:rPr>
-          <w:rStyle w:val="OperatorTok"/>
-        </w:rPr>
-        <w:t xml:space="preserve">{</w:t>
-      </w:r>
-      <w:r>
-        <w:br/>
-      </w:r>
-      <w:r>
-        <w:rPr>
-          <w:rStyle w:val="NormalTok"/>
-        </w:rPr>
-        <w:t xml:space="preserve">    exit</w:t>
-      </w:r>
-      <w:r>
-        <w:rPr>
-          <w:rStyle w:val="OperatorTok"/>
-        </w:rPr>
-        <w:t xml:space="preserve">(</w:t>
-      </w:r>
-      <w:r>
-        <w:rPr>
-          <w:rStyle w:val="DecValTok"/>
-        </w:rPr>
-        <w:t xml:space="preserve">1</w:t>
-      </w:r>
-      <w:r>
-        <w:rPr>
-          <w:rStyle w:val="OperatorTok"/>
-        </w:rPr>
-        <w:t xml:space="preserve">);</w:t>
-      </w:r>
-      <w:r>
-        <w:br/>
-      </w:r>
-      <w:r>
-        <w:rPr>
-          <w:rStyle w:val="OperatorTok"/>
-        </w:rPr>
-        <w:t xml:space="preserve">}</w:t>
-      </w:r>
-      <w:r>
-        <w:br/>
-      </w:r>
-      <w:r>
-        <w:rPr>
-          <w:rStyle w:val="NormalTok"/>
-        </w:rPr>
-        <w:t xml:space="preserve">do_payment</w:t>
-      </w:r>
-      <w:r>
-        <w:rPr>
-          <w:rStyle w:val="OperatorTok"/>
-        </w:rPr>
-        <w:t xml:space="preserve">();</w:t>
-      </w:r>
-    </w:p>
-    <w:p>
-      <w:pPr>
-        <w:pStyle w:val="BlockText"/>
-      </w:pPr>
-      <w:r>
-        <w:rPr>
-          <w:b/>
-          <w:bCs/>
-        </w:rPr>
-        <w:t xml:space="preserve">Cevap</w:t>
-      </w:r>
-    </w:p>
-    <w:p>
-      <w:pPr>
-        <w:pStyle w:val="BlockText"/>
-      </w:pPr>
-      <w:r>
-        <w:rPr>
-          <w:b/>
-          <w:bCs/>
-        </w:rPr>
-        <w:t xml:space="preserve">Hayır.</w:t>
-      </w:r>
-      <w:r>
-        <w:t xml:space="preserve"> </w:t>
-      </w:r>
-      <w:r>
-        <w:t xml:space="preserve">(1) Tek bir sinyale bağlı; (2) sonuç doğrudan</w:t>
-      </w:r>
-      <w:r>
-        <w:t xml:space="preserve"> </w:t>
-      </w:r>
-      <w:r>
-        <w:rPr>
-          <w:rStyle w:val="VerbatimChar"/>
-        </w:rPr>
-        <w:t xml:space="preserve">exit()</w:t>
-      </w:r>
-      <w:r>
-        <w:t xml:space="preserve"> </w:t>
-      </w:r>
-      <w:r>
-        <w:t xml:space="preserve">— saldırgan</w:t>
-      </w:r>
-      <w:r>
-        <w:t xml:space="preserve"> </w:t>
-      </w:r>
-      <w:r>
-        <w:rPr>
-          <w:rStyle w:val="VerbatimChar"/>
-        </w:rPr>
-        <w:t xml:space="preserve">IsDebuggerPresent</w:t>
-      </w:r>
-      <w:r>
-        <w:t xml:space="preserve">’in dönüşünü ya</w:t>
-      </w:r>
-      <w:r>
-        <w:t xml:space="preserve"> </w:t>
-      </w:r>
-      <w:r>
-        <w:t xml:space="preserve">da bu</w:t>
-      </w:r>
-      <w:r>
-        <w:t xml:space="preserve"> </w:t>
-      </w:r>
-      <w:r>
-        <w:rPr>
-          <w:rStyle w:val="VerbatimChar"/>
-        </w:rPr>
-        <w:t xml:space="preserve">if</w:t>
-      </w:r>
-      <w:r>
-        <w:t xml:space="preserve">’i yamalar; (3) hemen çıkmak hangi kontrolün tetiklediğini söyler. Düzeltme: birden çok sinyal + kontrol</w:t>
-      </w:r>
-      <w:r>
-        <w:t xml:space="preserve"> </w:t>
-      </w:r>
-      <w:r>
-        <w:t xml:space="preserve">akışı sayacı + gecikmeli/örtük tepki (Demo 2, 5, 8).</w:t>
-      </w:r>
-    </w:p>
-    <w:p>
-      <w:pPr>
-        <w:pStyle w:val="BlockText"/>
-      </w:pPr>
-      <w:r>
-        <w:rPr>
-          <w:b/>
-          <w:bCs/>
-        </w:rPr>
-        <w:t xml:space="preserve">Okuma 2 — Bu bütünlük denetimi neden zayıf?</w:t>
-      </w:r>
-    </w:p>
-    <w:p>
-      <w:pPr>
-        <w:pStyle w:val="SourceCode"/>
-      </w:pPr>
-      <w:r>
-        <w:rPr>
-          <w:rStyle w:val="DataTypeTok"/>
-        </w:rPr>
-        <w:t xml:space="preserve">uint32_t</w:t>
-      </w:r>
-      <w:r>
-        <w:rPr>
-          <w:rStyle w:val="NormalTok"/>
-        </w:rPr>
-        <w:t xml:space="preserve"> crc </w:t>
-      </w:r>
-      <w:r>
-        <w:rPr>
-          <w:rStyle w:val="OperatorTok"/>
-        </w:rPr>
-        <w:t xml:space="preserve">=</w:t>
-      </w:r>
-      <w:r>
-        <w:rPr>
-          <w:rStyle w:val="NormalTok"/>
-        </w:rPr>
-        <w:t xml:space="preserve"> crc32</w:t>
-      </w:r>
-      <w:r>
-        <w:rPr>
-          <w:rStyle w:val="OperatorTok"/>
-        </w:rPr>
-        <w:t xml:space="preserve">(</w:t>
-      </w:r>
-      <w:r>
-        <w:rPr>
-          <w:rStyle w:val="NormalTok"/>
-        </w:rPr>
-        <w:t xml:space="preserve">kod</w:t>
-      </w:r>
-      <w:r>
-        <w:rPr>
-          <w:rStyle w:val="OperatorTok"/>
-        </w:rPr>
-        <w:t xml:space="preserve">,</w:t>
-      </w:r>
-      <w:r>
-        <w:rPr>
-          <w:rStyle w:val="NormalTok"/>
-        </w:rPr>
-        <w:t xml:space="preserve"> kod_boy</w:t>
-      </w:r>
-      <w:r>
-        <w:rPr>
-          <w:rStyle w:val="OperatorTok"/>
-        </w:rPr>
-        <w:t xml:space="preserve">);</w:t>
-      </w:r>
-      <w:r>
-        <w:br/>
-      </w:r>
-      <w:r>
-        <w:rPr>
-          <w:rStyle w:val="ControlFlowTok"/>
-        </w:rPr>
-        <w:t xml:space="preserve">if</w:t>
-      </w:r>
-      <w:r>
-        <w:rPr>
-          <w:rStyle w:val="NormalTok"/>
-        </w:rPr>
-        <w:t xml:space="preserve"> </w:t>
-      </w:r>
-      <w:r>
-        <w:rPr>
-          <w:rStyle w:val="OperatorTok"/>
-        </w:rPr>
-        <w:t xml:space="preserve">(</w:t>
-      </w:r>
-      <w:r>
-        <w:rPr>
-          <w:rStyle w:val="NormalTok"/>
-        </w:rPr>
-        <w:t xml:space="preserve">crc </w:t>
-      </w:r>
-      <w:r>
-        <w:rPr>
-          <w:rStyle w:val="OperatorTok"/>
-        </w:rPr>
-        <w:t xml:space="preserve">!=</w:t>
-      </w:r>
-      <w:r>
-        <w:rPr>
-          <w:rStyle w:val="NormalTok"/>
-        </w:rPr>
-        <w:t xml:space="preserve"> BEKLENEN_CRC</w:t>
-      </w:r>
-      <w:r>
-        <w:rPr>
-          <w:rStyle w:val="OperatorTok"/>
-        </w:rPr>
-        <w:t xml:space="preserve">)</w:t>
-      </w:r>
-      <w:r>
-        <w:rPr>
-          <w:rStyle w:val="NormalTok"/>
-        </w:rPr>
-        <w:t xml:space="preserve"> tamper</w:t>
-      </w:r>
-      <w:r>
-        <w:rPr>
-          <w:rStyle w:val="OperatorTok"/>
-        </w:rPr>
-        <w:t xml:space="preserve">();</w:t>
-      </w:r>
-    </w:p>
-    <w:p>
-      <w:pPr>
-        <w:pStyle w:val="BlockText"/>
-      </w:pPr>
-      <w:r>
-        <w:rPr>
-          <w:b/>
-          <w:bCs/>
-        </w:rPr>
-        <w:t xml:space="preserve">Cevap</w:t>
-      </w:r>
-    </w:p>
-    <w:p>
-      <w:pPr>
-        <w:pStyle w:val="BlockText"/>
-      </w:pPr>
-      <w:r>
-        <w:rPr>
-          <w:b/>
-          <w:bCs/>
-        </w:rPr>
-        <w:t xml:space="preserve">CRC32 kriptografik değildir</w:t>
-      </w:r>
-      <w:r>
-        <w:t xml:space="preserve">: saldırgan kodu yamalayıp CRC’yi eşleyecek şekilde kolayca ayarlar. Ayrıca tek bir</w:t>
-      </w:r>
-      <w:r>
-        <w:t xml:space="preserve"> </w:t>
-      </w:r>
-      <w:r>
-        <w:t xml:space="preserve">denetleyici var (kendisi yamalanabilir) ve sonuç bir davranışa bağlı değil. Düzeltme: HMAC/imza + örtüşen</w:t>
-      </w:r>
-      <w:r>
-        <w:t xml:space="preserve"> </w:t>
-      </w:r>
-      <w:r>
-        <w:t xml:space="preserve">denetleyiciler + veri bağımlılığı (Demo 1).</w:t>
-      </w:r>
-    </w:p>
-    <w:p>
-      <w:pPr>
-        <w:pStyle w:val="BlockText"/>
-      </w:pPr>
-      <w:r>
-        <w:rPr>
-          <w:b/>
-          <w:bCs/>
-        </w:rPr>
-        <w:t xml:space="preserve">Okuma 3 — Bu kanca algılama neye kanıyor?</w:t>
-      </w:r>
-    </w:p>
-    <w:p>
-      <w:pPr>
-        <w:pStyle w:val="SourceCode"/>
-      </w:pPr>
-      <w:r>
-        <w:rPr>
-          <w:rStyle w:val="ControlFlowTok"/>
-        </w:rPr>
-        <w:t xml:space="preserve">if</w:t>
-      </w:r>
-      <w:r>
-        <w:rPr>
-          <w:rStyle w:val="NormalTok"/>
-        </w:rPr>
-        <w:t xml:space="preserve"> </w:t>
-      </w:r>
-      <w:r>
-        <w:rPr>
-          <w:rStyle w:val="OperatorTok"/>
-        </w:rPr>
-        <w:t xml:space="preserve">(</w:t>
-      </w:r>
-      <w:r>
-        <w:rPr>
-          <w:rStyle w:val="NormalTok"/>
-        </w:rPr>
-        <w:t xml:space="preserve">getenv</w:t>
-      </w:r>
-      <w:r>
-        <w:rPr>
-          <w:rStyle w:val="OperatorTok"/>
-        </w:rPr>
-        <w:t xml:space="preserve">(</w:t>
-      </w:r>
-      <w:r>
-        <w:rPr>
-          <w:rStyle w:val="StringTok"/>
-        </w:rPr>
-        <w:t xml:space="preserve">"LD_PRELOAD"</w:t>
-      </w:r>
-      <w:r>
-        <w:rPr>
-          <w:rStyle w:val="OperatorTok"/>
-        </w:rPr>
-        <w:t xml:space="preserve">)</w:t>
-      </w:r>
-      <w:r>
-        <w:rPr>
-          <w:rStyle w:val="NormalTok"/>
-        </w:rPr>
-        <w:t xml:space="preserve"> </w:t>
-      </w:r>
-      <w:r>
-        <w:rPr>
-          <w:rStyle w:val="OperatorTok"/>
-        </w:rPr>
-        <w:t xml:space="preserve">==</w:t>
-      </w:r>
-      <w:r>
-        <w:rPr>
-          <w:rStyle w:val="NormalTok"/>
-        </w:rPr>
-        <w:t xml:space="preserve"> NULL</w:t>
-      </w:r>
-      <w:r>
-        <w:rPr>
-          <w:rStyle w:val="OperatorTok"/>
-        </w:rPr>
-        <w:t xml:space="preserve">)</w:t>
-      </w:r>
-      <w:r>
-        <w:rPr>
-          <w:rStyle w:val="NormalTok"/>
-        </w:rPr>
-        <w:t xml:space="preserve"> printf</w:t>
-      </w:r>
-      <w:r>
-        <w:rPr>
-          <w:rStyle w:val="OperatorTok"/>
-        </w:rPr>
-        <w:t xml:space="preserve">(</w:t>
-      </w:r>
-      <w:r>
-        <w:rPr>
-          <w:rStyle w:val="StringTok"/>
-        </w:rPr>
-        <w:t xml:space="preserve">"temiz</w:t>
-      </w:r>
-      <w:r>
-        <w:rPr>
-          <w:rStyle w:val="SpecialCharTok"/>
-        </w:rPr>
-        <w:t xml:space="preserve">\n</w:t>
-      </w:r>
-      <w:r>
-        <w:rPr>
-          <w:rStyle w:val="StringTok"/>
-        </w:rPr>
-        <w:t xml:space="preserve">"</w:t>
-      </w:r>
-      <w:r>
-        <w:rPr>
-          <w:rStyle w:val="OperatorTok"/>
-        </w:rPr>
-        <w:t xml:space="preserve">);</w:t>
-      </w:r>
-    </w:p>
-    <w:p>
-      <w:pPr>
-        <w:pStyle w:val="BlockText"/>
-      </w:pPr>
-      <w:r>
-        <w:rPr>
-          <w:b/>
-          <w:bCs/>
-        </w:rPr>
-        <w:t xml:space="preserve">Cevap</w:t>
-      </w:r>
-    </w:p>
-    <w:p>
-      <w:pPr>
-        <w:pStyle w:val="BlockText"/>
-      </w:pPr>
-      <w:r>
-        <w:rPr>
-          <w:rStyle w:val="VerbatimChar"/>
-        </w:rPr>
-        <w:t xml:space="preserve">getenv</w:t>
-      </w:r>
-      <w:r>
-        <w:t xml:space="preserve">’in kendisi kancalanıp</w:t>
-      </w:r>
-      <w:r>
-        <w:t xml:space="preserve"> </w:t>
-      </w:r>
-      <w:r>
-        <w:rPr>
-          <w:rStyle w:val="VerbatimChar"/>
-        </w:rPr>
-        <w:t xml:space="preserve">NULL</w:t>
-      </w:r>
-      <w:r>
-        <w:t xml:space="preserve"> </w:t>
-      </w:r>
-      <w:r>
-        <w:t xml:space="preserve">döndürebilir; ya da saldırgan</w:t>
-      </w:r>
-      <w:r>
-        <w:t xml:space="preserve"> </w:t>
-      </w:r>
-      <w:r>
-        <w:rPr>
-          <w:rStyle w:val="VerbatimChar"/>
-        </w:rPr>
-        <w:t xml:space="preserve">LD_PRELOAD</w:t>
-      </w:r>
-      <w:r>
-        <w:t xml:space="preserve"> </w:t>
-      </w:r>
-      <w:r>
-        <w:t xml:space="preserve">yerine</w:t>
-      </w:r>
-      <w:r>
-        <w:t xml:space="preserve"> </w:t>
-      </w:r>
-      <w:r>
-        <w:rPr>
-          <w:rStyle w:val="VerbatimChar"/>
-        </w:rPr>
-        <w:t xml:space="preserve">ptrace</w:t>
-      </w:r>
-      <w:r>
-        <w:t xml:space="preserve">/PLT kancası</w:t>
-      </w:r>
-      <w:r>
-        <w:t xml:space="preserve"> </w:t>
-      </w:r>
-      <w:r>
-        <w:t xml:space="preserve">kullanır. Düzeltme: fonksiyonun</w:t>
-      </w:r>
-      <w:r>
-        <w:t xml:space="preserve"> </w:t>
-      </w:r>
-      <w:r>
-        <w:rPr>
-          <w:b/>
-          <w:bCs/>
-        </w:rPr>
-        <w:t xml:space="preserve">kaynağını</w:t>
-      </w:r>
-      <w:r>
-        <w:t xml:space="preserve"> </w:t>
-      </w:r>
-      <w:r>
-        <w:t xml:space="preserve">doğrula (</w:t>
-      </w:r>
-      <w:r>
-        <w:rPr>
-          <w:rStyle w:val="VerbatimChar"/>
-        </w:rPr>
-        <w:t xml:space="preserve">dlsym</w:t>
-      </w:r>
-      <w:r>
-        <w:t xml:space="preserve">+</w:t>
-      </w:r>
-      <w:r>
-        <w:rPr>
-          <w:rStyle w:val="VerbatimChar"/>
-        </w:rPr>
-        <w:t xml:space="preserve">dladdr</w:t>
-      </w:r>
-      <w:r>
-        <w:t xml:space="preserve">),</w:t>
-      </w:r>
-      <w:r>
-        <w:t xml:space="preserve"> </w:t>
-      </w:r>
-      <w:r>
-        <w:rPr>
-          <w:rStyle w:val="VerbatimChar"/>
-        </w:rPr>
-        <w:t xml:space="preserve">/proc/self/maps</w:t>
-      </w:r>
-      <w:r>
-        <w:t xml:space="preserve"> </w:t>
-      </w:r>
-      <w:r>
-        <w:t xml:space="preserve">tara, birden çok</w:t>
-      </w:r>
-      <w:r>
-        <w:t xml:space="preserve"> </w:t>
-      </w:r>
-      <w:r>
-        <w:t xml:space="preserve">sinyal kullan (Demo 4).</w:t>
-      </w:r>
-    </w:p>
-    <w:p>
-      <w:r>
-        <w:pict>
-          <v:rect style="width:0;height:1.5pt" o:hralign="center" o:hrstd="t" o:hr="t"/>
-        </w:pict>
-      </w:r>
-    </w:p>
-    <w:bookmarkEnd w:id="71"/>
-    <w:bookmarkStart w:id="72" w:name="kendi-başına-çalış"/>
-    <w:p>
-      <w:pPr>
-        <w:pStyle w:val="Heading2"/>
-      </w:pPr>
-      <w:r>
-        <w:t xml:space="preserve">15. Kendi başına çalış</w:t>
-      </w:r>
-    </w:p>
-    <w:p>
-      <w:pPr>
-        <w:pStyle w:val="FirstParagraph"/>
-      </w:pPr>
-      <w:r>
-        <w:t xml:space="preserve">Bu alıştırmalar not verilmez; pekiştirme içindir. Hepsi kendi bilgisayarınızda,</w:t>
-      </w:r>
-      <w:r>
-        <w:t xml:space="preserve"> </w:t>
-      </w:r>
-      <w:r>
-        <w:rPr>
-          <w:rStyle w:val="VerbatimChar"/>
-        </w:rPr>
-        <w:t xml:space="preserve">code/week-06</w:t>
-      </w:r>
-      <w:r>
-        <w:t xml:space="preserve"> </w:t>
-      </w:r>
-      <w:r>
-        <w:t xml:space="preserve">demoları üzerinde yapılır.</w:t>
-      </w:r>
-    </w:p>
-    <w:p>
-      <w:pPr>
-        <w:pStyle w:val="BlockText"/>
-      </w:pPr>
-      <w:r>
-        <w:rPr>
-          <w:b/>
-          <w:bCs/>
-        </w:rPr>
-        <w:t xml:space="preserve">Alıştırma 1 — Kolay: Farklı baytı yamalayın</w:t>
-      </w:r>
-    </w:p>
-    <w:p>
-      <w:pPr>
-        <w:pStyle w:val="BlockText"/>
-      </w:pPr>
-      <w:r>
-        <w:t xml:space="preserve">Demo 1’de kopyanın</w:t>
-      </w:r>
-      <w:r>
-        <w:t xml:space="preserve"> </w:t>
-      </w:r>
-      <w:r>
-        <w:rPr>
-          <w:b/>
-          <w:bCs/>
-        </w:rPr>
-        <w:t xml:space="preserve">farklı</w:t>
-      </w:r>
-      <w:r>
-        <w:t xml:space="preserve"> </w:t>
-      </w:r>
-      <w:r>
-        <w:t xml:space="preserve">bir ofset baytını değiştirin. HMAC yine değişiyor mu? Neden (çığ etkisi)?</w:t>
-      </w:r>
-    </w:p>
-    <w:p>
-      <w:pPr>
-        <w:pStyle w:val="BlockText"/>
-      </w:pPr>
-      <w:r>
-        <w:rPr>
-          <w:b/>
-          <w:bCs/>
-        </w:rPr>
-        <w:t xml:space="preserve">Alıştırma 2 — Kolay: Altın değeri kurcalayın</w:t>
-      </w:r>
-    </w:p>
-    <w:p>
-      <w:pPr>
-        <w:pStyle w:val="BlockText"/>
-      </w:pPr>
-      <w:r>
-        <w:t xml:space="preserve">Demo 1’de</w:t>
-      </w:r>
-      <w:r>
-        <w:t xml:space="preserve"> </w:t>
-      </w:r>
-      <w:r>
-        <w:rPr>
-          <w:rStyle w:val="VerbatimChar"/>
-        </w:rPr>
-        <w:t xml:space="preserve">cikti/altin.hmac</w:t>
-      </w:r>
-      <w:r>
-        <w:t xml:space="preserve"> </w:t>
-      </w:r>
-      <w:r>
-        <w:t xml:space="preserve">dosyasını saldırgan gibi düzenleyin. Denetim artık neyi yakalayamaz? Bu,</w:t>
-      </w:r>
-      <w:r>
-        <w:t xml:space="preserve"> </w:t>
-      </w:r>
-      <w:r>
-        <w:t xml:space="preserve">“altın değer</w:t>
-      </w:r>
-      <w:r>
-        <w:t xml:space="preserve"> </w:t>
-      </w:r>
-      <w:r>
-        <w:t xml:space="preserve">nerede saklanmalı?”</w:t>
-      </w:r>
-      <w:r>
-        <w:t xml:space="preserve"> </w:t>
-      </w:r>
-      <w:r>
-        <w:t xml:space="preserve">sorusunu neden önemli kılar?</w:t>
-      </w:r>
-    </w:p>
-    <w:p>
-      <w:pPr>
-        <w:pStyle w:val="BlockText"/>
-      </w:pPr>
-      <w:r>
-        <w:rPr>
-          <w:b/>
-          <w:bCs/>
-        </w:rPr>
-        <w:t xml:space="preserve">Alıştırma 3 — Orta: gdb altında Demo 2</w:t>
-      </w:r>
-    </w:p>
-    <w:p>
-      <w:pPr>
-        <w:pStyle w:val="BlockText"/>
-      </w:pPr>
-      <w:r>
-        <w:t xml:space="preserve">Demo 2’yi</w:t>
-      </w:r>
-      <w:r>
-        <w:t xml:space="preserve"> </w:t>
-      </w:r>
-      <w:r>
-        <w:rPr>
-          <w:rStyle w:val="VerbatimChar"/>
-        </w:rPr>
-        <w:t xml:space="preserve">strace -f ./bin/linux/antidebug</w:t>
-      </w:r>
-      <w:r>
-        <w:t xml:space="preserve"> </w:t>
-      </w:r>
-      <w:r>
-        <w:t xml:space="preserve">ile çalıştırın. TracerPid ne oluyor? Ana sürecin adı ne? Hangi sinyaller</w:t>
-      </w:r>
-      <w:r>
-        <w:t xml:space="preserve"> </w:t>
-      </w:r>
-      <w:r>
-        <w:t xml:space="preserve">tetikleniyor?</w:t>
-      </w:r>
-    </w:p>
-    <w:p>
-      <w:pPr>
-        <w:pStyle w:val="BlockText"/>
-      </w:pPr>
-      <w:r>
-        <w:rPr>
-          <w:b/>
-          <w:bCs/>
-        </w:rPr>
-        <w:t xml:space="preserve">Alıştırma 4 — Orta: getenv’i de kancalayın</w:t>
-      </w:r>
-    </w:p>
-    <w:p>
-      <w:pPr>
-        <w:pStyle w:val="BlockText"/>
-      </w:pPr>
-      <w:r>
-        <w:t xml:space="preserve">Demo 4’ün</w:t>
-      </w:r>
-      <w:r>
-        <w:t xml:space="preserve"> </w:t>
-      </w:r>
-      <w:r>
-        <w:rPr>
-          <w:rStyle w:val="VerbatimChar"/>
-        </w:rPr>
-        <w:t xml:space="preserve">sahtekanca.c</w:t>
-      </w:r>
-      <w:r>
-        <w:t xml:space="preserve">’sine</w:t>
-      </w:r>
-      <w:r>
-        <w:t xml:space="preserve"> </w:t>
-      </w:r>
-      <w:r>
-        <w:rPr>
-          <w:rStyle w:val="VerbatimChar"/>
-        </w:rPr>
-        <w:t xml:space="preserve">getenv</w:t>
-      </w:r>
-      <w:r>
-        <w:t xml:space="preserve"> </w:t>
-      </w:r>
-      <w:r>
-        <w:t xml:space="preserve">ekleyin. Hangi sinyal kör oluyor, hangisi hâlâ yakalıyor? (Etkinlik 1’in kod</w:t>
-      </w:r>
-      <w:r>
-        <w:t xml:space="preserve"> </w:t>
-      </w:r>
-      <w:r>
-        <w:t xml:space="preserve">hâli.)</w:t>
-      </w:r>
-    </w:p>
-    <w:p>
-      <w:pPr>
-        <w:pStyle w:val="BlockText"/>
-      </w:pPr>
-      <w:r>
-        <w:rPr>
-          <w:b/>
-          <w:bCs/>
-        </w:rPr>
-        <w:t xml:space="preserve">Alıştırma 5 — Orta: Zincire beşinci kontrol</w:t>
-      </w:r>
-    </w:p>
-    <w:p>
-      <w:pPr>
-        <w:pStyle w:val="BlockText"/>
-      </w:pPr>
-      <w:r>
-        <w:t xml:space="preserve">Demo 5’te</w:t>
-      </w:r>
-      <w:r>
-        <w:t xml:space="preserve"> </w:t>
-      </w:r>
-      <w:r>
-        <w:rPr>
-          <w:rStyle w:val="VerbatimChar"/>
-        </w:rPr>
-        <w:t xml:space="preserve">ASAMA</w:t>
-      </w:r>
-      <w:r>
-        <w:t xml:space="preserve">’yı 5 yapın ve iki kontrol noktası daha ekleyin. Zincir nasıl değişir? Normal akış hâlâ onaylanıyor</w:t>
-      </w:r>
-      <w:r>
-        <w:t xml:space="preserve"> </w:t>
-      </w:r>
-      <w:r>
-        <w:t xml:space="preserve">mu?</w:t>
-      </w:r>
-    </w:p>
-    <w:p>
-      <w:pPr>
-        <w:pStyle w:val="BlockText"/>
-      </w:pPr>
-      <w:r>
-        <w:rPr>
-          <w:b/>
-          <w:bCs/>
-        </w:rPr>
-        <w:t xml:space="preserve">Alıştırma 6 — Orta: Karşılıklı doğrulama</w:t>
-      </w:r>
-    </w:p>
-    <w:p>
-      <w:pPr>
-        <w:pStyle w:val="BlockText"/>
-      </w:pPr>
-      <w:r>
-        <w:t xml:space="preserve">Demo 6’yı genişletin: modül dosyası, native’in (kendi ikilinizin) HMAC’ini de taşısın; native modülü, modül de</w:t>
-      </w:r>
-      <w:r>
-        <w:t xml:space="preserve"> </w:t>
-      </w:r>
-      <w:r>
-        <w:t xml:space="preserve">native’i doğrulasın (K6). Saldırganın işi neden zorlaştı?</w:t>
-      </w:r>
-    </w:p>
-    <w:p>
-      <w:pPr>
-        <w:pStyle w:val="BlockText"/>
-      </w:pPr>
-      <w:r>
-        <w:rPr>
-          <w:b/>
-          <w:bCs/>
-        </w:rPr>
-        <w:t xml:space="preserve">Alıştırma 7 — Zor: Decoy’u ölçün</w:t>
-      </w:r>
-    </w:p>
-    <w:p>
-      <w:pPr>
-        <w:pStyle w:val="BlockText"/>
-      </w:pPr>
-      <w:r>
-        <w:t xml:space="preserve">Demo 8’de tamper senaryosunda dönen decoy’u iki kez çalıştırıp karşılaştırın. Aynı mı, farklı mı? Neden decoy’un</w:t>
-      </w:r>
-      <w:r>
-        <w:t xml:space="preserve"> </w:t>
-      </w:r>
-      <w:r>
-        <w:rPr>
-          <w:b/>
-          <w:bCs/>
-        </w:rPr>
-        <w:t xml:space="preserve">rastgele</w:t>
-      </w:r>
-      <w:r>
-        <w:t xml:space="preserve"> </w:t>
-      </w:r>
-      <w:r>
-        <w:t xml:space="preserve">(her seferinde farklı) olması, sabit bir</w:t>
-      </w:r>
-      <w:r>
-        <w:t xml:space="preserve"> </w:t>
-      </w:r>
-      <w:r>
-        <w:t xml:space="preserve">“hata değeri”</w:t>
-      </w:r>
-      <w:r>
-        <w:t xml:space="preserve">nden daha iyidir?</w:t>
-      </w:r>
-    </w:p>
-    <w:p>
-      <w:pPr>
-        <w:pStyle w:val="BlockText"/>
-      </w:pPr>
-      <w:r>
-        <w:rPr>
-          <w:b/>
-          <w:bCs/>
-        </w:rPr>
-        <w:t xml:space="preserve">Alıştırma 8 — Zor: Cihaz bağlamayı test edin</w:t>
-      </w:r>
-    </w:p>
-    <w:p>
-      <w:pPr>
-        <w:pStyle w:val="BlockText"/>
-      </w:pPr>
-      <w:r>
-        <w:t xml:space="preserve">Demo 8’de</w:t>
-      </w:r>
-      <w:r>
-        <w:t xml:space="preserve"> </w:t>
-      </w:r>
-      <w:r>
-        <w:rPr>
-          <w:rStyle w:val="VerbatimChar"/>
-        </w:rPr>
-        <w:t xml:space="preserve">baska-cihaz</w:t>
-      </w:r>
-      <w:r>
-        <w:t xml:space="preserve"> </w:t>
-      </w:r>
-      <w:r>
-        <w:t xml:space="preserve">modunda sırrı açmanın bir yolu var mı? Cihaz parmak izini değiştirmeden anahtarı türetmek</w:t>
-      </w:r>
-      <w:r>
-        <w:t xml:space="preserve"> </w:t>
-      </w:r>
-      <w:r>
-        <w:t xml:space="preserve">mümkün mü? Bu, çalınan bir veri dosyasını başka telefonda neden işe yaramaz kılar?</w:t>
-      </w:r>
-    </w:p>
-    <w:p>
-      <w:pPr>
-        <w:pStyle w:val="BlockText"/>
-      </w:pPr>
-      <w:r>
-        <w:rPr>
-          <w:b/>
-          <w:bCs/>
-        </w:rPr>
-        <w:t xml:space="preserve">Alıştırma 9 — Zor: Timing eşiği</w:t>
-      </w:r>
-    </w:p>
-    <w:p>
-      <w:pPr>
-        <w:pStyle w:val="BlockText"/>
-      </w:pPr>
-      <w:r>
-        <w:t xml:space="preserve">Demo 3’ün zamanlama ölçümünü Demo 2’deki gibi</w:t>
-      </w:r>
-      <w:r>
-        <w:t xml:space="preserve"> </w:t>
-      </w:r>
-      <w:r>
-        <w:rPr>
-          <w:rStyle w:val="VerbatimChar"/>
-        </w:rPr>
-        <w:t xml:space="preserve">gdb</w:t>
-      </w:r>
-      <w:r>
-        <w:t xml:space="preserve"> </w:t>
-      </w:r>
-      <w:r>
-        <w:t xml:space="preserve">altında (tek adımlı) çalıştırın. Süre nasıl değişiyor? Güvenilir</w:t>
-      </w:r>
-      <w:r>
-        <w:t xml:space="preserve"> </w:t>
-      </w:r>
-      <w:r>
-        <w:t xml:space="preserve">bir eşik koymak neden zordur (makineye/yüke bağımlılık)?</w:t>
-      </w:r>
-    </w:p>
-    <w:p>
-      <w:pPr>
-        <w:pStyle w:val="BlockText"/>
-      </w:pPr>
-      <w:r>
-        <w:rPr>
-          <w:b/>
-          <w:bCs/>
-        </w:rPr>
-        <w:t xml:space="preserve">Alıştırma 10 — Orta: RASP’i varlığa göre ölçekleyin</w:t>
-      </w:r>
-    </w:p>
-    <w:p>
-      <w:pPr>
-        <w:pStyle w:val="BlockText"/>
-      </w:pPr>
-      <w:r>
-        <w:t xml:space="preserve">Projenizde hangi işlemler RASP’i hak ediyor (ödeme, anahtar kullanımı) ve hangileri gereksiz (yerel ayar okuma)?</w:t>
-      </w:r>
-      <w:r>
-        <w:t xml:space="preserve"> </w:t>
-      </w:r>
-      <w:r>
-        <w:t xml:space="preserve">Neden her fonksiyona RASP koymak kötü bir fikirdir?</w:t>
-      </w:r>
-    </w:p>
-    <w:p>
-      <w:r>
-        <w:pict>
-          <v:rect style="width:0;height:1.5pt" o:hralign="center" o:hrstd="t" o:hr="t"/>
-        </w:pict>
-      </w:r>
-    </w:p>
-    <w:bookmarkEnd w:id="72"/>
-    <w:bookmarkStart w:id="73" w:name="kendini-sınama"/>
-    <w:p>
-      <w:pPr>
-        <w:pStyle w:val="Heading2"/>
-      </w:pPr>
-      <w:r>
-        <w:t xml:space="preserve">16. Kendini sınama</w:t>
-      </w:r>
-    </w:p>
-    <w:p>
-      <w:pPr>
-        <w:pStyle w:val="BlockText"/>
-      </w:pPr>
-      <w:r>
-        <w:rPr>
-          <w:b/>
-          <w:bCs/>
-        </w:rPr>
-        <w:t xml:space="preserve">1. RASP nedir? WAF’tan farkı?</w:t>
-      </w:r>
-    </w:p>
-    <w:p>
-      <w:pPr>
-        <w:pStyle w:val="BlockText"/>
-      </w:pPr>
-      <w:r>
-        <w:t xml:space="preserve">Uygulamanın içine gömülü, çalışma zamanında kendini izleyen koruma. WAF uygulamanın</w:t>
-      </w:r>
-      <w:r>
-        <w:t xml:space="preserve"> </w:t>
-      </w:r>
-      <w:r>
-        <w:rPr>
-          <w:b/>
-          <w:bCs/>
-        </w:rPr>
-        <w:t xml:space="preserve">önünde</w:t>
-      </w:r>
-      <w:r>
-        <w:t xml:space="preserve"> </w:t>
-      </w:r>
-      <w:r>
-        <w:t xml:space="preserve">gelen istekleri süzer;</w:t>
-      </w:r>
-      <w:r>
-        <w:t xml:space="preserve"> </w:t>
-      </w:r>
-      <w:r>
-        <w:t xml:space="preserve">RASP uygulamanın</w:t>
-      </w:r>
-      <w:r>
-        <w:t xml:space="preserve"> </w:t>
-      </w:r>
-      <w:r>
-        <w:rPr>
-          <w:b/>
-          <w:bCs/>
-        </w:rPr>
-        <w:t xml:space="preserve">içinde</w:t>
-      </w:r>
-      <w:r>
-        <w:t xml:space="preserve"> </w:t>
-      </w:r>
-      <w:r>
-        <w:t xml:space="preserve">kendi bütünlüğünü, belleğini ve ortamını izler.</w:t>
-      </w:r>
-    </w:p>
-    <w:p>
-      <w:pPr>
-        <w:pStyle w:val="BlockText"/>
-      </w:pPr>
-      <w:r>
-        <w:rPr>
-          <w:b/>
-          <w:bCs/>
-        </w:rPr>
-        <w:t xml:space="preserve">2. Algılama → savunma → caydırma üçlüsünü açıklayın.</w:t>
-      </w:r>
-    </w:p>
-    <w:p>
-      <w:pPr>
-        <w:pStyle w:val="BlockText"/>
-      </w:pPr>
-      <w:r>
-        <w:t xml:space="preserve">Algılama: bir şeyin yanlış olduğunu anlamak (yama, debugger, kanca, root). Savunma: anlamlı yanıt (fail-closed, sil,</w:t>
-      </w:r>
-      <w:r>
-        <w:t xml:space="preserve"> </w:t>
-      </w:r>
-      <w:r>
-        <w:t xml:space="preserve">cihaza bağla). Caydırma: saldırıyı pahalılaştırmak (decoy, gecikme, telemetri).</w:t>
-      </w:r>
-    </w:p>
-    <w:p>
-      <w:pPr>
-        <w:pStyle w:val="BlockText"/>
-      </w:pPr>
-      <w:r>
-        <w:rPr>
-          <w:b/>
-          <w:bCs/>
-        </w:rPr>
-        <w:t xml:space="preserve">3. MATE saldırgan modeli nedir?</w:t>
-      </w:r>
-    </w:p>
-    <w:p>
-      <w:pPr>
-        <w:pStyle w:val="BlockText"/>
-      </w:pPr>
-      <w:r>
-        <w:t xml:space="preserve">“Man-At-The-End”</w:t>
-      </w:r>
-      <w:r>
-        <w:t xml:space="preserve">: saldırgan uygulamanın çalıştığı uç noktanın sahibidir; belleği okuyabilir, kodu değiştirebilir,</w:t>
-      </w:r>
-      <w:r>
-        <w:t xml:space="preserve"> </w:t>
-      </w:r>
-      <w:r>
-        <w:t xml:space="preserve">hata ayıklayıcı bağlayabilir. Beyaz kutu (Hafta 11) ile aynı varsayım.</w:t>
-      </w:r>
-    </w:p>
-    <w:p>
-      <w:pPr>
-        <w:pStyle w:val="BlockText"/>
-      </w:pPr>
-      <w:r>
-        <w:rPr>
-          <w:b/>
-          <w:bCs/>
-        </w:rPr>
-        <w:t xml:space="preserve">4. Self-hashing nedir? Neden CRC değil HMAC?</w:t>
-      </w:r>
-    </w:p>
-    <w:p>
-      <w:pPr>
-        <w:pStyle w:val="BlockText"/>
-      </w:pPr>
-      <w:r>
-        <w:t xml:space="preserve">Uygulamanın kendi kod/dosyasının özetini çalışma zamanında hesaplayıp altın değerle karşılaştırması. CRC</w:t>
-      </w:r>
-      <w:r>
-        <w:t xml:space="preserve"> </w:t>
-      </w:r>
-      <w:r>
-        <w:t xml:space="preserve">kriptografik değildir (saldırgan eşler); HMAC için gizli anahtar gerekir.</w:t>
-      </w:r>
-    </w:p>
-    <w:p>
-      <w:pPr>
-        <w:pStyle w:val="BlockText"/>
-      </w:pPr>
-      <w:r>
-        <w:rPr>
-          <w:b/>
-          <w:bCs/>
-        </w:rPr>
-        <w:t xml:space="preserve">5. Bütünlük denetimi tek başına neden yetmez?</w:t>
-      </w:r>
-    </w:p>
-    <w:p>
-      <w:pPr>
-        <w:pStyle w:val="BlockText"/>
-      </w:pPr>
-      <w:r>
-        <w:t xml:space="preserve">Denetleyicinin kendisi de yamalanabilir. Çözüm: örtüşen denetleyiciler, sonucu veri bağımlılığı yapmak, sunucu</w:t>
-      </w:r>
-      <w:r>
-        <w:t xml:space="preserve"> </w:t>
-      </w:r>
-      <w:r>
-        <w:t xml:space="preserve">attestation.</w:t>
-      </w:r>
-    </w:p>
-    <w:p>
-      <w:pPr>
-        <w:pStyle w:val="BlockText"/>
-      </w:pPr>
-      <w:r>
-        <w:rPr>
-          <w:b/>
-          <w:bCs/>
-        </w:rPr>
-        <w:t xml:space="preserve">6. Linux’ta ve Windows’ta bir hata ayıklayıcı nasıl algılanır?</w:t>
-      </w:r>
-    </w:p>
-    <w:p>
-      <w:pPr>
-        <w:pStyle w:val="BlockText"/>
-      </w:pPr>
-      <w:r>
-        <w:t xml:space="preserve">Linux:</w:t>
-      </w:r>
-      <w:r>
-        <w:t xml:space="preserve"> </w:t>
-      </w:r>
-      <w:r>
-        <w:rPr>
-          <w:rStyle w:val="VerbatimChar"/>
-        </w:rPr>
-        <w:t xml:space="preserve">/proc/self/status</w:t>
-      </w:r>
-      <w:r>
-        <w:t xml:space="preserve"> </w:t>
-      </w:r>
-      <w:r>
-        <w:t xml:space="preserve">TracerPid (&gt;0). Windows: IsDebuggerPresent (PEB BeingDebugged), CheckRemoteDebuggerPresent,</w:t>
-      </w:r>
-      <w:r>
-        <w:t xml:space="preserve"> </w:t>
-      </w:r>
-      <w:r>
-        <w:t xml:space="preserve">PEB NtGlobalFlag.</w:t>
-      </w:r>
-    </w:p>
-    <w:p>
-      <w:pPr>
-        <w:pStyle w:val="BlockText"/>
-      </w:pPr>
-      <w:r>
-        <w:rPr>
-          <w:b/>
-          <w:bCs/>
-        </w:rPr>
-        <w:t xml:space="preserve">7. Hipervizör biti neden zayıf bir sinyaldir?</w:t>
-      </w:r>
-    </w:p>
-    <w:p>
-      <w:pPr>
-        <w:pStyle w:val="BlockText"/>
-      </w:pPr>
-      <w:r>
-        <w:t xml:space="preserve">WSL2/Hyper-V/VBS yüzünden çoğu meşru makine hipervizör bildirir; tek başına</w:t>
-      </w:r>
-      <w:r>
-        <w:t xml:space="preserve"> </w:t>
-      </w:r>
-      <w:r>
-        <w:t xml:space="preserve">“analiz ortamı”</w:t>
-      </w:r>
-      <w:r>
-        <w:t xml:space="preserve"> </w:t>
-      </w:r>
-      <w:r>
-        <w:t xml:space="preserve">demek değildir. Yanlış</w:t>
-      </w:r>
-      <w:r>
-        <w:t xml:space="preserve"> </w:t>
-      </w:r>
-      <w:r>
-        <w:t xml:space="preserve">pozitif riski yüksek.</w:t>
-      </w:r>
-    </w:p>
-    <w:p>
-      <w:pPr>
-        <w:pStyle w:val="BlockText"/>
-      </w:pPr>
-      <w:r>
-        <w:rPr>
-          <w:b/>
-          <w:bCs/>
-        </w:rPr>
-        <w:t xml:space="preserve">8. LD_PRELOAD kancası nasıl algılanır?</w:t>
-      </w:r>
-    </w:p>
-    <w:p>
-      <w:pPr>
-        <w:pStyle w:val="BlockText"/>
-      </w:pPr>
-      <w:r>
-        <w:t xml:space="preserve">Kritik fonksiyonun</w:t>
-      </w:r>
-      <w:r>
-        <w:t xml:space="preserve"> </w:t>
-      </w:r>
-      <w:r>
-        <w:rPr>
-          <w:b/>
-          <w:bCs/>
-        </w:rPr>
-        <w:t xml:space="preserve">kaynağını</w:t>
-      </w:r>
-      <w:r>
-        <w:t xml:space="preserve"> </w:t>
-      </w:r>
-      <w:r>
-        <w:t xml:space="preserve">doğrulayarak:</w:t>
-      </w:r>
-      <w:r>
-        <w:t xml:space="preserve"> </w:t>
-      </w:r>
-      <w:r>
-        <w:rPr>
-          <w:rStyle w:val="VerbatimChar"/>
-        </w:rPr>
-        <w:t xml:space="preserve">dlsym(RTLD_DEFAULT)</w:t>
-      </w:r>
-      <w:r>
-        <w:t xml:space="preserve">+</w:t>
-      </w:r>
-      <w:r>
-        <w:rPr>
-          <w:rStyle w:val="VerbatimChar"/>
-        </w:rPr>
-        <w:t xml:space="preserve">dladdr</w:t>
-      </w:r>
-      <w:r>
-        <w:t xml:space="preserve"> </w:t>
-      </w:r>
-      <w:r>
-        <w:t xml:space="preserve">ile fonksiyonu sağlayan</w:t>
-      </w:r>
-      <w:r>
-        <w:t xml:space="preserve"> </w:t>
-      </w:r>
-      <w:r>
-        <w:rPr>
-          <w:rStyle w:val="VerbatimChar"/>
-        </w:rPr>
-        <w:t xml:space="preserve">.so</w:t>
-      </w:r>
-      <w:r>
-        <w:t xml:space="preserve">’ya bak;</w:t>
-      </w:r>
-      <w:r>
-        <w:t xml:space="preserve"> </w:t>
-      </w:r>
-      <w:r>
-        <w:t xml:space="preserve">libc/vDSO/ld dışı bir modülse kanca vardır.</w:t>
-      </w:r>
-      <w:r>
-        <w:t xml:space="preserve"> </w:t>
-      </w:r>
-      <w:r>
-        <w:rPr>
-          <w:rStyle w:val="VerbatimChar"/>
-        </w:rPr>
-        <w:t xml:space="preserve">getenv(LD_PRELOAD)</w:t>
-      </w:r>
-      <w:r>
-        <w:t xml:space="preserve"> </w:t>
-      </w:r>
-      <w:r>
-        <w:t xml:space="preserve">tek başına zayıftır.</w:t>
-      </w:r>
-    </w:p>
-    <w:p>
-      <w:pPr>
-        <w:pStyle w:val="BlockText"/>
-      </w:pPr>
-      <w:r>
-        <w:rPr>
-          <w:b/>
-          <w:bCs/>
-        </w:rPr>
-        <w:t xml:space="preserve">9. Root/jailbreak göstergeleri neden ’kanıt değil, sinyal’dir?</w:t>
-      </w:r>
-    </w:p>
-    <w:p>
-      <w:pPr>
-        <w:pStyle w:val="BlockText"/>
-      </w:pPr>
-      <w:r>
-        <w:t xml:space="preserve">Kolayca sahtelenir (Magisk Hide); ayrıca meşru root kullanıcıları engelleyebilir. Modern yol: platform attestation</w:t>
-      </w:r>
-      <w:r>
-        <w:t xml:space="preserve"> </w:t>
-      </w:r>
-      <w:r>
-        <w:t xml:space="preserve">(sunucu tarafı, nonce’lu).</w:t>
-      </w:r>
-    </w:p>
-    <w:p>
-      <w:pPr>
-        <w:pStyle w:val="BlockText"/>
-      </w:pPr>
-      <w:r>
-        <w:rPr>
-          <w:b/>
-          <w:bCs/>
-        </w:rPr>
-        <w:t xml:space="preserve">10. APK imza doğrulaması neyi engeller? C’deki karşılığı?</w:t>
-      </w:r>
-    </w:p>
-    <w:p>
-      <w:pPr>
-        <w:pStyle w:val="BlockText"/>
-      </w:pPr>
-      <w:r>
-        <w:t xml:space="preserve">Yeniden paketlemeyi (repackaging): değiştirilmiş uygulama orijinal imzayı taşıyamaz. C’de karşılığı: bir bileşeni</w:t>
-      </w:r>
-      <w:r>
-        <w:t xml:space="preserve"> </w:t>
-      </w:r>
-      <w:r>
-        <w:t xml:space="preserve">yüklemeden önce HMAC/imza ile doğrulamak (Demo 6).</w:t>
-      </w:r>
-    </w:p>
-    <w:p>
-      <w:pPr>
-        <w:pStyle w:val="BlockText"/>
-      </w:pPr>
-      <w:r>
-        <w:rPr>
-          <w:b/>
-          <w:bCs/>
-        </w:rPr>
-        <w:t xml:space="preserve">11. Kontrol akışı sayacı neyi çözer?</w:t>
-      </w:r>
-    </w:p>
-    <w:p>
-      <w:pPr>
-        <w:pStyle w:val="BlockText"/>
-      </w:pPr>
-      <w:r>
-        <w:t xml:space="preserve">Tek bir</w:t>
-      </w:r>
-      <w:r>
-        <w:t xml:space="preserve"> </w:t>
-      </w:r>
-      <w:r>
-        <w:rPr>
-          <w:rStyle w:val="VerbatimChar"/>
-        </w:rPr>
-        <w:t xml:space="preserve">if</w:t>
-      </w:r>
-      <w:r>
-        <w:t xml:space="preserve"> </w:t>
-      </w:r>
-      <w:r>
-        <w:t xml:space="preserve">kontrolünün yamalanıp atlanmasını. Kritik işlem doğru sonucu ancak bütün kontrollerden sırayla</w:t>
-      </w:r>
-      <w:r>
-        <w:t xml:space="preserve"> </w:t>
-      </w:r>
-      <w:r>
-        <w:t xml:space="preserve">geçilmişse (doğru anahtar zinciri) üretir.</w:t>
-      </w:r>
-    </w:p>
-    <w:p>
-      <w:pPr>
-        <w:pStyle w:val="BlockText"/>
-      </w:pPr>
-      <w:r>
-        <w:rPr>
-          <w:b/>
-          <w:bCs/>
-        </w:rPr>
-        <w:t xml:space="preserve">12. İyi bir tamper tepkisi neden hemen</w:t>
-      </w:r>
-      <w:r>
-        <w:rPr>
-          <w:b/>
-          <w:bCs/>
-        </w:rPr>
-        <w:t xml:space="preserve"> </w:t>
-      </w:r>
-      <w:r>
-        <w:rPr>
-          <w:rStyle w:val="VerbatimChar"/>
-          <w:b/>
-          <w:bCs/>
-        </w:rPr>
-        <w:t xml:space="preserve">exit()</w:t>
-      </w:r>
-      <w:r>
-        <w:rPr>
-          <w:b/>
-          <w:bCs/>
-        </w:rPr>
-        <w:t xml:space="preserve"> </w:t>
-      </w:r>
-      <w:r>
-        <w:rPr>
-          <w:b/>
-          <w:bCs/>
-        </w:rPr>
-        <w:t xml:space="preserve">değildir?</w:t>
-      </w:r>
-    </w:p>
-    <w:p>
-      <w:pPr>
-        <w:pStyle w:val="BlockText"/>
-      </w:pPr>
-      <w:r>
-        <w:t xml:space="preserve">Hemen çökmek saldırgana hangi kontrolün tetiklediğini söyler. İyi tepki: sil + decoy + gecikmeli/örtük + sunucuya</w:t>
-      </w:r>
-      <w:r>
-        <w:t xml:space="preserve"> </w:t>
-      </w:r>
-      <w:r>
-        <w:t xml:space="preserve">bildirim.</w:t>
-      </w:r>
-    </w:p>
-    <w:p>
-      <w:pPr>
-        <w:pStyle w:val="BlockText"/>
-      </w:pPr>
-      <w:r>
-        <w:rPr>
-          <w:b/>
-          <w:bCs/>
-        </w:rPr>
-        <w:t xml:space="preserve">13. Decoy (sahte) çıktı neden çökmekten iyidir?</w:t>
-      </w:r>
-    </w:p>
-    <w:p>
-      <w:pPr>
-        <w:pStyle w:val="BlockText"/>
-      </w:pPr>
-      <w:r>
-        <w:t xml:space="preserve">Saldırgan gerçek ile sahteyi kolayca ayırt edemez; hangi kontrolün tetiklediğini gizler; veri sızmaz.</w:t>
-      </w:r>
-    </w:p>
-    <w:p>
-      <w:pPr>
-        <w:pStyle w:val="BlockText"/>
-      </w:pPr>
-      <w:r>
-        <w:rPr>
-          <w:b/>
-          <w:bCs/>
-        </w:rPr>
-        <w:t xml:space="preserve">14. Cihaz bağlama RASP’e ne katar?</w:t>
-      </w:r>
-    </w:p>
-    <w:p>
-      <w:pPr>
-        <w:pStyle w:val="BlockText"/>
-      </w:pPr>
-      <w:r>
-        <w:t xml:space="preserve">Anahtarlar/dosyalar kopyalansa bile başka cihazda açılamaz (klonlamaya karşı). HKDF(cihaz parmak izi)+AES-GCM ile</w:t>
-      </w:r>
-      <w:r>
-        <w:t xml:space="preserve"> </w:t>
-      </w:r>
-      <w:r>
-        <w:t xml:space="preserve">kurulur; Hafta 3 güvenlik kabuğunun en iç katmanı.</w:t>
-      </w:r>
-    </w:p>
-    <w:p>
-      <w:pPr>
-        <w:pStyle w:val="BlockText"/>
-      </w:pPr>
-      <w:r>
-        <w:rPr>
-          <w:b/>
-          <w:bCs/>
-        </w:rPr>
-        <w:t xml:space="preserve">15. RASP kırılmaz mıdır? Öyleyse neden kullanılır?</w:t>
-      </w:r>
-    </w:p>
-    <w:p>
-      <w:pPr>
-        <w:pStyle w:val="BlockText"/>
-      </w:pPr>
-      <w:r>
-        <w:t xml:space="preserve">Cihazın sahibi saldırgansa nihai olarak kırılabilir. Amaç kırılmazlık değil; saldırıyı pahalı, ölçeklenemez ve</w:t>
-      </w:r>
-      <w:r>
-        <w:t xml:space="preserve"> </w:t>
-      </w:r>
-      <w:r>
-        <w:t xml:space="preserve">gürültülü kılmak + sunucu tarafı denetimle birleştirmek.</w:t>
-      </w:r>
-    </w:p>
-    <w:p>
-      <w:pPr>
-        <w:pStyle w:val="BlockText"/>
-      </w:pPr>
-      <w:r>
-        <w:rPr>
-          <w:b/>
-          <w:bCs/>
-        </w:rPr>
-        <w:t xml:space="preserve">16. RASP’i her fonksiyona koymak neden kötü fikir?</w:t>
-      </w:r>
-    </w:p>
-    <w:p>
-      <w:pPr>
-        <w:pStyle w:val="BlockText"/>
-      </w:pPr>
-      <w:r>
-        <w:t xml:space="preserve">Maliyet (CPU, batarya, yanlış pozitif, karmaşıklık) getirir. Korumayı varlığın değerine göre ölçekleyin: kritik</w:t>
-      </w:r>
-      <w:r>
-        <w:t xml:space="preserve"> </w:t>
-      </w:r>
-      <w:r>
-        <w:t xml:space="preserve">işlemlere (ödeme, anahtar) koyun.</w:t>
-      </w:r>
-    </w:p>
-    <w:p>
-      <w:r>
-        <w:pict>
-          <v:rect style="width:0;height:1.5pt" o:hralign="center" o:hrstd="t" o:hr="t"/>
-        </w:pict>
-      </w:r>
-    </w:p>
-    <w:bookmarkEnd w:id="73"/>
-    <w:bookmarkStart w:id="74" w:name="quiz-1-tarzı-örnek-sorular"/>
-    <w:p>
-      <w:pPr>
-        <w:pStyle w:val="Heading2"/>
-      </w:pPr>
-      <w:r>
-        <w:t xml:space="preserve">17. Quiz-1 tarzı örnek sorular</w:t>
-      </w:r>
-    </w:p>
-    <w:p>
-      <w:pPr>
-        <w:pStyle w:val="BlockText"/>
-      </w:pPr>
-      <w:r>
-        <w:rPr>
-          <w:b/>
-          <w:bCs/>
-        </w:rPr>
-        <w:t xml:space="preserve">Quiz-1 (8. hafta) 1–6. haftaları kapsar; bu tarz kısa soru + kod okuma içerir</w:t>
+        <w:t xml:space="preserve">S10 — RASP algılama envanteri:</w:t>
+      </w:r>
+      <w:r>
+        <w:t xml:space="preserve"> </w:t>
+      </w:r>
+      <w:r>
+        <w:t xml:space="preserve">Projenizdeki her kritik işlem için hangi RASP kontrollerini (bütünlük,</w:t>
+      </w:r>
+      <w:r>
+        <w:t xml:space="preserve"> </w:t>
+      </w:r>
+      <w:r>
+        <w:t xml:space="preserve">anti-debug, ortam, kanca, root, imza) uyguladığınızı, her birinin</w:t>
+      </w:r>
+      <w:r>
+        <w:t xml:space="preserve"> </w:t>
+      </w:r>
+      <w:r>
+        <w:rPr>
+          <w:b/>
+          <w:bCs/>
+        </w:rPr>
+        <w:t xml:space="preserve">neyi</w:t>
+      </w:r>
+      <w:r>
+        <w:t xml:space="preserve"> </w:t>
+      </w:r>
+      <w:r>
+        <w:t xml:space="preserve">algıladığını ve</w:t>
+      </w:r>
+      <w:r>
+        <w:t xml:space="preserve"> </w:t>
+      </w:r>
+      <w:r>
+        <w:rPr>
+          <w:b/>
+          <w:bCs/>
+        </w:rPr>
+        <w:t xml:space="preserve">nasıl atlatılabildiğini</w:t>
+      </w:r>
+      <w:r>
+        <w:t xml:space="preserve"> </w:t>
+      </w:r>
+      <w:r>
+        <w:t xml:space="preserve">tabloya dökün.</w:t>
       </w:r>
     </w:p>
     <w:p>
@@ -16353,6 +13904,2659 @@
         </w:numPr>
       </w:pPr>
       <w:r>
+        <w:rPr>
+          <w:b/>
+          <w:bCs/>
+        </w:rPr>
+        <w:t xml:space="preserve">S10 — Tepki politikası:</w:t>
+      </w:r>
+      <w:r>
+        <w:t xml:space="preserve"> </w:t>
+      </w:r>
+      <w:r>
+        <w:t xml:space="preserve">Tamper algılandığında ne olacağını yazın: hangi sır silinir, fail-closed mı, decoy mu,</w:t>
+      </w:r>
+      <w:r>
+        <w:t xml:space="preserve"> </w:t>
+      </w:r>
+      <w:r>
+        <w:t xml:space="preserve">cihaz/sürüm bağlama var mı, sunucuya bildirim var mı.</w:t>
+      </w:r>
+    </w:p>
+    <w:p>
+      <w:pPr>
+        <w:pStyle w:val="FirstParagraph"/>
+      </w:pPr>
+      <w:r>
+        <w:rPr>
+          <w:b/>
+          <w:bCs/>
+        </w:rPr>
+        <w:t xml:space="preserve">S10 RASP envanteri sablonu</w:t>
+      </w:r>
+    </w:p>
+    <w:p>
+      <w:pPr>
+        <w:pStyle w:val="SourceCode"/>
+      </w:pPr>
+      <w:r>
+        <w:rPr>
+          <w:rStyle w:val="PreprocessorTok"/>
+        </w:rPr>
+        <w:t xml:space="preserve">|</w:t>
+      </w:r>
+      <w:r>
+        <w:rPr>
+          <w:rStyle w:val="NormalTok"/>
+        </w:rPr>
+        <w:t xml:space="preserve"> Kontrol            </w:t>
+      </w:r>
+      <w:r>
+        <w:rPr>
+          <w:rStyle w:val="PreprocessorTok"/>
+        </w:rPr>
+        <w:t xml:space="preserve">|</w:t>
+      </w:r>
+      <w:r>
+        <w:rPr>
+          <w:rStyle w:val="NormalTok"/>
+        </w:rPr>
+        <w:t xml:space="preserve"> Neyi algilar        </w:t>
+      </w:r>
+      <w:r>
+        <w:rPr>
+          <w:rStyle w:val="PreprocessorTok"/>
+        </w:rPr>
+        <w:t xml:space="preserve">|</w:t>
+      </w:r>
+      <w:r>
+        <w:rPr>
+          <w:rStyle w:val="NormalTok"/>
+        </w:rPr>
+        <w:t xml:space="preserve"> Nasil atlatilir      </w:t>
+      </w:r>
+      <w:r>
+        <w:rPr>
+          <w:rStyle w:val="PreprocessorTok"/>
+        </w:rPr>
+        <w:t xml:space="preserve">|</w:t>
+      </w:r>
+      <w:r>
+        <w:rPr>
+          <w:rStyle w:val="NormalTok"/>
+        </w:rPr>
+        <w:t xml:space="preserve"> Guclendirme        </w:t>
+      </w:r>
+      <w:r>
+        <w:rPr>
+          <w:rStyle w:val="PreprocessorTok"/>
+        </w:rPr>
+        <w:t xml:space="preserve">|</w:t>
+      </w:r>
+      <w:r>
+        <w:br/>
+      </w:r>
+      <w:r>
+        <w:rPr>
+          <w:rStyle w:val="PreprocessorTok"/>
+        </w:rPr>
+        <w:t xml:space="preserve">| ------------------</w:t>
+      </w:r>
+      <w:r>
+        <w:rPr>
+          <w:rStyle w:val="NormalTok"/>
+        </w:rPr>
+        <w:t xml:space="preserve"> </w:t>
+      </w:r>
+      <w:r>
+        <w:rPr>
+          <w:rStyle w:val="PreprocessorTok"/>
+        </w:rPr>
+        <w:t xml:space="preserve">| -------------------</w:t>
+      </w:r>
+      <w:r>
+        <w:rPr>
+          <w:rStyle w:val="NormalTok"/>
+        </w:rPr>
+        <w:t xml:space="preserve"> </w:t>
+      </w:r>
+      <w:r>
+        <w:rPr>
+          <w:rStyle w:val="PreprocessorTok"/>
+        </w:rPr>
+        <w:t xml:space="preserve">| --------------------</w:t>
+      </w:r>
+      <w:r>
+        <w:rPr>
+          <w:rStyle w:val="NormalTok"/>
+        </w:rPr>
+        <w:t xml:space="preserve"> </w:t>
+      </w:r>
+      <w:r>
+        <w:rPr>
+          <w:rStyle w:val="PreprocessorTok"/>
+        </w:rPr>
+        <w:t xml:space="preserve">| ------------------</w:t>
+      </w:r>
+      <w:r>
+        <w:rPr>
+          <w:rStyle w:val="NormalTok"/>
+        </w:rPr>
+        <w:t xml:space="preserve"> </w:t>
+      </w:r>
+      <w:r>
+        <w:rPr>
+          <w:rStyle w:val="PreprocessorTok"/>
+        </w:rPr>
+        <w:t xml:space="preserve">|</w:t>
+      </w:r>
+      <w:r>
+        <w:br/>
+      </w:r>
+      <w:r>
+        <w:rPr>
+          <w:rStyle w:val="PreprocessorTok"/>
+        </w:rPr>
+        <w:t xml:space="preserve">|</w:t>
+      </w:r>
+      <w:r>
+        <w:rPr>
+          <w:rStyle w:val="NormalTok"/>
+        </w:rPr>
+        <w:t xml:space="preserve"> Butunluk (HMAC)    </w:t>
+      </w:r>
+      <w:r>
+        <w:rPr>
+          <w:rStyle w:val="PreprocessorTok"/>
+        </w:rPr>
+        <w:t xml:space="preserve">|</w:t>
+      </w:r>
+      <w:r>
+        <w:rPr>
+          <w:rStyle w:val="NormalTok"/>
+        </w:rPr>
+        <w:t xml:space="preserve"> Ikili yama          </w:t>
+      </w:r>
+      <w:r>
+        <w:rPr>
+          <w:rStyle w:val="PreprocessorTok"/>
+        </w:rPr>
+        <w:t xml:space="preserve">|</w:t>
+      </w:r>
+      <w:r>
+        <w:rPr>
+          <w:rStyle w:val="NormalTok"/>
+        </w:rPr>
+        <w:t xml:space="preserve"> Checker yamalanir    </w:t>
+      </w:r>
+      <w:r>
+        <w:rPr>
+          <w:rStyle w:val="PreprocessorTok"/>
+        </w:rPr>
+        <w:t xml:space="preserve">|</w:t>
+      </w:r>
+      <w:r>
+        <w:rPr>
+          <w:rStyle w:val="NormalTok"/>
+        </w:rPr>
+        <w:t xml:space="preserve"> Ortusen denetleyici</w:t>
+      </w:r>
+      <w:r>
+        <w:rPr>
+          <w:rStyle w:val="PreprocessorTok"/>
+        </w:rPr>
+        <w:t xml:space="preserve">|</w:t>
+      </w:r>
+      <w:r>
+        <w:br/>
+      </w:r>
+      <w:r>
+        <w:rPr>
+          <w:rStyle w:val="PreprocessorTok"/>
+        </w:rPr>
+        <w:t xml:space="preserve">|</w:t>
+      </w:r>
+      <w:r>
+        <w:rPr>
+          <w:rStyle w:val="NormalTok"/>
+        </w:rPr>
+        <w:t xml:space="preserve"> Anti-debug         </w:t>
+      </w:r>
+      <w:r>
+        <w:rPr>
+          <w:rStyle w:val="PreprocessorTok"/>
+        </w:rPr>
+        <w:t xml:space="preserve">|</w:t>
+      </w:r>
+      <w:r>
+        <w:rPr>
+          <w:rStyle w:val="NormalTok"/>
+        </w:rPr>
+        <w:t xml:space="preserve"> Hata ayiklayici     </w:t>
+      </w:r>
+      <w:r>
+        <w:rPr>
+          <w:rStyle w:val="PreprocessorTok"/>
+        </w:rPr>
+        <w:t xml:space="preserve">|</w:t>
+      </w:r>
+      <w:r>
+        <w:rPr>
+          <w:rStyle w:val="NormalTok"/>
+        </w:rPr>
+        <w:t xml:space="preserve"> ptrace no-op / yama  </w:t>
+      </w:r>
+      <w:r>
+        <w:rPr>
+          <w:rStyle w:val="PreprocessorTok"/>
+        </w:rPr>
+        <w:t xml:space="preserve">|</w:t>
+      </w:r>
+      <w:r>
+        <w:rPr>
+          <w:rStyle w:val="NormalTok"/>
+        </w:rPr>
+        <w:t xml:space="preserve"> Coklu sinyal+sayac </w:t>
+      </w:r>
+      <w:r>
+        <w:rPr>
+          <w:rStyle w:val="PreprocessorTok"/>
+        </w:rPr>
+        <w:t xml:space="preserve">|</w:t>
+      </w:r>
+      <w:r>
+        <w:br/>
+      </w:r>
+      <w:r>
+        <w:rPr>
+          <w:rStyle w:val="PreprocessorTok"/>
+        </w:rPr>
+        <w:t xml:space="preserve">|</w:t>
+      </w:r>
+      <w:r>
+        <w:rPr>
+          <w:rStyle w:val="NormalTok"/>
+        </w:rPr>
+        <w:t xml:space="preserve"> Kanca algilama     </w:t>
+      </w:r>
+      <w:r>
+        <w:rPr>
+          <w:rStyle w:val="PreprocessorTok"/>
+        </w:rPr>
+        <w:t xml:space="preserve">|</w:t>
+      </w:r>
+      <w:r>
+        <w:rPr>
+          <w:rStyle w:val="NormalTok"/>
+        </w:rPr>
+        <w:t xml:space="preserve"> LD_PRELOAD/Frida    </w:t>
+      </w:r>
+      <w:r>
+        <w:rPr>
+          <w:rStyle w:val="PreprocessorTok"/>
+        </w:rPr>
+        <w:t xml:space="preserve">|</w:t>
+      </w:r>
+      <w:r>
+        <w:rPr>
+          <w:rStyle w:val="NormalTok"/>
+        </w:rPr>
+        <w:t xml:space="preserve"> maps gizleme         </w:t>
+      </w:r>
+      <w:r>
+        <w:rPr>
+          <w:rStyle w:val="PreprocessorTok"/>
+        </w:rPr>
+        <w:t xml:space="preserve">|</w:t>
+      </w:r>
+      <w:r>
+        <w:rPr>
+          <w:rStyle w:val="NormalTok"/>
+        </w:rPr>
+        <w:t xml:space="preserve"> dladdr + maps      </w:t>
+      </w:r>
+      <w:r>
+        <w:rPr>
+          <w:rStyle w:val="PreprocessorTok"/>
+        </w:rPr>
+        <w:t xml:space="preserve">|</w:t>
+      </w:r>
+      <w:r>
+        <w:br/>
+      </w:r>
+      <w:r>
+        <w:rPr>
+          <w:rStyle w:val="PreprocessorTok"/>
+        </w:rPr>
+        <w:t xml:space="preserve">|</w:t>
+      </w:r>
+      <w:r>
+        <w:rPr>
+          <w:rStyle w:val="NormalTok"/>
+        </w:rPr>
+        <w:t xml:space="preserve"> Cihaz baglama      </w:t>
+      </w:r>
+      <w:r>
+        <w:rPr>
+          <w:rStyle w:val="PreprocessorTok"/>
+        </w:rPr>
+        <w:t xml:space="preserve">|</w:t>
+      </w:r>
+      <w:r>
+        <w:rPr>
+          <w:rStyle w:val="NormalTok"/>
+        </w:rPr>
+        <w:t xml:space="preserve"> Klonlama            </w:t>
+      </w:r>
+      <w:r>
+        <w:rPr>
+          <w:rStyle w:val="PreprocessorTok"/>
+        </w:rPr>
+        <w:t xml:space="preserve">|</w:t>
+      </w:r>
+      <w:r>
+        <w:rPr>
+          <w:rStyle w:val="NormalTok"/>
+        </w:rPr>
+        <w:t xml:space="preserve"> (cihaza bagli)       </w:t>
+      </w:r>
+      <w:r>
+        <w:rPr>
+          <w:rStyle w:val="PreprocessorTok"/>
+        </w:rPr>
+        <w:t xml:space="preserve">|</w:t>
+      </w:r>
+      <w:r>
+        <w:rPr>
+          <w:rStyle w:val="NormalTok"/>
+        </w:rPr>
+        <w:t xml:space="preserve"> HKDF + AES-GCM     </w:t>
+      </w:r>
+      <w:r>
+        <w:rPr>
+          <w:rStyle w:val="PreprocessorTok"/>
+        </w:rPr>
+        <w:t xml:space="preserve">|</w:t>
+      </w:r>
+    </w:p>
+    <w:p>
+      <w:pPr>
+        <w:pStyle w:val="FirstParagraph"/>
+      </w:pPr>
+      <w:r>
+        <w:rPr>
+          <w:b/>
+          <w:bCs/>
+        </w:rPr>
+        <w:t xml:space="preserve">S10 tepki politikasi sablonu</w:t>
+      </w:r>
+    </w:p>
+    <w:p>
+      <w:pPr>
+        <w:pStyle w:val="SourceCode"/>
+      </w:pPr>
+      <w:r>
+        <w:rPr>
+          <w:rStyle w:val="PreprocessorTok"/>
+        </w:rPr>
+        <w:t xml:space="preserve">|</w:t>
+      </w:r>
+      <w:r>
+        <w:rPr>
+          <w:rStyle w:val="NormalTok"/>
+        </w:rPr>
+        <w:t xml:space="preserve"> Tetikleyici        </w:t>
+      </w:r>
+      <w:r>
+        <w:rPr>
+          <w:rStyle w:val="PreprocessorTok"/>
+        </w:rPr>
+        <w:t xml:space="preserve">|</w:t>
+      </w:r>
+      <w:r>
+        <w:rPr>
+          <w:rStyle w:val="NormalTok"/>
+        </w:rPr>
+        <w:t xml:space="preserve"> Tepki                          </w:t>
+      </w:r>
+      <w:r>
+        <w:rPr>
+          <w:rStyle w:val="PreprocessorTok"/>
+        </w:rPr>
+        <w:t xml:space="preserve">|</w:t>
+      </w:r>
+      <w:r>
+        <w:rPr>
+          <w:rStyle w:val="NormalTok"/>
+        </w:rPr>
+        <w:t xml:space="preserve"> Bildirim         </w:t>
+      </w:r>
+      <w:r>
+        <w:rPr>
+          <w:rStyle w:val="PreprocessorTok"/>
+        </w:rPr>
+        <w:t xml:space="preserve">|</w:t>
+      </w:r>
+      <w:r>
+        <w:br/>
+      </w:r>
+      <w:r>
+        <w:rPr>
+          <w:rStyle w:val="PreprocessorTok"/>
+        </w:rPr>
+        <w:t xml:space="preserve">| ------------------</w:t>
+      </w:r>
+      <w:r>
+        <w:rPr>
+          <w:rStyle w:val="NormalTok"/>
+        </w:rPr>
+        <w:t xml:space="preserve"> </w:t>
+      </w:r>
+      <w:r>
+        <w:rPr>
+          <w:rStyle w:val="PreprocessorTok"/>
+        </w:rPr>
+        <w:t xml:space="preserve">| ------------------------------</w:t>
+      </w:r>
+      <w:r>
+        <w:rPr>
+          <w:rStyle w:val="NormalTok"/>
+        </w:rPr>
+        <w:t xml:space="preserve"> </w:t>
+      </w:r>
+      <w:r>
+        <w:rPr>
+          <w:rStyle w:val="PreprocessorTok"/>
+        </w:rPr>
+        <w:t xml:space="preserve">| ----------------</w:t>
+      </w:r>
+      <w:r>
+        <w:rPr>
+          <w:rStyle w:val="NormalTok"/>
+        </w:rPr>
+        <w:t xml:space="preserve"> </w:t>
+      </w:r>
+      <w:r>
+        <w:rPr>
+          <w:rStyle w:val="PreprocessorTok"/>
+        </w:rPr>
+        <w:t xml:space="preserve">|</w:t>
+      </w:r>
+      <w:r>
+        <w:br/>
+      </w:r>
+      <w:r>
+        <w:rPr>
+          <w:rStyle w:val="PreprocessorTok"/>
+        </w:rPr>
+        <w:t xml:space="preserve">|</w:t>
+      </w:r>
+      <w:r>
+        <w:rPr>
+          <w:rStyle w:val="NormalTok"/>
+        </w:rPr>
+        <w:t xml:space="preserve"> butunluk basarisiz </w:t>
+      </w:r>
+      <w:r>
+        <w:rPr>
+          <w:rStyle w:val="PreprocessorTok"/>
+        </w:rPr>
+        <w:t xml:space="preserve">|</w:t>
+      </w:r>
+      <w:r>
+        <w:rPr>
+          <w:rStyle w:val="NormalTok"/>
+        </w:rPr>
+        <w:t xml:space="preserve"> sirri sil + decoy + fail-close </w:t>
+      </w:r>
+      <w:r>
+        <w:rPr>
+          <w:rStyle w:val="PreprocessorTok"/>
+        </w:rPr>
+        <w:t xml:space="preserve">|</w:t>
+      </w:r>
+      <w:r>
+        <w:rPr>
+          <w:rStyle w:val="NormalTok"/>
+        </w:rPr>
+        <w:t xml:space="preserve"> sunucuya olay    </w:t>
+      </w:r>
+      <w:r>
+        <w:rPr>
+          <w:rStyle w:val="PreprocessorTok"/>
+        </w:rPr>
+        <w:t xml:space="preserve">|</w:t>
+      </w:r>
+      <w:r>
+        <w:br/>
+      </w:r>
+      <w:r>
+        <w:rPr>
+          <w:rStyle w:val="PreprocessorTok"/>
+        </w:rPr>
+        <w:t xml:space="preserve">|</w:t>
+      </w:r>
+      <w:r>
+        <w:rPr>
+          <w:rStyle w:val="NormalTok"/>
+        </w:rPr>
+        <w:t xml:space="preserve"> cihaz tutmaz       </w:t>
+      </w:r>
+      <w:r>
+        <w:rPr>
+          <w:rStyle w:val="PreprocessorTok"/>
+        </w:rPr>
+        <w:t xml:space="preserve">|</w:t>
+      </w:r>
+      <w:r>
+        <w:rPr>
+          <w:rStyle w:val="NormalTok"/>
+        </w:rPr>
+        <w:t xml:space="preserve"> ac-ma, decoy                   </w:t>
+      </w:r>
+      <w:r>
+        <w:rPr>
+          <w:rStyle w:val="PreprocessorTok"/>
+        </w:rPr>
+        <w:t xml:space="preserve">|</w:t>
+      </w:r>
+      <w:r>
+        <w:rPr>
+          <w:rStyle w:val="NormalTok"/>
+        </w:rPr>
+        <w:t xml:space="preserve"> sunucuya olay    </w:t>
+      </w:r>
+      <w:r>
+        <w:rPr>
+          <w:rStyle w:val="PreprocessorTok"/>
+        </w:rPr>
+        <w:t xml:space="preserve">|</w:t>
+      </w:r>
+    </w:p>
+    <w:p>
+      <w:pPr>
+        <w:pStyle w:val="BlockText"/>
+      </w:pPr>
+      <w:r>
+        <w:rPr>
+          <w:b/>
+          <w:bCs/>
+        </w:rPr>
+        <w:t xml:space="preserve">Kurs gereksinim aileleri</w:t>
+      </w:r>
+    </w:p>
+    <w:p>
+      <w:pPr>
+        <w:pStyle w:val="BlockText"/>
+      </w:pPr>
+      <w:r>
+        <w:t xml:space="preserve">Bu bölümler şu gereksinim ailelerini karşılar:</w:t>
+      </w:r>
+      <w:r>
+        <w:t xml:space="preserve"> </w:t>
+      </w:r>
+      <w:r>
+        <w:rPr>
+          <w:rStyle w:val="VerbatimChar"/>
+        </w:rPr>
+        <w:t xml:space="preserve">CEN429-RA</w:t>
+      </w:r>
+      <w:r>
+        <w:t xml:space="preserve"> </w:t>
+      </w:r>
+      <w:r>
+        <w:t xml:space="preserve">(RASP algılama),</w:t>
+      </w:r>
+      <w:r>
+        <w:t xml:space="preserve"> </w:t>
+      </w:r>
+      <w:r>
+        <w:rPr>
+          <w:rStyle w:val="VerbatimChar"/>
+        </w:rPr>
+        <w:t xml:space="preserve">CEN429-RT</w:t>
+      </w:r>
+      <w:r>
+        <w:t xml:space="preserve"> </w:t>
+      </w:r>
+      <w:r>
+        <w:t xml:space="preserve">(tepki politikası),</w:t>
+      </w:r>
+      <w:r>
+        <w:t xml:space="preserve"> </w:t>
+      </w:r>
+      <w:r>
+        <w:rPr>
+          <w:rStyle w:val="VerbatimChar"/>
+        </w:rPr>
+        <w:t xml:space="preserve">CEN429-BD</w:t>
+      </w:r>
+      <w:r>
+        <w:t xml:space="preserve"> </w:t>
+      </w:r>
+      <w:r>
+        <w:t xml:space="preserve">(cihaz/sürüm bağlama),</w:t>
+      </w:r>
+      <w:r>
+        <w:t xml:space="preserve"> </w:t>
+      </w:r>
+      <w:r>
+        <w:rPr>
+          <w:rStyle w:val="VerbatimChar"/>
+        </w:rPr>
+        <w:t xml:space="preserve">CEN429-CF</w:t>
+      </w:r>
+      <w:r>
+        <w:t xml:space="preserve"> </w:t>
+      </w:r>
+      <w:r>
+        <w:t xml:space="preserve">(kontrol akışı bütünlüğü). Her gereksinim için S17 uyum matrisine bir</w:t>
+      </w:r>
+      <w:r>
+        <w:t xml:space="preserve"> </w:t>
+      </w:r>
+      <w:r>
+        <w:t xml:space="preserve">satır ekleyin: gereksinim → durum → belge bölümü → kanıt (test/kod/demo).</w:t>
+      </w:r>
+    </w:p>
+    <w:p>
+      <w:r>
+        <w:pict>
+          <v:rect style="width:0;height:1.5pt" o:hralign="center" o:hrstd="t" o:hr="t"/>
+        </w:pict>
+      </w:r>
+    </w:p>
+    <w:bookmarkEnd w:id="69"/>
+    <w:bookmarkStart w:id="70" w:name="sınıf-etkinlikleri"/>
+    <w:p>
+      <w:pPr>
+        <w:pStyle w:val="Heading2"/>
+      </w:pPr>
+      <w:r>
+        <w:t xml:space="preserve">13. Sınıf etkinlikleri</w:t>
+      </w:r>
+    </w:p>
+    <w:p>
+      <w:pPr>
+        <w:pStyle w:val="BlockText"/>
+      </w:pPr>
+      <w:r>
+        <w:rPr>
+          <w:b/>
+          <w:bCs/>
+        </w:rPr>
+        <w:t xml:space="preserve">Etkinlik 1 — Kancayı kendi elinizle kurun (15 dk, ikili, WSL)</w:t>
+      </w:r>
+    </w:p>
+    <w:p>
+      <w:pPr>
+        <w:pStyle w:val="BlockText"/>
+      </w:pPr>
+      <w:r>
+        <w:t xml:space="preserve">Demo 4’ü WSL’de çalıştırın. Sonra</w:t>
+      </w:r>
+      <w:r>
+        <w:t xml:space="preserve"> </w:t>
+      </w:r>
+      <w:r>
+        <w:rPr>
+          <w:rStyle w:val="VerbatimChar"/>
+        </w:rPr>
+        <w:t xml:space="preserve">sahtekanca.c</w:t>
+      </w:r>
+      <w:r>
+        <w:t xml:space="preserve">’ye</w:t>
+      </w:r>
+      <w:r>
+        <w:t xml:space="preserve"> </w:t>
+      </w:r>
+      <w:r>
+        <w:rPr>
+          <w:rStyle w:val="VerbatimChar"/>
+        </w:rPr>
+        <w:t xml:space="preserve">getenv</w:t>
+      </w:r>
+      <w:r>
+        <w:t xml:space="preserve">’i de ekleyin (LD_PRELOAD’ı gizlemek için boş döndürsün).</w:t>
+      </w:r>
+      <w:r>
+        <w:t xml:space="preserve"> </w:t>
+      </w:r>
+      <w:r>
+        <w:t xml:space="preserve">Yeniden derleyip çalıştırın: 1. sinyal (getenv) artık yakalıyor mu? 2. sinyal (</w:t>
+      </w:r>
+      <w:r>
+        <w:rPr>
+          <w:rStyle w:val="VerbatimChar"/>
+        </w:rPr>
+        <w:t xml:space="preserve">dladdr</w:t>
+      </w:r>
+      <w:r>
+        <w:t xml:space="preserve">) hâlâ yakalıyor mu? Bu neden</w:t>
+      </w:r>
+      <w:r>
+        <w:t xml:space="preserve"> </w:t>
+      </w:r>
+      <w:r>
+        <w:t xml:space="preserve">daha sağlam?</w:t>
+      </w:r>
+    </w:p>
+    <w:p>
+      <w:pPr>
+        <w:pStyle w:val="BlockText"/>
+      </w:pPr>
+      <w:r>
+        <w:rPr>
+          <w:b/>
+          <w:bCs/>
+        </w:rPr>
+        <w:t xml:space="preserve">Etkinlik 2 — Tek</w:t>
+      </w:r>
+      <w:r>
+        <w:rPr>
+          <w:b/>
+          <w:bCs/>
+        </w:rPr>
+        <w:t xml:space="preserve"> </w:t>
+      </w:r>
+      <w:r>
+        <w:rPr>
+          <w:rStyle w:val="VerbatimChar"/>
+          <w:b/>
+          <w:bCs/>
+        </w:rPr>
+        <w:t xml:space="preserve">if</w:t>
+      </w:r>
+      <w:r>
+        <w:rPr>
+          <w:b/>
+          <w:bCs/>
+        </w:rPr>
+        <w:t xml:space="preserve">’i yamalayın (10 dk, tartışma)</w:t>
+      </w:r>
+    </w:p>
+    <w:p>
+      <w:pPr>
+        <w:pStyle w:val="BlockText"/>
+      </w:pPr>
+      <w:r>
+        <w:t xml:space="preserve">Demo 5’te</w:t>
+      </w:r>
+      <w:r>
+        <w:t xml:space="preserve"> </w:t>
+      </w:r>
+      <w:r>
+        <w:rPr>
+          <w:rStyle w:val="VerbatimChar"/>
+        </w:rPr>
+        <w:t xml:space="preserve">atlat</w:t>
+      </w:r>
+      <w:r>
+        <w:t xml:space="preserve"> </w:t>
+      </w:r>
+      <w:r>
+        <w:t xml:space="preserve">modu gerçek sonucu üretemedi. Şimdi düşünün: kritik işlem yalnız</w:t>
+      </w:r>
+      <w:r>
+        <w:t xml:space="preserve"> </w:t>
+      </w:r>
+      <w:r>
+        <w:rPr>
+          <w:rStyle w:val="VerbatimChar"/>
+        </w:rPr>
+        <w:t xml:space="preserve">if (kontroller_gecti) onayla;</w:t>
+      </w:r>
+      <w:r>
+        <w:t xml:space="preserve"> </w:t>
+      </w:r>
+      <w:r>
+        <w:t xml:space="preserve">olsaydı, saldırgan tek bir</w:t>
+      </w:r>
+      <w:r>
+        <w:t xml:space="preserve"> </w:t>
+      </w:r>
+      <w:r>
+        <w:rPr>
+          <w:rStyle w:val="VerbatimChar"/>
+        </w:rPr>
+        <w:t xml:space="preserve">jmp</w:t>
+      </w:r>
+      <w:r>
+        <w:t xml:space="preserve"> </w:t>
+      </w:r>
+      <w:r>
+        <w:t xml:space="preserve">ile ne yapardı? Anahtar zinciri neden bu yamayı işe yaramaz kılar?</w:t>
+      </w:r>
+    </w:p>
+    <w:p>
+      <w:pPr>
+        <w:pStyle w:val="BlockText"/>
+      </w:pPr>
+      <w:r>
+        <w:rPr>
+          <w:b/>
+          <w:bCs/>
+        </w:rPr>
+        <w:t xml:space="preserve">Etkinlik 3 — Yanlış pozitif avı (15 dk, 3-4 kişilik grup)</w:t>
+      </w:r>
+    </w:p>
+    <w:p>
+      <w:pPr>
+        <w:pStyle w:val="BlockText"/>
+      </w:pPr>
+      <w:r>
+        <w:t xml:space="preserve">Demo 3’ü çalıştırın; muhtemelen</w:t>
+      </w:r>
+      <w:r>
+        <w:t xml:space="preserve"> </w:t>
+      </w:r>
+      <w:r>
+        <w:t xml:space="preserve">“hipervizör VAR”</w:t>
+      </w:r>
+      <w:r>
+        <w:t xml:space="preserve"> </w:t>
+      </w:r>
+      <w:r>
+        <w:t xml:space="preserve">diyecek. Bir uygulama sırf bunun için çalışmayı reddetseydi hangi</w:t>
+      </w:r>
+      <w:r>
+        <w:t xml:space="preserve"> </w:t>
+      </w:r>
+      <w:r>
+        <w:t xml:space="preserve">meşru kullanıcılar mağdur olurdu? Root algılama (Demo 7) için de aynı soruyu tartışın. RASP kararları neden</w:t>
+      </w:r>
+      <w:r>
+        <w:t xml:space="preserve"> </w:t>
+      </w:r>
+      <w:r>
+        <w:rPr>
+          <w:b/>
+          <w:bCs/>
+        </w:rPr>
+        <w:t xml:space="preserve">risk</w:t>
+      </w:r>
+      <w:r>
+        <w:rPr>
+          <w:b/>
+          <w:bCs/>
+        </w:rPr>
+        <w:t xml:space="preserve"> </w:t>
+      </w:r>
+      <w:r>
+        <w:rPr>
+          <w:b/>
+          <w:bCs/>
+        </w:rPr>
+        <w:t xml:space="preserve">skoru</w:t>
+      </w:r>
+      <w:r>
+        <w:t xml:space="preserve"> </w:t>
+      </w:r>
+      <w:r>
+        <w:t xml:space="preserve">olmalı, ikili</w:t>
+      </w:r>
+      <w:r>
+        <w:t xml:space="preserve"> </w:t>
+      </w:r>
+      <w:r>
+        <w:t xml:space="preserve">“çalış/çalışma”</w:t>
+      </w:r>
+      <w:r>
+        <w:t xml:space="preserve"> </w:t>
+      </w:r>
+      <w:r>
+        <w:t xml:space="preserve">değil?</w:t>
+      </w:r>
+    </w:p>
+    <w:p>
+      <w:pPr>
+        <w:pStyle w:val="BlockText"/>
+      </w:pPr>
+      <w:r>
+        <w:rPr>
+          <w:b/>
+          <w:bCs/>
+        </w:rPr>
+        <w:t xml:space="preserve">Etkinlik 4 — Tepki politikası tasarımı (10 dk, bireysel)</w:t>
+      </w:r>
+    </w:p>
+    <w:p>
+      <w:pPr>
+        <w:pStyle w:val="BlockText"/>
+      </w:pPr>
+      <w:r>
+        <w:t xml:space="preserve">Bir mobil bankacılık uygulaması root algıladı. Üç farklı tepki tasarlayın: (a) hemen çök, (b) işlemi reddet ve</w:t>
+      </w:r>
+      <w:r>
+        <w:t xml:space="preserve"> </w:t>
+      </w:r>
+      <w:r>
+        <w:t xml:space="preserve">kullanıcıyı bilgilendir, (c) sessizce çalışmaya devam et ama sunucuya bildir ve işlem limitini düşür. Hangisi</w:t>
+      </w:r>
+      <w:r>
+        <w:t xml:space="preserve"> </w:t>
+      </w:r>
+      <w:r>
+        <w:t xml:space="preserve">saldırgana</w:t>
+      </w:r>
+      <w:r>
+        <w:t xml:space="preserve"> </w:t>
+      </w:r>
+      <w:r>
+        <w:rPr>
+          <w:b/>
+          <w:bCs/>
+        </w:rPr>
+        <w:t xml:space="preserve">en az</w:t>
+      </w:r>
+      <w:r>
+        <w:t xml:space="preserve"> </w:t>
+      </w:r>
+      <w:r>
+        <w:t xml:space="preserve">bilgi verir? Hangisi meşru kullanıcıya en az zarar verir?</w:t>
+      </w:r>
+    </w:p>
+    <w:p>
+      <w:r>
+        <w:pict>
+          <v:rect style="width:0;height:1.5pt" o:hralign="center" o:hrstd="t" o:hr="t"/>
+        </w:pict>
+      </w:r>
+    </w:p>
+    <w:bookmarkEnd w:id="70"/>
+    <w:bookmarkStart w:id="71" w:name="kod-okuma-alıştırmaları"/>
+    <w:p>
+      <w:pPr>
+        <w:pStyle w:val="Heading2"/>
+      </w:pPr>
+      <w:r>
+        <w:t xml:space="preserve">14. Kod okuma alıştırmaları</w:t>
+      </w:r>
+    </w:p>
+    <w:p>
+      <w:pPr>
+        <w:pStyle w:val="BlockText"/>
+      </w:pPr>
+      <w:r>
+        <w:rPr>
+          <w:b/>
+          <w:bCs/>
+        </w:rPr>
+        <w:t xml:space="preserve">Okuma 1 — Bu anti-debug güvenli mi?</w:t>
+      </w:r>
+    </w:p>
+    <w:p>
+      <w:pPr>
+        <w:pStyle w:val="SourceCode"/>
+      </w:pPr>
+      <w:r>
+        <w:rPr>
+          <w:rStyle w:val="ControlFlowTok"/>
+        </w:rPr>
+        <w:t xml:space="preserve">if</w:t>
+      </w:r>
+      <w:r>
+        <w:rPr>
+          <w:rStyle w:val="NormalTok"/>
+        </w:rPr>
+        <w:t xml:space="preserve"> </w:t>
+      </w:r>
+      <w:r>
+        <w:rPr>
+          <w:rStyle w:val="OperatorTok"/>
+        </w:rPr>
+        <w:t xml:space="preserve">(</w:t>
+      </w:r>
+      <w:r>
+        <w:rPr>
+          <w:rStyle w:val="NormalTok"/>
+        </w:rPr>
+        <w:t xml:space="preserve">IsDebuggerPresent</w:t>
+      </w:r>
+      <w:r>
+        <w:rPr>
+          <w:rStyle w:val="OperatorTok"/>
+        </w:rPr>
+        <w:t xml:space="preserve">())</w:t>
+      </w:r>
+      <w:r>
+        <w:rPr>
+          <w:rStyle w:val="NormalTok"/>
+        </w:rPr>
+        <w:t xml:space="preserve"> </w:t>
+      </w:r>
+      <w:r>
+        <w:rPr>
+          <w:rStyle w:val="OperatorTok"/>
+        </w:rPr>
+        <w:t xml:space="preserve">{</w:t>
+      </w:r>
+      <w:r>
+        <w:br/>
+      </w:r>
+      <w:r>
+        <w:rPr>
+          <w:rStyle w:val="NormalTok"/>
+        </w:rPr>
+        <w:t xml:space="preserve">    exit</w:t>
+      </w:r>
+      <w:r>
+        <w:rPr>
+          <w:rStyle w:val="OperatorTok"/>
+        </w:rPr>
+        <w:t xml:space="preserve">(</w:t>
+      </w:r>
+      <w:r>
+        <w:rPr>
+          <w:rStyle w:val="DecValTok"/>
+        </w:rPr>
+        <w:t xml:space="preserve">1</w:t>
+      </w:r>
+      <w:r>
+        <w:rPr>
+          <w:rStyle w:val="OperatorTok"/>
+        </w:rPr>
+        <w:t xml:space="preserve">);</w:t>
+      </w:r>
+      <w:r>
+        <w:br/>
+      </w:r>
+      <w:r>
+        <w:rPr>
+          <w:rStyle w:val="OperatorTok"/>
+        </w:rPr>
+        <w:t xml:space="preserve">}</w:t>
+      </w:r>
+      <w:r>
+        <w:br/>
+      </w:r>
+      <w:r>
+        <w:rPr>
+          <w:rStyle w:val="NormalTok"/>
+        </w:rPr>
+        <w:t xml:space="preserve">do_payment</w:t>
+      </w:r>
+      <w:r>
+        <w:rPr>
+          <w:rStyle w:val="OperatorTok"/>
+        </w:rPr>
+        <w:t xml:space="preserve">();</w:t>
+      </w:r>
+    </w:p>
+    <w:p>
+      <w:pPr>
+        <w:pStyle w:val="BlockText"/>
+      </w:pPr>
+      <w:r>
+        <w:rPr>
+          <w:b/>
+          <w:bCs/>
+        </w:rPr>
+        <w:t xml:space="preserve">Cevap</w:t>
+      </w:r>
+    </w:p>
+    <w:p>
+      <w:pPr>
+        <w:pStyle w:val="BlockText"/>
+      </w:pPr>
+      <w:r>
+        <w:rPr>
+          <w:b/>
+          <w:bCs/>
+        </w:rPr>
+        <w:t xml:space="preserve">Hayır.</w:t>
+      </w:r>
+      <w:r>
+        <w:t xml:space="preserve"> </w:t>
+      </w:r>
+      <w:r>
+        <w:t xml:space="preserve">(1) Tek bir sinyale bağlı; (2) sonuç doğrudan</w:t>
+      </w:r>
+      <w:r>
+        <w:t xml:space="preserve"> </w:t>
+      </w:r>
+      <w:r>
+        <w:rPr>
+          <w:rStyle w:val="VerbatimChar"/>
+        </w:rPr>
+        <w:t xml:space="preserve">exit()</w:t>
+      </w:r>
+      <w:r>
+        <w:t xml:space="preserve"> </w:t>
+      </w:r>
+      <w:r>
+        <w:t xml:space="preserve">— saldırgan</w:t>
+      </w:r>
+      <w:r>
+        <w:t xml:space="preserve"> </w:t>
+      </w:r>
+      <w:r>
+        <w:rPr>
+          <w:rStyle w:val="VerbatimChar"/>
+        </w:rPr>
+        <w:t xml:space="preserve">IsDebuggerPresent</w:t>
+      </w:r>
+      <w:r>
+        <w:t xml:space="preserve">’in dönüşünü ya</w:t>
+      </w:r>
+      <w:r>
+        <w:t xml:space="preserve"> </w:t>
+      </w:r>
+      <w:r>
+        <w:t xml:space="preserve">da bu</w:t>
+      </w:r>
+      <w:r>
+        <w:t xml:space="preserve"> </w:t>
+      </w:r>
+      <w:r>
+        <w:rPr>
+          <w:rStyle w:val="VerbatimChar"/>
+        </w:rPr>
+        <w:t xml:space="preserve">if</w:t>
+      </w:r>
+      <w:r>
+        <w:t xml:space="preserve">’i yamalar; (3) hemen çıkmak hangi kontrolün tetiklediğini söyler. Düzeltme: birden çok sinyal + kontrol</w:t>
+      </w:r>
+      <w:r>
+        <w:t xml:space="preserve"> </w:t>
+      </w:r>
+      <w:r>
+        <w:t xml:space="preserve">akışı sayacı + gecikmeli/örtük tepki (Demo 2, 5, 8).</w:t>
+      </w:r>
+    </w:p>
+    <w:p>
+      <w:pPr>
+        <w:pStyle w:val="BlockText"/>
+      </w:pPr>
+      <w:r>
+        <w:rPr>
+          <w:b/>
+          <w:bCs/>
+        </w:rPr>
+        <w:t xml:space="preserve">Okuma 2 — Bu bütünlük denetimi neden zayıf?</w:t>
+      </w:r>
+    </w:p>
+    <w:p>
+      <w:pPr>
+        <w:pStyle w:val="SourceCode"/>
+      </w:pPr>
+      <w:r>
+        <w:rPr>
+          <w:rStyle w:val="DataTypeTok"/>
+        </w:rPr>
+        <w:t xml:space="preserve">uint32_t</w:t>
+      </w:r>
+      <w:r>
+        <w:rPr>
+          <w:rStyle w:val="NormalTok"/>
+        </w:rPr>
+        <w:t xml:space="preserve"> crc </w:t>
+      </w:r>
+      <w:r>
+        <w:rPr>
+          <w:rStyle w:val="OperatorTok"/>
+        </w:rPr>
+        <w:t xml:space="preserve">=</w:t>
+      </w:r>
+      <w:r>
+        <w:rPr>
+          <w:rStyle w:val="NormalTok"/>
+        </w:rPr>
+        <w:t xml:space="preserve"> crc32</w:t>
+      </w:r>
+      <w:r>
+        <w:rPr>
+          <w:rStyle w:val="OperatorTok"/>
+        </w:rPr>
+        <w:t xml:space="preserve">(</w:t>
+      </w:r>
+      <w:r>
+        <w:rPr>
+          <w:rStyle w:val="NormalTok"/>
+        </w:rPr>
+        <w:t xml:space="preserve">kod</w:t>
+      </w:r>
+      <w:r>
+        <w:rPr>
+          <w:rStyle w:val="OperatorTok"/>
+        </w:rPr>
+        <w:t xml:space="preserve">,</w:t>
+      </w:r>
+      <w:r>
+        <w:rPr>
+          <w:rStyle w:val="NormalTok"/>
+        </w:rPr>
+        <w:t xml:space="preserve"> kod_boy</w:t>
+      </w:r>
+      <w:r>
+        <w:rPr>
+          <w:rStyle w:val="OperatorTok"/>
+        </w:rPr>
+        <w:t xml:space="preserve">);</w:t>
+      </w:r>
+      <w:r>
+        <w:br/>
+      </w:r>
+      <w:r>
+        <w:rPr>
+          <w:rStyle w:val="ControlFlowTok"/>
+        </w:rPr>
+        <w:t xml:space="preserve">if</w:t>
+      </w:r>
+      <w:r>
+        <w:rPr>
+          <w:rStyle w:val="NormalTok"/>
+        </w:rPr>
+        <w:t xml:space="preserve"> </w:t>
+      </w:r>
+      <w:r>
+        <w:rPr>
+          <w:rStyle w:val="OperatorTok"/>
+        </w:rPr>
+        <w:t xml:space="preserve">(</w:t>
+      </w:r>
+      <w:r>
+        <w:rPr>
+          <w:rStyle w:val="NormalTok"/>
+        </w:rPr>
+        <w:t xml:space="preserve">crc </w:t>
+      </w:r>
+      <w:r>
+        <w:rPr>
+          <w:rStyle w:val="OperatorTok"/>
+        </w:rPr>
+        <w:t xml:space="preserve">!=</w:t>
+      </w:r>
+      <w:r>
+        <w:rPr>
+          <w:rStyle w:val="NormalTok"/>
+        </w:rPr>
+        <w:t xml:space="preserve"> BEKLENEN_CRC</w:t>
+      </w:r>
+      <w:r>
+        <w:rPr>
+          <w:rStyle w:val="OperatorTok"/>
+        </w:rPr>
+        <w:t xml:space="preserve">)</w:t>
+      </w:r>
+      <w:r>
+        <w:rPr>
+          <w:rStyle w:val="NormalTok"/>
+        </w:rPr>
+        <w:t xml:space="preserve"> tamper</w:t>
+      </w:r>
+      <w:r>
+        <w:rPr>
+          <w:rStyle w:val="OperatorTok"/>
+        </w:rPr>
+        <w:t xml:space="preserve">();</w:t>
+      </w:r>
+    </w:p>
+    <w:p>
+      <w:pPr>
+        <w:pStyle w:val="BlockText"/>
+      </w:pPr>
+      <w:r>
+        <w:rPr>
+          <w:b/>
+          <w:bCs/>
+        </w:rPr>
+        <w:t xml:space="preserve">Cevap</w:t>
+      </w:r>
+    </w:p>
+    <w:p>
+      <w:pPr>
+        <w:pStyle w:val="BlockText"/>
+      </w:pPr>
+      <w:r>
+        <w:rPr>
+          <w:b/>
+          <w:bCs/>
+        </w:rPr>
+        <w:t xml:space="preserve">CRC32 kriptografik değildir</w:t>
+      </w:r>
+      <w:r>
+        <w:t xml:space="preserve">: saldırgan kodu yamalayıp CRC’yi eşleyecek şekilde kolayca ayarlar. Ayrıca tek bir</w:t>
+      </w:r>
+      <w:r>
+        <w:t xml:space="preserve"> </w:t>
+      </w:r>
+      <w:r>
+        <w:t xml:space="preserve">denetleyici var (kendisi yamalanabilir) ve sonuç bir davranışa bağlı değil. Düzeltme: HMAC/imza + örtüşen</w:t>
+      </w:r>
+      <w:r>
+        <w:t xml:space="preserve"> </w:t>
+      </w:r>
+      <w:r>
+        <w:t xml:space="preserve">denetleyiciler + veri bağımlılığı (Demo 1).</w:t>
+      </w:r>
+    </w:p>
+    <w:p>
+      <w:pPr>
+        <w:pStyle w:val="BlockText"/>
+      </w:pPr>
+      <w:r>
+        <w:rPr>
+          <w:b/>
+          <w:bCs/>
+        </w:rPr>
+        <w:t xml:space="preserve">Okuma 3 — Bu kanca algılama neye kanıyor?</w:t>
+      </w:r>
+    </w:p>
+    <w:p>
+      <w:pPr>
+        <w:pStyle w:val="SourceCode"/>
+      </w:pPr>
+      <w:r>
+        <w:rPr>
+          <w:rStyle w:val="ControlFlowTok"/>
+        </w:rPr>
+        <w:t xml:space="preserve">if</w:t>
+      </w:r>
+      <w:r>
+        <w:rPr>
+          <w:rStyle w:val="NormalTok"/>
+        </w:rPr>
+        <w:t xml:space="preserve"> </w:t>
+      </w:r>
+      <w:r>
+        <w:rPr>
+          <w:rStyle w:val="OperatorTok"/>
+        </w:rPr>
+        <w:t xml:space="preserve">(</w:t>
+      </w:r>
+      <w:r>
+        <w:rPr>
+          <w:rStyle w:val="NormalTok"/>
+        </w:rPr>
+        <w:t xml:space="preserve">getenv</w:t>
+      </w:r>
+      <w:r>
+        <w:rPr>
+          <w:rStyle w:val="OperatorTok"/>
+        </w:rPr>
+        <w:t xml:space="preserve">(</w:t>
+      </w:r>
+      <w:r>
+        <w:rPr>
+          <w:rStyle w:val="StringTok"/>
+        </w:rPr>
+        <w:t xml:space="preserve">"LD_PRELOAD"</w:t>
+      </w:r>
+      <w:r>
+        <w:rPr>
+          <w:rStyle w:val="OperatorTok"/>
+        </w:rPr>
+        <w:t xml:space="preserve">)</w:t>
+      </w:r>
+      <w:r>
+        <w:rPr>
+          <w:rStyle w:val="NormalTok"/>
+        </w:rPr>
+        <w:t xml:space="preserve"> </w:t>
+      </w:r>
+      <w:r>
+        <w:rPr>
+          <w:rStyle w:val="OperatorTok"/>
+        </w:rPr>
+        <w:t xml:space="preserve">==</w:t>
+      </w:r>
+      <w:r>
+        <w:rPr>
+          <w:rStyle w:val="NormalTok"/>
+        </w:rPr>
+        <w:t xml:space="preserve"> NULL</w:t>
+      </w:r>
+      <w:r>
+        <w:rPr>
+          <w:rStyle w:val="OperatorTok"/>
+        </w:rPr>
+        <w:t xml:space="preserve">)</w:t>
+      </w:r>
+      <w:r>
+        <w:rPr>
+          <w:rStyle w:val="NormalTok"/>
+        </w:rPr>
+        <w:t xml:space="preserve"> printf</w:t>
+      </w:r>
+      <w:r>
+        <w:rPr>
+          <w:rStyle w:val="OperatorTok"/>
+        </w:rPr>
+        <w:t xml:space="preserve">(</w:t>
+      </w:r>
+      <w:r>
+        <w:rPr>
+          <w:rStyle w:val="StringTok"/>
+        </w:rPr>
+        <w:t xml:space="preserve">"temiz</w:t>
+      </w:r>
+      <w:r>
+        <w:rPr>
+          <w:rStyle w:val="SpecialCharTok"/>
+        </w:rPr>
+        <w:t xml:space="preserve">\n</w:t>
+      </w:r>
+      <w:r>
+        <w:rPr>
+          <w:rStyle w:val="StringTok"/>
+        </w:rPr>
+        <w:t xml:space="preserve">"</w:t>
+      </w:r>
+      <w:r>
+        <w:rPr>
+          <w:rStyle w:val="OperatorTok"/>
+        </w:rPr>
+        <w:t xml:space="preserve">);</w:t>
+      </w:r>
+    </w:p>
+    <w:p>
+      <w:pPr>
+        <w:pStyle w:val="BlockText"/>
+      </w:pPr>
+      <w:r>
+        <w:rPr>
+          <w:b/>
+          <w:bCs/>
+        </w:rPr>
+        <w:t xml:space="preserve">Cevap</w:t>
+      </w:r>
+    </w:p>
+    <w:p>
+      <w:pPr>
+        <w:pStyle w:val="BlockText"/>
+      </w:pPr>
+      <w:r>
+        <w:rPr>
+          <w:rStyle w:val="VerbatimChar"/>
+        </w:rPr>
+        <w:t xml:space="preserve">getenv</w:t>
+      </w:r>
+      <w:r>
+        <w:t xml:space="preserve">’in kendisi kancalanıp</w:t>
+      </w:r>
+      <w:r>
+        <w:t xml:space="preserve"> </w:t>
+      </w:r>
+      <w:r>
+        <w:rPr>
+          <w:rStyle w:val="VerbatimChar"/>
+        </w:rPr>
+        <w:t xml:space="preserve">NULL</w:t>
+      </w:r>
+      <w:r>
+        <w:t xml:space="preserve"> </w:t>
+      </w:r>
+      <w:r>
+        <w:t xml:space="preserve">döndürebilir; ya da saldırgan</w:t>
+      </w:r>
+      <w:r>
+        <w:t xml:space="preserve"> </w:t>
+      </w:r>
+      <w:r>
+        <w:rPr>
+          <w:rStyle w:val="VerbatimChar"/>
+        </w:rPr>
+        <w:t xml:space="preserve">LD_PRELOAD</w:t>
+      </w:r>
+      <w:r>
+        <w:t xml:space="preserve"> </w:t>
+      </w:r>
+      <w:r>
+        <w:t xml:space="preserve">yerine</w:t>
+      </w:r>
+      <w:r>
+        <w:t xml:space="preserve"> </w:t>
+      </w:r>
+      <w:r>
+        <w:rPr>
+          <w:rStyle w:val="VerbatimChar"/>
+        </w:rPr>
+        <w:t xml:space="preserve">ptrace</w:t>
+      </w:r>
+      <w:r>
+        <w:t xml:space="preserve">/PLT kancası</w:t>
+      </w:r>
+      <w:r>
+        <w:t xml:space="preserve"> </w:t>
+      </w:r>
+      <w:r>
+        <w:t xml:space="preserve">kullanır. Düzeltme: fonksiyonun</w:t>
+      </w:r>
+      <w:r>
+        <w:t xml:space="preserve"> </w:t>
+      </w:r>
+      <w:r>
+        <w:rPr>
+          <w:b/>
+          <w:bCs/>
+        </w:rPr>
+        <w:t xml:space="preserve">kaynağını</w:t>
+      </w:r>
+      <w:r>
+        <w:t xml:space="preserve"> </w:t>
+      </w:r>
+      <w:r>
+        <w:t xml:space="preserve">doğrula (</w:t>
+      </w:r>
+      <w:r>
+        <w:rPr>
+          <w:rStyle w:val="VerbatimChar"/>
+        </w:rPr>
+        <w:t xml:space="preserve">dlsym</w:t>
+      </w:r>
+      <w:r>
+        <w:t xml:space="preserve">+</w:t>
+      </w:r>
+      <w:r>
+        <w:rPr>
+          <w:rStyle w:val="VerbatimChar"/>
+        </w:rPr>
+        <w:t xml:space="preserve">dladdr</w:t>
+      </w:r>
+      <w:r>
+        <w:t xml:space="preserve">),</w:t>
+      </w:r>
+      <w:r>
+        <w:t xml:space="preserve"> </w:t>
+      </w:r>
+      <w:r>
+        <w:rPr>
+          <w:rStyle w:val="VerbatimChar"/>
+        </w:rPr>
+        <w:t xml:space="preserve">/proc/self/maps</w:t>
+      </w:r>
+      <w:r>
+        <w:t xml:space="preserve"> </w:t>
+      </w:r>
+      <w:r>
+        <w:t xml:space="preserve">tara, birden çok</w:t>
+      </w:r>
+      <w:r>
+        <w:t xml:space="preserve"> </w:t>
+      </w:r>
+      <w:r>
+        <w:t xml:space="preserve">sinyal kullan (Demo 4).</w:t>
+      </w:r>
+    </w:p>
+    <w:p>
+      <w:r>
+        <w:pict>
+          <v:rect style="width:0;height:1.5pt" o:hralign="center" o:hrstd="t" o:hr="t"/>
+        </w:pict>
+      </w:r>
+    </w:p>
+    <w:bookmarkEnd w:id="71"/>
+    <w:bookmarkStart w:id="72" w:name="kendi-başına-çalış"/>
+    <w:p>
+      <w:pPr>
+        <w:pStyle w:val="Heading2"/>
+      </w:pPr>
+      <w:r>
+        <w:t xml:space="preserve">15. Kendi başına çalış</w:t>
+      </w:r>
+    </w:p>
+    <w:p>
+      <w:pPr>
+        <w:pStyle w:val="FirstParagraph"/>
+      </w:pPr>
+      <w:r>
+        <w:t xml:space="preserve">Bu alıştırmalar not verilmez; pekiştirme içindir. Hepsi kendi bilgisayarınızda,</w:t>
+      </w:r>
+      <w:r>
+        <w:t xml:space="preserve"> </w:t>
+      </w:r>
+      <w:r>
+        <w:rPr>
+          <w:rStyle w:val="VerbatimChar"/>
+        </w:rPr>
+        <w:t xml:space="preserve">code/week-06</w:t>
+      </w:r>
+      <w:r>
+        <w:t xml:space="preserve"> </w:t>
+      </w:r>
+      <w:r>
+        <w:t xml:space="preserve">demoları üzerinde yapılır.</w:t>
+      </w:r>
+    </w:p>
+    <w:p>
+      <w:pPr>
+        <w:pStyle w:val="BlockText"/>
+      </w:pPr>
+      <w:r>
+        <w:rPr>
+          <w:b/>
+          <w:bCs/>
+        </w:rPr>
+        <w:t xml:space="preserve">Alıştırma 1 — Kolay: Farklı baytı yamalayın</w:t>
+      </w:r>
+    </w:p>
+    <w:p>
+      <w:pPr>
+        <w:pStyle w:val="BlockText"/>
+      </w:pPr>
+      <w:r>
+        <w:t xml:space="preserve">Demo 1’de kopyanın</w:t>
+      </w:r>
+      <w:r>
+        <w:t xml:space="preserve"> </w:t>
+      </w:r>
+      <w:r>
+        <w:rPr>
+          <w:b/>
+          <w:bCs/>
+        </w:rPr>
+        <w:t xml:space="preserve">farklı</w:t>
+      </w:r>
+      <w:r>
+        <w:t xml:space="preserve"> </w:t>
+      </w:r>
+      <w:r>
+        <w:t xml:space="preserve">bir ofset baytını değiştirin. HMAC yine değişiyor mu? Neden (çığ etkisi)?</w:t>
+      </w:r>
+    </w:p>
+    <w:p>
+      <w:pPr>
+        <w:pStyle w:val="BlockText"/>
+      </w:pPr>
+      <w:r>
+        <w:rPr>
+          <w:b/>
+          <w:bCs/>
+        </w:rPr>
+        <w:t xml:space="preserve">Alıştırma 2 — Kolay: Altın değeri kurcalayın</w:t>
+      </w:r>
+    </w:p>
+    <w:p>
+      <w:pPr>
+        <w:pStyle w:val="BlockText"/>
+      </w:pPr>
+      <w:r>
+        <w:t xml:space="preserve">Demo 1’de</w:t>
+      </w:r>
+      <w:r>
+        <w:t xml:space="preserve"> </w:t>
+      </w:r>
+      <w:r>
+        <w:rPr>
+          <w:rStyle w:val="VerbatimChar"/>
+        </w:rPr>
+        <w:t xml:space="preserve">cikti/altin.hmac</w:t>
+      </w:r>
+      <w:r>
+        <w:t xml:space="preserve"> </w:t>
+      </w:r>
+      <w:r>
+        <w:t xml:space="preserve">dosyasını saldırgan gibi düzenleyin. Denetim artık neyi yakalayamaz? Bu,</w:t>
+      </w:r>
+      <w:r>
+        <w:t xml:space="preserve"> </w:t>
+      </w:r>
+      <w:r>
+        <w:t xml:space="preserve">“altın değer</w:t>
+      </w:r>
+      <w:r>
+        <w:t xml:space="preserve"> </w:t>
+      </w:r>
+      <w:r>
+        <w:t xml:space="preserve">nerede saklanmalı?”</w:t>
+      </w:r>
+      <w:r>
+        <w:t xml:space="preserve"> </w:t>
+      </w:r>
+      <w:r>
+        <w:t xml:space="preserve">sorusunu neden önemli kılar?</w:t>
+      </w:r>
+    </w:p>
+    <w:p>
+      <w:pPr>
+        <w:pStyle w:val="BlockText"/>
+      </w:pPr>
+      <w:r>
+        <w:rPr>
+          <w:b/>
+          <w:bCs/>
+        </w:rPr>
+        <w:t xml:space="preserve">Alıştırma 3 — Orta: gdb altında Demo 2</w:t>
+      </w:r>
+    </w:p>
+    <w:p>
+      <w:pPr>
+        <w:pStyle w:val="BlockText"/>
+      </w:pPr>
+      <w:r>
+        <w:t xml:space="preserve">Demo 2’yi</w:t>
+      </w:r>
+      <w:r>
+        <w:t xml:space="preserve"> </w:t>
+      </w:r>
+      <w:r>
+        <w:rPr>
+          <w:rStyle w:val="VerbatimChar"/>
+        </w:rPr>
+        <w:t xml:space="preserve">strace -f ./bin/linux/antidebug</w:t>
+      </w:r>
+      <w:r>
+        <w:t xml:space="preserve"> </w:t>
+      </w:r>
+      <w:r>
+        <w:t xml:space="preserve">ile çalıştırın. TracerPid ne oluyor? Ana sürecin adı ne? Hangi sinyaller</w:t>
+      </w:r>
+      <w:r>
+        <w:t xml:space="preserve"> </w:t>
+      </w:r>
+      <w:r>
+        <w:t xml:space="preserve">tetikleniyor?</w:t>
+      </w:r>
+    </w:p>
+    <w:p>
+      <w:pPr>
+        <w:pStyle w:val="BlockText"/>
+      </w:pPr>
+      <w:r>
+        <w:rPr>
+          <w:b/>
+          <w:bCs/>
+        </w:rPr>
+        <w:t xml:space="preserve">Alıştırma 4 — Orta: getenv’i de kancalayın</w:t>
+      </w:r>
+    </w:p>
+    <w:p>
+      <w:pPr>
+        <w:pStyle w:val="BlockText"/>
+      </w:pPr>
+      <w:r>
+        <w:t xml:space="preserve">Demo 4’ün</w:t>
+      </w:r>
+      <w:r>
+        <w:t xml:space="preserve"> </w:t>
+      </w:r>
+      <w:r>
+        <w:rPr>
+          <w:rStyle w:val="VerbatimChar"/>
+        </w:rPr>
+        <w:t xml:space="preserve">sahtekanca.c</w:t>
+      </w:r>
+      <w:r>
+        <w:t xml:space="preserve">’sine</w:t>
+      </w:r>
+      <w:r>
+        <w:t xml:space="preserve"> </w:t>
+      </w:r>
+      <w:r>
+        <w:rPr>
+          <w:rStyle w:val="VerbatimChar"/>
+        </w:rPr>
+        <w:t xml:space="preserve">getenv</w:t>
+      </w:r>
+      <w:r>
+        <w:t xml:space="preserve"> </w:t>
+      </w:r>
+      <w:r>
+        <w:t xml:space="preserve">ekleyin. Hangi sinyal kör oluyor, hangisi hâlâ yakalıyor? (Etkinlik 1’in kod</w:t>
+      </w:r>
+      <w:r>
+        <w:t xml:space="preserve"> </w:t>
+      </w:r>
+      <w:r>
+        <w:t xml:space="preserve">hâli.)</w:t>
+      </w:r>
+    </w:p>
+    <w:p>
+      <w:pPr>
+        <w:pStyle w:val="BlockText"/>
+      </w:pPr>
+      <w:r>
+        <w:rPr>
+          <w:b/>
+          <w:bCs/>
+        </w:rPr>
+        <w:t xml:space="preserve">Alıştırma 5 — Orta: Zincire beşinci kontrol</w:t>
+      </w:r>
+    </w:p>
+    <w:p>
+      <w:pPr>
+        <w:pStyle w:val="BlockText"/>
+      </w:pPr>
+      <w:r>
+        <w:t xml:space="preserve">Demo 5’te</w:t>
+      </w:r>
+      <w:r>
+        <w:t xml:space="preserve"> </w:t>
+      </w:r>
+      <w:r>
+        <w:rPr>
+          <w:rStyle w:val="VerbatimChar"/>
+        </w:rPr>
+        <w:t xml:space="preserve">ASAMA</w:t>
+      </w:r>
+      <w:r>
+        <w:t xml:space="preserve">’yı 5 yapın ve iki kontrol noktası daha ekleyin. Zincir nasıl değişir? Normal akış hâlâ onaylanıyor</w:t>
+      </w:r>
+      <w:r>
+        <w:t xml:space="preserve"> </w:t>
+      </w:r>
+      <w:r>
+        <w:t xml:space="preserve">mu?</w:t>
+      </w:r>
+    </w:p>
+    <w:p>
+      <w:pPr>
+        <w:pStyle w:val="BlockText"/>
+      </w:pPr>
+      <w:r>
+        <w:rPr>
+          <w:b/>
+          <w:bCs/>
+        </w:rPr>
+        <w:t xml:space="preserve">Alıştırma 6 — Orta: Karşılıklı doğrulama</w:t>
+      </w:r>
+    </w:p>
+    <w:p>
+      <w:pPr>
+        <w:pStyle w:val="BlockText"/>
+      </w:pPr>
+      <w:r>
+        <w:t xml:space="preserve">Demo 6’yı genişletin: modül dosyası, native’in (kendi ikilinizin) HMAC’ini de taşısın; native modülü, modül de</w:t>
+      </w:r>
+      <w:r>
+        <w:t xml:space="preserve"> </w:t>
+      </w:r>
+      <w:r>
+        <w:t xml:space="preserve">native’i doğrulasın (K6). Saldırganın işi neden zorlaştı?</w:t>
+      </w:r>
+    </w:p>
+    <w:p>
+      <w:pPr>
+        <w:pStyle w:val="BlockText"/>
+      </w:pPr>
+      <w:r>
+        <w:rPr>
+          <w:b/>
+          <w:bCs/>
+        </w:rPr>
+        <w:t xml:space="preserve">Alıştırma 7 — Zor: Decoy’u ölçün</w:t>
+      </w:r>
+    </w:p>
+    <w:p>
+      <w:pPr>
+        <w:pStyle w:val="BlockText"/>
+      </w:pPr>
+      <w:r>
+        <w:t xml:space="preserve">Demo 8’de tamper senaryosunda dönen decoy’u iki kez çalıştırıp karşılaştırın. Aynı mı, farklı mı? Neden decoy’un</w:t>
+      </w:r>
+      <w:r>
+        <w:t xml:space="preserve"> </w:t>
+      </w:r>
+      <w:r>
+        <w:rPr>
+          <w:b/>
+          <w:bCs/>
+        </w:rPr>
+        <w:t xml:space="preserve">rastgele</w:t>
+      </w:r>
+      <w:r>
+        <w:t xml:space="preserve"> </w:t>
+      </w:r>
+      <w:r>
+        <w:t xml:space="preserve">(her seferinde farklı) olması, sabit bir</w:t>
+      </w:r>
+      <w:r>
+        <w:t xml:space="preserve"> </w:t>
+      </w:r>
+      <w:r>
+        <w:t xml:space="preserve">“hata değeri”</w:t>
+      </w:r>
+      <w:r>
+        <w:t xml:space="preserve">nden daha iyidir?</w:t>
+      </w:r>
+    </w:p>
+    <w:p>
+      <w:pPr>
+        <w:pStyle w:val="BlockText"/>
+      </w:pPr>
+      <w:r>
+        <w:rPr>
+          <w:b/>
+          <w:bCs/>
+        </w:rPr>
+        <w:t xml:space="preserve">Alıştırma 8 — Zor: Cihaz bağlamayı test edin</w:t>
+      </w:r>
+    </w:p>
+    <w:p>
+      <w:pPr>
+        <w:pStyle w:val="BlockText"/>
+      </w:pPr>
+      <w:r>
+        <w:t xml:space="preserve">Demo 8’de</w:t>
+      </w:r>
+      <w:r>
+        <w:t xml:space="preserve"> </w:t>
+      </w:r>
+      <w:r>
+        <w:rPr>
+          <w:rStyle w:val="VerbatimChar"/>
+        </w:rPr>
+        <w:t xml:space="preserve">baska-cihaz</w:t>
+      </w:r>
+      <w:r>
+        <w:t xml:space="preserve"> </w:t>
+      </w:r>
+      <w:r>
+        <w:t xml:space="preserve">modunda sırrı açmanın bir yolu var mı? Cihaz parmak izini değiştirmeden anahtarı türetmek</w:t>
+      </w:r>
+      <w:r>
+        <w:t xml:space="preserve"> </w:t>
+      </w:r>
+      <w:r>
+        <w:t xml:space="preserve">mümkün mü? Bu, çalınan bir veri dosyasını başka telefonda neden işe yaramaz kılar?</w:t>
+      </w:r>
+    </w:p>
+    <w:p>
+      <w:pPr>
+        <w:pStyle w:val="BlockText"/>
+      </w:pPr>
+      <w:r>
+        <w:rPr>
+          <w:b/>
+          <w:bCs/>
+        </w:rPr>
+        <w:t xml:space="preserve">Alıştırma 9 — Zor: Timing eşiği</w:t>
+      </w:r>
+    </w:p>
+    <w:p>
+      <w:pPr>
+        <w:pStyle w:val="BlockText"/>
+      </w:pPr>
+      <w:r>
+        <w:t xml:space="preserve">Demo 3’ün zamanlama ölçümünü Demo 2’deki gibi</w:t>
+      </w:r>
+      <w:r>
+        <w:t xml:space="preserve"> </w:t>
+      </w:r>
+      <w:r>
+        <w:rPr>
+          <w:rStyle w:val="VerbatimChar"/>
+        </w:rPr>
+        <w:t xml:space="preserve">gdb</w:t>
+      </w:r>
+      <w:r>
+        <w:t xml:space="preserve"> </w:t>
+      </w:r>
+      <w:r>
+        <w:t xml:space="preserve">altında (tek adımlı) çalıştırın. Süre nasıl değişiyor? Güvenilir</w:t>
+      </w:r>
+      <w:r>
+        <w:t xml:space="preserve"> </w:t>
+      </w:r>
+      <w:r>
+        <w:t xml:space="preserve">bir eşik koymak neden zordur (makineye/yüke bağımlılık)?</w:t>
+      </w:r>
+    </w:p>
+    <w:p>
+      <w:pPr>
+        <w:pStyle w:val="BlockText"/>
+      </w:pPr>
+      <w:r>
+        <w:rPr>
+          <w:b/>
+          <w:bCs/>
+        </w:rPr>
+        <w:t xml:space="preserve">Alıştırma 10 — Orta: RASP’i varlığa göre ölçekleyin</w:t>
+      </w:r>
+    </w:p>
+    <w:p>
+      <w:pPr>
+        <w:pStyle w:val="BlockText"/>
+      </w:pPr>
+      <w:r>
+        <w:t xml:space="preserve">Projenizde hangi işlemler RASP’i hak ediyor (ödeme, anahtar kullanımı) ve hangileri gereksiz (yerel ayar okuma)?</w:t>
+      </w:r>
+      <w:r>
+        <w:t xml:space="preserve"> </w:t>
+      </w:r>
+      <w:r>
+        <w:t xml:space="preserve">Neden her fonksiyona RASP koymak kötü bir fikirdir?</w:t>
+      </w:r>
+    </w:p>
+    <w:p>
+      <w:r>
+        <w:pict>
+          <v:rect style="width:0;height:1.5pt" o:hralign="center" o:hrstd="t" o:hr="t"/>
+        </w:pict>
+      </w:r>
+    </w:p>
+    <w:bookmarkEnd w:id="72"/>
+    <w:bookmarkStart w:id="73" w:name="kendini-sınama"/>
+    <w:p>
+      <w:pPr>
+        <w:pStyle w:val="Heading2"/>
+      </w:pPr>
+      <w:r>
+        <w:t xml:space="preserve">16. Kendini sınama</w:t>
+      </w:r>
+    </w:p>
+    <w:p>
+      <w:pPr>
+        <w:pStyle w:val="BlockText"/>
+      </w:pPr>
+      <w:r>
+        <w:rPr>
+          <w:b/>
+          <w:bCs/>
+        </w:rPr>
+        <w:t xml:space="preserve">1. RASP nedir? WAF’tan farkı?</w:t>
+      </w:r>
+    </w:p>
+    <w:p>
+      <w:pPr>
+        <w:pStyle w:val="BlockText"/>
+      </w:pPr>
+      <w:r>
+        <w:t xml:space="preserve">Uygulamanın içine gömülü, çalışma zamanında kendini izleyen koruma. WAF uygulamanın</w:t>
+      </w:r>
+      <w:r>
+        <w:t xml:space="preserve"> </w:t>
+      </w:r>
+      <w:r>
+        <w:rPr>
+          <w:b/>
+          <w:bCs/>
+        </w:rPr>
+        <w:t xml:space="preserve">önünde</w:t>
+      </w:r>
+      <w:r>
+        <w:t xml:space="preserve"> </w:t>
+      </w:r>
+      <w:r>
+        <w:t xml:space="preserve">gelen istekleri süzer;</w:t>
+      </w:r>
+      <w:r>
+        <w:t xml:space="preserve"> </w:t>
+      </w:r>
+      <w:r>
+        <w:t xml:space="preserve">RASP uygulamanın</w:t>
+      </w:r>
+      <w:r>
+        <w:t xml:space="preserve"> </w:t>
+      </w:r>
+      <w:r>
+        <w:rPr>
+          <w:b/>
+          <w:bCs/>
+        </w:rPr>
+        <w:t xml:space="preserve">içinde</w:t>
+      </w:r>
+      <w:r>
+        <w:t xml:space="preserve"> </w:t>
+      </w:r>
+      <w:r>
+        <w:t xml:space="preserve">kendi bütünlüğünü, belleğini ve ortamını izler.</w:t>
+      </w:r>
+    </w:p>
+    <w:p>
+      <w:pPr>
+        <w:pStyle w:val="BlockText"/>
+      </w:pPr>
+      <w:r>
+        <w:rPr>
+          <w:b/>
+          <w:bCs/>
+        </w:rPr>
+        <w:t xml:space="preserve">2. Algılama → savunma → caydırma üçlüsünü açıklayın.</w:t>
+      </w:r>
+    </w:p>
+    <w:p>
+      <w:pPr>
+        <w:pStyle w:val="BlockText"/>
+      </w:pPr>
+      <w:r>
+        <w:t xml:space="preserve">Algılama: bir şeyin yanlış olduğunu anlamak (yama, debugger, kanca, root). Savunma: anlamlı yanıt (fail-closed, sil,</w:t>
+      </w:r>
+      <w:r>
+        <w:t xml:space="preserve"> </w:t>
+      </w:r>
+      <w:r>
+        <w:t xml:space="preserve">cihaza bağla). Caydırma: saldırıyı pahalılaştırmak (decoy, gecikme, telemetri).</w:t>
+      </w:r>
+    </w:p>
+    <w:p>
+      <w:pPr>
+        <w:pStyle w:val="BlockText"/>
+      </w:pPr>
+      <w:r>
+        <w:rPr>
+          <w:b/>
+          <w:bCs/>
+        </w:rPr>
+        <w:t xml:space="preserve">3. MATE saldırgan modeli nedir?</w:t>
+      </w:r>
+    </w:p>
+    <w:p>
+      <w:pPr>
+        <w:pStyle w:val="BlockText"/>
+      </w:pPr>
+      <w:r>
+        <w:t xml:space="preserve">“Man-At-The-End”</w:t>
+      </w:r>
+      <w:r>
+        <w:t xml:space="preserve">: saldırgan uygulamanın çalıştığı uç noktanın sahibidir; belleği okuyabilir, kodu değiştirebilir,</w:t>
+      </w:r>
+      <w:r>
+        <w:t xml:space="preserve"> </w:t>
+      </w:r>
+      <w:r>
+        <w:t xml:space="preserve">hata ayıklayıcı bağlayabilir. Beyaz kutu (Hafta 11) ile aynı varsayım.</w:t>
+      </w:r>
+    </w:p>
+    <w:p>
+      <w:pPr>
+        <w:pStyle w:val="BlockText"/>
+      </w:pPr>
+      <w:r>
+        <w:rPr>
+          <w:b/>
+          <w:bCs/>
+        </w:rPr>
+        <w:t xml:space="preserve">4. Self-hashing nedir? Neden CRC değil HMAC?</w:t>
+      </w:r>
+    </w:p>
+    <w:p>
+      <w:pPr>
+        <w:pStyle w:val="BlockText"/>
+      </w:pPr>
+      <w:r>
+        <w:t xml:space="preserve">Uygulamanın kendi kod/dosyasının özetini çalışma zamanında hesaplayıp altın değerle karşılaştırması. CRC</w:t>
+      </w:r>
+      <w:r>
+        <w:t xml:space="preserve"> </w:t>
+      </w:r>
+      <w:r>
+        <w:t xml:space="preserve">kriptografik değildir (saldırgan eşler); HMAC için gizli anahtar gerekir.</w:t>
+      </w:r>
+    </w:p>
+    <w:p>
+      <w:pPr>
+        <w:pStyle w:val="BlockText"/>
+      </w:pPr>
+      <w:r>
+        <w:rPr>
+          <w:b/>
+          <w:bCs/>
+        </w:rPr>
+        <w:t xml:space="preserve">5. Bütünlük denetimi tek başına neden yetmez?</w:t>
+      </w:r>
+    </w:p>
+    <w:p>
+      <w:pPr>
+        <w:pStyle w:val="BlockText"/>
+      </w:pPr>
+      <w:r>
+        <w:t xml:space="preserve">Denetleyicinin kendisi de yamalanabilir. Çözüm: örtüşen denetleyiciler, sonucu veri bağımlılığı yapmak, sunucu</w:t>
+      </w:r>
+      <w:r>
+        <w:t xml:space="preserve"> </w:t>
+      </w:r>
+      <w:r>
+        <w:t xml:space="preserve">attestation.</w:t>
+      </w:r>
+    </w:p>
+    <w:p>
+      <w:pPr>
+        <w:pStyle w:val="BlockText"/>
+      </w:pPr>
+      <w:r>
+        <w:rPr>
+          <w:b/>
+          <w:bCs/>
+        </w:rPr>
+        <w:t xml:space="preserve">6. Linux’ta ve Windows’ta bir hata ayıklayıcı nasıl algılanır?</w:t>
+      </w:r>
+    </w:p>
+    <w:p>
+      <w:pPr>
+        <w:pStyle w:val="BlockText"/>
+      </w:pPr>
+      <w:r>
+        <w:t xml:space="preserve">Linux:</w:t>
+      </w:r>
+      <w:r>
+        <w:t xml:space="preserve"> </w:t>
+      </w:r>
+      <w:r>
+        <w:rPr>
+          <w:rStyle w:val="VerbatimChar"/>
+        </w:rPr>
+        <w:t xml:space="preserve">/proc/self/status</w:t>
+      </w:r>
+      <w:r>
+        <w:t xml:space="preserve"> </w:t>
+      </w:r>
+      <w:r>
+        <w:t xml:space="preserve">TracerPid (&gt;0). Windows: IsDebuggerPresent (PEB BeingDebugged), CheckRemoteDebuggerPresent,</w:t>
+      </w:r>
+      <w:r>
+        <w:t xml:space="preserve"> </w:t>
+      </w:r>
+      <w:r>
+        <w:t xml:space="preserve">PEB NtGlobalFlag.</w:t>
+      </w:r>
+    </w:p>
+    <w:p>
+      <w:pPr>
+        <w:pStyle w:val="BlockText"/>
+      </w:pPr>
+      <w:r>
+        <w:rPr>
+          <w:b/>
+          <w:bCs/>
+        </w:rPr>
+        <w:t xml:space="preserve">7. Hipervizör biti neden zayıf bir sinyaldir?</w:t>
+      </w:r>
+    </w:p>
+    <w:p>
+      <w:pPr>
+        <w:pStyle w:val="BlockText"/>
+      </w:pPr>
+      <w:r>
+        <w:t xml:space="preserve">WSL2/Hyper-V/VBS yüzünden çoğu meşru makine hipervizör bildirir; tek başına</w:t>
+      </w:r>
+      <w:r>
+        <w:t xml:space="preserve"> </w:t>
+      </w:r>
+      <w:r>
+        <w:t xml:space="preserve">“analiz ortamı”</w:t>
+      </w:r>
+      <w:r>
+        <w:t xml:space="preserve"> </w:t>
+      </w:r>
+      <w:r>
+        <w:t xml:space="preserve">demek değildir. Yanlış</w:t>
+      </w:r>
+      <w:r>
+        <w:t xml:space="preserve"> </w:t>
+      </w:r>
+      <w:r>
+        <w:t xml:space="preserve">pozitif riski yüksek.</w:t>
+      </w:r>
+    </w:p>
+    <w:p>
+      <w:pPr>
+        <w:pStyle w:val="BlockText"/>
+      </w:pPr>
+      <w:r>
+        <w:rPr>
+          <w:b/>
+          <w:bCs/>
+        </w:rPr>
+        <w:t xml:space="preserve">8. LD_PRELOAD kancası nasıl algılanır?</w:t>
+      </w:r>
+    </w:p>
+    <w:p>
+      <w:pPr>
+        <w:pStyle w:val="BlockText"/>
+      </w:pPr>
+      <w:r>
+        <w:t xml:space="preserve">Kritik fonksiyonun</w:t>
+      </w:r>
+      <w:r>
+        <w:t xml:space="preserve"> </w:t>
+      </w:r>
+      <w:r>
+        <w:rPr>
+          <w:b/>
+          <w:bCs/>
+        </w:rPr>
+        <w:t xml:space="preserve">kaynağını</w:t>
+      </w:r>
+      <w:r>
+        <w:t xml:space="preserve"> </w:t>
+      </w:r>
+      <w:r>
+        <w:t xml:space="preserve">doğrulayarak:</w:t>
+      </w:r>
+      <w:r>
+        <w:t xml:space="preserve"> </w:t>
+      </w:r>
+      <w:r>
+        <w:rPr>
+          <w:rStyle w:val="VerbatimChar"/>
+        </w:rPr>
+        <w:t xml:space="preserve">dlsym(RTLD_DEFAULT)</w:t>
+      </w:r>
+      <w:r>
+        <w:t xml:space="preserve">+</w:t>
+      </w:r>
+      <w:r>
+        <w:rPr>
+          <w:rStyle w:val="VerbatimChar"/>
+        </w:rPr>
+        <w:t xml:space="preserve">dladdr</w:t>
+      </w:r>
+      <w:r>
+        <w:t xml:space="preserve"> </w:t>
+      </w:r>
+      <w:r>
+        <w:t xml:space="preserve">ile fonksiyonu sağlayan</w:t>
+      </w:r>
+      <w:r>
+        <w:t xml:space="preserve"> </w:t>
+      </w:r>
+      <w:r>
+        <w:rPr>
+          <w:rStyle w:val="VerbatimChar"/>
+        </w:rPr>
+        <w:t xml:space="preserve">.so</w:t>
+      </w:r>
+      <w:r>
+        <w:t xml:space="preserve">’ya bak;</w:t>
+      </w:r>
+      <w:r>
+        <w:t xml:space="preserve"> </w:t>
+      </w:r>
+      <w:r>
+        <w:t xml:space="preserve">libc/vDSO/ld dışı bir modülse kanca vardır.</w:t>
+      </w:r>
+      <w:r>
+        <w:t xml:space="preserve"> </w:t>
+      </w:r>
+      <w:r>
+        <w:rPr>
+          <w:rStyle w:val="VerbatimChar"/>
+        </w:rPr>
+        <w:t xml:space="preserve">getenv(LD_PRELOAD)</w:t>
+      </w:r>
+      <w:r>
+        <w:t xml:space="preserve"> </w:t>
+      </w:r>
+      <w:r>
+        <w:t xml:space="preserve">tek başına zayıftır.</w:t>
+      </w:r>
+    </w:p>
+    <w:p>
+      <w:pPr>
+        <w:pStyle w:val="BlockText"/>
+      </w:pPr>
+      <w:r>
+        <w:rPr>
+          <w:b/>
+          <w:bCs/>
+        </w:rPr>
+        <w:t xml:space="preserve">9. Root/jailbreak göstergeleri neden ’kanıt değil, sinyal’dir?</w:t>
+      </w:r>
+    </w:p>
+    <w:p>
+      <w:pPr>
+        <w:pStyle w:val="BlockText"/>
+      </w:pPr>
+      <w:r>
+        <w:t xml:space="preserve">Kolayca sahtelenir (Magisk Hide); ayrıca meşru root kullanıcıları engelleyebilir. Modern yol: platform attestation</w:t>
+      </w:r>
+      <w:r>
+        <w:t xml:space="preserve"> </w:t>
+      </w:r>
+      <w:r>
+        <w:t xml:space="preserve">(sunucu tarafı, nonce’lu).</w:t>
+      </w:r>
+    </w:p>
+    <w:p>
+      <w:pPr>
+        <w:pStyle w:val="BlockText"/>
+      </w:pPr>
+      <w:r>
+        <w:rPr>
+          <w:b/>
+          <w:bCs/>
+        </w:rPr>
+        <w:t xml:space="preserve">10. APK imza doğrulaması neyi engeller? C’deki karşılığı?</w:t>
+      </w:r>
+    </w:p>
+    <w:p>
+      <w:pPr>
+        <w:pStyle w:val="BlockText"/>
+      </w:pPr>
+      <w:r>
+        <w:t xml:space="preserve">Yeniden paketlemeyi (repackaging): değiştirilmiş uygulama orijinal imzayı taşıyamaz. C’de karşılığı: bir bileşeni</w:t>
+      </w:r>
+      <w:r>
+        <w:t xml:space="preserve"> </w:t>
+      </w:r>
+      <w:r>
+        <w:t xml:space="preserve">yüklemeden önce HMAC/imza ile doğrulamak (Demo 6).</w:t>
+      </w:r>
+    </w:p>
+    <w:p>
+      <w:pPr>
+        <w:pStyle w:val="BlockText"/>
+      </w:pPr>
+      <w:r>
+        <w:rPr>
+          <w:b/>
+          <w:bCs/>
+        </w:rPr>
+        <w:t xml:space="preserve">11. Kontrol akışı sayacı neyi çözer?</w:t>
+      </w:r>
+    </w:p>
+    <w:p>
+      <w:pPr>
+        <w:pStyle w:val="BlockText"/>
+      </w:pPr>
+      <w:r>
+        <w:t xml:space="preserve">Tek bir</w:t>
+      </w:r>
+      <w:r>
+        <w:t xml:space="preserve"> </w:t>
+      </w:r>
+      <w:r>
+        <w:rPr>
+          <w:rStyle w:val="VerbatimChar"/>
+        </w:rPr>
+        <w:t xml:space="preserve">if</w:t>
+      </w:r>
+      <w:r>
+        <w:t xml:space="preserve"> </w:t>
+      </w:r>
+      <w:r>
+        <w:t xml:space="preserve">kontrolünün yamalanıp atlanmasını. Kritik işlem doğru sonucu ancak bütün kontrollerden sırayla</w:t>
+      </w:r>
+      <w:r>
+        <w:t xml:space="preserve"> </w:t>
+      </w:r>
+      <w:r>
+        <w:t xml:space="preserve">geçilmişse (doğru anahtar zinciri) üretir.</w:t>
+      </w:r>
+    </w:p>
+    <w:p>
+      <w:pPr>
+        <w:pStyle w:val="BlockText"/>
+      </w:pPr>
+      <w:r>
+        <w:rPr>
+          <w:b/>
+          <w:bCs/>
+        </w:rPr>
+        <w:t xml:space="preserve">12. İyi bir tamper tepkisi neden hemen</w:t>
+      </w:r>
+      <w:r>
+        <w:rPr>
+          <w:b/>
+          <w:bCs/>
+        </w:rPr>
+        <w:t xml:space="preserve"> </w:t>
+      </w:r>
+      <w:r>
+        <w:rPr>
+          <w:rStyle w:val="VerbatimChar"/>
+          <w:b/>
+          <w:bCs/>
+        </w:rPr>
+        <w:t xml:space="preserve">exit()</w:t>
+      </w:r>
+      <w:r>
+        <w:rPr>
+          <w:b/>
+          <w:bCs/>
+        </w:rPr>
+        <w:t xml:space="preserve"> </w:t>
+      </w:r>
+      <w:r>
+        <w:rPr>
+          <w:b/>
+          <w:bCs/>
+        </w:rPr>
+        <w:t xml:space="preserve">değildir?</w:t>
+      </w:r>
+    </w:p>
+    <w:p>
+      <w:pPr>
+        <w:pStyle w:val="BlockText"/>
+      </w:pPr>
+      <w:r>
+        <w:t xml:space="preserve">Hemen çökmek saldırgana hangi kontrolün tetiklediğini söyler. İyi tepki: sil + decoy + gecikmeli/örtük + sunucuya</w:t>
+      </w:r>
+      <w:r>
+        <w:t xml:space="preserve"> </w:t>
+      </w:r>
+      <w:r>
+        <w:t xml:space="preserve">bildirim.</w:t>
+      </w:r>
+    </w:p>
+    <w:p>
+      <w:pPr>
+        <w:pStyle w:val="BlockText"/>
+      </w:pPr>
+      <w:r>
+        <w:rPr>
+          <w:b/>
+          <w:bCs/>
+        </w:rPr>
+        <w:t xml:space="preserve">13. Decoy (sahte) çıktı neden çökmekten iyidir?</w:t>
+      </w:r>
+    </w:p>
+    <w:p>
+      <w:pPr>
+        <w:pStyle w:val="BlockText"/>
+      </w:pPr>
+      <w:r>
+        <w:t xml:space="preserve">Saldırgan gerçek ile sahteyi kolayca ayırt edemez; hangi kontrolün tetiklediğini gizler; veri sızmaz.</w:t>
+      </w:r>
+    </w:p>
+    <w:p>
+      <w:pPr>
+        <w:pStyle w:val="BlockText"/>
+      </w:pPr>
+      <w:r>
+        <w:rPr>
+          <w:b/>
+          <w:bCs/>
+        </w:rPr>
+        <w:t xml:space="preserve">14. Cihaz bağlama RASP’e ne katar?</w:t>
+      </w:r>
+    </w:p>
+    <w:p>
+      <w:pPr>
+        <w:pStyle w:val="BlockText"/>
+      </w:pPr>
+      <w:r>
+        <w:t xml:space="preserve">Anahtarlar/dosyalar kopyalansa bile başka cihazda açılamaz (klonlamaya karşı). HKDF(cihaz parmak izi)+AES-GCM ile</w:t>
+      </w:r>
+      <w:r>
+        <w:t xml:space="preserve"> </w:t>
+      </w:r>
+      <w:r>
+        <w:t xml:space="preserve">kurulur; Hafta 3 güvenlik kabuğunun en iç katmanı.</w:t>
+      </w:r>
+    </w:p>
+    <w:p>
+      <w:pPr>
+        <w:pStyle w:val="BlockText"/>
+      </w:pPr>
+      <w:r>
+        <w:rPr>
+          <w:b/>
+          <w:bCs/>
+        </w:rPr>
+        <w:t xml:space="preserve">15. RASP kırılmaz mıdır? Öyleyse neden kullanılır?</w:t>
+      </w:r>
+    </w:p>
+    <w:p>
+      <w:pPr>
+        <w:pStyle w:val="BlockText"/>
+      </w:pPr>
+      <w:r>
+        <w:t xml:space="preserve">Cihazın sahibi saldırgansa nihai olarak kırılabilir. Amaç kırılmazlık değil; saldırıyı pahalı, ölçeklenemez ve</w:t>
+      </w:r>
+      <w:r>
+        <w:t xml:space="preserve"> </w:t>
+      </w:r>
+      <w:r>
+        <w:t xml:space="preserve">gürültülü kılmak + sunucu tarafı denetimle birleştirmek.</w:t>
+      </w:r>
+    </w:p>
+    <w:p>
+      <w:pPr>
+        <w:pStyle w:val="BlockText"/>
+      </w:pPr>
+      <w:r>
+        <w:rPr>
+          <w:b/>
+          <w:bCs/>
+        </w:rPr>
+        <w:t xml:space="preserve">16. RASP’i her fonksiyona koymak neden kötü fikir?</w:t>
+      </w:r>
+    </w:p>
+    <w:p>
+      <w:pPr>
+        <w:pStyle w:val="BlockText"/>
+      </w:pPr>
+      <w:r>
+        <w:t xml:space="preserve">Maliyet (CPU, batarya, yanlış pozitif, karmaşıklık) getirir. Korumayı varlığın değerine göre ölçekleyin: kritik</w:t>
+      </w:r>
+      <w:r>
+        <w:t xml:space="preserve"> </w:t>
+      </w:r>
+      <w:r>
+        <w:t xml:space="preserve">işlemlere (ödeme, anahtar) koyun.</w:t>
+      </w:r>
+    </w:p>
+    <w:p>
+      <w:r>
+        <w:pict>
+          <v:rect style="width:0;height:1.5pt" o:hralign="center" o:hrstd="t" o:hr="t"/>
+        </w:pict>
+      </w:r>
+    </w:p>
+    <w:bookmarkEnd w:id="73"/>
+    <w:bookmarkStart w:id="74" w:name="quiz-1-tarzı-örnek-sorular"/>
+    <w:p>
+      <w:pPr>
+        <w:pStyle w:val="Heading2"/>
+      </w:pPr>
+      <w:r>
+        <w:t xml:space="preserve">17. Quiz-1 tarzı örnek sorular</w:t>
+      </w:r>
+    </w:p>
+    <w:p>
+      <w:pPr>
+        <w:pStyle w:val="BlockText"/>
+      </w:pPr>
+      <w:r>
+        <w:rPr>
+          <w:b/>
+          <w:bCs/>
+        </w:rPr>
+        <w:t xml:space="preserve">Quiz-1 (8. hafta) 1–6. haftaları kapsar; bu tarz kısa soru + kod okuma içerir</w:t>
+      </w:r>
+    </w:p>
+    <w:p>
+      <w:pPr>
+        <w:pStyle w:val="Compact"/>
+        <w:numPr>
+          <w:ilvl w:val="0"/>
+          <w:numId w:val="1025"/>
+        </w:numPr>
+      </w:pPr>
+      <w:r>
         <w:t xml:space="preserve">(Çoktan seçmeli) Aşağıdakilerden hangisi bir</w:t>
       </w:r>
       <w:r>
@@ -16377,7 +16581,7 @@
         <w:pStyle w:val="Compact"/>
         <w:numPr>
           <w:ilvl w:val="1"/>
-          <w:numId w:val="1025"/>
+          <w:numId w:val="1026"/>
         </w:numPr>
       </w:pPr>
       <w:r>
@@ -16405,7 +16609,7 @@
         <w:pStyle w:val="Compact"/>
         <w:numPr>
           <w:ilvl w:val="0"/>
-          <w:numId w:val="1024"/>
+          <w:numId w:val="1025"/>
         </w:numPr>
       </w:pPr>
       <w:r>
@@ -16451,7 +16655,7 @@
         <w:pStyle w:val="Compact"/>
         <w:numPr>
           <w:ilvl w:val="0"/>
-          <w:numId w:val="1024"/>
+          <w:numId w:val="1025"/>
         </w:numPr>
       </w:pPr>
       <w:r>
@@ -16496,7 +16700,7 @@
         <w:pStyle w:val="Compact"/>
         <w:numPr>
           <w:ilvl w:val="0"/>
-          <w:numId w:val="1024"/>
+          <w:numId w:val="1025"/>
         </w:numPr>
       </w:pPr>
       <w:r>
@@ -16568,7 +16772,7 @@
         <w:pStyle w:val="Compact"/>
         <w:numPr>
           <w:ilvl w:val="0"/>
-          <w:numId w:val="1024"/>
+          <w:numId w:val="1025"/>
         </w:numPr>
       </w:pPr>
       <w:r>
@@ -16627,54 +16831,6 @@
       </w:r>
       <w:r>
         <w:t xml:space="preserve">, O’Reilly, 2003:</w:t>
-      </w:r>
-    </w:p>
-    <w:p>
-      <w:pPr>
-        <w:pStyle w:val="Compact"/>
-        <w:numPr>
-          <w:ilvl w:val="0"/>
-          <w:numId w:val="1026"/>
-        </w:numPr>
-      </w:pPr>
-      <w:r>
-        <w:t xml:space="preserve">Tarif 12.2 (Detecting Modification — CRC → HMAC/imza olarak güncellendi)</w:t>
-      </w:r>
-    </w:p>
-    <w:p>
-      <w:pPr>
-        <w:pStyle w:val="Compact"/>
-        <w:numPr>
-          <w:ilvl w:val="0"/>
-          <w:numId w:val="1026"/>
-        </w:numPr>
-      </w:pPr>
-      <w:r>
-        <w:t xml:space="preserve">Tarif 12.12–12.15 (Detecting Debuggers — Unix/Windows; SoftICE → modern araçlar)</w:t>
-      </w:r>
-    </w:p>
-    <w:p>
-      <w:pPr>
-        <w:pStyle w:val="Compact"/>
-        <w:numPr>
-          <w:ilvl w:val="0"/>
-          <w:numId w:val="1026"/>
-        </w:numPr>
-      </w:pPr>
-      <w:r>
-        <w:t xml:space="preserve">Bölüm 12 (Anti-Tampering) genel olarak bu haftanın ve Hafta 9’un çekirdeğidir.</w:t>
-      </w:r>
-    </w:p>
-    <w:p>
-      <w:pPr>
-        <w:pStyle w:val="FirstParagraph"/>
-      </w:pPr>
-      <w:r>
-        <w:rPr>
-          <w:b/>
-          <w:bCs/>
-        </w:rPr>
-        <w:t xml:space="preserve">Açık standartlar ve kaynaklar</w:t>
       </w:r>
     </w:p>
     <w:p>
@@ -16686,7 +16842,7 @@
         </w:numPr>
       </w:pPr>
       <w:r>
-        <w:t xml:space="preserve">OWASP MASVS-RESILIENCE ve MASTG (mobil dayanıklılık: anti-debug, anti-tamper, root/emülatör algılama, imza doğrulama).</w:t>
+        <w:t xml:space="preserve">Tarif 12.2 (Detecting Modification — CRC → HMAC/imza olarak güncellendi)</w:t>
       </w:r>
     </w:p>
     <w:p>
@@ -16698,7 +16854,7 @@
         </w:numPr>
       </w:pPr>
       <w:r>
-        <w:t xml:space="preserve">Android APK Signature Scheme v2/v3 (yeniden paketlemeye karşı imza); Play Integrity / donanım destekli attestation.</w:t>
+        <w:t xml:space="preserve">Tarif 12.12–12.15 (Detecting Debuggers — Unix/Windows; SoftICE → modern araçlar)</w:t>
       </w:r>
     </w:p>
     <w:p>
@@ -16710,7 +16866,19 @@
         </w:numPr>
       </w:pPr>
       <w:r>
-        <w:t xml:space="preserve">MITRE CWE: CWE-693 (Protection Mechanism Failure), CWE-919 (mobil zayıflıklar), CWE-925 (uygunsuz doğrulama).</w:t>
+        <w:t xml:space="preserve">Bölüm 12 (Anti-Tampering) genel olarak bu haftanın ve Hafta 9’un çekirdeğidir.</w:t>
+      </w:r>
+    </w:p>
+    <w:p>
+      <w:pPr>
+        <w:pStyle w:val="FirstParagraph"/>
+      </w:pPr>
+      <w:r>
+        <w:rPr>
+          <w:b/>
+          <w:bCs/>
+        </w:rPr>
+        <w:t xml:space="preserve">Açık standartlar ve kaynaklar</w:t>
       </w:r>
     </w:p>
     <w:p>
@@ -16718,7 +16886,43 @@
         <w:pStyle w:val="Compact"/>
         <w:numPr>
           <w:ilvl w:val="0"/>
-          <w:numId w:val="1027"/>
+          <w:numId w:val="1028"/>
+        </w:numPr>
+      </w:pPr>
+      <w:r>
+        <w:t xml:space="preserve">OWASP MASVS-RESILIENCE ve MASTG (mobil dayanıklılık: anti-debug, anti-tamper, root/emülatör algılama, imza doğrulama).</w:t>
+      </w:r>
+    </w:p>
+    <w:p>
+      <w:pPr>
+        <w:pStyle w:val="Compact"/>
+        <w:numPr>
+          <w:ilvl w:val="0"/>
+          <w:numId w:val="1028"/>
+        </w:numPr>
+      </w:pPr>
+      <w:r>
+        <w:t xml:space="preserve">Android APK Signature Scheme v2/v3 (yeniden paketlemeye karşı imza); Play Integrity / donanım destekli attestation.</w:t>
+      </w:r>
+    </w:p>
+    <w:p>
+      <w:pPr>
+        <w:pStyle w:val="Compact"/>
+        <w:numPr>
+          <w:ilvl w:val="0"/>
+          <w:numId w:val="1028"/>
+        </w:numPr>
+      </w:pPr>
+      <w:r>
+        <w:t xml:space="preserve">MITRE CWE: CWE-693 (Protection Mechanism Failure), CWE-919 (mobil zayıflıklar), CWE-925 (uygunsuz doğrulama).</w:t>
+      </w:r>
+    </w:p>
+    <w:p>
+      <w:pPr>
+        <w:pStyle w:val="Compact"/>
+        <w:numPr>
+          <w:ilvl w:val="0"/>
+          <w:numId w:val="1028"/>
         </w:numPr>
       </w:pPr>
       <w:r>
@@ -18079,7 +18283,7 @@
     <w:abstractNumId w:val="991"/>
   </w:num>
   <w:num w:numId="1005">
-    <w:abstractNumId w:val="992"/>
+    <w:abstractNumId w:val="991"/>
   </w:num>
   <w:num w:numId="1006">
     <w:abstractNumId w:val="992"/>
@@ -18094,10 +18298,10 @@
     <w:abstractNumId w:val="992"/>
   </w:num>
   <w:num w:numId="1010">
-    <w:abstractNumId w:val="991"/>
+    <w:abstractNumId w:val="992"/>
   </w:num>
   <w:num w:numId="1011">
-    <w:abstractNumId w:val="992"/>
+    <w:abstractNumId w:val="991"/>
   </w:num>
   <w:num w:numId="1012">
     <w:abstractNumId w:val="992"/>
@@ -18109,9 +18313,12 @@
     <w:abstractNumId w:val="992"/>
   </w:num>
   <w:num w:numId="1015">
+    <w:abstractNumId w:val="992"/>
+  </w:num>
+  <w:num w:numId="1016">
     <w:abstractNumId w:val="991"/>
   </w:num>
-  <w:num w:numId="1016">
+  <w:num w:numId="1017">
     <w:abstractNumId w:val="99411"/>
     <w:lvlOverride w:ilvl="0">
       <w:startOverride w:val="1"/>
@@ -18141,11 +18348,8 @@
       <w:startOverride w:val="1"/>
     </w:lvlOverride>
   </w:num>
-  <w:num w:numId="1017">
+  <w:num w:numId="1018">
     <w:abstractNumId w:val="991"/>
-  </w:num>
-  <w:num w:numId="1018">
-    <w:abstractNumId w:val="992"/>
   </w:num>
   <w:num w:numId="1019">
     <w:abstractNumId w:val="992"/>
@@ -18163,6 +18367,9 @@
     <w:abstractNumId w:val="992"/>
   </w:num>
   <w:num w:numId="1024">
+    <w:abstractNumId w:val="992"/>
+  </w:num>
+  <w:num w:numId="1025">
     <w:abstractNumId w:val="99411"/>
     <w:lvlOverride w:ilvl="0">
       <w:startOverride w:val="1"/>
@@ -18192,7 +18399,7 @@
       <w:startOverride w:val="1"/>
     </w:lvlOverride>
   </w:num>
-  <w:num w:numId="1025">
+  <w:num w:numId="1026">
     <w:abstractNumId w:val="99721"/>
     <w:lvlOverride w:ilvl="0">
       <w:startOverride w:val="1"/>
@@ -18222,10 +18429,10 @@
       <w:startOverride w:val="1"/>
     </w:lvlOverride>
   </w:num>
-  <w:num w:numId="1026">
+  <w:num w:numId="1027">
     <w:abstractNumId w:val="991"/>
   </w:num>
-  <w:num w:numId="1027">
+  <w:num w:numId="1028">
     <w:abstractNumId w:val="991"/>
   </w:num>
 </w:numbering>

--- a/docs/week-6/cen429-week-6-ders-notu.tr.docx
+++ b/docs/week-6/cen429-week-6-ders-notu.tr.docx
@@ -2,7 +2,7 @@
 <file path=word/document.xml><?xml version="1.0" encoding="utf-8"?>
 <w:document xmlns:w="http://schemas.openxmlformats.org/wordprocessingml/2006/main" xmlns:m="http://schemas.openxmlformats.org/officeDocument/2006/math" xmlns:r="http://schemas.openxmlformats.org/officeDocument/2006/relationships" xmlns:o="urn:schemas-microsoft-com:office:office" xmlns:v="urn:schemas-microsoft-com:vml" xmlns:w10="urn:schemas-microsoft-com:office:word" xmlns:a="http://schemas.openxmlformats.org/drawingml/2006/main" xmlns:pic="http://schemas.openxmlformats.org/drawingml/2006/picture" xmlns:wp="http://schemas.openxmlformats.org/drawingml/2006/wordprocessingDrawing">
   <w:body>
-    <w:bookmarkStart w:id="76" w:name="Xd46acdb1e1c8a0abbadfb6f63b56ebbbdabc7e7"/>
+    <w:bookmarkStart w:id="91" w:name="Xd46acdb1e1c8a0abbadfb6f63b56ebbbdabc7e7"/>
     <w:p>
       <w:pPr>
         <w:pStyle w:val="Heading1"/>
@@ -1860,13 +1860,13 @@
         </w:pict>
       </w:r>
     </w:p>
-    <w:bookmarkStart w:id="27" w:name="rasp-nedir-algılama-savunma-caydırma"/>
+    <w:bookmarkStart w:id="36" w:name="temel-kavramlar-sıfırdan"/>
     <w:p>
       <w:pPr>
         <w:pStyle w:val="Heading2"/>
       </w:pPr>
       <w:r>
-        <w:t xml:space="preserve">1. RASP nedir? Algılama → savunma → caydırma</w:t>
+        <w:t xml:space="preserve">0. Temel kavramlar (sıfırdan)</w:t>
       </w:r>
     </w:p>
     <w:p>
@@ -1874,79 +1874,29 @@
         <w:pStyle w:val="FirstParagraph"/>
       </w:pPr>
       <w:r>
-        <w:t xml:space="preserve">İlk beş hafta boyunca uygulamayı</w:t>
-      </w:r>
-      <w:r>
-        <w:t xml:space="preserve"> </w:t>
-      </w:r>
-      <w:r>
-        <w:rPr>
-          <w:b/>
-          <w:bCs/>
-        </w:rPr>
-        <w:t xml:space="preserve">statik</w:t>
-      </w:r>
-      <w:r>
-        <w:t xml:space="preserve"> </w:t>
-      </w:r>
-      <w:r>
-        <w:t xml:space="preserve">olarak sağlamlaştırdık: girdiyi doğruladık (Hafta 1, 4), veriyi şifreledik</w:t>
-      </w:r>
-      <w:r>
-        <w:t xml:space="preserve"> </w:t>
-      </w:r>
-      <w:r>
-        <w:t xml:space="preserve">(Hafta 3), kodu gizledik (Hafta 4, 5). Ama bütün bunlar bir varsayıma dayanıyordu:</w:t>
-      </w:r>
-      <w:r>
-        <w:t xml:space="preserve"> </w:t>
-      </w:r>
-      <w:r>
-        <w:rPr>
-          <w:b/>
-          <w:bCs/>
-        </w:rPr>
-        <w:t xml:space="preserve">program yazıldığı gibi çalışacak.</w:t>
-      </w:r>
-      <w:r>
-        <w:t xml:space="preserve"> </w:t>
-      </w:r>
-      <w:r>
-        <w:t xml:space="preserve">Bu hafta o varsayımı bırakıyoruz. Uygulama,</w:t>
-      </w:r>
-      <w:r>
-        <w:t xml:space="preserve"> </w:t>
-      </w:r>
-      <w:r>
-        <w:rPr>
-          <w:b/>
-          <w:bCs/>
-        </w:rPr>
-        <w:t xml:space="preserve">çalışırken</w:t>
-      </w:r>
-      <w:r>
-        <w:t xml:space="preserve"> </w:t>
-      </w:r>
-      <w:r>
-        <w:t xml:space="preserve">düşman bir ortamda olabilir: kullanıcı cihazın sahibidir,</w:t>
-      </w:r>
-      <w:r>
-        <w:t xml:space="preserve"> </w:t>
-      </w:r>
-      <w:r>
-        <w:t xml:space="preserve">root almış, hata ayıklayıcı bağlamış, kod parçalarını yamalamış, fonksiyonları kancalamış olabilir.</w:t>
-      </w:r>
-    </w:p>
-    <w:p>
-      <w:pPr>
-        <w:pStyle w:val="BlockText"/>
-      </w:pPr>
-      <w:r>
-        <w:rPr>
-          <w:b/>
-          <w:bCs/>
-        </w:rPr>
-        <w:t xml:space="preserve">Kısa tarihçe: uygulamanın kendini koruması</w:t>
+        <w:t xml:space="preserve">Bu bölüm</w:t>
+      </w:r>
+      <w:r>
+        <w:t xml:space="preserve"> </w:t>
+      </w:r>
+      <w:r>
+        <w:rPr>
+          <w:b/>
+          <w:bCs/>
+        </w:rPr>
+        <w:t xml:space="preserve">hiçbir ön bilgi varsaymaz</w:t>
+      </w:r>
+      <w:r>
+        <w:t xml:space="preserve">. Haftanın geri kalanında kullanacağımız terimleri sıfırdan tanımlıyoruz. Bir terimi bilmiyorsanız önce burayı okuyun; sonraki bölümler bunların üzerine kurulur.</w:t>
+      </w:r>
+    </w:p>
+    <w:bookmarkStart w:id="22" w:name="çalışma-anı-runtime-nedir"/>
+    <w:p>
+      <w:pPr>
+        <w:pStyle w:val="Heading3"/>
+      </w:pPr>
+      <w:r>
+        <w:t xml:space="preserve">Çalışma anı (runtime) nedir?</w:t>
       </w:r>
     </w:p>
     <w:p>
@@ -1962,29 +1912,29 @@
           <w:b/>
           <w:bCs/>
         </w:rPr>
-        <w:t xml:space="preserve">1980’ler</w:t>
-      </w:r>
-      <w:r>
-        <w:t xml:space="preserve"> </w:t>
-      </w:r>
-      <w:r>
-        <w:t xml:space="preserve">— crack / anti-crack kültürü:</w:t>
-      </w:r>
-      <w:r>
-        <w:t xml:space="preserve"> </w:t>
-      </w:r>
-      <w:r>
-        <w:rPr>
-          <w:b/>
-          <w:bCs/>
-        </w:rPr>
-        <w:t xml:space="preserve">anti-debug</w:t>
-      </w:r>
-      <w:r>
-        <w:t xml:space="preserve"> </w:t>
-      </w:r>
-      <w:r>
-        <w:t xml:space="preserve">ve kendini denetleyen kodun kökeni buraya dayanır.</w:t>
+        <w:t xml:space="preserve">Çalışma anı:</w:t>
+      </w:r>
+      <w:r>
+        <w:t xml:space="preserve"> </w:t>
+      </w:r>
+      <w:r>
+        <w:t xml:space="preserve">programın</w:t>
+      </w:r>
+      <w:r>
+        <w:t xml:space="preserve"> </w:t>
+      </w:r>
+      <w:r>
+        <w:rPr>
+          <w:b/>
+          <w:bCs/>
+        </w:rPr>
+        <w:t xml:space="preserve">çalıştığı</w:t>
+      </w:r>
+      <w:r>
+        <w:t xml:space="preserve"> </w:t>
+      </w:r>
+      <w:r>
+        <w:t xml:space="preserve">an (derleme değil).</w:t>
       </w:r>
     </w:p>
     <w:p>
@@ -1996,33 +1946,33 @@
         </w:numPr>
       </w:pPr>
       <w:r>
-        <w:rPr>
-          <w:b/>
-          <w:bCs/>
-        </w:rPr>
-        <w:t xml:space="preserve">2000’ler</w:t>
-      </w:r>
-      <w:r>
-        <w:t xml:space="preserve"> </w:t>
-      </w:r>
-      <w:r>
-        <w:t xml:space="preserve">— DRM, mobil bankacılık ve ödeme uygulamaları korumayı</w:t>
-      </w:r>
-      <w:r>
-        <w:t xml:space="preserve"> </w:t>
-      </w:r>
-      <w:r>
-        <w:rPr>
-          <w:b/>
-          <w:bCs/>
-        </w:rPr>
-        <w:t xml:space="preserve">uygulamanın içine</w:t>
-      </w:r>
-      <w:r>
-        <w:t xml:space="preserve"> </w:t>
-      </w:r>
-      <w:r>
-        <w:t xml:space="preserve">taşımak zorunda kalır (cihaz artık güvenilir değildir).</w:t>
+        <w:t xml:space="preserve">RASP korumaları burada devreye girer: program kendini</w:t>
+      </w:r>
+      <w:r>
+        <w:t xml:space="preserve"> </w:t>
+      </w:r>
+      <w:r>
+        <w:rPr>
+          <w:b/>
+          <w:bCs/>
+        </w:rPr>
+        <w:t xml:space="preserve">çalışırken</w:t>
+      </w:r>
+      <w:r>
+        <w:t xml:space="preserve"> </w:t>
+      </w:r>
+      <w:r>
+        <w:t xml:space="preserve">izler.</w:t>
+      </w:r>
+    </w:p>
+    <w:bookmarkEnd w:id="22"/>
+    <w:bookmarkStart w:id="23" w:name="rasp-nedir"/>
+    <w:p>
+      <w:pPr>
+        <w:pStyle w:val="Heading3"/>
+      </w:pPr>
+      <w:r>
+        <w:t xml:space="preserve">RASP nedir?</w:t>
       </w:r>
     </w:p>
     <w:p>
@@ -2030,7 +1980,7 @@
         <w:pStyle w:val="Compact"/>
         <w:numPr>
           <w:ilvl w:val="0"/>
-          <w:numId w:val="1002"/>
+          <w:numId w:val="1003"/>
         </w:numPr>
       </w:pPr>
       <w:r>
@@ -2038,45 +1988,13 @@
           <w:b/>
           <w:bCs/>
         </w:rPr>
-        <w:t xml:space="preserve">2012</w:t>
-      </w:r>
-      <w:r>
-        <w:t xml:space="preserve"> </w:t>
-      </w:r>
-      <w:r>
-        <w:t xml:space="preserve">— Gartner</w:t>
-      </w:r>
-      <w:r>
-        <w:t xml:space="preserve"> </w:t>
-      </w:r>
-      <w:r>
-        <w:rPr>
-          <w:b/>
-          <w:bCs/>
-        </w:rPr>
-        <w:t xml:space="preserve">RASP</w:t>
-      </w:r>
-      <w:r>
-        <w:t xml:space="preserve"> </w:t>
-      </w:r>
-      <w:r>
-        <w:t xml:space="preserve">(Runtime Application Self-Protection) terimini ortaya atar: koruma, uygulamanın</w:t>
-      </w:r>
-      <w:r>
-        <w:t xml:space="preserve"> </w:t>
-      </w:r>
-      <w:r>
-        <w:rPr>
-          <w:b/>
-          <w:bCs/>
-        </w:rPr>
-        <w:t xml:space="preserve">içinde</w:t>
-      </w:r>
-      <w:r>
-        <w:t xml:space="preserve"> </w:t>
-      </w:r>
-      <w:r>
-        <w:t xml:space="preserve">çalışır.</w:t>
+        <w:t xml:space="preserve">RASP (Runtime Application Self-Protection):</w:t>
+      </w:r>
+      <w:r>
+        <w:t xml:space="preserve"> </w:t>
+      </w:r>
+      <w:r>
+        <w:t xml:space="preserve">uygulamanın çalışırken kendini koruması.</w:t>
       </w:r>
     </w:p>
     <w:p>
@@ -2084,7 +2002,1199 @@
         <w:pStyle w:val="Compact"/>
         <w:numPr>
           <w:ilvl w:val="0"/>
-          <w:numId w:val="1002"/>
+          <w:numId w:val="1003"/>
+        </w:numPr>
+      </w:pPr>
+      <w:r>
+        <w:t xml:space="preserve">Kurcalama, hata ayıklama, sahte ortam gibi tehditleri</w:t>
+      </w:r>
+      <w:r>
+        <w:t xml:space="preserve"> </w:t>
+      </w:r>
+      <w:r>
+        <w:rPr>
+          <w:b/>
+          <w:bCs/>
+        </w:rPr>
+        <w:t xml:space="preserve">algılar</w:t>
+      </w:r>
+      <w:r>
+        <w:t xml:space="preserve"> </w:t>
+      </w:r>
+      <w:r>
+        <w:t xml:space="preserve">ve</w:t>
+      </w:r>
+      <w:r>
+        <w:t xml:space="preserve"> </w:t>
+      </w:r>
+      <w:r>
+        <w:rPr>
+          <w:b/>
+          <w:bCs/>
+        </w:rPr>
+        <w:t xml:space="preserve">tepki</w:t>
+      </w:r>
+      <w:r>
+        <w:t xml:space="preserve"> </w:t>
+      </w:r>
+      <w:r>
+        <w:t xml:space="preserve">verir.</w:t>
+      </w:r>
+    </w:p>
+    <w:bookmarkEnd w:id="23"/>
+    <w:bookmarkStart w:id="24" w:name="hata-ayıklayıcı-debugger"/>
+    <w:p>
+      <w:pPr>
+        <w:pStyle w:val="Heading3"/>
+      </w:pPr>
+      <w:r>
+        <w:t xml:space="preserve">Hata ayıklayıcı (debugger)</w:t>
+      </w:r>
+    </w:p>
+    <w:p>
+      <w:pPr>
+        <w:pStyle w:val="Compact"/>
+        <w:numPr>
+          <w:ilvl w:val="0"/>
+          <w:numId w:val="1004"/>
+        </w:numPr>
+      </w:pPr>
+      <w:r>
+        <w:rPr>
+          <w:b/>
+          <w:bCs/>
+        </w:rPr>
+        <w:t xml:space="preserve">Debugger:</w:t>
+      </w:r>
+      <w:r>
+        <w:t xml:space="preserve"> </w:t>
+      </w:r>
+      <w:r>
+        <w:t xml:space="preserve">programı adım adım çalıştırıp durduran, belleği okuyan araç (gdb, lldb).</w:t>
+      </w:r>
+    </w:p>
+    <w:p>
+      <w:pPr>
+        <w:pStyle w:val="Compact"/>
+        <w:numPr>
+          <w:ilvl w:val="0"/>
+          <w:numId w:val="1004"/>
+        </w:numPr>
+      </w:pPr>
+      <w:r>
+        <w:t xml:space="preserve">Saldırgan bununla akışı izler, değer değiştirir.</w:t>
+      </w:r>
+    </w:p>
+    <w:p>
+      <w:pPr>
+        <w:pStyle w:val="Compact"/>
+        <w:numPr>
+          <w:ilvl w:val="0"/>
+          <w:numId w:val="1004"/>
+        </w:numPr>
+      </w:pPr>
+      <w:r>
+        <w:t xml:space="preserve">RASP</w:t>
+      </w:r>
+      <w:r>
+        <w:t xml:space="preserve"> </w:t>
+      </w:r>
+      <w:r>
+        <w:t xml:space="preserve">“bana debugger bağlı mı?”</w:t>
+      </w:r>
+      <w:r>
+        <w:t xml:space="preserve"> </w:t>
+      </w:r>
+      <w:r>
+        <w:t xml:space="preserve">diye bakar.</w:t>
+      </w:r>
+    </w:p>
+    <w:bookmarkEnd w:id="24"/>
+    <w:bookmarkStart w:id="25" w:name="emülatör-ve-sanal-makine"/>
+    <w:p>
+      <w:pPr>
+        <w:pStyle w:val="Heading3"/>
+      </w:pPr>
+      <w:r>
+        <w:t xml:space="preserve">Emülatör ve sanal makine</w:t>
+      </w:r>
+    </w:p>
+    <w:p>
+      <w:pPr>
+        <w:pStyle w:val="Compact"/>
+        <w:numPr>
+          <w:ilvl w:val="0"/>
+          <w:numId w:val="1005"/>
+        </w:numPr>
+      </w:pPr>
+      <w:r>
+        <w:rPr>
+          <w:b/>
+          <w:bCs/>
+        </w:rPr>
+        <w:t xml:space="preserve">Emülatör/VM:</w:t>
+      </w:r>
+      <w:r>
+        <w:t xml:space="preserve"> </w:t>
+      </w:r>
+      <w:r>
+        <w:t xml:space="preserve">bir cihazı</w:t>
+      </w:r>
+      <w:r>
+        <w:t xml:space="preserve"> </w:t>
+      </w:r>
+      <w:r>
+        <w:rPr>
+          <w:b/>
+          <w:bCs/>
+        </w:rPr>
+        <w:t xml:space="preserve">taklit eden</w:t>
+      </w:r>
+      <w:r>
+        <w:t xml:space="preserve"> </w:t>
+      </w:r>
+      <w:r>
+        <w:t xml:space="preserve">yazılım ortamı (Android emülatör, QEMU).</w:t>
+      </w:r>
+    </w:p>
+    <w:p>
+      <w:pPr>
+        <w:pStyle w:val="Compact"/>
+        <w:numPr>
+          <w:ilvl w:val="0"/>
+          <w:numId w:val="1005"/>
+        </w:numPr>
+      </w:pPr>
+      <w:r>
+        <w:t xml:space="preserve">Saldırgan analizini gerçek cihaz yerine burada yapar (daha kolay).</w:t>
+      </w:r>
+    </w:p>
+    <w:p>
+      <w:pPr>
+        <w:pStyle w:val="Compact"/>
+        <w:numPr>
+          <w:ilvl w:val="0"/>
+          <w:numId w:val="1005"/>
+        </w:numPr>
+      </w:pPr>
+      <w:r>
+        <w:t xml:space="preserve">RASP sahte ortamı sezmeye çalışır.</w:t>
+      </w:r>
+    </w:p>
+    <w:bookmarkEnd w:id="25"/>
+    <w:bookmarkStart w:id="26" w:name="kanca-hook-ve-enstrümantasyon"/>
+    <w:p>
+      <w:pPr>
+        <w:pStyle w:val="Heading3"/>
+      </w:pPr>
+      <w:r>
+        <w:t xml:space="preserve">Kanca (hook) ve enstrümantasyon</w:t>
+      </w:r>
+    </w:p>
+    <w:p>
+      <w:pPr>
+        <w:pStyle w:val="Compact"/>
+        <w:numPr>
+          <w:ilvl w:val="0"/>
+          <w:numId w:val="1006"/>
+        </w:numPr>
+      </w:pPr>
+      <w:r>
+        <w:rPr>
+          <w:b/>
+          <w:bCs/>
+        </w:rPr>
+        <w:t xml:space="preserve">Kanca (hook):</w:t>
+      </w:r>
+      <w:r>
+        <w:t xml:space="preserve"> </w:t>
+      </w:r>
+      <w:r>
+        <w:t xml:space="preserve">bir fonksiyonun çağrısını</w:t>
+      </w:r>
+      <w:r>
+        <w:t xml:space="preserve"> </w:t>
+      </w:r>
+      <w:r>
+        <w:rPr>
+          <w:b/>
+          <w:bCs/>
+        </w:rPr>
+        <w:t xml:space="preserve">araya girip</w:t>
+      </w:r>
+      <w:r>
+        <w:t xml:space="preserve"> </w:t>
+      </w:r>
+      <w:r>
+        <w:t xml:space="preserve">değiştirme.</w:t>
+      </w:r>
+    </w:p>
+    <w:p>
+      <w:pPr>
+        <w:pStyle w:val="Compact"/>
+        <w:numPr>
+          <w:ilvl w:val="0"/>
+          <w:numId w:val="1006"/>
+        </w:numPr>
+      </w:pPr>
+      <w:r>
+        <w:rPr>
+          <w:b/>
+          <w:bCs/>
+        </w:rPr>
+        <w:t xml:space="preserve">Enstrümantasyon:</w:t>
+      </w:r>
+      <w:r>
+        <w:t xml:space="preserve"> </w:t>
+      </w:r>
+      <w:r>
+        <w:t xml:space="preserve">çalışan programa kod enjekte edip davranışını izleme/değiştirme.</w:t>
+      </w:r>
+    </w:p>
+    <w:p>
+      <w:pPr>
+        <w:pStyle w:val="Compact"/>
+        <w:numPr>
+          <w:ilvl w:val="0"/>
+          <w:numId w:val="1006"/>
+        </w:numPr>
+      </w:pPr>
+      <w:r>
+        <w:t xml:space="preserve">Araç:</w:t>
+      </w:r>
+      <w:r>
+        <w:t xml:space="preserve"> </w:t>
+      </w:r>
+      <w:r>
+        <w:rPr>
+          <w:b/>
+          <w:bCs/>
+        </w:rPr>
+        <w:t xml:space="preserve">Frida</w:t>
+      </w:r>
+      <w:r>
+        <w:t xml:space="preserve"> </w:t>
+      </w:r>
+      <w:r>
+        <w:t xml:space="preserve">(çok yaygın dinamik enstrümantasyon aracı).</w:t>
+      </w:r>
+    </w:p>
+    <w:bookmarkEnd w:id="26"/>
+    <w:bookmarkStart w:id="27" w:name="ld_preload"/>
+    <w:p>
+      <w:pPr>
+        <w:pStyle w:val="Heading3"/>
+      </w:pPr>
+      <w:r>
+        <w:t xml:space="preserve">LD_PRELOAD</w:t>
+      </w:r>
+    </w:p>
+    <w:p>
+      <w:pPr>
+        <w:pStyle w:val="Compact"/>
+        <w:numPr>
+          <w:ilvl w:val="0"/>
+          <w:numId w:val="1007"/>
+        </w:numPr>
+      </w:pPr>
+      <w:r>
+        <w:rPr>
+          <w:b/>
+          <w:bCs/>
+        </w:rPr>
+        <w:t xml:space="preserve">LD_PRELOAD:</w:t>
+      </w:r>
+      <w:r>
+        <w:t xml:space="preserve"> </w:t>
+      </w:r>
+      <w:r>
+        <w:t xml:space="preserve">Linux’ta bir kütüphaneyi programdan</w:t>
+      </w:r>
+      <w:r>
+        <w:t xml:space="preserve"> </w:t>
+      </w:r>
+      <w:r>
+        <w:rPr>
+          <w:b/>
+          <w:bCs/>
+        </w:rPr>
+        <w:t xml:space="preserve">önce</w:t>
+      </w:r>
+      <w:r>
+        <w:t xml:space="preserve"> </w:t>
+      </w:r>
+      <w:r>
+        <w:t xml:space="preserve">yükletip fonksiyonları değiştirme yolu.</w:t>
+      </w:r>
+    </w:p>
+    <w:p>
+      <w:pPr>
+        <w:pStyle w:val="Compact"/>
+        <w:numPr>
+          <w:ilvl w:val="0"/>
+          <w:numId w:val="1007"/>
+        </w:numPr>
+      </w:pPr>
+      <w:r>
+        <w:t xml:space="preserve">Saldırgan bununla kritik fonksiyonları</w:t>
+      </w:r>
+      <w:r>
+        <w:t xml:space="preserve"> </w:t>
+      </w:r>
+      <w:r>
+        <w:rPr>
+          <w:b/>
+          <w:bCs/>
+        </w:rPr>
+        <w:t xml:space="preserve">kancalayabilir</w:t>
+      </w:r>
+      <w:r>
+        <w:t xml:space="preserve">.</w:t>
+      </w:r>
+    </w:p>
+    <w:p>
+      <w:pPr>
+        <w:pStyle w:val="Compact"/>
+        <w:numPr>
+          <w:ilvl w:val="0"/>
+          <w:numId w:val="1007"/>
+        </w:numPr>
+      </w:pPr>
+      <w:r>
+        <w:t xml:space="preserve">RASP bunu tespit etmeye çalışır.</w:t>
+      </w:r>
+    </w:p>
+    <w:bookmarkEnd w:id="27"/>
+    <w:bookmarkStart w:id="28" w:name="bütünlük-ve-self-hashing"/>
+    <w:p>
+      <w:pPr>
+        <w:pStyle w:val="Heading3"/>
+      </w:pPr>
+      <w:r>
+        <w:t xml:space="preserve">Bütünlük ve self-hashing</w:t>
+      </w:r>
+    </w:p>
+    <w:p>
+      <w:pPr>
+        <w:pStyle w:val="Compact"/>
+        <w:numPr>
+          <w:ilvl w:val="0"/>
+          <w:numId w:val="1008"/>
+        </w:numPr>
+      </w:pPr>
+      <w:r>
+        <w:rPr>
+          <w:b/>
+          <w:bCs/>
+        </w:rPr>
+        <w:t xml:space="preserve">Bütünlük (integrity):</w:t>
+      </w:r>
+      <w:r>
+        <w:t xml:space="preserve"> </w:t>
+      </w:r>
+      <w:r>
+        <w:t xml:space="preserve">kodun/dosyanın</w:t>
+      </w:r>
+      <w:r>
+        <w:t xml:space="preserve"> </w:t>
+      </w:r>
+      <w:r>
+        <w:rPr>
+          <w:b/>
+          <w:bCs/>
+        </w:rPr>
+        <w:t xml:space="preserve">değişmemiş</w:t>
+      </w:r>
+      <w:r>
+        <w:t xml:space="preserve"> </w:t>
+      </w:r>
+      <w:r>
+        <w:t xml:space="preserve">olması.</w:t>
+      </w:r>
+    </w:p>
+    <w:p>
+      <w:pPr>
+        <w:pStyle w:val="Compact"/>
+        <w:numPr>
+          <w:ilvl w:val="0"/>
+          <w:numId w:val="1008"/>
+        </w:numPr>
+      </w:pPr>
+      <w:r>
+        <w:rPr>
+          <w:b/>
+          <w:bCs/>
+        </w:rPr>
+        <w:t xml:space="preserve">Self-hashing:</w:t>
+      </w:r>
+      <w:r>
+        <w:t xml:space="preserve"> </w:t>
+      </w:r>
+      <w:r>
+        <w:t xml:space="preserve">programın</w:t>
+      </w:r>
+      <w:r>
+        <w:t xml:space="preserve"> </w:t>
+      </w:r>
+      <w:r>
+        <w:rPr>
+          <w:b/>
+          <w:bCs/>
+        </w:rPr>
+        <w:t xml:space="preserve">kendi kodunun</w:t>
+      </w:r>
+      <w:r>
+        <w:t xml:space="preserve"> </w:t>
+      </w:r>
+      <w:r>
+        <w:t xml:space="preserve">özetini hesaplayıp beklenenle karşılaştırması.</w:t>
+      </w:r>
+    </w:p>
+    <w:p>
+      <w:pPr>
+        <w:pStyle w:val="Compact"/>
+        <w:numPr>
+          <w:ilvl w:val="0"/>
+          <w:numId w:val="1008"/>
+        </w:numPr>
+      </w:pPr>
+      <w:r>
+        <w:t xml:space="preserve">Kurcalanmışsa özet tutmaz.</w:t>
+      </w:r>
+    </w:p>
+    <w:bookmarkEnd w:id="28"/>
+    <w:bookmarkStart w:id="29" w:name="özet-checksumhash"/>
+    <w:p>
+      <w:pPr>
+        <w:pStyle w:val="Heading3"/>
+      </w:pPr>
+      <w:r>
+        <w:t xml:space="preserve">Özet (checksum/hash)</w:t>
+      </w:r>
+    </w:p>
+    <w:p>
+      <w:pPr>
+        <w:pStyle w:val="Compact"/>
+        <w:numPr>
+          <w:ilvl w:val="0"/>
+          <w:numId w:val="1009"/>
+        </w:numPr>
+      </w:pPr>
+      <w:r>
+        <w:rPr>
+          <w:b/>
+          <w:bCs/>
+        </w:rPr>
+        <w:t xml:space="preserve">Özet:</w:t>
+      </w:r>
+      <w:r>
+        <w:t xml:space="preserve"> </w:t>
+      </w:r>
+      <w:r>
+        <w:t xml:space="preserve">bir veriden hesaplanan sabit boyutlu</w:t>
+      </w:r>
+      <w:r>
+        <w:t xml:space="preserve"> </w:t>
+      </w:r>
+      <w:r>
+        <w:rPr>
+          <w:b/>
+          <w:bCs/>
+        </w:rPr>
+        <w:t xml:space="preserve">parmak izi</w:t>
+      </w:r>
+      <w:r>
+        <w:t xml:space="preserve"> </w:t>
+      </w:r>
+      <w:r>
+        <w:t xml:space="preserve">(SHA-256).</w:t>
+      </w:r>
+    </w:p>
+    <w:p>
+      <w:pPr>
+        <w:pStyle w:val="Compact"/>
+        <w:numPr>
+          <w:ilvl w:val="0"/>
+          <w:numId w:val="1009"/>
+        </w:numPr>
+      </w:pPr>
+      <w:r>
+        <w:t xml:space="preserve">Veri değişirse özet değişir.</w:t>
+      </w:r>
+    </w:p>
+    <w:p>
+      <w:pPr>
+        <w:pStyle w:val="Compact"/>
+        <w:numPr>
+          <w:ilvl w:val="0"/>
+          <w:numId w:val="1009"/>
+        </w:numPr>
+      </w:pPr>
+      <w:r>
+        <w:t xml:space="preserve">Bütünlük denetiminin temeli.</w:t>
+      </w:r>
+    </w:p>
+    <w:bookmarkEnd w:id="29"/>
+    <w:bookmarkStart w:id="30" w:name="kök-root-jailbreak"/>
+    <w:p>
+      <w:pPr>
+        <w:pStyle w:val="Heading3"/>
+      </w:pPr>
+      <w:r>
+        <w:t xml:space="preserve">Kök (root) / jailbreak</w:t>
+      </w:r>
+    </w:p>
+    <w:p>
+      <w:pPr>
+        <w:pStyle w:val="Compact"/>
+        <w:numPr>
+          <w:ilvl w:val="0"/>
+          <w:numId w:val="1010"/>
+        </w:numPr>
+      </w:pPr>
+      <w:r>
+        <w:rPr>
+          <w:b/>
+          <w:bCs/>
+        </w:rPr>
+        <w:t xml:space="preserve">Kök (root):</w:t>
+      </w:r>
+      <w:r>
+        <w:t xml:space="preserve"> </w:t>
+      </w:r>
+      <w:r>
+        <w:t xml:space="preserve">cihaz üzerinde tam yetki (normalde kısıtlı).</w:t>
+      </w:r>
+    </w:p>
+    <w:p>
+      <w:pPr>
+        <w:pStyle w:val="Compact"/>
+        <w:numPr>
+          <w:ilvl w:val="0"/>
+          <w:numId w:val="1010"/>
+        </w:numPr>
+      </w:pPr>
+      <w:r>
+        <w:t xml:space="preserve">Köklü cihazda korumalar zayıflar; saldırgan her şeye erişir.</w:t>
+      </w:r>
+    </w:p>
+    <w:p>
+      <w:pPr>
+        <w:pStyle w:val="Compact"/>
+        <w:numPr>
+          <w:ilvl w:val="0"/>
+          <w:numId w:val="1010"/>
+        </w:numPr>
+      </w:pPr>
+      <w:r>
+        <w:t xml:space="preserve">RASP</w:t>
+      </w:r>
+      <w:r>
+        <w:t xml:space="preserve"> </w:t>
+      </w:r>
+      <w:r>
+        <w:t xml:space="preserve">“cihaz köklü mü?”</w:t>
+      </w:r>
+      <w:r>
+        <w:t xml:space="preserve"> </w:t>
+      </w:r>
+      <w:r>
+        <w:t xml:space="preserve">diye bakar.</w:t>
+      </w:r>
+    </w:p>
+    <w:bookmarkEnd w:id="30"/>
+    <w:bookmarkStart w:id="31" w:name="imza-doğrulama"/>
+    <w:p>
+      <w:pPr>
+        <w:pStyle w:val="Heading3"/>
+      </w:pPr>
+      <w:r>
+        <w:t xml:space="preserve">İmza doğrulama</w:t>
+      </w:r>
+    </w:p>
+    <w:p>
+      <w:pPr>
+        <w:pStyle w:val="Compact"/>
+        <w:numPr>
+          <w:ilvl w:val="0"/>
+          <w:numId w:val="1011"/>
+        </w:numPr>
+      </w:pPr>
+      <w:r>
+        <w:t xml:space="preserve">Uygulama paketleri</w:t>
+      </w:r>
+      <w:r>
+        <w:t xml:space="preserve"> </w:t>
+      </w:r>
+      <w:r>
+        <w:rPr>
+          <w:b/>
+          <w:bCs/>
+        </w:rPr>
+        <w:t xml:space="preserve">dijital imzayla</w:t>
+      </w:r>
+      <w:r>
+        <w:t xml:space="preserve"> </w:t>
+      </w:r>
+      <w:r>
+        <w:t xml:space="preserve">imzalanır.</w:t>
+      </w:r>
+    </w:p>
+    <w:p>
+      <w:pPr>
+        <w:pStyle w:val="Compact"/>
+        <w:numPr>
+          <w:ilvl w:val="0"/>
+          <w:numId w:val="1011"/>
+        </w:numPr>
+      </w:pPr>
+      <w:r>
+        <w:rPr>
+          <w:b/>
+          <w:bCs/>
+        </w:rPr>
+        <w:t xml:space="preserve">İmza doğrulama:</w:t>
+      </w:r>
+      <w:r>
+        <w:t xml:space="preserve"> </w:t>
+      </w:r>
+      <w:r>
+        <w:t xml:space="preserve">çağıran/yüklenen bileşenin imzasının beklenen olup olmadığını denetleme.</w:t>
+      </w:r>
+    </w:p>
+    <w:p>
+      <w:pPr>
+        <w:pStyle w:val="Compact"/>
+        <w:numPr>
+          <w:ilvl w:val="0"/>
+          <w:numId w:val="1011"/>
+        </w:numPr>
+      </w:pPr>
+      <w:r>
+        <w:t xml:space="preserve">Sahte/değiştirilmiş bileşeni yakalar.</w:t>
+      </w:r>
+    </w:p>
+    <w:bookmarkEnd w:id="31"/>
+    <w:bookmarkStart w:id="32" w:name="kontrol-akışı-bütünlüğü-sayaç"/>
+    <w:p>
+      <w:pPr>
+        <w:pStyle w:val="Heading3"/>
+      </w:pPr>
+      <w:r>
+        <w:t xml:space="preserve">Kontrol akışı bütünlüğü (sayaç)</w:t>
+      </w:r>
+    </w:p>
+    <w:p>
+      <w:pPr>
+        <w:pStyle w:val="Compact"/>
+        <w:numPr>
+          <w:ilvl w:val="0"/>
+          <w:numId w:val="1012"/>
+        </w:numPr>
+      </w:pPr>
+      <w:r>
+        <w:t xml:space="preserve">Kritik denetimler</w:t>
+      </w:r>
+      <w:r>
+        <w:t xml:space="preserve"> </w:t>
+      </w:r>
+      <w:r>
+        <w:rPr>
+          <w:b/>
+          <w:bCs/>
+        </w:rPr>
+        <w:t xml:space="preserve">tek bir</w:t>
+      </w:r>
+      <w:r>
+        <w:rPr>
+          <w:b/>
+          <w:bCs/>
+        </w:rPr>
+        <w:t xml:space="preserve"> </w:t>
+      </w:r>
+      <w:r>
+        <w:rPr>
+          <w:rStyle w:val="VerbatimChar"/>
+          <w:b/>
+          <w:bCs/>
+        </w:rPr>
+        <w:t xml:space="preserve">if</w:t>
+      </w:r>
+      <w:r>
+        <w:t xml:space="preserve"> </w:t>
+      </w:r>
+      <w:r>
+        <w:t xml:space="preserve">ile yapılırsa, tek nokta yamayla atlanır.</w:t>
+      </w:r>
+    </w:p>
+    <w:p>
+      <w:pPr>
+        <w:pStyle w:val="Compact"/>
+        <w:numPr>
+          <w:ilvl w:val="0"/>
+          <w:numId w:val="1012"/>
+        </w:numPr>
+      </w:pPr>
+      <w:r>
+        <w:rPr>
+          <w:b/>
+          <w:bCs/>
+        </w:rPr>
+        <w:t xml:space="preserve">Kontrol akışı sayacı:</w:t>
+      </w:r>
+      <w:r>
+        <w:t xml:space="preserve"> </w:t>
+      </w:r>
+      <w:r>
+        <w:t xml:space="preserve">denetimlerin doğru</w:t>
+      </w:r>
+      <w:r>
+        <w:t xml:space="preserve"> </w:t>
+      </w:r>
+      <w:r>
+        <w:rPr>
+          <w:b/>
+          <w:bCs/>
+        </w:rPr>
+        <w:t xml:space="preserve">sırayla</w:t>
+      </w:r>
+      <w:r>
+        <w:t xml:space="preserve"> </w:t>
+      </w:r>
+      <w:r>
+        <w:t xml:space="preserve">geçtiğini sayarak doğrulama.</w:t>
+      </w:r>
+    </w:p>
+    <w:p>
+      <w:pPr>
+        <w:pStyle w:val="Compact"/>
+        <w:numPr>
+          <w:ilvl w:val="0"/>
+          <w:numId w:val="1012"/>
+        </w:numPr>
+      </w:pPr>
+      <w:r>
+        <w:t xml:space="preserve">Tek yama yetmez hale gelir.</w:t>
+      </w:r>
+    </w:p>
+    <w:bookmarkEnd w:id="32"/>
+    <w:bookmarkStart w:id="33" w:name="tepki-politikası-response"/>
+    <w:p>
+      <w:pPr>
+        <w:pStyle w:val="Heading3"/>
+      </w:pPr>
+      <w:r>
+        <w:t xml:space="preserve">Tepki politikası (response)</w:t>
+      </w:r>
+    </w:p>
+    <w:p>
+      <w:pPr>
+        <w:pStyle w:val="Compact"/>
+        <w:numPr>
+          <w:ilvl w:val="0"/>
+          <w:numId w:val="1013"/>
+        </w:numPr>
+      </w:pPr>
+      <w:r>
+        <w:rPr>
+          <w:b/>
+          <w:bCs/>
+        </w:rPr>
+        <w:t xml:space="preserve">Tepki politikası:</w:t>
+      </w:r>
+      <w:r>
+        <w:t xml:space="preserve"> </w:t>
+      </w:r>
+      <w:r>
+        <w:t xml:space="preserve">RASP bir tehdit görünce</w:t>
+      </w:r>
+      <w:r>
+        <w:t xml:space="preserve"> </w:t>
+      </w:r>
+      <w:r>
+        <w:rPr>
+          <w:b/>
+          <w:bCs/>
+        </w:rPr>
+        <w:t xml:space="preserve">ne yapacak</w:t>
+      </w:r>
+      <w:r>
+        <w:t xml:space="preserve">?</w:t>
+      </w:r>
+    </w:p>
+    <w:p>
+      <w:pPr>
+        <w:pStyle w:val="Compact"/>
+        <w:numPr>
+          <w:ilvl w:val="0"/>
+          <w:numId w:val="1013"/>
+        </w:numPr>
+      </w:pPr>
+      <w:r>
+        <w:t xml:space="preserve">Sessizce kapan, işlevi kısıtla, sunucuya bildir, gecikmeli tepki…</w:t>
+      </w:r>
+    </w:p>
+    <w:p>
+      <w:pPr>
+        <w:pStyle w:val="Compact"/>
+        <w:numPr>
+          <w:ilvl w:val="0"/>
+          <w:numId w:val="1013"/>
+        </w:numPr>
+      </w:pPr>
+      <w:r>
+        <w:t xml:space="preserve">“Hemen çök”</w:t>
+      </w:r>
+      <w:r>
+        <w:t xml:space="preserve"> </w:t>
+      </w:r>
+      <w:r>
+        <w:t xml:space="preserve">her zaman en iyisi değildir.</w:t>
+      </w:r>
+    </w:p>
+    <w:bookmarkEnd w:id="33"/>
+    <w:bookmarkStart w:id="34" w:name="cihaz-bağlama-ve-caydırma"/>
+    <w:p>
+      <w:pPr>
+        <w:pStyle w:val="Heading3"/>
+      </w:pPr>
+      <w:r>
+        <w:t xml:space="preserve">Cihaz bağlama ve caydırma</w:t>
+      </w:r>
+    </w:p>
+    <w:p>
+      <w:pPr>
+        <w:pStyle w:val="Compact"/>
+        <w:numPr>
+          <w:ilvl w:val="0"/>
+          <w:numId w:val="1014"/>
+        </w:numPr>
+      </w:pPr>
+      <w:r>
+        <w:rPr>
+          <w:b/>
+          <w:bCs/>
+        </w:rPr>
+        <w:t xml:space="preserve">Cihaz bağlama:</w:t>
+      </w:r>
+      <w:r>
+        <w:t xml:space="preserve"> </w:t>
+      </w:r>
+      <w:r>
+        <w:t xml:space="preserve">verilerin/anahtarların yalnız</w:t>
+      </w:r>
+      <w:r>
+        <w:t xml:space="preserve"> </w:t>
+      </w:r>
+      <w:r>
+        <w:rPr>
+          <w:b/>
+          <w:bCs/>
+        </w:rPr>
+        <w:t xml:space="preserve">belirli cihazda</w:t>
+      </w:r>
+      <w:r>
+        <w:t xml:space="preserve"> </w:t>
+      </w:r>
+      <w:r>
+        <w:t xml:space="preserve">anlamlı olması.</w:t>
+      </w:r>
+    </w:p>
+    <w:p>
+      <w:pPr>
+        <w:pStyle w:val="Compact"/>
+        <w:numPr>
+          <w:ilvl w:val="0"/>
+          <w:numId w:val="1014"/>
+        </w:numPr>
+      </w:pPr>
+      <w:r>
+        <w:rPr>
+          <w:b/>
+          <w:bCs/>
+        </w:rPr>
+        <w:t xml:space="preserve">Caydırma (deterrence):</w:t>
+      </w:r>
+      <w:r>
+        <w:t xml:space="preserve"> </w:t>
+      </w:r>
+      <w:r>
+        <w:t xml:space="preserve">saldırıyı zahmetli/riskli kılıp vazgeçirme.</w:t>
+      </w:r>
+    </w:p>
+    <w:p>
+      <w:pPr>
+        <w:pStyle w:val="Compact"/>
+        <w:numPr>
+          <w:ilvl w:val="0"/>
+          <w:numId w:val="1014"/>
+        </w:numPr>
+      </w:pPr>
+      <w:r>
+        <w:t xml:space="preserve">RASP’in nihai amacı: maliyeti yükseltmek.</w:t>
+      </w:r>
+    </w:p>
+    <w:bookmarkEnd w:id="34"/>
+    <w:bookmarkStart w:id="35" w:name="şimdi-hazırız"/>
+    <w:p>
+      <w:pPr>
+        <w:pStyle w:val="Heading3"/>
+      </w:pPr>
+      <w:r>
+        <w:t xml:space="preserve">Şimdi hazırız</w:t>
+      </w:r>
+    </w:p>
+    <w:p>
+      <w:pPr>
+        <w:pStyle w:val="FirstParagraph"/>
+      </w:pPr>
+      <w:r>
+        <w:t xml:space="preserve">Terimler:</w:t>
+      </w:r>
+    </w:p>
+    <w:p>
+      <w:pPr>
+        <w:pStyle w:val="BodyText"/>
+      </w:pPr>
+      <w:r>
+        <w:t xml:space="preserve">çalışma anı · RASP · debugger · emülatör/VM · hook/Frida · LD_PRELOAD · bütünlük/self-hashing · özet · kök · imza doğrulama · kontrol akışı sayacı · tepki politikası · cihaz bağlama · caydırma</w:t>
+      </w:r>
+    </w:p>
+    <w:p>
+      <w:pPr>
+        <w:pStyle w:val="BodyText"/>
+      </w:pPr>
+      <w:r>
+        <w:t xml:space="preserve">Şimdi: RASP nedir, ne yapar?</w:t>
+      </w:r>
+    </w:p>
+    <w:bookmarkEnd w:id="35"/>
+    <w:bookmarkEnd w:id="36"/>
+    <w:bookmarkStart w:id="42" w:name="rasp-nedir-algılama-savunma-caydırma"/>
+    <w:p>
+      <w:pPr>
+        <w:pStyle w:val="Heading2"/>
+      </w:pPr>
+      <w:r>
+        <w:t xml:space="preserve">1. RASP nedir? Algılama → savunma → caydırma</w:t>
+      </w:r>
+    </w:p>
+    <w:p>
+      <w:pPr>
+        <w:pStyle w:val="FirstParagraph"/>
+      </w:pPr>
+      <w:r>
+        <w:t xml:space="preserve">İlk beş hafta boyunca uygulamayı</w:t>
+      </w:r>
+      <w:r>
+        <w:t xml:space="preserve"> </w:t>
+      </w:r>
+      <w:r>
+        <w:rPr>
+          <w:b/>
+          <w:bCs/>
+        </w:rPr>
+        <w:t xml:space="preserve">statik</w:t>
+      </w:r>
+      <w:r>
+        <w:t xml:space="preserve"> </w:t>
+      </w:r>
+      <w:r>
+        <w:t xml:space="preserve">olarak sağlamlaştırdık: girdiyi doğruladık (Hafta 1, 4), veriyi şifreledik</w:t>
+      </w:r>
+      <w:r>
+        <w:t xml:space="preserve"> </w:t>
+      </w:r>
+      <w:r>
+        <w:t xml:space="preserve">(Hafta 3), kodu gizledik (Hafta 4, 5). Ama bütün bunlar bir varsayıma dayanıyordu:</w:t>
+      </w:r>
+      <w:r>
+        <w:t xml:space="preserve"> </w:t>
+      </w:r>
+      <w:r>
+        <w:rPr>
+          <w:b/>
+          <w:bCs/>
+        </w:rPr>
+        <w:t xml:space="preserve">program yazıldığı gibi çalışacak.</w:t>
+      </w:r>
+      <w:r>
+        <w:t xml:space="preserve"> </w:t>
+      </w:r>
+      <w:r>
+        <w:t xml:space="preserve">Bu hafta o varsayımı bırakıyoruz. Uygulama,</w:t>
+      </w:r>
+      <w:r>
+        <w:t xml:space="preserve"> </w:t>
+      </w:r>
+      <w:r>
+        <w:rPr>
+          <w:b/>
+          <w:bCs/>
+        </w:rPr>
+        <w:t xml:space="preserve">çalışırken</w:t>
+      </w:r>
+      <w:r>
+        <w:t xml:space="preserve"> </w:t>
+      </w:r>
+      <w:r>
+        <w:t xml:space="preserve">düşman bir ortamda olabilir: kullanıcı cihazın sahibidir,</w:t>
+      </w:r>
+      <w:r>
+        <w:t xml:space="preserve"> </w:t>
+      </w:r>
+      <w:r>
+        <w:t xml:space="preserve">root almış, hata ayıklayıcı bağlamış, kod parçalarını yamalamış, fonksiyonları kancalamış olabilir.</w:t>
+      </w:r>
+    </w:p>
+    <w:p>
+      <w:pPr>
+        <w:pStyle w:val="BlockText"/>
+      </w:pPr>
+      <w:r>
+        <w:rPr>
+          <w:b/>
+          <w:bCs/>
+        </w:rPr>
+        <w:t xml:space="preserve">Kısa tarihçe: uygulamanın kendini koruması</w:t>
+      </w:r>
+    </w:p>
+    <w:p>
+      <w:pPr>
+        <w:pStyle w:val="Compact"/>
+        <w:numPr>
+          <w:ilvl w:val="0"/>
+          <w:numId w:val="1015"/>
+        </w:numPr>
+      </w:pPr>
+      <w:r>
+        <w:rPr>
+          <w:b/>
+          <w:bCs/>
+        </w:rPr>
+        <w:t xml:space="preserve">1980’ler</w:t>
+      </w:r>
+      <w:r>
+        <w:t xml:space="preserve"> </w:t>
+      </w:r>
+      <w:r>
+        <w:t xml:space="preserve">— crack / anti-crack kültürü:</w:t>
+      </w:r>
+      <w:r>
+        <w:t xml:space="preserve"> </w:t>
+      </w:r>
+      <w:r>
+        <w:rPr>
+          <w:b/>
+          <w:bCs/>
+        </w:rPr>
+        <w:t xml:space="preserve">anti-debug</w:t>
+      </w:r>
+      <w:r>
+        <w:t xml:space="preserve"> </w:t>
+      </w:r>
+      <w:r>
+        <w:t xml:space="preserve">ve kendini denetleyen kodun kökeni buraya dayanır.</w:t>
+      </w:r>
+    </w:p>
+    <w:p>
+      <w:pPr>
+        <w:pStyle w:val="Compact"/>
+        <w:numPr>
+          <w:ilvl w:val="0"/>
+          <w:numId w:val="1015"/>
+        </w:numPr>
+      </w:pPr>
+      <w:r>
+        <w:rPr>
+          <w:b/>
+          <w:bCs/>
+        </w:rPr>
+        <w:t xml:space="preserve">2000’ler</w:t>
+      </w:r>
+      <w:r>
+        <w:t xml:space="preserve"> </w:t>
+      </w:r>
+      <w:r>
+        <w:t xml:space="preserve">— DRM, mobil bankacılık ve ödeme uygulamaları korumayı</w:t>
+      </w:r>
+      <w:r>
+        <w:t xml:space="preserve"> </w:t>
+      </w:r>
+      <w:r>
+        <w:rPr>
+          <w:b/>
+          <w:bCs/>
+        </w:rPr>
+        <w:t xml:space="preserve">uygulamanın içine</w:t>
+      </w:r>
+      <w:r>
+        <w:t xml:space="preserve"> </w:t>
+      </w:r>
+      <w:r>
+        <w:t xml:space="preserve">taşımak zorunda kalır (cihaz artık güvenilir değildir).</w:t>
+      </w:r>
+    </w:p>
+    <w:p>
+      <w:pPr>
+        <w:pStyle w:val="Compact"/>
+        <w:numPr>
+          <w:ilvl w:val="0"/>
+          <w:numId w:val="1015"/>
+        </w:numPr>
+      </w:pPr>
+      <w:r>
+        <w:rPr>
+          <w:b/>
+          <w:bCs/>
+        </w:rPr>
+        <w:t xml:space="preserve">2012</w:t>
+      </w:r>
+      <w:r>
+        <w:t xml:space="preserve"> </w:t>
+      </w:r>
+      <w:r>
+        <w:t xml:space="preserve">— Gartner</w:t>
+      </w:r>
+      <w:r>
+        <w:t xml:space="preserve"> </w:t>
+      </w:r>
+      <w:r>
+        <w:rPr>
+          <w:b/>
+          <w:bCs/>
+        </w:rPr>
+        <w:t xml:space="preserve">RASP</w:t>
+      </w:r>
+      <w:r>
+        <w:t xml:space="preserve"> </w:t>
+      </w:r>
+      <w:r>
+        <w:t xml:space="preserve">(Runtime Application Self-Protection) terimini ortaya atar: koruma, uygulamanın</w:t>
+      </w:r>
+      <w:r>
+        <w:t xml:space="preserve"> </w:t>
+      </w:r>
+      <w:r>
+        <w:rPr>
+          <w:b/>
+          <w:bCs/>
+        </w:rPr>
+        <w:t xml:space="preserve">içinde</w:t>
+      </w:r>
+      <w:r>
+        <w:t xml:space="preserve"> </w:t>
+      </w:r>
+      <w:r>
+        <w:t xml:space="preserve">çalışır.</w:t>
+      </w:r>
+    </w:p>
+    <w:p>
+      <w:pPr>
+        <w:pStyle w:val="Compact"/>
+        <w:numPr>
+          <w:ilvl w:val="0"/>
+          <w:numId w:val="1015"/>
         </w:numPr>
       </w:pPr>
       <w:r>
@@ -2497,18 +3607,18 @@
           <wp:inline>
             <wp:extent cx="5759999" cy="1854667"/>
             <wp:effectExtent b="0" l="0" r="0" t="0"/>
-            <wp:docPr descr="" title="" id="23" name="Picture"/>
+            <wp:docPr descr="" title="" id="38" name="Picture"/>
             <a:graphic>
               <a:graphicData uri="http://schemas.openxmlformats.org/drawingml/2006/picture">
                 <pic:pic>
                   <pic:nvPicPr>
-                    <pic:cNvPr descr="diyagram-1.png" id="24" name="Picture"/>
+                    <pic:cNvPr descr="diyagram-1.png" id="39" name="Picture"/>
                     <pic:cNvPicPr>
                       <a:picLocks noChangeArrowheads="1" noChangeAspect="1"/>
                     </pic:cNvPicPr>
                   </pic:nvPicPr>
                   <pic:blipFill>
-                    <a:blip r:embed="rId22"/>
+                    <a:blip r:embed="rId37"/>
                     <a:stretch>
                       <a:fillRect/>
                     </a:stretch>
@@ -2540,7 +3650,7 @@
         <w:pStyle w:val="Compact"/>
         <w:numPr>
           <w:ilvl w:val="0"/>
-          <w:numId w:val="1003"/>
+          <w:numId w:val="1016"/>
         </w:numPr>
       </w:pPr>
       <w:r>
@@ -2568,7 +3678,7 @@
         <w:pStyle w:val="Compact"/>
         <w:numPr>
           <w:ilvl w:val="0"/>
-          <w:numId w:val="1003"/>
+          <w:numId w:val="1016"/>
         </w:numPr>
       </w:pPr>
       <w:r>
@@ -2612,7 +3722,7 @@
         <w:pStyle w:val="Compact"/>
         <w:numPr>
           <w:ilvl w:val="0"/>
-          <w:numId w:val="1003"/>
+          <w:numId w:val="1016"/>
         </w:numPr>
       </w:pPr>
       <w:r>
@@ -2679,7 +3789,7 @@
         <w:t xml:space="preserve">ilkesinin RASP hâli).</w:t>
       </w:r>
     </w:p>
-    <w:bookmarkStart w:id="25" w:name="saldırgan-modeli-mate-man-at-the-end"/>
+    <w:bookmarkStart w:id="40" w:name="saldırgan-modeli-mate-man-at-the-end"/>
     <w:p>
       <w:pPr>
         <w:pStyle w:val="Heading3"/>
@@ -2955,8 +4065,8 @@
         <w:t xml:space="preserve">birlikte anlam kazanır.</w:t>
       </w:r>
     </w:p>
-    <w:bookmarkEnd w:id="25"/>
-    <w:bookmarkStart w:id="26" w:name="bu-haftanın-örnek-mimarisi-ve-ana-fikri"/>
+    <w:bookmarkEnd w:id="40"/>
+    <w:bookmarkStart w:id="41" w:name="bu-haftanın-örnek-mimarisi-ve-ana-fikri"/>
     <w:p>
       <w:pPr>
         <w:pStyle w:val="Heading3"/>
@@ -3168,9 +4278,9 @@
         </w:pict>
       </w:r>
     </w:p>
-    <w:bookmarkEnd w:id="26"/>
-    <w:bookmarkEnd w:id="27"/>
-    <w:bookmarkStart w:id="35" w:name="X0c5cbca08833458d002c15cd3ad12ebd6c0f79f"/>
+    <w:bookmarkEnd w:id="41"/>
+    <w:bookmarkEnd w:id="42"/>
+    <w:bookmarkStart w:id="50" w:name="X0c5cbca08833458d002c15cd3ad12ebd6c0f79f"/>
     <w:p>
       <w:pPr>
         <w:pStyle w:val="Heading2"/>
@@ -3230,7 +4340,7 @@
         <w:t xml:space="preserve">olursa olsun, bulunup atlatılması en kolay denetimdir. Bu bölüm, denetimleri yerleştirmenin tasarım ilkelerini anlatır.</w:t>
       </w:r>
     </w:p>
-    <w:bookmarkStart w:id="28" w:name="ne-zaman-çalışır-üç-tetikleme-anı"/>
+    <w:bookmarkStart w:id="43" w:name="ne-zaman-çalışır-üç-tetikleme-anı"/>
     <w:p>
       <w:pPr>
         <w:pStyle w:val="Heading3"/>
@@ -3449,8 +4559,8 @@
         <w:t xml:space="preserve">bir hata ayıklayıcı hiç görmez.</w:t>
       </w:r>
     </w:p>
-    <w:bookmarkEnd w:id="28"/>
-    <w:bookmarkStart w:id="29" w:name="nerede-çalışır-dağıtık-denetim"/>
+    <w:bookmarkEnd w:id="43"/>
+    <w:bookmarkStart w:id="44" w:name="nerede-çalışır-dağıtık-denetim"/>
     <w:p>
       <w:pPr>
         <w:pStyle w:val="Heading3"/>
@@ -3464,7 +4574,7 @@
         <w:pStyle w:val="Compact"/>
         <w:numPr>
           <w:ilvl w:val="0"/>
-          <w:numId w:val="1004"/>
+          <w:numId w:val="1017"/>
         </w:numPr>
       </w:pPr>
       <w:r>
@@ -3505,7 +4615,7 @@
         <w:pStyle w:val="Compact"/>
         <w:numPr>
           <w:ilvl w:val="0"/>
-          <w:numId w:val="1004"/>
+          <w:numId w:val="1017"/>
         </w:numPr>
       </w:pPr>
       <w:r>
@@ -3548,7 +4658,7 @@
         <w:pStyle w:val="Compact"/>
         <w:numPr>
           <w:ilvl w:val="0"/>
-          <w:numId w:val="1004"/>
+          <w:numId w:val="1017"/>
         </w:numPr>
       </w:pPr>
       <w:r>
@@ -3610,7 +4720,7 @@
         <w:pStyle w:val="Compact"/>
         <w:numPr>
           <w:ilvl w:val="0"/>
-          <w:numId w:val="1004"/>
+          <w:numId w:val="1017"/>
         </w:numPr>
       </w:pPr>
       <w:r>
@@ -3642,8 +4752,8 @@
         <w:t xml:space="preserve">).</w:t>
       </w:r>
     </w:p>
-    <w:bookmarkEnd w:id="29"/>
-    <w:bookmarkStart w:id="30" w:name="Xabfa2449fa78cd2b332efb098a8e6b55b499998"/>
+    <w:bookmarkEnd w:id="44"/>
+    <w:bookmarkStart w:id="45" w:name="Xabfa2449fa78cd2b332efb098a8e6b55b499998"/>
     <w:p>
       <w:pPr>
         <w:pStyle w:val="Heading3"/>
@@ -3883,7 +4993,7 @@
         <w:pStyle w:val="Compact"/>
         <w:numPr>
           <w:ilvl w:val="0"/>
-          <w:numId w:val="1005"/>
+          <w:numId w:val="1018"/>
         </w:numPr>
       </w:pPr>
       <w:r>
@@ -3911,7 +5021,7 @@
         <w:pStyle w:val="Compact"/>
         <w:numPr>
           <w:ilvl w:val="0"/>
-          <w:numId w:val="1005"/>
+          <w:numId w:val="1018"/>
         </w:numPr>
       </w:pPr>
       <w:r>
@@ -3932,7 +5042,7 @@
         <w:pStyle w:val="Compact"/>
         <w:numPr>
           <w:ilvl w:val="0"/>
-          <w:numId w:val="1005"/>
+          <w:numId w:val="1018"/>
         </w:numPr>
       </w:pPr>
       <w:r>
@@ -3955,8 +5065,8 @@
         <w:t xml:space="preserve">bir yerde verilir (tepki politikası bölümü).</w:t>
       </w:r>
     </w:p>
-    <w:bookmarkEnd w:id="30"/>
-    <w:bookmarkStart w:id="34" w:name="katmanlar-birbirini-korur"/>
+    <w:bookmarkEnd w:id="45"/>
+    <w:bookmarkStart w:id="49" w:name="katmanlar-birbirini-korur"/>
     <w:p>
       <w:pPr>
         <w:pStyle w:val="Heading3"/>
@@ -3974,18 +5084,18 @@
           <wp:inline>
             <wp:extent cx="5759999" cy="857475"/>
             <wp:effectExtent b="0" l="0" r="0" t="0"/>
-            <wp:docPr descr="" title="" id="32" name="Picture"/>
+            <wp:docPr descr="" title="" id="47" name="Picture"/>
             <a:graphic>
               <a:graphicData uri="http://schemas.openxmlformats.org/drawingml/2006/picture">
                 <pic:pic>
                   <pic:nvPicPr>
-                    <pic:cNvPr descr="diyagram-2.png" id="33" name="Picture"/>
+                    <pic:cNvPr descr="diyagram-2.png" id="48" name="Picture"/>
                     <pic:cNvPicPr>
                       <a:picLocks noChangeArrowheads="1" noChangeAspect="1"/>
                     </pic:cNvPicPr>
                   </pic:nvPicPr>
                   <pic:blipFill>
-                    <a:blip r:embed="rId31"/>
+                    <a:blip r:embed="rId46"/>
                     <a:stretch>
                       <a:fillRect/>
                     </a:stretch>
@@ -4137,9 +5247,9 @@
         </w:pict>
       </w:r>
     </w:p>
-    <w:bookmarkEnd w:id="34"/>
-    <w:bookmarkEnd w:id="35"/>
-    <w:bookmarkStart w:id="40" w:name="Xdc65e3f7ce2994c8937df9f5d5ca02aab578ec7"/>
+    <w:bookmarkEnd w:id="49"/>
+    <w:bookmarkEnd w:id="50"/>
+    <w:bookmarkStart w:id="55" w:name="Xdc65e3f7ce2994c8937df9f5d5ca02aab578ec7"/>
     <w:p>
       <w:pPr>
         <w:pStyle w:val="Heading2"/>
@@ -4383,18 +5493,18 @@
           <wp:inline>
             <wp:extent cx="5759999" cy="1338775"/>
             <wp:effectExtent b="0" l="0" r="0" t="0"/>
-            <wp:docPr descr="" title="" id="37" name="Picture"/>
+            <wp:docPr descr="" title="" id="52" name="Picture"/>
             <a:graphic>
               <a:graphicData uri="http://schemas.openxmlformats.org/drawingml/2006/picture">
                 <pic:pic>
                   <pic:nvPicPr>
-                    <pic:cNvPr descr="diyagram-3.png" id="38" name="Picture"/>
+                    <pic:cNvPr descr="diyagram-3.png" id="53" name="Picture"/>
                     <pic:cNvPicPr>
                       <a:picLocks noChangeArrowheads="1" noChangeAspect="1"/>
                     </pic:cNvPicPr>
                   </pic:nvPicPr>
                   <pic:blipFill>
-                    <a:blip r:embed="rId36"/>
+                    <a:blip r:embed="rId51"/>
                     <a:stretch>
                       <a:fillRect/>
                     </a:stretch>
@@ -4421,7 +5531,7 @@
         </w:drawing>
       </w:r>
     </w:p>
-    <w:bookmarkStart w:id="39" w:name="X78216623dfa40ab14b0d492d6918eb904161b2f"/>
+    <w:bookmarkStart w:id="54" w:name="X78216623dfa40ab14b0d492d6918eb904161b2f"/>
     <w:p>
       <w:pPr>
         <w:pStyle w:val="Heading3"/>
@@ -5735,7 +6845,7 @@
         <w:pStyle w:val="Compact"/>
         <w:numPr>
           <w:ilvl w:val="0"/>
-          <w:numId w:val="1006"/>
+          <w:numId w:val="1019"/>
         </w:numPr>
       </w:pPr>
       <w:r>
@@ -5763,7 +6873,7 @@
         <w:pStyle w:val="Compact"/>
         <w:numPr>
           <w:ilvl w:val="0"/>
-          <w:numId w:val="1007"/>
+          <w:numId w:val="1020"/>
         </w:numPr>
       </w:pPr>
       <w:r>
@@ -5791,7 +6901,7 @@
         <w:pStyle w:val="Compact"/>
         <w:numPr>
           <w:ilvl w:val="0"/>
-          <w:numId w:val="1008"/>
+          <w:numId w:val="1021"/>
         </w:numPr>
       </w:pPr>
       <w:r>
@@ -5819,7 +6929,7 @@
         <w:pStyle w:val="Compact"/>
         <w:numPr>
           <w:ilvl w:val="0"/>
-          <w:numId w:val="1009"/>
+          <w:numId w:val="1022"/>
         </w:numPr>
       </w:pPr>
       <w:r>
@@ -5846,7 +6956,7 @@
         <w:pStyle w:val="Compact"/>
         <w:numPr>
           <w:ilvl w:val="0"/>
-          <w:numId w:val="1010"/>
+          <w:numId w:val="1023"/>
         </w:numPr>
       </w:pPr>
       <w:r>
@@ -5876,9 +6986,9 @@
         </w:pict>
       </w:r>
     </w:p>
-    <w:bookmarkEnd w:id="39"/>
-    <w:bookmarkEnd w:id="40"/>
-    <w:bookmarkStart w:id="42" w:name="hata-ayıklayıcı-debugger-algılama"/>
+    <w:bookmarkEnd w:id="54"/>
+    <w:bookmarkEnd w:id="55"/>
+    <w:bookmarkStart w:id="57" w:name="hata-ayıklayıcı-debugger-algılama"/>
     <w:p>
       <w:pPr>
         <w:pStyle w:val="Heading2"/>
@@ -6166,7 +7276,7 @@
         <w:pStyle w:val="Compact"/>
         <w:numPr>
           <w:ilvl w:val="0"/>
-          <w:numId w:val="1011"/>
+          <w:numId w:val="1024"/>
         </w:numPr>
       </w:pPr>
       <w:r>
@@ -6210,7 +7320,7 @@
         <w:pStyle w:val="Compact"/>
         <w:numPr>
           <w:ilvl w:val="0"/>
-          <w:numId w:val="1011"/>
+          <w:numId w:val="1024"/>
         </w:numPr>
       </w:pPr>
       <w:r>
@@ -6277,7 +7387,7 @@
         <w:pStyle w:val="Compact"/>
         <w:numPr>
           <w:ilvl w:val="0"/>
-          <w:numId w:val="1011"/>
+          <w:numId w:val="1024"/>
         </w:numPr>
       </w:pPr>
       <w:r>
@@ -6318,7 +7428,7 @@
         <w:t xml:space="preserve">çapraz kontrolü.</w:t>
       </w:r>
     </w:p>
-    <w:bookmarkStart w:id="41" w:name="X76acdb47dbdc0acd6ed24fa78fa3e51d321071d"/>
+    <w:bookmarkStart w:id="56" w:name="X76acdb47dbdc0acd6ed24fa78fa3e51d321071d"/>
     <w:p>
       <w:pPr>
         <w:pStyle w:val="Heading3"/>
@@ -6952,7 +8062,7 @@
         <w:pStyle w:val="Compact"/>
         <w:numPr>
           <w:ilvl w:val="0"/>
-          <w:numId w:val="1012"/>
+          <w:numId w:val="1025"/>
         </w:numPr>
       </w:pPr>
       <w:r>
@@ -6964,7 +8074,7 @@
         <w:pStyle w:val="Compact"/>
         <w:numPr>
           <w:ilvl w:val="0"/>
-          <w:numId w:val="1013"/>
+          <w:numId w:val="1026"/>
         </w:numPr>
       </w:pPr>
       <w:r>
@@ -6991,7 +8101,7 @@
         <w:pStyle w:val="Compact"/>
         <w:numPr>
           <w:ilvl w:val="0"/>
-          <w:numId w:val="1014"/>
+          <w:numId w:val="1027"/>
         </w:numPr>
       </w:pPr>
       <w:r>
@@ -7037,7 +8147,7 @@
         <w:pStyle w:val="Compact"/>
         <w:numPr>
           <w:ilvl w:val="0"/>
-          <w:numId w:val="1015"/>
+          <w:numId w:val="1028"/>
         </w:numPr>
       </w:pPr>
       <w:r>
@@ -7051,9 +8161,9 @@
         </w:pict>
       </w:r>
     </w:p>
-    <w:bookmarkEnd w:id="41"/>
-    <w:bookmarkEnd w:id="42"/>
-    <w:bookmarkStart w:id="44" w:name="ortam-algılama-sanal-makine-ve-emülatör"/>
+    <w:bookmarkEnd w:id="56"/>
+    <w:bookmarkEnd w:id="57"/>
+    <w:bookmarkStart w:id="59" w:name="ortam-algılama-sanal-makine-ve-emülatör"/>
     <w:p>
       <w:pPr>
         <w:pStyle w:val="Heading2"/>
@@ -7332,7 +8442,7 @@
         </w:tc>
       </w:tr>
     </w:tbl>
-    <w:bookmarkStart w:id="43" w:name="Xa854e67afdb1e792bd1ac6e36af38300657c9ab"/>
+    <w:bookmarkStart w:id="58" w:name="Xa854e67afdb1e792bd1ac6e36af38300657c9ab"/>
     <w:p>
       <w:pPr>
         <w:pStyle w:val="Heading3"/>
@@ -7759,9 +8869,9 @@
         </w:pict>
       </w:r>
     </w:p>
-    <w:bookmarkEnd w:id="43"/>
-    <w:bookmarkEnd w:id="44"/>
-    <w:bookmarkStart w:id="46" w:name="Xc268f82038273e279bcd3e10d6f560c068b59bb"/>
+    <w:bookmarkEnd w:id="58"/>
+    <w:bookmarkEnd w:id="59"/>
+    <w:bookmarkStart w:id="61" w:name="Xc268f82038273e279bcd3e10d6f560c068b59bb"/>
     <w:p>
       <w:pPr>
         <w:pStyle w:val="Heading2"/>
@@ -8099,7 +9209,7 @@
         <w:pStyle w:val="Compact"/>
         <w:numPr>
           <w:ilvl w:val="0"/>
-          <w:numId w:val="1016"/>
+          <w:numId w:val="1029"/>
         </w:numPr>
       </w:pPr>
       <w:r>
@@ -8157,7 +9267,7 @@
         <w:pStyle w:val="Compact"/>
         <w:numPr>
           <w:ilvl w:val="0"/>
-          <w:numId w:val="1016"/>
+          <w:numId w:val="1029"/>
         </w:numPr>
       </w:pPr>
       <w:r>
@@ -8273,7 +9383,7 @@
         <w:pStyle w:val="Compact"/>
         <w:numPr>
           <w:ilvl w:val="0"/>
-          <w:numId w:val="1016"/>
+          <w:numId w:val="1029"/>
         </w:numPr>
       </w:pPr>
       <w:r>
@@ -8286,7 +9396,7 @@
         <w:t xml:space="preserve">’te beklenmeyen yürütülebilir bölgeler, bilinen çerçeve göstergeleri.</w:t>
       </w:r>
     </w:p>
-    <w:bookmarkStart w:id="45" w:name="X86f9447203841ebef2bb3e4b42143cae99e1803"/>
+    <w:bookmarkStart w:id="60" w:name="X86f9447203841ebef2bb3e4b42143cae99e1803"/>
     <w:p>
       <w:pPr>
         <w:pStyle w:val="Heading3"/>
@@ -9104,9 +10214,9 @@
         </w:pict>
       </w:r>
     </w:p>
-    <w:bookmarkEnd w:id="45"/>
-    <w:bookmarkEnd w:id="46"/>
-    <w:bookmarkStart w:id="52" w:name="Xfb9086626eb6c5af92e43aaab6b83836e8dbdf5"/>
+    <w:bookmarkEnd w:id="60"/>
+    <w:bookmarkEnd w:id="61"/>
+    <w:bookmarkStart w:id="67" w:name="Xfb9086626eb6c5af92e43aaab6b83836e8dbdf5"/>
     <w:p>
       <w:pPr>
         <w:pStyle w:val="Heading2"/>
@@ -9198,7 +10308,7 @@
         <w:t xml:space="preserve">ne yapabiliriz?</w:t>
       </w:r>
     </w:p>
-    <w:bookmarkStart w:id="47" w:name="saldırgan-bellekle-ne-yapar"/>
+    <w:bookmarkStart w:id="62" w:name="saldırgan-bellekle-ne-yapar"/>
     <w:p>
       <w:pPr>
         <w:pStyle w:val="Heading3"/>
@@ -9423,8 +10533,8 @@
         <w:t xml:space="preserve">bölümlerdeki hata ayıklayıcı ve kanca algılamayla birlikte düşünülür.</w:t>
       </w:r>
     </w:p>
-    <w:bookmarkEnd w:id="47"/>
-    <w:bookmarkStart w:id="48" w:name="önlem-1-bellekte-az-kısa-ve-dağınık-tut"/>
+    <w:bookmarkEnd w:id="62"/>
+    <w:bookmarkStart w:id="63" w:name="önlem-1-bellekte-az-kısa-ve-dağınık-tut"/>
     <w:p>
       <w:pPr>
         <w:pStyle w:val="Heading3"/>
@@ -9459,7 +10569,7 @@
         <w:pStyle w:val="Compact"/>
         <w:numPr>
           <w:ilvl w:val="0"/>
-          <w:numId w:val="1017"/>
+          <w:numId w:val="1030"/>
         </w:numPr>
       </w:pPr>
       <w:r>
@@ -9487,7 +10597,7 @@
         <w:pStyle w:val="Compact"/>
         <w:numPr>
           <w:ilvl w:val="0"/>
-          <w:numId w:val="1017"/>
+          <w:numId w:val="1030"/>
         </w:numPr>
       </w:pPr>
       <w:r>
@@ -9515,7 +10625,7 @@
         <w:pStyle w:val="Compact"/>
         <w:numPr>
           <w:ilvl w:val="0"/>
-          <w:numId w:val="1017"/>
+          <w:numId w:val="1030"/>
         </w:numPr>
       </w:pPr>
       <w:r>
@@ -9555,7 +10665,7 @@
         <w:pStyle w:val="Compact"/>
         <w:numPr>
           <w:ilvl w:val="0"/>
-          <w:numId w:val="1017"/>
+          <w:numId w:val="1030"/>
         </w:numPr>
       </w:pPr>
       <w:r>
@@ -9578,8 +10688,8 @@
         <w:t xml:space="preserve">kabuk matrisinde ödeme sırasında native tarafta kalan tek kabuk budur (3. hafta).</w:t>
       </w:r>
     </w:p>
-    <w:bookmarkEnd w:id="48"/>
-    <w:bookmarkStart w:id="49" w:name="Xd0b03073afd5f3671ddb7d0872c482aa2746d68"/>
+    <w:bookmarkEnd w:id="63"/>
+    <w:bookmarkStart w:id="64" w:name="Xd0b03073afd5f3671ddb7d0872c482aa2746d68"/>
     <w:p>
       <w:pPr>
         <w:pStyle w:val="Heading3"/>
@@ -9903,8 +11013,8 @@
         <w:t xml:space="preserve">zorlar ve bu da root algılamanın devreye girdiği yerdir.</w:t>
       </w:r>
     </w:p>
-    <w:bookmarkEnd w:id="49"/>
-    <w:bookmarkStart w:id="50" w:name="önlem-3-değiştirilen-veriyi-fark-et"/>
+    <w:bookmarkEnd w:id="64"/>
+    <w:bookmarkStart w:id="65" w:name="önlem-3-değiştirilen-veriyi-fark-et"/>
     <w:p>
       <w:pPr>
         <w:pStyle w:val="Heading3"/>
@@ -10745,8 +11855,8 @@
         <w:t xml:space="preserve">bütünlük denetiminin kapsamına alınır.</w:t>
       </w:r>
     </w:p>
-    <w:bookmarkEnd w:id="50"/>
-    <w:bookmarkStart w:id="51" w:name="önlem-4-izlendiğini-fark-et"/>
+    <w:bookmarkEnd w:id="65"/>
+    <w:bookmarkStart w:id="66" w:name="önlem-4-izlendiğini-fark-et"/>
     <w:p>
       <w:pPr>
         <w:pStyle w:val="Heading3"/>
@@ -10780,7 +11890,7 @@
         <w:pStyle w:val="Compact"/>
         <w:numPr>
           <w:ilvl w:val="0"/>
-          <w:numId w:val="1018"/>
+          <w:numId w:val="1031"/>
         </w:numPr>
       </w:pPr>
       <w:r>
@@ -10808,7 +11918,7 @@
         <w:pStyle w:val="Compact"/>
         <w:numPr>
           <w:ilvl w:val="0"/>
-          <w:numId w:val="1018"/>
+          <w:numId w:val="1031"/>
         </w:numPr>
       </w:pPr>
       <w:r>
@@ -10830,7 +11940,7 @@
         <w:pStyle w:val="Compact"/>
         <w:numPr>
           <w:ilvl w:val="0"/>
-          <w:numId w:val="1018"/>
+          <w:numId w:val="1031"/>
         </w:numPr>
       </w:pPr>
       <w:r>
@@ -10940,9 +12050,9 @@
         </w:pict>
       </w:r>
     </w:p>
-    <w:bookmarkEnd w:id="51"/>
-    <w:bookmarkEnd w:id="52"/>
-    <w:bookmarkStart w:id="57" w:name="Xa8060624ff13efdb3ccbae944aae678302849af"/>
+    <w:bookmarkEnd w:id="66"/>
+    <w:bookmarkEnd w:id="67"/>
+    <w:bookmarkStart w:id="72" w:name="Xa8060624ff13efdb3ccbae944aae678302849af"/>
     <w:p>
       <w:pPr>
         <w:pStyle w:val="Heading2"/>
@@ -10951,7 +12061,7 @@
         <w:t xml:space="preserve">8. Kök/ayrıcalıklı ortam ve bileşen imza doğrulaması</w:t>
       </w:r>
     </w:p>
-    <w:bookmarkStart w:id="53" w:name="kök-root-ayrıcalıklı-ortam-göstergesi"/>
+    <w:bookmarkStart w:id="68" w:name="kök-root-ayrıcalıklı-ortam-göstergesi"/>
     <w:p>
       <w:pPr>
         <w:pStyle w:val="Heading3"/>
@@ -11037,8 +12147,8 @@
         <w:t xml:space="preserve">, Windows yükseltilmiş token)?</w:t>
       </w:r>
     </w:p>
-    <w:bookmarkEnd w:id="53"/>
-    <w:bookmarkStart w:id="54" w:name="Xa4c1c47a20f2d3b1732f4199b6349f30fd33758"/>
+    <w:bookmarkEnd w:id="68"/>
+    <w:bookmarkStart w:id="69" w:name="Xa4c1c47a20f2d3b1732f4199b6349f30fd33758"/>
     <w:p>
       <w:pPr>
         <w:pStyle w:val="Heading3"/>
@@ -11322,8 +12432,8 @@
         <w:t xml:space="preserve">güvenmemek.</w:t>
       </w:r>
     </w:p>
-    <w:bookmarkEnd w:id="54"/>
-    <w:bookmarkStart w:id="55" w:name="X2fdce367518b1fb6f43e539e2b019e2de1242de"/>
+    <w:bookmarkEnd w:id="69"/>
+    <w:bookmarkStart w:id="70" w:name="X2fdce367518b1fb6f43e539e2b019e2de1242de"/>
     <w:p>
       <w:pPr>
         <w:pStyle w:val="Heading3"/>
@@ -11402,8 +12512,8 @@
         <w:t xml:space="preserve">hâlidir (Katalog K2/K3/K6).</w:t>
       </w:r>
     </w:p>
-    <w:bookmarkEnd w:id="55"/>
-    <w:bookmarkStart w:id="56" w:name="X0e2e12bbde150a1fbda36bc13211b892fd8cacc"/>
+    <w:bookmarkEnd w:id="70"/>
+    <w:bookmarkStart w:id="71" w:name="X0e2e12bbde150a1fbda36bc13211b892fd8cacc"/>
     <w:p>
       <w:pPr>
         <w:pStyle w:val="Heading3"/>
@@ -11772,9 +12882,9 @@
         </w:pict>
       </w:r>
     </w:p>
-    <w:bookmarkEnd w:id="56"/>
-    <w:bookmarkEnd w:id="57"/>
-    <w:bookmarkStart w:id="62" w:name="X1845e91933a5232a404bcbdc773941025ec6654"/>
+    <w:bookmarkEnd w:id="71"/>
+    <w:bookmarkEnd w:id="72"/>
+    <w:bookmarkStart w:id="77" w:name="X1845e91933a5232a404bcbdc773941025ec6654"/>
     <w:p>
       <w:pPr>
         <w:pStyle w:val="Heading2"/>
@@ -11983,18 +13093,18 @@
           <wp:inline>
             <wp:extent cx="5759999" cy="718936"/>
             <wp:effectExtent b="0" l="0" r="0" t="0"/>
-            <wp:docPr descr="" title="" id="59" name="Picture"/>
+            <wp:docPr descr="" title="" id="74" name="Picture"/>
             <a:graphic>
               <a:graphicData uri="http://schemas.openxmlformats.org/drawingml/2006/picture">
                 <pic:pic>
                   <pic:nvPicPr>
-                    <pic:cNvPr descr="diyagram-4.png" id="60" name="Picture"/>
+                    <pic:cNvPr descr="diyagram-4.png" id="75" name="Picture"/>
                     <pic:cNvPicPr>
                       <a:picLocks noChangeArrowheads="1" noChangeAspect="1"/>
                     </pic:cNvPicPr>
                   </pic:nvPicPr>
                   <pic:blipFill>
-                    <a:blip r:embed="rId58"/>
+                    <a:blip r:embed="rId73"/>
                     <a:stretch>
                       <a:fillRect/>
                     </a:stretch>
@@ -12082,7 +13192,7 @@
         <w:t xml:space="preserve">yaması işe yaramaz.</w:t>
       </w:r>
     </w:p>
-    <w:bookmarkStart w:id="61" w:name="Xedc44c65def3f658f42c15fcc15f3f724256413"/>
+    <w:bookmarkStart w:id="76" w:name="Xedc44c65def3f658f42c15fcc15f3f724256413"/>
     <w:p>
       <w:pPr>
         <w:pStyle w:val="Heading3"/>
@@ -12379,7 +13489,7 @@
         <w:pStyle w:val="Compact"/>
         <w:numPr>
           <w:ilvl w:val="0"/>
-          <w:numId w:val="1019"/>
+          <w:numId w:val="1032"/>
         </w:numPr>
       </w:pPr>
       <w:r>
@@ -12403,7 +13513,7 @@
         <w:pStyle w:val="Compact"/>
         <w:numPr>
           <w:ilvl w:val="0"/>
-          <w:numId w:val="1020"/>
+          <w:numId w:val="1033"/>
         </w:numPr>
       </w:pPr>
       <w:r>
@@ -12431,7 +13541,7 @@
         <w:pStyle w:val="Compact"/>
         <w:numPr>
           <w:ilvl w:val="0"/>
-          <w:numId w:val="1021"/>
+          <w:numId w:val="1034"/>
         </w:numPr>
       </w:pPr>
       <w:r>
@@ -12443,7 +13553,7 @@
         <w:pStyle w:val="Compact"/>
         <w:numPr>
           <w:ilvl w:val="0"/>
-          <w:numId w:val="1022"/>
+          <w:numId w:val="1035"/>
         </w:numPr>
       </w:pPr>
       <w:r>
@@ -12473,9 +13583,9 @@
         </w:pict>
       </w:r>
     </w:p>
-    <w:bookmarkEnd w:id="61"/>
-    <w:bookmarkEnd w:id="62"/>
-    <w:bookmarkStart w:id="67" w:name="X08c29de2a3b7de15bb78a4729d18809acf4747e"/>
+    <w:bookmarkEnd w:id="76"/>
+    <w:bookmarkEnd w:id="77"/>
+    <w:bookmarkStart w:id="82" w:name="X08c29de2a3b7de15bb78a4729d18809acf4747e"/>
     <w:p>
       <w:pPr>
         <w:pStyle w:val="Heading2"/>
@@ -12905,7 +14015,7 @@
         <w:t xml:space="preserve">.</w:t>
       </w:r>
     </w:p>
-    <w:bookmarkStart w:id="66" w:name="X307b23ce5990af5b28a9f6806acb179bdc4083e"/>
+    <w:bookmarkStart w:id="81" w:name="X307b23ce5990af5b28a9f6806acb179bdc4083e"/>
     <w:p>
       <w:pPr>
         <w:pStyle w:val="Heading3"/>
@@ -13184,18 +14294,18 @@
           <wp:inline>
             <wp:extent cx="5759999" cy="2192618"/>
             <wp:effectExtent b="0" l="0" r="0" t="0"/>
-            <wp:docPr descr="" title="" id="64" name="Picture"/>
+            <wp:docPr descr="" title="" id="79" name="Picture"/>
             <a:graphic>
               <a:graphicData uri="http://schemas.openxmlformats.org/drawingml/2006/picture">
                 <pic:pic>
                   <pic:nvPicPr>
-                    <pic:cNvPr descr="diyagram-5.png" id="65" name="Picture"/>
+                    <pic:cNvPr descr="diyagram-5.png" id="80" name="Picture"/>
                     <pic:cNvPicPr>
                       <a:picLocks noChangeArrowheads="1" noChangeAspect="1"/>
                     </pic:cNvPicPr>
                   </pic:nvPicPr>
                   <pic:blipFill>
-                    <a:blip r:embed="rId63"/>
+                    <a:blip r:embed="rId78"/>
                     <a:stretch>
                       <a:fillRect/>
                     </a:stretch>
@@ -13423,9 +14533,9 @@
         </w:pict>
       </w:r>
     </w:p>
-    <w:bookmarkEnd w:id="66"/>
-    <w:bookmarkEnd w:id="67"/>
-    <w:bookmarkStart w:id="68" w:name="raspin-sınırları-ve-etik"/>
+    <w:bookmarkEnd w:id="81"/>
+    <w:bookmarkEnd w:id="82"/>
+    <w:bookmarkStart w:id="83" w:name="raspin-sınırları-ve-etik"/>
     <w:p>
       <w:pPr>
         <w:pStyle w:val="Heading2"/>
@@ -13714,8 +14824,8 @@
         </w:pict>
       </w:r>
     </w:p>
-    <w:bookmarkEnd w:id="68"/>
-    <w:bookmarkStart w:id="69" w:name="dönem-projesi-bu-hafta"/>
+    <w:bookmarkEnd w:id="83"/>
+    <w:bookmarkStart w:id="84" w:name="dönem-projesi-bu-hafta"/>
     <w:p>
       <w:pPr>
         <w:pStyle w:val="Heading2"/>
@@ -13840,7 +14950,7 @@
         <w:pStyle w:val="Compact"/>
         <w:numPr>
           <w:ilvl w:val="0"/>
-          <w:numId w:val="1023"/>
+          <w:numId w:val="1036"/>
         </w:numPr>
       </w:pPr>
       <w:r>
@@ -13900,7 +15010,7 @@
         <w:pStyle w:val="Compact"/>
         <w:numPr>
           <w:ilvl w:val="0"/>
-          <w:numId w:val="1024"/>
+          <w:numId w:val="1037"/>
         </w:numPr>
       </w:pPr>
       <w:r>
@@ -14566,8 +15676,8 @@
         </w:pict>
       </w:r>
     </w:p>
-    <w:bookmarkEnd w:id="69"/>
-    <w:bookmarkStart w:id="70" w:name="sınıf-etkinlikleri"/>
+    <w:bookmarkEnd w:id="84"/>
+    <w:bookmarkStart w:id="85" w:name="sınıf-etkinlikleri"/>
     <w:p>
       <w:pPr>
         <w:pStyle w:val="Heading2"/>
@@ -14863,8 +15973,8 @@
         </w:pict>
       </w:r>
     </w:p>
-    <w:bookmarkEnd w:id="70"/>
-    <w:bookmarkStart w:id="71" w:name="kod-okuma-alıştırmaları"/>
+    <w:bookmarkEnd w:id="85"/>
+    <w:bookmarkStart w:id="86" w:name="kod-okuma-alıştırmaları"/>
     <w:p>
       <w:pPr>
         <w:pStyle w:val="Heading2"/>
@@ -15486,8 +16596,8 @@
         </w:pict>
       </w:r>
     </w:p>
-    <w:bookmarkEnd w:id="71"/>
-    <w:bookmarkStart w:id="72" w:name="kendi-başına-çalış"/>
+    <w:bookmarkEnd w:id="86"/>
+    <w:bookmarkStart w:id="87" w:name="kendi-başına-çalış"/>
     <w:p>
       <w:pPr>
         <w:pStyle w:val="Heading2"/>
@@ -15926,8 +17036,8 @@
         </w:pict>
       </w:r>
     </w:p>
-    <w:bookmarkEnd w:id="72"/>
-    <w:bookmarkStart w:id="73" w:name="kendini-sınama"/>
+    <w:bookmarkEnd w:id="87"/>
+    <w:bookmarkStart w:id="88" w:name="kendini-sınama"/>
     <w:p>
       <w:pPr>
         <w:pStyle w:val="Heading2"/>
@@ -16526,8 +17636,8 @@
         </w:pict>
       </w:r>
     </w:p>
-    <w:bookmarkEnd w:id="73"/>
-    <w:bookmarkStart w:id="74" w:name="quiz-1-tarzı-örnek-sorular"/>
+    <w:bookmarkEnd w:id="88"/>
+    <w:bookmarkStart w:id="89" w:name="quiz-1-tarzı-örnek-sorular"/>
     <w:p>
       <w:pPr>
         <w:pStyle w:val="Heading2"/>
@@ -16553,7 +17663,7 @@
         <w:pStyle w:val="Compact"/>
         <w:numPr>
           <w:ilvl w:val="0"/>
-          <w:numId w:val="1025"/>
+          <w:numId w:val="1038"/>
         </w:numPr>
       </w:pPr>
       <w:r>
@@ -16581,7 +17691,7 @@
         <w:pStyle w:val="Compact"/>
         <w:numPr>
           <w:ilvl w:val="1"/>
-          <w:numId w:val="1026"/>
+          <w:numId w:val="1039"/>
         </w:numPr>
       </w:pPr>
       <w:r>
@@ -16609,7 +17719,7 @@
         <w:pStyle w:val="Compact"/>
         <w:numPr>
           <w:ilvl w:val="0"/>
-          <w:numId w:val="1025"/>
+          <w:numId w:val="1038"/>
         </w:numPr>
       </w:pPr>
       <w:r>
@@ -16655,7 +17765,7 @@
         <w:pStyle w:val="Compact"/>
         <w:numPr>
           <w:ilvl w:val="0"/>
-          <w:numId w:val="1025"/>
+          <w:numId w:val="1038"/>
         </w:numPr>
       </w:pPr>
       <w:r>
@@ -16700,7 +17810,7 @@
         <w:pStyle w:val="Compact"/>
         <w:numPr>
           <w:ilvl w:val="0"/>
-          <w:numId w:val="1025"/>
+          <w:numId w:val="1038"/>
         </w:numPr>
       </w:pPr>
       <w:r>
@@ -16772,7 +17882,7 @@
         <w:pStyle w:val="Compact"/>
         <w:numPr>
           <w:ilvl w:val="0"/>
-          <w:numId w:val="1025"/>
+          <w:numId w:val="1038"/>
         </w:numPr>
       </w:pPr>
       <w:r>
@@ -16792,8 +17902,8 @@
         </w:pict>
       </w:r>
     </w:p>
-    <w:bookmarkEnd w:id="74"/>
-    <w:bookmarkStart w:id="75" w:name="kaynaklar-ve-ileri-okuma"/>
+    <w:bookmarkEnd w:id="89"/>
+    <w:bookmarkStart w:id="90" w:name="kaynaklar-ve-ileri-okuma"/>
     <w:p>
       <w:pPr>
         <w:pStyle w:val="Heading2"/>
@@ -16838,7 +17948,7 @@
         <w:pStyle w:val="Compact"/>
         <w:numPr>
           <w:ilvl w:val="0"/>
-          <w:numId w:val="1027"/>
+          <w:numId w:val="1040"/>
         </w:numPr>
       </w:pPr>
       <w:r>
@@ -16850,7 +17960,7 @@
         <w:pStyle w:val="Compact"/>
         <w:numPr>
           <w:ilvl w:val="0"/>
-          <w:numId w:val="1027"/>
+          <w:numId w:val="1040"/>
         </w:numPr>
       </w:pPr>
       <w:r>
@@ -16862,7 +17972,7 @@
         <w:pStyle w:val="Compact"/>
         <w:numPr>
           <w:ilvl w:val="0"/>
-          <w:numId w:val="1027"/>
+          <w:numId w:val="1040"/>
         </w:numPr>
       </w:pPr>
       <w:r>
@@ -16886,7 +17996,7 @@
         <w:pStyle w:val="Compact"/>
         <w:numPr>
           <w:ilvl w:val="0"/>
-          <w:numId w:val="1028"/>
+          <w:numId w:val="1041"/>
         </w:numPr>
       </w:pPr>
       <w:r>
@@ -16898,7 +18008,7 @@
         <w:pStyle w:val="Compact"/>
         <w:numPr>
           <w:ilvl w:val="0"/>
-          <w:numId w:val="1028"/>
+          <w:numId w:val="1041"/>
         </w:numPr>
       </w:pPr>
       <w:r>
@@ -16910,7 +18020,7 @@
         <w:pStyle w:val="Compact"/>
         <w:numPr>
           <w:ilvl w:val="0"/>
-          <w:numId w:val="1028"/>
+          <w:numId w:val="1041"/>
         </w:numPr>
       </w:pPr>
       <w:r>
@@ -16922,7 +18032,7 @@
         <w:pStyle w:val="Compact"/>
         <w:numPr>
           <w:ilvl w:val="0"/>
-          <w:numId w:val="1028"/>
+          <w:numId w:val="1041"/>
         </w:numPr>
       </w:pPr>
       <w:r>
@@ -17672,8 +18782,8 @@
         </w:tc>
       </w:tr>
     </w:tbl>
-    <w:bookmarkEnd w:id="75"/>
-    <w:bookmarkEnd w:id="76"/>
+    <w:bookmarkEnd w:id="90"/>
+    <w:bookmarkEnd w:id="91"/>
     <w:sectPr>
       <w:headerReference r:id="rId9" w:type="default"/>
       <w:footerReference r:id="rId10" w:type="default"/>
@@ -18286,39 +19396,78 @@
     <w:abstractNumId w:val="991"/>
   </w:num>
   <w:num w:numId="1006">
-    <w:abstractNumId w:val="992"/>
+    <w:abstractNumId w:val="991"/>
   </w:num>
   <w:num w:numId="1007">
-    <w:abstractNumId w:val="992"/>
+    <w:abstractNumId w:val="991"/>
   </w:num>
   <w:num w:numId="1008">
-    <w:abstractNumId w:val="992"/>
+    <w:abstractNumId w:val="991"/>
   </w:num>
   <w:num w:numId="1009">
-    <w:abstractNumId w:val="992"/>
+    <w:abstractNumId w:val="991"/>
   </w:num>
   <w:num w:numId="1010">
-    <w:abstractNumId w:val="992"/>
+    <w:abstractNumId w:val="991"/>
   </w:num>
   <w:num w:numId="1011">
     <w:abstractNumId w:val="991"/>
   </w:num>
   <w:num w:numId="1012">
-    <w:abstractNumId w:val="992"/>
+    <w:abstractNumId w:val="991"/>
   </w:num>
   <w:num w:numId="1013">
-    <w:abstractNumId w:val="992"/>
+    <w:abstractNumId w:val="991"/>
   </w:num>
   <w:num w:numId="1014">
-    <w:abstractNumId w:val="992"/>
+    <w:abstractNumId w:val="991"/>
   </w:num>
   <w:num w:numId="1015">
-    <w:abstractNumId w:val="992"/>
+    <w:abstractNumId w:val="991"/>
   </w:num>
   <w:num w:numId="1016">
     <w:abstractNumId w:val="991"/>
   </w:num>
   <w:num w:numId="1017">
+    <w:abstractNumId w:val="991"/>
+  </w:num>
+  <w:num w:numId="1018">
+    <w:abstractNumId w:val="991"/>
+  </w:num>
+  <w:num w:numId="1019">
+    <w:abstractNumId w:val="992"/>
+  </w:num>
+  <w:num w:numId="1020">
+    <w:abstractNumId w:val="992"/>
+  </w:num>
+  <w:num w:numId="1021">
+    <w:abstractNumId w:val="992"/>
+  </w:num>
+  <w:num w:numId="1022">
+    <w:abstractNumId w:val="992"/>
+  </w:num>
+  <w:num w:numId="1023">
+    <w:abstractNumId w:val="992"/>
+  </w:num>
+  <w:num w:numId="1024">
+    <w:abstractNumId w:val="991"/>
+  </w:num>
+  <w:num w:numId="1025">
+    <w:abstractNumId w:val="992"/>
+  </w:num>
+  <w:num w:numId="1026">
+    <w:abstractNumId w:val="992"/>
+  </w:num>
+  <w:num w:numId="1027">
+    <w:abstractNumId w:val="992"/>
+  </w:num>
+  <w:num w:numId="1028">
+    <w:abstractNumId w:val="992"/>
+  </w:num>
+  <w:num w:numId="1029">
+    <w:abstractNumId w:val="991"/>
+  </w:num>
+  <w:num w:numId="1030">
     <w:abstractNumId w:val="99411"/>
     <w:lvlOverride w:ilvl="0">
       <w:startOverride w:val="1"/>
@@ -18348,28 +19497,28 @@
       <w:startOverride w:val="1"/>
     </w:lvlOverride>
   </w:num>
-  <w:num w:numId="1018">
+  <w:num w:numId="1031">
     <w:abstractNumId w:val="991"/>
   </w:num>
-  <w:num w:numId="1019">
+  <w:num w:numId="1032">
     <w:abstractNumId w:val="992"/>
   </w:num>
-  <w:num w:numId="1020">
+  <w:num w:numId="1033">
     <w:abstractNumId w:val="992"/>
   </w:num>
-  <w:num w:numId="1021">
+  <w:num w:numId="1034">
     <w:abstractNumId w:val="992"/>
   </w:num>
-  <w:num w:numId="1022">
+  <w:num w:numId="1035">
     <w:abstractNumId w:val="992"/>
   </w:num>
-  <w:num w:numId="1023">
+  <w:num w:numId="1036">
     <w:abstractNumId w:val="992"/>
   </w:num>
-  <w:num w:numId="1024">
+  <w:num w:numId="1037">
     <w:abstractNumId w:val="992"/>
   </w:num>
-  <w:num w:numId="1025">
+  <w:num w:numId="1038">
     <w:abstractNumId w:val="99411"/>
     <w:lvlOverride w:ilvl="0">
       <w:startOverride w:val="1"/>
@@ -18399,7 +19548,7 @@
       <w:startOverride w:val="1"/>
     </w:lvlOverride>
   </w:num>
-  <w:num w:numId="1026">
+  <w:num w:numId="1039">
     <w:abstractNumId w:val="99721"/>
     <w:lvlOverride w:ilvl="0">
       <w:startOverride w:val="1"/>
@@ -18429,10 +19578,10 @@
       <w:startOverride w:val="1"/>
     </w:lvlOverride>
   </w:num>
-  <w:num w:numId="1027">
+  <w:num w:numId="1040">
     <w:abstractNumId w:val="991"/>
   </w:num>
-  <w:num w:numId="1028">
+  <w:num w:numId="1041">
     <w:abstractNumId w:val="991"/>
   </w:num>
 </w:numbering>

--- a/docs/week-6/cen429-week-6-ders-notu.tr.docx
+++ b/docs/week-6/cen429-week-6-ders-notu.tr.docx
@@ -3558,21 +3558,7 @@
           <w:b/>
           <w:bCs/>
         </w:rPr>
-        <w:t xml:space="preserve">hangi</w:t>
-      </w:r>
-      <w:r>
-        <w:rPr>
-          <w:b/>
-          <w:bCs/>
-        </w:rPr>
-        <w:t xml:space="preserve"> </w:t>
-      </w:r>
-      <w:r>
-        <w:rPr>
-          <w:b/>
-          <w:bCs/>
-        </w:rPr>
-        <w:t xml:space="preserve">cihazdayım</w:t>
+        <w:t xml:space="preserve">hangi cihazdayım</w:t>
       </w:r>
       <w:r>
         <w:t xml:space="preserve">?”</w:t>
@@ -3605,14 +3591,14 @@
       <w:r>
         <w:drawing>
           <wp:inline>
-            <wp:extent cx="5759999" cy="1854667"/>
+            <wp:extent cx="5759999" cy="2561342"/>
             <wp:effectExtent b="0" l="0" r="0" t="0"/>
-            <wp:docPr descr="" title="" id="38" name="Picture"/>
+            <wp:docPr descr="RASP döngüsü: algıla, savun, caydır" title="" id="38" name="Picture"/>
             <a:graphic>
               <a:graphicData uri="http://schemas.openxmlformats.org/drawingml/2006/picture">
                 <pic:pic>
                   <pic:nvPicPr>
-                    <pic:cNvPr descr="diyagram-1.png" id="39" name="Picture"/>
+                    <pic:cNvPr descr="h06-01-rasp-dongusu.png" id="39" name="Picture"/>
                     <pic:cNvPicPr>
                       <a:picLocks noChangeArrowheads="1" noChangeAspect="1"/>
                     </pic:cNvPicPr>
@@ -3626,7 +3612,7 @@
                   <pic:spPr bwMode="auto">
                     <a:xfrm>
                       <a:off x="0" y="0"/>
-                      <a:ext cx="5759999" cy="1854667"/>
+                      <a:ext cx="5759999" cy="2561342"/>
                     </a:xfrm>
                     <a:prstGeom prst="rect">
                       <a:avLst/>
@@ -5082,14 +5068,14 @@
       <w:r>
         <w:drawing>
           <wp:inline>
-            <wp:extent cx="5759999" cy="857475"/>
+            <wp:extent cx="5759999" cy="2786354"/>
             <wp:effectExtent b="0" l="0" r="0" t="0"/>
-            <wp:docPr descr="" title="" id="47" name="Picture"/>
+            <wp:docPr descr="Hassas işlemi saran RASP katmanları" title="" id="47" name="Picture"/>
             <a:graphic>
               <a:graphicData uri="http://schemas.openxmlformats.org/drawingml/2006/picture">
                 <pic:pic>
                   <pic:nvPicPr>
-                    <pic:cNvPr descr="diyagram-2.png" id="48" name="Picture"/>
+                    <pic:cNvPr descr="h06-02-katmanlar.png" id="48" name="Picture"/>
                     <pic:cNvPicPr>
                       <a:picLocks noChangeArrowheads="1" noChangeAspect="1"/>
                     </pic:cNvPicPr>
@@ -5103,7 +5089,7 @@
                   <pic:spPr bwMode="auto">
                     <a:xfrm>
                       <a:off x="0" y="0"/>
-                      <a:ext cx="5759999" cy="857475"/>
+                      <a:ext cx="5759999" cy="2786354"/>
                     </a:xfrm>
                     <a:prstGeom prst="rect">
                       <a:avLst/>
@@ -5491,14 +5477,14 @@
       <w:r>
         <w:drawing>
           <wp:inline>
-            <wp:extent cx="5759999" cy="1338775"/>
+            <wp:extent cx="5759999" cy="2283460"/>
             <wp:effectExtent b="0" l="0" r="0" t="0"/>
-            <wp:docPr descr="" title="" id="52" name="Picture"/>
+            <wp:docPr descr="Self-hashing ile bütünlük denetimi akışı" title="" id="52" name="Picture"/>
             <a:graphic>
               <a:graphicData uri="http://schemas.openxmlformats.org/drawingml/2006/picture">
                 <pic:pic>
                   <pic:nvPicPr>
-                    <pic:cNvPr descr="diyagram-3.png" id="53" name="Picture"/>
+                    <pic:cNvPr descr="h06-03-self-hashing.png" id="53" name="Picture"/>
                     <pic:cNvPicPr>
                       <a:picLocks noChangeArrowheads="1" noChangeAspect="1"/>
                     </pic:cNvPicPr>
@@ -5512,7 +5498,7 @@
                   <pic:spPr bwMode="auto">
                     <a:xfrm>
                       <a:off x="0" y="0"/>
-                      <a:ext cx="5759999" cy="1338775"/>
+                      <a:ext cx="5759999" cy="2283460"/>
                     </a:xfrm>
                     <a:prstGeom prst="rect">
                       <a:avLst/>
@@ -13091,14 +13077,14 @@
       <w:r>
         <w:drawing>
           <wp:inline>
-            <wp:extent cx="5759999" cy="718936"/>
+            <wp:extent cx="5759999" cy="2283460"/>
             <wp:effectExtent b="0" l="0" r="0" t="0"/>
-            <wp:docPr descr="" title="" id="74" name="Picture"/>
+            <wp:docPr descr="Kontrol akışı sayacı ile denetim atlamanın yakalanması" title="" id="74" name="Picture"/>
             <a:graphic>
               <a:graphicData uri="http://schemas.openxmlformats.org/drawingml/2006/picture">
                 <pic:pic>
                   <pic:nvPicPr>
-                    <pic:cNvPr descr="diyagram-4.png" id="75" name="Picture"/>
+                    <pic:cNvPr descr="h06-04-akis-sayaci.png" id="75" name="Picture"/>
                     <pic:cNvPicPr>
                       <a:picLocks noChangeArrowheads="1" noChangeAspect="1"/>
                     </pic:cNvPicPr>
@@ -13112,7 +13098,7 @@
                   <pic:spPr bwMode="auto">
                     <a:xfrm>
                       <a:off x="0" y="0"/>
-                      <a:ext cx="5759999" cy="718936"/>
+                      <a:ext cx="5759999" cy="2283460"/>
                     </a:xfrm>
                     <a:prstGeom prst="rect">
                       <a:avLst/>
@@ -14292,14 +14278,14 @@
       <w:r>
         <w:drawing>
           <wp:inline>
-            <wp:extent cx="5759999" cy="2192618"/>
+            <wp:extent cx="5759999" cy="2377094"/>
             <wp:effectExtent b="0" l="0" r="0" t="0"/>
-            <wp:docPr descr="" title="" id="79" name="Picture"/>
+            <wp:docPr descr="RASP motorunun her kritik işlemdeki karar akışı" title="" id="79" name="Picture"/>
             <a:graphic>
               <a:graphicData uri="http://schemas.openxmlformats.org/drawingml/2006/picture">
                 <pic:pic>
                   <pic:nvPicPr>
-                    <pic:cNvPr descr="diyagram-5.png" id="80" name="Picture"/>
+                    <pic:cNvPr descr="h06-05-rasp-motoru.png" id="80" name="Picture"/>
                     <pic:cNvPicPr>
                       <a:picLocks noChangeArrowheads="1" noChangeAspect="1"/>
                     </pic:cNvPicPr>
@@ -14313,7 +14299,7 @@
                   <pic:spPr bwMode="auto">
                     <a:xfrm>
                       <a:off x="0" y="0"/>
-                      <a:ext cx="5759999" cy="2192618"/>
+                      <a:ext cx="5759999" cy="2377094"/>
                     </a:xfrm>
                     <a:prstGeom prst="rect">
                       <a:avLst/>

--- a/docs/week-6/cen429-week-6-ders-notu.tr.docx
+++ b/docs/week-6/cen429-week-6-ders-notu.tr.docx
@@ -2,7 +2,7 @@
 <file path=word/document.xml><?xml version="1.0" encoding="utf-8"?>
 <w:document xmlns:w="http://schemas.openxmlformats.org/wordprocessingml/2006/main" xmlns:m="http://schemas.openxmlformats.org/officeDocument/2006/math" xmlns:r="http://schemas.openxmlformats.org/officeDocument/2006/relationships" xmlns:o="urn:schemas-microsoft-com:office:office" xmlns:v="urn:schemas-microsoft-com:vml" xmlns:w10="urn:schemas-microsoft-com:office:word" xmlns:a="http://schemas.openxmlformats.org/drawingml/2006/main" xmlns:pic="http://schemas.openxmlformats.org/drawingml/2006/picture" xmlns:wp="http://schemas.openxmlformats.org/drawingml/2006/wordprocessingDrawing">
   <w:body>
-    <w:bookmarkStart w:id="134" w:name="Xd46acdb1e1c8a0abbadfb6f63b56ebbbdabc7e7"/>
+    <w:bookmarkStart w:id="135" w:name="Xd46acdb1e1c8a0abbadfb6f63b56ebbbdabc7e7"/>
     <w:p>
       <w:pPr>
         <w:pStyle w:val="Heading1"/>
@@ -20029,7 +20029,7 @@
     </w:p>
     <w:bookmarkEnd w:id="93"/>
     <w:bookmarkEnd w:id="94"/>
-    <w:bookmarkStart w:id="103" w:name="Xa8060624ff13efdb3ccbae944aae678302849af"/>
+    <w:bookmarkStart w:id="104" w:name="Xa8060624ff13efdb3ccbae944aae678302849af"/>
     <w:p>
       <w:pPr>
         <w:pStyle w:val="Heading2"/>
@@ -20084,11 +20084,91 @@
           </wp:inline>
         </w:drawing>
       </w:r>
-      <w:r>
-        <w:t xml:space="preserve"> </w:t>
-      </w:r>
-      <w:r>
-        <w:t xml:space="preserve">### 8.1 Kök (root) / ayrıcalıklı ortam göstergesi</w:t>
+    </w:p>
+    <w:bookmarkStart w:id="98" w:name="kök-root-ayrıcalıklı-ortam-göstergesi"/>
+    <w:p>
+      <w:pPr>
+        <w:pStyle w:val="Heading3"/>
+      </w:pPr>
+      <w:r>
+        <w:t xml:space="preserve">8.1 Kök (root) / ayrıcalıklı ortam göstergesi</w:t>
+      </w:r>
+    </w:p>
+    <w:p>
+      <w:pPr>
+        <w:pStyle w:val="FirstParagraph"/>
+      </w:pPr>
+      <w:r>
+        <w:t xml:space="preserve">Root’lu (ya da jailbreak’li) bir cihazda uygulamanın güvenlik varsayımları çöker: her süreç belleği okuyabilir, dosya</w:t>
+      </w:r>
+      <w:r>
+        <w:t xml:space="preserve"> </w:t>
+      </w:r>
+      <w:r>
+        <w:t xml:space="preserve">sistemi korumaları aşılır. RASP root göstergelerine bakar (Katalog K4/K5):</w:t>
+      </w:r>
+      <w:r>
+        <w:t xml:space="preserve"> </w:t>
+      </w:r>
+      <w:r>
+        <w:rPr>
+          <w:rStyle w:val="VerbatimChar"/>
+        </w:rPr>
+        <w:t xml:space="preserve">su</w:t>
+      </w:r>
+      <w:r>
+        <w:t xml:space="preserve"> </w:t>
+      </w:r>
+      <w:r>
+        <w:t xml:space="preserve">ikilisinin varlığı, tehlikeli paketler,</w:t>
+      </w:r>
+      <w:r>
+        <w:t xml:space="preserve"> </w:t>
+      </w:r>
+      <w:r>
+        <w:t xml:space="preserve">yazılabilir sistem yolları, root gizleme çerçeveleri. Masaüstündeki taşınabilir karşılığı: uygulama</w:t>
+      </w:r>
+      <w:r>
+        <w:t xml:space="preserve"> </w:t>
+      </w:r>
+      <w:r>
+        <w:rPr>
+          <w:b/>
+          <w:bCs/>
+        </w:rPr>
+        <w:t xml:space="preserve">yükseltilmiş</w:t>
+      </w:r>
+      <w:r>
+        <w:rPr>
+          <w:b/>
+          <w:bCs/>
+        </w:rPr>
+        <w:t xml:space="preserve"> </w:t>
+      </w:r>
+      <w:r>
+        <w:rPr>
+          <w:b/>
+          <w:bCs/>
+        </w:rPr>
+        <w:t xml:space="preserve">yetkiyle</w:t>
+      </w:r>
+      <w:r>
+        <w:t xml:space="preserve"> </w:t>
+      </w:r>
+      <w:r>
+        <w:t xml:space="preserve">mi çalışıyor (Linux</w:t>
+      </w:r>
+      <w:r>
+        <w:t xml:space="preserve"> </w:t>
+      </w:r>
+      <w:r>
+        <w:rPr>
+          <w:rStyle w:val="VerbatimChar"/>
+        </w:rPr>
+        <w:t xml:space="preserve">geteuid()==0</w:t>
+      </w:r>
+      <w:r>
+        <w:t xml:space="preserve">, Windows yükseltilmiş token)?</w:t>
       </w:r>
     </w:p>
     <w:p>
@@ -20096,13 +20176,79 @@
         <w:pStyle w:val="BodyText"/>
       </w:pPr>
       <w:r>
-        <w:t xml:space="preserve">Root’lu (ya da jailbreak’li) bir cihazda uygulamanın güvenlik varsayımları çöker: her süreç belleği okuyabilir, dosya</w:t>
-      </w:r>
-      <w:r>
-        <w:t xml:space="preserve"> </w:t>
-      </w:r>
-      <w:r>
-        <w:t xml:space="preserve">sistemi korumaları aşılır. RASP root göstergelerine bakar (Katalog K4/K5):</w:t>
+        <w:rPr>
+          <w:b/>
+          <w:bCs/>
+        </w:rPr>
+        <w:t xml:space="preserve">Mobil</w:t>
+      </w:r>
+      <w:r>
+        <w:rPr>
+          <w:b/>
+          <w:bCs/>
+        </w:rPr>
+        <w:t xml:space="preserve"> </w:t>
+      </w:r>
+      <w:r>
+        <w:rPr>
+          <w:b/>
+          <w:bCs/>
+        </w:rPr>
+        <w:t xml:space="preserve">“root”</w:t>
+      </w:r>
+      <w:r>
+        <w:rPr>
+          <w:b/>
+          <w:bCs/>
+        </w:rPr>
+        <w:t xml:space="preserve"> </w:t>
+      </w:r>
+      <w:r>
+        <w:rPr>
+          <w:b/>
+          <w:bCs/>
+        </w:rPr>
+        <w:t xml:space="preserve">ile masaüstü</w:t>
+      </w:r>
+      <w:r>
+        <w:rPr>
+          <w:b/>
+          <w:bCs/>
+        </w:rPr>
+        <w:t xml:space="preserve"> </w:t>
+      </w:r>
+      <w:r>
+        <w:rPr>
+          <w:b/>
+          <w:bCs/>
+        </w:rPr>
+        <w:t xml:space="preserve">“yükseltilmiş yetki”</w:t>
+      </w:r>
+      <w:r>
+        <w:rPr>
+          <w:b/>
+          <w:bCs/>
+        </w:rPr>
+        <w:t xml:space="preserve"> </w:t>
+      </w:r>
+      <w:r>
+        <w:rPr>
+          <w:b/>
+          <w:bCs/>
+        </w:rPr>
+        <w:t xml:space="preserve">arasındaki fark yalnız isimdir, fikir aynıdır.</w:t>
+      </w:r>
+      <w:r>
+        <w:t xml:space="preserve"> </w:t>
+      </w:r>
+      <w:r>
+        <w:t xml:space="preserve">Android’de bir</w:t>
+      </w:r>
+      <w:r>
+        <w:t xml:space="preserve"> </w:t>
+      </w:r>
+      <w:r>
+        <w:t xml:space="preserve">uygulamanın</w:t>
       </w:r>
       <w:r>
         <w:t xml:space="preserve"> </w:t>
@@ -20117,43 +20263,103 @@
         <w:t xml:space="preserve"> </w:t>
       </w:r>
       <w:r>
-        <w:t xml:space="preserve">ikilisinin varlığı, tehlikeli paketler,</w:t>
-      </w:r>
-      <w:r>
-        <w:t xml:space="preserve"> </w:t>
-      </w:r>
-      <w:r>
-        <w:t xml:space="preserve">yazılabilir sistem yolları, root gizleme çerçeveleri. Masaüstündeki taşınabilir karşılığı: uygulama</w:t>
-      </w:r>
-      <w:r>
-        <w:t xml:space="preserve"> </w:t>
-      </w:r>
-      <w:r>
-        <w:rPr>
-          <w:b/>
-          <w:bCs/>
-        </w:rPr>
-        <w:t xml:space="preserve">yükseltilmiş</w:t>
-      </w:r>
-      <w:r>
-        <w:rPr>
-          <w:b/>
-          <w:bCs/>
-        </w:rPr>
-        <w:t xml:space="preserve"> </w:t>
-      </w:r>
-      <w:r>
-        <w:rPr>
-          <w:b/>
-          <w:bCs/>
-        </w:rPr>
-        <w:t xml:space="preserve">yetkiyle</w:t>
-      </w:r>
-      <w:r>
-        <w:t xml:space="preserve"> </w:t>
-      </w:r>
-      <w:r>
-        <w:t xml:space="preserve">mi çalışıyor (Linux</w:t>
+        <w:t xml:space="preserve">ikilisini bulması, root erişiminin</w:t>
+      </w:r>
+      <w:r>
+        <w:t xml:space="preserve"> </w:t>
+      </w:r>
+      <w:r>
+        <w:rPr>
+          <w:b/>
+          <w:bCs/>
+        </w:rPr>
+        <w:t xml:space="preserve">kurulu olduğunu</w:t>
+      </w:r>
+      <w:r>
+        <w:t xml:space="preserve"> </w:t>
+      </w:r>
+      <w:r>
+        <w:t xml:space="preserve">gösterir; Linux/masaüstünde bir sürecin</w:t>
+      </w:r>
+      <w:r>
+        <w:t xml:space="preserve"> </w:t>
+      </w:r>
+      <w:r>
+        <w:rPr>
+          <w:rStyle w:val="VerbatimChar"/>
+        </w:rPr>
+        <w:t xml:space="preserve">geteuid()</w:t>
+      </w:r>
+      <w:r>
+        <w:t xml:space="preserve">’i</w:t>
+      </w:r>
+      <w:r>
+        <w:t xml:space="preserve"> </w:t>
+      </w:r>
+      <w:r>
+        <w:rPr>
+          <w:rStyle w:val="VerbatimChar"/>
+        </w:rPr>
+        <w:t xml:space="preserve">0</w:t>
+      </w:r>
+      <w:r>
+        <w:t xml:space="preserve"> </w:t>
+      </w:r>
+      <w:r>
+        <w:t xml:space="preserve">döndürmesi, sürecin</w:t>
+      </w:r>
+      <w:r>
+        <w:t xml:space="preserve"> </w:t>
+      </w:r>
+      <w:r>
+        <w:rPr>
+          <w:b/>
+          <w:bCs/>
+        </w:rPr>
+        <w:t xml:space="preserve">fiilen</w:t>
+      </w:r>
+      <w:r>
+        <w:t xml:space="preserve"> </w:t>
+      </w:r>
+      <w:r>
+        <w:rPr>
+          <w:rStyle w:val="VerbatimChar"/>
+        </w:rPr>
+        <w:t xml:space="preserve">root</w:t>
+      </w:r>
+      <w:r>
+        <w:t xml:space="preserve"> </w:t>
+      </w:r>
+      <w:r>
+        <w:t xml:space="preserve">kullanıcısı olarak çalıştığını gösterir. İkisi arasındaki</w:t>
+      </w:r>
+      <w:r>
+        <w:t xml:space="preserve"> </w:t>
+      </w:r>
+      <w:r>
+        <w:t xml:space="preserve">küçük ama önemli fark: mobilde root</w:t>
+      </w:r>
+      <w:r>
+        <w:t xml:space="preserve"> </w:t>
+      </w:r>
+      <w:r>
+        <w:rPr>
+          <w:b/>
+          <w:bCs/>
+        </w:rPr>
+        <w:t xml:space="preserve">kurulu olabilir ama o an kullanılmıyor olabilir</w:t>
+      </w:r>
+      <w:r>
+        <w:t xml:space="preserve"> </w:t>
+      </w:r>
+      <w:r>
+        <w:t xml:space="preserve">(gösterge, göstergedir);</w:t>
+      </w:r>
+      <w:r>
+        <w:t xml:space="preserve"> </w:t>
+      </w:r>
+      <w:r>
+        <w:t xml:space="preserve">masaüstünde</w:t>
       </w:r>
       <w:r>
         <w:t xml:space="preserve"> </w:t>
@@ -20165,87 +20371,290 @@
         <w:t xml:space="preserve">geteuid()==0</w:t>
       </w:r>
       <w:r>
-        <w:t xml:space="preserve">, Windows yükseltilmiş token)?</w:t>
-      </w:r>
-    </w:p>
-    <w:p>
-      <w:pPr>
-        <w:pStyle w:val="BodyText"/>
-      </w:pPr>
-      <w:r>
-        <w:rPr>
-          <w:b/>
-          <w:bCs/>
-        </w:rPr>
-        <w:t xml:space="preserve">Mobil</w:t>
-      </w:r>
-      <w:r>
-        <w:rPr>
-          <w:b/>
-          <w:bCs/>
-        </w:rPr>
-        <w:t xml:space="preserve"> </w:t>
-      </w:r>
-      <w:r>
-        <w:rPr>
-          <w:b/>
-          <w:bCs/>
-        </w:rPr>
-        <w:t xml:space="preserve">“root”</w:t>
-      </w:r>
-      <w:r>
-        <w:rPr>
-          <w:b/>
-          <w:bCs/>
-        </w:rPr>
-        <w:t xml:space="preserve"> </w:t>
-      </w:r>
-      <w:r>
-        <w:rPr>
-          <w:b/>
-          <w:bCs/>
-        </w:rPr>
-        <w:t xml:space="preserve">ile masaüstü</w:t>
-      </w:r>
-      <w:r>
-        <w:rPr>
-          <w:b/>
-          <w:bCs/>
-        </w:rPr>
-        <w:t xml:space="preserve"> </w:t>
-      </w:r>
-      <w:r>
-        <w:rPr>
-          <w:b/>
-          <w:bCs/>
-        </w:rPr>
-        <w:t xml:space="preserve">“yükseltilmiş yetki”</w:t>
-      </w:r>
-      <w:r>
-        <w:rPr>
-          <w:b/>
-          <w:bCs/>
-        </w:rPr>
-        <w:t xml:space="preserve"> </w:t>
-      </w:r>
-      <w:r>
-        <w:rPr>
-          <w:b/>
-          <w:bCs/>
-        </w:rPr>
-        <w:t xml:space="preserve">arasındaki fark yalnız isimdir, fikir aynıdır.</w:t>
-      </w:r>
-      <w:r>
-        <w:t xml:space="preserve"> </w:t>
-      </w:r>
-      <w:r>
-        <w:t xml:space="preserve">Android’de bir</w:t>
-      </w:r>
-      <w:r>
-        <w:t xml:space="preserve"> </w:t>
-      </w:r>
-      <w:r>
-        <w:t xml:space="preserve">uygulamanın</w:t>
+        <w:t xml:space="preserve"> </w:t>
+      </w:r>
+      <w:r>
+        <w:t xml:space="preserve">ise</w:t>
+      </w:r>
+      <w:r>
+        <w:t xml:space="preserve"> </w:t>
+      </w:r>
+      <w:r>
+        <w:rPr>
+          <w:b/>
+          <w:bCs/>
+        </w:rPr>
+        <w:t xml:space="preserve">o anki gerçek durumu</w:t>
+      </w:r>
+      <w:r>
+        <w:t xml:space="preserve"> </w:t>
+      </w:r>
+      <w:r>
+        <w:t xml:space="preserve">bildirir (çekirdeğin kendisi bu bilgiyi tutar, tıpkı</w:t>
+      </w:r>
+      <w:r>
+        <w:t xml:space="preserve"> </w:t>
+      </w:r>
+      <w:r>
+        <w:t xml:space="preserve">Bölüm 4.1’deki</w:t>
+      </w:r>
+      <w:r>
+        <w:t xml:space="preserve"> </w:t>
+      </w:r>
+      <w:r>
+        <w:rPr>
+          <w:rStyle w:val="VerbatimChar"/>
+        </w:rPr>
+        <w:t xml:space="preserve">TracerPid</w:t>
+      </w:r>
+      <w:r>
+        <w:t xml:space="preserve"> </w:t>
+      </w:r>
+      <w:r>
+        <w:t xml:space="preserve">gibi sahtelemesi zordur). Bu yüzden masaüstü/sunucu tarafındaki</w:t>
+      </w:r>
+      <w:r>
+        <w:t xml:space="preserve"> </w:t>
+      </w:r>
+      <w:r>
+        <w:t xml:space="preserve">“ayrıcalıklı süreç”</w:t>
+      </w:r>
+      <w:r>
+        <w:t xml:space="preserve"> </w:t>
+      </w:r>
+      <w:r>
+        <w:t xml:space="preserve">denetimi, mobildeki</w:t>
+      </w:r>
+      <w:r>
+        <w:t xml:space="preserve"> </w:t>
+      </w:r>
+      <w:r>
+        <w:t xml:space="preserve">“root göstergesi”</w:t>
+      </w:r>
+      <w:r>
+        <w:t xml:space="preserve"> </w:t>
+      </w:r>
+      <w:r>
+        <w:t xml:space="preserve">taramasından biraz daha</w:t>
+      </w:r>
+      <w:r>
+        <w:t xml:space="preserve"> </w:t>
+      </w:r>
+      <w:r>
+        <w:rPr>
+          <w:b/>
+          <w:bCs/>
+        </w:rPr>
+        <w:t xml:space="preserve">güvenilir</w:t>
+      </w:r>
+      <w:r>
+        <w:t xml:space="preserve"> </w:t>
+      </w:r>
+      <w:r>
+        <w:t xml:space="preserve">bir sinyaldir — yine de tek başına</w:t>
+      </w:r>
+      <w:r>
+        <w:t xml:space="preserve"> </w:t>
+      </w:r>
+      <w:r>
+        <w:t xml:space="preserve">karar vermek yerine Bölüm 8.1.1’deki risk skoruna eklenmelidir.</w:t>
+      </w:r>
+    </w:p>
+    <w:bookmarkEnd w:id="98"/>
+    <w:bookmarkStart w:id="99" w:name="Xa4c1c47a20f2d3b1732f4199b6349f30fd33758"/>
+    <w:p>
+      <w:pPr>
+        <w:pStyle w:val="Heading3"/>
+      </w:pPr>
+      <w:r>
+        <w:t xml:space="preserve">Demo 7 — Root/ayrıcalıklı ortam göstergesi (yalnız okuma)</w:t>
+      </w:r>
+    </w:p>
+    <w:p>
+      <w:pPr>
+        <w:pStyle w:val="BlockText"/>
+      </w:pPr>
+      <w:r>
+        <w:rPr>
+          <w:b/>
+          <w:bCs/>
+        </w:rPr>
+        <w:t xml:space="preserve">Demo 7 ·</w:t>
+      </w:r>
+      <w:r>
+        <w:rPr>
+          <w:b/>
+          <w:bCs/>
+        </w:rPr>
+        <w:t xml:space="preserve"> </w:t>
+      </w:r>
+      <w:r>
+        <w:rPr>
+          <w:rStyle w:val="VerbatimChar"/>
+          <w:b/>
+          <w:bCs/>
+        </w:rPr>
+        <w:t xml:space="preserve">code/week-06/07-ortam-yetki</w:t>
+      </w:r>
+      <w:r>
+        <w:rPr>
+          <w:b/>
+          <w:bCs/>
+        </w:rPr>
+        <w:t xml:space="preserve"> </w:t>
+      </w:r>
+      <w:r>
+        <w:rPr>
+          <w:b/>
+          <w:bCs/>
+        </w:rPr>
+        <w:t xml:space="preserve">· root/ayrıcalık göstergesi, salt okuma</w:t>
+      </w:r>
+    </w:p>
+    <w:p>
+      <w:pPr>
+        <w:pStyle w:val="BlockText"/>
+      </w:pPr>
+      <w:r>
+        <w:t xml:space="preserve">Program (1) ayrıcalık seviyesini (root/admin mi) ve (2) bilinen</w:t>
+      </w:r>
+      <w:r>
+        <w:t xml:space="preserve"> </w:t>
+      </w:r>
+      <w:r>
+        <w:t xml:space="preserve">“tehlikeli işaret”</w:t>
+      </w:r>
+      <w:r>
+        <w:t xml:space="preserve"> </w:t>
+      </w:r>
+      <w:r>
+        <w:t xml:space="preserve">yollarının varlığını yalnız</w:t>
+      </w:r>
+      <w:r>
+        <w:t xml:space="preserve"> </w:t>
+      </w:r>
+      <w:r>
+        <w:rPr>
+          <w:b/>
+          <w:bCs/>
+        </w:rPr>
+        <w:t xml:space="preserve">okuyarak</w:t>
+      </w:r>
+      <w:r>
+        <w:t xml:space="preserve"> </w:t>
+      </w:r>
+      <w:r>
+        <w:t xml:space="preserve">kontrol eder. Demoyu deterministik kılmak için komut satırından sahte bir işaret (</w:t>
+      </w:r>
+      <w:r>
+        <w:rPr>
+          <w:rStyle w:val="VerbatimChar"/>
+        </w:rPr>
+        <w:t xml:space="preserve">cikti/sahte_su</w:t>
+      </w:r>
+      <w:r>
+        <w:t xml:space="preserve">)</w:t>
+      </w:r>
+      <w:r>
+        <w:t xml:space="preserve"> </w:t>
+      </w:r>
+      <w:r>
+        <w:t xml:space="preserve">verilir.</w:t>
+      </w:r>
+    </w:p>
+    <w:p>
+      <w:pPr>
+        <w:pStyle w:val="FirstParagraph"/>
+      </w:pPr>
+      <w:r>
+        <w:rPr>
+          <w:b/>
+          <w:bCs/>
+        </w:rPr>
+        <w:t xml:space="preserve">sh demo.sh — gerçek çıktı (kısaltılmış)</w:t>
+      </w:r>
+    </w:p>
+    <w:p>
+      <w:pPr>
+        <w:pStyle w:val="SourceCode"/>
+      </w:pPr>
+      <w:r>
+        <w:rPr>
+          <w:rStyle w:val="VerbatimChar"/>
+        </w:rPr>
+        <w:t xml:space="preserve">ADIM 2 - Isaretli durum: sahte bir 'su' isaret dosyasi olusturuluyor</w:t>
+      </w:r>
+      <w:r>
+        <w:br/>
+      </w:r>
+      <w:r>
+        <w:rPr>
+          <w:rStyle w:val="VerbatimChar"/>
+        </w:rPr>
+        <w:t xml:space="preserve">1) Ayricalik seviyesi : normal kullanici</w:t>
+      </w:r>
+      <w:r>
+        <w:br/>
+      </w:r>
+      <w:r>
+        <w:rPr>
+          <w:rStyle w:val="VerbatimChar"/>
+        </w:rPr>
+        <w:t xml:space="preserve">2) Tehlikeli gosterge taramasi:</w:t>
+      </w:r>
+      <w:r>
+        <w:br/>
+      </w:r>
+      <w:r>
+        <w:rPr>
+          <w:rStyle w:val="VerbatimChar"/>
+        </w:rPr>
+        <w:t xml:space="preserve">   [BULUNDU] cikti/sahte_su (ek isaret)</w:t>
+      </w:r>
+      <w:r>
+        <w:br/>
+      </w:r>
+      <w:r>
+        <w:rPr>
+          <w:rStyle w:val="VerbatimChar"/>
+        </w:rPr>
+        <w:t xml:space="preserve">SONUC: Ayricalikli/riskli ortam GOSTERGESI var (1 sinyal).</w:t>
+      </w:r>
+    </w:p>
+    <w:p>
+      <w:pPr>
+        <w:pStyle w:val="BlockText"/>
+      </w:pPr>
+      <w:r>
+        <w:rPr>
+          <w:b/>
+          <w:bCs/>
+        </w:rPr>
+        <w:t xml:space="preserve">Sinyal, kanıt değil</w:t>
+      </w:r>
+    </w:p>
+    <w:p>
+      <w:pPr>
+        <w:pStyle w:val="BlockText"/>
+      </w:pPr>
+      <w:r>
+        <w:t xml:space="preserve">Root göstergeleri</w:t>
+      </w:r>
+      <w:r>
+        <w:t xml:space="preserve"> </w:t>
+      </w:r>
+      <w:r>
+        <w:rPr>
+          <w:b/>
+          <w:bCs/>
+        </w:rPr>
+        <w:t xml:space="preserve">kolayca sahtelenir</w:t>
+      </w:r>
+      <w:r>
+        <w:t xml:space="preserve"> </w:t>
+      </w:r>
+      <w:r>
+        <w:t xml:space="preserve">(Magisk Hide gibi araçlar</w:t>
       </w:r>
       <w:r>
         <w:t xml:space="preserve"> </w:t>
@@ -20257,411 +20666,6 @@
         <w:t xml:space="preserve">su</w:t>
       </w:r>
       <w:r>
-        <w:t xml:space="preserve"> </w:t>
-      </w:r>
-      <w:r>
-        <w:t xml:space="preserve">ikilisini bulması, root erişiminin</w:t>
-      </w:r>
-      <w:r>
-        <w:t xml:space="preserve"> </w:t>
-      </w:r>
-      <w:r>
-        <w:rPr>
-          <w:b/>
-          <w:bCs/>
-        </w:rPr>
-        <w:t xml:space="preserve">kurulu olduğunu</w:t>
-      </w:r>
-      <w:r>
-        <w:t xml:space="preserve"> </w:t>
-      </w:r>
-      <w:r>
-        <w:t xml:space="preserve">gösterir; Linux/masaüstünde bir sürecin</w:t>
-      </w:r>
-      <w:r>
-        <w:t xml:space="preserve"> </w:t>
-      </w:r>
-      <w:r>
-        <w:rPr>
-          <w:rStyle w:val="VerbatimChar"/>
-        </w:rPr>
-        <w:t xml:space="preserve">geteuid()</w:t>
-      </w:r>
-      <w:r>
-        <w:t xml:space="preserve">’i</w:t>
-      </w:r>
-      <w:r>
-        <w:t xml:space="preserve"> </w:t>
-      </w:r>
-      <w:r>
-        <w:rPr>
-          <w:rStyle w:val="VerbatimChar"/>
-        </w:rPr>
-        <w:t xml:space="preserve">0</w:t>
-      </w:r>
-      <w:r>
-        <w:t xml:space="preserve"> </w:t>
-      </w:r>
-      <w:r>
-        <w:t xml:space="preserve">döndürmesi, sürecin</w:t>
-      </w:r>
-      <w:r>
-        <w:t xml:space="preserve"> </w:t>
-      </w:r>
-      <w:r>
-        <w:rPr>
-          <w:b/>
-          <w:bCs/>
-        </w:rPr>
-        <w:t xml:space="preserve">fiilen</w:t>
-      </w:r>
-      <w:r>
-        <w:t xml:space="preserve"> </w:t>
-      </w:r>
-      <w:r>
-        <w:rPr>
-          <w:rStyle w:val="VerbatimChar"/>
-        </w:rPr>
-        <w:t xml:space="preserve">root</w:t>
-      </w:r>
-      <w:r>
-        <w:t xml:space="preserve"> </w:t>
-      </w:r>
-      <w:r>
-        <w:t xml:space="preserve">kullanıcısı olarak çalıştığını gösterir. İkisi arasındaki</w:t>
-      </w:r>
-      <w:r>
-        <w:t xml:space="preserve"> </w:t>
-      </w:r>
-      <w:r>
-        <w:t xml:space="preserve">küçük ama önemli fark: mobilde root</w:t>
-      </w:r>
-      <w:r>
-        <w:t xml:space="preserve"> </w:t>
-      </w:r>
-      <w:r>
-        <w:rPr>
-          <w:b/>
-          <w:bCs/>
-        </w:rPr>
-        <w:t xml:space="preserve">kurulu olabilir ama o an kullanılmıyor olabilir</w:t>
-      </w:r>
-      <w:r>
-        <w:t xml:space="preserve"> </w:t>
-      </w:r>
-      <w:r>
-        <w:t xml:space="preserve">(gösterge, göstergedir);</w:t>
-      </w:r>
-      <w:r>
-        <w:t xml:space="preserve"> </w:t>
-      </w:r>
-      <w:r>
-        <w:t xml:space="preserve">masaüstünde</w:t>
-      </w:r>
-      <w:r>
-        <w:t xml:space="preserve"> </w:t>
-      </w:r>
-      <w:r>
-        <w:rPr>
-          <w:rStyle w:val="VerbatimChar"/>
-        </w:rPr>
-        <w:t xml:space="preserve">geteuid()==0</w:t>
-      </w:r>
-      <w:r>
-        <w:t xml:space="preserve"> </w:t>
-      </w:r>
-      <w:r>
-        <w:t xml:space="preserve">ise</w:t>
-      </w:r>
-      <w:r>
-        <w:t xml:space="preserve"> </w:t>
-      </w:r>
-      <w:r>
-        <w:rPr>
-          <w:b/>
-          <w:bCs/>
-        </w:rPr>
-        <w:t xml:space="preserve">o anki gerçek durumu</w:t>
-      </w:r>
-      <w:r>
-        <w:t xml:space="preserve"> </w:t>
-      </w:r>
-      <w:r>
-        <w:t xml:space="preserve">bildirir (çekirdeğin kendisi bu bilgiyi tutar, tıpkı</w:t>
-      </w:r>
-      <w:r>
-        <w:t xml:space="preserve"> </w:t>
-      </w:r>
-      <w:r>
-        <w:t xml:space="preserve">Bölüm 4.1’deki</w:t>
-      </w:r>
-      <w:r>
-        <w:t xml:space="preserve"> </w:t>
-      </w:r>
-      <w:r>
-        <w:rPr>
-          <w:rStyle w:val="VerbatimChar"/>
-        </w:rPr>
-        <w:t xml:space="preserve">TracerPid</w:t>
-      </w:r>
-      <w:r>
-        <w:t xml:space="preserve"> </w:t>
-      </w:r>
-      <w:r>
-        <w:t xml:space="preserve">gibi sahtelemesi zordur). Bu yüzden masaüstü/sunucu tarafındaki</w:t>
-      </w:r>
-      <w:r>
-        <w:t xml:space="preserve"> </w:t>
-      </w:r>
-      <w:r>
-        <w:t xml:space="preserve">“ayrıcalıklı süreç”</w:t>
-      </w:r>
-      <w:r>
-        <w:t xml:space="preserve"> </w:t>
-      </w:r>
-      <w:r>
-        <w:t xml:space="preserve">denetimi, mobildeki</w:t>
-      </w:r>
-      <w:r>
-        <w:t xml:space="preserve"> </w:t>
-      </w:r>
-      <w:r>
-        <w:t xml:space="preserve">“root göstergesi”</w:t>
-      </w:r>
-      <w:r>
-        <w:t xml:space="preserve"> </w:t>
-      </w:r>
-      <w:r>
-        <w:t xml:space="preserve">taramasından biraz daha</w:t>
-      </w:r>
-      <w:r>
-        <w:t xml:space="preserve"> </w:t>
-      </w:r>
-      <w:r>
-        <w:rPr>
-          <w:b/>
-          <w:bCs/>
-        </w:rPr>
-        <w:t xml:space="preserve">güvenilir</w:t>
-      </w:r>
-      <w:r>
-        <w:t xml:space="preserve"> </w:t>
-      </w:r>
-      <w:r>
-        <w:t xml:space="preserve">bir sinyaldir — yine de tek başına</w:t>
-      </w:r>
-      <w:r>
-        <w:t xml:space="preserve"> </w:t>
-      </w:r>
-      <w:r>
-        <w:t xml:space="preserve">karar vermek yerine Bölüm 8.1.1’deki risk skoruna eklenmelidir.</w:t>
-      </w:r>
-    </w:p>
-    <w:bookmarkStart w:id="98" w:name="Xa4c1c47a20f2d3b1732f4199b6349f30fd33758"/>
-    <w:p>
-      <w:pPr>
-        <w:pStyle w:val="Heading3"/>
-      </w:pPr>
-      <w:r>
-        <w:t xml:space="preserve">Demo 7 — Root/ayrıcalıklı ortam göstergesi (yalnız okuma)</w:t>
-      </w:r>
-    </w:p>
-    <w:p>
-      <w:pPr>
-        <w:pStyle w:val="BlockText"/>
-      </w:pPr>
-      <w:r>
-        <w:rPr>
-          <w:b/>
-          <w:bCs/>
-        </w:rPr>
-        <w:t xml:space="preserve">Demo 7 ·</w:t>
-      </w:r>
-      <w:r>
-        <w:rPr>
-          <w:b/>
-          <w:bCs/>
-        </w:rPr>
-        <w:t xml:space="preserve"> </w:t>
-      </w:r>
-      <w:r>
-        <w:rPr>
-          <w:rStyle w:val="VerbatimChar"/>
-          <w:b/>
-          <w:bCs/>
-        </w:rPr>
-        <w:t xml:space="preserve">code/week-06/07-ortam-yetki</w:t>
-      </w:r>
-      <w:r>
-        <w:rPr>
-          <w:b/>
-          <w:bCs/>
-        </w:rPr>
-        <w:t xml:space="preserve"> </w:t>
-      </w:r>
-      <w:r>
-        <w:rPr>
-          <w:b/>
-          <w:bCs/>
-        </w:rPr>
-        <w:t xml:space="preserve">· root/ayrıcalık göstergesi, salt okuma</w:t>
-      </w:r>
-    </w:p>
-    <w:p>
-      <w:pPr>
-        <w:pStyle w:val="BlockText"/>
-      </w:pPr>
-      <w:r>
-        <w:t xml:space="preserve">Program (1) ayrıcalık seviyesini (root/admin mi) ve (2) bilinen</w:t>
-      </w:r>
-      <w:r>
-        <w:t xml:space="preserve"> </w:t>
-      </w:r>
-      <w:r>
-        <w:t xml:space="preserve">“tehlikeli işaret”</w:t>
-      </w:r>
-      <w:r>
-        <w:t xml:space="preserve"> </w:t>
-      </w:r>
-      <w:r>
-        <w:t xml:space="preserve">yollarının varlığını yalnız</w:t>
-      </w:r>
-      <w:r>
-        <w:t xml:space="preserve"> </w:t>
-      </w:r>
-      <w:r>
-        <w:rPr>
-          <w:b/>
-          <w:bCs/>
-        </w:rPr>
-        <w:t xml:space="preserve">okuyarak</w:t>
-      </w:r>
-      <w:r>
-        <w:t xml:space="preserve"> </w:t>
-      </w:r>
-      <w:r>
-        <w:t xml:space="preserve">kontrol eder. Demoyu deterministik kılmak için komut satırından sahte bir işaret (</w:t>
-      </w:r>
-      <w:r>
-        <w:rPr>
-          <w:rStyle w:val="VerbatimChar"/>
-        </w:rPr>
-        <w:t xml:space="preserve">cikti/sahte_su</w:t>
-      </w:r>
-      <w:r>
-        <w:t xml:space="preserve">)</w:t>
-      </w:r>
-      <w:r>
-        <w:t xml:space="preserve"> </w:t>
-      </w:r>
-      <w:r>
-        <w:t xml:space="preserve">verilir.</w:t>
-      </w:r>
-    </w:p>
-    <w:p>
-      <w:pPr>
-        <w:pStyle w:val="FirstParagraph"/>
-      </w:pPr>
-      <w:r>
-        <w:rPr>
-          <w:b/>
-          <w:bCs/>
-        </w:rPr>
-        <w:t xml:space="preserve">sh demo.sh — gerçek çıktı (kısaltılmış)</w:t>
-      </w:r>
-    </w:p>
-    <w:p>
-      <w:pPr>
-        <w:pStyle w:val="SourceCode"/>
-      </w:pPr>
-      <w:r>
-        <w:rPr>
-          <w:rStyle w:val="VerbatimChar"/>
-        </w:rPr>
-        <w:t xml:space="preserve">ADIM 2 - Isaretli durum: sahte bir 'su' isaret dosyasi olusturuluyor</w:t>
-      </w:r>
-      <w:r>
-        <w:br/>
-      </w:r>
-      <w:r>
-        <w:rPr>
-          <w:rStyle w:val="VerbatimChar"/>
-        </w:rPr>
-        <w:t xml:space="preserve">1) Ayricalik seviyesi : normal kullanici</w:t>
-      </w:r>
-      <w:r>
-        <w:br/>
-      </w:r>
-      <w:r>
-        <w:rPr>
-          <w:rStyle w:val="VerbatimChar"/>
-        </w:rPr>
-        <w:t xml:space="preserve">2) Tehlikeli gosterge taramasi:</w:t>
-      </w:r>
-      <w:r>
-        <w:br/>
-      </w:r>
-      <w:r>
-        <w:rPr>
-          <w:rStyle w:val="VerbatimChar"/>
-        </w:rPr>
-        <w:t xml:space="preserve">   [BULUNDU] cikti/sahte_su (ek isaret)</w:t>
-      </w:r>
-      <w:r>
-        <w:br/>
-      </w:r>
-      <w:r>
-        <w:rPr>
-          <w:rStyle w:val="VerbatimChar"/>
-        </w:rPr>
-        <w:t xml:space="preserve">SONUC: Ayricalikli/riskli ortam GOSTERGESI var (1 sinyal).</w:t>
-      </w:r>
-    </w:p>
-    <w:p>
-      <w:pPr>
-        <w:pStyle w:val="BlockText"/>
-      </w:pPr>
-      <w:r>
-        <w:rPr>
-          <w:b/>
-          <w:bCs/>
-        </w:rPr>
-        <w:t xml:space="preserve">Sinyal, kanıt değil</w:t>
-      </w:r>
-    </w:p>
-    <w:p>
-      <w:pPr>
-        <w:pStyle w:val="BlockText"/>
-      </w:pPr>
-      <w:r>
-        <w:t xml:space="preserve">Root göstergeleri</w:t>
-      </w:r>
-      <w:r>
-        <w:t xml:space="preserve"> </w:t>
-      </w:r>
-      <w:r>
-        <w:rPr>
-          <w:b/>
-          <w:bCs/>
-        </w:rPr>
-        <w:t xml:space="preserve">kolayca sahtelenir</w:t>
-      </w:r>
-      <w:r>
-        <w:t xml:space="preserve"> </w:t>
-      </w:r>
-      <w:r>
-        <w:t xml:space="preserve">(Magisk Hide gibi araçlar</w:t>
-      </w:r>
-      <w:r>
-        <w:t xml:space="preserve"> </w:t>
-      </w:r>
-      <w:r>
-        <w:rPr>
-          <w:rStyle w:val="VerbatimChar"/>
-        </w:rPr>
-        <w:t xml:space="preserve">su</w:t>
-      </w:r>
-      <w:r>
         <w:t xml:space="preserve">’yu ve bilinen yolları gizler). Ayrıca bir</w:t>
       </w:r>
       <w:r>
@@ -20741,8 +20745,8 @@
         <w:t xml:space="preserve">güvenmemek.</w:t>
       </w:r>
     </w:p>
-    <w:bookmarkEnd w:id="98"/>
-    <w:bookmarkStart w:id="99" w:name="Xa046a7fa655ec36be1f19e80a7d4bf5df3e6c02"/>
+    <w:bookmarkEnd w:id="99"/>
+    <w:bookmarkStart w:id="100" w:name="Xa046a7fa655ec36be1f19e80a7d4bf5df3e6c02"/>
     <w:p>
       <w:pPr>
         <w:pStyle w:val="Heading3"/>
@@ -21188,8 +21192,8 @@
         <w:t xml:space="preserve">tutarlıları kabul et) düşün.</w:t>
       </w:r>
     </w:p>
-    <w:bookmarkEnd w:id="99"/>
-    <w:bookmarkStart w:id="100" w:name="X2fdce367518b1fb6f43e539e2b019e2de1242de"/>
+    <w:bookmarkEnd w:id="100"/>
+    <w:bookmarkStart w:id="101" w:name="X2fdce367518b1fb6f43e539e2b019e2de1242de"/>
     <w:p>
       <w:pPr>
         <w:pStyle w:val="Heading3"/>
@@ -21268,8 +21272,8 @@
         <w:t xml:space="preserve">hâlidir (Katalog K2/K3/K6).</w:t>
       </w:r>
     </w:p>
-    <w:bookmarkEnd w:id="100"/>
-    <w:bookmarkStart w:id="101" w:name="X0e2e12bbde150a1fbda36bc13211b892fd8cacc"/>
+    <w:bookmarkEnd w:id="101"/>
+    <w:bookmarkStart w:id="102" w:name="X0e2e12bbde150a1fbda36bc13211b892fd8cacc"/>
     <w:p>
       <w:pPr>
         <w:pStyle w:val="Heading3"/>
@@ -21535,8 +21539,8 @@
         <w:t xml:space="preserve">doğrulaması.</w:t>
       </w:r>
     </w:p>
-    <w:bookmarkEnd w:id="101"/>
-    <w:bookmarkStart w:id="102" w:name="X37d1f34e21e5c92117ad894750eb783f10d5b75"/>
+    <w:bookmarkEnd w:id="102"/>
+    <w:bookmarkStart w:id="103" w:name="X37d1f34e21e5c92117ad894750eb783f10d5b75"/>
     <w:p>
       <w:pPr>
         <w:pStyle w:val="Heading3"/>
@@ -22048,9 +22052,9 @@
         </w:pict>
       </w:r>
     </w:p>
-    <w:bookmarkEnd w:id="102"/>
     <w:bookmarkEnd w:id="103"/>
-    <w:bookmarkStart w:id="109" w:name="X1845e91933a5232a404bcbdc773941025ec6654"/>
+    <w:bookmarkEnd w:id="104"/>
+    <w:bookmarkStart w:id="110" w:name="X1845e91933a5232a404bcbdc773941025ec6654"/>
     <w:p>
       <w:pPr>
         <w:pStyle w:val="Heading2"/>
@@ -22259,18 +22263,18 @@
           <wp:inline>
             <wp:extent cx="5759999" cy="2283460"/>
             <wp:effectExtent b="0" l="0" r="0" t="0"/>
-            <wp:docPr descr="Kontrol akışı sayacı ile denetim atlamanın yakalanması" title="" id="105" name="Picture"/>
+            <wp:docPr descr="Kontrol akışı sayacı ile denetim atlamanın yakalanması" title="" id="106" name="Picture"/>
             <a:graphic>
               <a:graphicData uri="http://schemas.openxmlformats.org/drawingml/2006/picture">
                 <pic:pic>
                   <pic:nvPicPr>
-                    <pic:cNvPr descr="h06-04-akis-sayaci.png" id="106" name="Picture"/>
+                    <pic:cNvPr descr="h06-04-akis-sayaci.png" id="107" name="Picture"/>
                     <pic:cNvPicPr>
                       <a:picLocks noChangeArrowheads="1" noChangeAspect="1"/>
                     </pic:cNvPicPr>
                   </pic:nvPicPr>
                   <pic:blipFill>
-                    <a:blip r:embed="rId104"/>
+                    <a:blip r:embed="rId105"/>
                     <a:stretch>
                       <a:fillRect/>
                     </a:stretch>
@@ -22358,7 +22362,7 @@
         <w:t xml:space="preserve">yaması işe yaramaz.</w:t>
       </w:r>
     </w:p>
-    <w:bookmarkStart w:id="107" w:name="Xedc44c65def3f658f42c15fcc15f3f724256413"/>
+    <w:bookmarkStart w:id="108" w:name="Xedc44c65def3f658f42c15fcc15f3f724256413"/>
     <w:p>
       <w:pPr>
         <w:pStyle w:val="Heading3"/>
@@ -22982,8 +22986,8 @@
         <w:t xml:space="preserve">değiştiremez.</w:t>
       </w:r>
     </w:p>
-    <w:bookmarkEnd w:id="107"/>
-    <w:bookmarkStart w:id="108" w:name="X1dc48bea11d8a3288687964710cdab834ddca88"/>
+    <w:bookmarkEnd w:id="108"/>
+    <w:bookmarkStart w:id="109" w:name="X1dc48bea11d8a3288687964710cdab834ddca88"/>
     <w:p>
       <w:pPr>
         <w:pStyle w:val="Heading3"/>
@@ -24659,9 +24663,9 @@
         </w:pict>
       </w:r>
     </w:p>
-    <w:bookmarkEnd w:id="108"/>
     <w:bookmarkEnd w:id="109"/>
-    <w:bookmarkStart w:id="122" w:name="X08c29de2a3b7de15bb78a4729d18809acf4747e"/>
+    <w:bookmarkEnd w:id="110"/>
+    <w:bookmarkStart w:id="123" w:name="X08c29de2a3b7de15bb78a4729d18809acf4747e"/>
     <w:p>
       <w:pPr>
         <w:pStyle w:val="Heading2"/>
@@ -24747,18 +24751,18 @@
           <wp:inline>
             <wp:extent cx="5759999" cy="2283460"/>
             <wp:effectExtent b="0" l="0" r="0" t="0"/>
-            <wp:docPr descr="Cihaz bağlama ile kopyalamanın engellenmesi" title="" id="111" name="Picture"/>
+            <wp:docPr descr="Cihaz bağlama ile kopyalamanın engellenmesi" title="" id="112" name="Picture"/>
             <a:graphic>
               <a:graphicData uri="http://schemas.openxmlformats.org/drawingml/2006/picture">
                 <pic:pic>
                   <pic:nvPicPr>
-                    <pic:cNvPr descr="h06-12-cihaz-baglama.png" id="112" name="Picture"/>
+                    <pic:cNvPr descr="h06-12-cihaz-baglama.png" id="113" name="Picture"/>
                     <pic:cNvPicPr>
                       <a:picLocks noChangeArrowheads="1" noChangeAspect="1"/>
                     </pic:cNvPicPr>
                   </pic:nvPicPr>
                   <pic:blipFill>
-                    <a:blip r:embed="rId110"/>
+                    <a:blip r:embed="rId111"/>
                     <a:stretch>
                       <a:fillRect/>
                     </a:stretch>
@@ -24794,18 +24798,18 @@
           <wp:inline>
             <wp:extent cx="5759999" cy="2585921"/>
             <wp:effectExtent b="0" l="0" r="0" t="0"/>
-            <wp:docPr descr="Tepki politikası seçenekleri" title="" id="114" name="Picture"/>
+            <wp:docPr descr="Tepki politikası seçenekleri" title="" id="115" name="Picture"/>
             <a:graphic>
               <a:graphicData uri="http://schemas.openxmlformats.org/drawingml/2006/picture">
                 <pic:pic>
                   <pic:nvPicPr>
-                    <pic:cNvPr descr="h06-11-tepki.png" id="115" name="Picture"/>
+                    <pic:cNvPr descr="h06-11-tepki.png" id="116" name="Picture"/>
                     <pic:cNvPicPr>
                       <a:picLocks noChangeArrowheads="1" noChangeAspect="1"/>
                     </pic:cNvPicPr>
                   </pic:nvPicPr>
                   <pic:blipFill>
-                    <a:blip r:embed="rId113"/>
+                    <a:blip r:embed="rId114"/>
                     <a:stretch>
                       <a:fillRect/>
                     </a:stretch>
@@ -25185,7 +25189,7 @@
         <w:t xml:space="preserve">.</w:t>
       </w:r>
     </w:p>
-    <w:bookmarkStart w:id="116" w:name="X16de65045afffbd21c3c390d192c50e38b3b25a"/>
+    <w:bookmarkStart w:id="117" w:name="X16de65045afffbd21c3c390d192c50e38b3b25a"/>
     <w:p>
       <w:pPr>
         <w:pStyle w:val="Heading3"/>
@@ -26235,8 +26239,8 @@
         <w:t xml:space="preserve">, dosyalar başka cihaza kopyalansa bile.</w:t>
       </w:r>
     </w:p>
-    <w:bookmarkEnd w:id="116"/>
-    <w:bookmarkStart w:id="117" w:name="X307b23ce5990af5b28a9f6806acb179bdc4083e"/>
+    <w:bookmarkEnd w:id="117"/>
+    <w:bookmarkStart w:id="118" w:name="X307b23ce5990af5b28a9f6806acb179bdc4083e"/>
     <w:p>
       <w:pPr>
         <w:pStyle w:val="Heading3"/>
@@ -26506,8 +26510,8 @@
         <w:t xml:space="preserve">birleşmiş hâlidir.</w:t>
       </w:r>
     </w:p>
-    <w:bookmarkEnd w:id="117"/>
-    <w:bookmarkStart w:id="121" w:name="Xcececfa48f31db9953d7d2c8abb26a03eda80d5"/>
+    <w:bookmarkEnd w:id="118"/>
+    <w:bookmarkStart w:id="122" w:name="Xcececfa48f31db9953d7d2c8abb26a03eda80d5"/>
     <w:p>
       <w:pPr>
         <w:pStyle w:val="Heading3"/>
@@ -27072,18 +27076,18 @@
           <wp:inline>
             <wp:extent cx="5759999" cy="2377094"/>
             <wp:effectExtent b="0" l="0" r="0" t="0"/>
-            <wp:docPr descr="RASP motorunun her kritik işlemdeki karar akışı" title="" id="119" name="Picture"/>
+            <wp:docPr descr="RASP motorunun her kritik işlemdeki karar akışı" title="" id="120" name="Picture"/>
             <a:graphic>
               <a:graphicData uri="http://schemas.openxmlformats.org/drawingml/2006/picture">
                 <pic:pic>
                   <pic:nvPicPr>
-                    <pic:cNvPr descr="h06-05-rasp-motoru.png" id="120" name="Picture"/>
+                    <pic:cNvPr descr="h06-05-rasp-motoru.png" id="121" name="Picture"/>
                     <pic:cNvPicPr>
                       <a:picLocks noChangeArrowheads="1" noChangeAspect="1"/>
                     </pic:cNvPicPr>
                   </pic:nvPicPr>
                   <pic:blipFill>
-                    <a:blip r:embed="rId118"/>
+                    <a:blip r:embed="rId119"/>
                     <a:stretch>
                       <a:fillRect/>
                     </a:stretch>
@@ -27311,9 +27315,9 @@
         </w:pict>
       </w:r>
     </w:p>
-    <w:bookmarkEnd w:id="121"/>
     <w:bookmarkEnd w:id="122"/>
-    <w:bookmarkStart w:id="126" w:name="raspin-sınırları-ve-etik"/>
+    <w:bookmarkEnd w:id="123"/>
+    <w:bookmarkStart w:id="127" w:name="raspin-sınırları-ve-etik"/>
     <w:p>
       <w:pPr>
         <w:pStyle w:val="Heading2"/>
@@ -27331,18 +27335,18 @@
           <wp:inline>
             <wp:extent cx="5759999" cy="2574688"/>
             <wp:effectExtent b="0" l="0" r="0" t="0"/>
-            <wp:docPr descr="RASP ne vaat eder, ne etmez" title="" id="124" name="Picture"/>
+            <wp:docPr descr="RASP ne vaat eder, ne etmez" title="" id="125" name="Picture"/>
             <a:graphic>
               <a:graphicData uri="http://schemas.openxmlformats.org/drawingml/2006/picture">
                 <pic:pic>
                   <pic:nvPicPr>
-                    <pic:cNvPr descr="h06-15-rasp-sinirlari.png" id="125" name="Picture"/>
+                    <pic:cNvPr descr="h06-15-rasp-sinirlari.png" id="126" name="Picture"/>
                     <pic:cNvPicPr>
                       <a:picLocks noChangeArrowheads="1" noChangeAspect="1"/>
                     </pic:cNvPicPr>
                   </pic:nvPicPr>
                   <pic:blipFill>
-                    <a:blip r:embed="rId123"/>
+                    <a:blip r:embed="rId124"/>
                     <a:stretch>
                       <a:fillRect/>
                     </a:stretch>
@@ -27368,15 +27372,11 @@
           </wp:inline>
         </w:drawing>
       </w:r>
-      <w:r>
-        <w:t xml:space="preserve"> </w:t>
-      </w:r>
-      <w:r>
-        <w:t xml:space="preserve">&gt;</w:t>
-      </w:r>
-      <w:r>
-        <w:t xml:space="preserve"> </w:t>
-      </w:r>
+    </w:p>
+    <w:p>
+      <w:pPr>
+        <w:pStyle w:val="BlockText"/>
+      </w:pPr>
       <w:r>
         <w:rPr>
           <w:b/>
@@ -27384,17 +27384,13 @@
         </w:rPr>
         <w:t xml:space="preserve">‘RASP koydum, uygulamam kırılmaz.’</w:t>
       </w:r>
-      <w:r>
-        <w:t xml:space="preserve"> </w:t>
-      </w:r>
-      <w:r>
-        <w:t xml:space="preserve">&gt;</w:t>
-      </w:r>
-      <w:r>
-        <w:t xml:space="preserve"> </w:t>
-      </w:r>
-      <w:r>
-        <w:t xml:space="preserve">&gt; Cihazın sahibi saldırgansa (MATE), yeterli zamanla</w:t>
+    </w:p>
+    <w:p>
+      <w:pPr>
+        <w:pStyle w:val="BlockText"/>
+      </w:pPr>
+      <w:r>
+        <w:t xml:space="preserve">Cihazın sahibi saldırgansa (MATE), yeterli zamanla</w:t>
       </w:r>
       <w:r>
         <w:t xml:space="preserve"> </w:t>
@@ -27416,7 +27412,7 @@
         <w:t xml:space="preserve"> </w:t>
       </w:r>
       <w:r>
-        <w:t xml:space="preserve">&gt; sağlamaz; saldırıyı</w:t>
+        <w:t xml:space="preserve">sağlamaz; saldırıyı</w:t>
       </w:r>
       <w:r>
         <w:t xml:space="preserve"> </w:t>
@@ -27448,7 +27444,7 @@
         <w:t xml:space="preserve"> </w:t>
       </w:r>
       <w:r>
-        <w:t xml:space="preserve">&gt; (risk motoru, anomali tespiti, anahtar yenileme, işlem limitleri).</w:t>
+        <w:t xml:space="preserve">(risk motoru, anomali tespiti, anahtar yenileme, işlem limitleri).</w:t>
       </w:r>
     </w:p>
     <w:p>
@@ -27723,8 +27719,8 @@
         </w:pict>
       </w:r>
     </w:p>
-    <w:bookmarkEnd w:id="126"/>
-    <w:bookmarkStart w:id="127" w:name="dönem-projesi-bu-hafta"/>
+    <w:bookmarkEnd w:id="127"/>
+    <w:bookmarkStart w:id="128" w:name="dönem-projesi-bu-hafta"/>
     <w:p>
       <w:pPr>
         <w:pStyle w:val="Heading2"/>
@@ -28575,8 +28571,8 @@
         </w:pict>
       </w:r>
     </w:p>
-    <w:bookmarkEnd w:id="127"/>
-    <w:bookmarkStart w:id="128" w:name="sınıf-etkinlikleri"/>
+    <w:bookmarkEnd w:id="128"/>
+    <w:bookmarkStart w:id="129" w:name="sınıf-etkinlikleri"/>
     <w:p>
       <w:pPr>
         <w:pStyle w:val="Heading2"/>
@@ -28872,8 +28868,8 @@
         </w:pict>
       </w:r>
     </w:p>
-    <w:bookmarkEnd w:id="128"/>
-    <w:bookmarkStart w:id="129" w:name="kod-okuma-alıştırmaları"/>
+    <w:bookmarkEnd w:id="129"/>
+    <w:bookmarkStart w:id="130" w:name="kod-okuma-alıştırmaları"/>
     <w:p>
       <w:pPr>
         <w:pStyle w:val="Heading2"/>
@@ -29863,8 +29859,8 @@
         </w:pict>
       </w:r>
     </w:p>
-    <w:bookmarkEnd w:id="129"/>
-    <w:bookmarkStart w:id="130" w:name="kendi-başına-çalış"/>
+    <w:bookmarkEnd w:id="130"/>
+    <w:bookmarkStart w:id="131" w:name="kendi-başına-çalış"/>
     <w:p>
       <w:pPr>
         <w:pStyle w:val="Heading2"/>
@@ -30457,8 +30453,8 @@
         </w:pict>
       </w:r>
     </w:p>
-    <w:bookmarkEnd w:id="130"/>
-    <w:bookmarkStart w:id="131" w:name="kendini-sınama"/>
+    <w:bookmarkEnd w:id="131"/>
+    <w:bookmarkStart w:id="132" w:name="kendini-sınama"/>
     <w:p>
       <w:pPr>
         <w:pStyle w:val="Heading2"/>
@@ -31805,8 +31801,8 @@
         </w:pict>
       </w:r>
     </w:p>
-    <w:bookmarkEnd w:id="131"/>
-    <w:bookmarkStart w:id="132" w:name="quiz-1-tarzı-örnek-sorular"/>
+    <w:bookmarkEnd w:id="132"/>
+    <w:bookmarkStart w:id="133" w:name="quiz-1-tarzı-örnek-sorular"/>
     <w:p>
       <w:pPr>
         <w:pStyle w:val="Heading2"/>
@@ -32220,8 +32216,8 @@
         </w:pict>
       </w:r>
     </w:p>
-    <w:bookmarkEnd w:id="132"/>
-    <w:bookmarkStart w:id="133" w:name="kaynaklar-ve-ileri-okuma"/>
+    <w:bookmarkEnd w:id="133"/>
+    <w:bookmarkStart w:id="134" w:name="kaynaklar-ve-ileri-okuma"/>
     <w:p>
       <w:pPr>
         <w:pStyle w:val="Heading2"/>
@@ -33437,8 +33433,8 @@
         </w:tc>
       </w:tr>
     </w:tbl>
-    <w:bookmarkEnd w:id="133"/>
     <w:bookmarkEnd w:id="134"/>
+    <w:bookmarkEnd w:id="135"/>
     <w:sectPr>
       <w:headerReference r:id="rId9" w:type="default"/>
       <w:footerReference r:id="rId10" w:type="default"/>

--- a/docs/week-6/cen429-week-6-ders-notu.tr.docx
+++ b/docs/week-6/cen429-week-6-ders-notu.tr.docx
@@ -2,7 +2,7 @@
 <file path=word/document.xml><?xml version="1.0" encoding="utf-8"?>
 <w:document xmlns:w="http://schemas.openxmlformats.org/wordprocessingml/2006/main" xmlns:m="http://schemas.openxmlformats.org/officeDocument/2006/math" xmlns:r="http://schemas.openxmlformats.org/officeDocument/2006/relationships" xmlns:o="urn:schemas-microsoft-com:office:office" xmlns:v="urn:schemas-microsoft-com:vml" xmlns:w10="urn:schemas-microsoft-com:office:word" xmlns:a="http://schemas.openxmlformats.org/drawingml/2006/main" xmlns:pic="http://schemas.openxmlformats.org/drawingml/2006/picture" xmlns:wp="http://schemas.openxmlformats.org/drawingml/2006/wordprocessingDrawing">
   <w:body>
-    <w:bookmarkStart w:id="135" w:name="Xd46acdb1e1c8a0abbadfb6f63b56ebbbdabc7e7"/>
+    <w:bookmarkStart w:id="143" w:name="Xd46acdb1e1c8a0abbadfb6f63b56ebbbdabc7e7"/>
     <w:p>
       <w:pPr>
         <w:pStyle w:val="Heading1"/>
@@ -73,7 +73,7 @@
               <w:pStyle w:val="Compact"/>
             </w:pPr>
             <w:r>
-              <w:t xml:space="preserve">ÖÇ.3 (kod sağlamlaştırma tekniklerini — RASP dâhil — açıklar ve C/C++, Java için uygular)</w:t>
+              <w:t xml:space="preserve">ÖÇ.3 (kod sağlamlaştırma (hardening) tekniklerini — RASP dâhil — açıklar ve C/C++, Java için uygular)</w:t>
             </w:r>
           </w:p>
         </w:tc>
@@ -129,7 +129,49 @@
               <w:pStyle w:val="Compact"/>
             </w:pPr>
             <w:r>
-              <w:t xml:space="preserve">C’de işaretçi, dizi, dosya; Hafta 1’den bellek düzeni ve güvenli silme; Hafta 3’ten AES-GCM/HMAC/HKDF ve güvenlik kabuğu; Hafta 4’ten yama ve tersine mühendislik kavramları</w:t>
+              <w:t xml:space="preserve">C’de işaretçi, dizi, dosya;</w:t>
+            </w:r>
+            <w:r>
+              <w:t xml:space="preserve"> </w:t>
+            </w:r>
+            <w:hyperlink r:id="rId20">
+              <w:r>
+                <w:rPr>
+                  <w:rStyle w:val="Hyperlink"/>
+                </w:rPr>
+                <w:t xml:space="preserve">Hafta 1</w:t>
+              </w:r>
+            </w:hyperlink>
+            <w:r>
+              <w:t xml:space="preserve">’den bellek düzeni ve güvenli silme;</w:t>
+            </w:r>
+            <w:r>
+              <w:t xml:space="preserve"> </w:t>
+            </w:r>
+            <w:hyperlink r:id="rId21">
+              <w:r>
+                <w:rPr>
+                  <w:rStyle w:val="Hyperlink"/>
+                </w:rPr>
+                <w:t xml:space="preserve">Hafta 3</w:t>
+              </w:r>
+            </w:hyperlink>
+            <w:r>
+              <w:t xml:space="preserve">’ten AES-GCM/HMAC/HKDF ve güvenlik kabuğu;</w:t>
+            </w:r>
+            <w:r>
+              <w:t xml:space="preserve"> </w:t>
+            </w:r>
+            <w:hyperlink r:id="rId22">
+              <w:r>
+                <w:rPr>
+                  <w:rStyle w:val="Hyperlink"/>
+                </w:rPr>
+                <w:t xml:space="preserve">Hafta 4</w:t>
+              </w:r>
+            </w:hyperlink>
+            <w:r>
+              <w:t xml:space="preserve">’ten yama ve tersine mühendislik kavramları</w:t>
             </w:r>
           </w:p>
         </w:tc>
@@ -156,7 +198,7 @@
             <w:pPr>
               <w:pStyle w:val="Compact"/>
             </w:pPr>
-            <w:hyperlink r:id="rId20">
+            <w:hyperlink r:id="rId23">
               <w:r>
                 <w:rPr>
                   <w:rStyle w:val="VerbatimChar"/>
@@ -1665,7 +1707,7 @@
       <w:r>
         <w:t xml:space="preserve"> </w:t>
       </w:r>
-      <w:hyperlink r:id="rId21">
+      <w:hyperlink r:id="rId24">
         <w:r>
           <w:rPr>
             <w:rStyle w:val="VerbatimChar"/>
@@ -1860,13 +1902,13 @@
         </w:pict>
       </w:r>
     </w:p>
-    <w:bookmarkStart w:id="37" w:name="temel-kavramlar-sıfırdan"/>
+    <w:bookmarkStart w:id="33" w:name="başlamadan-önce"/>
     <w:p>
       <w:pPr>
         <w:pStyle w:val="Heading2"/>
       </w:pPr>
       <w:r>
-        <w:t xml:space="preserve">0. Temel kavramlar (sıfırdan)</w:t>
+        <w:t xml:space="preserve">0. Başlamadan önce</w:t>
       </w:r>
     </w:p>
     <w:p>
@@ -1874,29 +1916,22 @@
         <w:pStyle w:val="FirstParagraph"/>
       </w:pPr>
       <w:r>
-        <w:t xml:space="preserve">Bu bölüm</w:t>
-      </w:r>
-      <w:r>
-        <w:t xml:space="preserve"> </w:t>
-      </w:r>
-      <w:r>
-        <w:rPr>
-          <w:b/>
-          <w:bCs/>
-        </w:rPr>
-        <w:t xml:space="preserve">hiçbir ön bilgi varsaymaz</w:t>
-      </w:r>
-      <w:r>
-        <w:t xml:space="preserve">. Haftanın geri kalanında kullanacağımız terimleri sıfırdan tanımlıyoruz. Bir terimi bilmiyorsanız önce burayı okuyun; sonraki bölümler bunların üzerine kurulur.</w:t>
-      </w:r>
-    </w:p>
-    <w:bookmarkStart w:id="22" w:name="çalışma-anı-runtime-nedir"/>
+        <w:t xml:space="preserve">Bu bölüm haftaya hazırlık içindir. Önce bu haftanın dayandığı önceki konuları kısaca hatırlatır; sonra bu haftanın</w:t>
+      </w:r>
+      <w:r>
+        <w:t xml:space="preserve"> </w:t>
+      </w:r>
+      <w:r>
+        <w:t xml:space="preserve">kavramlarını birer cümleyle tanımlayıp her birini ayrıntılı anlatıldığı bölüme bağlar.</w:t>
+      </w:r>
+    </w:p>
+    <w:bookmarkStart w:id="30" w:name="önceki-haftalardan-gelenler"/>
     <w:p>
       <w:pPr>
         <w:pStyle w:val="Heading3"/>
       </w:pPr>
       <w:r>
-        <w:t xml:space="preserve">Çalışma anı (runtime) nedir?</w:t>
+        <w:t xml:space="preserve">Önceki haftalardan gelenler</w:t>
       </w:r>
     </w:p>
     <w:p>
@@ -1912,29 +1947,84 @@
           <w:b/>
           <w:bCs/>
         </w:rPr>
-        <w:t xml:space="preserve">Çalışma anı:</w:t>
-      </w:r>
-      <w:r>
-        <w:t xml:space="preserve"> </w:t>
-      </w:r>
-      <w:r>
-        <w:t xml:space="preserve">programın</w:t>
-      </w:r>
-      <w:r>
-        <w:t xml:space="preserve"> </w:t>
-      </w:r>
-      <w:r>
-        <w:rPr>
-          <w:b/>
-          <w:bCs/>
-        </w:rPr>
-        <w:t xml:space="preserve">çalıştığı</w:t>
-      </w:r>
-      <w:r>
-        <w:t xml:space="preserve"> </w:t>
-      </w:r>
-      <w:r>
-        <w:t xml:space="preserve">an (derleme değil).</w:t>
+        <w:t xml:space="preserve">Beyaz kutu saldırgan modeli</w:t>
+      </w:r>
+      <w:r>
+        <w:t xml:space="preserve"> </w:t>
+      </w:r>
+      <w:r>
+        <w:t xml:space="preserve">— cihazın sahibi olan kullanıcının aynı zamanda potansiyel saldırgan olduğu;</w:t>
+      </w:r>
+      <w:r>
+        <w:t xml:space="preserve"> </w:t>
+      </w:r>
+      <w:r>
+        <w:t xml:space="preserve">belleği okuyup hata ayıklayıcı bağlayabildiği ve kodu değiştirebildiği model</w:t>
+      </w:r>
+      <w:r>
+        <w:t xml:space="preserve"> </w:t>
+      </w:r>
+      <w:r>
+        <w:t xml:space="preserve">(</w:t>
+      </w:r>
+      <w:hyperlink r:id="rId25">
+        <w:r>
+          <w:rPr>
+            <w:rStyle w:val="Hyperlink"/>
+          </w:rPr>
+          <w:t xml:space="preserve">Hafta 1, §3</w:t>
+        </w:r>
+      </w:hyperlink>
+      <w:r>
+        <w:t xml:space="preserve">;</w:t>
+      </w:r>
+      <w:r>
+        <w:t xml:space="preserve"> </w:t>
+      </w:r>
+      <w:r>
+        <w:t xml:space="preserve">“beyaz kutu saldırganın altı yolu”</w:t>
+      </w:r>
+      <w:r>
+        <w:t xml:space="preserve"> </w:t>
+      </w:r>
+      <w:r>
+        <w:t xml:space="preserve">tablosuna da bakınız:</w:t>
+      </w:r>
+      <w:r>
+        <w:t xml:space="preserve"> </w:t>
+      </w:r>
+      <w:hyperlink r:id="rId26">
+        <w:r>
+          <w:rPr>
+            <w:rStyle w:val="Hyperlink"/>
+          </w:rPr>
+          <w:t xml:space="preserve">Hafta 1, §5</w:t>
+        </w:r>
+      </w:hyperlink>
+      <w:r>
+        <w:t xml:space="preserve">). Bu hafta bu</w:t>
+      </w:r>
+      <w:r>
+        <w:t xml:space="preserve"> </w:t>
+      </w:r>
+      <w:r>
+        <w:t xml:space="preserve">modeli</w:t>
+      </w:r>
+      <w:r>
+        <w:t xml:space="preserve"> </w:t>
+      </w:r>
+      <w:r>
+        <w:rPr>
+          <w:b/>
+          <w:bCs/>
+        </w:rPr>
+        <w:t xml:space="preserve">MATE</w:t>
+      </w:r>
+      <w:r>
+        <w:t xml:space="preserve"> </w:t>
+      </w:r>
+      <w:r>
+        <w:t xml:space="preserve">adıyla RASP’in tek saldırgan modeli yapıyoruz (§1.1).</w:t>
       </w:r>
     </w:p>
     <w:p>
@@ -1946,33 +2036,46 @@
         </w:numPr>
       </w:pPr>
       <w:r>
-        <w:t xml:space="preserve">RASP korumaları burada devreye girer: program kendini</w:t>
-      </w:r>
-      <w:r>
-        <w:t xml:space="preserve"> </w:t>
-      </w:r>
-      <w:r>
-        <w:rPr>
-          <w:b/>
-          <w:bCs/>
-        </w:rPr>
-        <w:t xml:space="preserve">çalışırken</w:t>
-      </w:r>
-      <w:r>
-        <w:t xml:space="preserve"> </w:t>
-      </w:r>
-      <w:r>
-        <w:t xml:space="preserve">izler.</w:t>
-      </w:r>
-    </w:p>
-    <w:bookmarkEnd w:id="22"/>
-    <w:bookmarkStart w:id="23" w:name="rasp-nedir"/>
-    <w:p>
-      <w:pPr>
-        <w:pStyle w:val="Heading3"/>
-      </w:pPr>
-      <w:r>
-        <w:t xml:space="preserve">RASP nedir?</w:t>
+        <w:rPr>
+          <w:b/>
+          <w:bCs/>
+        </w:rPr>
+        <w:t xml:space="preserve">Özet, MAC ve HMAC</w:t>
+      </w:r>
+      <w:r>
+        <w:t xml:space="preserve"> </w:t>
+      </w:r>
+      <w:r>
+        <w:t xml:space="preserve">— özet bir veriden hesaplanan sabit boyutlu, tek yönlü bir parmak izidir; MAC/HMAC ise</w:t>
+      </w:r>
+      <w:r>
+        <w:t xml:space="preserve"> </w:t>
+      </w:r>
+      <w:r>
+        <w:t xml:space="preserve">paylaşılan bir gizli anahtarla mesajın değişmediğini kanıtlar</w:t>
+      </w:r>
+      <w:r>
+        <w:t xml:space="preserve"> </w:t>
+      </w:r>
+      <w:r>
+        <w:t xml:space="preserve">(</w:t>
+      </w:r>
+      <w:hyperlink r:id="rId27">
+        <w:r>
+          <w:rPr>
+            <w:rStyle w:val="Hyperlink"/>
+          </w:rPr>
+          <w:t xml:space="preserve">Hafta 3, §2.4</w:t>
+        </w:r>
+      </w:hyperlink>
+      <w:r>
+        <w:t xml:space="preserve">). Bu hafta HMAC-SHA-256’yı</w:t>
+      </w:r>
+      <w:r>
+        <w:t xml:space="preserve"> </w:t>
+      </w:r>
+      <w:r>
+        <w:t xml:space="preserve">uygulamanın kendi kodunu doğrulamak (§3) ve bir kontrol akışı zinciri kurmak (§9) için kullanıyoruz.</w:t>
       </w:r>
     </w:p>
     <w:p>
@@ -1980,7 +2083,7 @@
         <w:pStyle w:val="Compact"/>
         <w:numPr>
           <w:ilvl w:val="0"/>
-          <w:numId w:val="1003"/>
+          <w:numId w:val="1002"/>
         </w:numPr>
       </w:pPr>
       <w:r>
@@ -1988,13 +2091,58 @@
           <w:b/>
           <w:bCs/>
         </w:rPr>
-        <w:t xml:space="preserve">RASP (Runtime Application Self-Protection):</w:t>
-      </w:r>
-      <w:r>
-        <w:t xml:space="preserve"> </w:t>
-      </w:r>
-      <w:r>
-        <w:t xml:space="preserve">uygulamanın çalışırken kendini koruması.</w:t>
+        <w:t xml:space="preserve">Ana sırdan anahtar türetme (HKDF)</w:t>
+      </w:r>
+      <w:r>
+        <w:t xml:space="preserve"> </w:t>
+      </w:r>
+      <w:r>
+        <w:t xml:space="preserve">— RFC 5869 HKDF, bir ana sırdan Extract ve Expand adımlarıyla yeni</w:t>
+      </w:r>
+      <w:r>
+        <w:t xml:space="preserve"> </w:t>
+      </w:r>
+      <w:r>
+        <w:t xml:space="preserve">anahtarlar türeten fonksiyondur</w:t>
+      </w:r>
+      <w:r>
+        <w:t xml:space="preserve"> </w:t>
+      </w:r>
+      <w:r>
+        <w:t xml:space="preserve">(</w:t>
+      </w:r>
+      <w:hyperlink r:id="rId28">
+        <w:r>
+          <w:rPr>
+            <w:rStyle w:val="Hyperlink"/>
+          </w:rPr>
+          <w:t xml:space="preserve">Hafta 3, §7</w:t>
+        </w:r>
+      </w:hyperlink>
+      <w:r>
+        <w:t xml:space="preserve">).</w:t>
+      </w:r>
+      <w:r>
+        <w:t xml:space="preserve"> </w:t>
+      </w:r>
+      <w:r>
+        <w:t xml:space="preserve">Bu hafta aynı iki adımı, bir ana sır yerine bir</w:t>
+      </w:r>
+      <w:r>
+        <w:t xml:space="preserve"> </w:t>
+      </w:r>
+      <w:r>
+        <w:rPr>
+          <w:b/>
+          <w:bCs/>
+        </w:rPr>
+        <w:t xml:space="preserve">cihaz parmak izinden</w:t>
+      </w:r>
+      <w:r>
+        <w:t xml:space="preserve"> </w:t>
+      </w:r>
+      <w:r>
+        <w:t xml:space="preserve">anahtar türetmek için elle izliyoruz (§10.1).</w:t>
       </w:r>
     </w:p>
     <w:p>
@@ -2002,1006 +2150,54 @@
         <w:pStyle w:val="Compact"/>
         <w:numPr>
           <w:ilvl w:val="0"/>
-          <w:numId w:val="1003"/>
+          <w:numId w:val="1002"/>
         </w:numPr>
       </w:pPr>
       <w:r>
-        <w:t xml:space="preserve">Kurcalama, hata ayıklama, sahte ortam gibi tehditleri</w:t>
-      </w:r>
-      <w:r>
-        <w:t xml:space="preserve"> </w:t>
-      </w:r>
-      <w:r>
-        <w:rPr>
-          <w:b/>
-          <w:bCs/>
-        </w:rPr>
-        <w:t xml:space="preserve">algılar</w:t>
-      </w:r>
-      <w:r>
-        <w:t xml:space="preserve"> </w:t>
-      </w:r>
-      <w:r>
-        <w:t xml:space="preserve">ve</w:t>
-      </w:r>
-      <w:r>
-        <w:t xml:space="preserve"> </w:t>
-      </w:r>
-      <w:r>
-        <w:rPr>
-          <w:b/>
-          <w:bCs/>
-        </w:rPr>
-        <w:t xml:space="preserve">tepki</w:t>
-      </w:r>
-      <w:r>
-        <w:t xml:space="preserve"> </w:t>
-      </w:r>
-      <w:r>
-        <w:t xml:space="preserve">verir.</w:t>
-      </w:r>
-    </w:p>
-    <w:bookmarkEnd w:id="23"/>
-    <w:bookmarkStart w:id="24" w:name="hata-ayıklayıcı-debugger"/>
+        <w:rPr>
+          <w:b/>
+          <w:bCs/>
+        </w:rPr>
+        <w:t xml:space="preserve">Cihaz bağlama</w:t>
+      </w:r>
+      <w:r>
+        <w:t xml:space="preserve"> </w:t>
+      </w:r>
+      <w:r>
+        <w:t xml:space="preserve">— bir sırrın yalnızca belirli bir cihazda anlamlı olması, güvenlik kabuğunun en iç katmanıdır</w:t>
+      </w:r>
+      <w:r>
+        <w:t xml:space="preserve"> </w:t>
+      </w:r>
+      <w:r>
+        <w:t xml:space="preserve">(</w:t>
+      </w:r>
+      <w:hyperlink r:id="rId29">
+        <w:r>
+          <w:rPr>
+            <w:rStyle w:val="Hyperlink"/>
+          </w:rPr>
+          <w:t xml:space="preserve">Hafta 3, §13.1</w:t>
+        </w:r>
+      </w:hyperlink>
+      <w:r>
+        <w:t xml:space="preserve">). Bu hafta bu katmanı bir RASP tepki</w:t>
+      </w:r>
+      <w:r>
+        <w:t xml:space="preserve"> </w:t>
+      </w:r>
+      <w:r>
+        <w:t xml:space="preserve">politikasının parçası yapıyoruz (§10).</w:t>
+      </w:r>
+    </w:p>
+    <w:bookmarkEnd w:id="30"/>
+    <w:bookmarkStart w:id="31" w:name="bu-haftanın-kavram-haritası"/>
     <w:p>
       <w:pPr>
         <w:pStyle w:val="Heading3"/>
       </w:pPr>
       <w:r>
-        <w:t xml:space="preserve">Hata ayıklayıcı (debugger)</w:t>
-      </w:r>
-    </w:p>
-    <w:p>
-      <w:pPr>
-        <w:pStyle w:val="Compact"/>
-        <w:numPr>
-          <w:ilvl w:val="0"/>
-          <w:numId w:val="1004"/>
-        </w:numPr>
-      </w:pPr>
-      <w:r>
-        <w:rPr>
-          <w:b/>
-          <w:bCs/>
-        </w:rPr>
-        <w:t xml:space="preserve">Debugger:</w:t>
-      </w:r>
-      <w:r>
-        <w:t xml:space="preserve"> </w:t>
-      </w:r>
-      <w:r>
-        <w:t xml:space="preserve">programı adım adım çalıştırıp durduran, belleği okuyan araç (gdb, lldb).</w:t>
-      </w:r>
-    </w:p>
-    <w:p>
-      <w:pPr>
-        <w:pStyle w:val="Compact"/>
-        <w:numPr>
-          <w:ilvl w:val="0"/>
-          <w:numId w:val="1004"/>
-        </w:numPr>
-      </w:pPr>
-      <w:r>
-        <w:t xml:space="preserve">Saldırgan bununla akışı izler, değer değiştirir.</w:t>
-      </w:r>
-    </w:p>
-    <w:p>
-      <w:pPr>
-        <w:pStyle w:val="Compact"/>
-        <w:numPr>
-          <w:ilvl w:val="0"/>
-          <w:numId w:val="1004"/>
-        </w:numPr>
-      </w:pPr>
-      <w:r>
-        <w:t xml:space="preserve">RASP</w:t>
-      </w:r>
-      <w:r>
-        <w:t xml:space="preserve"> </w:t>
-      </w:r>
-      <w:r>
-        <w:t xml:space="preserve">“bana debugger bağlı mı?”</w:t>
-      </w:r>
-      <w:r>
-        <w:t xml:space="preserve"> </w:t>
-      </w:r>
-      <w:r>
-        <w:t xml:space="preserve">diye bakar.</w:t>
-      </w:r>
-    </w:p>
-    <w:bookmarkEnd w:id="24"/>
-    <w:bookmarkStart w:id="25" w:name="emülatör-ve-sanal-makine"/>
-    <w:p>
-      <w:pPr>
-        <w:pStyle w:val="Heading3"/>
-      </w:pPr>
-      <w:r>
-        <w:t xml:space="preserve">Emülatör ve sanal makine</w:t>
-      </w:r>
-    </w:p>
-    <w:p>
-      <w:pPr>
-        <w:pStyle w:val="Compact"/>
-        <w:numPr>
-          <w:ilvl w:val="0"/>
-          <w:numId w:val="1005"/>
-        </w:numPr>
-      </w:pPr>
-      <w:r>
-        <w:rPr>
-          <w:b/>
-          <w:bCs/>
-        </w:rPr>
-        <w:t xml:space="preserve">Emülatör/VM:</w:t>
-      </w:r>
-      <w:r>
-        <w:t xml:space="preserve"> </w:t>
-      </w:r>
-      <w:r>
-        <w:t xml:space="preserve">bir cihazı</w:t>
-      </w:r>
-      <w:r>
-        <w:t xml:space="preserve"> </w:t>
-      </w:r>
-      <w:r>
-        <w:rPr>
-          <w:b/>
-          <w:bCs/>
-        </w:rPr>
-        <w:t xml:space="preserve">taklit eden</w:t>
-      </w:r>
-      <w:r>
-        <w:t xml:space="preserve"> </w:t>
-      </w:r>
-      <w:r>
-        <w:t xml:space="preserve">yazılım ortamı (Android emülatör, QEMU).</w:t>
-      </w:r>
-    </w:p>
-    <w:p>
-      <w:pPr>
-        <w:pStyle w:val="Compact"/>
-        <w:numPr>
-          <w:ilvl w:val="0"/>
-          <w:numId w:val="1005"/>
-        </w:numPr>
-      </w:pPr>
-      <w:r>
-        <w:t xml:space="preserve">Saldırgan analizini gerçek cihaz yerine burada yapar (daha kolay).</w:t>
-      </w:r>
-    </w:p>
-    <w:p>
-      <w:pPr>
-        <w:pStyle w:val="Compact"/>
-        <w:numPr>
-          <w:ilvl w:val="0"/>
-          <w:numId w:val="1005"/>
-        </w:numPr>
-      </w:pPr>
-      <w:r>
-        <w:t xml:space="preserve">RASP sahte ortamı sezmeye çalışır.</w:t>
-      </w:r>
-    </w:p>
-    <w:bookmarkEnd w:id="25"/>
-    <w:bookmarkStart w:id="26" w:name="kanca-hook-ve-enstrümantasyon"/>
-    <w:p>
-      <w:pPr>
-        <w:pStyle w:val="Heading3"/>
-      </w:pPr>
-      <w:r>
-        <w:t xml:space="preserve">Kanca (hook) ve enstrümantasyon</w:t>
-      </w:r>
-    </w:p>
-    <w:p>
-      <w:pPr>
-        <w:pStyle w:val="Compact"/>
-        <w:numPr>
-          <w:ilvl w:val="0"/>
-          <w:numId w:val="1006"/>
-        </w:numPr>
-      </w:pPr>
-      <w:r>
-        <w:rPr>
-          <w:b/>
-          <w:bCs/>
-        </w:rPr>
-        <w:t xml:space="preserve">Kanca (hook):</w:t>
-      </w:r>
-      <w:r>
-        <w:t xml:space="preserve"> </w:t>
-      </w:r>
-      <w:r>
-        <w:t xml:space="preserve">bir fonksiyonun çağrısını</w:t>
-      </w:r>
-      <w:r>
-        <w:t xml:space="preserve"> </w:t>
-      </w:r>
-      <w:r>
-        <w:rPr>
-          <w:b/>
-          <w:bCs/>
-        </w:rPr>
-        <w:t xml:space="preserve">araya girip</w:t>
-      </w:r>
-      <w:r>
-        <w:t xml:space="preserve"> </w:t>
-      </w:r>
-      <w:r>
-        <w:t xml:space="preserve">değiştirme.</w:t>
-      </w:r>
-    </w:p>
-    <w:p>
-      <w:pPr>
-        <w:pStyle w:val="Compact"/>
-        <w:numPr>
-          <w:ilvl w:val="0"/>
-          <w:numId w:val="1006"/>
-        </w:numPr>
-      </w:pPr>
-      <w:r>
-        <w:rPr>
-          <w:b/>
-          <w:bCs/>
-        </w:rPr>
-        <w:t xml:space="preserve">Enstrümantasyon:</w:t>
-      </w:r>
-      <w:r>
-        <w:t xml:space="preserve"> </w:t>
-      </w:r>
-      <w:r>
-        <w:t xml:space="preserve">çalışan programa kod enjekte edip davranışını izleme/değiştirme.</w:t>
-      </w:r>
-    </w:p>
-    <w:p>
-      <w:pPr>
-        <w:pStyle w:val="Compact"/>
-        <w:numPr>
-          <w:ilvl w:val="0"/>
-          <w:numId w:val="1006"/>
-        </w:numPr>
-      </w:pPr>
-      <w:r>
-        <w:t xml:space="preserve">Araç:</w:t>
-      </w:r>
-      <w:r>
-        <w:t xml:space="preserve"> </w:t>
-      </w:r>
-      <w:r>
-        <w:rPr>
-          <w:b/>
-          <w:bCs/>
-        </w:rPr>
-        <w:t xml:space="preserve">Frida</w:t>
-      </w:r>
-      <w:r>
-        <w:t xml:space="preserve"> </w:t>
-      </w:r>
-      <w:r>
-        <w:t xml:space="preserve">(çok yaygın dinamik enstrümantasyon aracı).</w:t>
-      </w:r>
-    </w:p>
-    <w:bookmarkEnd w:id="26"/>
-    <w:bookmarkStart w:id="27" w:name="ld_preload"/>
-    <w:p>
-      <w:pPr>
-        <w:pStyle w:val="Heading3"/>
-      </w:pPr>
-      <w:r>
-        <w:t xml:space="preserve">LD_PRELOAD</w:t>
-      </w:r>
-    </w:p>
-    <w:p>
-      <w:pPr>
-        <w:pStyle w:val="Compact"/>
-        <w:numPr>
-          <w:ilvl w:val="0"/>
-          <w:numId w:val="1007"/>
-        </w:numPr>
-      </w:pPr>
-      <w:r>
-        <w:rPr>
-          <w:b/>
-          <w:bCs/>
-        </w:rPr>
-        <w:t xml:space="preserve">LD_PRELOAD:</w:t>
-      </w:r>
-      <w:r>
-        <w:t xml:space="preserve"> </w:t>
-      </w:r>
-      <w:r>
-        <w:t xml:space="preserve">Linux’ta bir kütüphaneyi programdan</w:t>
-      </w:r>
-      <w:r>
-        <w:t xml:space="preserve"> </w:t>
-      </w:r>
-      <w:r>
-        <w:rPr>
-          <w:b/>
-          <w:bCs/>
-        </w:rPr>
-        <w:t xml:space="preserve">önce</w:t>
-      </w:r>
-      <w:r>
-        <w:t xml:space="preserve"> </w:t>
-      </w:r>
-      <w:r>
-        <w:t xml:space="preserve">yükletip fonksiyonları değiştirme yolu.</w:t>
-      </w:r>
-    </w:p>
-    <w:p>
-      <w:pPr>
-        <w:pStyle w:val="Compact"/>
-        <w:numPr>
-          <w:ilvl w:val="0"/>
-          <w:numId w:val="1007"/>
-        </w:numPr>
-      </w:pPr>
-      <w:r>
-        <w:t xml:space="preserve">Saldırgan bununla kritik fonksiyonları</w:t>
-      </w:r>
-      <w:r>
-        <w:t xml:space="preserve"> </w:t>
-      </w:r>
-      <w:r>
-        <w:rPr>
-          <w:b/>
-          <w:bCs/>
-        </w:rPr>
-        <w:t xml:space="preserve">kancalayabilir</w:t>
-      </w:r>
-      <w:r>
-        <w:t xml:space="preserve">.</w:t>
-      </w:r>
-    </w:p>
-    <w:p>
-      <w:pPr>
-        <w:pStyle w:val="Compact"/>
-        <w:numPr>
-          <w:ilvl w:val="0"/>
-          <w:numId w:val="1007"/>
-        </w:numPr>
-      </w:pPr>
-      <w:r>
-        <w:t xml:space="preserve">RASP bunu tespit etmeye çalışır.</w:t>
-      </w:r>
-    </w:p>
-    <w:bookmarkEnd w:id="27"/>
-    <w:bookmarkStart w:id="28" w:name="bütünlük-ve-self-hashing"/>
-    <w:p>
-      <w:pPr>
-        <w:pStyle w:val="Heading3"/>
-      </w:pPr>
-      <w:r>
-        <w:t xml:space="preserve">Bütünlük ve self-hashing</w:t>
-      </w:r>
-    </w:p>
-    <w:p>
-      <w:pPr>
-        <w:pStyle w:val="Compact"/>
-        <w:numPr>
-          <w:ilvl w:val="0"/>
-          <w:numId w:val="1008"/>
-        </w:numPr>
-      </w:pPr>
-      <w:r>
-        <w:rPr>
-          <w:b/>
-          <w:bCs/>
-        </w:rPr>
-        <w:t xml:space="preserve">Bütünlük (integrity):</w:t>
-      </w:r>
-      <w:r>
-        <w:t xml:space="preserve"> </w:t>
-      </w:r>
-      <w:r>
-        <w:t xml:space="preserve">kodun/dosyanın</w:t>
-      </w:r>
-      <w:r>
-        <w:t xml:space="preserve"> </w:t>
-      </w:r>
-      <w:r>
-        <w:rPr>
-          <w:b/>
-          <w:bCs/>
-        </w:rPr>
-        <w:t xml:space="preserve">değişmemiş</w:t>
-      </w:r>
-      <w:r>
-        <w:t xml:space="preserve"> </w:t>
-      </w:r>
-      <w:r>
-        <w:t xml:space="preserve">olması.</w:t>
-      </w:r>
-    </w:p>
-    <w:p>
-      <w:pPr>
-        <w:pStyle w:val="Compact"/>
-        <w:numPr>
-          <w:ilvl w:val="0"/>
-          <w:numId w:val="1008"/>
-        </w:numPr>
-      </w:pPr>
-      <w:r>
-        <w:rPr>
-          <w:b/>
-          <w:bCs/>
-        </w:rPr>
-        <w:t xml:space="preserve">Self-hashing:</w:t>
-      </w:r>
-      <w:r>
-        <w:t xml:space="preserve"> </w:t>
-      </w:r>
-      <w:r>
-        <w:t xml:space="preserve">programın</w:t>
-      </w:r>
-      <w:r>
-        <w:t xml:space="preserve"> </w:t>
-      </w:r>
-      <w:r>
-        <w:rPr>
-          <w:b/>
-          <w:bCs/>
-        </w:rPr>
-        <w:t xml:space="preserve">kendi kodunun</w:t>
-      </w:r>
-      <w:r>
-        <w:t xml:space="preserve"> </w:t>
-      </w:r>
-      <w:r>
-        <w:t xml:space="preserve">özetini hesaplayıp beklenenle karşılaştırması.</w:t>
-      </w:r>
-    </w:p>
-    <w:p>
-      <w:pPr>
-        <w:pStyle w:val="Compact"/>
-        <w:numPr>
-          <w:ilvl w:val="0"/>
-          <w:numId w:val="1008"/>
-        </w:numPr>
-      </w:pPr>
-      <w:r>
-        <w:t xml:space="preserve">Kurcalanmışsa özet tutmaz.</w:t>
-      </w:r>
-    </w:p>
-    <w:bookmarkEnd w:id="28"/>
-    <w:bookmarkStart w:id="29" w:name="özet-checksumhash"/>
-    <w:p>
-      <w:pPr>
-        <w:pStyle w:val="Heading3"/>
-      </w:pPr>
-      <w:r>
-        <w:t xml:space="preserve">Özet (checksum/hash)</w:t>
-      </w:r>
-    </w:p>
-    <w:p>
-      <w:pPr>
-        <w:pStyle w:val="Compact"/>
-        <w:numPr>
-          <w:ilvl w:val="0"/>
-          <w:numId w:val="1009"/>
-        </w:numPr>
-      </w:pPr>
-      <w:r>
-        <w:rPr>
-          <w:b/>
-          <w:bCs/>
-        </w:rPr>
-        <w:t xml:space="preserve">Özet:</w:t>
-      </w:r>
-      <w:r>
-        <w:t xml:space="preserve"> </w:t>
-      </w:r>
-      <w:r>
-        <w:t xml:space="preserve">bir veriden hesaplanan sabit boyutlu</w:t>
-      </w:r>
-      <w:r>
-        <w:t xml:space="preserve"> </w:t>
-      </w:r>
-      <w:r>
-        <w:rPr>
-          <w:b/>
-          <w:bCs/>
-        </w:rPr>
-        <w:t xml:space="preserve">parmak izi</w:t>
-      </w:r>
-      <w:r>
-        <w:t xml:space="preserve"> </w:t>
-      </w:r>
-      <w:r>
-        <w:t xml:space="preserve">(SHA-256).</w:t>
-      </w:r>
-    </w:p>
-    <w:p>
-      <w:pPr>
-        <w:pStyle w:val="Compact"/>
-        <w:numPr>
-          <w:ilvl w:val="0"/>
-          <w:numId w:val="1009"/>
-        </w:numPr>
-      </w:pPr>
-      <w:r>
-        <w:t xml:space="preserve">Veri değişirse özet değişir.</w:t>
-      </w:r>
-    </w:p>
-    <w:p>
-      <w:pPr>
-        <w:pStyle w:val="Compact"/>
-        <w:numPr>
-          <w:ilvl w:val="0"/>
-          <w:numId w:val="1009"/>
-        </w:numPr>
-      </w:pPr>
-      <w:r>
-        <w:t xml:space="preserve">Bütünlük denetiminin temeli.</w:t>
-      </w:r>
-    </w:p>
-    <w:bookmarkEnd w:id="29"/>
-    <w:bookmarkStart w:id="30" w:name="kök-root-jailbreak"/>
-    <w:p>
-      <w:pPr>
-        <w:pStyle w:val="Heading3"/>
-      </w:pPr>
-      <w:r>
-        <w:t xml:space="preserve">Kök (root) / jailbreak</w:t>
-      </w:r>
-    </w:p>
-    <w:p>
-      <w:pPr>
-        <w:pStyle w:val="Compact"/>
-        <w:numPr>
-          <w:ilvl w:val="0"/>
-          <w:numId w:val="1010"/>
-        </w:numPr>
-      </w:pPr>
-      <w:r>
-        <w:rPr>
-          <w:b/>
-          <w:bCs/>
-        </w:rPr>
-        <w:t xml:space="preserve">Kök (root):</w:t>
-      </w:r>
-      <w:r>
-        <w:t xml:space="preserve"> </w:t>
-      </w:r>
-      <w:r>
-        <w:t xml:space="preserve">cihaz üzerinde tam yetki (normalde kısıtlı).</w:t>
-      </w:r>
-    </w:p>
-    <w:p>
-      <w:pPr>
-        <w:pStyle w:val="Compact"/>
-        <w:numPr>
-          <w:ilvl w:val="0"/>
-          <w:numId w:val="1010"/>
-        </w:numPr>
-      </w:pPr>
-      <w:r>
-        <w:t xml:space="preserve">Köklü cihazda korumalar zayıflar; saldırgan her şeye erişir.</w:t>
-      </w:r>
-    </w:p>
-    <w:p>
-      <w:pPr>
-        <w:pStyle w:val="Compact"/>
-        <w:numPr>
-          <w:ilvl w:val="0"/>
-          <w:numId w:val="1010"/>
-        </w:numPr>
-      </w:pPr>
-      <w:r>
-        <w:t xml:space="preserve">RASP</w:t>
-      </w:r>
-      <w:r>
-        <w:t xml:space="preserve"> </w:t>
-      </w:r>
-      <w:r>
-        <w:t xml:space="preserve">“cihaz köklü mü?”</w:t>
-      </w:r>
-      <w:r>
-        <w:t xml:space="preserve"> </w:t>
-      </w:r>
-      <w:r>
-        <w:t xml:space="preserve">diye bakar.</w:t>
-      </w:r>
-    </w:p>
-    <w:bookmarkEnd w:id="30"/>
-    <w:bookmarkStart w:id="31" w:name="imza-doğrulama"/>
-    <w:p>
-      <w:pPr>
-        <w:pStyle w:val="Heading3"/>
-      </w:pPr>
-      <w:r>
-        <w:t xml:space="preserve">İmza doğrulama</w:t>
-      </w:r>
-    </w:p>
-    <w:p>
-      <w:pPr>
-        <w:pStyle w:val="Compact"/>
-        <w:numPr>
-          <w:ilvl w:val="0"/>
-          <w:numId w:val="1011"/>
-        </w:numPr>
-      </w:pPr>
-      <w:r>
-        <w:t xml:space="preserve">Uygulama paketleri</w:t>
-      </w:r>
-      <w:r>
-        <w:t xml:space="preserve"> </w:t>
-      </w:r>
-      <w:r>
-        <w:rPr>
-          <w:b/>
-          <w:bCs/>
-        </w:rPr>
-        <w:t xml:space="preserve">dijital imzayla</w:t>
-      </w:r>
-      <w:r>
-        <w:t xml:space="preserve"> </w:t>
-      </w:r>
-      <w:r>
-        <w:t xml:space="preserve">imzalanır.</w:t>
-      </w:r>
-    </w:p>
-    <w:p>
-      <w:pPr>
-        <w:pStyle w:val="Compact"/>
-        <w:numPr>
-          <w:ilvl w:val="0"/>
-          <w:numId w:val="1011"/>
-        </w:numPr>
-      </w:pPr>
-      <w:r>
-        <w:rPr>
-          <w:b/>
-          <w:bCs/>
-        </w:rPr>
-        <w:t xml:space="preserve">İmza doğrulama:</w:t>
-      </w:r>
-      <w:r>
-        <w:t xml:space="preserve"> </w:t>
-      </w:r>
-      <w:r>
-        <w:t xml:space="preserve">çağıran/yüklenen bileşenin imzasının beklenen olup olmadığını denetleme.</w:t>
-      </w:r>
-    </w:p>
-    <w:p>
-      <w:pPr>
-        <w:pStyle w:val="Compact"/>
-        <w:numPr>
-          <w:ilvl w:val="0"/>
-          <w:numId w:val="1011"/>
-        </w:numPr>
-      </w:pPr>
-      <w:r>
-        <w:t xml:space="preserve">Sahte/değiştirilmiş bileşeni yakalar.</w:t>
-      </w:r>
-    </w:p>
-    <w:bookmarkEnd w:id="31"/>
-    <w:bookmarkStart w:id="32" w:name="kontrol-akışı-bütünlüğü-sayaç"/>
-    <w:p>
-      <w:pPr>
-        <w:pStyle w:val="Heading3"/>
-      </w:pPr>
-      <w:r>
-        <w:t xml:space="preserve">Kontrol akışı bütünlüğü (sayaç)</w:t>
-      </w:r>
-    </w:p>
-    <w:p>
-      <w:pPr>
-        <w:pStyle w:val="Compact"/>
-        <w:numPr>
-          <w:ilvl w:val="0"/>
-          <w:numId w:val="1012"/>
-        </w:numPr>
-      </w:pPr>
-      <w:r>
-        <w:t xml:space="preserve">Kritik denetimler</w:t>
-      </w:r>
-      <w:r>
-        <w:t xml:space="preserve"> </w:t>
-      </w:r>
-      <w:r>
-        <w:rPr>
-          <w:b/>
-          <w:bCs/>
-        </w:rPr>
-        <w:t xml:space="preserve">tek bir</w:t>
-      </w:r>
-      <w:r>
-        <w:rPr>
-          <w:b/>
-          <w:bCs/>
-        </w:rPr>
-        <w:t xml:space="preserve"> </w:t>
-      </w:r>
-      <w:r>
-        <w:rPr>
-          <w:rStyle w:val="VerbatimChar"/>
-          <w:b/>
-          <w:bCs/>
-        </w:rPr>
-        <w:t xml:space="preserve">if</w:t>
-      </w:r>
-      <w:r>
-        <w:t xml:space="preserve"> </w:t>
-      </w:r>
-      <w:r>
-        <w:t xml:space="preserve">ile yapılırsa, tek nokta yamayla atlanır.</w:t>
-      </w:r>
-    </w:p>
-    <w:p>
-      <w:pPr>
-        <w:pStyle w:val="Compact"/>
-        <w:numPr>
-          <w:ilvl w:val="0"/>
-          <w:numId w:val="1012"/>
-        </w:numPr>
-      </w:pPr>
-      <w:r>
-        <w:rPr>
-          <w:b/>
-          <w:bCs/>
-        </w:rPr>
-        <w:t xml:space="preserve">Kontrol akışı sayacı:</w:t>
-      </w:r>
-      <w:r>
-        <w:t xml:space="preserve"> </w:t>
-      </w:r>
-      <w:r>
-        <w:t xml:space="preserve">denetimlerin doğru</w:t>
-      </w:r>
-      <w:r>
-        <w:t xml:space="preserve"> </w:t>
-      </w:r>
-      <w:r>
-        <w:rPr>
-          <w:b/>
-          <w:bCs/>
-        </w:rPr>
-        <w:t xml:space="preserve">sırayla</w:t>
-      </w:r>
-      <w:r>
-        <w:t xml:space="preserve"> </w:t>
-      </w:r>
-      <w:r>
-        <w:t xml:space="preserve">geçtiğini sayarak doğrulama.</w:t>
-      </w:r>
-    </w:p>
-    <w:p>
-      <w:pPr>
-        <w:pStyle w:val="Compact"/>
-        <w:numPr>
-          <w:ilvl w:val="0"/>
-          <w:numId w:val="1012"/>
-        </w:numPr>
-      </w:pPr>
-      <w:r>
-        <w:t xml:space="preserve">Tek yama yetmez hale gelir.</w:t>
-      </w:r>
-    </w:p>
-    <w:bookmarkEnd w:id="32"/>
-    <w:bookmarkStart w:id="33" w:name="tepki-politikası-response"/>
-    <w:p>
-      <w:pPr>
-        <w:pStyle w:val="Heading3"/>
-      </w:pPr>
-      <w:r>
-        <w:t xml:space="preserve">Tepki politikası (response)</w:t>
-      </w:r>
-    </w:p>
-    <w:p>
-      <w:pPr>
-        <w:pStyle w:val="Compact"/>
-        <w:numPr>
-          <w:ilvl w:val="0"/>
-          <w:numId w:val="1013"/>
-        </w:numPr>
-      </w:pPr>
-      <w:r>
-        <w:rPr>
-          <w:b/>
-          <w:bCs/>
-        </w:rPr>
-        <w:t xml:space="preserve">Tepki politikası:</w:t>
-      </w:r>
-      <w:r>
-        <w:t xml:space="preserve"> </w:t>
-      </w:r>
-      <w:r>
-        <w:t xml:space="preserve">RASP bir tehdit görünce</w:t>
-      </w:r>
-      <w:r>
-        <w:t xml:space="preserve"> </w:t>
-      </w:r>
-      <w:r>
-        <w:rPr>
-          <w:b/>
-          <w:bCs/>
-        </w:rPr>
-        <w:t xml:space="preserve">ne yapacak</w:t>
-      </w:r>
-      <w:r>
-        <w:t xml:space="preserve">?</w:t>
-      </w:r>
-    </w:p>
-    <w:p>
-      <w:pPr>
-        <w:pStyle w:val="Compact"/>
-        <w:numPr>
-          <w:ilvl w:val="0"/>
-          <w:numId w:val="1013"/>
-        </w:numPr>
-      </w:pPr>
-      <w:r>
-        <w:t xml:space="preserve">Sessizce kapan, işlevi kısıtla, sunucuya bildir, gecikmeli tepki…</w:t>
-      </w:r>
-    </w:p>
-    <w:p>
-      <w:pPr>
-        <w:pStyle w:val="Compact"/>
-        <w:numPr>
-          <w:ilvl w:val="0"/>
-          <w:numId w:val="1013"/>
-        </w:numPr>
-      </w:pPr>
-      <w:r>
-        <w:t xml:space="preserve">“Hemen çök”</w:t>
-      </w:r>
-      <w:r>
-        <w:t xml:space="preserve"> </w:t>
-      </w:r>
-      <w:r>
-        <w:t xml:space="preserve">her zaman en iyisi değildir.</w:t>
-      </w:r>
-    </w:p>
-    <w:bookmarkEnd w:id="33"/>
-    <w:bookmarkStart w:id="34" w:name="cihaz-bağlama-ve-caydırma"/>
-    <w:p>
-      <w:pPr>
-        <w:pStyle w:val="Heading3"/>
-      </w:pPr>
-      <w:r>
-        <w:t xml:space="preserve">Cihaz bağlama ve caydırma</w:t>
-      </w:r>
-    </w:p>
-    <w:p>
-      <w:pPr>
-        <w:pStyle w:val="Compact"/>
-        <w:numPr>
-          <w:ilvl w:val="0"/>
-          <w:numId w:val="1014"/>
-        </w:numPr>
-      </w:pPr>
-      <w:r>
-        <w:rPr>
-          <w:b/>
-          <w:bCs/>
-        </w:rPr>
-        <w:t xml:space="preserve">Cihaz bağlama:</w:t>
-      </w:r>
-      <w:r>
-        <w:t xml:space="preserve"> </w:t>
-      </w:r>
-      <w:r>
-        <w:t xml:space="preserve">verilerin/anahtarların yalnız</w:t>
-      </w:r>
-      <w:r>
-        <w:t xml:space="preserve"> </w:t>
-      </w:r>
-      <w:r>
-        <w:rPr>
-          <w:b/>
-          <w:bCs/>
-        </w:rPr>
-        <w:t xml:space="preserve">belirli cihazda</w:t>
-      </w:r>
-      <w:r>
-        <w:t xml:space="preserve"> </w:t>
-      </w:r>
-      <w:r>
-        <w:t xml:space="preserve">anlamlı olması.</w:t>
-      </w:r>
-    </w:p>
-    <w:p>
-      <w:pPr>
-        <w:pStyle w:val="Compact"/>
-        <w:numPr>
-          <w:ilvl w:val="0"/>
-          <w:numId w:val="1014"/>
-        </w:numPr>
-      </w:pPr>
-      <w:r>
-        <w:rPr>
-          <w:b/>
-          <w:bCs/>
-        </w:rPr>
-        <w:t xml:space="preserve">Caydırma (deterrence):</w:t>
-      </w:r>
-      <w:r>
-        <w:t xml:space="preserve"> </w:t>
-      </w:r>
-      <w:r>
-        <w:t xml:space="preserve">saldırıyı zahmetli/riskli kılıp vazgeçirme.</w:t>
-      </w:r>
-    </w:p>
-    <w:p>
-      <w:pPr>
-        <w:pStyle w:val="Compact"/>
-        <w:numPr>
-          <w:ilvl w:val="0"/>
-          <w:numId w:val="1014"/>
-        </w:numPr>
-      </w:pPr>
-      <w:r>
-        <w:t xml:space="preserve">RASP’in nihai amacı: maliyeti yükseltmek.</w:t>
-      </w:r>
-    </w:p>
-    <w:bookmarkEnd w:id="34"/>
-    <w:bookmarkStart w:id="35" w:name="şimdi-hazırız"/>
-    <w:p>
-      <w:pPr>
-        <w:pStyle w:val="Heading3"/>
-      </w:pPr>
-      <w:r>
-        <w:t xml:space="preserve">Şimdi hazırız</w:t>
-      </w:r>
-    </w:p>
-    <w:p>
-      <w:pPr>
-        <w:pStyle w:val="FirstParagraph"/>
-      </w:pPr>
-      <w:r>
-        <w:t xml:space="preserve">Terimler:</w:t>
-      </w:r>
-    </w:p>
-    <w:p>
-      <w:pPr>
-        <w:pStyle w:val="BodyText"/>
-      </w:pPr>
-      <w:r>
-        <w:t xml:space="preserve">çalışma anı · RASP · debugger · emülatör/VM · hook/Frida · LD_PRELOAD · bütünlük/self-hashing · özet · kök · imza doğrulama · kontrol akışı sayacı · tepki politikası · cihaz bağlama · caydırma</w:t>
-      </w:r>
-    </w:p>
-    <w:p>
-      <w:pPr>
-        <w:pStyle w:val="BodyText"/>
-      </w:pPr>
-      <w:r>
-        <w:t xml:space="preserve">Şimdi: RASP nedir, ne yapar?</w:t>
-      </w:r>
-    </w:p>
-    <w:bookmarkEnd w:id="35"/>
-    <w:bookmarkStart w:id="36" w:name="kavramlar-birbirine-nasıl-bağlanır"/>
-    <w:p>
-      <w:pPr>
-        <w:pStyle w:val="Heading3"/>
-      </w:pPr>
-      <w:r>
-        <w:t xml:space="preserve">Kavramlar birbirine nasıl bağlanır?</w:t>
-      </w:r>
-    </w:p>
-    <w:p>
-      <w:pPr>
-        <w:pStyle w:val="FirstParagraph"/>
-      </w:pPr>
-      <w:r>
-        <w:t xml:space="preserve">Yukarıdaki terimler rastgele bir liste değildir; her biri bir öncekinin üstüne oturur. Bir terimi ilerideki</w:t>
-      </w:r>
-      <w:r>
-        <w:t xml:space="preserve"> </w:t>
-      </w:r>
-      <w:r>
-        <w:t xml:space="preserve">bölümlerde unutursanız, aşağıdaki tablonun</w:t>
-      </w:r>
-      <w:r>
-        <w:t xml:space="preserve"> </w:t>
-      </w:r>
-      <w:r>
-        <w:t xml:space="preserve">“önkoşul”</w:t>
-      </w:r>
-      <w:r>
-        <w:t xml:space="preserve"> </w:t>
-      </w:r>
-      <w:r>
-        <w:t xml:space="preserve">sütununa dönüp önce onu tazeleyin.</w:t>
+        <w:t xml:space="preserve">Bu haftanın kavram haritası</w:t>
       </w:r>
     </w:p>
     <w:tbl>
@@ -3027,29 +2223,29 @@
               <w:pStyle w:val="Compact"/>
             </w:pPr>
             <w:r>
-              <w:t xml:space="preserve">Terim</w:t>
-            </w:r>
-          </w:p>
-        </w:tc>
-        <w:tc>
-          <w:tcPr/>
-          <w:p>
-            <w:pPr>
-              <w:pStyle w:val="Compact"/>
-            </w:pPr>
-            <w:r>
-              <w:t xml:space="preserve">Önkoşulu</w:t>
-            </w:r>
-          </w:p>
-        </w:tc>
-        <w:tc>
-          <w:tcPr/>
-          <w:p>
-            <w:pPr>
-              <w:pStyle w:val="Compact"/>
-            </w:pPr>
-            <w:r>
-              <w:t xml:space="preserve">Hangi bölümde derinleşir?</w:t>
+              <w:t xml:space="preserve">Kavram</w:t>
+            </w:r>
+          </w:p>
+        </w:tc>
+        <w:tc>
+          <w:tcPr/>
+          <w:p>
+            <w:pPr>
+              <w:pStyle w:val="Compact"/>
+            </w:pPr>
+            <w:r>
+              <w:t xml:space="preserve">Bir cümlede</w:t>
+            </w:r>
+          </w:p>
+        </w:tc>
+        <w:tc>
+          <w:tcPr/>
+          <w:p>
+            <w:pPr>
+              <w:pStyle w:val="Compact"/>
+            </w:pPr>
+            <w:r>
+              <w:t xml:space="preserve">Ayrıntısı</w:t>
             </w:r>
           </w:p>
         </w:tc>
@@ -3073,19 +2269,24 @@
               <w:pStyle w:val="Compact"/>
             </w:pPr>
             <w:r>
-              <w:t xml:space="preserve">çalışma anı, MATE modeli</w:t>
-            </w:r>
-          </w:p>
-        </w:tc>
-        <w:tc>
-          <w:tcPr/>
-          <w:p>
-            <w:pPr>
-              <w:pStyle w:val="Compact"/>
-            </w:pPr>
-            <w:r>
-              <w:t xml:space="preserve">Bölüm 1</w:t>
-            </w:r>
+              <w:t xml:space="preserve">RASP, uygulamanın kendi içine gömülen, çalışma zamanında kendini izleyen ve saldırıya algılama, savunma ve caydırma ile tepki veren korumalardır.</w:t>
+            </w:r>
+          </w:p>
+        </w:tc>
+        <w:tc>
+          <w:tcPr/>
+          <w:p>
+            <w:pPr>
+              <w:pStyle w:val="Compact"/>
+            </w:pPr>
+            <w:hyperlink w:anchor="X6ec317449d4fd2fa3dc82343fc53556cf1d54b8">
+              <w:r>
+                <w:rPr>
+                  <w:rStyle w:val="Hyperlink"/>
+                </w:rPr>
+                <w:t xml:space="preserve">§1</w:t>
+              </w:r>
+            </w:hyperlink>
           </w:p>
         </w:tc>
       </w:tr>
@@ -3097,30 +2298,41 @@
               <w:pStyle w:val="Compact"/>
             </w:pPr>
             <w:r>
-              <w:t xml:space="preserve">RASP mimarisi (ne zaman/nerede/nasıl)</w:t>
-            </w:r>
-          </w:p>
-        </w:tc>
-        <w:tc>
-          <w:tcPr/>
-          <w:p>
-            <w:pPr>
-              <w:pStyle w:val="Compact"/>
-            </w:pPr>
-            <w:r>
-              <w:t xml:space="preserve">RASP’in üç işlevi</w:t>
-            </w:r>
-          </w:p>
-        </w:tc>
-        <w:tc>
-          <w:tcPr/>
-          <w:p>
-            <w:pPr>
-              <w:pStyle w:val="Compact"/>
-            </w:pPr>
-            <w:r>
-              <w:t xml:space="preserve">Bölüm 2</w:t>
-            </w:r>
+              <w:t xml:space="preserve">MATE saldırgan modeli</w:t>
+            </w:r>
+          </w:p>
+        </w:tc>
+        <w:tc>
+          <w:tcPr/>
+          <w:p>
+            <w:pPr>
+              <w:pStyle w:val="Compact"/>
+            </w:pPr>
+            <w:r>
+              <w:t xml:space="preserve">MATE (</w:t>
+            </w:r>
+            <w:r>
+              <w:t xml:space="preserve">“Man-At-The-End”</w:t>
+            </w:r>
+            <w:r>
+              <w:t xml:space="preserve">), saldırganın uygulamanın çalıştığı cihazın/uç noktanın sahibi olduğu; belleği okuyup kodu değiştirebildiği ve hata ayıklayıcı bağlayabildiği saldırgan modelidir.</w:t>
+            </w:r>
+          </w:p>
+        </w:tc>
+        <w:tc>
+          <w:tcPr/>
+          <w:p>
+            <w:pPr>
+              <w:pStyle w:val="Compact"/>
+            </w:pPr>
+            <w:hyperlink w:anchor="Xc5a22835840d90468f9206acaa060b2b2db4c6e">
+              <w:r>
+                <w:rPr>
+                  <w:rStyle w:val="Hyperlink"/>
+                </w:rPr>
+                <w:t xml:space="preserve">§1.1</w:t>
+              </w:r>
+            </w:hyperlink>
           </w:p>
         </w:tc>
       </w:tr>
@@ -3132,30 +2344,47 @@
               <w:pStyle w:val="Compact"/>
             </w:pPr>
             <w:r>
-              <w:t xml:space="preserve">Bütünlük / self-hashing</w:t>
-            </w:r>
-          </w:p>
-        </w:tc>
-        <w:tc>
-          <w:tcPr/>
-          <w:p>
-            <w:pPr>
-              <w:pStyle w:val="Compact"/>
-            </w:pPr>
-            <w:r>
-              <w:t xml:space="preserve">özet (hash), Hafta 3 HMAC</w:t>
-            </w:r>
-          </w:p>
-        </w:tc>
-        <w:tc>
-          <w:tcPr/>
-          <w:p>
-            <w:pPr>
-              <w:pStyle w:val="Compact"/>
-            </w:pPr>
-            <w:r>
-              <w:t xml:space="preserve">Bölüm 3</w:t>
-            </w:r>
+              <w:t xml:space="preserve">RASP mimarisi</w:t>
+            </w:r>
+          </w:p>
+        </w:tc>
+        <w:tc>
+          <w:tcPr/>
+          <w:p>
+            <w:pPr>
+              <w:pStyle w:val="Compact"/>
+            </w:pPr>
+            <w:r>
+              <w:t xml:space="preserve">RASP denetimleri yükleme anında, hassas işlem öncesinde ve arka planda düzensiz aralıklarla, kodun birçok noktasında çalışır ve sonucu bir</w:t>
+            </w:r>
+            <w:r>
+              <w:t xml:space="preserve"> </w:t>
+            </w:r>
+            <w:r>
+              <w:rPr>
+                <w:rStyle w:val="VerbatimChar"/>
+              </w:rPr>
+              <w:t xml:space="preserve">if</w:t>
+            </w:r>
+            <w:r>
+              <w:t xml:space="preserve">’e değil bir veri bağımlılığına bağlar.</w:t>
+            </w:r>
+          </w:p>
+        </w:tc>
+        <w:tc>
+          <w:tcPr/>
+          <w:p>
+            <w:pPr>
+              <w:pStyle w:val="Compact"/>
+            </w:pPr>
+            <w:hyperlink w:anchor="Xdd35f117cad5721a0ec0a165fcf1c03740ad43d">
+              <w:r>
+                <w:rPr>
+                  <w:rStyle w:val="Hyperlink"/>
+                </w:rPr>
+                <w:t xml:space="preserve">§2</w:t>
+              </w:r>
+            </w:hyperlink>
           </w:p>
         </w:tc>
       </w:tr>
@@ -3167,30 +2396,35 @@
               <w:pStyle w:val="Compact"/>
             </w:pPr>
             <w:r>
-              <w:t xml:space="preserve">Hata ayıklayıcı (debugger) algılama</w:t>
-            </w:r>
-          </w:p>
-        </w:tc>
-        <w:tc>
-          <w:tcPr/>
-          <w:p>
-            <w:pPr>
-              <w:pStyle w:val="Compact"/>
-            </w:pPr>
-            <w:r>
-              <w:t xml:space="preserve">çalışma anı</w:t>
-            </w:r>
-          </w:p>
-        </w:tc>
-        <w:tc>
-          <w:tcPr/>
-          <w:p>
-            <w:pPr>
-              <w:pStyle w:val="Compact"/>
-            </w:pPr>
-            <w:r>
-              <w:t xml:space="preserve">Bölüm 4</w:t>
-            </w:r>
+              <w:t xml:space="preserve">Bütünlük / self-hashing</w:t>
+            </w:r>
+          </w:p>
+        </w:tc>
+        <w:tc>
+          <w:tcPr/>
+          <w:p>
+            <w:pPr>
+              <w:pStyle w:val="Compact"/>
+            </w:pPr>
+            <w:r>
+              <w:t xml:space="preserve">Self-hashing, uygulamanın kendi kodunun/dosyasının HMAC özetini çalışma zamanında hesaplayıp önceden bilinen bir altın değerle karşılaştırarak yama/kurcalamayı yakalamasıdır.</w:t>
+            </w:r>
+          </w:p>
+        </w:tc>
+        <w:tc>
+          <w:tcPr/>
+          <w:p>
+            <w:pPr>
+              <w:pStyle w:val="Compact"/>
+            </w:pPr>
+            <w:hyperlink w:anchor="Xf8c9870875d916cb7919446c8ab3cf08c997851">
+              <w:r>
+                <w:rPr>
+                  <w:rStyle w:val="Hyperlink"/>
+                </w:rPr>
+                <w:t xml:space="preserve">§3</w:t>
+              </w:r>
+            </w:hyperlink>
           </w:p>
         </w:tc>
       </w:tr>
@@ -3202,42 +2436,35 @@
               <w:pStyle w:val="Compact"/>
             </w:pPr>
             <w:r>
-              <w:t xml:space="preserve">Emülatör/VM algılama</w:t>
-            </w:r>
-          </w:p>
-        </w:tc>
-        <w:tc>
-          <w:tcPr/>
-          <w:p>
-            <w:pPr>
-              <w:pStyle w:val="Compact"/>
-            </w:pPr>
-            <w:r>
-              <w:t xml:space="preserve">debugger algılamanın</w:t>
-            </w:r>
-            <w:r>
-              <w:t xml:space="preserve"> </w:t>
-            </w:r>
-            <w:r>
-              <w:t xml:space="preserve">“sinyal, kanıt değil”</w:t>
-            </w:r>
-            <w:r>
-              <w:t xml:space="preserve"> </w:t>
-            </w:r>
-            <w:r>
-              <w:t xml:space="preserve">dersi</w:t>
-            </w:r>
-          </w:p>
-        </w:tc>
-        <w:tc>
-          <w:tcPr/>
-          <w:p>
-            <w:pPr>
-              <w:pStyle w:val="Compact"/>
-            </w:pPr>
-            <w:r>
-              <w:t xml:space="preserve">Bölüm 5</w:t>
-            </w:r>
+              <w:t xml:space="preserve">Hata ayıklayıcı (debugger) algılama</w:t>
+            </w:r>
+          </w:p>
+        </w:tc>
+        <w:tc>
+          <w:tcPr/>
+          <w:p>
+            <w:pPr>
+              <w:pStyle w:val="Compact"/>
+            </w:pPr>
+            <w:r>
+              <w:t xml:space="preserve">Anti-debug, çekirdeğin/işletim sisteminin zaten tuttuğu bilgileri (Linux’ta TracerPid, Windows’ta PEB) okuyarak sürece bir hata ayıklayıcının bağlı olup olmadığını anlamaya çalışmaktır.</w:t>
+            </w:r>
+          </w:p>
+        </w:tc>
+        <w:tc>
+          <w:tcPr/>
+          <w:p>
+            <w:pPr>
+              <w:pStyle w:val="Compact"/>
+            </w:pPr>
+            <w:hyperlink w:anchor="X7f96ec55f73b06666874c428e16e46602fccdea">
+              <w:r>
+                <w:rPr>
+                  <w:rStyle w:val="Hyperlink"/>
+                </w:rPr>
+                <w:t xml:space="preserve">§4</w:t>
+              </w:r>
+            </w:hyperlink>
           </w:p>
         </w:tc>
       </w:tr>
@@ -3249,30 +2476,35 @@
               <w:pStyle w:val="Compact"/>
             </w:pPr>
             <w:r>
-              <w:t xml:space="preserve">Kanca (hook) / LD_PRELOAD algılama</w:t>
-            </w:r>
-          </w:p>
-        </w:tc>
-        <w:tc>
-          <w:tcPr/>
-          <w:p>
-            <w:pPr>
-              <w:pStyle w:val="Compact"/>
-            </w:pPr>
-            <w:r>
-              <w:t xml:space="preserve">debugger ve emülatör algılamanın atlatılabilirliği</w:t>
-            </w:r>
-          </w:p>
-        </w:tc>
-        <w:tc>
-          <w:tcPr/>
-          <w:p>
-            <w:pPr>
-              <w:pStyle w:val="Compact"/>
-            </w:pPr>
-            <w:r>
-              <w:t xml:space="preserve">Bölüm 6</w:t>
-            </w:r>
+              <w:t xml:space="preserve">Emülatör/VM algılama</w:t>
+            </w:r>
+          </w:p>
+        </w:tc>
+        <w:tc>
+          <w:tcPr/>
+          <w:p>
+            <w:pPr>
+              <w:pStyle w:val="Compact"/>
+            </w:pPr>
+            <w:r>
+              <w:t xml:space="preserve">Ortam algılama, CPUID hipervizör biti, satıcı imzası ve zamanlama ölçümü gibi ipuçlarıyla uygulamanın bir sanal makinede/emülatörde mi, yoksa gerçek donanımda mı çalıştığını sezmeye çalışmaktır.</w:t>
+            </w:r>
+          </w:p>
+        </w:tc>
+        <w:tc>
+          <w:tcPr/>
+          <w:p>
+            <w:pPr>
+              <w:pStyle w:val="Compact"/>
+            </w:pPr>
+            <w:hyperlink w:anchor="X278a23efc412530546fd1e48a7381b9a32cbaff">
+              <w:r>
+                <w:rPr>
+                  <w:rStyle w:val="Hyperlink"/>
+                </w:rPr>
+                <w:t xml:space="preserve">§5</w:t>
+              </w:r>
+            </w:hyperlink>
           </w:p>
         </w:tc>
       </w:tr>
@@ -3284,30 +2516,68 @@
               <w:pStyle w:val="Compact"/>
             </w:pPr>
             <w:r>
-              <w:t xml:space="preserve">Dinamik bellek koruması</w:t>
-            </w:r>
-          </w:p>
-        </w:tc>
-        <w:tc>
-          <w:tcPr/>
-          <w:p>
-            <w:pPr>
-              <w:pStyle w:val="Compact"/>
-            </w:pPr>
-            <w:r>
-              <w:t xml:space="preserve">Hafta 1 bellek düzeni, debugger/kanca algılama</w:t>
-            </w:r>
-          </w:p>
-        </w:tc>
-        <w:tc>
-          <w:tcPr/>
-          <w:p>
-            <w:pPr>
-              <w:pStyle w:val="Compact"/>
-            </w:pPr>
-            <w:r>
-              <w:t xml:space="preserve">Bölüm 7</w:t>
-            </w:r>
+              <w:t xml:space="preserve">Kanca (hook) / LD_PRELOAD algılama</w:t>
+            </w:r>
+          </w:p>
+        </w:tc>
+        <w:tc>
+          <w:tcPr/>
+          <w:p>
+            <w:pPr>
+              <w:pStyle w:val="Compact"/>
+            </w:pPr>
+            <w:r>
+              <w:t xml:space="preserve">Kanca algılama, kritik bir fonksiyonun hangi paylaşımlı nesneden (</w:t>
+            </w:r>
+            <w:r>
+              <w:rPr>
+                <w:rStyle w:val="VerbatimChar"/>
+              </w:rPr>
+              <w:t xml:space="preserve">.so</w:t>
+            </w:r>
+            <w:r>
+              <w:t xml:space="preserve">) çözüldüğünü</w:t>
+            </w:r>
+            <w:r>
+              <w:t xml:space="preserve"> </w:t>
+            </w:r>
+            <w:r>
+              <w:rPr>
+                <w:rStyle w:val="VerbatimChar"/>
+              </w:rPr>
+              <w:t xml:space="preserve">dlsym</w:t>
+            </w:r>
+            <w:r>
+              <w:t xml:space="preserve">+</w:t>
+            </w:r>
+            <w:r>
+              <w:rPr>
+                <w:rStyle w:val="VerbatimChar"/>
+              </w:rPr>
+              <w:t xml:space="preserve">dladdr</w:t>
+            </w:r>
+            <w:r>
+              <w:t xml:space="preserve"> </w:t>
+            </w:r>
+            <w:r>
+              <w:t xml:space="preserve">ile denetleyerek LD_PRELOAD/Frida gibi araçlarla değiştirilip değiştirilmediğini bulmaktır.</w:t>
+            </w:r>
+          </w:p>
+        </w:tc>
+        <w:tc>
+          <w:tcPr/>
+          <w:p>
+            <w:pPr>
+              <w:pStyle w:val="Compact"/>
+            </w:pPr>
+            <w:hyperlink w:anchor="Xb7990e1adc36ad426590f4cc1ab7769cf64a96f">
+              <w:r>
+                <w:rPr>
+                  <w:rStyle w:val="Hyperlink"/>
+                </w:rPr>
+                <w:t xml:space="preserve">§6</w:t>
+              </w:r>
+            </w:hyperlink>
           </w:p>
         </w:tc>
       </w:tr>
@@ -3319,30 +2589,35 @@
               <w:pStyle w:val="Compact"/>
             </w:pPr>
             <w:r>
-              <w:t xml:space="preserve">Kök (root) göstergesi</w:t>
-            </w:r>
-          </w:p>
-        </w:tc>
-        <w:tc>
-          <w:tcPr/>
-          <w:p>
-            <w:pPr>
-              <w:pStyle w:val="Compact"/>
-            </w:pPr>
-            <w:r>
-              <w:t xml:space="preserve">ayrıcalık (yetki) kavramı</w:t>
-            </w:r>
-          </w:p>
-        </w:tc>
-        <w:tc>
-          <w:tcPr/>
-          <w:p>
-            <w:pPr>
-              <w:pStyle w:val="Compact"/>
-            </w:pPr>
-            <w:r>
-              <w:t xml:space="preserve">Bölüm 8.1</w:t>
-            </w:r>
+              <w:t xml:space="preserve">Dinamik bellek koruması</w:t>
+            </w:r>
+          </w:p>
+        </w:tc>
+        <w:tc>
+          <w:tcPr/>
+          <w:p>
+            <w:pPr>
+              <w:pStyle w:val="Compact"/>
+            </w:pPr>
+            <w:r>
+              <w:t xml:space="preserve">Dinamik bellek koruması, çalışan programın belleğindeki hassas verinin okunmasını (döküm kapatma, kilitleme) ve sessizce değiştirilmesini (gölge kopya + özet) zorlaştıran önlemler bütünüdür.</w:t>
+            </w:r>
+          </w:p>
+        </w:tc>
+        <w:tc>
+          <w:tcPr/>
+          <w:p>
+            <w:pPr>
+              <w:pStyle w:val="Compact"/>
+            </w:pPr>
+            <w:hyperlink w:anchor="X113cc6ea855878208ce62e3a6d6dfa87a5db4aa">
+              <w:r>
+                <w:rPr>
+                  <w:rStyle w:val="Hyperlink"/>
+                </w:rPr>
+                <w:t xml:space="preserve">§7</w:t>
+              </w:r>
+            </w:hyperlink>
           </w:p>
         </w:tc>
       </w:tr>
@@ -3354,30 +2629,35 @@
               <w:pStyle w:val="Compact"/>
             </w:pPr>
             <w:r>
-              <w:t xml:space="preserve">Bileşen/paket imza doğrulaması</w:t>
-            </w:r>
-          </w:p>
-        </w:tc>
-        <w:tc>
-          <w:tcPr/>
-          <w:p>
-            <w:pPr>
-              <w:pStyle w:val="Compact"/>
-            </w:pPr>
-            <w:r>
-              <w:t xml:space="preserve">Hafta 3 HMAC/dijital imza</w:t>
-            </w:r>
-          </w:p>
-        </w:tc>
-        <w:tc>
-          <w:tcPr/>
-          <w:p>
-            <w:pPr>
-              <w:pStyle w:val="Compact"/>
-            </w:pPr>
-            <w:r>
-              <w:t xml:space="preserve">Bölüm 8.2</w:t>
-            </w:r>
+              <w:t xml:space="preserve">Kök (root) göstergesi</w:t>
+            </w:r>
+          </w:p>
+        </w:tc>
+        <w:tc>
+          <w:tcPr/>
+          <w:p>
+            <w:pPr>
+              <w:pStyle w:val="Compact"/>
+            </w:pPr>
+            <w:r>
+              <w:t xml:space="preserve">Root göstergesi, cihazın/sürecin güvenlik kısıtlarının kaldırılmış (root/jailbreak) ya da yükseltilmiş yetkiyle çalışıyor olduğuna işaret eden, tek başına kanıt sayılmayan sinyallerdir.</w:t>
+            </w:r>
+          </w:p>
+        </w:tc>
+        <w:tc>
+          <w:tcPr/>
+          <w:p>
+            <w:pPr>
+              <w:pStyle w:val="Compact"/>
+            </w:pPr>
+            <w:hyperlink w:anchor="Xb014ea31ba5d8565f8a1a113e0b2a24d60fbae2">
+              <w:r>
+                <w:rPr>
+                  <w:rStyle w:val="Hyperlink"/>
+                </w:rPr>
+                <w:t xml:space="preserve">§8.1</w:t>
+              </w:r>
+            </w:hyperlink>
           </w:p>
         </w:tc>
       </w:tr>
@@ -3389,42 +2669,35 @@
               <w:pStyle w:val="Compact"/>
             </w:pPr>
             <w:r>
-              <w:t xml:space="preserve">Kontrol akışı sayacı</w:t>
-            </w:r>
-          </w:p>
-        </w:tc>
-        <w:tc>
-          <w:tcPr/>
-          <w:p>
-            <w:pPr>
-              <w:pStyle w:val="Compact"/>
-            </w:pPr>
-            <w:r>
-              <w:t xml:space="preserve">bütünlük denetiminin</w:t>
-            </w:r>
-            <w:r>
-              <w:t xml:space="preserve"> </w:t>
-            </w:r>
-            <w:r>
-              <w:t xml:space="preserve">“tek nokta”</w:t>
-            </w:r>
-            <w:r>
-              <w:t xml:space="preserve"> </w:t>
-            </w:r>
-            <w:r>
-              <w:t xml:space="preserve">zaafı</w:t>
-            </w:r>
-          </w:p>
-        </w:tc>
-        <w:tc>
-          <w:tcPr/>
-          <w:p>
-            <w:pPr>
-              <w:pStyle w:val="Compact"/>
-            </w:pPr>
-            <w:r>
-              <w:t xml:space="preserve">Bölüm 9</w:t>
-            </w:r>
+              <w:t xml:space="preserve">Bileşen imza doğrulaması</w:t>
+            </w:r>
+          </w:p>
+        </w:tc>
+        <w:tc>
+          <w:tcPr/>
+          <w:p>
+            <w:pPr>
+              <w:pStyle w:val="Compact"/>
+            </w:pPr>
+            <w:r>
+              <w:t xml:space="preserve">Bileşen imza doğrulaması, dinamik yüklenen bir modülün/paketin yüklenmeden önce beklenen imza/özetini taşıyıp taşımadığını denetleyerek yeniden paketlemeyi (repackaging) yakalamaktır.</w:t>
+            </w:r>
+          </w:p>
+        </w:tc>
+        <w:tc>
+          <w:tcPr/>
+          <w:p>
+            <w:pPr>
+              <w:pStyle w:val="Compact"/>
+            </w:pPr>
+            <w:hyperlink w:anchor="Xbd857ccf8dcecbd2fb860b004a0294259e7e2b0">
+              <w:r>
+                <w:rPr>
+                  <w:rStyle w:val="Hyperlink"/>
+                </w:rPr>
+                <w:t xml:space="preserve">§8.2</w:t>
+              </w:r>
+            </w:hyperlink>
           </w:p>
         </w:tc>
       </w:tr>
@@ -3436,30 +2709,44 @@
               <w:pStyle w:val="Compact"/>
             </w:pPr>
             <w:r>
-              <w:t xml:space="preserve">Tepki politikası</w:t>
-            </w:r>
-          </w:p>
-        </w:tc>
-        <w:tc>
-          <w:tcPr/>
-          <w:p>
-            <w:pPr>
-              <w:pStyle w:val="Compact"/>
-            </w:pPr>
-            <w:r>
-              <w:t xml:space="preserve">bütün algılama sinyalleri</w:t>
-            </w:r>
-          </w:p>
-        </w:tc>
-        <w:tc>
-          <w:tcPr/>
-          <w:p>
-            <w:pPr>
-              <w:pStyle w:val="Compact"/>
-            </w:pPr>
-            <w:r>
-              <w:t xml:space="preserve">Bölüm 10</w:t>
-            </w:r>
+              <w:t xml:space="preserve">Kontrol akışı sayacı</w:t>
+            </w:r>
+          </w:p>
+        </w:tc>
+        <w:tc>
+          <w:tcPr/>
+          <w:p>
+            <w:pPr>
+              <w:pStyle w:val="Compact"/>
+            </w:pPr>
+            <w:r>
+              <w:t xml:space="preserve">Kontrol akışı sayacı, güvenlik kontrol noktalarının doğru sırayla geçildiğini bir anahtar zincirine (</w:t>
+            </w:r>
+            <w:r>
+              <w:rPr>
+                <w:rStyle w:val="VerbatimChar"/>
+              </w:rPr>
+              <w:t xml:space="preserve">acc = HMAC(acc, aşama)</w:t>
+            </w:r>
+            <w:r>
+              <w:t xml:space="preserve">) bağlayarak tek bir kontrolün yamalanmasını işe yaramaz kılan tekniktir.</w:t>
+            </w:r>
+          </w:p>
+        </w:tc>
+        <w:tc>
+          <w:tcPr/>
+          <w:p>
+            <w:pPr>
+              <w:pStyle w:val="Compact"/>
+            </w:pPr>
+            <w:hyperlink w:anchor="Xe71f122df67c06b773c2ea2e101b6cd4f34ccb7">
+              <w:r>
+                <w:rPr>
+                  <w:rStyle w:val="Hyperlink"/>
+                </w:rPr>
+                <w:t xml:space="preserve">§9</w:t>
+              </w:r>
+            </w:hyperlink>
           </w:p>
         </w:tc>
       </w:tr>
@@ -3471,34 +2758,570 @@
               <w:pStyle w:val="Compact"/>
             </w:pPr>
             <w:r>
-              <w:t xml:space="preserve">Cihaz bağlama</w:t>
-            </w:r>
-          </w:p>
-        </w:tc>
-        <w:tc>
-          <w:tcPr/>
-          <w:p>
-            <w:pPr>
-              <w:pStyle w:val="Compact"/>
-            </w:pPr>
-            <w:r>
-              <w:t xml:space="preserve">Hafta 3 HKDF, tepki politikası</w:t>
-            </w:r>
-          </w:p>
-        </w:tc>
-        <w:tc>
-          <w:tcPr/>
-          <w:p>
-            <w:pPr>
-              <w:pStyle w:val="Compact"/>
-            </w:pPr>
-            <w:r>
-              <w:t xml:space="preserve">Bölüm 10</w:t>
-            </w:r>
+              <w:t xml:space="preserve">Tepki politikası ve cihaz bağlama</w:t>
+            </w:r>
+          </w:p>
+        </w:tc>
+        <w:tc>
+          <w:tcPr/>
+          <w:p>
+            <w:pPr>
+              <w:pStyle w:val="Compact"/>
+            </w:pPr>
+            <w:r>
+              <w:t xml:space="preserve">Tepki politikası, bir tehdit algılandığında sırrı silme, decoy döndürme, cihaza/sürüme bağlama ve sunucuya bildirme gibi seçenekler arasından saldırgana en az bilgi verecek yanıtı seçmektir.</w:t>
+            </w:r>
+          </w:p>
+        </w:tc>
+        <w:tc>
+          <w:tcPr/>
+          <w:p>
+            <w:pPr>
+              <w:pStyle w:val="Compact"/>
+            </w:pPr>
+            <w:hyperlink w:anchor="X647c3350ba5a18d73932f8a550070e11d6445f5">
+              <w:r>
+                <w:rPr>
+                  <w:rStyle w:val="Hyperlink"/>
+                </w:rPr>
+                <w:t xml:space="preserve">§10</w:t>
+              </w:r>
+            </w:hyperlink>
           </w:p>
         </w:tc>
       </w:tr>
     </w:tbl>
+    <w:bookmarkEnd w:id="31"/>
+    <w:bookmarkStart w:id="32" w:name="kavramlar-birbirine-nasıl-bağlanır"/>
+    <w:p>
+      <w:pPr>
+        <w:pStyle w:val="Heading3"/>
+      </w:pPr>
+      <w:r>
+        <w:t xml:space="preserve">Kavramlar birbirine nasıl bağlanır?</w:t>
+      </w:r>
+    </w:p>
+    <w:p>
+      <w:pPr>
+        <w:pStyle w:val="FirstParagraph"/>
+      </w:pPr>
+      <w:r>
+        <w:t xml:space="preserve">Yukarıdaki kavramlar rastgele bir liste değildir; her biri bir öncekinin üstüne oturur. Bir kavramı ilerideki</w:t>
+      </w:r>
+      <w:r>
+        <w:t xml:space="preserve"> </w:t>
+      </w:r>
+      <w:r>
+        <w:t xml:space="preserve">bölümlerde unutursanız, aşağıdaki tablonun</w:t>
+      </w:r>
+      <w:r>
+        <w:t xml:space="preserve"> </w:t>
+      </w:r>
+      <w:r>
+        <w:t xml:space="preserve">“önkoşul”</w:t>
+      </w:r>
+      <w:r>
+        <w:t xml:space="preserve"> </w:t>
+      </w:r>
+      <w:r>
+        <w:t xml:space="preserve">sütununa dönüp önce onu tazeleyin.</w:t>
+      </w:r>
+    </w:p>
+    <w:tbl>
+      <w:tblPr>
+        <w:tblStyle w:val="Table"/>
+        <w:tblW w:type="pct" w:w="5000"/>
+        <w:tblLayout w:type="fixed"/>
+        <w:tblLook w:firstRow="1" w:lastRow="0" w:firstColumn="0" w:lastColumn="0" w:noHBand="0" w:noVBand="0" w:val="0020"/>
+      </w:tblPr>
+      <w:tblGrid>
+        <w:gridCol w:w="2640"/>
+        <w:gridCol w:w="2640"/>
+        <w:gridCol w:w="2640"/>
+      </w:tblGrid>
+      <w:tr>
+        <w:trPr>
+          <w:tblHeader w:val="on"/>
+        </w:trPr>
+        <w:tc>
+          <w:tcPr/>
+          <w:p>
+            <w:pPr>
+              <w:pStyle w:val="Compact"/>
+            </w:pPr>
+            <w:r>
+              <w:t xml:space="preserve">Terim</w:t>
+            </w:r>
+          </w:p>
+        </w:tc>
+        <w:tc>
+          <w:tcPr/>
+          <w:p>
+            <w:pPr>
+              <w:pStyle w:val="Compact"/>
+            </w:pPr>
+            <w:r>
+              <w:t xml:space="preserve">Önkoşulu</w:t>
+            </w:r>
+          </w:p>
+        </w:tc>
+        <w:tc>
+          <w:tcPr/>
+          <w:p>
+            <w:pPr>
+              <w:pStyle w:val="Compact"/>
+            </w:pPr>
+            <w:r>
+              <w:t xml:space="preserve">Hangi bölümde derinleşir?</w:t>
+            </w:r>
+          </w:p>
+        </w:tc>
+      </w:tr>
+      <w:tr>
+        <w:tc>
+          <w:tcPr/>
+          <w:p>
+            <w:pPr>
+              <w:pStyle w:val="Compact"/>
+            </w:pPr>
+            <w:r>
+              <w:t xml:space="preserve">RASP (algıla/savun/caydır)</w:t>
+            </w:r>
+          </w:p>
+        </w:tc>
+        <w:tc>
+          <w:tcPr/>
+          <w:p>
+            <w:pPr>
+              <w:pStyle w:val="Compact"/>
+            </w:pPr>
+            <w:r>
+              <w:t xml:space="preserve">çalışma anı, MATE modeli</w:t>
+            </w:r>
+          </w:p>
+        </w:tc>
+        <w:tc>
+          <w:tcPr/>
+          <w:p>
+            <w:pPr>
+              <w:pStyle w:val="Compact"/>
+            </w:pPr>
+            <w:r>
+              <w:t xml:space="preserve">Bölüm 1</w:t>
+            </w:r>
+          </w:p>
+        </w:tc>
+      </w:tr>
+      <w:tr>
+        <w:tc>
+          <w:tcPr/>
+          <w:p>
+            <w:pPr>
+              <w:pStyle w:val="Compact"/>
+            </w:pPr>
+            <w:r>
+              <w:t xml:space="preserve">RASP mimarisi (ne zaman/nerede/nasıl)</w:t>
+            </w:r>
+          </w:p>
+        </w:tc>
+        <w:tc>
+          <w:tcPr/>
+          <w:p>
+            <w:pPr>
+              <w:pStyle w:val="Compact"/>
+            </w:pPr>
+            <w:r>
+              <w:t xml:space="preserve">RASP’in üç işlevi</w:t>
+            </w:r>
+          </w:p>
+        </w:tc>
+        <w:tc>
+          <w:tcPr/>
+          <w:p>
+            <w:pPr>
+              <w:pStyle w:val="Compact"/>
+            </w:pPr>
+            <w:r>
+              <w:t xml:space="preserve">Bölüm 2</w:t>
+            </w:r>
+          </w:p>
+        </w:tc>
+      </w:tr>
+      <w:tr>
+        <w:tc>
+          <w:tcPr/>
+          <w:p>
+            <w:pPr>
+              <w:pStyle w:val="Compact"/>
+            </w:pPr>
+            <w:r>
+              <w:t xml:space="preserve">Bütünlük / self-hashing</w:t>
+            </w:r>
+          </w:p>
+        </w:tc>
+        <w:tc>
+          <w:tcPr/>
+          <w:p>
+            <w:pPr>
+              <w:pStyle w:val="Compact"/>
+            </w:pPr>
+            <w:r>
+              <w:t xml:space="preserve">özet (hash), Hafta 3 HMAC</w:t>
+            </w:r>
+          </w:p>
+        </w:tc>
+        <w:tc>
+          <w:tcPr/>
+          <w:p>
+            <w:pPr>
+              <w:pStyle w:val="Compact"/>
+            </w:pPr>
+            <w:r>
+              <w:t xml:space="preserve">Bölüm 3</w:t>
+            </w:r>
+          </w:p>
+        </w:tc>
+      </w:tr>
+      <w:tr>
+        <w:tc>
+          <w:tcPr/>
+          <w:p>
+            <w:pPr>
+              <w:pStyle w:val="Compact"/>
+            </w:pPr>
+            <w:r>
+              <w:t xml:space="preserve">Hata ayıklayıcı (debugger) algılama</w:t>
+            </w:r>
+          </w:p>
+        </w:tc>
+        <w:tc>
+          <w:tcPr/>
+          <w:p>
+            <w:pPr>
+              <w:pStyle w:val="Compact"/>
+            </w:pPr>
+            <w:r>
+              <w:t xml:space="preserve">çalışma anı</w:t>
+            </w:r>
+          </w:p>
+        </w:tc>
+        <w:tc>
+          <w:tcPr/>
+          <w:p>
+            <w:pPr>
+              <w:pStyle w:val="Compact"/>
+            </w:pPr>
+            <w:r>
+              <w:t xml:space="preserve">Bölüm 4</w:t>
+            </w:r>
+          </w:p>
+        </w:tc>
+      </w:tr>
+      <w:tr>
+        <w:tc>
+          <w:tcPr/>
+          <w:p>
+            <w:pPr>
+              <w:pStyle w:val="Compact"/>
+            </w:pPr>
+            <w:r>
+              <w:t xml:space="preserve">Emülatör/VM algılama</w:t>
+            </w:r>
+          </w:p>
+        </w:tc>
+        <w:tc>
+          <w:tcPr/>
+          <w:p>
+            <w:pPr>
+              <w:pStyle w:val="Compact"/>
+            </w:pPr>
+            <w:r>
+              <w:t xml:space="preserve">debugger algılamanın</w:t>
+            </w:r>
+            <w:r>
+              <w:t xml:space="preserve"> </w:t>
+            </w:r>
+            <w:r>
+              <w:t xml:space="preserve">“sinyal, kanıt değil”</w:t>
+            </w:r>
+            <w:r>
+              <w:t xml:space="preserve"> </w:t>
+            </w:r>
+            <w:r>
+              <w:t xml:space="preserve">dersi</w:t>
+            </w:r>
+          </w:p>
+        </w:tc>
+        <w:tc>
+          <w:tcPr/>
+          <w:p>
+            <w:pPr>
+              <w:pStyle w:val="Compact"/>
+            </w:pPr>
+            <w:r>
+              <w:t xml:space="preserve">Bölüm 5</w:t>
+            </w:r>
+          </w:p>
+        </w:tc>
+      </w:tr>
+      <w:tr>
+        <w:tc>
+          <w:tcPr/>
+          <w:p>
+            <w:pPr>
+              <w:pStyle w:val="Compact"/>
+            </w:pPr>
+            <w:r>
+              <w:t xml:space="preserve">Kanca (hook) / LD_PRELOAD algılama</w:t>
+            </w:r>
+          </w:p>
+        </w:tc>
+        <w:tc>
+          <w:tcPr/>
+          <w:p>
+            <w:pPr>
+              <w:pStyle w:val="Compact"/>
+            </w:pPr>
+            <w:r>
+              <w:t xml:space="preserve">debugger ve emülatör algılamanın atlatılabilirliği</w:t>
+            </w:r>
+          </w:p>
+        </w:tc>
+        <w:tc>
+          <w:tcPr/>
+          <w:p>
+            <w:pPr>
+              <w:pStyle w:val="Compact"/>
+            </w:pPr>
+            <w:r>
+              <w:t xml:space="preserve">Bölüm 6</w:t>
+            </w:r>
+          </w:p>
+        </w:tc>
+      </w:tr>
+      <w:tr>
+        <w:tc>
+          <w:tcPr/>
+          <w:p>
+            <w:pPr>
+              <w:pStyle w:val="Compact"/>
+            </w:pPr>
+            <w:r>
+              <w:t xml:space="preserve">Dinamik bellek koruması</w:t>
+            </w:r>
+          </w:p>
+        </w:tc>
+        <w:tc>
+          <w:tcPr/>
+          <w:p>
+            <w:pPr>
+              <w:pStyle w:val="Compact"/>
+            </w:pPr>
+            <w:r>
+              <w:t xml:space="preserve">Hafta 1 bellek düzeni, debugger/kanca algılama</w:t>
+            </w:r>
+          </w:p>
+        </w:tc>
+        <w:tc>
+          <w:tcPr/>
+          <w:p>
+            <w:pPr>
+              <w:pStyle w:val="Compact"/>
+            </w:pPr>
+            <w:r>
+              <w:t xml:space="preserve">Bölüm 7</w:t>
+            </w:r>
+          </w:p>
+        </w:tc>
+      </w:tr>
+      <w:tr>
+        <w:tc>
+          <w:tcPr/>
+          <w:p>
+            <w:pPr>
+              <w:pStyle w:val="Compact"/>
+            </w:pPr>
+            <w:r>
+              <w:t xml:space="preserve">Kök (root) göstergesi</w:t>
+            </w:r>
+          </w:p>
+        </w:tc>
+        <w:tc>
+          <w:tcPr/>
+          <w:p>
+            <w:pPr>
+              <w:pStyle w:val="Compact"/>
+            </w:pPr>
+            <w:r>
+              <w:t xml:space="preserve">ayrıcalık (yetki) kavramı</w:t>
+            </w:r>
+          </w:p>
+        </w:tc>
+        <w:tc>
+          <w:tcPr/>
+          <w:p>
+            <w:pPr>
+              <w:pStyle w:val="Compact"/>
+            </w:pPr>
+            <w:r>
+              <w:t xml:space="preserve">Bölüm 8.1</w:t>
+            </w:r>
+          </w:p>
+        </w:tc>
+      </w:tr>
+      <w:tr>
+        <w:tc>
+          <w:tcPr/>
+          <w:p>
+            <w:pPr>
+              <w:pStyle w:val="Compact"/>
+            </w:pPr>
+            <w:r>
+              <w:t xml:space="preserve">Bileşen/paket imza doğrulaması</w:t>
+            </w:r>
+          </w:p>
+        </w:tc>
+        <w:tc>
+          <w:tcPr/>
+          <w:p>
+            <w:pPr>
+              <w:pStyle w:val="Compact"/>
+            </w:pPr>
+            <w:r>
+              <w:t xml:space="preserve">Hafta 3 HMAC/dijital imza</w:t>
+            </w:r>
+          </w:p>
+        </w:tc>
+        <w:tc>
+          <w:tcPr/>
+          <w:p>
+            <w:pPr>
+              <w:pStyle w:val="Compact"/>
+            </w:pPr>
+            <w:r>
+              <w:t xml:space="preserve">Bölüm 8.2</w:t>
+            </w:r>
+          </w:p>
+        </w:tc>
+      </w:tr>
+      <w:tr>
+        <w:tc>
+          <w:tcPr/>
+          <w:p>
+            <w:pPr>
+              <w:pStyle w:val="Compact"/>
+            </w:pPr>
+            <w:r>
+              <w:t xml:space="preserve">Kontrol akışı sayacı</w:t>
+            </w:r>
+          </w:p>
+        </w:tc>
+        <w:tc>
+          <w:tcPr/>
+          <w:p>
+            <w:pPr>
+              <w:pStyle w:val="Compact"/>
+            </w:pPr>
+            <w:r>
+              <w:t xml:space="preserve">bütünlük denetiminin</w:t>
+            </w:r>
+            <w:r>
+              <w:t xml:space="preserve"> </w:t>
+            </w:r>
+            <w:r>
+              <w:t xml:space="preserve">“tek nokta”</w:t>
+            </w:r>
+            <w:r>
+              <w:t xml:space="preserve"> </w:t>
+            </w:r>
+            <w:r>
+              <w:t xml:space="preserve">zaafı</w:t>
+            </w:r>
+          </w:p>
+        </w:tc>
+        <w:tc>
+          <w:tcPr/>
+          <w:p>
+            <w:pPr>
+              <w:pStyle w:val="Compact"/>
+            </w:pPr>
+            <w:r>
+              <w:t xml:space="preserve">Bölüm 9</w:t>
+            </w:r>
+          </w:p>
+        </w:tc>
+      </w:tr>
+      <w:tr>
+        <w:tc>
+          <w:tcPr/>
+          <w:p>
+            <w:pPr>
+              <w:pStyle w:val="Compact"/>
+            </w:pPr>
+            <w:r>
+              <w:t xml:space="preserve">Tepki politikası</w:t>
+            </w:r>
+          </w:p>
+        </w:tc>
+        <w:tc>
+          <w:tcPr/>
+          <w:p>
+            <w:pPr>
+              <w:pStyle w:val="Compact"/>
+            </w:pPr>
+            <w:r>
+              <w:t xml:space="preserve">bütün algılama sinyalleri</w:t>
+            </w:r>
+          </w:p>
+        </w:tc>
+        <w:tc>
+          <w:tcPr/>
+          <w:p>
+            <w:pPr>
+              <w:pStyle w:val="Compact"/>
+            </w:pPr>
+            <w:r>
+              <w:t xml:space="preserve">Bölüm 10</w:t>
+            </w:r>
+          </w:p>
+        </w:tc>
+      </w:tr>
+      <w:tr>
+        <w:tc>
+          <w:tcPr/>
+          <w:p>
+            <w:pPr>
+              <w:pStyle w:val="Compact"/>
+            </w:pPr>
+            <w:r>
+              <w:t xml:space="preserve">Cihaz bağlama</w:t>
+            </w:r>
+          </w:p>
+        </w:tc>
+        <w:tc>
+          <w:tcPr/>
+          <w:p>
+            <w:pPr>
+              <w:pStyle w:val="Compact"/>
+            </w:pPr>
+            <w:r>
+              <w:t xml:space="preserve">Hafta 3 HKDF, tepki politikası</w:t>
+            </w:r>
+          </w:p>
+        </w:tc>
+        <w:tc>
+          <w:tcPr/>
+          <w:p>
+            <w:pPr>
+              <w:pStyle w:val="Compact"/>
+            </w:pPr>
+            <w:r>
+              <w:t xml:space="preserve">Bölüm 10</w:t>
+            </w:r>
+          </w:p>
+        </w:tc>
+      </w:tr>
+    </w:tbl>
     <w:p>
       <w:pPr>
         <w:pStyle w:val="BlockText"/>
@@ -3583,9 +3406,9 @@
         <w:t xml:space="preserve">zor gelen bir bölümü ikinci kez okuyup ilerleyin.</w:t>
       </w:r>
     </w:p>
-    <w:bookmarkEnd w:id="36"/>
-    <w:bookmarkEnd w:id="37"/>
-    <w:bookmarkStart w:id="47" w:name="rasp-nedir-algılama-savunma-caydırma"/>
+    <w:bookmarkEnd w:id="32"/>
+    <w:bookmarkEnd w:id="33"/>
+    <w:bookmarkStart w:id="45" w:name="rasp-nedir-algılama-savunma-caydırma"/>
     <w:p>
       <w:pPr>
         <w:pStyle w:val="Heading2"/>
@@ -3621,7 +3444,29 @@
         <w:t xml:space="preserve"> </w:t>
       </w:r>
       <w:r>
-        <w:t xml:space="preserve">(Hafta 3), kodu gizledik (Hafta 4, 5). Ama bütün bunlar bir varsayıma dayanıyordu:</w:t>
+        <w:t xml:space="preserve">(</w:t>
+      </w:r>
+      <w:hyperlink r:id="rId21">
+        <w:r>
+          <w:rPr>
+            <w:rStyle w:val="Hyperlink"/>
+          </w:rPr>
+          <w:t xml:space="preserve">Hafta 3</w:t>
+        </w:r>
+      </w:hyperlink>
+      <w:r>
+        <w:t xml:space="preserve">), kodu gizledik (</w:t>
+      </w:r>
+      <w:hyperlink r:id="rId22">
+        <w:r>
+          <w:rPr>
+            <w:rStyle w:val="Hyperlink"/>
+          </w:rPr>
+          <w:t xml:space="preserve">Hafta 4</w:t>
+        </w:r>
+      </w:hyperlink>
+      <w:r>
+        <w:t xml:space="preserve">, 5). Ama bütün bunlar bir varsayıma dayanıyordu:</w:t>
       </w:r>
       <w:r>
         <w:t xml:space="preserve"> </w:t>
@@ -3637,23 +3482,39 @@
         <w:t xml:space="preserve"> </w:t>
       </w:r>
       <w:r>
-        <w:t xml:space="preserve">Bu hafta o varsayımı bırakıyoruz. Uygulama,</w:t>
-      </w:r>
-      <w:r>
-        <w:t xml:space="preserve"> </w:t>
-      </w:r>
-      <w:r>
-        <w:rPr>
-          <w:b/>
-          <w:bCs/>
-        </w:rPr>
-        <w:t xml:space="preserve">çalışırken</w:t>
-      </w:r>
-      <w:r>
-        <w:t xml:space="preserve"> </w:t>
-      </w:r>
-      <w:r>
-        <w:t xml:space="preserve">düşman bir ortamda olabilir: kullanıcı cihazın sahibidir,</w:t>
+        <w:t xml:space="preserve">Bu hafta o varsayımı bırakıyoruz ve</w:t>
+      </w:r>
+      <w:r>
+        <w:t xml:space="preserve"> </w:t>
+      </w:r>
+      <w:r>
+        <w:rPr>
+          <w:b/>
+          <w:bCs/>
+        </w:rPr>
+        <w:t xml:space="preserve">çalışma anına (runtime)</w:t>
+      </w:r>
+      <w:r>
+        <w:t xml:space="preserve"> </w:t>
+      </w:r>
+      <w:r>
+        <w:t xml:space="preserve">— programın derlenip diskte durduğu an değil, fiilen</w:t>
+      </w:r>
+      <w:r>
+        <w:t xml:space="preserve"> </w:t>
+      </w:r>
+      <w:r>
+        <w:rPr>
+          <w:b/>
+          <w:bCs/>
+        </w:rPr>
+        <w:t xml:space="preserve">çalıştığı</w:t>
+      </w:r>
+      <w:r>
+        <w:t xml:space="preserve"> </w:t>
+      </w:r>
+      <w:r>
+        <w:t xml:space="preserve">an — bakıyoruz. Uygulama, çalışırken düşman bir ortamda olabilir: kullanıcı cihazın sahibidir,</w:t>
       </w:r>
       <w:r>
         <w:t xml:space="preserve"> </w:t>
@@ -3669,20 +3530,20 @@
       <w:r>
         <w:drawing>
           <wp:inline>
-            <wp:extent cx="5759999" cy="2470728"/>
+            <wp:extent cx="5759999" cy="2510565"/>
             <wp:effectExtent b="0" l="0" r="0" t="0"/>
-            <wp:docPr descr="WAF ile RASP farkı" title="" id="39" name="Picture"/>
+            <wp:docPr descr="WAF ile RASP farkı" title="" id="35" name="Picture"/>
             <a:graphic>
               <a:graphicData uri="http://schemas.openxmlformats.org/drawingml/2006/picture">
                 <pic:pic>
                   <pic:nvPicPr>
-                    <pic:cNvPr descr="h06-06-waf-rasp.png" id="40" name="Picture"/>
+                    <pic:cNvPr descr="h06-06-waf-rasp.png" id="36" name="Picture"/>
                     <pic:cNvPicPr>
                       <a:picLocks noChangeArrowheads="1" noChangeAspect="1"/>
                     </pic:cNvPicPr>
                   </pic:nvPicPr>
                   <pic:blipFill>
-                    <a:blip r:embed="rId38"/>
+                    <a:blip r:embed="rId34"/>
                     <a:stretch>
                       <a:fillRect/>
                     </a:stretch>
@@ -3690,7 +3551,7 @@
                   <pic:spPr bwMode="auto">
                     <a:xfrm>
                       <a:off x="0" y="0"/>
-                      <a:ext cx="5759999" cy="2470728"/>
+                      <a:ext cx="5759999" cy="2510565"/>
                     </a:xfrm>
                     <a:prstGeom prst="rect">
                       <a:avLst/>
@@ -3726,7 +3587,7 @@
         <w:pStyle w:val="Compact"/>
         <w:numPr>
           <w:ilvl w:val="0"/>
-          <w:numId w:val="1015"/>
+          <w:numId w:val="1003"/>
         </w:numPr>
       </w:pPr>
       <w:r>
@@ -3764,7 +3625,7 @@
         <w:pStyle w:val="Compact"/>
         <w:numPr>
           <w:ilvl w:val="0"/>
-          <w:numId w:val="1015"/>
+          <w:numId w:val="1003"/>
         </w:numPr>
       </w:pPr>
       <w:r>
@@ -3802,7 +3663,7 @@
         <w:pStyle w:val="Compact"/>
         <w:numPr>
           <w:ilvl w:val="0"/>
-          <w:numId w:val="1015"/>
+          <w:numId w:val="1003"/>
         </w:numPr>
       </w:pPr>
       <w:r>
@@ -3856,7 +3717,7 @@
         <w:pStyle w:val="Compact"/>
         <w:numPr>
           <w:ilvl w:val="0"/>
-          <w:numId w:val="1015"/>
+          <w:numId w:val="1003"/>
         </w:numPr>
       </w:pPr>
       <w:r>
@@ -3886,7 +3747,18 @@
         <w:t xml:space="preserve"> </w:t>
       </w:r>
       <w:r>
-        <w:t xml:space="preserve">bu beklentileri denetlenebilir gereksinimlere çevirir (13. hafta).</w:t>
+        <w:t xml:space="preserve">bu beklentileri denetlenebilir gereksinimlere çevirir (</w:t>
+      </w:r>
+      <w:hyperlink r:id="rId37">
+        <w:r>
+          <w:rPr>
+            <w:rStyle w:val="Hyperlink"/>
+          </w:rPr>
+          <w:t xml:space="preserve">13. hafta</w:t>
+        </w:r>
+      </w:hyperlink>
+      <w:r>
+        <w:t xml:space="preserve">).</w:t>
       </w:r>
     </w:p>
     <w:p>
@@ -4253,20 +4125,20 @@
       <w:r>
         <w:drawing>
           <wp:inline>
-            <wp:extent cx="5759999" cy="2561342"/>
+            <wp:extent cx="5759999" cy="2236497"/>
             <wp:effectExtent b="0" l="0" r="0" t="0"/>
-            <wp:docPr descr="RASP döngüsü: algıla, savun, caydır" title="" id="42" name="Picture"/>
+            <wp:docPr descr="RASP döngüsü: algıla, savun, caydır" title="" id="39" name="Picture"/>
             <a:graphic>
               <a:graphicData uri="http://schemas.openxmlformats.org/drawingml/2006/picture">
                 <pic:pic>
                   <pic:nvPicPr>
-                    <pic:cNvPr descr="h06-01-rasp-dongusu.png" id="43" name="Picture"/>
+                    <pic:cNvPr descr="h06-01-rasp-dongusu.png" id="40" name="Picture"/>
                     <pic:cNvPicPr>
                       <a:picLocks noChangeArrowheads="1" noChangeAspect="1"/>
                     </pic:cNvPicPr>
                   </pic:nvPicPr>
                   <pic:blipFill>
-                    <a:blip r:embed="rId41"/>
+                    <a:blip r:embed="rId38"/>
                     <a:stretch>
                       <a:fillRect/>
                     </a:stretch>
@@ -4274,7 +4146,7 @@
                   <pic:spPr bwMode="auto">
                     <a:xfrm>
                       <a:off x="0" y="0"/>
-                      <a:ext cx="5759999" cy="2561342"/>
+                      <a:ext cx="5759999" cy="2236497"/>
                     </a:xfrm>
                     <a:prstGeom prst="rect">
                       <a:avLst/>
@@ -4298,7 +4170,7 @@
         <w:pStyle w:val="Compact"/>
         <w:numPr>
           <w:ilvl w:val="0"/>
-          <w:numId w:val="1016"/>
+          <w:numId w:val="1004"/>
         </w:numPr>
       </w:pPr>
       <w:r>
@@ -4326,7 +4198,7 @@
         <w:pStyle w:val="Compact"/>
         <w:numPr>
           <w:ilvl w:val="0"/>
-          <w:numId w:val="1016"/>
+          <w:numId w:val="1004"/>
         </w:numPr>
       </w:pPr>
       <w:r>
@@ -4370,7 +4242,7 @@
         <w:pStyle w:val="Compact"/>
         <w:numPr>
           <w:ilvl w:val="0"/>
-          <w:numId w:val="1016"/>
+          <w:numId w:val="1004"/>
         </w:numPr>
       </w:pPr>
       <w:r>
@@ -4437,7 +4309,7 @@
         <w:t xml:space="preserve">ilkesinin RASP hâli).</w:t>
       </w:r>
     </w:p>
-    <w:bookmarkStart w:id="44" w:name="saldırgan-modeli-mate-man-at-the-end"/>
+    <w:bookmarkStart w:id="42" w:name="saldırgan-modeli-mate-man-at-the-end"/>
     <w:p>
       <w:pPr>
         <w:pStyle w:val="Heading3"/>
@@ -4456,8 +4328,19 @@
       <w:pPr>
         <w:pStyle w:val="FirstParagraph"/>
       </w:pPr>
-      <w:r>
-        <w:t xml:space="preserve">Hafta 1’de üç saldırgan tipini görmüştük. RASP’in dünyası tümüyle</w:t>
+      <w:hyperlink r:id="rId25">
+        <w:r>
+          <w:rPr>
+            <w:rStyle w:val="Hyperlink"/>
+          </w:rPr>
+          <w:t xml:space="preserve">Hafta 1’de</w:t>
+        </w:r>
+      </w:hyperlink>
+      <w:r>
+        <w:t xml:space="preserve"> </w:t>
+      </w:r>
+      <w:r>
+        <w:t xml:space="preserve">üç saldırgan tipini görmüştük. RASP’in dünyası tümüyle</w:t>
       </w:r>
       <w:r>
         <w:t xml:space="preserve"> </w:t>
@@ -4521,8 +4404,16 @@
       <w:r>
         <w:t xml:space="preserve"> </w:t>
       </w:r>
-      <w:r>
-        <w:t xml:space="preserve">Hafta 11’deki</w:t>
+      <w:hyperlink r:id="rId41">
+        <w:r>
+          <w:rPr>
+            <w:rStyle w:val="Hyperlink"/>
+          </w:rPr>
+          <w:t xml:space="preserve">Hafta 11</w:t>
+        </w:r>
+      </w:hyperlink>
+      <w:r>
+        <w:t xml:space="preserve">’deki</w:t>
       </w:r>
       <w:r>
         <w:t xml:space="preserve"> </w:t>
@@ -5059,8 +4950,8 @@
         <w:t xml:space="preserve">birlikte anlam kazanır.</w:t>
       </w:r>
     </w:p>
-    <w:bookmarkEnd w:id="44"/>
-    <w:bookmarkStart w:id="45" w:name="bu-haftanın-örnek-mimarisi-ve-ana-fikri"/>
+    <w:bookmarkEnd w:id="42"/>
+    <w:bookmarkStart w:id="43" w:name="bu-haftanın-örnek-mimarisi-ve-ana-fikri"/>
     <w:p>
       <w:pPr>
         <w:pStyle w:val="Heading3"/>
@@ -5265,8 +5156,8 @@
         <w:t xml:space="preserve">çalışma zamanındaki karşılığıdır.</w:t>
       </w:r>
     </w:p>
-    <w:bookmarkEnd w:id="45"/>
-    <w:bookmarkStart w:id="46" w:name="Xb9d0fd92c6d2a5a47204d77cc19fc74f56dc3ab"/>
+    <w:bookmarkEnd w:id="43"/>
+    <w:bookmarkStart w:id="44" w:name="Xb9d0fd92c6d2a5a47204d77cc19fc74f56dc3ab"/>
     <w:p>
       <w:pPr>
         <w:pStyle w:val="Heading3"/>
@@ -5316,7 +5207,7 @@
         <w:pStyle w:val="Compact"/>
         <w:numPr>
           <w:ilvl w:val="0"/>
-          <w:numId w:val="1017"/>
+          <w:numId w:val="1005"/>
         </w:numPr>
       </w:pPr>
       <w:r>
@@ -5378,7 +5269,7 @@
         <w:pStyle w:val="Compact"/>
         <w:numPr>
           <w:ilvl w:val="0"/>
-          <w:numId w:val="1017"/>
+          <w:numId w:val="1005"/>
         </w:numPr>
       </w:pPr>
       <w:r>
@@ -5461,7 +5352,7 @@
         <w:pStyle w:val="Compact"/>
         <w:numPr>
           <w:ilvl w:val="0"/>
-          <w:numId w:val="1017"/>
+          <w:numId w:val="1005"/>
         </w:numPr>
       </w:pPr>
       <w:r>
@@ -5629,8 +5520,8 @@
         </w:pict>
       </w:r>
     </w:p>
-    <w:bookmarkEnd w:id="46"/>
-    <w:bookmarkEnd w:id="47"/>
+    <w:bookmarkEnd w:id="44"/>
+    <w:bookmarkEnd w:id="45"/>
     <w:bookmarkStart w:id="56" w:name="X0c5cbca08833458d002c15cd3ad12ebd6c0f79f"/>
     <w:p>
       <w:pPr>
@@ -5691,7 +5582,7 @@
         <w:t xml:space="preserve">olursa olsun, bulunup atlatılması en kolay denetimdir. Bu bölüm, denetimleri yerleştirmenin tasarım ilkelerini anlatır.</w:t>
       </w:r>
     </w:p>
-    <w:bookmarkStart w:id="48" w:name="ne-zaman-çalışır-üç-tetikleme-anı"/>
+    <w:bookmarkStart w:id="46" w:name="ne-zaman-çalışır-üç-tetikleme-anı"/>
     <w:p>
       <w:pPr>
         <w:pStyle w:val="Heading3"/>
@@ -5910,7 +5801,7 @@
         <w:t xml:space="preserve">bir hata ayıklayıcı hiç görmez.</w:t>
       </w:r>
     </w:p>
-    <w:bookmarkEnd w:id="48"/>
+    <w:bookmarkEnd w:id="46"/>
     <w:bookmarkStart w:id="49" w:name="nerede-çalışır-dağıtık-denetim"/>
     <w:p>
       <w:pPr>
@@ -5925,7 +5816,7 @@
         <w:pStyle w:val="Compact"/>
         <w:numPr>
           <w:ilvl w:val="0"/>
-          <w:numId w:val="1018"/>
+          <w:numId w:val="1006"/>
         </w:numPr>
       </w:pPr>
       <w:r>
@@ -5966,7 +5857,7 @@
         <w:pStyle w:val="Compact"/>
         <w:numPr>
           <w:ilvl w:val="0"/>
-          <w:numId w:val="1018"/>
+          <w:numId w:val="1006"/>
         </w:numPr>
       </w:pPr>
       <w:r>
@@ -5986,19 +5877,50 @@
         <w:t xml:space="preserve"> </w:t>
       </w:r>
       <w:r>
-        <w:t xml:space="preserve">değiştirilirse diğeri fark eder (5. haftadaki ayrık parmak izi ve 1. haftadaki arayüz tablosunda</w:t>
-      </w:r>
-      <w:r>
-        <w:t xml:space="preserve"> </w:t>
-      </w:r>
-      <w:r>
-        <w:t xml:space="preserve">“karşılıklı</w:t>
-      </w:r>
-      <w:r>
-        <w:t xml:space="preserve"> </w:t>
-      </w:r>
-      <w:r>
-        <w:t xml:space="preserve">bütünlük denetimi”</w:t>
+        <w:t xml:space="preserve">değiştirilirse diğeri fark eder (</w:t>
+      </w:r>
+      <w:hyperlink r:id="rId47">
+        <w:r>
+          <w:rPr>
+            <w:rStyle w:val="Hyperlink"/>
+          </w:rPr>
+          <w:t xml:space="preserve">5. haftadaki</w:t>
+        </w:r>
+      </w:hyperlink>
+      <w:r>
+        <w:t xml:space="preserve"> </w:t>
+      </w:r>
+      <w:r>
+        <w:t xml:space="preserve">ayrık parmak izi ve</w:t>
+      </w:r>
+      <w:r>
+        <w:t xml:space="preserve"> </w:t>
+      </w:r>
+      <w:hyperlink r:id="rId48">
+        <w:r>
+          <w:rPr>
+            <w:rStyle w:val="Hyperlink"/>
+          </w:rPr>
+          <w:t xml:space="preserve">1. haftadaki</w:t>
+        </w:r>
+      </w:hyperlink>
+      <w:r>
+        <w:t xml:space="preserve"> </w:t>
+      </w:r>
+      <w:r>
+        <w:t xml:space="preserve">arayüz</w:t>
+      </w:r>
+      <w:r>
+        <w:t xml:space="preserve"> </w:t>
+      </w:r>
+      <w:r>
+        <w:t xml:space="preserve">tablosunda</w:t>
+      </w:r>
+      <w:r>
+        <w:t xml:space="preserve"> </w:t>
+      </w:r>
+      <w:r>
+        <w:t xml:space="preserve">“karşılıklı bütünlük denetimi”</w:t>
       </w:r>
       <w:r>
         <w:t xml:space="preserve">).</w:t>
@@ -6009,7 +5931,7 @@
         <w:pStyle w:val="Compact"/>
         <w:numPr>
           <w:ilvl w:val="0"/>
-          <w:numId w:val="1018"/>
+          <w:numId w:val="1006"/>
         </w:numPr>
       </w:pPr>
       <w:r>
@@ -6071,7 +5993,7 @@
         <w:pStyle w:val="Compact"/>
         <w:numPr>
           <w:ilvl w:val="0"/>
-          <w:numId w:val="1018"/>
+          <w:numId w:val="1006"/>
         </w:numPr>
       </w:pPr>
       <w:r>
@@ -6091,8 +6013,16 @@
         <w:t xml:space="preserve"> </w:t>
       </w:r>
       <w:r>
-        <w:t xml:space="preserve">ve bir bütünlük denetimini tetikleyen ek parametreler bulunabilir (4. haftadaki</w:t>
-      </w:r>
+        <w:t xml:space="preserve">ve bir bütünlük denetimini tetikleyen ek parametreler bulunabilir (</w:t>
+      </w:r>
+      <w:hyperlink r:id="rId22">
+        <w:r>
+          <w:rPr>
+            <w:rStyle w:val="Hyperlink"/>
+          </w:rPr>
+          <w:t xml:space="preserve">4. haftadaki</w:t>
+        </w:r>
+      </w:hyperlink>
       <w:r>
         <w:t xml:space="preserve"> </w:t>
       </w:r>
@@ -6344,7 +6274,7 @@
         <w:pStyle w:val="Compact"/>
         <w:numPr>
           <w:ilvl w:val="0"/>
-          <w:numId w:val="1019"/>
+          <w:numId w:val="1007"/>
         </w:numPr>
       </w:pPr>
       <w:r>
@@ -6372,7 +6302,7 @@
         <w:pStyle w:val="Compact"/>
         <w:numPr>
           <w:ilvl w:val="0"/>
-          <w:numId w:val="1019"/>
+          <w:numId w:val="1007"/>
         </w:numPr>
       </w:pPr>
       <w:r>
@@ -6393,7 +6323,7 @@
         <w:pStyle w:val="Compact"/>
         <w:numPr>
           <w:ilvl w:val="0"/>
-          <w:numId w:val="1019"/>
+          <w:numId w:val="1007"/>
         </w:numPr>
       </w:pPr>
       <w:r>
@@ -6671,7 +6601,7 @@
       <w:r>
         <w:drawing>
           <wp:inline>
-            <wp:extent cx="5759999" cy="2786354"/>
+            <wp:extent cx="5759999" cy="4225888"/>
             <wp:effectExtent b="0" l="0" r="0" t="0"/>
             <wp:docPr descr="Hassas işlemi saran RASP katmanları" title="" id="52" name="Picture"/>
             <a:graphic>
@@ -6692,7 +6622,7 @@
                   <pic:spPr bwMode="auto">
                     <a:xfrm>
                       <a:off x="0" y="0"/>
-                      <a:ext cx="5759999" cy="2786354"/>
+                      <a:ext cx="5759999" cy="4225888"/>
                     </a:xfrm>
                     <a:prstGeom prst="rect">
                       <a:avLst/>
@@ -6829,7 +6759,7 @@
         <w:pStyle w:val="Compact"/>
         <w:numPr>
           <w:ilvl w:val="0"/>
-          <w:numId w:val="1020"/>
+          <w:numId w:val="1008"/>
         </w:numPr>
       </w:pPr>
       <w:r>
@@ -6878,7 +6808,7 @@
         <w:pStyle w:val="Compact"/>
         <w:numPr>
           <w:ilvl w:val="0"/>
-          <w:numId w:val="1020"/>
+          <w:numId w:val="1008"/>
         </w:numPr>
       </w:pPr>
       <w:r>
@@ -6934,7 +6864,7 @@
         <w:pStyle w:val="Compact"/>
         <w:numPr>
           <w:ilvl w:val="0"/>
-          <w:numId w:val="1020"/>
+          <w:numId w:val="1008"/>
         </w:numPr>
       </w:pPr>
       <w:r>
@@ -7091,7 +7021,7 @@
     </w:p>
     <w:bookmarkEnd w:id="55"/>
     <w:bookmarkEnd w:id="56"/>
-    <w:bookmarkStart w:id="62" w:name="Xdc65e3f7ce2994c8937df9f5d5ca02aab578ec7"/>
+    <w:bookmarkStart w:id="63" w:name="Xdc65e3f7ce2994c8937df9f5d5ca02aab578ec7"/>
     <w:p>
       <w:pPr>
         <w:pStyle w:val="Heading2"/>
@@ -7158,7 +7088,18 @@
         <w:t xml:space="preserve"> </w:t>
       </w:r>
       <w:r>
-        <w:t xml:space="preserve">(patching) korumayı atlatmaya çalışır (Hafta 4’te gördüğümüz</w:t>
+        <w:t xml:space="preserve">(patching) korumayı atlatmaya çalışır (</w:t>
+      </w:r>
+      <w:hyperlink r:id="rId22">
+        <w:r>
+          <w:rPr>
+            <w:rStyle w:val="Hyperlink"/>
+          </w:rPr>
+          <w:t xml:space="preserve">Hafta 4</w:t>
+        </w:r>
+      </w:hyperlink>
+      <w:r>
+        <w:t xml:space="preserve">’te gördüğümüz</w:t>
       </w:r>
       <w:r>
         <w:t xml:space="preserve"> </w:t>
@@ -7295,7 +7236,27 @@
         <w:t xml:space="preserve"> </w:t>
       </w:r>
       <w:r>
-        <w:t xml:space="preserve">ile güncelliyoruz (bkz. Hafta 3): doğru HMAC’i üretmek için gizli anahtar gerekir. Yazarın CRC</w:t>
+        <w:t xml:space="preserve">ile güncelliyoruz (bkz.</w:t>
+      </w:r>
+      <w:r>
+        <w:t xml:space="preserve"> </w:t>
+      </w:r>
+      <w:hyperlink r:id="rId27">
+        <w:r>
+          <w:rPr>
+            <w:rStyle w:val="Hyperlink"/>
+          </w:rPr>
+          <w:t xml:space="preserve">Hafta 3, §2.4</w:t>
+        </w:r>
+      </w:hyperlink>
+      <w:r>
+        <w:t xml:space="preserve">):</w:t>
+      </w:r>
+      <w:r>
+        <w:t xml:space="preserve"> </w:t>
+      </w:r>
+      <w:r>
+        <w:t xml:space="preserve">doğru HMAC’i üretmek için gizli anahtar gerekir. Yazarın CRC</w:t>
       </w:r>
       <w:r>
         <w:t xml:space="preserve"> </w:t>
@@ -7333,7 +7294,7 @@
       <w:r>
         <w:drawing>
           <wp:inline>
-            <wp:extent cx="5759999" cy="2283460"/>
+            <wp:extent cx="5759999" cy="3115102"/>
             <wp:effectExtent b="0" l="0" r="0" t="0"/>
             <wp:docPr descr="Self-hashing ile bütünlük denetimi akışı" title="" id="58" name="Picture"/>
             <a:graphic>
@@ -7354,7 +7315,7 @@
                   <pic:spPr bwMode="auto">
                     <a:xfrm>
                       <a:off x="0" y="0"/>
-                      <a:ext cx="5759999" cy="2283460"/>
+                      <a:ext cx="5759999" cy="3115102"/>
                     </a:xfrm>
                     <a:prstGeom prst="rect">
                       <a:avLst/>
@@ -7373,7 +7334,7 @@
         </w:drawing>
       </w:r>
     </w:p>
-    <w:bookmarkStart w:id="60" w:name="X78216623dfa40ab14b0d492d6918eb904161b2f"/>
+    <w:bookmarkStart w:id="61" w:name="X78216623dfa40ab14b0d492d6918eb904161b2f"/>
     <w:p>
       <w:pPr>
         <w:pStyle w:val="Heading3"/>
@@ -8324,7 +8285,24 @@
         <w:t xml:space="preserve"> </w:t>
       </w:r>
       <w:r>
-        <w:t xml:space="preserve">değil), çünkü Hafta 3’te gördüğümüz gibi düz</w:t>
+        <w:t xml:space="preserve">değil), çünkü</w:t>
+      </w:r>
+      <w:r>
+        <w:t xml:space="preserve"> </w:t>
+      </w:r>
+      <w:hyperlink r:id="rId60">
+        <w:r>
+          <w:rPr>
+            <w:rStyle w:val="Hyperlink"/>
+          </w:rPr>
+          <w:t xml:space="preserve">Hafta 3’te</w:t>
+        </w:r>
+      </w:hyperlink>
+      <w:r>
+        <w:t xml:space="preserve"> </w:t>
+      </w:r>
+      <w:r>
+        <w:t xml:space="preserve">gördüğümüz gibi düz</w:t>
       </w:r>
       <w:r>
         <w:t xml:space="preserve"> </w:t>
@@ -8342,8 +8320,8 @@
         <w:t xml:space="preserve">ilk farklı baytta durup zamanlama sızdırır.</w:t>
       </w:r>
     </w:p>
-    <w:bookmarkEnd w:id="60"/>
-    <w:bookmarkStart w:id="61" w:name="Xeb9a3760ab9047fe6212c81419f88370e89d701"/>
+    <w:bookmarkEnd w:id="61"/>
+    <w:bookmarkStart w:id="62" w:name="Xeb9a3760ab9047fe6212c81419f88370e89d701"/>
     <w:p>
       <w:pPr>
         <w:pStyle w:val="Heading3"/>
@@ -9467,7 +9445,7 @@
         <w:pStyle w:val="Compact"/>
         <w:numPr>
           <w:ilvl w:val="0"/>
-          <w:numId w:val="1021"/>
+          <w:numId w:val="1009"/>
         </w:numPr>
       </w:pPr>
       <w:r>
@@ -9495,7 +9473,7 @@
         <w:pStyle w:val="Compact"/>
         <w:numPr>
           <w:ilvl w:val="0"/>
-          <w:numId w:val="1022"/>
+          <w:numId w:val="1010"/>
         </w:numPr>
       </w:pPr>
       <w:r>
@@ -9523,7 +9501,7 @@
         <w:pStyle w:val="Compact"/>
         <w:numPr>
           <w:ilvl w:val="0"/>
-          <w:numId w:val="1023"/>
+          <w:numId w:val="1011"/>
         </w:numPr>
       </w:pPr>
       <w:r>
@@ -9551,7 +9529,7 @@
         <w:pStyle w:val="Compact"/>
         <w:numPr>
           <w:ilvl w:val="0"/>
-          <w:numId w:val="1024"/>
+          <w:numId w:val="1012"/>
         </w:numPr>
       </w:pPr>
       <w:r>
@@ -9578,7 +9556,7 @@
         <w:pStyle w:val="Compact"/>
         <w:numPr>
           <w:ilvl w:val="0"/>
-          <w:numId w:val="1025"/>
+          <w:numId w:val="1013"/>
         </w:numPr>
       </w:pPr>
       <w:r>
@@ -10032,9 +10010,9 @@
         </w:pict>
       </w:r>
     </w:p>
-    <w:bookmarkEnd w:id="61"/>
     <w:bookmarkEnd w:id="62"/>
-    <w:bookmarkStart w:id="72" w:name="hata-ayıklayıcı-debugger-algılama"/>
+    <w:bookmarkEnd w:id="63"/>
+    <w:bookmarkStart w:id="73" w:name="hata-ayıklayıcı-debugger-algılama"/>
     <w:p>
       <w:pPr>
         <w:pStyle w:val="Heading2"/>
@@ -10096,20 +10074,20 @@
       <w:r>
         <w:drawing>
           <wp:inline>
-            <wp:extent cx="5759999" cy="2283460"/>
+            <wp:extent cx="5759999" cy="1946147"/>
             <wp:effectExtent b="0" l="0" r="0" t="0"/>
-            <wp:docPr descr="Zamanlama tabanlı debugger sezme" title="" id="64" name="Picture"/>
+            <wp:docPr descr="Zamanlama tabanlı debugger sezme" title="" id="65" name="Picture"/>
             <a:graphic>
               <a:graphicData uri="http://schemas.openxmlformats.org/drawingml/2006/picture">
                 <pic:pic>
                   <pic:nvPicPr>
-                    <pic:cNvPr descr="h06-08-zamanlama.png" id="65" name="Picture"/>
+                    <pic:cNvPr descr="h06-08-zamanlama.png" id="66" name="Picture"/>
                     <pic:cNvPicPr>
                       <a:picLocks noChangeArrowheads="1" noChangeAspect="1"/>
                     </pic:cNvPicPr>
                   </pic:nvPicPr>
                   <pic:blipFill>
-                    <a:blip r:embed="rId63"/>
+                    <a:blip r:embed="rId64"/>
                     <a:stretch>
                       <a:fillRect/>
                     </a:stretch>
@@ -10117,7 +10095,7 @@
                   <pic:spPr bwMode="auto">
                     <a:xfrm>
                       <a:off x="0" y="0"/>
-                      <a:ext cx="5759999" cy="2283460"/>
+                      <a:ext cx="5759999" cy="1946147"/>
                     </a:xfrm>
                     <a:prstGeom prst="rect">
                       <a:avLst/>
@@ -10143,20 +10121,20 @@
       <w:r>
         <w:drawing>
           <wp:inline>
-            <wp:extent cx="5759999" cy="2585921"/>
+            <wp:extent cx="5759999" cy="3723963"/>
             <wp:effectExtent b="0" l="0" r="0" t="0"/>
-            <wp:docPr descr="Hata ayıklayıcı algılama yolları" title="" id="67" name="Picture"/>
+            <wp:docPr descr="Hata ayıklayıcı algılama yolları" title="" id="68" name="Picture"/>
             <a:graphic>
               <a:graphicData uri="http://schemas.openxmlformats.org/drawingml/2006/picture">
                 <pic:pic>
                   <pic:nvPicPr>
-                    <pic:cNvPr descr="h06-07-antidebug.png" id="68" name="Picture"/>
+                    <pic:cNvPr descr="h06-07-antidebug.png" id="69" name="Picture"/>
                     <pic:cNvPicPr>
                       <a:picLocks noChangeArrowheads="1" noChangeAspect="1"/>
                     </pic:cNvPicPr>
                   </pic:nvPicPr>
                   <pic:blipFill>
-                    <a:blip r:embed="rId66"/>
+                    <a:blip r:embed="rId67"/>
                     <a:stretch>
                       <a:fillRect/>
                     </a:stretch>
@@ -10164,7 +10142,7 @@
                   <pic:spPr bwMode="auto">
                     <a:xfrm>
                       <a:off x="0" y="0"/>
-                      <a:ext cx="5759999" cy="2585921"/>
+                      <a:ext cx="5759999" cy="3723963"/>
                     </a:xfrm>
                     <a:prstGeom prst="rect">
                       <a:avLst/>
@@ -10416,7 +10394,7 @@
         <w:pStyle w:val="Compact"/>
         <w:numPr>
           <w:ilvl w:val="0"/>
-          <w:numId w:val="1026"/>
+          <w:numId w:val="1014"/>
         </w:numPr>
       </w:pPr>
       <w:r>
@@ -10460,7 +10438,7 @@
         <w:pStyle w:val="Compact"/>
         <w:numPr>
           <w:ilvl w:val="0"/>
-          <w:numId w:val="1026"/>
+          <w:numId w:val="1014"/>
         </w:numPr>
       </w:pPr>
       <w:r>
@@ -10527,7 +10505,7 @@
         <w:pStyle w:val="Compact"/>
         <w:numPr>
           <w:ilvl w:val="0"/>
-          <w:numId w:val="1026"/>
+          <w:numId w:val="1014"/>
         </w:numPr>
       </w:pPr>
       <w:r>
@@ -10568,7 +10546,7 @@
         <w:t xml:space="preserve">çapraz kontrolü.</w:t>
       </w:r>
     </w:p>
-    <w:bookmarkStart w:id="69" w:name="X76acdb47dbdc0acd6ed24fa78fa3e51d321071d"/>
+    <w:bookmarkStart w:id="70" w:name="X76acdb47dbdc0acd6ed24fa78fa3e51d321071d"/>
     <w:p>
       <w:pPr>
         <w:pStyle w:val="Heading3"/>
@@ -11009,8 +10987,8 @@
         <w:t xml:space="preserve">olur.</w:t>
       </w:r>
     </w:p>
-    <w:bookmarkEnd w:id="69"/>
-    <w:bookmarkStart w:id="70" w:name="X1f5e93c73fe068fc244962a32ae7544e5c67202"/>
+    <w:bookmarkEnd w:id="70"/>
+    <w:bookmarkStart w:id="71" w:name="X1f5e93c73fe068fc244962a32ae7544e5c67202"/>
     <w:p>
       <w:pPr>
         <w:pStyle w:val="Heading3"/>
@@ -11088,7 +11066,18 @@
         <w:t xml:space="preserve"> </w:t>
       </w:r>
       <w:r>
-        <w:t xml:space="preserve">bir metin dosyasıdır (Hafta 1’de</w:t>
+        <w:t xml:space="preserve">bir metin dosyasıdır (</w:t>
+      </w:r>
+      <w:hyperlink r:id="rId20">
+        <w:r>
+          <w:rPr>
+            <w:rStyle w:val="Hyperlink"/>
+          </w:rPr>
+          <w:t xml:space="preserve">Hafta 1</w:t>
+        </w:r>
+      </w:hyperlink>
+      <w:r>
+        <w:t xml:space="preserve">’de</w:t>
       </w:r>
       <w:r>
         <w:t xml:space="preserve"> </w:t>
@@ -11863,17 +11852,17 @@
           <w:b/>
           <w:bCs/>
         </w:rPr>
-        <w:t xml:space="preserve">kütüphane fonksiyonunu</w:t>
-      </w:r>
-      <w:r>
-        <w:t xml:space="preserve"> </w:t>
-      </w:r>
-      <w:r>
-        <w:t xml:space="preserve">kancalamasıyla mümkündür, ki bu da tam olarak Bölüm 6’nın konusudur.</w:t>
-      </w:r>
-    </w:p>
-    <w:bookmarkEnd w:id="70"/>
-    <w:bookmarkStart w:id="71" w:name="Xba6855faa09e5c7e306a99ee173be44b54b5913"/>
+        <w:t xml:space="preserve">kütüphane fonksiyonuna</w:t>
+      </w:r>
+      <w:r>
+        <w:t xml:space="preserve"> </w:t>
+      </w:r>
+      <w:r>
+        <w:t xml:space="preserve">kanca takmasıyla (hooking) mümkündür, ki bu da tam olarak Bölüm 6’nın konusudur.</w:t>
+      </w:r>
+    </w:p>
+    <w:bookmarkEnd w:id="71"/>
+    <w:bookmarkStart w:id="72" w:name="Xba6855faa09e5c7e306a99ee173be44b54b5913"/>
     <w:p>
       <w:pPr>
         <w:pStyle w:val="Heading3"/>
@@ -12460,7 +12449,7 @@
         <w:pStyle w:val="Compact"/>
         <w:numPr>
           <w:ilvl w:val="0"/>
-          <w:numId w:val="1027"/>
+          <w:numId w:val="1015"/>
         </w:numPr>
       </w:pPr>
       <w:r>
@@ -12472,7 +12461,7 @@
         <w:pStyle w:val="Compact"/>
         <w:numPr>
           <w:ilvl w:val="0"/>
-          <w:numId w:val="1028"/>
+          <w:numId w:val="1016"/>
         </w:numPr>
       </w:pPr>
       <w:r>
@@ -12499,7 +12488,7 @@
         <w:pStyle w:val="Compact"/>
         <w:numPr>
           <w:ilvl w:val="0"/>
-          <w:numId w:val="1029"/>
+          <w:numId w:val="1017"/>
         </w:numPr>
       </w:pPr>
       <w:r>
@@ -12545,7 +12534,7 @@
         <w:pStyle w:val="Compact"/>
         <w:numPr>
           <w:ilvl w:val="0"/>
-          <w:numId w:val="1030"/>
+          <w:numId w:val="1018"/>
         </w:numPr>
       </w:pPr>
       <w:r>
@@ -12559,9 +12548,9 @@
         </w:pict>
       </w:r>
     </w:p>
-    <w:bookmarkEnd w:id="71"/>
     <w:bookmarkEnd w:id="72"/>
-    <w:bookmarkStart w:id="78" w:name="ortam-algılama-sanal-makine-ve-emülatör"/>
+    <w:bookmarkEnd w:id="73"/>
+    <w:bookmarkStart w:id="79" w:name="ortam-algılama-sanal-makine-ve-emülatör"/>
     <w:p>
       <w:pPr>
         <w:pStyle w:val="Heading2"/>
@@ -12597,7 +12586,58 @@
         <w:t xml:space="preserve"> </w:t>
       </w:r>
       <w:r>
-        <w:t xml:space="preserve">(sandbox) — çalıştırır. RASP bunu ortam ipuçlarından sezmeye çalışır.</w:t>
+        <w:t xml:space="preserve">(sandbox) — çalıştırır.</w:t>
+      </w:r>
+      <w:r>
+        <w:t xml:space="preserve"> </w:t>
+      </w:r>
+      <w:r>
+        <w:rPr>
+          <w:b/>
+          <w:bCs/>
+        </w:rPr>
+        <w:t xml:space="preserve">Emülatör</w:t>
+      </w:r>
+      <w:r>
+        <w:t xml:space="preserve">, bir cihazı yazılımla</w:t>
+      </w:r>
+      <w:r>
+        <w:t xml:space="preserve"> </w:t>
+      </w:r>
+      <w:r>
+        <w:rPr>
+          <w:b/>
+          <w:bCs/>
+        </w:rPr>
+        <w:t xml:space="preserve">taklit eden</w:t>
+      </w:r>
+      <w:r>
+        <w:t xml:space="preserve"> </w:t>
+      </w:r>
+      <w:r>
+        <w:t xml:space="preserve">ortamdır (Android emülatörü, QEMU);</w:t>
+      </w:r>
+      <w:r>
+        <w:t xml:space="preserve"> </w:t>
+      </w:r>
+      <w:r>
+        <w:rPr>
+          <w:b/>
+          <w:bCs/>
+        </w:rPr>
+        <w:t xml:space="preserve">sanal makine (VM)</w:t>
+      </w:r>
+      <w:r>
+        <w:t xml:space="preserve"> </w:t>
+      </w:r>
+      <w:r>
+        <w:t xml:space="preserve">ise gerçek donanımı soyutlayıp üzerinde başka bir işletim sistemi çalıştırır. Saldırgan</w:t>
+      </w:r>
+      <w:r>
+        <w:t xml:space="preserve"> </w:t>
+      </w:r>
+      <w:r>
+        <w:t xml:space="preserve">analizini gerçek cihaz yerine burada yapar, çünkü orada daha kolaydır. RASP bunu ortam ipuçlarından sezmeye çalışır.</w:t>
       </w:r>
     </w:p>
     <w:p>
@@ -12607,20 +12647,20 @@
       <w:r>
         <w:drawing>
           <wp:inline>
-            <wp:extent cx="5759999" cy="2470728"/>
+            <wp:extent cx="5759999" cy="2566179"/>
             <wp:effectExtent b="0" l="0" r="0" t="0"/>
-            <wp:docPr descr="Emülatör algılamada yanlış pozitif riski" title="" id="74" name="Picture"/>
+            <wp:docPr descr="Emülatör algılamada yanlış pozitif riski" title="" id="75" name="Picture"/>
             <a:graphic>
               <a:graphicData uri="http://schemas.openxmlformats.org/drawingml/2006/picture">
                 <pic:pic>
                   <pic:nvPicPr>
-                    <pic:cNvPr descr="h06-09-emulator.png" id="75" name="Picture"/>
+                    <pic:cNvPr descr="h06-09-emulator.png" id="76" name="Picture"/>
                     <pic:cNvPicPr>
                       <a:picLocks noChangeArrowheads="1" noChangeAspect="1"/>
                     </pic:cNvPicPr>
                   </pic:nvPicPr>
                   <pic:blipFill>
-                    <a:blip r:embed="rId73"/>
+                    <a:blip r:embed="rId74"/>
                     <a:stretch>
                       <a:fillRect/>
                     </a:stretch>
@@ -12628,7 +12668,7 @@
                   <pic:spPr bwMode="auto">
                     <a:xfrm>
                       <a:off x="0" y="0"/>
-                      <a:ext cx="5759999" cy="2470728"/>
+                      <a:ext cx="5759999" cy="2566179"/>
                     </a:xfrm>
                     <a:prstGeom prst="rect">
                       <a:avLst/>
@@ -12887,7 +12927,7 @@
         </w:tc>
       </w:tr>
     </w:tbl>
-    <w:bookmarkStart w:id="76" w:name="Xa854e67afdb1e792bd1ac6e36af38300657c9ab"/>
+    <w:bookmarkStart w:id="77" w:name="Xa854e67afdb1e792bd1ac6e36af38300657c9ab"/>
     <w:p>
       <w:pPr>
         <w:pStyle w:val="Heading3"/>
@@ -13307,8 +13347,8 @@
         <w:t xml:space="preserve">tipik IMEI/seri değerleri). Yine aynı ilke: sinyal, kanıt değil; kombinasyon ve sunucu tarafı denetim.</w:t>
       </w:r>
     </w:p>
-    <w:bookmarkEnd w:id="76"/>
-    <w:bookmarkStart w:id="77" w:name="X68906cacbb81b806297b738e313b57327bad12a"/>
+    <w:bookmarkEnd w:id="77"/>
+    <w:bookmarkStart w:id="78" w:name="X68906cacbb81b806297b738e313b57327bad12a"/>
     <w:p>
       <w:pPr>
         <w:pStyle w:val="Heading3"/>
@@ -14308,9 +14348,9 @@
         </w:pict>
       </w:r>
     </w:p>
-    <w:bookmarkEnd w:id="77"/>
     <w:bookmarkEnd w:id="78"/>
-    <w:bookmarkStart w:id="84" w:name="Xc268f82038273e279bcd3e10d6f560c068b59bb"/>
+    <w:bookmarkEnd w:id="79"/>
+    <w:bookmarkStart w:id="85" w:name="Xc268f82038273e279bcd3e10d6f560c068b59bb"/>
     <w:p>
       <w:pPr>
         <w:pStyle w:val="Heading2"/>
@@ -14334,7 +14374,7 @@
           <w:b/>
           <w:bCs/>
         </w:rPr>
-        <w:t xml:space="preserve">fonksiyon kancalama (hooking)</w:t>
+        <w:t xml:space="preserve">fonksiyonlara kanca takma (hooking)</w:t>
       </w:r>
       <w:r>
         <w:t xml:space="preserve"> </w:t>
@@ -14353,7 +14393,32 @@
         <w:t xml:space="preserve">dinamik enstrümantasyon</w:t>
       </w:r>
       <w:r>
-        <w:t xml:space="preserve">. Saldırgan</w:t>
+        <w:t xml:space="preserve">. Kanca</w:t>
+      </w:r>
+      <w:r>
+        <w:t xml:space="preserve"> </w:t>
+      </w:r>
+      <w:r>
+        <w:t xml:space="preserve">(hook), bir fonksiyonun çağrısını araya girip değiştirmektir; enstrümantasyon ise çalışan bir programa kod enjekte</w:t>
+      </w:r>
+      <w:r>
+        <w:t xml:space="preserve"> </w:t>
+      </w:r>
+      <w:r>
+        <w:t xml:space="preserve">edip davranışını izleme ya da değiştirme tekniğidir (bunun en yaygın aracı</w:t>
+      </w:r>
+      <w:r>
+        <w:t xml:space="preserve"> </w:t>
+      </w:r>
+      <w:r>
+        <w:rPr>
+          <w:b/>
+          <w:bCs/>
+        </w:rPr>
+        <w:t xml:space="preserve">Frida</w:t>
+      </w:r>
+      <w:r>
+        <w:t xml:space="preserve">’dır). Saldırgan</w:t>
       </w:r>
       <w:r>
         <w:t xml:space="preserve"> </w:t>
@@ -14418,7 +14483,7 @@
         <w:pStyle w:val="Compact"/>
         <w:numPr>
           <w:ilvl w:val="0"/>
-          <w:numId w:val="1031"/>
+          <w:numId w:val="1019"/>
         </w:numPr>
       </w:pPr>
       <w:r>
@@ -14459,7 +14524,7 @@
         <w:pStyle w:val="Compact"/>
         <w:numPr>
           <w:ilvl w:val="0"/>
-          <w:numId w:val="1031"/>
+          <w:numId w:val="1019"/>
         </w:numPr>
       </w:pPr>
       <w:r>
@@ -14510,7 +14575,7 @@
         <w:t xml:space="preserve"> </w:t>
       </w:r>
       <w:r>
-        <w:t xml:space="preserve">derlenmiş) kancalama yöntemleri olarak yaygınlaştı.</w:t>
+        <w:t xml:space="preserve">derlenmiş) kanca takma yöntemleri olarak yaygınlaştı.</w:t>
       </w:r>
     </w:p>
     <w:p>
@@ -14518,7 +14583,7 @@
         <w:pStyle w:val="Compact"/>
         <w:numPr>
           <w:ilvl w:val="0"/>
-          <w:numId w:val="1031"/>
+          <w:numId w:val="1019"/>
         </w:numPr>
       </w:pPr>
       <w:r>
@@ -14586,7 +14651,7 @@
         <w:pStyle w:val="Compact"/>
         <w:numPr>
           <w:ilvl w:val="0"/>
-          <w:numId w:val="1031"/>
+          <w:numId w:val="1019"/>
         </w:numPr>
       </w:pPr>
       <w:r>
@@ -14689,20 +14754,20 @@
       <w:r>
         <w:drawing>
           <wp:inline>
-            <wp:extent cx="5759999" cy="2281967"/>
+            <wp:extent cx="5759999" cy="3023696"/>
             <wp:effectExtent b="0" l="0" r="0" t="0"/>
-            <wp:docPr descr="Kanca algılama: prolog baytlarının denetimi" title="" id="80" name="Picture"/>
+            <wp:docPr descr="Kanca algılama: prolog baytlarının denetimi" title="" id="81" name="Picture"/>
             <a:graphic>
               <a:graphicData uri="http://schemas.openxmlformats.org/drawingml/2006/picture">
                 <pic:pic>
                   <pic:nvPicPr>
-                    <pic:cNvPr descr="h06-10-hook.png" id="81" name="Picture"/>
+                    <pic:cNvPr descr="h06-10-hook.png" id="82" name="Picture"/>
                     <pic:cNvPicPr>
                       <a:picLocks noChangeArrowheads="1" noChangeAspect="1"/>
                     </pic:cNvPicPr>
                   </pic:nvPicPr>
                   <pic:blipFill>
-                    <a:blip r:embed="rId79"/>
+                    <a:blip r:embed="rId80"/>
                     <a:stretch>
                       <a:fillRect/>
                     </a:stretch>
@@ -14710,7 +14775,7 @@
                   <pic:spPr bwMode="auto">
                     <a:xfrm>
                       <a:off x="0" y="0"/>
-                      <a:ext cx="5759999" cy="2281967"/>
+                      <a:ext cx="5759999" cy="3023696"/>
                     </a:xfrm>
                     <a:prstGeom prst="rect">
                       <a:avLst/>
@@ -14976,7 +15041,7 @@
         <w:pStyle w:val="Compact"/>
         <w:numPr>
           <w:ilvl w:val="0"/>
-          <w:numId w:val="1032"/>
+          <w:numId w:val="1020"/>
         </w:numPr>
       </w:pPr>
       <w:r>
@@ -15034,7 +15099,7 @@
         <w:pStyle w:val="Compact"/>
         <w:numPr>
           <w:ilvl w:val="0"/>
-          <w:numId w:val="1032"/>
+          <w:numId w:val="1020"/>
         </w:numPr>
       </w:pPr>
       <w:r>
@@ -15150,7 +15215,7 @@
         <w:pStyle w:val="Compact"/>
         <w:numPr>
           <w:ilvl w:val="0"/>
-          <w:numId w:val="1032"/>
+          <w:numId w:val="1020"/>
         </w:numPr>
       </w:pPr>
       <w:r>
@@ -15163,7 +15228,7 @@
         <w:t xml:space="preserve">’te beklenmeyen yürütülebilir bölgeler, bilinen çerçeve göstergeleri.</w:t>
       </w:r>
     </w:p>
-    <w:bookmarkStart w:id="82" w:name="X86f9447203841ebef2bb3e4b42143cae99e1803"/>
+    <w:bookmarkStart w:id="83" w:name="X86f9447203841ebef2bb3e4b42143cae99e1803"/>
     <w:p>
       <w:pPr>
         <w:pStyle w:val="Heading3"/>
@@ -15838,8 +15903,8 @@
         <w:t xml:space="preserve">dersidir.</w:t>
       </w:r>
     </w:p>
-    <w:bookmarkEnd w:id="82"/>
-    <w:bookmarkStart w:id="83" w:name="X8abf6ef525c2e969c0789e622049e9513542cea"/>
+    <w:bookmarkEnd w:id="83"/>
+    <w:bookmarkStart w:id="84" w:name="X8abf6ef525c2e969c0789e622049e9513542cea"/>
     <w:p>
       <w:pPr>
         <w:pStyle w:val="Heading3"/>
@@ -17075,9 +17140,9 @@
         </w:pict>
       </w:r>
     </w:p>
-    <w:bookmarkEnd w:id="83"/>
     <w:bookmarkEnd w:id="84"/>
-    <w:bookmarkStart w:id="94" w:name="Xfb9086626eb6c5af92e43aaab6b83836e8dbdf5"/>
+    <w:bookmarkEnd w:id="85"/>
+    <w:bookmarkStart w:id="98" w:name="Xfb9086626eb6c5af92e43aaab6b83836e8dbdf5"/>
     <w:p>
       <w:pPr>
         <w:pStyle w:val="Heading2"/>
@@ -17110,19 +17175,53 @@
         <w:t xml:space="preserve"> </w:t>
       </w:r>
       <w:r>
-        <w:t xml:space="preserve">verinin okunmasına ve değiştirilmesine karşı alınan önlemler. 1. haftada sırları bellekten silmeyi ve takasa düşmesini</w:t>
-      </w:r>
-      <w:r>
-        <w:t xml:space="preserve"> </w:t>
-      </w:r>
-      <w:r>
-        <w:t xml:space="preserve">önlemeyi, 3. haftada</w:t>
-      </w:r>
-      <w:r>
-        <w:t xml:space="preserve"> </w:t>
-      </w:r>
-      <w:r>
-        <w:t xml:space="preserve">“kullanımda veri”</w:t>
+        <w:t xml:space="preserve">verinin okunmasına ve değiştirilmesine karşı alınan önlemler.</w:t>
+      </w:r>
+      <w:r>
+        <w:t xml:space="preserve"> </w:t>
+      </w:r>
+      <w:hyperlink r:id="rId86">
+        <w:r>
+          <w:rPr>
+            <w:rStyle w:val="Hyperlink"/>
+          </w:rPr>
+          <w:t xml:space="preserve">1. haftada</w:t>
+        </w:r>
+      </w:hyperlink>
+      <w:r>
+        <w:t xml:space="preserve"> </w:t>
+      </w:r>
+      <w:r>
+        <w:t xml:space="preserve">sırları bellekten silmeyi ve takasa</w:t>
+      </w:r>
+      <w:r>
+        <w:t xml:space="preserve"> </w:t>
+      </w:r>
+      <w:r>
+        <w:t xml:space="preserve">düşmesini önlemeyi,</w:t>
+      </w:r>
+      <w:r>
+        <w:t xml:space="preserve"> </w:t>
+      </w:r>
+      <w:hyperlink r:id="rId87">
+        <w:r>
+          <w:rPr>
+            <w:rStyle w:val="Hyperlink"/>
+          </w:rPr>
+          <w:t xml:space="preserve">3. haftada</w:t>
+        </w:r>
+      </w:hyperlink>
+      <w:r>
+        <w:t xml:space="preserve"> </w:t>
+      </w:r>
+      <w:r>
+        <w:t xml:space="preserve">“kullanımda</w:t>
+      </w:r>
+      <w:r>
+        <w:t xml:space="preserve"> </w:t>
+      </w:r>
+      <w:r>
+        <w:t xml:space="preserve">veri”</w:t>
       </w:r>
       <w:r>
         <w:t xml:space="preserve"> </w:t>
@@ -17176,20 +17275,20 @@
       <w:r>
         <w:drawing>
           <wp:inline>
-            <wp:extent cx="5759999" cy="2766688"/>
+            <wp:extent cx="5759999" cy="4258271"/>
             <wp:effectExtent b="0" l="0" r="0" t="0"/>
-            <wp:docPr descr="Dinamik bellek korumasının katmanları" title="" id="86" name="Picture"/>
+            <wp:docPr descr="Dinamik bellek korumasının katmanları" title="" id="89" name="Picture"/>
             <a:graphic>
               <a:graphicData uri="http://schemas.openxmlformats.org/drawingml/2006/picture">
                 <pic:pic>
                   <pic:nvPicPr>
-                    <pic:cNvPr descr="h06-13-bellek-koruma-katmanlari.png" id="87" name="Picture"/>
+                    <pic:cNvPr descr="h06-13-bellek-koruma-katmanlari.png" id="90" name="Picture"/>
                     <pic:cNvPicPr>
                       <a:picLocks noChangeArrowheads="1" noChangeAspect="1"/>
                     </pic:cNvPicPr>
                   </pic:nvPicPr>
                   <pic:blipFill>
-                    <a:blip r:embed="rId85"/>
+                    <a:blip r:embed="rId88"/>
                     <a:stretch>
                       <a:fillRect/>
                     </a:stretch>
@@ -17197,7 +17296,7 @@
                   <pic:spPr bwMode="auto">
                     <a:xfrm>
                       <a:off x="0" y="0"/>
-                      <a:ext cx="5759999" cy="2766688"/>
+                      <a:ext cx="5759999" cy="4258271"/>
                     </a:xfrm>
                     <a:prstGeom prst="rect">
                       <a:avLst/>
@@ -17216,7 +17315,7 @@
         </w:drawing>
       </w:r>
     </w:p>
-    <w:bookmarkStart w:id="88" w:name="saldırgan-bellekle-ne-yapar"/>
+    <w:bookmarkStart w:id="91" w:name="saldırgan-bellekle-ne-yapar"/>
     <w:p>
       <w:pPr>
         <w:pStyle w:val="Heading3"/>
@@ -17441,8 +17540,8 @@
         <w:t xml:space="preserve">bölümlerdeki hata ayıklayıcı ve kanca algılamayla birlikte düşünülür.</w:t>
       </w:r>
     </w:p>
-    <w:bookmarkEnd w:id="88"/>
-    <w:bookmarkStart w:id="89" w:name="önlem-1-bellekte-az-kısa-ve-dağınık-tut"/>
+    <w:bookmarkEnd w:id="91"/>
+    <w:bookmarkStart w:id="92" w:name="önlem-1-bellekte-az-kısa-ve-dağınık-tut"/>
     <w:p>
       <w:pPr>
         <w:pStyle w:val="Heading3"/>
@@ -17477,7 +17576,7 @@
         <w:pStyle w:val="Compact"/>
         <w:numPr>
           <w:ilvl w:val="0"/>
-          <w:numId w:val="1033"/>
+          <w:numId w:val="1021"/>
         </w:numPr>
       </w:pPr>
       <w:r>
@@ -17505,7 +17604,7 @@
         <w:pStyle w:val="Compact"/>
         <w:numPr>
           <w:ilvl w:val="0"/>
-          <w:numId w:val="1033"/>
+          <w:numId w:val="1021"/>
         </w:numPr>
       </w:pPr>
       <w:r>
@@ -17533,7 +17632,7 @@
         <w:pStyle w:val="Compact"/>
         <w:numPr>
           <w:ilvl w:val="0"/>
-          <w:numId w:val="1033"/>
+          <w:numId w:val="1021"/>
         </w:numPr>
       </w:pPr>
       <w:r>
@@ -17573,7 +17672,7 @@
         <w:pStyle w:val="Compact"/>
         <w:numPr>
           <w:ilvl w:val="0"/>
-          <w:numId w:val="1033"/>
+          <w:numId w:val="1021"/>
         </w:numPr>
       </w:pPr>
       <w:r>
@@ -17587,7 +17686,18 @@
         <w:t xml:space="preserve"> </w:t>
       </w:r>
       <w:r>
-        <w:t xml:space="preserve">Whitebox kriptografide anahtar hiçbir anda açık halde bellekte bulunmaz (11. hafta). Sahadaki</w:t>
+        <w:t xml:space="preserve">Whitebox kriptografide anahtar hiçbir anda açık halde bellekte bulunmaz (</w:t>
+      </w:r>
+      <w:hyperlink r:id="rId41">
+        <w:r>
+          <w:rPr>
+            <w:rStyle w:val="Hyperlink"/>
+          </w:rPr>
+          <w:t xml:space="preserve">11. hafta</w:t>
+        </w:r>
+      </w:hyperlink>
+      <w:r>
+        <w:t xml:space="preserve">). Sahadaki</w:t>
       </w:r>
       <w:r>
         <w:t xml:space="preserve"> </w:t>
@@ -17596,8 +17706,8 @@
         <w:t xml:space="preserve">kabuk matrisinde ödeme sırasında native tarafta kalan tek kabuk budur (3. hafta).</w:t>
       </w:r>
     </w:p>
-    <w:bookmarkEnd w:id="89"/>
-    <w:bookmarkStart w:id="90" w:name="Xd0b03073afd5f3671ddb7d0872c482aa2746d68"/>
+    <w:bookmarkEnd w:id="92"/>
+    <w:bookmarkStart w:id="93" w:name="Xd0b03073afd5f3671ddb7d0872c482aa2746d68"/>
     <w:p>
       <w:pPr>
         <w:pStyle w:val="Heading3"/>
@@ -18383,8 +18493,8 @@
         <w:t xml:space="preserve">Bölüm 8’deki kök göstergesiyle birlikte değerlendirilmelidir.</w:t>
       </w:r>
     </w:p>
-    <w:bookmarkEnd w:id="90"/>
-    <w:bookmarkStart w:id="91" w:name="önlem-3-değiştirilen-veriyi-fark-et"/>
+    <w:bookmarkEnd w:id="93"/>
+    <w:bookmarkStart w:id="95" w:name="önlem-3-değiştirilen-veriyi-fark-et"/>
     <w:p>
       <w:pPr>
         <w:pStyle w:val="Heading3"/>
@@ -19129,8 +19239,19 @@
         <w:t xml:space="preserve"> </w:t>
       </w:r>
       <w:r>
-        <w:t xml:space="preserve">değiştirmek için maskeyi ve özet anahtarını da bulması gerekir; bu da işin maliyetini artırır. Aynı fikir, 5. haftadaki</w:t>
-      </w:r>
+        <w:t xml:space="preserve">değiştirmek için maskeyi ve özet anahtarını da bulması gerekir; bu da işin maliyetini artırır. Aynı fikir,</w:t>
+      </w:r>
+      <w:r>
+        <w:t xml:space="preserve"> </w:t>
+      </w:r>
+      <w:hyperlink r:id="rId47">
+        <w:r>
+          <w:rPr>
+            <w:rStyle w:val="Hyperlink"/>
+          </w:rPr>
+          <w:t xml:space="preserve">5. haftadaki</w:t>
+        </w:r>
+      </w:hyperlink>
       <w:r>
         <w:t xml:space="preserve"> </w:t>
       </w:r>
@@ -19151,17 +19272,28 @@
         <w:t xml:space="preserve"> </w:t>
       </w:r>
       <w:r>
-        <w:t xml:space="preserve">saklanmasında ve 2. haftadaki kurcalamaya dayanıklı günlükte</w:t>
-      </w:r>
-      <w:r>
-        <w:t xml:space="preserve"> </w:t>
-      </w:r>
-      <w:r>
-        <w:t xml:space="preserve">de vardır.</w:t>
-      </w:r>
-    </w:p>
-    <w:bookmarkEnd w:id="91"/>
-    <w:bookmarkStart w:id="92" w:name="X5f7ee1ba0bc55c91d08e46a6fcdd3732c52a73b"/>
+        <w:t xml:space="preserve">saklanmasında ve</w:t>
+      </w:r>
+      <w:r>
+        <w:t xml:space="preserve"> </w:t>
+      </w:r>
+      <w:hyperlink r:id="rId94">
+        <w:r>
+          <w:rPr>
+            <w:rStyle w:val="Hyperlink"/>
+          </w:rPr>
+          <w:t xml:space="preserve">2. haftadaki</w:t>
+        </w:r>
+      </w:hyperlink>
+      <w:r>
+        <w:t xml:space="preserve"> </w:t>
+      </w:r>
+      <w:r>
+        <w:t xml:space="preserve">kurcalamaya dayanıklı günlükte de vardır.</w:t>
+      </w:r>
+    </w:p>
+    <w:bookmarkEnd w:id="95"/>
+    <w:bookmarkStart w:id="96" w:name="X5f7ee1ba0bc55c91d08e46a6fcdd3732c52a73b"/>
     <w:p>
       <w:pPr>
         <w:pStyle w:val="Heading3"/>
@@ -19832,8 +19964,8 @@
         <w:t xml:space="preserve">bütünlük denetiminin kapsamına alınır.</w:t>
       </w:r>
     </w:p>
-    <w:bookmarkEnd w:id="92"/>
-    <w:bookmarkStart w:id="93" w:name="önlem-4-izlendiğini-fark-et"/>
+    <w:bookmarkEnd w:id="96"/>
+    <w:bookmarkStart w:id="97" w:name="önlem-4-izlendiğini-fark-et"/>
     <w:p>
       <w:pPr>
         <w:pStyle w:val="Heading3"/>
@@ -19867,7 +19999,7 @@
         <w:pStyle w:val="Compact"/>
         <w:numPr>
           <w:ilvl w:val="0"/>
-          <w:numId w:val="1034"/>
+          <w:numId w:val="1022"/>
         </w:numPr>
       </w:pPr>
       <w:r>
@@ -19895,7 +20027,7 @@
         <w:pStyle w:val="Compact"/>
         <w:numPr>
           <w:ilvl w:val="0"/>
-          <w:numId w:val="1034"/>
+          <w:numId w:val="1022"/>
         </w:numPr>
       </w:pPr>
       <w:r>
@@ -19917,7 +20049,7 @@
         <w:pStyle w:val="Compact"/>
         <w:numPr>
           <w:ilvl w:val="0"/>
-          <w:numId w:val="1034"/>
+          <w:numId w:val="1022"/>
         </w:numPr>
       </w:pPr>
       <w:r>
@@ -20027,9 +20159,9 @@
         </w:pict>
       </w:r>
     </w:p>
-    <w:bookmarkEnd w:id="93"/>
-    <w:bookmarkEnd w:id="94"/>
-    <w:bookmarkStart w:id="104" w:name="Xa8060624ff13efdb3ccbae944aae678302849af"/>
+    <w:bookmarkEnd w:id="97"/>
+    <w:bookmarkEnd w:id="98"/>
+    <w:bookmarkStart w:id="109" w:name="Xa8060624ff13efdb3ccbae944aae678302849af"/>
     <w:p>
       <w:pPr>
         <w:pStyle w:val="Heading2"/>
@@ -20045,20 +20177,20 @@
       <w:r>
         <w:drawing>
           <wp:inline>
-            <wp:extent cx="5759999" cy="2283460"/>
+            <wp:extent cx="5759999" cy="2014615"/>
             <wp:effectExtent b="0" l="0" r="0" t="0"/>
-            <wp:docPr descr="Kök göstergesinden derecelendirilmiş tepkiye" title="" id="96" name="Picture"/>
+            <wp:docPr descr="Kök göstergesinden derecelendirilmiş tepkiye" title="" id="100" name="Picture"/>
             <a:graphic>
               <a:graphicData uri="http://schemas.openxmlformats.org/drawingml/2006/picture">
                 <pic:pic>
                   <pic:nvPicPr>
-                    <pic:cNvPr descr="h06-14-kok-gosterge-karar.png" id="97" name="Picture"/>
+                    <pic:cNvPr descr="h06-14-kok-gosterge-karar.png" id="101" name="Picture"/>
                     <pic:cNvPicPr>
                       <a:picLocks noChangeArrowheads="1" noChangeAspect="1"/>
                     </pic:cNvPicPr>
                   </pic:nvPicPr>
                   <pic:blipFill>
-                    <a:blip r:embed="rId95"/>
+                    <a:blip r:embed="rId99"/>
                     <a:stretch>
                       <a:fillRect/>
                     </a:stretch>
@@ -20066,7 +20198,7 @@
                   <pic:spPr bwMode="auto">
                     <a:xfrm>
                       <a:off x="0" y="0"/>
-                      <a:ext cx="5759999" cy="2283460"/>
+                      <a:ext cx="5759999" cy="2014615"/>
                     </a:xfrm>
                     <a:prstGeom prst="rect">
                       <a:avLst/>
@@ -20085,7 +20217,7 @@
         </w:drawing>
       </w:r>
     </w:p>
-    <w:bookmarkStart w:id="98" w:name="kök-root-ayrıcalıklı-ortam-göstergesi"/>
+    <w:bookmarkStart w:id="102" w:name="kök-root-ayrıcalıklı-ortam-göstergesi"/>
     <w:p>
       <w:pPr>
         <w:pStyle w:val="Heading3"/>
@@ -20099,13 +20231,42 @@
         <w:pStyle w:val="FirstParagraph"/>
       </w:pPr>
       <w:r>
-        <w:t xml:space="preserve">Root’lu (ya da jailbreak’li) bir cihazda uygulamanın güvenlik varsayımları çöker: her süreç belleği okuyabilir, dosya</w:t>
-      </w:r>
-      <w:r>
-        <w:t xml:space="preserve"> </w:t>
-      </w:r>
-      <w:r>
-        <w:t xml:space="preserve">sistemi korumaları aşılır. RASP root göstergelerine bakar (Katalog K4/K5):</w:t>
+        <w:rPr>
+          <w:b/>
+          <w:bCs/>
+        </w:rPr>
+        <w:t xml:space="preserve">Kök (root)</w:t>
+      </w:r>
+      <w:r>
+        <w:t xml:space="preserve">, bir cihaz üzerinde normalde kısıtlı olan tam yetkidir;</w:t>
+      </w:r>
+      <w:r>
+        <w:t xml:space="preserve"> </w:t>
+      </w:r>
+      <w:r>
+        <w:rPr>
+          <w:b/>
+          <w:bCs/>
+        </w:rPr>
+        <w:t xml:space="preserve">jailbreak</w:t>
+      </w:r>
+      <w:r>
+        <w:t xml:space="preserve"> </w:t>
+      </w:r>
+      <w:r>
+        <w:t xml:space="preserve">aynı yetkiyi iOS gibi kapalı</w:t>
+      </w:r>
+      <w:r>
+        <w:t xml:space="preserve"> </w:t>
+      </w:r>
+      <w:r>
+        <w:t xml:space="preserve">sistemlerde zorla açmanın adıdır. Root’lu (ya da jailbreak’li) bir cihazda uygulamanın güvenlik varsayımları çöker:</w:t>
+      </w:r>
+      <w:r>
+        <w:t xml:space="preserve"> </w:t>
+      </w:r>
+      <w:r>
+        <w:t xml:space="preserve">her süreç belleği okuyabilir, dosya sistemi korumaları aşılır. RASP root göstergelerine bakar (Katalog K4/K5):</w:t>
       </w:r>
       <w:r>
         <w:t xml:space="preserve"> </w:t>
@@ -20460,8 +20621,8 @@
         <w:t xml:space="preserve">karar vermek yerine Bölüm 8.1.1’deki risk skoruna eklenmelidir.</w:t>
       </w:r>
     </w:p>
-    <w:bookmarkEnd w:id="98"/>
-    <w:bookmarkStart w:id="99" w:name="Xa4c1c47a20f2d3b1732f4199b6349f30fd33758"/>
+    <w:bookmarkEnd w:id="102"/>
+    <w:bookmarkStart w:id="103" w:name="Xa4c1c47a20f2d3b1732f4199b6349f30fd33758"/>
     <w:p>
       <w:pPr>
         <w:pStyle w:val="Heading3"/>
@@ -20745,8 +20906,8 @@
         <w:t xml:space="preserve">güvenmemek.</w:t>
       </w:r>
     </w:p>
-    <w:bookmarkEnd w:id="99"/>
-    <w:bookmarkStart w:id="100" w:name="Xa046a7fa655ec36be1f19e80a7d4bf5df3e6c02"/>
+    <w:bookmarkEnd w:id="103"/>
+    <w:bookmarkStart w:id="104" w:name="Xa046a7fa655ec36be1f19e80a7d4bf5df3e6c02"/>
     <w:p>
       <w:pPr>
         <w:pStyle w:val="Heading3"/>
@@ -21192,8 +21353,8 @@
         <w:t xml:space="preserve">tutarlıları kabul et) düşün.</w:t>
       </w:r>
     </w:p>
-    <w:bookmarkEnd w:id="100"/>
-    <w:bookmarkStart w:id="101" w:name="X2fdce367518b1fb6f43e539e2b019e2de1242de"/>
+    <w:bookmarkEnd w:id="104"/>
+    <w:bookmarkStart w:id="105" w:name="X2fdce367518b1fb6f43e539e2b019e2de1242de"/>
     <w:p>
       <w:pPr>
         <w:pStyle w:val="Heading3"/>
@@ -21272,8 +21433,8 @@
         <w:t xml:space="preserve">hâlidir (Katalog K2/K3/K6).</w:t>
       </w:r>
     </w:p>
-    <w:bookmarkEnd w:id="101"/>
-    <w:bookmarkStart w:id="102" w:name="X0e2e12bbde150a1fbda36bc13211b892fd8cacc"/>
+    <w:bookmarkEnd w:id="105"/>
+    <w:bookmarkStart w:id="107" w:name="X0e2e12bbde150a1fbda36bc13211b892fd8cacc"/>
     <w:p>
       <w:pPr>
         <w:pStyle w:val="Heading3"/>
@@ -21457,7 +21618,24 @@
         <w:t xml:space="preserve"> </w:t>
       </w:r>
       <w:r>
-        <w:t xml:space="preserve">imza kullanır (bkz. Hafta 3’teki dijital imza): doğrulayanın imzalama</w:t>
+        <w:t xml:space="preserve">imza kullanır (bkz.</w:t>
+      </w:r>
+      <w:r>
+        <w:t xml:space="preserve"> </w:t>
+      </w:r>
+      <w:hyperlink r:id="rId27">
+        <w:r>
+          <w:rPr>
+            <w:rStyle w:val="Hyperlink"/>
+          </w:rPr>
+          <w:t xml:space="preserve">Hafta 3’teki</w:t>
+        </w:r>
+      </w:hyperlink>
+      <w:r>
+        <w:t xml:space="preserve"> </w:t>
+      </w:r>
+      <w:r>
+        <w:t xml:space="preserve">dijital imza): doğrulayanın imzalama</w:t>
       </w:r>
       <w:r>
         <w:t xml:space="preserve"> </w:t>
@@ -21512,15 +21690,25 @@
       <w:r>
         <w:t xml:space="preserve"> </w:t>
       </w:r>
-      <w:r>
-        <w:rPr>
-          <w:b/>
-          <w:bCs/>
-        </w:rPr>
-        <w:t xml:space="preserve">Hafta 10</w:t>
-      </w:r>
-      <w:r>
-        <w:t xml:space="preserve">’da işleyeceğiz. İlke aynı: yüklemeden önce</w:t>
+      <w:hyperlink r:id="rId106">
+        <w:r>
+          <w:rPr>
+            <w:rStyle w:val="Hyperlink"/>
+          </w:rPr>
+          <w:t xml:space="preserve">Hafta 10’da</w:t>
+        </w:r>
+      </w:hyperlink>
+      <w:r>
+        <w:t xml:space="preserve"> </w:t>
+      </w:r>
+      <w:r>
+        <w:t xml:space="preserve">işleyeceğiz.</w:t>
+      </w:r>
+      <w:r>
+        <w:t xml:space="preserve"> </w:t>
+      </w:r>
+      <w:r>
+        <w:t xml:space="preserve">İlke aynı: yüklemeden önce</w:t>
       </w:r>
       <w:r>
         <w:t xml:space="preserve"> </w:t>
@@ -21539,8 +21727,8 @@
         <w:t xml:space="preserve">doğrulaması.</w:t>
       </w:r>
     </w:p>
-    <w:bookmarkEnd w:id="102"/>
-    <w:bookmarkStart w:id="103" w:name="X37d1f34e21e5c92117ad894750eb783f10d5b75"/>
+    <w:bookmarkEnd w:id="107"/>
+    <w:bookmarkStart w:id="108" w:name="X37d1f34e21e5c92117ad894750eb783f10d5b75"/>
     <w:p>
       <w:pPr>
         <w:pStyle w:val="Heading3"/>
@@ -22052,9 +22240,9 @@
         </w:pict>
       </w:r>
     </w:p>
-    <w:bookmarkEnd w:id="103"/>
-    <w:bookmarkEnd w:id="104"/>
-    <w:bookmarkStart w:id="110" w:name="X1845e91933a5232a404bcbdc773941025ec6654"/>
+    <w:bookmarkEnd w:id="108"/>
+    <w:bookmarkEnd w:id="109"/>
+    <w:bookmarkStart w:id="115" w:name="X1845e91933a5232a404bcbdc773941025ec6654"/>
     <w:p>
       <w:pPr>
         <w:pStyle w:val="Heading2"/>
@@ -22261,20 +22449,20 @@
       <w:r>
         <w:drawing>
           <wp:inline>
-            <wp:extent cx="5759999" cy="2283460"/>
+            <wp:extent cx="5759999" cy="2984953"/>
             <wp:effectExtent b="0" l="0" r="0" t="0"/>
-            <wp:docPr descr="Kontrol akışı sayacı ile denetim atlamanın yakalanması" title="" id="106" name="Picture"/>
+            <wp:docPr descr="Kontrol akışı sayacı ile denetim atlamanın yakalanması" title="" id="111" name="Picture"/>
             <a:graphic>
               <a:graphicData uri="http://schemas.openxmlformats.org/drawingml/2006/picture">
                 <pic:pic>
                   <pic:nvPicPr>
-                    <pic:cNvPr descr="h06-04-akis-sayaci.png" id="107" name="Picture"/>
+                    <pic:cNvPr descr="h06-04-akis-sayaci.png" id="112" name="Picture"/>
                     <pic:cNvPicPr>
                       <a:picLocks noChangeArrowheads="1" noChangeAspect="1"/>
                     </pic:cNvPicPr>
                   </pic:nvPicPr>
                   <pic:blipFill>
-                    <a:blip r:embed="rId105"/>
+                    <a:blip r:embed="rId110"/>
                     <a:stretch>
                       <a:fillRect/>
                     </a:stretch>
@@ -22282,7 +22470,7 @@
                   <pic:spPr bwMode="auto">
                     <a:xfrm>
                       <a:off x="0" y="0"/>
-                      <a:ext cx="5759999" cy="2283460"/>
+                      <a:ext cx="5759999" cy="2984953"/>
                     </a:xfrm>
                     <a:prstGeom prst="rect">
                       <a:avLst/>
@@ -22362,7 +22550,7 @@
         <w:t xml:space="preserve">yaması işe yaramaz.</w:t>
       </w:r>
     </w:p>
-    <w:bookmarkStart w:id="108" w:name="Xedc44c65def3f658f42c15fcc15f3f724256413"/>
+    <w:bookmarkStart w:id="113" w:name="Xedc44c65def3f658f42c15fcc15f3f724256413"/>
     <w:p>
       <w:pPr>
         <w:pStyle w:val="Heading3"/>
@@ -22986,8 +23174,8 @@
         <w:t xml:space="preserve">değiştiremez.</w:t>
       </w:r>
     </w:p>
-    <w:bookmarkEnd w:id="108"/>
-    <w:bookmarkStart w:id="109" w:name="X1dc48bea11d8a3288687964710cdab834ddca88"/>
+    <w:bookmarkEnd w:id="113"/>
+    <w:bookmarkStart w:id="114" w:name="X1dc48bea11d8a3288687964710cdab834ddca88"/>
     <w:p>
       <w:pPr>
         <w:pStyle w:val="Heading3"/>
@@ -24569,7 +24757,7 @@
         <w:pStyle w:val="Compact"/>
         <w:numPr>
           <w:ilvl w:val="0"/>
-          <w:numId w:val="1035"/>
+          <w:numId w:val="1023"/>
         </w:numPr>
       </w:pPr>
       <w:r>
@@ -24593,7 +24781,7 @@
         <w:pStyle w:val="Compact"/>
         <w:numPr>
           <w:ilvl w:val="0"/>
-          <w:numId w:val="1036"/>
+          <w:numId w:val="1024"/>
         </w:numPr>
       </w:pPr>
       <w:r>
@@ -24621,7 +24809,7 @@
         <w:pStyle w:val="Compact"/>
         <w:numPr>
           <w:ilvl w:val="0"/>
-          <w:numId w:val="1037"/>
+          <w:numId w:val="1025"/>
         </w:numPr>
       </w:pPr>
       <w:r>
@@ -24633,7 +24821,7 @@
         <w:pStyle w:val="Compact"/>
         <w:numPr>
           <w:ilvl w:val="0"/>
-          <w:numId w:val="1038"/>
+          <w:numId w:val="1026"/>
         </w:numPr>
       </w:pPr>
       <w:r>
@@ -24663,9 +24851,9 @@
         </w:pict>
       </w:r>
     </w:p>
-    <w:bookmarkEnd w:id="109"/>
-    <w:bookmarkEnd w:id="110"/>
-    <w:bookmarkStart w:id="123" w:name="X08c29de2a3b7de15bb78a4729d18809acf4747e"/>
+    <w:bookmarkEnd w:id="114"/>
+    <w:bookmarkEnd w:id="115"/>
+    <w:bookmarkStart w:id="128" w:name="X08c29de2a3b7de15bb78a4729d18809acf4747e"/>
     <w:p>
       <w:pPr>
         <w:pStyle w:val="Heading2"/>
@@ -24749,20 +24937,20 @@
       <w:r>
         <w:drawing>
           <wp:inline>
-            <wp:extent cx="5759999" cy="2283460"/>
+            <wp:extent cx="5759999" cy="1944751"/>
             <wp:effectExtent b="0" l="0" r="0" t="0"/>
-            <wp:docPr descr="Cihaz bağlama ile kopyalamanın engellenmesi" title="" id="112" name="Picture"/>
+            <wp:docPr descr="Cihaz bağlama ile kopyalamanın engellenmesi" title="" id="117" name="Picture"/>
             <a:graphic>
               <a:graphicData uri="http://schemas.openxmlformats.org/drawingml/2006/picture">
                 <pic:pic>
                   <pic:nvPicPr>
-                    <pic:cNvPr descr="h06-12-cihaz-baglama.png" id="113" name="Picture"/>
+                    <pic:cNvPr descr="h06-12-cihaz-baglama.png" id="118" name="Picture"/>
                     <pic:cNvPicPr>
                       <a:picLocks noChangeArrowheads="1" noChangeAspect="1"/>
                     </pic:cNvPicPr>
                   </pic:nvPicPr>
                   <pic:blipFill>
-                    <a:blip r:embed="rId111"/>
+                    <a:blip r:embed="rId116"/>
                     <a:stretch>
                       <a:fillRect/>
                     </a:stretch>
@@ -24770,7 +24958,7 @@
                   <pic:spPr bwMode="auto">
                     <a:xfrm>
                       <a:off x="0" y="0"/>
-                      <a:ext cx="5759999" cy="2283460"/>
+                      <a:ext cx="5759999" cy="1944751"/>
                     </a:xfrm>
                     <a:prstGeom prst="rect">
                       <a:avLst/>
@@ -24796,20 +24984,20 @@
       <w:r>
         <w:drawing>
           <wp:inline>
-            <wp:extent cx="5759999" cy="2585921"/>
+            <wp:extent cx="5759999" cy="3723963"/>
             <wp:effectExtent b="0" l="0" r="0" t="0"/>
-            <wp:docPr descr="Tepki politikası seçenekleri" title="" id="115" name="Picture"/>
+            <wp:docPr descr="Tepki politikası seçenekleri" title="" id="120" name="Picture"/>
             <a:graphic>
               <a:graphicData uri="http://schemas.openxmlformats.org/drawingml/2006/picture">
                 <pic:pic>
                   <pic:nvPicPr>
-                    <pic:cNvPr descr="h06-11-tepki.png" id="116" name="Picture"/>
+                    <pic:cNvPr descr="h06-11-tepki.png" id="121" name="Picture"/>
                     <pic:cNvPicPr>
                       <a:picLocks noChangeArrowheads="1" noChangeAspect="1"/>
                     </pic:cNvPicPr>
                   </pic:nvPicPr>
                   <pic:blipFill>
-                    <a:blip r:embed="rId114"/>
+                    <a:blip r:embed="rId119"/>
                     <a:stretch>
                       <a:fillRect/>
                     </a:stretch>
@@ -24817,7 +25005,7 @@
                   <pic:spPr bwMode="auto">
                     <a:xfrm>
                       <a:off x="0" y="0"/>
-                      <a:ext cx="5759999" cy="2585921"/>
+                      <a:ext cx="5759999" cy="3723963"/>
                     </a:xfrm>
                     <a:prstGeom prst="rect">
                       <a:avLst/>
@@ -25145,13 +25333,24 @@
         <w:t xml:space="preserve"> </w:t>
       </w:r>
       <w:r>
-        <w:t xml:space="preserve">(Hafta 3 Demo 9’un en iç kabuğu) burada RASP’in bir parçası olur: değerli sır, cihaz parmak izinden ve</w:t>
-      </w:r>
-      <w:r>
-        <w:t xml:space="preserve"> </w:t>
-      </w:r>
-      <w:r>
-        <w:t xml:space="preserve">sürüm dizesinden</w:t>
+        <w:t xml:space="preserve">(</w:t>
+      </w:r>
+      <w:hyperlink r:id="rId29">
+        <w:r>
+          <w:rPr>
+            <w:rStyle w:val="Hyperlink"/>
+          </w:rPr>
+          <w:t xml:space="preserve">Hafta 3, §13.1</w:t>
+        </w:r>
+      </w:hyperlink>
+      <w:r>
+        <w:t xml:space="preserve">’in, Demo 9’un en iç kabuğu) burada</w:t>
+      </w:r>
+      <w:r>
+        <w:t xml:space="preserve"> </w:t>
+      </w:r>
+      <w:r>
+        <w:t xml:space="preserve">RASP’in bir parçası olur: değerli sır, cihaz parmak izinden ve sürüm dizesinden</w:t>
       </w:r>
       <w:r>
         <w:t xml:space="preserve"> </w:t>
@@ -25167,13 +25366,13 @@
         <w:t xml:space="preserve"> </w:t>
       </w:r>
       <w:r>
-        <w:t xml:space="preserve">ile türetilen bir anahtarla sarılır. Telefon klonlansa, dosyalar başka cihaza kopyalansa bile</w:t>
-      </w:r>
-      <w:r>
-        <w:t xml:space="preserve"> </w:t>
-      </w:r>
-      <w:r>
-        <w:t xml:space="preserve">anahtar farklı çıkar ve sır</w:t>
+        <w:t xml:space="preserve">ile türetilen bir anahtarla</w:t>
+      </w:r>
+      <w:r>
+        <w:t xml:space="preserve"> </w:t>
+      </w:r>
+      <w:r>
+        <w:t xml:space="preserve">sarılır. Telefon klonlansa, dosyalar başka cihaza kopyalansa bile anahtar farklı çıkar ve sır</w:t>
       </w:r>
       <w:r>
         <w:t xml:space="preserve"> </w:t>
@@ -25189,7 +25388,7 @@
         <w:t xml:space="preserve">.</w:t>
       </w:r>
     </w:p>
-    <w:bookmarkStart w:id="117" w:name="X16de65045afffbd21c3c390d192c50e38b3b25a"/>
+    <w:bookmarkStart w:id="122" w:name="X16de65045afffbd21c3c390d192c50e38b3b25a"/>
     <w:p>
       <w:pPr>
         <w:pStyle w:val="Heading3"/>
@@ -25243,8 +25442,19 @@
         <w:t xml:space="preserve">kripto_hkdf_sha256</w:t>
       </w:r>
       <w:r>
-        <w:t xml:space="preserve">, Hafta 3’te</w:t>
-      </w:r>
+        <w:t xml:space="preserve">,</w:t>
+      </w:r>
+      <w:r>
+        <w:t xml:space="preserve"> </w:t>
+      </w:r>
+      <w:hyperlink r:id="rId28">
+        <w:r>
+          <w:rPr>
+            <w:rStyle w:val="Hyperlink"/>
+          </w:rPr>
+          <w:t xml:space="preserve">Hafta 3’te</w:t>
+        </w:r>
+      </w:hyperlink>
       <w:r>
         <w:t xml:space="preserve"> </w:t>
       </w:r>
@@ -26239,8 +26449,8 @@
         <w:t xml:space="preserve">, dosyalar başka cihaza kopyalansa bile.</w:t>
       </w:r>
     </w:p>
-    <w:bookmarkEnd w:id="117"/>
-    <w:bookmarkStart w:id="118" w:name="X307b23ce5990af5b28a9f6806acb179bdc4083e"/>
+    <w:bookmarkEnd w:id="122"/>
+    <w:bookmarkStart w:id="123" w:name="X307b23ce5990af5b28a9f6806acb179bdc4083e"/>
     <w:p>
       <w:pPr>
         <w:pStyle w:val="Heading3"/>
@@ -26510,8 +26720,8 @@
         <w:t xml:space="preserve">birleşmiş hâlidir.</w:t>
       </w:r>
     </w:p>
-    <w:bookmarkEnd w:id="118"/>
-    <w:bookmarkStart w:id="122" w:name="Xcececfa48f31db9953d7d2c8abb26a03eda80d5"/>
+    <w:bookmarkEnd w:id="123"/>
+    <w:bookmarkStart w:id="127" w:name="Xcececfa48f31db9953d7d2c8abb26a03eda80d5"/>
     <w:p>
       <w:pPr>
         <w:pStyle w:val="Heading3"/>
@@ -27074,20 +27284,20 @@
       <w:r>
         <w:drawing>
           <wp:inline>
-            <wp:extent cx="5759999" cy="2377094"/>
+            <wp:extent cx="5759999" cy="2529146"/>
             <wp:effectExtent b="0" l="0" r="0" t="0"/>
-            <wp:docPr descr="RASP motorunun her kritik işlemdeki karar akışı" title="" id="120" name="Picture"/>
+            <wp:docPr descr="RASP motorunun her kritik işlemdeki karar akışı" title="" id="125" name="Picture"/>
             <a:graphic>
               <a:graphicData uri="http://schemas.openxmlformats.org/drawingml/2006/picture">
                 <pic:pic>
                   <pic:nvPicPr>
-                    <pic:cNvPr descr="h06-05-rasp-motoru.png" id="121" name="Picture"/>
+                    <pic:cNvPr descr="h06-05-rasp-motoru.png" id="126" name="Picture"/>
                     <pic:cNvPicPr>
                       <a:picLocks noChangeArrowheads="1" noChangeAspect="1"/>
                     </pic:cNvPicPr>
                   </pic:nvPicPr>
                   <pic:blipFill>
-                    <a:blip r:embed="rId119"/>
+                    <a:blip r:embed="rId124"/>
                     <a:stretch>
                       <a:fillRect/>
                     </a:stretch>
@@ -27095,7 +27305,7 @@
                   <pic:spPr bwMode="auto">
                     <a:xfrm>
                       <a:off x="0" y="0"/>
-                      <a:ext cx="5759999" cy="2377094"/>
+                      <a:ext cx="5759999" cy="2529146"/>
                     </a:xfrm>
                     <a:prstGeom prst="rect">
                       <a:avLst/>
@@ -27315,9 +27525,9 @@
         </w:pict>
       </w:r>
     </w:p>
-    <w:bookmarkEnd w:id="122"/>
-    <w:bookmarkEnd w:id="123"/>
-    <w:bookmarkStart w:id="127" w:name="raspin-sınırları-ve-etik"/>
+    <w:bookmarkEnd w:id="127"/>
+    <w:bookmarkEnd w:id="128"/>
+    <w:bookmarkStart w:id="132" w:name="raspin-sınırları-ve-etik"/>
     <w:p>
       <w:pPr>
         <w:pStyle w:val="Heading2"/>
@@ -27333,20 +27543,20 @@
       <w:r>
         <w:drawing>
           <wp:inline>
-            <wp:extent cx="5759999" cy="2574688"/>
+            <wp:extent cx="5759999" cy="2447006"/>
             <wp:effectExtent b="0" l="0" r="0" t="0"/>
-            <wp:docPr descr="RASP ne vaat eder, ne etmez" title="" id="125" name="Picture"/>
+            <wp:docPr descr="RASP ne vaat eder, ne etmez" title="" id="130" name="Picture"/>
             <a:graphic>
               <a:graphicData uri="http://schemas.openxmlformats.org/drawingml/2006/picture">
                 <pic:pic>
                   <pic:nvPicPr>
-                    <pic:cNvPr descr="h06-15-rasp-sinirlari.png" id="126" name="Picture"/>
+                    <pic:cNvPr descr="h06-15-rasp-sinirlari.png" id="131" name="Picture"/>
                     <pic:cNvPicPr>
                       <a:picLocks noChangeArrowheads="1" noChangeAspect="1"/>
                     </pic:cNvPicPr>
                   </pic:nvPicPr>
                   <pic:blipFill>
-                    <a:blip r:embed="rId124"/>
+                    <a:blip r:embed="rId129"/>
                     <a:stretch>
                       <a:fillRect/>
                     </a:stretch>
@@ -27354,7 +27564,7 @@
                   <pic:spPr bwMode="auto">
                     <a:xfrm>
                       <a:off x="0" y="0"/>
-                      <a:ext cx="5759999" cy="2574688"/>
+                      <a:ext cx="5759999" cy="2447006"/>
                     </a:xfrm>
                     <a:prstGeom prst="rect">
                       <a:avLst/>
@@ -27625,7 +27835,21 @@
         <w:t xml:space="preserve"> </w:t>
       </w:r>
       <w:r>
-        <w:t xml:space="preserve">ölçekleyin: her fonksiyona değil, kritik işlemlere (ödeme, anahtar kullanımı) koyun. Bu, Hafta 1’deki</w:t>
+        <w:t xml:space="preserve">ölçekleyin: her fonksiyona değil, kritik işlemlere (ödeme, anahtar kullanımı) koyun. Bu,</w:t>
+      </w:r>
+      <w:r>
+        <w:t xml:space="preserve"> </w:t>
+      </w:r>
+      <w:hyperlink r:id="rId20">
+        <w:r>
+          <w:rPr>
+            <w:rStyle w:val="Hyperlink"/>
+          </w:rPr>
+          <w:t xml:space="preserve">Hafta 1</w:t>
+        </w:r>
+      </w:hyperlink>
+      <w:r>
+        <w:t xml:space="preserve">’deki</w:t>
       </w:r>
       <w:r>
         <w:t xml:space="preserve"> </w:t>
@@ -27719,8 +27943,8 @@
         </w:pict>
       </w:r>
     </w:p>
-    <w:bookmarkEnd w:id="127"/>
-    <w:bookmarkStart w:id="128" w:name="dönem-projesi-bu-hafta"/>
+    <w:bookmarkEnd w:id="132"/>
+    <w:bookmarkStart w:id="135" w:name="dönem-projesi-bu-hafta"/>
     <w:p>
       <w:pPr>
         <w:pStyle w:val="Heading2"/>
@@ -27772,7 +27996,18 @@
         <w:t xml:space="preserve"> </w:t>
       </w:r>
       <w:r>
-        <w:t xml:space="preserve">(Hafta 7) ve</w:t>
+        <w:t xml:space="preserve">(</w:t>
+      </w:r>
+      <w:hyperlink r:id="rId133">
+        <w:r>
+          <w:rPr>
+            <w:rStyle w:val="Hyperlink"/>
+          </w:rPr>
+          <w:t xml:space="preserve">Hafta 7</w:t>
+        </w:r>
+      </w:hyperlink>
+      <w:r>
+        <w:t xml:space="preserve">) ve</w:t>
       </w:r>
       <w:r>
         <w:t xml:space="preserve"> </w:t>
@@ -27788,7 +28023,18 @@
         <w:t xml:space="preserve"> </w:t>
       </w:r>
       <w:r>
-        <w:t xml:space="preserve">(Hafta 8, 1–6. haftalar) doğrudan konusudur;</w:t>
+        <w:t xml:space="preserve">(</w:t>
+      </w:r>
+      <w:hyperlink r:id="rId134">
+        <w:r>
+          <w:rPr>
+            <w:rStyle w:val="Hyperlink"/>
+          </w:rPr>
+          <w:t xml:space="preserve">Hafta 8</w:t>
+        </w:r>
+      </w:hyperlink>
+      <w:r>
+        <w:t xml:space="preserve">, 1–6. haftalar) doğrudan konusudur;</w:t>
       </w:r>
       <w:r>
         <w:t xml:space="preserve"> </w:t>
@@ -27845,7 +28091,7 @@
         <w:pStyle w:val="Compact"/>
         <w:numPr>
           <w:ilvl w:val="0"/>
-          <w:numId w:val="1039"/>
+          <w:numId w:val="1027"/>
         </w:numPr>
       </w:pPr>
       <w:r>
@@ -27905,7 +28151,7 @@
         <w:pStyle w:val="Compact"/>
         <w:numPr>
           <w:ilvl w:val="0"/>
-          <w:numId w:val="1040"/>
+          <w:numId w:val="1028"/>
         </w:numPr>
       </w:pPr>
       <w:r>
@@ -28571,8 +28817,8 @@
         </w:pict>
       </w:r>
     </w:p>
-    <w:bookmarkEnd w:id="128"/>
-    <w:bookmarkStart w:id="129" w:name="sınıf-etkinlikleri"/>
+    <w:bookmarkEnd w:id="135"/>
+    <w:bookmarkStart w:id="136" w:name="sınıf-etkinlikleri"/>
     <w:p>
       <w:pPr>
         <w:pStyle w:val="Heading2"/>
@@ -28868,8 +29114,8 @@
         </w:pict>
       </w:r>
     </w:p>
-    <w:bookmarkEnd w:id="129"/>
-    <w:bookmarkStart w:id="130" w:name="kod-okuma-alıştırmaları"/>
+    <w:bookmarkEnd w:id="136"/>
+    <w:bookmarkStart w:id="137" w:name="kod-okuma-alıştırmaları"/>
     <w:p>
       <w:pPr>
         <w:pStyle w:val="Heading2"/>
@@ -29859,8 +30105,8 @@
         </w:pict>
       </w:r>
     </w:p>
-    <w:bookmarkEnd w:id="130"/>
-    <w:bookmarkStart w:id="131" w:name="kendi-başına-çalış"/>
+    <w:bookmarkEnd w:id="137"/>
+    <w:bookmarkStart w:id="138" w:name="kendi-başına-çalış"/>
     <w:p>
       <w:pPr>
         <w:pStyle w:val="Heading2"/>
@@ -30453,8 +30699,8 @@
         </w:pict>
       </w:r>
     </w:p>
-    <w:bookmarkEnd w:id="131"/>
-    <w:bookmarkStart w:id="132" w:name="kendini-sınama"/>
+    <w:bookmarkEnd w:id="138"/>
+    <w:bookmarkStart w:id="139" w:name="kendini-sınama"/>
     <w:p>
       <w:pPr>
         <w:pStyle w:val="Heading2"/>
@@ -30573,7 +30819,18 @@
         <w:t xml:space="preserve"> </w:t>
       </w:r>
       <w:r>
-        <w:t xml:space="preserve">hata ayıklayıcı bağlayabilir. Beyaz kutu (Hafta 11) ile aynı varsayım.</w:t>
+        <w:t xml:space="preserve">hata ayıklayıcı bağlayabilir. Beyaz kutu (</w:t>
+      </w:r>
+      <w:hyperlink r:id="rId41">
+        <w:r>
+          <w:rPr>
+            <w:rStyle w:val="Hyperlink"/>
+          </w:rPr>
+          <w:t xml:space="preserve">Hafta 11</w:t>
+        </w:r>
+      </w:hyperlink>
+      <w:r>
+        <w:t xml:space="preserve">) ile aynı varsayım.</w:t>
       </w:r>
     </w:p>
     <w:p>
@@ -30991,7 +31248,24 @@
         <w:t xml:space="preserve"> </w:t>
       </w:r>
       <w:r>
-        <w:t xml:space="preserve">kurulur; Hafta 3 güvenlik kabuğunun en iç katmanı.</w:t>
+        <w:t xml:space="preserve">kurulur;</w:t>
+      </w:r>
+      <w:r>
+        <w:t xml:space="preserve"> </w:t>
+      </w:r>
+      <w:hyperlink r:id="rId21">
+        <w:r>
+          <w:rPr>
+            <w:rStyle w:val="Hyperlink"/>
+          </w:rPr>
+          <w:t xml:space="preserve">Hafta 3</w:t>
+        </w:r>
+      </w:hyperlink>
+      <w:r>
+        <w:t xml:space="preserve"> </w:t>
+      </w:r>
+      <w:r>
+        <w:t xml:space="preserve">güvenlik kabuğunun en iç katmanı.</w:t>
       </w:r>
     </w:p>
     <w:p>
@@ -31801,8 +32075,8 @@
         </w:pict>
       </w:r>
     </w:p>
-    <w:bookmarkEnd w:id="132"/>
-    <w:bookmarkStart w:id="133" w:name="quiz-1-tarzı-örnek-sorular"/>
+    <w:bookmarkEnd w:id="139"/>
+    <w:bookmarkStart w:id="140" w:name="quiz-1-tarzı-örnek-sorular"/>
     <w:p>
       <w:pPr>
         <w:pStyle w:val="Heading2"/>
@@ -31828,7 +32102,7 @@
         <w:pStyle w:val="Compact"/>
         <w:numPr>
           <w:ilvl w:val="0"/>
-          <w:numId w:val="1041"/>
+          <w:numId w:val="1029"/>
         </w:numPr>
       </w:pPr>
       <w:r>
@@ -31856,7 +32130,7 @@
         <w:pStyle w:val="Compact"/>
         <w:numPr>
           <w:ilvl w:val="1"/>
-          <w:numId w:val="1042"/>
+          <w:numId w:val="1030"/>
         </w:numPr>
       </w:pPr>
       <w:r>
@@ -31884,7 +32158,7 @@
         <w:pStyle w:val="Compact"/>
         <w:numPr>
           <w:ilvl w:val="0"/>
-          <w:numId w:val="1041"/>
+          <w:numId w:val="1029"/>
         </w:numPr>
       </w:pPr>
       <w:r>
@@ -31930,7 +32204,7 @@
         <w:pStyle w:val="Compact"/>
         <w:numPr>
           <w:ilvl w:val="0"/>
-          <w:numId w:val="1041"/>
+          <w:numId w:val="1029"/>
         </w:numPr>
       </w:pPr>
       <w:r>
@@ -31975,7 +32249,7 @@
         <w:pStyle w:val="Compact"/>
         <w:numPr>
           <w:ilvl w:val="0"/>
-          <w:numId w:val="1041"/>
+          <w:numId w:val="1029"/>
         </w:numPr>
       </w:pPr>
       <w:r>
@@ -32047,7 +32321,7 @@
         <w:pStyle w:val="Compact"/>
         <w:numPr>
           <w:ilvl w:val="0"/>
-          <w:numId w:val="1041"/>
+          <w:numId w:val="1029"/>
         </w:numPr>
       </w:pPr>
       <w:r>
@@ -32065,7 +32339,7 @@
         <w:pStyle w:val="Compact"/>
         <w:numPr>
           <w:ilvl w:val="0"/>
-          <w:numId w:val="1041"/>
+          <w:numId w:val="1029"/>
         </w:numPr>
       </w:pPr>
       <w:r>
@@ -32111,7 +32385,7 @@
         <w:pStyle w:val="Compact"/>
         <w:numPr>
           <w:ilvl w:val="0"/>
-          <w:numId w:val="1041"/>
+          <w:numId w:val="1029"/>
         </w:numPr>
       </w:pPr>
       <w:r>
@@ -32148,7 +32422,7 @@
         <w:pStyle w:val="Compact"/>
         <w:numPr>
           <w:ilvl w:val="0"/>
-          <w:numId w:val="1041"/>
+          <w:numId w:val="1029"/>
         </w:numPr>
       </w:pPr>
       <w:r>
@@ -32216,8 +32490,8 @@
         </w:pict>
       </w:r>
     </w:p>
-    <w:bookmarkEnd w:id="133"/>
-    <w:bookmarkStart w:id="134" w:name="kaynaklar-ve-ileri-okuma"/>
+    <w:bookmarkEnd w:id="140"/>
+    <w:bookmarkStart w:id="142" w:name="kaynaklar-ve-ileri-okuma"/>
     <w:p>
       <w:pPr>
         <w:pStyle w:val="Heading2"/>
@@ -32262,7 +32536,7 @@
         <w:pStyle w:val="Compact"/>
         <w:numPr>
           <w:ilvl w:val="0"/>
-          <w:numId w:val="1043"/>
+          <w:numId w:val="1031"/>
         </w:numPr>
       </w:pPr>
       <w:r>
@@ -32274,7 +32548,7 @@
         <w:pStyle w:val="Compact"/>
         <w:numPr>
           <w:ilvl w:val="0"/>
-          <w:numId w:val="1043"/>
+          <w:numId w:val="1031"/>
         </w:numPr>
       </w:pPr>
       <w:r>
@@ -32286,11 +32560,25 @@
         <w:pStyle w:val="Compact"/>
         <w:numPr>
           <w:ilvl w:val="0"/>
-          <w:numId w:val="1043"/>
+          <w:numId w:val="1031"/>
         </w:numPr>
       </w:pPr>
       <w:r>
-        <w:t xml:space="preserve">Bölüm 12 (Anti-Tampering) genel olarak bu haftanın ve Hafta 9’un çekirdeğidir.</w:t>
+        <w:t xml:space="preserve">Bölüm 12 (Anti-Tampering) genel olarak bu haftanın ve</w:t>
+      </w:r>
+      <w:r>
+        <w:t xml:space="preserve"> </w:t>
+      </w:r>
+      <w:hyperlink r:id="rId141">
+        <w:r>
+          <w:rPr>
+            <w:rStyle w:val="Hyperlink"/>
+          </w:rPr>
+          <w:t xml:space="preserve">Hafta 9</w:t>
+        </w:r>
+      </w:hyperlink>
+      <w:r>
+        <w:t xml:space="preserve">’un çekirdeğidir.</w:t>
       </w:r>
     </w:p>
     <w:p>
@@ -32310,7 +32598,7 @@
         <w:pStyle w:val="Compact"/>
         <w:numPr>
           <w:ilvl w:val="0"/>
-          <w:numId w:val="1044"/>
+          <w:numId w:val="1032"/>
         </w:numPr>
       </w:pPr>
       <w:r>
@@ -32322,7 +32610,7 @@
         <w:pStyle w:val="Compact"/>
         <w:numPr>
           <w:ilvl w:val="0"/>
-          <w:numId w:val="1044"/>
+          <w:numId w:val="1032"/>
         </w:numPr>
       </w:pPr>
       <w:r>
@@ -32334,7 +32622,7 @@
         <w:pStyle w:val="Compact"/>
         <w:numPr>
           <w:ilvl w:val="0"/>
-          <w:numId w:val="1044"/>
+          <w:numId w:val="1032"/>
         </w:numPr>
       </w:pPr>
       <w:r>
@@ -32346,7 +32634,7 @@
         <w:pStyle w:val="Compact"/>
         <w:numPr>
           <w:ilvl w:val="0"/>
-          <w:numId w:val="1044"/>
+          <w:numId w:val="1032"/>
         </w:numPr>
       </w:pPr>
       <w:r>
@@ -32539,7 +32827,7 @@
               <w:pStyle w:val="Compact"/>
             </w:pPr>
             <w:r>
-              <w:t xml:space="preserve">Öz özetleme</w:t>
+              <w:t xml:space="preserve">Kendi kodunun özetini denetleme</w:t>
             </w:r>
           </w:p>
         </w:tc>
@@ -32729,7 +33017,7 @@
               <w:pStyle w:val="Compact"/>
             </w:pPr>
             <w:r>
-              <w:t xml:space="preserve">Kancalama</w:t>
+              <w:t xml:space="preserve">Kanca takma</w:t>
             </w:r>
           </w:p>
         </w:tc>
@@ -32869,7 +33157,7 @@
               <w:pStyle w:val="Compact"/>
             </w:pPr>
             <w:r>
-              <w:t xml:space="preserve">Doğrulama tanıklığı</w:t>
+              <w:t xml:space="preserve">Platform doğrulaması</w:t>
             </w:r>
           </w:p>
         </w:tc>
@@ -33079,7 +33367,7 @@
               <w:pStyle w:val="Compact"/>
             </w:pPr>
             <w:r>
-              <w:t xml:space="preserve">Kapalı kalma</w:t>
+              <w:t xml:space="preserve">Hata durumunda reddetme</w:t>
             </w:r>
           </w:p>
         </w:tc>
@@ -33433,8 +33721,127 @@
         </w:tc>
       </w:tr>
     </w:tbl>
-    <w:bookmarkEnd w:id="134"/>
-    <w:bookmarkEnd w:id="135"/>
+    <w:p>
+      <w:pPr>
+        <w:pStyle w:val="BlockText"/>
+      </w:pPr>
+      <w:r>
+        <w:rPr>
+          <w:b/>
+          <w:bCs/>
+        </w:rPr>
+        <w:t xml:space="preserve">Bir sonraki hafta</w:t>
+      </w:r>
+    </w:p>
+    <w:p>
+      <w:pPr>
+        <w:pStyle w:val="BlockText"/>
+      </w:pPr>
+      <w:hyperlink r:id="rId133">
+        <w:r>
+          <w:rPr>
+            <w:rStyle w:val="Hyperlink"/>
+            <w:b/>
+            <w:bCs/>
+          </w:rPr>
+          <w:t xml:space="preserve">7. hafta</w:t>
+        </w:r>
+      </w:hyperlink>
+      <w:r>
+        <w:rPr>
+          <w:b/>
+          <w:bCs/>
+        </w:rPr>
+        <w:t xml:space="preserve"> </w:t>
+      </w:r>
+      <w:r>
+        <w:rPr>
+          <w:b/>
+          <w:bCs/>
+        </w:rPr>
+        <w:t xml:space="preserve">— Ara proje gösterimleri.</w:t>
+      </w:r>
+      <w:r>
+        <w:t xml:space="preserve"> </w:t>
+      </w:r>
+      <w:r>
+        <w:t xml:space="preserve">Bu haftaki RASP kontrollerinizi (bütünlük denetimi, hata ayıklayıcı/ortam/kanca</w:t>
+      </w:r>
+      <w:r>
+        <w:t xml:space="preserve"> </w:t>
+      </w:r>
+      <w:r>
+        <w:t xml:space="preserve">algılama, kontrol akışı sayacı, tepki politikası) projenizde canlı göstereceksiniz.</w:t>
+      </w:r>
+      <w:r>
+        <w:t xml:space="preserve"> </w:t>
+      </w:r>
+      <w:hyperlink r:id="rId134">
+        <w:r>
+          <w:rPr>
+            <w:rStyle w:val="Hyperlink"/>
+            <w:b/>
+            <w:bCs/>
+          </w:rPr>
+          <w:t xml:space="preserve">8. hafta</w:t>
+        </w:r>
+      </w:hyperlink>
+      <w:r>
+        <w:t xml:space="preserve">, 1–6. haftaları</w:t>
+      </w:r>
+      <w:r>
+        <w:t xml:space="preserve"> </w:t>
+      </w:r>
+      <w:r>
+        <w:t xml:space="preserve">kapsayan</w:t>
+      </w:r>
+      <w:r>
+        <w:t xml:space="preserve"> </w:t>
+      </w:r>
+      <w:r>
+        <w:rPr>
+          <w:b/>
+          <w:bCs/>
+        </w:rPr>
+        <w:t xml:space="preserve">Quiz-1</w:t>
+      </w:r>
+      <w:r>
+        <w:t xml:space="preserve">’dir. Ardından</w:t>
+      </w:r>
+      <w:r>
+        <w:t xml:space="preserve"> </w:t>
+      </w:r>
+      <w:r>
+        <w:rPr>
+          <w:b/>
+          <w:bCs/>
+        </w:rPr>
+        <w:t xml:space="preserve">9. hafta — Gelişmiş gizleme ve çeşitlendirme</w:t>
+      </w:r>
+      <w:r>
+        <w:t xml:space="preserve">, bu haftanın hata ayıklayıcı/ortam</w:t>
+      </w:r>
+      <w:r>
+        <w:t xml:space="preserve"> </w:t>
+      </w:r>
+      <w:r>
+        <w:t xml:space="preserve">algılama ve</w:t>
+      </w:r>
+      <w:r>
+        <w:t xml:space="preserve"> </w:t>
+      </w:r>
+      <w:r>
+        <w:t xml:space="preserve">“gizleme/caydırma kırılmazlık değildir”</w:t>
+      </w:r>
+      <w:r>
+        <w:t xml:space="preserve"> </w:t>
+      </w:r>
+      <w:r>
+        <w:t xml:space="preserve">fikirlerini kod gizleme tarafında derinleştirerek sürer.</w:t>
+      </w:r>
+    </w:p>
+    <w:bookmarkEnd w:id="142"/>
+    <w:bookmarkEnd w:id="143"/>
     <w:sectPr>
       <w:headerReference r:id="rId9" w:type="default"/>
       <w:footerReference r:id="rId10" w:type="default"/>
@@ -34044,42 +34451,6 @@
     <w:abstractNumId w:val="991"/>
   </w:num>
   <w:num w:numId="1005">
-    <w:abstractNumId w:val="991"/>
-  </w:num>
-  <w:num w:numId="1006">
-    <w:abstractNumId w:val="991"/>
-  </w:num>
-  <w:num w:numId="1007">
-    <w:abstractNumId w:val="991"/>
-  </w:num>
-  <w:num w:numId="1008">
-    <w:abstractNumId w:val="991"/>
-  </w:num>
-  <w:num w:numId="1009">
-    <w:abstractNumId w:val="991"/>
-  </w:num>
-  <w:num w:numId="1010">
-    <w:abstractNumId w:val="991"/>
-  </w:num>
-  <w:num w:numId="1011">
-    <w:abstractNumId w:val="991"/>
-  </w:num>
-  <w:num w:numId="1012">
-    <w:abstractNumId w:val="991"/>
-  </w:num>
-  <w:num w:numId="1013">
-    <w:abstractNumId w:val="991"/>
-  </w:num>
-  <w:num w:numId="1014">
-    <w:abstractNumId w:val="991"/>
-  </w:num>
-  <w:num w:numId="1015">
-    <w:abstractNumId w:val="991"/>
-  </w:num>
-  <w:num w:numId="1016">
-    <w:abstractNumId w:val="991"/>
-  </w:num>
-  <w:num w:numId="1017">
     <w:abstractNumId w:val="99411"/>
     <w:lvlOverride w:ilvl="0">
       <w:startOverride w:val="1"/>
@@ -34109,13 +34480,13 @@
       <w:startOverride w:val="1"/>
     </w:lvlOverride>
   </w:num>
-  <w:num w:numId="1018">
+  <w:num w:numId="1006">
     <w:abstractNumId w:val="991"/>
   </w:num>
-  <w:num w:numId="1019">
+  <w:num w:numId="1007">
     <w:abstractNumId w:val="991"/>
   </w:num>
-  <w:num w:numId="1020">
+  <w:num w:numId="1008">
     <w:abstractNumId w:val="99411"/>
     <w:lvlOverride w:ilvl="0">
       <w:startOverride w:val="1"/>
@@ -34145,43 +34516,43 @@
       <w:startOverride w:val="1"/>
     </w:lvlOverride>
   </w:num>
-  <w:num w:numId="1021">
+  <w:num w:numId="1009">
     <w:abstractNumId w:val="992"/>
   </w:num>
-  <w:num w:numId="1022">
+  <w:num w:numId="1010">
     <w:abstractNumId w:val="992"/>
   </w:num>
-  <w:num w:numId="1023">
+  <w:num w:numId="1011">
     <w:abstractNumId w:val="992"/>
   </w:num>
-  <w:num w:numId="1024">
+  <w:num w:numId="1012">
     <w:abstractNumId w:val="992"/>
   </w:num>
-  <w:num w:numId="1025">
+  <w:num w:numId="1013">
     <w:abstractNumId w:val="992"/>
   </w:num>
-  <w:num w:numId="1026">
+  <w:num w:numId="1014">
     <w:abstractNumId w:val="991"/>
   </w:num>
-  <w:num w:numId="1027">
+  <w:num w:numId="1015">
     <w:abstractNumId w:val="992"/>
   </w:num>
-  <w:num w:numId="1028">
+  <w:num w:numId="1016">
     <w:abstractNumId w:val="992"/>
   </w:num>
-  <w:num w:numId="1029">
+  <w:num w:numId="1017">
     <w:abstractNumId w:val="992"/>
   </w:num>
-  <w:num w:numId="1030">
+  <w:num w:numId="1018">
     <w:abstractNumId w:val="992"/>
   </w:num>
-  <w:num w:numId="1031">
+  <w:num w:numId="1019">
     <w:abstractNumId w:val="991"/>
   </w:num>
-  <w:num w:numId="1032">
+  <w:num w:numId="1020">
     <w:abstractNumId w:val="991"/>
   </w:num>
-  <w:num w:numId="1033">
+  <w:num w:numId="1021">
     <w:abstractNumId w:val="99411"/>
     <w:lvlOverride w:ilvl="0">
       <w:startOverride w:val="1"/>
@@ -34211,28 +34582,28 @@
       <w:startOverride w:val="1"/>
     </w:lvlOverride>
   </w:num>
-  <w:num w:numId="1034">
+  <w:num w:numId="1022">
     <w:abstractNumId w:val="991"/>
   </w:num>
-  <w:num w:numId="1035">
+  <w:num w:numId="1023">
     <w:abstractNumId w:val="992"/>
   </w:num>
-  <w:num w:numId="1036">
+  <w:num w:numId="1024">
     <w:abstractNumId w:val="992"/>
   </w:num>
-  <w:num w:numId="1037">
+  <w:num w:numId="1025">
     <w:abstractNumId w:val="992"/>
   </w:num>
-  <w:num w:numId="1038">
+  <w:num w:numId="1026">
     <w:abstractNumId w:val="992"/>
   </w:num>
-  <w:num w:numId="1039">
+  <w:num w:numId="1027">
     <w:abstractNumId w:val="992"/>
   </w:num>
-  <w:num w:numId="1040">
+  <w:num w:numId="1028">
     <w:abstractNumId w:val="992"/>
   </w:num>
-  <w:num w:numId="1041">
+  <w:num w:numId="1029">
     <w:abstractNumId w:val="99411"/>
     <w:lvlOverride w:ilvl="0">
       <w:startOverride w:val="1"/>
@@ -34262,7 +34633,7 @@
       <w:startOverride w:val="1"/>
     </w:lvlOverride>
   </w:num>
-  <w:num w:numId="1042">
+  <w:num w:numId="1030">
     <w:abstractNumId w:val="99721"/>
     <w:lvlOverride w:ilvl="0">
       <w:startOverride w:val="1"/>
@@ -34292,10 +34663,10 @@
       <w:startOverride w:val="1"/>
     </w:lvlOverride>
   </w:num>
-  <w:num w:numId="1043">
+  <w:num w:numId="1031">
     <w:abstractNumId w:val="991"/>
   </w:num>
-  <w:num w:numId="1044">
+  <w:num w:numId="1032">
     <w:abstractNumId w:val="991"/>
   </w:num>
 </w:numbering>

--- a/docs/week-6/cen429-week-6-ders-notu.tr.docx
+++ b/docs/week-6/cen429-week-6-ders-notu.tr.docx
@@ -2,7 +2,7 @@
 <file path=word/document.xml><?xml version="1.0" encoding="utf-8"?>
 <w:document xmlns:w="http://schemas.openxmlformats.org/wordprocessingml/2006/main" xmlns:m="http://schemas.openxmlformats.org/officeDocument/2006/math" xmlns:r="http://schemas.openxmlformats.org/officeDocument/2006/relationships" xmlns:o="urn:schemas-microsoft-com:office:office" xmlns:v="urn:schemas-microsoft-com:vml" xmlns:w10="urn:schemas-microsoft-com:office:word" xmlns:a="http://schemas.openxmlformats.org/drawingml/2006/main" xmlns:pic="http://schemas.openxmlformats.org/drawingml/2006/picture" xmlns:wp="http://schemas.openxmlformats.org/drawingml/2006/wordprocessingDrawing">
   <w:body>
-    <w:bookmarkStart w:id="143" w:name="Xd46acdb1e1c8a0abbadfb6f63b56ebbbdabc7e7"/>
+    <w:bookmarkStart w:id="170" w:name="Xd46acdb1e1c8a0abbadfb6f63b56ebbbdabc7e7"/>
     <w:p>
       <w:pPr>
         <w:pStyle w:val="Heading1"/>
@@ -1354,7 +1354,7 @@
         <w:rPr>
           <w:rStyle w:val="VerbatimChar"/>
         </w:rPr>
-        <w:t xml:space="preserve">cen429_kripto.h</w:t>
+        <w:t xml:space="preserve">cen429_crypto.h</w:t>
       </w:r>
       <w:r>
         <w:t xml:space="preserve"> </w:t>
@@ -1491,7 +1491,7 @@
         <w:rPr>
           <w:rStyle w:val="NormalTok"/>
         </w:rPr>
-        <w:t xml:space="preserve">butunluk-hmac</w:t>
+        <w:t xml:space="preserve">integrity-hmac</w:t>
       </w:r>
       <w:r>
         <w:br/>
@@ -1583,7 +1583,7 @@
         <w:rPr>
           <w:rStyle w:val="NormalTok"/>
         </w:rPr>
-        <w:t xml:space="preserve"> week-06/01-butunluk-hmac</w:t>
+        <w:t xml:space="preserve"> week-06/01-integrity-hmac</w:t>
       </w:r>
       <w:r>
         <w:br/>
@@ -1799,7 +1799,7 @@
         <w:t xml:space="preserve"> </w:t>
       </w:r>
       <w:r>
-        <w:t xml:space="preserve">adımı ikili dosyanın</w:t>
+        <w:t xml:space="preserve">adımı binary dosyanın</w:t>
       </w:r>
       <w:r>
         <w:t xml:space="preserve"> </w:t>
@@ -3408,7 +3408,7 @@
     </w:p>
     <w:bookmarkEnd w:id="32"/>
     <w:bookmarkEnd w:id="33"/>
-    <w:bookmarkStart w:id="45" w:name="rasp-nedir-algılama-savunma-caydırma"/>
+    <w:bookmarkStart w:id="48" w:name="rasp-nedir-algılama-savunma-caydırma"/>
     <w:p>
       <w:pPr>
         <w:pStyle w:val="Heading2"/>
@@ -4184,7 +4184,7 @@
         <w:t xml:space="preserve"> </w:t>
       </w:r>
       <w:r>
-        <w:t xml:space="preserve">Bir şeyin yanlış olduğunu anlamak — ikili yamalanmış, bir hata ayıklayıcı bağlı, ortam bir</w:t>
+        <w:t xml:space="preserve">Bir şeyin yanlış olduğunu anlamak — binary yamalanmış, bir hata ayıklayıcı bağlı, ortam bir</w:t>
       </w:r>
       <w:r>
         <w:t xml:space="preserve"> </w:t>
@@ -4309,7 +4309,138 @@
         <w:t xml:space="preserve">ilkesinin RASP hâli).</w:t>
       </w:r>
     </w:p>
-    <w:bookmarkStart w:id="42" w:name="saldırgan-modeli-mate-man-at-the-end"/>
+    <w:p>
+      <w:pPr>
+        <w:pStyle w:val="FirstParagraph"/>
+      </w:pPr>
+      <w:r>
+        <w:t xml:space="preserve">Bu üçlü, tek bir hat olarak da görülebilir:</w:t>
+      </w:r>
+      <w:r>
+        <w:t xml:space="preserve"> </w:t>
+      </w:r>
+      <w:r>
+        <w:rPr>
+          <w:b/>
+          <w:bCs/>
+        </w:rPr>
+        <w:t xml:space="preserve">algıla → karar ver → tepki ver</w:t>
+      </w:r>
+      <w:r>
+        <w:t xml:space="preserve">. Aşağıdaki animasyon, bir dizi</w:t>
+      </w:r>
+      <w:r>
+        <w:t xml:space="preserve"> </w:t>
+      </w:r>
+      <w:r>
+        <w:t xml:space="preserve">bağımsız kontrolün (12 aşamaya kadar) nasıl tek bir</w:t>
+      </w:r>
+      <w:r>
+        <w:t xml:space="preserve"> </w:t>
+      </w:r>
+      <w:r>
+        <w:t xml:space="preserve">“başarısız sayısına”</w:t>
+      </w:r>
+      <w:r>
+        <w:t xml:space="preserve"> </w:t>
+      </w:r>
+      <w:r>
+        <w:t xml:space="preserve">indirgendiğini, bu sayının (ve cihaz</w:t>
+      </w:r>
+      <w:r>
+        <w:t xml:space="preserve"> </w:t>
+      </w:r>
+      <w:r>
+        <w:t xml:space="preserve">uyuşmazlığının) nasıl bir duruma (</w:t>
+      </w:r>
+      <w:r>
+        <w:rPr>
+          <w:rStyle w:val="VerbatimChar"/>
+        </w:rPr>
+        <w:t xml:space="preserve">NORMAL/WARN/DEGRADE/LOCK</w:t>
+      </w:r>
+      <w:r>
+        <w:t xml:space="preserve">) çevrildiğini ve her durumun hangi somut tepkiye yol</w:t>
+      </w:r>
+      <w:r>
+        <w:t xml:space="preserve"> </w:t>
+      </w:r>
+      <w:r>
+        <w:t xml:space="preserve">açtığını uçtan uca gösterir (bkz. Bölüm 10, Demo 8’in gerçek motoru):</w:t>
+      </w:r>
+    </w:p>
+    <w:p>
+      <w:pPr>
+        <w:pStyle w:val="BodyText"/>
+      </w:pPr>
+      <w:r>
+        <w:drawing>
+          <wp:inline>
+            <wp:extent cx="5111999" cy="7145397"/>
+            <wp:effectExtent b="0" l="0" r="0" t="0"/>
+            <wp:docPr descr="RASP hattı — adım adım" title="" id="42" name="Picture"/>
+            <a:graphic>
+              <a:graphicData uri="http://schemas.openxmlformats.org/drawingml/2006/picture">
+                <pic:pic>
+                  <pic:nvPicPr>
+                    <pic:cNvPr descr="rasp-pipeline.tr.png" id="43" name="Picture"/>
+                    <pic:cNvPicPr>
+                      <a:picLocks noChangeArrowheads="1" noChangeAspect="1"/>
+                    </pic:cNvPicPr>
+                  </pic:nvPicPr>
+                  <pic:blipFill>
+                    <a:blip r:embed="rId41"/>
+                    <a:stretch>
+                      <a:fillRect/>
+                    </a:stretch>
+                  </pic:blipFill>
+                  <pic:spPr bwMode="auto">
+                    <a:xfrm>
+                      <a:off x="0" y="0"/>
+                      <a:ext cx="5111999" cy="7145397"/>
+                    </a:xfrm>
+                    <a:prstGeom prst="rect">
+                      <a:avLst/>
+                    </a:prstGeom>
+                    <a:noFill/>
+                    <a:ln w="9525">
+                      <a:noFill/>
+                      <a:headEnd/>
+                      <a:tailEnd/>
+                    </a:ln>
+                  </pic:spPr>
+                </pic:pic>
+              </a:graphicData>
+            </a:graphic>
+          </wp:inline>
+        </w:drawing>
+      </w:r>
+    </w:p>
+    <w:p>
+      <w:pPr>
+        <w:pStyle w:val="BodyText"/>
+      </w:pPr>
+      <w:r>
+        <w:rPr>
+          <w:b/>
+          <w:bCs/>
+        </w:rPr>
+        <w:t xml:space="preserve">normal/two-failed/edge</w:t>
+      </w:r>
+      <w:r>
+        <w:t xml:space="preserve"> </w:t>
+      </w:r>
+      <w:r>
+        <w:t xml:space="preserve">örneklerini deneyin; kaç kontrolün başarısız olduğunu ve cihaz uyuşup uyuşmadığını</w:t>
+      </w:r>
+      <w:r>
+        <w:t xml:space="preserve"> </w:t>
+      </w:r>
+      <w:r>
+        <w:t xml:space="preserve">değiştirerek dört durumun her birine ulaşabilirsiniz.</w:t>
+      </w:r>
+    </w:p>
+    <w:bookmarkStart w:id="45" w:name="saldırgan-modeli-mate-man-at-the-end"/>
     <w:p>
       <w:pPr>
         <w:pStyle w:val="Heading3"/>
@@ -4404,7 +4535,7 @@
       <w:r>
         <w:t xml:space="preserve"> </w:t>
       </w:r>
-      <w:hyperlink r:id="rId41">
+      <w:hyperlink r:id="rId44">
         <w:r>
           <w:rPr>
             <w:rStyle w:val="Hyperlink"/>
@@ -4674,7 +4805,7 @@
               <w:pStyle w:val="Compact"/>
             </w:pPr>
             <w:r>
-              <w:t xml:space="preserve">Belleği, ikili dosyayı, çalışma anındaki her adımı</w:t>
+              <w:t xml:space="preserve">Belleği, binary dosyayı, çalışma anındaki her adımı</w:t>
             </w:r>
           </w:p>
         </w:tc>
@@ -4950,8 +5081,8 @@
         <w:t xml:space="preserve">birlikte anlam kazanır.</w:t>
       </w:r>
     </w:p>
-    <w:bookmarkEnd w:id="42"/>
-    <w:bookmarkStart w:id="43" w:name="bu-haftanın-örnek-mimarisi-ve-ana-fikri"/>
+    <w:bookmarkEnd w:id="45"/>
+    <w:bookmarkStart w:id="46" w:name="bu-haftanın-örnek-mimarisi-ve-ana-fikri"/>
     <w:p>
       <w:pPr>
         <w:pStyle w:val="Heading3"/>
@@ -5156,8 +5287,8 @@
         <w:t xml:space="preserve">çalışma zamanındaki karşılığıdır.</w:t>
       </w:r>
     </w:p>
-    <w:bookmarkEnd w:id="43"/>
-    <w:bookmarkStart w:id="44" w:name="Xb9d0fd92c6d2a5a47204d77cc19fc74f56dc3ab"/>
+    <w:bookmarkEnd w:id="46"/>
+    <w:bookmarkStart w:id="47" w:name="Xb9d0fd92c6d2a5a47204d77cc19fc74f56dc3ab"/>
     <w:p>
       <w:pPr>
         <w:pStyle w:val="Heading3"/>
@@ -5230,7 +5361,7 @@
         <w:rPr>
           <w:rStyle w:val="VerbatimChar"/>
         </w:rPr>
-        <w:t xml:space="preserve">supheli</w:t>
+        <w:t xml:space="preserve">suspicious</w:t>
       </w:r>
       <w:r>
         <w:t xml:space="preserve"> </w:t>
@@ -5292,7 +5423,7 @@
         <w:rPr>
           <w:rStyle w:val="VerbatimChar"/>
         </w:rPr>
-        <w:t xml:space="preserve">if (supheli) exit(1);</w:t>
+        <w:t xml:space="preserve">if (suspicious) exit(1);</w:t>
       </w:r>
       <w:r>
         <w:t xml:space="preserve"> </w:t>
@@ -5520,9 +5651,9 @@
         </w:pict>
       </w:r>
     </w:p>
-    <w:bookmarkEnd w:id="44"/>
-    <w:bookmarkEnd w:id="45"/>
-    <w:bookmarkStart w:id="56" w:name="X0c5cbca08833458d002c15cd3ad12ebd6c0f79f"/>
+    <w:bookmarkEnd w:id="47"/>
+    <w:bookmarkEnd w:id="48"/>
+    <w:bookmarkStart w:id="59" w:name="X0c5cbca08833458d002c15cd3ad12ebd6c0f79f"/>
     <w:p>
       <w:pPr>
         <w:pStyle w:val="Heading2"/>
@@ -5582,7 +5713,7 @@
         <w:t xml:space="preserve">olursa olsun, bulunup atlatılması en kolay denetimdir. Bu bölüm, denetimleri yerleştirmenin tasarım ilkelerini anlatır.</w:t>
       </w:r>
     </w:p>
-    <w:bookmarkStart w:id="46" w:name="ne-zaman-çalışır-üç-tetikleme-anı"/>
+    <w:bookmarkStart w:id="49" w:name="ne-zaman-çalışır-üç-tetikleme-anı"/>
     <w:p>
       <w:pPr>
         <w:pStyle w:val="Heading3"/>
@@ -5801,8 +5932,8 @@
         <w:t xml:space="preserve">bir hata ayıklayıcı hiç görmez.</w:t>
       </w:r>
     </w:p>
-    <w:bookmarkEnd w:id="46"/>
-    <w:bookmarkStart w:id="49" w:name="nerede-çalışır-dağıtık-denetim"/>
+    <w:bookmarkEnd w:id="49"/>
+    <w:bookmarkStart w:id="52" w:name="nerede-çalışır-dağıtık-denetim"/>
     <w:p>
       <w:pPr>
         <w:pStyle w:val="Heading3"/>
@@ -5879,7 +6010,7 @@
       <w:r>
         <w:t xml:space="preserve">değiştirilirse diğeri fark eder (</w:t>
       </w:r>
-      <w:hyperlink r:id="rId47">
+      <w:hyperlink r:id="rId50">
         <w:r>
           <w:rPr>
             <w:rStyle w:val="Hyperlink"/>
@@ -5896,7 +6027,7 @@
       <w:r>
         <w:t xml:space="preserve"> </w:t>
       </w:r>
-      <w:hyperlink r:id="rId48">
+      <w:hyperlink r:id="rId51">
         <w:r>
           <w:rPr>
             <w:rStyle w:val="Hyperlink"/>
@@ -6033,8 +6164,8 @@
         <w:t xml:space="preserve">).</w:t>
       </w:r>
     </w:p>
-    <w:bookmarkEnd w:id="49"/>
-    <w:bookmarkStart w:id="50" w:name="Xabfa2449fa78cd2b332efb098a8e6b55b499998"/>
+    <w:bookmarkEnd w:id="52"/>
+    <w:bookmarkStart w:id="53" w:name="Xabfa2449fa78cd2b332efb098a8e6b55b499998"/>
     <w:p>
       <w:pPr>
         <w:pStyle w:val="Heading3"/>
@@ -6584,8 +6715,8 @@
         <w:t xml:space="preserve">zinciri ve Bölüm 10.1’deki cihaz anahtarı, bu fikrin iki somut uygulamasıdır.</w:t>
       </w:r>
     </w:p>
-    <w:bookmarkEnd w:id="50"/>
-    <w:bookmarkStart w:id="54" w:name="katmanlar-birbirini-korur"/>
+    <w:bookmarkEnd w:id="53"/>
+    <w:bookmarkStart w:id="57" w:name="katmanlar-birbirini-korur"/>
     <w:p>
       <w:pPr>
         <w:pStyle w:val="Heading3"/>
@@ -6603,18 +6734,18 @@
           <wp:inline>
             <wp:extent cx="5759999" cy="4225888"/>
             <wp:effectExtent b="0" l="0" r="0" t="0"/>
-            <wp:docPr descr="Hassas işlemi saran RASP katmanları" title="" id="52" name="Picture"/>
+            <wp:docPr descr="Hassas işlemi saran RASP katmanları" title="" id="55" name="Picture"/>
             <a:graphic>
               <a:graphicData uri="http://schemas.openxmlformats.org/drawingml/2006/picture">
                 <pic:pic>
                   <pic:nvPicPr>
-                    <pic:cNvPr descr="h06-02-katmanlar.png" id="53" name="Picture"/>
+                    <pic:cNvPr descr="h06-02-katmanlar.png" id="56" name="Picture"/>
                     <pic:cNvPicPr>
                       <a:picLocks noChangeArrowheads="1" noChangeAspect="1"/>
                     </pic:cNvPicPr>
                   </pic:nvPicPr>
                   <pic:blipFill>
-                    <a:blip r:embed="rId51"/>
+                    <a:blip r:embed="rId54"/>
                     <a:stretch>
                       <a:fillRect/>
                     </a:stretch>
@@ -6709,8 +6840,8 @@
         <w:t xml:space="preserve">ele geçirilse bile son sözü söyler (tepki politikasındaki telemetri ve sunucu tarafı risk motoru).</w:t>
       </w:r>
     </w:p>
-    <w:bookmarkEnd w:id="54"/>
-    <w:bookmarkStart w:id="55" w:name="X2b2cecbf56b573db632707ac1da6965a0881d03"/>
+    <w:bookmarkEnd w:id="57"/>
+    <w:bookmarkStart w:id="58" w:name="X2b2cecbf56b573db632707ac1da6965a0881d03"/>
     <w:p>
       <w:pPr>
         <w:pStyle w:val="Heading3"/>
@@ -7019,9 +7150,9 @@
         </w:pict>
       </w:r>
     </w:p>
-    <w:bookmarkEnd w:id="55"/>
-    <w:bookmarkEnd w:id="56"/>
-    <w:bookmarkStart w:id="63" w:name="Xdc65e3f7ce2994c8937df9f5d5ca02aab578ec7"/>
+    <w:bookmarkEnd w:id="58"/>
+    <w:bookmarkEnd w:id="59"/>
+    <w:bookmarkStart w:id="69" w:name="Xdc65e3f7ce2994c8937df9f5d5ca02aab578ec7"/>
     <w:p>
       <w:pPr>
         <w:pStyle w:val="Heading2"/>
@@ -7114,7 +7245,7 @@
         <w:t xml:space="preserve"> </w:t>
       </w:r>
       <w:r>
-        <w:t xml:space="preserve">yaması). Savunma: uygulama, kendi ikili dosyasının (ya da korunan bir kod/veri bölgesinin) bir</w:t>
+        <w:t xml:space="preserve">yaması). Savunma: uygulama, kendi binary dosyasının (ya da korunan bir kod/veri bölgesinin) bir</w:t>
       </w:r>
       <w:r>
         <w:t xml:space="preserve"> </w:t>
@@ -7296,18 +7427,18 @@
           <wp:inline>
             <wp:extent cx="5759999" cy="3115102"/>
             <wp:effectExtent b="0" l="0" r="0" t="0"/>
-            <wp:docPr descr="Self-hashing ile bütünlük denetimi akışı" title="" id="58" name="Picture"/>
+            <wp:docPr descr="Self-hashing ile bütünlük denetimi akışı" title="" id="61" name="Picture"/>
             <a:graphic>
               <a:graphicData uri="http://schemas.openxmlformats.org/drawingml/2006/picture">
                 <pic:pic>
                   <pic:nvPicPr>
-                    <pic:cNvPr descr="h06-03-self-hashing.png" id="59" name="Picture"/>
+                    <pic:cNvPr descr="h06-03-self-hashing.png" id="62" name="Picture"/>
                     <pic:cNvPicPr>
                       <a:picLocks noChangeArrowheads="1" noChangeAspect="1"/>
                     </pic:cNvPicPr>
                   </pic:nvPicPr>
                   <pic:blipFill>
-                    <a:blip r:embed="rId57"/>
+                    <a:blip r:embed="rId60"/>
                     <a:stretch>
                       <a:fillRect/>
                     </a:stretch>
@@ -7334,7 +7465,7 @@
         </w:drawing>
       </w:r>
     </w:p>
-    <w:bookmarkStart w:id="61" w:name="X78216623dfa40ab14b0d492d6918eb904161b2f"/>
+    <w:bookmarkStart w:id="67" w:name="X78216623dfa40ab14b0d492d6918eb904161b2f"/>
     <w:p>
       <w:pPr>
         <w:pStyle w:val="Heading3"/>
@@ -7367,7 +7498,7 @@
           <w:b/>
           <w:bCs/>
         </w:rPr>
-        <w:t xml:space="preserve">code/week-06/01-butunluk-hmac</w:t>
+        <w:t xml:space="preserve">code/week-06/01-integrity-hmac</w:t>
       </w:r>
       <w:r>
         <w:rPr>
@@ -7389,13 +7520,13 @@
         <w:pStyle w:val="BlockText"/>
       </w:pPr>
       <w:r>
-        <w:t xml:space="preserve">Program kendi ikili dosyasının (</w:t>
-      </w:r>
-      <w:r>
-        <w:rPr>
-          <w:rStyle w:val="VerbatimChar"/>
-        </w:rPr>
-        <w:t xml:space="preserve">oz</w:t>
+        <w:t xml:space="preserve">Program kendi binary dosyasının (</w:t>
+      </w:r>
+      <w:r>
+        <w:rPr>
+          <w:rStyle w:val="VerbatimChar"/>
+        </w:rPr>
+        <w:t xml:space="preserve">self</w:t>
       </w:r>
       <w:r>
         <w:t xml:space="preserve">) HMAC-SHA-256 özetini hesaplayıp</w:t>
@@ -7410,13 +7541,13 @@
         <w:t xml:space="preserve"> </w:t>
       </w:r>
       <w:r>
-        <w:t xml:space="preserve">değer olarak kaydeder, sonra doğrular.</w:t>
-      </w:r>
-      <w:r>
-        <w:t xml:space="preserve"> </w:t>
-      </w:r>
-      <w:r>
-        <w:t xml:space="preserve">Ardından ikili dosyanın bir</w:t>
+        <w:t xml:space="preserve">(golden) değer olarak kaydeder,</w:t>
+      </w:r>
+      <w:r>
+        <w:t xml:space="preserve"> </w:t>
+      </w:r>
+      <w:r>
+        <w:t xml:space="preserve">sonra doğrular. Ardından binary dosyanın bir</w:t>
       </w:r>
       <w:r>
         <w:t xml:space="preserve"> </w:t>
@@ -7432,16 +7563,22 @@
         <w:t xml:space="preserve"> </w:t>
       </w:r>
       <w:r>
-        <w:t xml:space="preserve">alınıp bir baytı değiştirilir (yama simülasyonu, demonun kendi</w:t>
-      </w:r>
-      <w:r>
-        <w:t xml:space="preserve"> </w:t>
-      </w:r>
-      <w:r>
-        <w:rPr>
-          <w:rStyle w:val="VerbatimChar"/>
-        </w:rPr>
-        <w:t xml:space="preserve">cikti/</w:t>
+        <w:t xml:space="preserve">alınıp bir baytı değiştirilir (yama simülasyonu,</w:t>
+      </w:r>
+      <w:r>
+        <w:t xml:space="preserve"> </w:t>
+      </w:r>
+      <w:r>
+        <w:t xml:space="preserve">demonun kendi</w:t>
+      </w:r>
+      <w:r>
+        <w:t xml:space="preserve"> </w:t>
+      </w:r>
+      <w:r>
+        <w:rPr>
+          <w:rStyle w:val="VerbatimChar"/>
+        </w:rPr>
+        <w:t xml:space="preserve">output/</w:t>
       </w:r>
       <w:r>
         <w:t xml:space="preserve"> </w:t>
@@ -7452,6 +7589,30 @@
     </w:p>
     <w:p>
       <w:pPr>
+        <w:pStyle w:val="BlockText"/>
+      </w:pPr>
+      <w:r>
+        <w:t xml:space="preserve">Bu bölümün en altındaki animasyon (</w:t>
+      </w:r>
+      <w:r>
+        <w:rPr>
+          <w:b/>
+          <w:bCs/>
+        </w:rPr>
+        <w:t xml:space="preserve">normal/patched-mid/edge</w:t>
+      </w:r>
+      <w:r>
+        <w:t xml:space="preserve">, 🎲 rastgele baytlar) tam bu mekanizmayı,</w:t>
+      </w:r>
+      <w:r>
+        <w:t xml:space="preserve"> </w:t>
+      </w:r>
+      <w:r>
+        <w:t xml:space="preserve">12-16 bayt üzerinde, adım adım gösterir.</w:t>
+      </w:r>
+    </w:p>
+    <w:p>
+      <w:pPr>
         <w:pStyle w:val="FirstParagraph"/>
       </w:pPr>
       <w:r>
@@ -7464,7 +7625,7 @@
         <w:rPr>
           <w:rStyle w:val="VerbatimChar"/>
         </w:rPr>
-        <w:t xml:space="preserve">cen429_kripto.h</w:t>
+        <w:t xml:space="preserve">cen429_crypto.h</w:t>
       </w:r>
       <w:r>
         <w:t xml:space="preserve">’dan</w:t>
@@ -7476,7 +7637,7 @@
         <w:rPr>
           <w:rStyle w:val="VerbatimChar"/>
         </w:rPr>
-        <w:t xml:space="preserve">kripto_hmac_sha256</w:t>
+        <w:t xml:space="preserve">crypto_hmac_sha256</w:t>
       </w:r>
       <w:r>
         <w:t xml:space="preserve">):</w:t>
@@ -7491,7 +7652,7 @@
           <w:b/>
           <w:bCs/>
         </w:rPr>
-        <w:t xml:space="preserve">butunluk.c (özet)</w:t>
+        <w:t xml:space="preserve">integrity.c (özet)</w:t>
       </w:r>
     </w:p>
     <w:p>
@@ -7511,7 +7672,7 @@
         <w:rPr>
           <w:rStyle w:val="NormalTok"/>
         </w:rPr>
-        <w:t xml:space="preserve">oz_yol</w:t>
+        <w:t xml:space="preserve">self_path</w:t>
       </w:r>
       <w:r>
         <w:rPr>
@@ -7523,7 +7684,7 @@
         <w:rPr>
           <w:rStyle w:val="NormalTok"/>
         </w:rPr>
-        <w:t xml:space="preserve">yol</w:t>
+        <w:t xml:space="preserve">path</w:t>
       </w:r>
       <w:r>
         <w:rPr>
@@ -7553,7 +7714,7 @@
         <w:rPr>
           <w:rStyle w:val="NormalTok"/>
         </w:rPr>
-        <w:t xml:space="preserve">yol</w:t>
+        <w:t xml:space="preserve">path</w:t>
       </w:r>
       <w:r>
         <w:rPr>
@@ -7568,7 +7729,7 @@
         <w:rPr>
           <w:rStyle w:val="NormalTok"/>
         </w:rPr>
-        <w:t xml:space="preserve">dosya_oku</w:t>
+        <w:t xml:space="preserve">read_file</w:t>
       </w:r>
       <w:r>
         <w:rPr>
@@ -7580,7 +7741,7 @@
         <w:rPr>
           <w:rStyle w:val="NormalTok"/>
         </w:rPr>
-        <w:t xml:space="preserve">yol</w:t>
+        <w:t xml:space="preserve">path</w:t>
       </w:r>
       <w:r>
         <w:rPr>
@@ -7604,7 +7765,7 @@
         <w:rPr>
           <w:rStyle w:val="NormalTok"/>
         </w:rPr>
-        <w:t xml:space="preserve">veri</w:t>
+        <w:t xml:space="preserve">data</w:t>
       </w:r>
       <w:r>
         <w:rPr>
@@ -7628,7 +7789,7 @@
         <w:rPr>
           <w:rStyle w:val="NormalTok"/>
         </w:rPr>
-        <w:t xml:space="preserve">boy</w:t>
+        <w:t xml:space="preserve">size</w:t>
       </w:r>
       <w:r>
         <w:rPr>
@@ -7643,7 +7804,7 @@
         <w:rPr>
           <w:rStyle w:val="NormalTok"/>
         </w:rPr>
-        <w:t xml:space="preserve">kripto_hmac_sha256</w:t>
+        <w:t xml:space="preserve">crypto_hmac_sha256</w:t>
       </w:r>
       <w:r>
         <w:rPr>
@@ -7655,7 +7816,7 @@
         <w:rPr>
           <w:rStyle w:val="NormalTok"/>
         </w:rPr>
-        <w:t xml:space="preserve">RASP_ANAHTAR</w:t>
+        <w:t xml:space="preserve">RASP_KEY</w:t>
       </w:r>
       <w:r>
         <w:rPr>
@@ -7685,7 +7846,7 @@
         <w:rPr>
           <w:rStyle w:val="NormalTok"/>
         </w:rPr>
-        <w:t xml:space="preserve"> veri</w:t>
+        <w:t xml:space="preserve"> data</w:t>
       </w:r>
       <w:r>
         <w:rPr>
@@ -7697,7 +7858,7 @@
         <w:rPr>
           <w:rStyle w:val="NormalTok"/>
         </w:rPr>
-        <w:t xml:space="preserve"> boy</w:t>
+        <w:t xml:space="preserve"> size</w:t>
       </w:r>
       <w:r>
         <w:rPr>
@@ -7709,7 +7870,7 @@
         <w:rPr>
           <w:rStyle w:val="NormalTok"/>
         </w:rPr>
-        <w:t xml:space="preserve"> ozet</w:t>
+        <w:t xml:space="preserve"> digest</w:t>
       </w:r>
       <w:r>
         <w:rPr>
@@ -7739,7 +7900,7 @@
         <w:rPr>
           <w:rStyle w:val="CommentTok"/>
         </w:rPr>
-        <w:t xml:space="preserve">/* dogrula: sabit zamanli karsilastirma (zamanlama sizintisini onler) */</w:t>
+        <w:t xml:space="preserve">/* verify: sabit zamanli karsilastirma (zamanlama sizintisini onler) */</w:t>
       </w:r>
       <w:r>
         <w:br/>
@@ -7766,7 +7927,7 @@
         <w:rPr>
           <w:rStyle w:val="NormalTok"/>
         </w:rPr>
-        <w:t xml:space="preserve"> fark </w:t>
+        <w:t xml:space="preserve"> diff </w:t>
       </w:r>
       <w:r>
         <w:rPr>
@@ -7895,7 +8056,7 @@
         <w:rPr>
           <w:rStyle w:val="NormalTok"/>
         </w:rPr>
-        <w:t xml:space="preserve"> fark </w:t>
+        <w:t xml:space="preserve"> diff </w:t>
       </w:r>
       <w:r>
         <w:rPr>
@@ -7907,7 +8068,7 @@
         <w:rPr>
           <w:rStyle w:val="NormalTok"/>
         </w:rPr>
-        <w:t xml:space="preserve"> beklenen</w:t>
+        <w:t xml:space="preserve"> expected</w:t>
       </w:r>
       <w:r>
         <w:rPr>
@@ -7943,7 +8104,7 @@
         <w:rPr>
           <w:rStyle w:val="NormalTok"/>
         </w:rPr>
-        <w:t xml:space="preserve"> ozet</w:t>
+        <w:t xml:space="preserve"> digest</w:t>
       </w:r>
       <w:r>
         <w:rPr>
@@ -7988,7 +8149,7 @@
         <w:rPr>
           <w:rStyle w:val="NormalTok"/>
         </w:rPr>
-        <w:t xml:space="preserve">fark </w:t>
+        <w:t xml:space="preserve">diff </w:t>
       </w:r>
       <w:r>
         <w:rPr>
@@ -8036,7 +8197,7 @@
         <w:rPr>
           <w:rStyle w:val="CommentTok"/>
         </w:rPr>
-        <w:t xml:space="preserve">/* BUTUNLUK TAMAM */</w:t>
+        <w:t xml:space="preserve">/* INTEGRITY OK */</w:t>
       </w:r>
       <w:r>
         <w:rPr>
@@ -8084,7 +8245,7 @@
         <w:rPr>
           <w:rStyle w:val="CommentTok"/>
         </w:rPr>
-        <w:t xml:space="preserve">/* YAMA ALGILANDI */</w:t>
+        <w:t xml:space="preserve">/* PATCH DETECTED */</w:t>
       </w:r>
       <w:r>
         <w:rPr>
@@ -8104,7 +8265,107 @@
         <w:pStyle w:val="FirstParagraph"/>
       </w:pPr>
       <w:r>
-        <w:t xml:space="preserve">WSL’de alınan</w:t>
+        <w:drawing>
+          <wp:inline>
+            <wp:extent cx="5111999" cy="10699092"/>
+            <wp:effectExtent b="0" l="0" r="0" t="0"/>
+            <wp:docPr descr="Öz bütünlük denetimi — adım adım" title="" id="64" name="Picture"/>
+            <a:graphic>
+              <a:graphicData uri="http://schemas.openxmlformats.org/drawingml/2006/picture">
+                <pic:pic>
+                  <pic:nvPicPr>
+                    <pic:cNvPr descr="integrity-hmac.tr.png" id="65" name="Picture"/>
+                    <pic:cNvPicPr>
+                      <a:picLocks noChangeArrowheads="1" noChangeAspect="1"/>
+                    </pic:cNvPicPr>
+                  </pic:nvPicPr>
+                  <pic:blipFill>
+                    <a:blip r:embed="rId63"/>
+                    <a:stretch>
+                      <a:fillRect/>
+                    </a:stretch>
+                  </pic:blipFill>
+                  <pic:spPr bwMode="auto">
+                    <a:xfrm>
+                      <a:off x="0" y="0"/>
+                      <a:ext cx="5111999" cy="10699092"/>
+                    </a:xfrm>
+                    <a:prstGeom prst="rect">
+                      <a:avLst/>
+                    </a:prstGeom>
+                    <a:noFill/>
+                    <a:ln w="9525">
+                      <a:noFill/>
+                      <a:headEnd/>
+                      <a:tailEnd/>
+                    </a:ln>
+                  </pic:spPr>
+                </pic:pic>
+              </a:graphicData>
+            </a:graphic>
+          </wp:inline>
+        </w:drawing>
+      </w:r>
+    </w:p>
+    <w:p>
+      <w:pPr>
+        <w:pStyle w:val="BodyText"/>
+      </w:pPr>
+      <w:r>
+        <w:rPr>
+          <w:b/>
+          <w:bCs/>
+        </w:rPr>
+        <w:t xml:space="preserve">normal</w:t>
+      </w:r>
+      <w:r>
+        <w:t xml:space="preserve">,</w:t>
+      </w:r>
+      <w:r>
+        <w:t xml:space="preserve"> </w:t>
+      </w:r>
+      <w:r>
+        <w:rPr>
+          <w:b/>
+          <w:bCs/>
+        </w:rPr>
+        <w:t xml:space="preserve">patched-mid</w:t>
+      </w:r>
+      <w:r>
+        <w:t xml:space="preserve"> </w:t>
+      </w:r>
+      <w:r>
+        <w:t xml:space="preserve">ve</w:t>
+      </w:r>
+      <w:r>
+        <w:t xml:space="preserve"> </w:t>
+      </w:r>
+      <w:r>
+        <w:rPr>
+          <w:b/>
+          <w:bCs/>
+        </w:rPr>
+        <w:t xml:space="preserve">edge-first-byte</w:t>
+      </w:r>
+      <w:r>
+        <w:t xml:space="preserve"> </w:t>
+      </w:r>
+      <w:r>
+        <w:t xml:space="preserve">hazır örneklerini deneyin; 🎲 ile rastgele baytlar üretebilir,</w:t>
+      </w:r>
+      <w:r>
+        <w:t xml:space="preserve"> </w:t>
+      </w:r>
+      <w:r>
+        <w:t xml:space="preserve">kendi baytlarınızı da girebilirsiniz.</w:t>
+      </w:r>
+    </w:p>
+    <w:p>
+      <w:pPr>
+        <w:pStyle w:val="BodyText"/>
+      </w:pPr>
+      <w:r>
+        <w:t xml:space="preserve">Windows’ta alınan</w:t>
       </w:r>
       <w:r>
         <w:t xml:space="preserve"> </w:t>
@@ -8132,7 +8393,14 @@
           <w:b/>
           <w:bCs/>
         </w:rPr>
-        <w:t xml:space="preserve">sh demo.sh — çıktı</w:t>
+        <w:t xml:space="preserve">.</w:t>
+      </w:r>
+      <w:r>
+        <w:rPr>
+          <w:b/>
+          <w:bCs/>
+        </w:rPr>
+        <w:t xml:space="preserve">.ps1 — çıktı</w:t>
       </w:r>
     </w:p>
     <w:p>
@@ -8143,7 +8411,7 @@
         <w:rPr>
           <w:rStyle w:val="VerbatimChar"/>
         </w:rPr>
-        <w:t xml:space="preserve">ADIM 2 - Normal calisma: butunluk dogrulanir (yama yok)</w:t>
+        <w:t xml:space="preserve">STEP 2 - Normal run: integrity verifies OK (no patch)</w:t>
       </w:r>
       <w:r>
         <w:br/>
@@ -8152,7 +8420,7 @@
         <w:rPr>
           <w:rStyle w:val="VerbatimChar"/>
         </w:rPr>
-        <w:t xml:space="preserve">Beklenen   : bae498a6a982279a833bf7e33d2db9cf...ee4d01e6</w:t>
+        <w:t xml:space="preserve">Expected   : 5aeaf45226dbb29af724cb7101a621419aa58e0630f1fee3d647f76b55115de4</w:t>
       </w:r>
       <w:r>
         <w:br/>
@@ -8161,7 +8429,7 @@
         <w:rPr>
           <w:rStyle w:val="VerbatimChar"/>
         </w:rPr>
-        <w:t xml:space="preserve">Hesaplanan : bae498a6a982279a833bf7e33d2db9cf...ee4d01e6</w:t>
+        <w:t xml:space="preserve">Computed   : 5aeaf45226dbb29af724cb7101a621419aa58e0630f1fee3d647f76b55115de4</w:t>
       </w:r>
       <w:r>
         <w:br/>
@@ -8170,7 +8438,7 @@
         <w:rPr>
           <w:rStyle w:val="VerbatimChar"/>
         </w:rPr>
-        <w:t xml:space="preserve">SONUC: BUTUNLUK TAMAM - hedef degismemis.</w:t>
+        <w:t xml:space="preserve">RESULT: INTEGRITY OK - target unchanged.</w:t>
       </w:r>
       <w:r>
         <w:br/>
@@ -8182,7 +8450,7 @@
         <w:rPr>
           <w:rStyle w:val="VerbatimChar"/>
         </w:rPr>
-        <w:t xml:space="preserve">ADIM 3 - Saldiri: ikili dosyanin bir KOPYASI alinip 1 bayti degistiriliyor</w:t>
+        <w:t xml:space="preserve">STEP 3 - Attack: a COPY of the binary is made and 1 byte is changed</w:t>
       </w:r>
       <w:r>
         <w:br/>
@@ -8191,7 +8459,7 @@
         <w:rPr>
           <w:rStyle w:val="VerbatimChar"/>
         </w:rPr>
-        <w:t xml:space="preserve">&gt; ofset 21268 baytini XOR 0xFF ile degistir</w:t>
+        <w:t xml:space="preserve">&gt; flip byte at offset 22272 (0xCC -&gt; 0x33)</w:t>
       </w:r>
       <w:r>
         <w:br/>
@@ -8200,7 +8468,7 @@
         <w:rPr>
           <w:rStyle w:val="VerbatimChar"/>
         </w:rPr>
-        <w:t xml:space="preserve">ADIM 4 - Yamali kopyanin HMAC'i altin degerle karsilastiriliyor</w:t>
+        <w:t xml:space="preserve">STEP 4 - The patched copy's HMAC is compared with the golden value</w:t>
       </w:r>
       <w:r>
         <w:br/>
@@ -8209,7 +8477,7 @@
         <w:rPr>
           <w:rStyle w:val="VerbatimChar"/>
         </w:rPr>
-        <w:t xml:space="preserve">Beklenen   : bae498a6a982279a833bf7e33d2db9cf...ee4d01e6</w:t>
+        <w:t xml:space="preserve">Expected   : 5aeaf45226dbb29af724cb7101a621419aa58e0630f1fee3d647f76b55115de4</w:t>
       </w:r>
       <w:r>
         <w:br/>
@@ -8218,7 +8486,7 @@
         <w:rPr>
           <w:rStyle w:val="VerbatimChar"/>
         </w:rPr>
-        <w:t xml:space="preserve">Hesaplanan : 05fb42748cb5b57305f3ffacd61ad757...131c6705</w:t>
+        <w:t xml:space="preserve">Computed   : c47c35687dc205b93a2eec33df49c97defecfcb868fb8a23e6c01c2aca0ec8ac</w:t>
       </w:r>
       <w:r>
         <w:br/>
@@ -8227,7 +8495,7 @@
         <w:rPr>
           <w:rStyle w:val="VerbatimChar"/>
         </w:rPr>
-        <w:t xml:space="preserve">SONUC: YAMA ALGILANDI - hedef degistirilmis! (tamper)   (cikis kodu 3)</w:t>
+        <w:t xml:space="preserve">RESULT: PATCH DETECTED - target was modified! (tamper)   (exit code 3)</w:t>
       </w:r>
     </w:p>
     <w:p>
@@ -8290,7 +8558,7 @@
       <w:r>
         <w:t xml:space="preserve"> </w:t>
       </w:r>
-      <w:hyperlink r:id="rId60">
+      <w:hyperlink r:id="rId66">
         <w:r>
           <w:rPr>
             <w:rStyle w:val="Hyperlink"/>
@@ -8320,8 +8588,8 @@
         <w:t xml:space="preserve">ilk farklı baytta durup zamanlama sızdırır.</w:t>
       </w:r>
     </w:p>
-    <w:bookmarkEnd w:id="61"/>
-    <w:bookmarkStart w:id="62" w:name="Xeb9a3760ab9047fe6212c81419f88370e89d701"/>
+    <w:bookmarkEnd w:id="67"/>
+    <w:bookmarkStart w:id="68" w:name="Xeb9a3760ab9047fe6212c81419f88370e89d701"/>
     <w:p>
       <w:pPr>
         <w:pStyle w:val="Heading3"/>
@@ -8348,7 +8616,7 @@
         <w:rPr>
           <w:rStyle w:val="VerbatimChar"/>
         </w:rPr>
-        <w:t xml:space="preserve">hedef_hmac()</w:t>
+        <w:t xml:space="preserve">target_hmac()</w:t>
       </w:r>
       <w:r>
         <w:t xml:space="preserve"> </w:t>
@@ -8363,7 +8631,7 @@
         <w:rPr>
           <w:rStyle w:val="VerbatimChar"/>
         </w:rPr>
-        <w:t xml:space="preserve">dosya_oku()</w:t>
+        <w:t xml:space="preserve">read_file()</w:t>
       </w:r>
       <w:r>
         <w:t xml:space="preserve"> </w:t>
@@ -8375,7 +8643,7 @@
         <w:t xml:space="preserve"> </w:t>
       </w:r>
       <w:r>
-        <w:t xml:space="preserve">ikili dosyanın)</w:t>
+        <w:t xml:space="preserve">binary dosyanın)</w:t>
       </w:r>
       <w:r>
         <w:t xml:space="preserve"> </w:t>
@@ -8412,7 +8680,7 @@
         <w:rPr>
           <w:rStyle w:val="VerbatimChar"/>
         </w:rPr>
-        <w:t xml:space="preserve">kripto_hmac_sha256</w:t>
+        <w:t xml:space="preserve">crypto_hmac_sha256</w:t>
       </w:r>
       <w:r>
         <w:t xml:space="preserve"> </w:t>
@@ -8456,19 +8724,19 @@
         <w:rPr>
           <w:rStyle w:val="VerbatimChar"/>
         </w:rPr>
-        <w:t xml:space="preserve">demo.sh</w:t>
-      </w:r>
-      <w:r>
-        <w:t xml:space="preserve">’ın gerçek çıktısında</w:t>
-      </w:r>
-      <w:r>
-        <w:t xml:space="preserve"> </w:t>
-      </w:r>
-      <w:r>
-        <w:rPr>
-          <w:rStyle w:val="VerbatimChar"/>
-        </w:rPr>
-        <w:t xml:space="preserve">ofset 21268</w:t>
+        <w:t xml:space="preserve">demo.ps1</w:t>
+      </w:r>
+      <w:r>
+        <w:t xml:space="preserve">’in gerçek çıktısında</w:t>
+      </w:r>
+      <w:r>
+        <w:t xml:space="preserve"> </w:t>
+      </w:r>
+      <w:r>
+        <w:rPr>
+          <w:rStyle w:val="VerbatimChar"/>
+        </w:rPr>
+        <w:t xml:space="preserve">ofset 22272</w:t>
       </w:r>
       <w:r>
         <w:t xml:space="preserve"> </w:t>
@@ -8496,7 +8764,7 @@
         <w:rPr>
           <w:rStyle w:val="VerbatimChar"/>
         </w:rPr>
-        <w:t xml:space="preserve">BOY / 2</w:t>
+        <w:t xml:space="preserve">SIZE / 2</w:t>
       </w:r>
       <w:r>
         <w:t xml:space="preserve">) denk gelir —</w:t>
@@ -8505,16 +8773,16 @@
         <w:t xml:space="preserve"> </w:t>
       </w:r>
       <w:r>
-        <w:t xml:space="preserve">demek ki o çalıştırmada ikili dosyanın toplam boyutu yaklaşık</w:t>
-      </w:r>
-      <w:r>
-        <w:t xml:space="preserve"> </w:t>
-      </w:r>
-      <w:r>
-        <w:rPr>
-          <w:rStyle w:val="VerbatimChar"/>
-        </w:rPr>
-        <w:t xml:space="preserve">21268 × 2 ≈ 42536</w:t>
+        <w:t xml:space="preserve">demek ki o çalıştırmada binary dosyanın toplam boyutu yaklaşık</w:t>
+      </w:r>
+      <w:r>
+        <w:t xml:space="preserve"> </w:t>
+      </w:r>
+      <w:r>
+        <w:rPr>
+          <w:rStyle w:val="VerbatimChar"/>
+        </w:rPr>
+        <w:t xml:space="preserve">22272 × 2 ≈ 44544</w:t>
       </w:r>
       <w:r>
         <w:t xml:space="preserve"> </w:t>
@@ -8544,7 +8812,7 @@
         <w:t xml:space="preserve"> </w:t>
       </w:r>
       <w:r>
-        <w:t xml:space="preserve">Aynı çığ etkisini, koca bir ikili dosya yerine</w:t>
+        <w:t xml:space="preserve">Aynı çığ etkisini, koca bir binary dosya yerine</w:t>
       </w:r>
       <w:r>
         <w:t xml:space="preserve"> </w:t>
@@ -8931,7 +9199,7 @@
         <w:rPr>
           <w:rStyle w:val="VerbatimChar"/>
         </w:rPr>
-        <w:t xml:space="preserve">bae498a6...ee4d01e6</w:t>
+        <w:t xml:space="preserve">5aeaf452...55115de4</w:t>
       </w:r>
       <w:r>
         <w:t xml:space="preserve"> </w:t>
@@ -8946,13 +9214,13 @@
         <w:rPr>
           <w:rStyle w:val="VerbatimChar"/>
         </w:rPr>
-        <w:t xml:space="preserve">05fb4274...131c6705</w:t>
-      </w:r>
-      <w:r>
-        <w:t xml:space="preserve"> </w:t>
-      </w:r>
-      <w:r>
-        <w:t xml:space="preserve">dönüşümü de aynı özelliğin, koca bir ikili dosya üzerindeki</w:t>
+        <w:t xml:space="preserve">c47c3568...aca0ec8a</w:t>
+      </w:r>
+      <w:r>
+        <w:t xml:space="preserve"> </w:t>
+      </w:r>
+      <w:r>
+        <w:t xml:space="preserve">dönüşümü de aynı özelliğin, koca bir binary dosya üzerindeki</w:t>
       </w:r>
       <w:r>
         <w:t xml:space="preserve"> </w:t>
@@ -9127,7 +9395,7 @@
           <w:b/>
           <w:bCs/>
         </w:rPr>
-        <w:t xml:space="preserve">ikili dosyanın içindedir</w:t>
+        <w:t xml:space="preserve">binary dosyanın içindedir</w:t>
       </w:r>
       <w:r>
         <w:t xml:space="preserve">. Yeterince kararlı bir saldırgan:</w:t>
@@ -9397,7 +9665,7 @@
         <w:t xml:space="preserve"> </w:t>
       </w:r>
       <w:r>
-        <w:t xml:space="preserve">(mutual) doğrulama yapar (Katalog K6, Demo 6). Değerlendirici ikili dosyayı yamalayıp</w:t>
+        <w:t xml:space="preserve">(mutual) doğrulama yapar (Katalog K6, Demo 6). Değerlendirici binary dosyayı yamalayıp</w:t>
       </w:r>
       <w:r>
         <w:t xml:space="preserve"> </w:t>
@@ -10010,9 +10278,9 @@
         </w:pict>
       </w:r>
     </w:p>
-    <w:bookmarkEnd w:id="62"/>
-    <w:bookmarkEnd w:id="63"/>
-    <w:bookmarkStart w:id="73" w:name="hata-ayıklayıcı-debugger-algılama"/>
+    <w:bookmarkEnd w:id="68"/>
+    <w:bookmarkEnd w:id="69"/>
+    <w:bookmarkStart w:id="82" w:name="hata-ayıklayıcı-debugger-algılama"/>
     <w:p>
       <w:pPr>
         <w:pStyle w:val="Heading2"/>
@@ -10076,18 +10344,18 @@
           <wp:inline>
             <wp:extent cx="5759999" cy="1946147"/>
             <wp:effectExtent b="0" l="0" r="0" t="0"/>
-            <wp:docPr descr="Zamanlama tabanlı debugger sezme" title="" id="65" name="Picture"/>
+            <wp:docPr descr="Zamanlama tabanlı debugger sezme" title="" id="71" name="Picture"/>
             <a:graphic>
               <a:graphicData uri="http://schemas.openxmlformats.org/drawingml/2006/picture">
                 <pic:pic>
                   <pic:nvPicPr>
-                    <pic:cNvPr descr="h06-08-zamanlama.png" id="66" name="Picture"/>
+                    <pic:cNvPr descr="h06-08-zamanlama.png" id="72" name="Picture"/>
                     <pic:cNvPicPr>
                       <a:picLocks noChangeArrowheads="1" noChangeAspect="1"/>
                     </pic:cNvPicPr>
                   </pic:nvPicPr>
                   <pic:blipFill>
-                    <a:blip r:embed="rId64"/>
+                    <a:blip r:embed="rId70"/>
                     <a:stretch>
                       <a:fillRect/>
                     </a:stretch>
@@ -10123,18 +10391,18 @@
           <wp:inline>
             <wp:extent cx="5759999" cy="3723963"/>
             <wp:effectExtent b="0" l="0" r="0" t="0"/>
-            <wp:docPr descr="Hata ayıklayıcı algılama yolları" title="" id="68" name="Picture"/>
+            <wp:docPr descr="Hata ayıklayıcı algılama yolları" title="" id="74" name="Picture"/>
             <a:graphic>
               <a:graphicData uri="http://schemas.openxmlformats.org/drawingml/2006/picture">
                 <pic:pic>
                   <pic:nvPicPr>
-                    <pic:cNvPr descr="h06-07-antidebug.png" id="69" name="Picture"/>
+                    <pic:cNvPr descr="h06-07-antidebug.png" id="75" name="Picture"/>
                     <pic:cNvPicPr>
                       <a:picLocks noChangeArrowheads="1" noChangeAspect="1"/>
                     </pic:cNvPicPr>
                   </pic:nvPicPr>
                   <pic:blipFill>
-                    <a:blip r:embed="rId67"/>
+                    <a:blip r:embed="rId73"/>
                     <a:stretch>
                       <a:fillRect/>
                     </a:stretch>
@@ -10430,7 +10698,7 @@
         <w:t xml:space="preserve"> </w:t>
       </w:r>
       <w:r>
-        <w:t xml:space="preserve">(dinamik ikili enstrümantasyon) geçti (bkz. Bölüm 6).</w:t>
+        <w:t xml:space="preserve">(dinamik binary enstrümantasyon) geçti (bkz. Bölüm 6).</w:t>
       </w:r>
     </w:p>
     <w:p>
@@ -10546,7 +10814,7 @@
         <w:t xml:space="preserve">çapraz kontrolü.</w:t>
       </w:r>
     </w:p>
-    <w:bookmarkStart w:id="70" w:name="X76acdb47dbdc0acd6ed24fa78fa3e51d321071d"/>
+    <w:bookmarkStart w:id="79" w:name="X76acdb47dbdc0acd6ed24fa78fa3e51d321071d"/>
     <w:p>
       <w:pPr>
         <w:pStyle w:val="Heading3"/>
@@ -10579,7 +10847,7 @@
           <w:b/>
           <w:bCs/>
         </w:rPr>
-        <w:t xml:space="preserve">code/week-06/02-hata-ayiklayici</w:t>
+        <w:t xml:space="preserve">code/week-06/02-debugger-detection</w:t>
       </w:r>
       <w:r>
         <w:rPr>
@@ -10790,7 +11058,7 @@
         <w:rPr>
           <w:rStyle w:val="NormalTok"/>
         </w:rPr>
-        <w:t xml:space="preserve"> supheli</w:t>
+        <w:t xml:space="preserve"> suspicious</w:t>
       </w:r>
       <w:r>
         <w:rPr>
@@ -10816,6 +11084,105 @@
         <w:pStyle w:val="FirstParagraph"/>
       </w:pPr>
       <w:r>
+        <w:drawing>
+          <wp:inline>
+            <wp:extent cx="5111999" cy="7430453"/>
+            <wp:effectExtent b="0" l="0" r="0" t="0"/>
+            <wp:docPr descr="Hata ayıklayıcı algılama — adım adım" title="" id="77" name="Picture"/>
+            <a:graphic>
+              <a:graphicData uri="http://schemas.openxmlformats.org/drawingml/2006/picture">
+                <pic:pic>
+                  <pic:nvPicPr>
+                    <pic:cNvPr descr="debugger-presence.tr.png" id="78" name="Picture"/>
+                    <pic:cNvPicPr>
+                      <a:picLocks noChangeArrowheads="1" noChangeAspect="1"/>
+                    </pic:cNvPicPr>
+                  </pic:nvPicPr>
+                  <pic:blipFill>
+                    <a:blip r:embed="rId76"/>
+                    <a:stretch>
+                      <a:fillRect/>
+                    </a:stretch>
+                  </pic:blipFill>
+                  <pic:spPr bwMode="auto">
+                    <a:xfrm>
+                      <a:off x="0" y="0"/>
+                      <a:ext cx="5111999" cy="7430453"/>
+                    </a:xfrm>
+                    <a:prstGeom prst="rect">
+                      <a:avLst/>
+                    </a:prstGeom>
+                    <a:noFill/>
+                    <a:ln w="9525">
+                      <a:noFill/>
+                      <a:headEnd/>
+                      <a:tailEnd/>
+                    </a:ln>
+                  </pic:spPr>
+                </pic:pic>
+              </a:graphicData>
+            </a:graphic>
+          </wp:inline>
+        </w:drawing>
+      </w:r>
+    </w:p>
+    <w:p>
+      <w:pPr>
+        <w:pStyle w:val="BodyText"/>
+      </w:pPr>
+      <w:r>
+        <w:t xml:space="preserve">Animasyonda</w:t>
+      </w:r>
+      <w:r>
+        <w:t xml:space="preserve"> </w:t>
+      </w:r>
+      <w:r>
+        <w:rPr>
+          <w:rStyle w:val="VerbatimChar"/>
+        </w:rPr>
+        <w:t xml:space="preserve">/proc/self/status</w:t>
+      </w:r>
+      <w:r>
+        <w:t xml:space="preserve">’un satır satır taranışını ve iki sinyalin (</w:t>
+      </w:r>
+      <w:r>
+        <w:rPr>
+          <w:b/>
+          <w:bCs/>
+        </w:rPr>
+        <w:t xml:space="preserve">TracerPid</w:t>
+      </w:r>
+      <w:r>
+        <w:t xml:space="preserve">, ana süreç adı) nasıl</w:t>
+      </w:r>
+      <w:r>
+        <w:t xml:space="preserve"> </w:t>
+      </w:r>
+      <w:r>
+        <w:t xml:space="preserve">tartıldığını izleyin;</w:t>
+      </w:r>
+      <w:r>
+        <w:t xml:space="preserve"> </w:t>
+      </w:r>
+      <w:r>
+        <w:rPr>
+          <w:b/>
+          <w:bCs/>
+        </w:rPr>
+        <w:t xml:space="preserve">clean/gdb-attached/edge</w:t>
+      </w:r>
+      <w:r>
+        <w:t xml:space="preserve"> </w:t>
+      </w:r>
+      <w:r>
+        <w:t xml:space="preserve">örneklerini deneyin.</w:t>
+      </w:r>
+    </w:p>
+    <w:p>
+      <w:pPr>
+        <w:pStyle w:val="BodyText"/>
+      </w:pPr>
+      <w:r>
         <w:rPr>
           <w:b/>
           <w:bCs/>
@@ -10831,7 +11198,7 @@
         <w:rPr>
           <w:rStyle w:val="VerbatimChar"/>
         </w:rPr>
-        <w:t xml:space="preserve">ADIM 1 - Normal calisma (hata ayiklayici YOK): temiz beklenir</w:t>
+        <w:t xml:space="preserve">STEP 1 - Normal run (NO debugger): clean is expected</w:t>
       </w:r>
       <w:r>
         <w:br/>
@@ -10840,7 +11207,7 @@
         <w:rPr>
           <w:rStyle w:val="VerbatimChar"/>
         </w:rPr>
-        <w:t xml:space="preserve">1) /proc/self/status TracerPid           : 0 (izleyen yok)</w:t>
+        <w:t xml:space="preserve">1) /proc/self/status TracerPid           : 0 (no tracer)</w:t>
       </w:r>
       <w:r>
         <w:br/>
@@ -10849,7 +11216,7 @@
         <w:rPr>
           <w:rStyle w:val="VerbatimChar"/>
         </w:rPr>
-        <w:t xml:space="preserve">2) Ana surec (parent) adi                : sh</w:t>
+        <w:t xml:space="preserve">2) Parent process name                   : sh</w:t>
       </w:r>
       <w:r>
         <w:br/>
@@ -10858,7 +11225,7 @@
         <w:rPr>
           <w:rStyle w:val="VerbatimChar"/>
         </w:rPr>
-        <w:t xml:space="preserve">SONUC: Temiz - izleyen bir arac gorunmuyor.</w:t>
+        <w:t xml:space="preserve">RESULT: clean - no tracing tool visible.</w:t>
       </w:r>
       <w:r>
         <w:br/>
@@ -10870,7 +11237,7 @@
         <w:rPr>
           <w:rStyle w:val="VerbatimChar"/>
         </w:rPr>
-        <w:t xml:space="preserve">ADIM 2 - gdb altinda calistir (TracerPid &gt; 0 beklenir)</w:t>
+        <w:t xml:space="preserve">STEP 2 - Run under gdb (TracerPid &gt; 0 is expected)</w:t>
       </w:r>
       <w:r>
         <w:br/>
@@ -10879,7 +11246,7 @@
         <w:rPr>
           <w:rStyle w:val="VerbatimChar"/>
         </w:rPr>
-        <w:t xml:space="preserve">1) /proc/self/status TracerPid           : 2909 (IZLENIYOR)</w:t>
+        <w:t xml:space="preserve">1) /proc/self/status TracerPid           : 41885 (TRACED)</w:t>
       </w:r>
       <w:r>
         <w:br/>
@@ -10888,7 +11255,7 @@
         <w:rPr>
           <w:rStyle w:val="VerbatimChar"/>
         </w:rPr>
-        <w:t xml:space="preserve">SONUC: Hata ayiklayici/izleme ARACI algilandi (2 sinyal).</w:t>
+        <w:t xml:space="preserve">RESULT: a debugger/tracing TOOL was detected (2 signal(s)).</w:t>
       </w:r>
     </w:p>
     <w:p>
@@ -10987,8 +11354,8 @@
         <w:t xml:space="preserve">olur.</w:t>
       </w:r>
     </w:p>
-    <w:bookmarkEnd w:id="70"/>
-    <w:bookmarkStart w:id="71" w:name="X1f5e93c73fe068fc244962a32ae7544e5c67202"/>
+    <w:bookmarkEnd w:id="79"/>
+    <w:bookmarkStart w:id="80" w:name="X1f5e93c73fe068fc244962a32ae7544e5c67202"/>
     <w:p>
       <w:pPr>
         <w:pStyle w:val="Heading3"/>
@@ -11023,7 +11390,7 @@
         <w:rPr>
           <w:rStyle w:val="VerbatimChar"/>
         </w:rPr>
-        <w:t xml:space="preserve">2909</w:t>
+        <w:t xml:space="preserve">41885</w:t>
       </w:r>
       <w:r>
         <w:t xml:space="preserve">’a geçtiğini gördük; şimdi bu geçişin</w:t>
@@ -11327,7 +11694,7 @@
         <w:rPr>
           <w:rStyle w:val="VerbatimChar"/>
         </w:rPr>
-        <w:t xml:space="preserve">supheli</w:t>
+        <w:t xml:space="preserve">suspicious</w:t>
       </w:r>
       <w:r>
         <w:t xml:space="preserve"> </w:t>
@@ -11345,7 +11712,7 @@
         <w:t xml:space="preserve"> </w:t>
       </w:r>
       <w:r>
-        <w:t xml:space="preserve">“SONUC: Temiz”</w:t>
+        <w:t xml:space="preserve">“RESULT: clean - no tracing tool visible.”</w:t>
       </w:r>
       <w:r>
         <w:t xml:space="preserve"> </w:t>
@@ -11606,7 +11973,7 @@
         <w:rPr>
           <w:rStyle w:val="VerbatimChar"/>
         </w:rPr>
-        <w:t xml:space="preserve">PPid:      2909          &lt;- artik ana surec gdb</w:t>
+        <w:t xml:space="preserve">PPid:      41885          &lt;- artik ana surec gdb</w:t>
       </w:r>
       <w:r>
         <w:br/>
@@ -11615,7 +11982,7 @@
         <w:rPr>
           <w:rStyle w:val="VerbatimChar"/>
         </w:rPr>
-        <w:t xml:space="preserve">TracerPid: 2909          &lt;- gdb bizi ptrace ile izliyor</w:t>
+        <w:t xml:space="preserve">TracerPid: 41885          &lt;- gdb bizi ptrace ile izliyor</w:t>
       </w:r>
     </w:p>
     <w:p>
@@ -11632,7 +11999,7 @@
         <w:rPr>
           <w:rStyle w:val="VerbatimChar"/>
         </w:rPr>
-        <w:t xml:space="preserve">2909</w:t>
+        <w:t xml:space="preserve">41885</w:t>
       </w:r>
       <w:r>
         <w:t xml:space="preserve"> </w:t>
@@ -11739,7 +12106,7 @@
         <w:rPr>
           <w:rStyle w:val="VerbatimChar"/>
         </w:rPr>
-        <w:t xml:space="preserve">supheli</w:t>
+        <w:t xml:space="preserve">suspicious</w:t>
       </w:r>
       <w:r>
         <w:t xml:space="preserve"> </w:t>
@@ -11772,7 +12139,7 @@
         <w:rPr>
           <w:rStyle w:val="VerbatimChar"/>
         </w:rPr>
-        <w:t xml:space="preserve">ana_surec_adi</w:t>
+        <w:t xml:space="preserve">parent_process_name</w:t>
       </w:r>
       <w:r>
         <w:t xml:space="preserve"> </w:t>
@@ -11861,8 +12228,8 @@
         <w:t xml:space="preserve">kanca takmasıyla (hooking) mümkündür, ki bu da tam olarak Bölüm 6’nın konusudur.</w:t>
       </w:r>
     </w:p>
-    <w:bookmarkEnd w:id="71"/>
-    <w:bookmarkStart w:id="72" w:name="Xba6855faa09e5c7e306a99ee173be44b54b5913"/>
+    <w:bookmarkEnd w:id="80"/>
+    <w:bookmarkStart w:id="81" w:name="Xba6855faa09e5c7e306a99ee173be44b54b5913"/>
     <w:p>
       <w:pPr>
         <w:pStyle w:val="Heading3"/>
@@ -12548,9 +12915,9 @@
         </w:pict>
       </w:r>
     </w:p>
-    <w:bookmarkEnd w:id="72"/>
-    <w:bookmarkEnd w:id="73"/>
-    <w:bookmarkStart w:id="79" w:name="ortam-algılama-sanal-makine-ve-emülatör"/>
+    <w:bookmarkEnd w:id="81"/>
+    <w:bookmarkEnd w:id="82"/>
+    <w:bookmarkStart w:id="91" w:name="ortam-algılama-sanal-makine-ve-emülatör"/>
     <w:p>
       <w:pPr>
         <w:pStyle w:val="Heading2"/>
@@ -12649,18 +13016,18 @@
           <wp:inline>
             <wp:extent cx="5759999" cy="2566179"/>
             <wp:effectExtent b="0" l="0" r="0" t="0"/>
-            <wp:docPr descr="Emülatör algılamada yanlış pozitif riski" title="" id="75" name="Picture"/>
+            <wp:docPr descr="Emülatör algılamada yanlış pozitif riski" title="" id="84" name="Picture"/>
             <a:graphic>
               <a:graphicData uri="http://schemas.openxmlformats.org/drawingml/2006/picture">
                 <pic:pic>
                   <pic:nvPicPr>
-                    <pic:cNvPr descr="h06-09-emulator.png" id="76" name="Picture"/>
+                    <pic:cNvPr descr="h06-09-emulator.png" id="85" name="Picture"/>
                     <pic:cNvPicPr>
                       <a:picLocks noChangeArrowheads="1" noChangeAspect="1"/>
                     </pic:cNvPicPr>
                   </pic:nvPicPr>
                   <pic:blipFill>
-                    <a:blip r:embed="rId74"/>
+                    <a:blip r:embed="rId83"/>
                     <a:stretch>
                       <a:fillRect/>
                     </a:stretch>
@@ -12927,7 +13294,7 @@
         </w:tc>
       </w:tr>
     </w:tbl>
-    <w:bookmarkStart w:id="77" w:name="Xa854e67afdb1e792bd1ac6e36af38300657c9ab"/>
+    <w:bookmarkStart w:id="89" w:name="Xa854e67afdb1e792bd1ac6e36af38300657c9ab"/>
     <w:p>
       <w:pPr>
         <w:pStyle w:val="Heading3"/>
@@ -12960,7 +13327,7 @@
           <w:b/>
           <w:bCs/>
         </w:rPr>
-        <w:t xml:space="preserve">code/week-06/03-ortam-zamanlama</w:t>
+        <w:t xml:space="preserve">code/week-06/03-environment-timing</w:t>
       </w:r>
       <w:r>
         <w:rPr>
@@ -12982,11 +13349,89 @@
         <w:pStyle w:val="FirstParagraph"/>
       </w:pPr>
       <w:r>
-        <w:rPr>
-          <w:b/>
-          <w:bCs/>
-        </w:rPr>
-        <w:t xml:space="preserve">sh demo.sh — gerçek çıktı (WSL2)</w:t>
+        <w:drawing>
+          <wp:inline>
+            <wp:extent cx="5111999" cy="3392163"/>
+            <wp:effectExtent b="0" l="0" r="0" t="0"/>
+            <wp:docPr descr="VM/emülatör algılama — adım adım" title="" id="87" name="Picture"/>
+            <a:graphic>
+              <a:graphicData uri="http://schemas.openxmlformats.org/drawingml/2006/picture">
+                <pic:pic>
+                  <pic:nvPicPr>
+                    <pic:cNvPr descr="environment-timing.tr.png" id="88" name="Picture"/>
+                    <pic:cNvPicPr>
+                      <a:picLocks noChangeArrowheads="1" noChangeAspect="1"/>
+                    </pic:cNvPicPr>
+                  </pic:nvPicPr>
+                  <pic:blipFill>
+                    <a:blip r:embed="rId86"/>
+                    <a:stretch>
+                      <a:fillRect/>
+                    </a:stretch>
+                  </pic:blipFill>
+                  <pic:spPr bwMode="auto">
+                    <a:xfrm>
+                      <a:off x="0" y="0"/>
+                      <a:ext cx="5111999" cy="3392163"/>
+                    </a:xfrm>
+                    <a:prstGeom prst="rect">
+                      <a:avLst/>
+                    </a:prstGeom>
+                    <a:noFill/>
+                    <a:ln w="9525">
+                      <a:noFill/>
+                      <a:headEnd/>
+                      <a:tailEnd/>
+                    </a:ln>
+                  </pic:spPr>
+                </pic:pic>
+              </a:graphicData>
+            </a:graphic>
+          </wp:inline>
+        </w:drawing>
+      </w:r>
+    </w:p>
+    <w:p>
+      <w:pPr>
+        <w:pStyle w:val="BodyText"/>
+      </w:pPr>
+      <w:r>
+        <w:rPr>
+          <w:b/>
+          <w:bCs/>
+        </w:rPr>
+        <w:t xml:space="preserve">bare-metal/kvm/edge-blank-vendor/edge-slow-timing</w:t>
+      </w:r>
+      <w:r>
+        <w:t xml:space="preserve"> </w:t>
+      </w:r>
+      <w:r>
+        <w:t xml:space="preserve">örneklerini deneyin; 🎲 ile rastgele hipervizör/zamanlama</w:t>
+      </w:r>
+      <w:r>
+        <w:t xml:space="preserve"> </w:t>
+      </w:r>
+      <w:r>
+        <w:t xml:space="preserve">değerleri üretebilirsiniz.</w:t>
+      </w:r>
+    </w:p>
+    <w:p>
+      <w:pPr>
+        <w:pStyle w:val="BodyText"/>
+      </w:pPr>
+      <w:r>
+        <w:rPr>
+          <w:b/>
+          <w:bCs/>
+        </w:rPr>
+        <w:t xml:space="preserve">.</w:t>
+      </w:r>
+      <w:r>
+        <w:rPr>
+          <w:b/>
+          <w:bCs/>
+        </w:rPr>
+        <w:t xml:space="preserve">.ps1 — gerçek çıktı (bir Windows dizüstünde)</w:t>
       </w:r>
     </w:p>
     <w:p>
@@ -12997,7 +13442,7 @@
         <w:rPr>
           <w:rStyle w:val="VerbatimChar"/>
         </w:rPr>
-        <w:t xml:space="preserve">(A) CPUID.1:ECX[31] hipervizor biti : VAR</w:t>
+        <w:t xml:space="preserve">(A) CPUID.1:ECX[31] hypervisor bit    : PRESENT</w:t>
       </w:r>
       <w:r>
         <w:br/>
@@ -13006,7 +13451,7 @@
         <w:rPr>
           <w:rStyle w:val="VerbatimChar"/>
         </w:rPr>
-        <w:t xml:space="preserve">    Hipervizor satici imzasi        : (satici imzasi gizli/bos)</w:t>
+        <w:t xml:space="preserve">    Hypervisor vendor signature        : "Microsoft Hv"</w:t>
       </w:r>
       <w:r>
         <w:br/>
@@ -13015,7 +13460,7 @@
         <w:rPr>
           <w:rStyle w:val="VerbatimChar"/>
         </w:rPr>
-        <w:t xml:space="preserve">(B) 2.000.000 islem suresi          : 0.806 ms</w:t>
+        <w:t xml:space="preserve">(B) time for 2,000,000 iterations      : 0.662 ms  (checksum=4544)</w:t>
       </w:r>
       <w:r>
         <w:br/>
@@ -13024,7 +13469,7 @@
         <w:rPr>
           <w:rStyle w:val="VerbatimChar"/>
         </w:rPr>
-        <w:t xml:space="preserve">SONUC: Hipervizor GORULDU. Ama WSL2/Hyper-V/VBS de boyle gorunur;</w:t>
+        <w:t xml:space="preserve">RESULT: a hypervisor was SEEN. But WSL2/Hyper-V/VBS also look like this;</w:t>
       </w:r>
       <w:r>
         <w:br/>
@@ -13033,7 +13478,7 @@
         <w:rPr>
           <w:rStyle w:val="VerbatimChar"/>
         </w:rPr>
-        <w:t xml:space="preserve">bu TEK basina 'analiz ortami' demek degildir - zayif sinyal.</w:t>
+        <w:t xml:space="preserve">this ALONE does not mean 'analysis environment' - it is a weak signal.</w:t>
       </w:r>
     </w:p>
     <w:p>
@@ -13053,7 +13498,7 @@
         <w:pStyle w:val="BlockText"/>
       </w:pPr>
       <w:r>
-        <w:t xml:space="preserve">Yukarıdaki çıktı WSL2 üzerinde alındı ve</w:t>
+        <w:t xml:space="preserve">Yukarıdaki çıktı Hyper-V’li sıradan bir Windows dizüstünde alındı ve</w:t>
       </w:r>
       <w:r>
         <w:t xml:space="preserve"> </w:t>
@@ -13077,7 +13522,7 @@
           <w:b/>
           <w:bCs/>
         </w:rPr>
-        <w:t xml:space="preserve">“VAR”</w:t>
+        <w:t xml:space="preserve">“PRESENT”</w:t>
       </w:r>
       <w:r>
         <w:t xml:space="preserve"> </w:t>
@@ -13256,7 +13701,7 @@
         <w:t xml:space="preserve"> </w:t>
       </w:r>
       <w:r>
-        <w:t xml:space="preserve">olarak kullanın, ikili bir</w:t>
+        <w:t xml:space="preserve">olarak kullanın, binary bir</w:t>
       </w:r>
       <w:r>
         <w:t xml:space="preserve"> </w:t>
@@ -13347,8 +13792,8 @@
         <w:t xml:space="preserve">tipik IMEI/seri değerleri). Yine aynı ilke: sinyal, kanıt değil; kombinasyon ve sunucu tarafı denetim.</w:t>
       </w:r>
     </w:p>
-    <w:bookmarkEnd w:id="77"/>
-    <w:bookmarkStart w:id="78" w:name="X68906cacbb81b806297b738e313b57327bad12a"/>
+    <w:bookmarkEnd w:id="89"/>
+    <w:bookmarkStart w:id="90" w:name="X68906cacbb81b806297b738e313b57327bad12a"/>
     <w:p>
       <w:pPr>
         <w:pStyle w:val="Heading3"/>
@@ -13763,70 +14208,103 @@
           <w:b/>
           <w:bCs/>
         </w:rPr>
-        <w:t xml:space="preserve">Örnek 1 — WSL2’de çalışan bir geliştirici (meşru kullanıcı).</w:t>
-      </w:r>
-      <w:r>
-        <w:t xml:space="preserve"> </w:t>
-      </w:r>
-      <w:r>
-        <w:t xml:space="preserve">Demo 3’ün gerçek çıktısında gördüğümüz gibi</w:t>
-      </w:r>
-      <w:r>
-        <w:t xml:space="preserve"> </w:t>
-      </w:r>
-      <w:r>
-        <w:t xml:space="preserve">hipervizör biti</w:t>
-      </w:r>
-      <w:r>
-        <w:t xml:space="preserve"> </w:t>
-      </w:r>
-      <w:r>
-        <w:rPr>
-          <w:b/>
-          <w:bCs/>
-        </w:rPr>
-        <w:t xml:space="preserve">VAR</w:t>
-      </w:r>
-      <w:r>
-        <w:t xml:space="preserve"> </w:t>
-      </w:r>
-      <w:r>
-        <w:t xml:space="preserve">ama satıcı imzası</w:t>
-      </w:r>
-      <w:r>
-        <w:t xml:space="preserve"> </w:t>
-      </w:r>
-      <w:r>
-        <w:rPr>
-          <w:b/>
-          <w:bCs/>
-        </w:rPr>
-        <w:t xml:space="preserve">gizli/boş</w:t>
-      </w:r>
-      <w:r>
-        <w:t xml:space="preserve">, zamanlama normal, emülatör izi yok, hata ayıklayıcı</w:t>
-      </w:r>
-      <w:r>
-        <w:t xml:space="preserve"> </w:t>
-      </w:r>
-      <w:r>
-        <w:t xml:space="preserve">bağlı değil. Toplam skor: yalnız</w:t>
-      </w:r>
-      <w:r>
-        <w:t xml:space="preserve"> </w:t>
-      </w:r>
-      <w:r>
-        <w:rPr>
-          <w:b/>
-          <w:bCs/>
-        </w:rPr>
-        <w:t xml:space="preserve">15</w:t>
-      </w:r>
-      <w:r>
-        <w:t xml:space="preserve"> </w:t>
-      </w:r>
-      <w:r>
-        <w:t xml:space="preserve">(yalnız hipervizör biti). Skor düşük; kullanıcı engellenmez.</w:t>
+        <w:t xml:space="preserve">Örnek 1 — Hyper-V’li sıradan bir Windows dizüstünde çalışan bir geliştirici (meşru kullanıcı).</w:t>
+      </w:r>
+      <w:r>
+        <w:t xml:space="preserve"> </w:t>
+      </w:r>
+      <w:r>
+        <w:t xml:space="preserve">Bölüm 3’teki</w:t>
+      </w:r>
+      <w:r>
+        <w:t xml:space="preserve"> </w:t>
+      </w:r>
+      <w:r>
+        <w:t xml:space="preserve">gerçek</w:t>
+      </w:r>
+      <w:r>
+        <w:t xml:space="preserve"> </w:t>
+      </w:r>
+      <w:r>
+        <w:rPr>
+          <w:rStyle w:val="VerbatimChar"/>
+        </w:rPr>
+        <w:t xml:space="preserve">demo.ps1</w:t>
+      </w:r>
+      <w:r>
+        <w:t xml:space="preserve"> </w:t>
+      </w:r>
+      <w:r>
+        <w:t xml:space="preserve">çıktısında gördüğümüz gibi hipervizör biti</w:t>
+      </w:r>
+      <w:r>
+        <w:t xml:space="preserve"> </w:t>
+      </w:r>
+      <w:r>
+        <w:rPr>
+          <w:b/>
+          <w:bCs/>
+        </w:rPr>
+        <w:t xml:space="preserve">PRESENT</w:t>
+      </w:r>
+      <w:r>
+        <w:t xml:space="preserve"> </w:t>
+      </w:r>
+      <w:r>
+        <w:t xml:space="preserve">VE satıcı imzası</w:t>
+      </w:r>
+      <w:r>
+        <w:t xml:space="preserve"> </w:t>
+      </w:r>
+      <w:r>
+        <w:rPr>
+          <w:b/>
+          <w:bCs/>
+        </w:rPr>
+        <w:t xml:space="preserve">görünür</w:t>
+      </w:r>
+      <w:r>
+        <w:t xml:space="preserve"> </w:t>
+      </w:r>
+      <w:r>
+        <w:t xml:space="preserve">(</w:t>
+      </w:r>
+      <w:r>
+        <w:rPr>
+          <w:rStyle w:val="VerbatimChar"/>
+        </w:rPr>
+        <w:t xml:space="preserve">"Microsoft Hv"</w:t>
+      </w:r>
+      <w:r>
+        <w:t xml:space="preserve"> </w:t>
+      </w:r>
+      <w:r>
+        <w:t xml:space="preserve">— bkz. Bölüm 3), zamanlama normal, emülatör izi yok, hata ayıklayıcı bağlı değil. Toplam skor:</w:t>
+      </w:r>
+      <w:r>
+        <w:t xml:space="preserve"> </w:t>
+      </w:r>
+      <w:r>
+        <w:t xml:space="preserve">hipervizör biti (15) + satıcı imzası görünür (25) =</w:t>
+      </w:r>
+      <w:r>
+        <w:t xml:space="preserve"> </w:t>
+      </w:r>
+      <w:r>
+        <w:rPr>
+          <w:b/>
+          <w:bCs/>
+        </w:rPr>
+        <w:t xml:space="preserve">40</w:t>
+      </w:r>
+      <w:r>
+        <w:t xml:space="preserve">. Zamanlama ve emülatör/hata-ayıklayıcı sinyalleri</w:t>
+      </w:r>
+      <w:r>
+        <w:t xml:space="preserve"> </w:t>
+      </w:r>
+      <w:r>
+        <w:t xml:space="preserve">katkı vermez.</w:t>
       </w:r>
     </w:p>
     <w:p>
@@ -13870,6 +14348,98 @@
       </w:r>
       <w:r>
         <w:t xml:space="preserve">döner (Bölüm 10).</w:t>
+      </w:r>
+    </w:p>
+    <w:p>
+      <w:pPr>
+        <w:pStyle w:val="BodyText"/>
+      </w:pPr>
+      <w:r>
+        <w:t xml:space="preserve">Dikkat: Örnek 1 ile Örnek 2’nin</w:t>
+      </w:r>
+      <w:r>
+        <w:t xml:space="preserve"> </w:t>
+      </w:r>
+      <w:r>
+        <w:rPr>
+          <w:b/>
+          <w:bCs/>
+        </w:rPr>
+        <w:t xml:space="preserve">ilk iki sinyali birebir aynı</w:t>
+      </w:r>
+      <w:r>
+        <w:t xml:space="preserve"> </w:t>
+      </w:r>
+      <w:r>
+        <w:t xml:space="preserve">(40 puan) — Hyper-V’li bir geliştirici makinesi</w:t>
+      </w:r>
+      <w:r>
+        <w:t xml:space="preserve"> </w:t>
+      </w:r>
+      <w:r>
+        <w:t xml:space="preserve">ile bir analiz sanal makinesi, salt bu iki sinyale bakan bir sisteme</w:t>
+      </w:r>
+      <w:r>
+        <w:t xml:space="preserve"> </w:t>
+      </w:r>
+      <w:r>
+        <w:rPr>
+          <w:b/>
+          <w:bCs/>
+        </w:rPr>
+        <w:t xml:space="preserve">aynı</w:t>
+      </w:r>
+      <w:r>
+        <w:t xml:space="preserve"> </w:t>
+      </w:r>
+      <w:r>
+        <w:t xml:space="preserve">görünebilir! Aradaki fark yalnız</w:t>
+      </w:r>
+      <w:r>
+        <w:t xml:space="preserve"> </w:t>
+      </w:r>
+      <w:r>
+        <w:t xml:space="preserve">zamanlama anomalisi ve hata ayıklayıcı sinyalinde ortaya çıkar (Örnek 2’yi 40’tan 95’e taşıyan asıl fark budur).</w:t>
+      </w:r>
+      <w:r>
+        <w:t xml:space="preserve"> </w:t>
+      </w:r>
+      <w:r>
+        <w:t xml:space="preserve">Eğer eşik 30 gibi düşük tutulursa (aşağıdaki bankacılık örneği), Örnek 1’in</w:t>
+      </w:r>
+      <w:r>
+        <w:t xml:space="preserve"> </w:t>
+      </w:r>
+      <w:r>
+        <w:rPr>
+          <w:b/>
+          <w:bCs/>
+        </w:rPr>
+        <w:t xml:space="preserve">meşru</w:t>
+      </w:r>
+      <w:r>
+        <w:t xml:space="preserve"> </w:t>
+      </w:r>
+      <w:r>
+        <w:t xml:space="preserve">geliştiricisi bile</w:t>
+      </w:r>
+      <w:r>
+        <w:t xml:space="preserve"> </w:t>
+      </w:r>
+      <w:r>
+        <w:t xml:space="preserve">reddedilir — bu, hemen aşağıdaki</w:t>
+      </w:r>
+      <w:r>
+        <w:t xml:space="preserve"> </w:t>
+      </w:r>
+      <w:r>
+        <w:t xml:space="preserve">“yanlış pozitifin gerçek maliyeti”</w:t>
+      </w:r>
+      <w:r>
+        <w:t xml:space="preserve"> </w:t>
+      </w:r>
+      <w:r>
+        <w:t xml:space="preserve">uyarısının tam olarak anlattığı durumdur.</w:t>
       </w:r>
     </w:p>
     <w:p>
@@ -14338,7 +14908,7 @@
         <w:t xml:space="preserve"> </w:t>
       </w:r>
       <w:r>
-        <w:t xml:space="preserve">ikili dosyaya sabit kodlamayın.</w:t>
+        <w:t xml:space="preserve">binary dosyaya sabit kodlamayın.</w:t>
       </w:r>
     </w:p>
     <w:p>
@@ -14348,9 +14918,9 @@
         </w:pict>
       </w:r>
     </w:p>
-    <w:bookmarkEnd w:id="78"/>
-    <w:bookmarkEnd w:id="79"/>
-    <w:bookmarkStart w:id="85" w:name="Xc268f82038273e279bcd3e10d6f560c068b59bb"/>
+    <w:bookmarkEnd w:id="90"/>
+    <w:bookmarkEnd w:id="91"/>
+    <w:bookmarkStart w:id="100" w:name="Xc268f82038273e279bcd3e10d6f560c068b59bb"/>
     <w:p>
       <w:pPr>
         <w:pStyle w:val="Heading2"/>
@@ -14591,7 +15161,7 @@
           <w:b/>
           <w:bCs/>
         </w:rPr>
-        <w:t xml:space="preserve">2009</w:t>
+        <w:t xml:space="preserve">2013–2014</w:t>
       </w:r>
       <w:r>
         <w:t xml:space="preserve"> </w:t>
@@ -14613,7 +15183,7 @@
         <w:t xml:space="preserve"> </w:t>
       </w:r>
       <w:r>
-        <w:t xml:space="preserve">projesinin temelleri atıldı; asıl fark, kanca kodunun</w:t>
+        <w:t xml:space="preserve">projesi ortaya çıktı; asıl fark, kanca kodunun</w:t>
       </w:r>
       <w:r>
         <w:t xml:space="preserve"> </w:t>
@@ -14756,18 +15326,18 @@
           <wp:inline>
             <wp:extent cx="5759999" cy="3023696"/>
             <wp:effectExtent b="0" l="0" r="0" t="0"/>
-            <wp:docPr descr="Kanca algılama: prolog baytlarının denetimi" title="" id="81" name="Picture"/>
+            <wp:docPr descr="Kanca algılama: prolog baytlarının denetimi" title="" id="93" name="Picture"/>
             <a:graphic>
               <a:graphicData uri="http://schemas.openxmlformats.org/drawingml/2006/picture">
                 <pic:pic>
                   <pic:nvPicPr>
-                    <pic:cNvPr descr="h06-10-hook.png" id="82" name="Picture"/>
+                    <pic:cNvPr descr="h06-10-hook.png" id="94" name="Picture"/>
                     <pic:cNvPicPr>
                       <a:picLocks noChangeArrowheads="1" noChangeAspect="1"/>
                     </pic:cNvPicPr>
                   </pic:nvPicPr>
                   <pic:blipFill>
-                    <a:blip r:embed="rId80"/>
+                    <a:blip r:embed="rId92"/>
                     <a:stretch>
                       <a:fillRect/>
                     </a:stretch>
@@ -15011,7 +15581,7 @@
               <w:pStyle w:val="Compact"/>
             </w:pPr>
             <w:r>
-              <w:t xml:space="preserve">Dinamik ikili enstrümantasyon çerçeveleri</w:t>
+              <w:t xml:space="preserve">Dinamik binary enstrümantasyon çerçeveleri</w:t>
             </w:r>
           </w:p>
         </w:tc>
@@ -15228,7 +15798,7 @@
         <w:t xml:space="preserve">’te beklenmeyen yürütülebilir bölgeler, bilinen çerçeve göstergeleri.</w:t>
       </w:r>
     </w:p>
-    <w:bookmarkStart w:id="83" w:name="X86f9447203841ebef2bb3e4b42143cae99e1803"/>
+    <w:bookmarkStart w:id="98" w:name="X86f9447203841ebef2bb3e4b42143cae99e1803"/>
     <w:p>
       <w:pPr>
         <w:pStyle w:val="Heading3"/>
@@ -15276,7 +15846,7 @@
           <w:b/>
           <w:bCs/>
         </w:rPr>
-        <w:t xml:space="preserve">code/week-06/04-preload-kanca</w:t>
+        <w:t xml:space="preserve">code/week-06/04-preload-hook</w:t>
       </w:r>
       <w:r>
         <w:rPr>
@@ -15319,7 +15889,7 @@
         <w:rPr>
           <w:rStyle w:val="VerbatimChar"/>
         </w:rPr>
-        <w:t xml:space="preserve">libsahtekanca.so</w:t>
+        <w:t xml:space="preserve">libfake_hook.so</w:t>
       </w:r>
       <w:r>
         <w:t xml:space="preserve">)</w:t>
@@ -15417,7 +15987,7 @@
           <w:b/>
           <w:bCs/>
         </w:rPr>
-        <w:t xml:space="preserve">kanca_ana.c (özet)</w:t>
+        <w:t xml:space="preserve">preload_hook.c (özet)</w:t>
       </w:r>
     </w:p>
     <w:p>
@@ -15599,7 +16169,7 @@
         <w:rPr>
           <w:rStyle w:val="NormalTok"/>
         </w:rPr>
-        <w:t xml:space="preserve"> kanca </w:t>
+        <w:t xml:space="preserve"> hook </w:t>
       </w:r>
       <w:r>
         <w:rPr>
@@ -15623,7 +16193,7 @@
         <w:rPr>
           <w:rStyle w:val="NormalTok"/>
         </w:rPr>
-        <w:t xml:space="preserve">mesru_mi</w:t>
+        <w:t xml:space="preserve">is_legitimate</w:t>
       </w:r>
       <w:r>
         <w:rPr>
@@ -15665,7 +16235,7 @@
         <w:rPr>
           <w:rStyle w:val="CommentTok"/>
         </w:rPr>
-        <w:t xml:space="preserve">/* libc/vdso/ld disi = KANCA */</w:t>
+        <w:t xml:space="preserve">/* not libc/vdso/ld = HOOK */</w:t>
       </w:r>
     </w:p>
     <w:p>
@@ -15673,6 +16243,105 @@
         <w:pStyle w:val="FirstParagraph"/>
       </w:pPr>
       <w:r>
+        <w:drawing>
+          <wp:inline>
+            <wp:extent cx="5111999" cy="7696505"/>
+            <wp:effectExtent b="0" l="0" r="0" t="0"/>
+            <wp:docPr descr="LD_PRELOAD sembol çözümleme sırası — adım adım" title="" id="96" name="Picture"/>
+            <a:graphic>
+              <a:graphicData uri="http://schemas.openxmlformats.org/drawingml/2006/picture">
+                <pic:pic>
+                  <pic:nvPicPr>
+                    <pic:cNvPr descr="preload-hook-resolution.tr.png" id="97" name="Picture"/>
+                    <pic:cNvPicPr>
+                      <a:picLocks noChangeArrowheads="1" noChangeAspect="1"/>
+                    </pic:cNvPicPr>
+                  </pic:nvPicPr>
+                  <pic:blipFill>
+                    <a:blip r:embed="rId95"/>
+                    <a:stretch>
+                      <a:fillRect/>
+                    </a:stretch>
+                  </pic:blipFill>
+                  <pic:spPr bwMode="auto">
+                    <a:xfrm>
+                      <a:off x="0" y="0"/>
+                      <a:ext cx="5111999" cy="7696505"/>
+                    </a:xfrm>
+                    <a:prstGeom prst="rect">
+                      <a:avLst/>
+                    </a:prstGeom>
+                    <a:noFill/>
+                    <a:ln w="9525">
+                      <a:noFill/>
+                      <a:headEnd/>
+                      <a:tailEnd/>
+                    </a:ln>
+                  </pic:spPr>
+                </pic:pic>
+              </a:graphicData>
+            </a:graphic>
+          </wp:inline>
+        </w:drawing>
+      </w:r>
+    </w:p>
+    <w:p>
+      <w:pPr>
+        <w:pStyle w:val="BodyText"/>
+      </w:pPr>
+      <w:r>
+        <w:t xml:space="preserve">Animasyon,</w:t>
+      </w:r>
+      <w:r>
+        <w:t xml:space="preserve"> </w:t>
+      </w:r>
+      <w:r>
+        <w:rPr>
+          <w:rStyle w:val="VerbatimChar"/>
+        </w:rPr>
+        <w:t xml:space="preserve">time</w:t>
+      </w:r>
+      <w:r>
+        <w:t xml:space="preserve">’ın yüklü nesneler arasında hangi SIRAYLA arandığını ve LD_PRELOAD kancası varsa neden onun</w:t>
+      </w:r>
+      <w:r>
+        <w:t xml:space="preserve"> </w:t>
+      </w:r>
+      <w:r>
+        <w:rPr>
+          <w:b/>
+          <w:bCs/>
+        </w:rPr>
+        <w:t xml:space="preserve">kazandığını</w:t>
+      </w:r>
+      <w:r>
+        <w:t xml:space="preserve"> </w:t>
+      </w:r>
+      <w:r>
+        <w:t xml:space="preserve">gösterir;</w:t>
+      </w:r>
+      <w:r>
+        <w:t xml:space="preserve"> </w:t>
+      </w:r>
+      <w:r>
+        <w:rPr>
+          <w:b/>
+          <w:bCs/>
+        </w:rPr>
+        <w:t xml:space="preserve">clean/hooked-first/edge</w:t>
+      </w:r>
+      <w:r>
+        <w:t xml:space="preserve"> </w:t>
+      </w:r>
+      <w:r>
+        <w:t xml:space="preserve">örneklerini deneyin.</w:t>
+      </w:r>
+    </w:p>
+    <w:p>
+      <w:pPr>
+        <w:pStyle w:val="BodyText"/>
+      </w:pPr>
+      <w:r>
         <w:rPr>
           <w:b/>
           <w:bCs/>
@@ -15688,7 +16357,7 @@
         <w:rPr>
           <w:rStyle w:val="VerbatimChar"/>
         </w:rPr>
-        <w:t xml:space="preserve">ADIM 1 - Normal calisma (LD_PRELOAD yok): temiz beklenir</w:t>
+        <w:t xml:space="preserve">STEP 1 - Normal run (no LD_PRELOAD): clean is expected</w:t>
       </w:r>
       <w:r>
         <w:br/>
@@ -15715,7 +16384,7 @@
         <w:rPr>
           <w:rStyle w:val="VerbatimChar"/>
         </w:rPr>
-        <w:t xml:space="preserve">   time(NULL) dondurdu : 1789852509</w:t>
+        <w:t xml:space="preserve">   time(NULL) returned              : 1790690227</w:t>
       </w:r>
       <w:r>
         <w:br/>
@@ -15724,7 +16393,7 @@
         <w:rPr>
           <w:rStyle w:val="VerbatimChar"/>
         </w:rPr>
-        <w:t xml:space="preserve">SONUC: Temiz - preload/kanca gorunmuyor.</w:t>
+        <w:t xml:space="preserve">RESULT: clean - no preload/hook visible.</w:t>
       </w:r>
       <w:r>
         <w:br/>
@@ -15736,7 +16405,7 @@
         <w:rPr>
           <w:rStyle w:val="VerbatimChar"/>
         </w:rPr>
-        <w:t xml:space="preserve">ADIM 2 - Saldiri: sahte kanca LD_PRELOAD ile YALNIZ bu surece yukleniyor</w:t>
+        <w:t xml:space="preserve">STEP 2 - Attack: the fake hook is preloaded ONLY into this process</w:t>
       </w:r>
       <w:r>
         <w:br/>
@@ -15745,7 +16414,7 @@
         <w:rPr>
           <w:rStyle w:val="VerbatimChar"/>
         </w:rPr>
-        <w:t xml:space="preserve">   time     -&gt; bin/linux/libsahtekanca.so (KANCA!)</w:t>
+        <w:t xml:space="preserve">   time     -&gt; bin/linux/libfake_hook.so (HOOK!)</w:t>
       </w:r>
       <w:r>
         <w:br/>
@@ -15754,7 +16423,7 @@
         <w:rPr>
           <w:rStyle w:val="VerbatimChar"/>
         </w:rPr>
-        <w:t xml:space="preserve">   time(NULL) dondurdu : 1234567890</w:t>
+        <w:t xml:space="preserve">   getenv   -&gt; /lib/x86_64-linux-gnu/libc.so.6</w:t>
       </w:r>
       <w:r>
         <w:br/>
@@ -15763,7 +16432,16 @@
         <w:rPr>
           <w:rStyle w:val="VerbatimChar"/>
         </w:rPr>
-        <w:t xml:space="preserve">SONUC: Fonksiyon kancasi / preload ALGILANDI (2 sinyal).</w:t>
+        <w:t xml:space="preserve">   time(NULL) returned              : 1234567890</w:t>
+      </w:r>
+      <w:r>
+        <w:br/>
+      </w:r>
+      <w:r>
+        <w:rPr>
+          <w:rStyle w:val="VerbatimChar"/>
+        </w:rPr>
+        <w:t xml:space="preserve">RESULT: function hook / preload DETECTED (2 signal(s)).</w:t>
       </w:r>
     </w:p>
     <w:p>
@@ -15814,7 +16492,7 @@
         <w:rPr>
           <w:rStyle w:val="VerbatimChar"/>
         </w:rPr>
-        <w:t xml:space="preserve">libsahtekanca.so</w:t>
+        <w:t xml:space="preserve">libfake_hook.so</w:t>
       </w:r>
       <w:r>
         <w:t xml:space="preserve">’dan çözüldü ve</w:t>
@@ -15903,8 +16581,8 @@
         <w:t xml:space="preserve">dersidir.</w:t>
       </w:r>
     </w:p>
-    <w:bookmarkEnd w:id="83"/>
-    <w:bookmarkStart w:id="84" w:name="X8abf6ef525c2e969c0789e622049e9513542cea"/>
+    <w:bookmarkEnd w:id="98"/>
+    <w:bookmarkStart w:id="99" w:name="X8abf6ef525c2e969c0789e622049e9513542cea"/>
     <w:p>
       <w:pPr>
         <w:pStyle w:val="Heading3"/>
@@ -16105,7 +16783,7 @@
         <w:t xml:space="preserve"> </w:t>
       </w:r>
       <w:r>
-        <w:t xml:space="preserve">arama sırasını (kendi ikili, sonra yüklenen kütüphaneler,</w:t>
+        <w:t xml:space="preserve">arama sırasını (kendi binary, sonra yüklenen kütüphaneler,</w:t>
       </w:r>
       <w:r>
         <w:t xml:space="preserve"> </w:t>
@@ -16405,7 +17083,7 @@
         <w:rPr>
           <w:rStyle w:val="VerbatimChar"/>
         </w:rPr>
-        <w:t xml:space="preserve">mesru_mi()</w:t>
+        <w:t xml:space="preserve">is_legitimate()</w:t>
       </w:r>
       <w:r>
         <w:t xml:space="preserve"> </w:t>
@@ -16501,7 +17179,7 @@
         <w:rPr>
           <w:rStyle w:val="VerbatimChar"/>
         </w:rPr>
-        <w:t xml:space="preserve">LD_PRELOAD=./libsahtekanca.so</w:t>
+        <w:t xml:space="preserve">LD_PRELOAD=./libfake_hook.so</w:t>
       </w:r>
       <w:r>
         <w:t xml:space="preserve"> </w:t>
@@ -16621,7 +17299,7 @@
           <w:b/>
           <w:bCs/>
         </w:rPr>
-        <w:t xml:space="preserve">libsahtekanca.so</w:t>
+        <w:t xml:space="preserve">libfake_hook.so</w:t>
       </w:r>
       <w:r>
         <w:rPr>
@@ -16680,7 +17358,7 @@
         <w:rPr>
           <w:rStyle w:val="VerbatimChar"/>
         </w:rPr>
-        <w:t xml:space="preserve">libsahtekanca.so</w:t>
+        <w:t xml:space="preserve">libfake_hook.so</w:t>
       </w:r>
       <w:r>
         <w:t xml:space="preserve">’nun</w:t>
@@ -16713,7 +17391,7 @@
         <w:rPr>
           <w:rStyle w:val="VerbatimChar"/>
         </w:rPr>
-        <w:t xml:space="preserve">"bin/linux/libsahtekanca.so"</w:t>
+        <w:t xml:space="preserve">"bin/linux/libfake_hook.so"</w:t>
       </w:r>
       <w:r>
         <w:t xml:space="preserve"> </w:t>
@@ -16728,7 +17406,7 @@
         <w:rPr>
           <w:rStyle w:val="VerbatimChar"/>
         </w:rPr>
-        <w:t xml:space="preserve">mesru_mi()</w:t>
+        <w:t xml:space="preserve">is_legitimate()</w:t>
       </w:r>
       <w:r>
         <w:t xml:space="preserve"> </w:t>
@@ -16765,7 +17443,7 @@
         <w:rPr>
           <w:rStyle w:val="VerbatimChar"/>
         </w:rPr>
-        <w:t xml:space="preserve">time -&gt; bin/linux/libsahtekanca.so (KANCA!)</w:t>
+        <w:t xml:space="preserve">time -&gt; bin/linux/libfake_hook.so (HOOK!)</w:t>
       </w:r>
       <w:r>
         <w:t xml:space="preserve"> </w:t>
@@ -17140,9 +17818,9 @@
         </w:pict>
       </w:r>
     </w:p>
-    <w:bookmarkEnd w:id="84"/>
-    <w:bookmarkEnd w:id="85"/>
-    <w:bookmarkStart w:id="98" w:name="Xfb9086626eb6c5af92e43aaab6b83836e8dbdf5"/>
+    <w:bookmarkEnd w:id="99"/>
+    <w:bookmarkEnd w:id="100"/>
+    <w:bookmarkStart w:id="113" w:name="Xfb9086626eb6c5af92e43aaab6b83836e8dbdf5"/>
     <w:p>
       <w:pPr>
         <w:pStyle w:val="Heading2"/>
@@ -17180,7 +17858,7 @@
       <w:r>
         <w:t xml:space="preserve"> </w:t>
       </w:r>
-      <w:hyperlink r:id="rId86">
+      <w:hyperlink r:id="rId101">
         <w:r>
           <w:rPr>
             <w:rStyle w:val="Hyperlink"/>
@@ -17203,7 +17881,7 @@
       <w:r>
         <w:t xml:space="preserve"> </w:t>
       </w:r>
-      <w:hyperlink r:id="rId87">
+      <w:hyperlink r:id="rId102">
         <w:r>
           <w:rPr>
             <w:rStyle w:val="Hyperlink"/>
@@ -17270,25 +17948,280 @@
     </w:p>
     <w:p>
       <w:pPr>
-        <w:pStyle w:val="BodyText"/>
+        <w:pStyle w:val="BlockText"/>
+      </w:pPr>
+      <w:r>
+        <w:rPr>
+          <w:b/>
+          <w:bCs/>
+        </w:rPr>
+        <w:t xml:space="preserve">Kısa tarihçe: bellekteki sır neden</w:t>
+      </w:r>
+      <w:r>
+        <w:rPr>
+          <w:b/>
+          <w:bCs/>
+        </w:rPr>
+        <w:t xml:space="preserve"> </w:t>
+      </w:r>
+      <w:r>
+        <w:rPr>
+          <w:b/>
+          <w:bCs/>
+        </w:rPr>
+        <w:t xml:space="preserve">‘diskteki sır’</w:t>
+      </w:r>
+      <w:r>
+        <w:rPr>
+          <w:b/>
+          <w:bCs/>
+        </w:rPr>
+        <w:t xml:space="preserve"> </w:t>
+      </w:r>
+      <w:r>
+        <w:rPr>
+          <w:b/>
+          <w:bCs/>
+        </w:rPr>
+        <w:t xml:space="preserve">gibi düşünülemez</w:t>
+      </w:r>
+    </w:p>
+    <w:p>
+      <w:pPr>
+        <w:pStyle w:val="Compact"/>
+        <w:numPr>
+          <w:ilvl w:val="0"/>
+          <w:numId w:val="1021"/>
+        </w:numPr>
+      </w:pPr>
+      <w:r>
+        <w:rPr>
+          <w:b/>
+          <w:bCs/>
+        </w:rPr>
+        <w:t xml:space="preserve">2008</w:t>
+      </w:r>
+      <w:r>
+        <w:t xml:space="preserve"> </w:t>
+      </w:r>
+      <w:r>
+        <w:t xml:space="preserve">— J. Alex Halderman ve ortak yazarları,</w:t>
+      </w:r>
+      <w:r>
+        <w:t xml:space="preserve"> </w:t>
+      </w:r>
+      <w:r>
+        <w:rPr>
+          <w:b/>
+          <w:bCs/>
+        </w:rPr>
+        <w:t xml:space="preserve">“Lest We Remember: Cold Boot Attacks on Encryption</w:t>
+      </w:r>
+      <w:r>
+        <w:rPr>
+          <w:b/>
+          <w:bCs/>
+        </w:rPr>
+        <w:t xml:space="preserve"> </w:t>
+      </w:r>
+      <w:r>
+        <w:rPr>
+          <w:b/>
+          <w:bCs/>
+        </w:rPr>
+        <w:t xml:space="preserve">Keys”</w:t>
+      </w:r>
+      <w:r>
+        <w:t xml:space="preserve"> </w:t>
+      </w:r>
+      <w:r>
+        <w:t xml:space="preserve">makalesinde DRAM’in gücü kesildikten</w:t>
+      </w:r>
+      <w:r>
+        <w:t xml:space="preserve"> </w:t>
+      </w:r>
+      <w:r>
+        <w:rPr>
+          <w:b/>
+          <w:bCs/>
+        </w:rPr>
+        <w:t xml:space="preserve">saniyeler-dakikalar sonra bile</w:t>
+      </w:r>
+      <w:r>
+        <w:t xml:space="preserve"> </w:t>
+      </w:r>
+      <w:r>
+        <w:t xml:space="preserve">içeriğini kısmen koruduğunu</w:t>
+      </w:r>
+      <w:r>
+        <w:t xml:space="preserve"> </w:t>
+      </w:r>
+      <w:r>
+        <w:t xml:space="preserve">(remanans) gösterdi: bir dizüstü bilgisayarı soğutup yeniden başlatarak bellekteki tam disk şifreleme</w:t>
+      </w:r>
+      <w:r>
+        <w:t xml:space="preserve"> </w:t>
+      </w:r>
+      <w:r>
+        <w:t xml:space="preserve">anahtarlarını kurtarmayı başardılar. Bu,</w:t>
+      </w:r>
+      <w:r>
+        <w:t xml:space="preserve"> </w:t>
+      </w:r>
+      <w:r>
+        <w:t xml:space="preserve">“sır yalnız RAM’de, diskte değil”</w:t>
+      </w:r>
+      <w:r>
+        <w:t xml:space="preserve"> </w:t>
+      </w:r>
+      <w:r>
+        <w:t xml:space="preserve">varsayımının tek başına</w:t>
+      </w:r>
+      <w:r>
+        <w:t xml:space="preserve"> </w:t>
+      </w:r>
+      <w:r>
+        <w:rPr>
+          <w:b/>
+          <w:bCs/>
+        </w:rPr>
+        <w:t xml:space="preserve">yeterli</w:t>
+      </w:r>
+      <w:r>
+        <w:rPr>
+          <w:b/>
+          <w:bCs/>
+        </w:rPr>
+        <w:t xml:space="preserve"> </w:t>
+      </w:r>
+      <w:r>
+        <w:rPr>
+          <w:b/>
+          <w:bCs/>
+        </w:rPr>
+        <w:t xml:space="preserve">olmadığını</w:t>
+      </w:r>
+      <w:r>
+        <w:t xml:space="preserve"> </w:t>
+      </w:r>
+      <w:r>
+        <w:t xml:space="preserve">kanıtlayan, alanın en çok anılan çalışmalarından biridir — bu bölümün</w:t>
+      </w:r>
+      <w:r>
+        <w:t xml:space="preserve"> </w:t>
+      </w:r>
+      <w:r>
+        <w:t xml:space="preserve">“kısa ömür”</w:t>
+      </w:r>
+      <w:r>
+        <w:t xml:space="preserve"> </w:t>
+      </w:r>
+      <w:r>
+        <w:t xml:space="preserve">ve</w:t>
+      </w:r>
+      <w:r>
+        <w:t xml:space="preserve"> </w:t>
+      </w:r>
+      <w:r>
+        <w:t xml:space="preserve">“asla</w:t>
+      </w:r>
+      <w:r>
+        <w:t xml:space="preserve"> </w:t>
+      </w:r>
+      <w:r>
+        <w:t xml:space="preserve">açık tutma”</w:t>
+      </w:r>
+      <w:r>
+        <w:t xml:space="preserve"> </w:t>
+      </w:r>
+      <w:r>
+        <w:t xml:space="preserve">önlemlerinin doğrudan motivasyonu budur.</w:t>
+      </w:r>
+    </w:p>
+    <w:p>
+      <w:pPr>
+        <w:pStyle w:val="Compact"/>
+        <w:numPr>
+          <w:ilvl w:val="0"/>
+          <w:numId w:val="1021"/>
+        </w:numPr>
+      </w:pPr>
+      <w:r>
+        <w:t xml:space="preserve">Linux çekirdeğinin</w:t>
+      </w:r>
+      <w:r>
+        <w:t xml:space="preserve"> </w:t>
+      </w:r>
+      <w:r>
+        <w:rPr>
+          <w:rStyle w:val="VerbatimChar"/>
+        </w:rPr>
+        <w:t xml:space="preserve">prctl(PR_SET_DUMPABLE, ...)</w:t>
+      </w:r>
+      <w:r>
+        <w:t xml:space="preserve"> </w:t>
+      </w:r>
+      <w:r>
+        <w:t xml:space="preserve">ve</w:t>
+      </w:r>
+      <w:r>
+        <w:t xml:space="preserve"> </w:t>
+      </w:r>
+      <w:r>
+        <w:rPr>
+          <w:rStyle w:val="VerbatimChar"/>
+        </w:rPr>
+        <w:t xml:space="preserve">mlock</w:t>
+      </w:r>
+      <w:r>
+        <w:t xml:space="preserve">/</w:t>
+      </w:r>
+      <w:r>
+        <w:rPr>
+          <w:rStyle w:val="VerbatimChar"/>
+        </w:rPr>
+        <w:t xml:space="preserve">MADV_DONTDUMP</w:t>
+      </w:r>
+      <w:r>
+        <w:t xml:space="preserve"> </w:t>
+      </w:r>
+      <w:r>
+        <w:t xml:space="preserve">gibi bellek korumaları, aynı</w:t>
+      </w:r>
+      <w:r>
+        <w:t xml:space="preserve"> </w:t>
+      </w:r>
+      <w:r>
+        <w:t xml:space="preserve">genel derste (RASP’ten önce de var olan) işletim sistemi düzeyinde savunma ailesine girer: sürecin kendi</w:t>
+      </w:r>
+      <w:r>
+        <w:t xml:space="preserve"> </w:t>
+      </w:r>
+      <w:r>
+        <w:t xml:space="preserve">belleğini başka bir sürece veya diske karşı korumak.</w:t>
+      </w:r>
+    </w:p>
+    <w:p>
+      <w:pPr>
+        <w:pStyle w:val="FirstParagraph"/>
       </w:pPr>
       <w:r>
         <w:drawing>
           <wp:inline>
             <wp:extent cx="5759999" cy="4258271"/>
             <wp:effectExtent b="0" l="0" r="0" t="0"/>
-            <wp:docPr descr="Dinamik bellek korumasının katmanları" title="" id="89" name="Picture"/>
+            <wp:docPr descr="Dinamik bellek korumasının katmanları" title="" id="104" name="Picture"/>
             <a:graphic>
               <a:graphicData uri="http://schemas.openxmlformats.org/drawingml/2006/picture">
                 <pic:pic>
                   <pic:nvPicPr>
-                    <pic:cNvPr descr="h06-13-bellek-koruma-katmanlari.png" id="90" name="Picture"/>
+                    <pic:cNvPr descr="h06-13-bellek-koruma-katmanlari.png" id="105" name="Picture"/>
                     <pic:cNvPicPr>
                       <a:picLocks noChangeArrowheads="1" noChangeAspect="1"/>
                     </pic:cNvPicPr>
                   </pic:nvPicPr>
                   <pic:blipFill>
-                    <a:blip r:embed="rId88"/>
+                    <a:blip r:embed="rId103"/>
                     <a:stretch>
                       <a:fillRect/>
                     </a:stretch>
@@ -17315,7 +18248,7 @@
         </w:drawing>
       </w:r>
     </w:p>
-    <w:bookmarkStart w:id="91" w:name="saldırgan-bellekle-ne-yapar"/>
+    <w:bookmarkStart w:id="106" w:name="saldırgan-bellekle-ne-yapar"/>
     <w:p>
       <w:pPr>
         <w:pStyle w:val="Heading3"/>
@@ -17540,8 +18473,8 @@
         <w:t xml:space="preserve">bölümlerdeki hata ayıklayıcı ve kanca algılamayla birlikte düşünülür.</w:t>
       </w:r>
     </w:p>
-    <w:bookmarkEnd w:id="91"/>
-    <w:bookmarkStart w:id="92" w:name="önlem-1-bellekte-az-kısa-ve-dağınık-tut"/>
+    <w:bookmarkEnd w:id="106"/>
+    <w:bookmarkStart w:id="107" w:name="önlem-1-bellekte-az-kısa-ve-dağınık-tut"/>
     <w:p>
       <w:pPr>
         <w:pStyle w:val="Heading3"/>
@@ -17576,7 +18509,7 @@
         <w:pStyle w:val="Compact"/>
         <w:numPr>
           <w:ilvl w:val="0"/>
-          <w:numId w:val="1021"/>
+          <w:numId w:val="1022"/>
         </w:numPr>
       </w:pPr>
       <w:r>
@@ -17604,7 +18537,7 @@
         <w:pStyle w:val="Compact"/>
         <w:numPr>
           <w:ilvl w:val="0"/>
-          <w:numId w:val="1021"/>
+          <w:numId w:val="1022"/>
         </w:numPr>
       </w:pPr>
       <w:r>
@@ -17632,7 +18565,7 @@
         <w:pStyle w:val="Compact"/>
         <w:numPr>
           <w:ilvl w:val="0"/>
-          <w:numId w:val="1021"/>
+          <w:numId w:val="1022"/>
         </w:numPr>
       </w:pPr>
       <w:r>
@@ -17672,7 +18605,7 @@
         <w:pStyle w:val="Compact"/>
         <w:numPr>
           <w:ilvl w:val="0"/>
-          <w:numId w:val="1021"/>
+          <w:numId w:val="1022"/>
         </w:numPr>
       </w:pPr>
       <w:r>
@@ -17688,7 +18621,7 @@
       <w:r>
         <w:t xml:space="preserve">Whitebox kriptografide anahtar hiçbir anda açık halde bellekte bulunmaz (</w:t>
       </w:r>
-      <w:hyperlink r:id="rId41">
+      <w:hyperlink r:id="rId44">
         <w:r>
           <w:rPr>
             <w:rStyle w:val="Hyperlink"/>
@@ -17706,8 +18639,8 @@
         <w:t xml:space="preserve">kabuk matrisinde ödeme sırasında native tarafta kalan tek kabuk budur (3. hafta).</w:t>
       </w:r>
     </w:p>
-    <w:bookmarkEnd w:id="92"/>
-    <w:bookmarkStart w:id="93" w:name="Xd0b03073afd5f3671ddb7d0872c482aa2746d68"/>
+    <w:bookmarkEnd w:id="107"/>
+    <w:bookmarkStart w:id="108" w:name="Xd0b03073afd5f3671ddb7d0872c482aa2746d68"/>
     <w:p>
       <w:pPr>
         <w:pStyle w:val="Heading3"/>
@@ -18493,8 +19426,8 @@
         <w:t xml:space="preserve">Bölüm 8’deki kök göstergesiyle birlikte değerlendirilmelidir.</w:t>
       </w:r>
     </w:p>
-    <w:bookmarkEnd w:id="93"/>
-    <w:bookmarkStart w:id="95" w:name="önlem-3-değiştirilen-veriyi-fark-et"/>
+    <w:bookmarkEnd w:id="108"/>
+    <w:bookmarkStart w:id="110" w:name="önlem-3-değiştirilen-veriyi-fark-et"/>
     <w:p>
       <w:pPr>
         <w:pStyle w:val="Heading3"/>
@@ -18598,7 +19531,7 @@
         <w:rPr>
           <w:rStyle w:val="NormalTok"/>
         </w:rPr>
-        <w:t xml:space="preserve"> deger</w:t>
+        <w:t xml:space="preserve"> value</w:t>
       </w:r>
       <w:r>
         <w:rPr>
@@ -18610,13 +19543,52 @@
         <w:rPr>
           <w:rStyle w:val="NormalTok"/>
         </w:rPr>
+        <w:t xml:space="preserve">         </w:t>
+      </w:r>
+      <w:r>
+        <w:rPr>
+          <w:rStyle w:val="CommentTok"/>
+        </w:rPr>
+        <w:t xml:space="preserve">/* asıl değer                           */</w:t>
+      </w:r>
+      <w:r>
+        <w:br/>
+      </w:r>
+      <w:r>
+        <w:rPr>
+          <w:rStyle w:val="NormalTok"/>
+        </w:rPr>
+        <w:t xml:space="preserve">    </w:t>
+      </w:r>
+      <w:r>
+        <w:rPr>
+          <w:rStyle w:val="DataTypeTok"/>
+        </w:rPr>
+        <w:t xml:space="preserve">uint32_t</w:t>
+      </w:r>
+      <w:r>
+        <w:rPr>
+          <w:rStyle w:val="NormalTok"/>
+        </w:rPr>
+        <w:t xml:space="preserve"> shadow</w:t>
+      </w:r>
+      <w:r>
+        <w:rPr>
+          <w:rStyle w:val="OperatorTok"/>
+        </w:rPr>
+        <w:t xml:space="preserve">;</w:t>
+      </w:r>
+      <w:r>
+        <w:rPr>
+          <w:rStyle w:val="NormalTok"/>
+        </w:rPr>
         <w:t xml:space="preserve">        </w:t>
       </w:r>
       <w:r>
         <w:rPr>
           <w:rStyle w:val="CommentTok"/>
         </w:rPr>
-        <w:t xml:space="preserve">/* asıl değer                          */</w:t>
+        <w:t xml:space="preserve">/* value XOR çalışma anı maskesi        */</w:t>
       </w:r>
       <w:r>
         <w:br/>
@@ -18637,7 +19609,7 @@
         <w:rPr>
           <w:rStyle w:val="NormalTok"/>
         </w:rPr>
-        <w:t xml:space="preserve"> golge</w:t>
+        <w:t xml:space="preserve"> mac</w:t>
       </w:r>
       <w:r>
         <w:rPr>
@@ -18649,569 +19621,530 @@
         <w:rPr>
           <w:rStyle w:val="NormalTok"/>
         </w:rPr>
-        <w:t xml:space="preserve">        </w:t>
+        <w:t xml:space="preserve">           </w:t>
       </w:r>
       <w:r>
         <w:rPr>
           <w:rStyle w:val="CommentTok"/>
         </w:rPr>
-        <w:t xml:space="preserve">/* deger XOR çalışma anı maskesi        */</w:t>
+        <w:t xml:space="preserve">/* value ve shadow üzerinden kısa bir MAC */</w:t>
       </w:r>
       <w:r>
         <w:br/>
       </w:r>
       <w:r>
         <w:rPr>
+          <w:rStyle w:val="OperatorTok"/>
+        </w:rPr>
+        <w:t xml:space="preserve">}</w:t>
+      </w:r>
+      <w:r>
+        <w:rPr>
           <w:rStyle w:val="NormalTok"/>
         </w:rPr>
+        <w:t xml:space="preserve"> ProtectedCounter</w:t>
+      </w:r>
+      <w:r>
+        <w:rPr>
+          <w:rStyle w:val="OperatorTok"/>
+        </w:rPr>
+        <w:t xml:space="preserve">;</w:t>
+      </w:r>
+      <w:r>
+        <w:br/>
+      </w:r>
+      <w:r>
+        <w:br/>
+      </w:r>
+      <w:r>
+        <w:rPr>
+          <w:rStyle w:val="CommentTok"/>
+        </w:rPr>
+        <w:t xml:space="preserve">/* Okurken üçünün tutarlılığı denetlenir; tutmuyorsa değer bellekte değiştirilmiştir. */</w:t>
+      </w:r>
+      <w:r>
+        <w:br/>
+      </w:r>
+      <w:r>
+        <w:rPr>
+          <w:rStyle w:val="DataTypeTok"/>
+        </w:rPr>
+        <w:t xml:space="preserve">int</w:t>
+      </w:r>
+      <w:r>
+        <w:rPr>
+          <w:rStyle w:val="NormalTok"/>
+        </w:rPr>
+        <w:t xml:space="preserve"> counter_read</w:t>
+      </w:r>
+      <w:r>
+        <w:rPr>
+          <w:rStyle w:val="OperatorTok"/>
+        </w:rPr>
+        <w:t xml:space="preserve">(</w:t>
+      </w:r>
+      <w:r>
+        <w:rPr>
+          <w:rStyle w:val="DataTypeTok"/>
+        </w:rPr>
+        <w:t xml:space="preserve">const</w:t>
+      </w:r>
+      <w:r>
+        <w:rPr>
+          <w:rStyle w:val="NormalTok"/>
+        </w:rPr>
+        <w:t xml:space="preserve"> ProtectedCounter </w:t>
+      </w:r>
+      <w:r>
+        <w:rPr>
+          <w:rStyle w:val="OperatorTok"/>
+        </w:rPr>
+        <w:t xml:space="preserve">*</w:t>
+      </w:r>
+      <w:r>
+        <w:rPr>
+          <w:rStyle w:val="NormalTok"/>
+        </w:rPr>
+        <w:t xml:space="preserve">s</w:t>
+      </w:r>
+      <w:r>
+        <w:rPr>
+          <w:rStyle w:val="OperatorTok"/>
+        </w:rPr>
+        <w:t xml:space="preserve">,</w:t>
+      </w:r>
+      <w:r>
+        <w:rPr>
+          <w:rStyle w:val="NormalTok"/>
+        </w:rPr>
+        <w:t xml:space="preserve"> </w:t>
+      </w:r>
+      <w:r>
+        <w:rPr>
+          <w:rStyle w:val="DataTypeTok"/>
+        </w:rPr>
+        <w:t xml:space="preserve">uint32_t</w:t>
+      </w:r>
+      <w:r>
+        <w:rPr>
+          <w:rStyle w:val="NormalTok"/>
+        </w:rPr>
+        <w:t xml:space="preserve"> </w:t>
+      </w:r>
+      <w:r>
+        <w:rPr>
+          <w:rStyle w:val="OperatorTok"/>
+        </w:rPr>
+        <w:t xml:space="preserve">*</w:t>
+      </w:r>
+      <w:r>
+        <w:rPr>
+          <w:rStyle w:val="NormalTok"/>
+        </w:rPr>
+        <w:t xml:space="preserve">out</w:t>
+      </w:r>
+      <w:r>
+        <w:rPr>
+          <w:rStyle w:val="OperatorTok"/>
+        </w:rPr>
+        <w:t xml:space="preserve">)</w:t>
+      </w:r>
+      <w:r>
+        <w:br/>
+      </w:r>
+      <w:r>
+        <w:rPr>
+          <w:rStyle w:val="OperatorTok"/>
+        </w:rPr>
+        <w:t xml:space="preserve">{</w:t>
+      </w:r>
+      <w:r>
+        <w:br/>
+      </w:r>
+      <w:r>
+        <w:rPr>
+          <w:rStyle w:val="NormalTok"/>
+        </w:rPr>
         <w:t xml:space="preserve">    </w:t>
       </w:r>
       <w:r>
         <w:rPr>
-          <w:rStyle w:val="DataTypeTok"/>
-        </w:rPr>
-        <w:t xml:space="preserve">uint32_t</w:t>
+          <w:rStyle w:val="ControlFlowTok"/>
+        </w:rPr>
+        <w:t xml:space="preserve">if</w:t>
       </w:r>
       <w:r>
         <w:rPr>
           <w:rStyle w:val="NormalTok"/>
         </w:rPr>
-        <w:t xml:space="preserve"> ozet</w:t>
+        <w:t xml:space="preserve"> </w:t>
       </w:r>
       <w:r>
         <w:rPr>
           <w:rStyle w:val="OperatorTok"/>
         </w:rPr>
+        <w:t xml:space="preserve">((</w:t>
+      </w:r>
+      <w:r>
+        <w:rPr>
+          <w:rStyle w:val="NormalTok"/>
+        </w:rPr>
+        <w:t xml:space="preserve">s</w:t>
+      </w:r>
+      <w:r>
+        <w:rPr>
+          <w:rStyle w:val="OperatorTok"/>
+        </w:rPr>
+        <w:t xml:space="preserve">-&gt;</w:t>
+      </w:r>
+      <w:r>
+        <w:rPr>
+          <w:rStyle w:val="NormalTok"/>
+        </w:rPr>
+        <w:t xml:space="preserve">shadow </w:t>
+      </w:r>
+      <w:r>
+        <w:rPr>
+          <w:rStyle w:val="OperatorTok"/>
+        </w:rPr>
+        <w:t xml:space="preserve">^</w:t>
+      </w:r>
+      <w:r>
+        <w:rPr>
+          <w:rStyle w:val="NormalTok"/>
+        </w:rPr>
+        <w:t xml:space="preserve"> runtime_mask</w:t>
+      </w:r>
+      <w:r>
+        <w:rPr>
+          <w:rStyle w:val="OperatorTok"/>
+        </w:rPr>
+        <w:t xml:space="preserve">)</w:t>
+      </w:r>
+      <w:r>
+        <w:rPr>
+          <w:rStyle w:val="NormalTok"/>
+        </w:rPr>
+        <w:t xml:space="preserve"> </w:t>
+      </w:r>
+      <w:r>
+        <w:rPr>
+          <w:rStyle w:val="OperatorTok"/>
+        </w:rPr>
+        <w:t xml:space="preserve">!=</w:t>
+      </w:r>
+      <w:r>
+        <w:rPr>
+          <w:rStyle w:val="NormalTok"/>
+        </w:rPr>
+        <w:t xml:space="preserve"> s</w:t>
+      </w:r>
+      <w:r>
+        <w:rPr>
+          <w:rStyle w:val="OperatorTok"/>
+        </w:rPr>
+        <w:t xml:space="preserve">-&gt;</w:t>
+      </w:r>
+      <w:r>
+        <w:rPr>
+          <w:rStyle w:val="NormalTok"/>
+        </w:rPr>
+        <w:t xml:space="preserve">value</w:t>
+      </w:r>
+      <w:r>
+        <w:rPr>
+          <w:rStyle w:val="OperatorTok"/>
+        </w:rPr>
+        <w:t xml:space="preserve">)</w:t>
+      </w:r>
+      <w:r>
+        <w:rPr>
+          <w:rStyle w:val="NormalTok"/>
+        </w:rPr>
+        <w:t xml:space="preserve"> </w:t>
+      </w:r>
+      <w:r>
+        <w:rPr>
+          <w:rStyle w:val="ControlFlowTok"/>
+        </w:rPr>
+        <w:t xml:space="preserve">return</w:t>
+      </w:r>
+      <w:r>
+        <w:rPr>
+          <w:rStyle w:val="NormalTok"/>
+        </w:rPr>
+        <w:t xml:space="preserve"> </w:t>
+      </w:r>
+      <w:r>
+        <w:rPr>
+          <w:rStyle w:val="OperatorTok"/>
+        </w:rPr>
+        <w:t xml:space="preserve">-</w:t>
+      </w:r>
+      <w:r>
+        <w:rPr>
+          <w:rStyle w:val="DecValTok"/>
+        </w:rPr>
+        <w:t xml:space="preserve">1</w:t>
+      </w:r>
+      <w:r>
+        <w:rPr>
+          <w:rStyle w:val="OperatorTok"/>
+        </w:rPr>
         <w:t xml:space="preserve">;</w:t>
       </w:r>
       <w:r>
+        <w:br/>
+      </w:r>
+      <w:r>
         <w:rPr>
           <w:rStyle w:val="NormalTok"/>
         </w:rPr>
-        <w:t xml:space="preserve">         </w:t>
-      </w:r>
-      <w:r>
-        <w:rPr>
-          <w:rStyle w:val="CommentTok"/>
-        </w:rPr>
-        <w:t xml:space="preserve">/* deger ve golge üzerinden kısa bir MAC */</w:t>
+        <w:t xml:space="preserve">    </w:t>
+      </w:r>
+      <w:r>
+        <w:rPr>
+          <w:rStyle w:val="ControlFlowTok"/>
+        </w:rPr>
+        <w:t xml:space="preserve">if</w:t>
+      </w:r>
+      <w:r>
+        <w:rPr>
+          <w:rStyle w:val="NormalTok"/>
+        </w:rPr>
+        <w:t xml:space="preserve"> </w:t>
+      </w:r>
+      <w:r>
+        <w:rPr>
+          <w:rStyle w:val="OperatorTok"/>
+        </w:rPr>
+        <w:t xml:space="preserve">(</w:t>
+      </w:r>
+      <w:r>
+        <w:rPr>
+          <w:rStyle w:val="NormalTok"/>
+        </w:rPr>
+        <w:t xml:space="preserve">short_mac</w:t>
+      </w:r>
+      <w:r>
+        <w:rPr>
+          <w:rStyle w:val="OperatorTok"/>
+        </w:rPr>
+        <w:t xml:space="preserve">(</w:t>
+      </w:r>
+      <w:r>
+        <w:rPr>
+          <w:rStyle w:val="NormalTok"/>
+        </w:rPr>
+        <w:t xml:space="preserve">s</w:t>
+      </w:r>
+      <w:r>
+        <w:rPr>
+          <w:rStyle w:val="OperatorTok"/>
+        </w:rPr>
+        <w:t xml:space="preserve">-&gt;</w:t>
+      </w:r>
+      <w:r>
+        <w:rPr>
+          <w:rStyle w:val="NormalTok"/>
+        </w:rPr>
+        <w:t xml:space="preserve">value</w:t>
+      </w:r>
+      <w:r>
+        <w:rPr>
+          <w:rStyle w:val="OperatorTok"/>
+        </w:rPr>
+        <w:t xml:space="preserve">,</w:t>
+      </w:r>
+      <w:r>
+        <w:rPr>
+          <w:rStyle w:val="NormalTok"/>
+        </w:rPr>
+        <w:t xml:space="preserve"> s</w:t>
+      </w:r>
+      <w:r>
+        <w:rPr>
+          <w:rStyle w:val="OperatorTok"/>
+        </w:rPr>
+        <w:t xml:space="preserve">-&gt;</w:t>
+      </w:r>
+      <w:r>
+        <w:rPr>
+          <w:rStyle w:val="NormalTok"/>
+        </w:rPr>
+        <w:t xml:space="preserve">shadow</w:t>
+      </w:r>
+      <w:r>
+        <w:rPr>
+          <w:rStyle w:val="OperatorTok"/>
+        </w:rPr>
+        <w:t xml:space="preserve">)</w:t>
+      </w:r>
+      <w:r>
+        <w:rPr>
+          <w:rStyle w:val="NormalTok"/>
+        </w:rPr>
+        <w:t xml:space="preserve"> </w:t>
+      </w:r>
+      <w:r>
+        <w:rPr>
+          <w:rStyle w:val="OperatorTok"/>
+        </w:rPr>
+        <w:t xml:space="preserve">!=</w:t>
+      </w:r>
+      <w:r>
+        <w:rPr>
+          <w:rStyle w:val="NormalTok"/>
+        </w:rPr>
+        <w:t xml:space="preserve"> s</w:t>
+      </w:r>
+      <w:r>
+        <w:rPr>
+          <w:rStyle w:val="OperatorTok"/>
+        </w:rPr>
+        <w:t xml:space="preserve">-&gt;</w:t>
+      </w:r>
+      <w:r>
+        <w:rPr>
+          <w:rStyle w:val="NormalTok"/>
+        </w:rPr>
+        <w:t xml:space="preserve">mac</w:t>
+      </w:r>
+      <w:r>
+        <w:rPr>
+          <w:rStyle w:val="OperatorTok"/>
+        </w:rPr>
+        <w:t xml:space="preserve">)</w:t>
+      </w:r>
+      <w:r>
+        <w:rPr>
+          <w:rStyle w:val="NormalTok"/>
+        </w:rPr>
+        <w:t xml:space="preserve"> </w:t>
+      </w:r>
+      <w:r>
+        <w:rPr>
+          <w:rStyle w:val="ControlFlowTok"/>
+        </w:rPr>
+        <w:t xml:space="preserve">return</w:t>
+      </w:r>
+      <w:r>
+        <w:rPr>
+          <w:rStyle w:val="NormalTok"/>
+        </w:rPr>
+        <w:t xml:space="preserve"> </w:t>
+      </w:r>
+      <w:r>
+        <w:rPr>
+          <w:rStyle w:val="OperatorTok"/>
+        </w:rPr>
+        <w:t xml:space="preserve">-</w:t>
+      </w:r>
+      <w:r>
+        <w:rPr>
+          <w:rStyle w:val="DecValTok"/>
+        </w:rPr>
+        <w:t xml:space="preserve">1</w:t>
+      </w:r>
+      <w:r>
+        <w:rPr>
+          <w:rStyle w:val="OperatorTok"/>
+        </w:rPr>
+        <w:t xml:space="preserve">;</w:t>
       </w:r>
       <w:r>
         <w:br/>
       </w:r>
       <w:r>
         <w:rPr>
+          <w:rStyle w:val="NormalTok"/>
+        </w:rPr>
+        <w:t xml:space="preserve">    </w:t>
+      </w:r>
+      <w:r>
+        <w:rPr>
           <w:rStyle w:val="OperatorTok"/>
         </w:rPr>
+        <w:t xml:space="preserve">*</w:t>
+      </w:r>
+      <w:r>
+        <w:rPr>
+          <w:rStyle w:val="NormalTok"/>
+        </w:rPr>
+        <w:t xml:space="preserve">out </w:t>
+      </w:r>
+      <w:r>
+        <w:rPr>
+          <w:rStyle w:val="OperatorTok"/>
+        </w:rPr>
+        <w:t xml:space="preserve">=</w:t>
+      </w:r>
+      <w:r>
+        <w:rPr>
+          <w:rStyle w:val="NormalTok"/>
+        </w:rPr>
+        <w:t xml:space="preserve"> s</w:t>
+      </w:r>
+      <w:r>
+        <w:rPr>
+          <w:rStyle w:val="OperatorTok"/>
+        </w:rPr>
+        <w:t xml:space="preserve">-&gt;</w:t>
+      </w:r>
+      <w:r>
+        <w:rPr>
+          <w:rStyle w:val="NormalTok"/>
+        </w:rPr>
+        <w:t xml:space="preserve">value</w:t>
+      </w:r>
+      <w:r>
+        <w:rPr>
+          <w:rStyle w:val="OperatorTok"/>
+        </w:rPr>
+        <w:t xml:space="preserve">;</w:t>
+      </w:r>
+      <w:r>
+        <w:br/>
+      </w:r>
+      <w:r>
+        <w:rPr>
+          <w:rStyle w:val="NormalTok"/>
+        </w:rPr>
+        <w:t xml:space="preserve">    </w:t>
+      </w:r>
+      <w:r>
+        <w:rPr>
+          <w:rStyle w:val="ControlFlowTok"/>
+        </w:rPr>
+        <w:t xml:space="preserve">return</w:t>
+      </w:r>
+      <w:r>
+        <w:rPr>
+          <w:rStyle w:val="NormalTok"/>
+        </w:rPr>
+        <w:t xml:space="preserve"> </w:t>
+      </w:r>
+      <w:r>
+        <w:rPr>
+          <w:rStyle w:val="DecValTok"/>
+        </w:rPr>
+        <w:t xml:space="preserve">0</w:t>
+      </w:r>
+      <w:r>
+        <w:rPr>
+          <w:rStyle w:val="OperatorTok"/>
+        </w:rPr>
+        <w:t xml:space="preserve">;</w:t>
+      </w:r>
+      <w:r>
+        <w:br/>
+      </w:r>
+      <w:r>
+        <w:rPr>
+          <w:rStyle w:val="OperatorTok"/>
+        </w:rPr>
         <w:t xml:space="preserve">}</w:t>
       </w:r>
-      <w:r>
-        <w:rPr>
-          <w:rStyle w:val="NormalTok"/>
-        </w:rPr>
-        <w:t xml:space="preserve"> KorunanSayac</w:t>
-      </w:r>
-      <w:r>
-        <w:rPr>
-          <w:rStyle w:val="OperatorTok"/>
-        </w:rPr>
-        <w:t xml:space="preserve">;</w:t>
-      </w:r>
-      <w:r>
-        <w:br/>
-      </w:r>
-      <w:r>
-        <w:br/>
-      </w:r>
-      <w:r>
-        <w:rPr>
-          <w:rStyle w:val="CommentTok"/>
-        </w:rPr>
-        <w:t xml:space="preserve">/* Okurken üçünün tutarlılığı denetlenir; tutmuyorsa değer bellekte değiştirilmiştir. */</w:t>
-      </w:r>
-      <w:r>
-        <w:br/>
-      </w:r>
-      <w:r>
-        <w:rPr>
-          <w:rStyle w:val="DataTypeTok"/>
-        </w:rPr>
-        <w:t xml:space="preserve">int</w:t>
-      </w:r>
-      <w:r>
-        <w:rPr>
-          <w:rStyle w:val="NormalTok"/>
-        </w:rPr>
-        <w:t xml:space="preserve"> sayac_oku</w:t>
-      </w:r>
-      <w:r>
-        <w:rPr>
-          <w:rStyle w:val="OperatorTok"/>
-        </w:rPr>
-        <w:t xml:space="preserve">(</w:t>
-      </w:r>
-      <w:r>
-        <w:rPr>
-          <w:rStyle w:val="DataTypeTok"/>
-        </w:rPr>
-        <w:t xml:space="preserve">const</w:t>
-      </w:r>
-      <w:r>
-        <w:rPr>
-          <w:rStyle w:val="NormalTok"/>
-        </w:rPr>
-        <w:t xml:space="preserve"> KorunanSayac </w:t>
-      </w:r>
-      <w:r>
-        <w:rPr>
-          <w:rStyle w:val="OperatorTok"/>
-        </w:rPr>
-        <w:t xml:space="preserve">*</w:t>
-      </w:r>
-      <w:r>
-        <w:rPr>
-          <w:rStyle w:val="NormalTok"/>
-        </w:rPr>
-        <w:t xml:space="preserve">s</w:t>
-      </w:r>
-      <w:r>
-        <w:rPr>
-          <w:rStyle w:val="OperatorTok"/>
-        </w:rPr>
-        <w:t xml:space="preserve">,</w:t>
-      </w:r>
-      <w:r>
-        <w:rPr>
-          <w:rStyle w:val="NormalTok"/>
-        </w:rPr>
-        <w:t xml:space="preserve"> </w:t>
-      </w:r>
-      <w:r>
-        <w:rPr>
-          <w:rStyle w:val="DataTypeTok"/>
-        </w:rPr>
-        <w:t xml:space="preserve">uint32_t</w:t>
-      </w:r>
-      <w:r>
-        <w:rPr>
-          <w:rStyle w:val="NormalTok"/>
-        </w:rPr>
-        <w:t xml:space="preserve"> </w:t>
-      </w:r>
-      <w:r>
-        <w:rPr>
-          <w:rStyle w:val="OperatorTok"/>
-        </w:rPr>
-        <w:t xml:space="preserve">*</w:t>
-      </w:r>
-      <w:r>
-        <w:rPr>
-          <w:rStyle w:val="NormalTok"/>
-        </w:rPr>
-        <w:t xml:space="preserve">cikti</w:t>
-      </w:r>
-      <w:r>
-        <w:rPr>
-          <w:rStyle w:val="OperatorTok"/>
-        </w:rPr>
-        <w:t xml:space="preserve">)</w:t>
-      </w:r>
-      <w:r>
-        <w:br/>
-      </w:r>
-      <w:r>
-        <w:rPr>
-          <w:rStyle w:val="OperatorTok"/>
-        </w:rPr>
-        <w:t xml:space="preserve">{</w:t>
-      </w:r>
-      <w:r>
-        <w:br/>
-      </w:r>
-      <w:r>
-        <w:rPr>
-          <w:rStyle w:val="NormalTok"/>
-        </w:rPr>
-        <w:t xml:space="preserve">    </w:t>
-      </w:r>
-      <w:r>
-        <w:rPr>
-          <w:rStyle w:val="ControlFlowTok"/>
-        </w:rPr>
-        <w:t xml:space="preserve">if</w:t>
-      </w:r>
-      <w:r>
-        <w:rPr>
-          <w:rStyle w:val="NormalTok"/>
-        </w:rPr>
-        <w:t xml:space="preserve"> </w:t>
-      </w:r>
-      <w:r>
-        <w:rPr>
-          <w:rStyle w:val="OperatorTok"/>
-        </w:rPr>
-        <w:t xml:space="preserve">((</w:t>
-      </w:r>
-      <w:r>
-        <w:rPr>
-          <w:rStyle w:val="NormalTok"/>
-        </w:rPr>
-        <w:t xml:space="preserve">s</w:t>
-      </w:r>
-      <w:r>
-        <w:rPr>
-          <w:rStyle w:val="OperatorTok"/>
-        </w:rPr>
-        <w:t xml:space="preserve">-&gt;</w:t>
-      </w:r>
-      <w:r>
-        <w:rPr>
-          <w:rStyle w:val="NormalTok"/>
-        </w:rPr>
-        <w:t xml:space="preserve">golge </w:t>
-      </w:r>
-      <w:r>
-        <w:rPr>
-          <w:rStyle w:val="OperatorTok"/>
-        </w:rPr>
-        <w:t xml:space="preserve">^</w:t>
-      </w:r>
-      <w:r>
-        <w:rPr>
-          <w:rStyle w:val="NormalTok"/>
-        </w:rPr>
-        <w:t xml:space="preserve"> calisma_maskesi</w:t>
-      </w:r>
-      <w:r>
-        <w:rPr>
-          <w:rStyle w:val="OperatorTok"/>
-        </w:rPr>
-        <w:t xml:space="preserve">)</w:t>
-      </w:r>
-      <w:r>
-        <w:rPr>
-          <w:rStyle w:val="NormalTok"/>
-        </w:rPr>
-        <w:t xml:space="preserve"> </w:t>
-      </w:r>
-      <w:r>
-        <w:rPr>
-          <w:rStyle w:val="OperatorTok"/>
-        </w:rPr>
-        <w:t xml:space="preserve">!=</w:t>
-      </w:r>
-      <w:r>
-        <w:rPr>
-          <w:rStyle w:val="NormalTok"/>
-        </w:rPr>
-        <w:t xml:space="preserve"> s</w:t>
-      </w:r>
-      <w:r>
-        <w:rPr>
-          <w:rStyle w:val="OperatorTok"/>
-        </w:rPr>
-        <w:t xml:space="preserve">-&gt;</w:t>
-      </w:r>
-      <w:r>
-        <w:rPr>
-          <w:rStyle w:val="NormalTok"/>
-        </w:rPr>
-        <w:t xml:space="preserve">deger</w:t>
-      </w:r>
-      <w:r>
-        <w:rPr>
-          <w:rStyle w:val="OperatorTok"/>
-        </w:rPr>
-        <w:t xml:space="preserve">)</w:t>
-      </w:r>
-      <w:r>
-        <w:rPr>
-          <w:rStyle w:val="NormalTok"/>
-        </w:rPr>
-        <w:t xml:space="preserve"> </w:t>
-      </w:r>
-      <w:r>
-        <w:rPr>
-          <w:rStyle w:val="ControlFlowTok"/>
-        </w:rPr>
-        <w:t xml:space="preserve">return</w:t>
-      </w:r>
-      <w:r>
-        <w:rPr>
-          <w:rStyle w:val="NormalTok"/>
-        </w:rPr>
-        <w:t xml:space="preserve"> </w:t>
-      </w:r>
-      <w:r>
-        <w:rPr>
-          <w:rStyle w:val="OperatorTok"/>
-        </w:rPr>
-        <w:t xml:space="preserve">-</w:t>
-      </w:r>
-      <w:r>
-        <w:rPr>
-          <w:rStyle w:val="DecValTok"/>
-        </w:rPr>
-        <w:t xml:space="preserve">1</w:t>
-      </w:r>
-      <w:r>
-        <w:rPr>
-          <w:rStyle w:val="OperatorTok"/>
-        </w:rPr>
-        <w:t xml:space="preserve">;</w:t>
-      </w:r>
-      <w:r>
-        <w:br/>
-      </w:r>
-      <w:r>
-        <w:rPr>
-          <w:rStyle w:val="NormalTok"/>
-        </w:rPr>
-        <w:t xml:space="preserve">    </w:t>
-      </w:r>
-      <w:r>
-        <w:rPr>
-          <w:rStyle w:val="ControlFlowTok"/>
-        </w:rPr>
-        <w:t xml:space="preserve">if</w:t>
-      </w:r>
-      <w:r>
-        <w:rPr>
-          <w:rStyle w:val="NormalTok"/>
-        </w:rPr>
-        <w:t xml:space="preserve"> </w:t>
-      </w:r>
-      <w:r>
-        <w:rPr>
-          <w:rStyle w:val="OperatorTok"/>
-        </w:rPr>
-        <w:t xml:space="preserve">(</w:t>
-      </w:r>
-      <w:r>
-        <w:rPr>
-          <w:rStyle w:val="NormalTok"/>
-        </w:rPr>
-        <w:t xml:space="preserve">kisa_mac</w:t>
-      </w:r>
-      <w:r>
-        <w:rPr>
-          <w:rStyle w:val="OperatorTok"/>
-        </w:rPr>
-        <w:t xml:space="preserve">(</w:t>
-      </w:r>
-      <w:r>
-        <w:rPr>
-          <w:rStyle w:val="NormalTok"/>
-        </w:rPr>
-        <w:t xml:space="preserve">s</w:t>
-      </w:r>
-      <w:r>
-        <w:rPr>
-          <w:rStyle w:val="OperatorTok"/>
-        </w:rPr>
-        <w:t xml:space="preserve">-&gt;</w:t>
-      </w:r>
-      <w:r>
-        <w:rPr>
-          <w:rStyle w:val="NormalTok"/>
-        </w:rPr>
-        <w:t xml:space="preserve">deger</w:t>
-      </w:r>
-      <w:r>
-        <w:rPr>
-          <w:rStyle w:val="OperatorTok"/>
-        </w:rPr>
-        <w:t xml:space="preserve">,</w:t>
-      </w:r>
-      <w:r>
-        <w:rPr>
-          <w:rStyle w:val="NormalTok"/>
-        </w:rPr>
-        <w:t xml:space="preserve"> s</w:t>
-      </w:r>
-      <w:r>
-        <w:rPr>
-          <w:rStyle w:val="OperatorTok"/>
-        </w:rPr>
-        <w:t xml:space="preserve">-&gt;</w:t>
-      </w:r>
-      <w:r>
-        <w:rPr>
-          <w:rStyle w:val="NormalTok"/>
-        </w:rPr>
-        <w:t xml:space="preserve">golge</w:t>
-      </w:r>
-      <w:r>
-        <w:rPr>
-          <w:rStyle w:val="OperatorTok"/>
-        </w:rPr>
-        <w:t xml:space="preserve">)</w:t>
-      </w:r>
-      <w:r>
-        <w:rPr>
-          <w:rStyle w:val="NormalTok"/>
-        </w:rPr>
-        <w:t xml:space="preserve"> </w:t>
-      </w:r>
-      <w:r>
-        <w:rPr>
-          <w:rStyle w:val="OperatorTok"/>
-        </w:rPr>
-        <w:t xml:space="preserve">!=</w:t>
-      </w:r>
-      <w:r>
-        <w:rPr>
-          <w:rStyle w:val="NormalTok"/>
-        </w:rPr>
-        <w:t xml:space="preserve"> s</w:t>
-      </w:r>
-      <w:r>
-        <w:rPr>
-          <w:rStyle w:val="OperatorTok"/>
-        </w:rPr>
-        <w:t xml:space="preserve">-&gt;</w:t>
-      </w:r>
-      <w:r>
-        <w:rPr>
-          <w:rStyle w:val="NormalTok"/>
-        </w:rPr>
-        <w:t xml:space="preserve">ozet</w:t>
-      </w:r>
-      <w:r>
-        <w:rPr>
-          <w:rStyle w:val="OperatorTok"/>
-        </w:rPr>
-        <w:t xml:space="preserve">)</w:t>
-      </w:r>
-      <w:r>
-        <w:rPr>
-          <w:rStyle w:val="NormalTok"/>
-        </w:rPr>
-        <w:t xml:space="preserve">   </w:t>
-      </w:r>
-      <w:r>
-        <w:rPr>
-          <w:rStyle w:val="ControlFlowTok"/>
-        </w:rPr>
-        <w:t xml:space="preserve">return</w:t>
-      </w:r>
-      <w:r>
-        <w:rPr>
-          <w:rStyle w:val="NormalTok"/>
-        </w:rPr>
-        <w:t xml:space="preserve"> </w:t>
-      </w:r>
-      <w:r>
-        <w:rPr>
-          <w:rStyle w:val="OperatorTok"/>
-        </w:rPr>
-        <w:t xml:space="preserve">-</w:t>
-      </w:r>
-      <w:r>
-        <w:rPr>
-          <w:rStyle w:val="DecValTok"/>
-        </w:rPr>
-        <w:t xml:space="preserve">1</w:t>
-      </w:r>
-      <w:r>
-        <w:rPr>
-          <w:rStyle w:val="OperatorTok"/>
-        </w:rPr>
-        <w:t xml:space="preserve">;</w:t>
-      </w:r>
-      <w:r>
-        <w:br/>
-      </w:r>
-      <w:r>
-        <w:rPr>
-          <w:rStyle w:val="NormalTok"/>
-        </w:rPr>
-        <w:t xml:space="preserve">    </w:t>
-      </w:r>
-      <w:r>
-        <w:rPr>
-          <w:rStyle w:val="OperatorTok"/>
-        </w:rPr>
-        <w:t xml:space="preserve">*</w:t>
-      </w:r>
-      <w:r>
-        <w:rPr>
-          <w:rStyle w:val="NormalTok"/>
-        </w:rPr>
-        <w:t xml:space="preserve">cikti </w:t>
-      </w:r>
-      <w:r>
-        <w:rPr>
-          <w:rStyle w:val="OperatorTok"/>
-        </w:rPr>
-        <w:t xml:space="preserve">=</w:t>
-      </w:r>
-      <w:r>
-        <w:rPr>
-          <w:rStyle w:val="NormalTok"/>
-        </w:rPr>
-        <w:t xml:space="preserve"> s</w:t>
-      </w:r>
-      <w:r>
-        <w:rPr>
-          <w:rStyle w:val="OperatorTok"/>
-        </w:rPr>
-        <w:t xml:space="preserve">-&gt;</w:t>
-      </w:r>
-      <w:r>
-        <w:rPr>
-          <w:rStyle w:val="NormalTok"/>
-        </w:rPr>
-        <w:t xml:space="preserve">deger</w:t>
-      </w:r>
-      <w:r>
-        <w:rPr>
-          <w:rStyle w:val="OperatorTok"/>
-        </w:rPr>
-        <w:t xml:space="preserve">;</w:t>
-      </w:r>
-      <w:r>
-        <w:br/>
-      </w:r>
-      <w:r>
-        <w:rPr>
-          <w:rStyle w:val="NormalTok"/>
-        </w:rPr>
-        <w:t xml:space="preserve">    </w:t>
-      </w:r>
-      <w:r>
-        <w:rPr>
-          <w:rStyle w:val="ControlFlowTok"/>
-        </w:rPr>
-        <w:t xml:space="preserve">return</w:t>
-      </w:r>
-      <w:r>
-        <w:rPr>
-          <w:rStyle w:val="NormalTok"/>
-        </w:rPr>
-        <w:t xml:space="preserve"> </w:t>
-      </w:r>
-      <w:r>
-        <w:rPr>
-          <w:rStyle w:val="DecValTok"/>
-        </w:rPr>
-        <w:t xml:space="preserve">0</w:t>
-      </w:r>
-      <w:r>
-        <w:rPr>
-          <w:rStyle w:val="OperatorTok"/>
-        </w:rPr>
-        <w:t xml:space="preserve">;</w:t>
-      </w:r>
-      <w:r>
-        <w:br/>
-      </w:r>
-      <w:r>
-        <w:rPr>
-          <w:rStyle w:val="OperatorTok"/>
-        </w:rPr>
-        <w:t xml:space="preserve">}</w:t>
-      </w:r>
     </w:p>
     <w:p>
       <w:pPr>
@@ -19227,7 +20160,7 @@
         <w:rPr>
           <w:rStyle w:val="VerbatimChar"/>
         </w:rPr>
-        <w:t xml:space="preserve">deger</w:t>
+        <w:t xml:space="preserve">value</w:t>
       </w:r>
       <w:r>
         <w:t xml:space="preserve"> </w:t>
@@ -19244,7 +20177,7 @@
       <w:r>
         <w:t xml:space="preserve"> </w:t>
       </w:r>
-      <w:hyperlink r:id="rId47">
+      <w:hyperlink r:id="rId50">
         <w:r>
           <w:rPr>
             <w:rStyle w:val="Hyperlink"/>
@@ -19277,7 +20210,7 @@
       <w:r>
         <w:t xml:space="preserve"> </w:t>
       </w:r>
-      <w:hyperlink r:id="rId94">
+      <w:hyperlink r:id="rId109">
         <w:r>
           <w:rPr>
             <w:rStyle w:val="Hyperlink"/>
@@ -19292,8 +20225,8 @@
         <w:t xml:space="preserve">kurcalamaya dayanıklı günlükte de vardır.</w:t>
       </w:r>
     </w:p>
-    <w:bookmarkEnd w:id="95"/>
-    <w:bookmarkStart w:id="96" w:name="X5f7ee1ba0bc55c91d08e46a6fcdd3732c52a73b"/>
+    <w:bookmarkEnd w:id="110"/>
+    <w:bookmarkStart w:id="111" w:name="X8bde69db9a091f5fe67b1ebc2e51d795c977fc4"/>
     <w:p>
       <w:pPr>
         <w:pStyle w:val="Heading3"/>
@@ -19308,7 +20241,7 @@
         <w:rPr>
           <w:rStyle w:val="VerbatimChar"/>
         </w:rPr>
-        <w:t xml:space="preserve">KorunanSayac</w:t>
+        <w:t xml:space="preserve">ProtectedCounter</w:t>
       </w:r>
       <w:r>
         <w:t xml:space="preserve"> </w:t>
@@ -19331,7 +20264,7 @@
         <w:rPr>
           <w:rStyle w:val="VerbatimChar"/>
         </w:rPr>
-        <w:t xml:space="preserve">calisma_maskesi</w:t>
+        <w:t xml:space="preserve">runtime_mask</w:t>
       </w:r>
       <w:r>
         <w:t xml:space="preserve">, çalışma başında rastgele üretilmiş sabit bir değer</w:t>
@@ -19361,7 +20294,7 @@
         <w:rPr>
           <w:rStyle w:val="VerbatimChar"/>
         </w:rPr>
-        <w:t xml:space="preserve">deger = 3</w:t>
+        <w:t xml:space="preserve">value = 3</w:t>
       </w:r>
       <w:r>
         <w:t xml:space="preserve"> </w:t>
@@ -19431,7 +20364,7 @@
               <w:rPr>
                 <w:rStyle w:val="VerbatimChar"/>
               </w:rPr>
-              <w:t xml:space="preserve">deger</w:t>
+              <w:t xml:space="preserve">value</w:t>
             </w:r>
           </w:p>
         </w:tc>
@@ -19472,7 +20405,7 @@
               <w:rPr>
                 <w:rStyle w:val="VerbatimChar"/>
               </w:rPr>
-              <w:t xml:space="preserve">golge</w:t>
+              <w:t xml:space="preserve">shadow</w:t>
             </w:r>
           </w:p>
         </w:tc>
@@ -19500,7 +20433,7 @@
               <w:rPr>
                 <w:rStyle w:val="VerbatimChar"/>
               </w:rPr>
-              <w:t xml:space="preserve">deger XOR calisma_maskesi</w:t>
+              <w:t xml:space="preserve">value XOR runtime_mask</w:t>
             </w:r>
             <w:r>
               <w:t xml:space="preserve"> </w:t>
@@ -19531,7 +20464,7 @@
               <w:rPr>
                 <w:rStyle w:val="VerbatimChar"/>
               </w:rPr>
-              <w:t xml:space="preserve">ozet</w:t>
+              <w:t xml:space="preserve">mac</w:t>
             </w:r>
           </w:p>
         </w:tc>
@@ -19565,7 +20498,7 @@
               <w:rPr>
                 <w:rStyle w:val="VerbatimChar"/>
               </w:rPr>
-              <w:t xml:space="preserve">kisa_mac(deger, golge)</w:t>
+              <w:t xml:space="preserve">short_mac(value, shadow)</w:t>
             </w:r>
           </w:p>
         </w:tc>
@@ -19579,7 +20512,7 @@
         <w:rPr>
           <w:rStyle w:val="VerbatimChar"/>
         </w:rPr>
-        <w:t xml:space="preserve">sayac_oku()</w:t>
+        <w:t xml:space="preserve">counter_read()</w:t>
       </w:r>
       <w:r>
         <w:t xml:space="preserve"> </w:t>
@@ -19594,22 +20527,22 @@
         <w:rPr>
           <w:rStyle w:val="VerbatimChar"/>
         </w:rPr>
-        <w:t xml:space="preserve">golge XOR calisma_maskesi</w:t>
-      </w:r>
-      <w:r>
-        <w:t xml:space="preserve">’nin</w:t>
-      </w:r>
-      <w:r>
-        <w:t xml:space="preserve"> </w:t>
-      </w:r>
-      <w:r>
-        <w:rPr>
-          <w:rStyle w:val="VerbatimChar"/>
-        </w:rPr>
-        <w:t xml:space="preserve">deger</w:t>
-      </w:r>
-      <w:r>
-        <w:t xml:space="preserve">’e eşit olup olmadığına bakar:</w:t>
+        <w:t xml:space="preserve">shadow XOR runtime_mask</w:t>
+      </w:r>
+      <w:r>
+        <w:t xml:space="preserve">’in</w:t>
+      </w:r>
+      <w:r>
+        <w:t xml:space="preserve"> </w:t>
+      </w:r>
+      <w:r>
+        <w:rPr>
+          <w:rStyle w:val="VerbatimChar"/>
+        </w:rPr>
+        <w:t xml:space="preserve">value</w:t>
+      </w:r>
+      <w:r>
+        <w:t xml:space="preserve">’ya eşit olup olmadığına bakar:</w:t>
       </w:r>
       <w:r>
         <w:t xml:space="preserve"> </w:t>
@@ -19633,7 +20566,7 @@
         <w:rPr>
           <w:rStyle w:val="VerbatimChar"/>
         </w:rPr>
-        <w:t xml:space="preserve">deger</w:t>
+        <w:t xml:space="preserve">value</w:t>
       </w:r>
       <w:r>
         <w:t xml:space="preserve"> </w:t>
@@ -19671,7 +20604,7 @@
         <w:rPr>
           <w:rStyle w:val="VerbatimChar"/>
         </w:rPr>
-        <w:t xml:space="preserve">deger</w:t>
+        <w:t xml:space="preserve">value</w:t>
       </w:r>
       <w:r>
         <w:t xml:space="preserve"> </w:t>
@@ -19707,7 +20640,7 @@
         <w:rPr>
           <w:rStyle w:val="VerbatimChar"/>
         </w:rPr>
-        <w:t xml:space="preserve">golge</w:t>
+        <w:t xml:space="preserve">shadow</w:t>
       </w:r>
       <w:r>
         <w:t xml:space="preserve"> </w:t>
@@ -19722,7 +20655,7 @@
         <w:rPr>
           <w:rStyle w:val="VerbatimChar"/>
         </w:rPr>
-        <w:t xml:space="preserve">ozet</w:t>
+        <w:t xml:space="preserve">mac</w:t>
       </w:r>
       <w:r>
         <w:t xml:space="preserve"> </w:t>
@@ -19756,7 +20689,7 @@
         <w:rPr>
           <w:rStyle w:val="VerbatimChar"/>
         </w:rPr>
-        <w:t xml:space="preserve">sayac_oku()</w:t>
+        <w:t xml:space="preserve">counter_read()</w:t>
       </w:r>
       <w:r>
         <w:t xml:space="preserve"> </w:t>
@@ -19771,7 +20704,7 @@
         <w:rPr>
           <w:rStyle w:val="VerbatimChar"/>
         </w:rPr>
-        <w:t xml:space="preserve">golge XOR calisma_maskesi = 0xA5A5A5A6 XOR 0xA5A5A5A5 = 0x00000003</w:t>
+        <w:t xml:space="preserve">shadow XOR runtime_mask = 0xA5A5A5A6 XOR 0xA5A5A5A5 = 0x00000003</w:t>
       </w:r>
       <w:r>
         <w:t xml:space="preserve"> </w:t>
@@ -19786,7 +20719,7 @@
         <w:rPr>
           <w:rStyle w:val="VerbatimChar"/>
         </w:rPr>
-        <w:t xml:space="preserve">deger</w:t>
+        <w:t xml:space="preserve">value</w:t>
       </w:r>
       <w:r>
         <w:t xml:space="preserve"> </w:t>
@@ -19847,10 +20780,10 @@
         <w:rPr>
           <w:rStyle w:val="VerbatimChar"/>
         </w:rPr>
-        <w:t xml:space="preserve">golge</w:t>
-      </w:r>
-      <w:r>
-        <w:t xml:space="preserve">’yi de doğru maskeyle yeniden hesaplaması</w:t>
+        <w:t xml:space="preserve">shadow</w:t>
+      </w:r>
+      <w:r>
+        <w:t xml:space="preserve">’ı da doğru maskeyle yeniden hesaplaması</w:t>
       </w:r>
       <w:r>
         <w:t xml:space="preserve"> </w:t>
@@ -19869,7 +20802,7 @@
         <w:rPr>
           <w:rStyle w:val="VerbatimChar"/>
         </w:rPr>
-        <w:t xml:space="preserve">ozet</w:t>
+        <w:t xml:space="preserve">mac</w:t>
       </w:r>
       <w:r>
         <w:t xml:space="preserve">’i de tutarlı üretmesi gerekir —</w:t>
@@ -19887,7 +20820,7 @@
         <w:rPr>
           <w:rStyle w:val="VerbatimChar"/>
         </w:rPr>
-        <w:t xml:space="preserve">kisa_mac</w:t>
+        <w:t xml:space="preserve">short_mac</w:t>
       </w:r>
       <w:r>
         <w:t xml:space="preserve">’in anahtarını bilmediği sürece bu, Bölüm 3.1’deki HMAC altın değerini yeniden üretmekle aynı</w:t>
@@ -19919,10 +20852,10 @@
         <w:rPr>
           <w:rStyle w:val="VerbatimChar"/>
         </w:rPr>
-        <w:t xml:space="preserve">sayac_oku</w:t>
-      </w:r>
-      <w:r>
-        <w:t xml:space="preserve">’nun</w:t>
+        <w:t xml:space="preserve">counter_read</w:t>
+      </w:r>
+      <w:r>
+        <w:t xml:space="preserve">’in</w:t>
       </w:r>
       <w:r>
         <w:t xml:space="preserve"> </w:t>
@@ -19964,8 +20897,8 @@
         <w:t xml:space="preserve">bütünlük denetiminin kapsamına alınır.</w:t>
       </w:r>
     </w:p>
-    <w:bookmarkEnd w:id="96"/>
-    <w:bookmarkStart w:id="97" w:name="önlem-4-izlendiğini-fark-et"/>
+    <w:bookmarkEnd w:id="111"/>
+    <w:bookmarkStart w:id="112" w:name="önlem-4-izlendiğini-fark-et"/>
     <w:p>
       <w:pPr>
         <w:pStyle w:val="Heading3"/>
@@ -19999,7 +20932,7 @@
         <w:pStyle w:val="Compact"/>
         <w:numPr>
           <w:ilvl w:val="0"/>
-          <w:numId w:val="1022"/>
+          <w:numId w:val="1023"/>
         </w:numPr>
       </w:pPr>
       <w:r>
@@ -20027,7 +20960,7 @@
         <w:pStyle w:val="Compact"/>
         <w:numPr>
           <w:ilvl w:val="0"/>
-          <w:numId w:val="1022"/>
+          <w:numId w:val="1023"/>
         </w:numPr>
       </w:pPr>
       <w:r>
@@ -20049,7 +20982,7 @@
         <w:pStyle w:val="Compact"/>
         <w:numPr>
           <w:ilvl w:val="0"/>
-          <w:numId w:val="1022"/>
+          <w:numId w:val="1023"/>
         </w:numPr>
       </w:pPr>
       <w:r>
@@ -20159,15 +21092,212 @@
         </w:pict>
       </w:r>
     </w:p>
-    <w:bookmarkEnd w:id="97"/>
-    <w:bookmarkEnd w:id="98"/>
-    <w:bookmarkStart w:id="109" w:name="Xa8060624ff13efdb3ccbae944aae678302849af"/>
+    <w:bookmarkEnd w:id="112"/>
+    <w:bookmarkEnd w:id="113"/>
+    <w:bookmarkStart w:id="130" w:name="Xa8060624ff13efdb3ccbae944aae678302849af"/>
     <w:p>
       <w:pPr>
         <w:pStyle w:val="Heading2"/>
       </w:pPr>
       <w:r>
         <w:t xml:space="preserve">8. Kök/ayrıcalıklı ortam ve bileşen imza doğrulaması</w:t>
+      </w:r>
+    </w:p>
+    <w:p>
+      <w:pPr>
+        <w:pStyle w:val="BlockText"/>
+      </w:pPr>
+      <w:r>
+        <w:rPr>
+          <w:b/>
+          <w:bCs/>
+        </w:rPr>
+        <w:t xml:space="preserve">Kısa tarihçe: paket imzalama ve kök göstergesi</w:t>
+      </w:r>
+    </w:p>
+    <w:p>
+      <w:pPr>
+        <w:pStyle w:val="Compact"/>
+        <w:numPr>
+          <w:ilvl w:val="0"/>
+          <w:numId w:val="1024"/>
+        </w:numPr>
+      </w:pPr>
+      <w:r>
+        <w:rPr>
+          <w:b/>
+          <w:bCs/>
+        </w:rPr>
+        <w:t xml:space="preserve">Android 1.0 (2008)</w:t>
+      </w:r>
+      <w:r>
+        <w:t xml:space="preserve"> </w:t>
+      </w:r>
+      <w:r>
+        <w:t xml:space="preserve">— orijinal APK imzalama şeması (JAR imzalama, sonradan</w:t>
+      </w:r>
+      <w:r>
+        <w:t xml:space="preserve"> </w:t>
+      </w:r>
+      <w:r>
+        <w:t xml:space="preserve">“v1”</w:t>
+      </w:r>
+      <w:r>
+        <w:t xml:space="preserve"> </w:t>
+      </w:r>
+      <w:r>
+        <w:t xml:space="preserve">olarak anılır) uygulamayı</w:t>
+      </w:r>
+      <w:r>
+        <w:t xml:space="preserve"> </w:t>
+      </w:r>
+      <w:r>
+        <w:t xml:space="preserve">yeniden paketlemeye karşı ilk savunmaydı: değiştirilmiş bir APK, orijinal geliştiricinin özel anahtarıyla</w:t>
+      </w:r>
+      <w:r>
+        <w:t xml:space="preserve"> </w:t>
+      </w:r>
+      <w:r>
+        <w:t xml:space="preserve">üretilmiş imzayı</w:t>
+      </w:r>
+      <w:r>
+        <w:t xml:space="preserve"> </w:t>
+      </w:r>
+      <w:r>
+        <w:rPr>
+          <w:b/>
+          <w:bCs/>
+        </w:rPr>
+        <w:t xml:space="preserve">taşıyamaz</w:t>
+      </w:r>
+      <w:r>
+        <w:t xml:space="preserve">.</w:t>
+      </w:r>
+    </w:p>
+    <w:p>
+      <w:pPr>
+        <w:pStyle w:val="Compact"/>
+        <w:numPr>
+          <w:ilvl w:val="0"/>
+          <w:numId w:val="1024"/>
+        </w:numPr>
+      </w:pPr>
+      <w:r>
+        <w:rPr>
+          <w:b/>
+          <w:bCs/>
+        </w:rPr>
+        <w:t xml:space="preserve">Android 7.0 Nougat (2016)</w:t>
+      </w:r>
+      <w:r>
+        <w:t xml:space="preserve"> </w:t>
+      </w:r>
+      <w:r>
+        <w:t xml:space="preserve">— Google,</w:t>
+      </w:r>
+      <w:r>
+        <w:t xml:space="preserve"> </w:t>
+      </w:r>
+      <w:r>
+        <w:rPr>
+          <w:b/>
+          <w:bCs/>
+        </w:rPr>
+        <w:t xml:space="preserve">APK Signature Scheme v2</w:t>
+      </w:r>
+      <w:r>
+        <w:t xml:space="preserve">’yi tanıttı: dosyaları tek tek değil,</w:t>
+      </w:r>
+      <w:r>
+        <w:t xml:space="preserve"> </w:t>
+      </w:r>
+      <w:r>
+        <w:t xml:space="preserve">APK’nin</w:t>
+      </w:r>
+      <w:r>
+        <w:t xml:space="preserve"> </w:t>
+      </w:r>
+      <w:r>
+        <w:rPr>
+          <w:b/>
+          <w:bCs/>
+        </w:rPr>
+        <w:t xml:space="preserve">tamamını</w:t>
+      </w:r>
+      <w:r>
+        <w:t xml:space="preserve"> </w:t>
+      </w:r>
+      <w:r>
+        <w:t xml:space="preserve">(JAR imzalamanın kapsam dışı bıraktığı bazı alanlar dâhil) imzalar; hem daha hızlı</w:t>
+      </w:r>
+      <w:r>
+        <w:t xml:space="preserve"> </w:t>
+      </w:r>
+      <w:r>
+        <w:t xml:space="preserve">doğrulanır hem de v1’in bıraktığı bazı</w:t>
+      </w:r>
+      <w:r>
+        <w:t xml:space="preserve"> </w:t>
+      </w:r>
+      <w:r>
+        <w:t xml:space="preserve">“imzayı bozmadan içerik ekleme”</w:t>
+      </w:r>
+      <w:r>
+        <w:t xml:space="preserve"> </w:t>
+      </w:r>
+      <w:r>
+        <w:t xml:space="preserve">açıklarını kapatır.</w:t>
+      </w:r>
+    </w:p>
+    <w:p>
+      <w:pPr>
+        <w:pStyle w:val="Compact"/>
+        <w:numPr>
+          <w:ilvl w:val="0"/>
+          <w:numId w:val="1024"/>
+        </w:numPr>
+      </w:pPr>
+      <w:r>
+        <w:rPr>
+          <w:b/>
+          <w:bCs/>
+        </w:rPr>
+        <w:t xml:space="preserve">Android 9 Pie (2018)</w:t>
+      </w:r>
+      <w:r>
+        <w:t xml:space="preserve"> </w:t>
+      </w:r>
+      <w:r>
+        <w:t xml:space="preserve">—</w:t>
+      </w:r>
+      <w:r>
+        <w:t xml:space="preserve"> </w:t>
+      </w:r>
+      <w:r>
+        <w:rPr>
+          <w:b/>
+          <w:bCs/>
+        </w:rPr>
+        <w:t xml:space="preserve">APK Signature Scheme v3</w:t>
+      </w:r>
+      <w:r>
+        <w:t xml:space="preserve">, aynı ilkeye</w:t>
+      </w:r>
+      <w:r>
+        <w:t xml:space="preserve"> </w:t>
+      </w:r>
+      <w:r>
+        <w:rPr>
+          <w:b/>
+          <w:bCs/>
+        </w:rPr>
+        <w:t xml:space="preserve">anahtar döndürme (key rotation)</w:t>
+      </w:r>
+      <w:r>
+        <w:t xml:space="preserve"> </w:t>
+      </w:r>
+      <w:r>
+        <w:t xml:space="preserve">desteği ekledi.</w:t>
       </w:r>
     </w:p>
     <w:p>
@@ -20179,18 +21309,18 @@
           <wp:inline>
             <wp:extent cx="5759999" cy="2014615"/>
             <wp:effectExtent b="0" l="0" r="0" t="0"/>
-            <wp:docPr descr="Kök göstergesinden derecelendirilmiş tepkiye" title="" id="100" name="Picture"/>
+            <wp:docPr descr="Kök göstergesinden derecelendirilmiş tepkiye" title="" id="115" name="Picture"/>
             <a:graphic>
               <a:graphicData uri="http://schemas.openxmlformats.org/drawingml/2006/picture">
                 <pic:pic>
                   <pic:nvPicPr>
-                    <pic:cNvPr descr="h06-14-kok-gosterge-karar.png" id="101" name="Picture"/>
+                    <pic:cNvPr descr="h06-14-kok-gosterge-karar.png" id="116" name="Picture"/>
                     <pic:cNvPicPr>
                       <a:picLocks noChangeArrowheads="1" noChangeAspect="1"/>
                     </pic:cNvPicPr>
                   </pic:nvPicPr>
                   <pic:blipFill>
-                    <a:blip r:embed="rId99"/>
+                    <a:blip r:embed="rId114"/>
                     <a:stretch>
                       <a:fillRect/>
                     </a:stretch>
@@ -20217,7 +21347,7 @@
         </w:drawing>
       </w:r>
     </w:p>
-    <w:bookmarkStart w:id="102" w:name="kök-root-ayrıcalıklı-ortam-göstergesi"/>
+    <w:bookmarkStart w:id="117" w:name="kök-root-ayrıcalıklı-ortam-göstergesi"/>
     <w:p>
       <w:pPr>
         <w:pStyle w:val="Heading3"/>
@@ -20621,8 +21751,8 @@
         <w:t xml:space="preserve">karar vermek yerine Bölüm 8.1.1’deki risk skoruna eklenmelidir.</w:t>
       </w:r>
     </w:p>
-    <w:bookmarkEnd w:id="102"/>
-    <w:bookmarkStart w:id="103" w:name="Xa4c1c47a20f2d3b1732f4199b6349f30fd33758"/>
+    <w:bookmarkEnd w:id="117"/>
+    <w:bookmarkStart w:id="121" w:name="Xa4c1c47a20f2d3b1732f4199b6349f30fd33758"/>
     <w:p>
       <w:pPr>
         <w:pStyle w:val="Heading3"/>
@@ -20655,7 +21785,7 @@
           <w:b/>
           <w:bCs/>
         </w:rPr>
-        <w:t xml:space="preserve">code/week-06/07-ortam-yetki</w:t>
+        <w:t xml:space="preserve">code/week-06/07-environment-privilege</w:t>
       </w:r>
       <w:r>
         <w:rPr>
@@ -20711,7 +21841,7 @@
         <w:rPr>
           <w:rStyle w:val="VerbatimChar"/>
         </w:rPr>
-        <w:t xml:space="preserve">cikti/sahte_su</w:t>
+        <w:t xml:space="preserve">output/fake_su</w:t>
       </w:r>
       <w:r>
         <w:t xml:space="preserve">)</w:t>
@@ -20728,11 +21858,89 @@
         <w:pStyle w:val="FirstParagraph"/>
       </w:pPr>
       <w:r>
-        <w:rPr>
-          <w:b/>
-          <w:bCs/>
-        </w:rPr>
-        <w:t xml:space="preserve">sh demo.sh — gerçek çıktı (kısaltılmış)</w:t>
+        <w:drawing>
+          <wp:inline>
+            <wp:extent cx="5111999" cy="7938802"/>
+            <wp:effectExtent b="0" l="0" r="0" t="0"/>
+            <wp:docPr descr="Kök/ayrıcalık gösterge taraması — adım adım" title="" id="119" name="Picture"/>
+            <a:graphic>
+              <a:graphicData uri="http://schemas.openxmlformats.org/drawingml/2006/picture">
+                <pic:pic>
+                  <pic:nvPicPr>
+                    <pic:cNvPr descr="root-indicator-scan.tr.png" id="120" name="Picture"/>
+                    <pic:cNvPicPr>
+                      <a:picLocks noChangeArrowheads="1" noChangeAspect="1"/>
+                    </pic:cNvPicPr>
+                  </pic:nvPicPr>
+                  <pic:blipFill>
+                    <a:blip r:embed="rId118"/>
+                    <a:stretch>
+                      <a:fillRect/>
+                    </a:stretch>
+                  </pic:blipFill>
+                  <pic:spPr bwMode="auto">
+                    <a:xfrm>
+                      <a:off x="0" y="0"/>
+                      <a:ext cx="5111999" cy="7938802"/>
+                    </a:xfrm>
+                    <a:prstGeom prst="rect">
+                      <a:avLst/>
+                    </a:prstGeom>
+                    <a:noFill/>
+                    <a:ln w="9525">
+                      <a:noFill/>
+                      <a:headEnd/>
+                      <a:tailEnd/>
+                    </a:ln>
+                  </pic:spPr>
+                </pic:pic>
+              </a:graphicData>
+            </a:graphic>
+          </wp:inline>
+        </w:drawing>
+      </w:r>
+    </w:p>
+    <w:p>
+      <w:pPr>
+        <w:pStyle w:val="BodyText"/>
+      </w:pPr>
+      <w:r>
+        <w:rPr>
+          <w:b/>
+          <w:bCs/>
+        </w:rPr>
+        <w:t xml:space="preserve">clean/rooted-one-mark/edge</w:t>
+      </w:r>
+      <w:r>
+        <w:t xml:space="preserve"> </w:t>
+      </w:r>
+      <w:r>
+        <w:t xml:space="preserve">örneklerini deneyin; animasyon 14 bilinen göstergenin taranışını ve ayrıcalık</w:t>
+      </w:r>
+      <w:r>
+        <w:t xml:space="preserve"> </w:t>
+      </w:r>
+      <w:r>
+        <w:t xml:space="preserve">seviyesinin nasıl eklendiğini gösterir.</w:t>
+      </w:r>
+    </w:p>
+    <w:p>
+      <w:pPr>
+        <w:pStyle w:val="BodyText"/>
+      </w:pPr>
+      <w:r>
+        <w:rPr>
+          <w:b/>
+          <w:bCs/>
+        </w:rPr>
+        <w:t xml:space="preserve">.</w:t>
+      </w:r>
+      <w:r>
+        <w:rPr>
+          <w:b/>
+          <w:bCs/>
+        </w:rPr>
+        <w:t xml:space="preserve">.ps1 — gerçek çıktı (kısaltılmış)</w:t>
       </w:r>
     </w:p>
     <w:p>
@@ -20743,7 +21951,7 @@
         <w:rPr>
           <w:rStyle w:val="VerbatimChar"/>
         </w:rPr>
-        <w:t xml:space="preserve">ADIM 2 - Isaretli durum: sahte bir 'su' isaret dosyasi olusturuluyor</w:t>
+        <w:t xml:space="preserve">STEP 2 - Flagged case: a fake 'su' indicator file is created</w:t>
       </w:r>
       <w:r>
         <w:br/>
@@ -20752,7 +21960,7 @@
         <w:rPr>
           <w:rStyle w:val="VerbatimChar"/>
         </w:rPr>
-        <w:t xml:space="preserve">1) Ayricalik seviyesi : normal kullanici</w:t>
+        <w:t xml:space="preserve">1) Privilege level : normal user</w:t>
       </w:r>
       <w:r>
         <w:br/>
@@ -20761,7 +21969,7 @@
         <w:rPr>
           <w:rStyle w:val="VerbatimChar"/>
         </w:rPr>
-        <w:t xml:space="preserve">2) Tehlikeli gosterge taramasi:</w:t>
+        <w:t xml:space="preserve">2) Dangerous-indicator scan:</w:t>
       </w:r>
       <w:r>
         <w:br/>
@@ -20770,7 +21978,7 @@
         <w:rPr>
           <w:rStyle w:val="VerbatimChar"/>
         </w:rPr>
-        <w:t xml:space="preserve">   [BULUNDU] cikti/sahte_su (ek isaret)</w:t>
+        <w:t xml:space="preserve">   [FOUND] output\fake_su (extra indicator)</w:t>
       </w:r>
       <w:r>
         <w:br/>
@@ -20779,7 +21987,7 @@
         <w:rPr>
           <w:rStyle w:val="VerbatimChar"/>
         </w:rPr>
-        <w:t xml:space="preserve">SONUC: Ayricalikli/riskli ortam GOSTERGESI var (1 sinyal).</w:t>
+        <w:t xml:space="preserve">RESULT: an elevated/risky environment INDICATOR is present (1 signal(s)).</w:t>
       </w:r>
     </w:p>
     <w:p>
@@ -20906,8 +22114,8 @@
         <w:t xml:space="preserve">güvenmemek.</w:t>
       </w:r>
     </w:p>
-    <w:bookmarkEnd w:id="103"/>
-    <w:bookmarkStart w:id="104" w:name="Xa046a7fa655ec36be1f19e80a7d4bf5df3e6c02"/>
+    <w:bookmarkEnd w:id="121"/>
+    <w:bookmarkStart w:id="122" w:name="Xa046a7fa655ec36be1f19e80a7d4bf5df3e6c02"/>
     <w:p>
       <w:pPr>
         <w:pStyle w:val="Heading3"/>
@@ -21212,7 +22420,7 @@
         <w:rPr>
           <w:rStyle w:val="VerbatimChar"/>
         </w:rPr>
-        <w:t xml:space="preserve">cikti/sahte_su</w:t>
+        <w:t xml:space="preserve">output/fake_su</w:t>
       </w:r>
       <w:r>
         <w:t xml:space="preserve"> </w:t>
@@ -21353,8 +22561,8 @@
         <w:t xml:space="preserve">tutarlıları kabul et) düşün.</w:t>
       </w:r>
     </w:p>
-    <w:bookmarkEnd w:id="104"/>
-    <w:bookmarkStart w:id="105" w:name="X2fdce367518b1fb6f43e539e2b019e2de1242de"/>
+    <w:bookmarkEnd w:id="122"/>
+    <w:bookmarkStart w:id="123" w:name="X2fdce367518b1fb6f43e539e2b019e2de1242de"/>
     <w:p>
       <w:pPr>
         <w:pStyle w:val="Heading3"/>
@@ -21433,8 +22641,8 @@
         <w:t xml:space="preserve">hâlidir (Katalog K2/K3/K6).</w:t>
       </w:r>
     </w:p>
-    <w:bookmarkEnd w:id="105"/>
-    <w:bookmarkStart w:id="107" w:name="X0e2e12bbde150a1fbda36bc13211b892fd8cacc"/>
+    <w:bookmarkEnd w:id="123"/>
+    <w:bookmarkStart w:id="128" w:name="X0e2e12bbde150a1fbda36bc13211b892fd8cacc"/>
     <w:p>
       <w:pPr>
         <w:pStyle w:val="Heading3"/>
@@ -21467,7 +22675,7 @@
           <w:b/>
           <w:bCs/>
         </w:rPr>
-        <w:t xml:space="preserve">code/week-06/06-bilesen-imza</w:t>
+        <w:t xml:space="preserve">code/week-06/06-component-signature</w:t>
       </w:r>
       <w:r>
         <w:rPr>
@@ -21531,11 +22739,89 @@
         <w:pStyle w:val="FirstParagraph"/>
       </w:pPr>
       <w:r>
-        <w:rPr>
-          <w:b/>
-          <w:bCs/>
-        </w:rPr>
-        <w:t xml:space="preserve">sh demo.sh — gerçek çıktı</w:t>
+        <w:drawing>
+          <wp:inline>
+            <wp:extent cx="5111999" cy="5758126"/>
+            <wp:effectExtent b="0" l="0" r="0" t="0"/>
+            <wp:docPr descr="Bileşen imzası doğrulama — adım adım" title="" id="125" name="Picture"/>
+            <a:graphic>
+              <a:graphicData uri="http://schemas.openxmlformats.org/drawingml/2006/picture">
+                <pic:pic>
+                  <pic:nvPicPr>
+                    <pic:cNvPr descr="component-signature.tr.png" id="126" name="Picture"/>
+                    <pic:cNvPicPr>
+                      <a:picLocks noChangeArrowheads="1" noChangeAspect="1"/>
+                    </pic:cNvPicPr>
+                  </pic:nvPicPr>
+                  <pic:blipFill>
+                    <a:blip r:embed="rId124"/>
+                    <a:stretch>
+                      <a:fillRect/>
+                    </a:stretch>
+                  </pic:blipFill>
+                  <pic:spPr bwMode="auto">
+                    <a:xfrm>
+                      <a:off x="0" y="0"/>
+                      <a:ext cx="5111999" cy="5758126"/>
+                    </a:xfrm>
+                    <a:prstGeom prst="rect">
+                      <a:avLst/>
+                    </a:prstGeom>
+                    <a:noFill/>
+                    <a:ln w="9525">
+                      <a:noFill/>
+                      <a:headEnd/>
+                      <a:tailEnd/>
+                    </a:ln>
+                  </pic:spPr>
+                </pic:pic>
+              </a:graphicData>
+            </a:graphic>
+          </wp:inline>
+        </w:drawing>
+      </w:r>
+    </w:p>
+    <w:p>
+      <w:pPr>
+        <w:pStyle w:val="BodyText"/>
+      </w:pPr>
+      <w:r>
+        <w:rPr>
+          <w:b/>
+          <w:bCs/>
+        </w:rPr>
+        <w:t xml:space="preserve">holds/appended-byte/edge</w:t>
+      </w:r>
+      <w:r>
+        <w:t xml:space="preserve"> </w:t>
+      </w:r>
+      <w:r>
+        <w:t xml:space="preserve">örneklerini deneyin; animasyon üretim-zamanı imzalamayı ve yükleme-öncesi</w:t>
+      </w:r>
+      <w:r>
+        <w:t xml:space="preserve"> </w:t>
+      </w:r>
+      <w:r>
+        <w:t xml:space="preserve">doğrulamayı yan yana gösterir.</w:t>
+      </w:r>
+    </w:p>
+    <w:p>
+      <w:pPr>
+        <w:pStyle w:val="BodyText"/>
+      </w:pPr>
+      <w:r>
+        <w:rPr>
+          <w:b/>
+          <w:bCs/>
+        </w:rPr>
+        <w:t xml:space="preserve">.</w:t>
+      </w:r>
+      <w:r>
+        <w:rPr>
+          <w:b/>
+          <w:bCs/>
+        </w:rPr>
+        <w:t xml:space="preserve">.ps1 — gerçek çıktı</w:t>
       </w:r>
     </w:p>
     <w:p>
@@ -21546,7 +22832,7 @@
         <w:rPr>
           <w:rStyle w:val="VerbatimChar"/>
         </w:rPr>
-        <w:t xml:space="preserve">ADIM 3 - Yukleme oncesi dogrulama (modul degismedi): TUTAR</w:t>
+        <w:t xml:space="preserve">STEP 3 - Verify before loading (module unchanged): HOLDS</w:t>
       </w:r>
       <w:r>
         <w:br/>
@@ -21555,7 +22841,7 @@
         <w:rPr>
           <w:rStyle w:val="VerbatimChar"/>
         </w:rPr>
-        <w:t xml:space="preserve">Modul imzasi TUTTU -&gt; guvenle yuklenebilir.</w:t>
+        <w:t xml:space="preserve">Module signature HELD -&gt; safe to load.</w:t>
       </w:r>
       <w:r>
         <w:br/>
@@ -21564,7 +22850,7 @@
         <w:rPr>
           <w:rStyle w:val="VerbatimChar"/>
         </w:rPr>
-        <w:t xml:space="preserve">ADIM 4 - Saldiri: modul YENIDEN PAKETLENIR (tek bayt eklenir)</w:t>
+        <w:t xml:space="preserve">STEP 4 - Attack: the module is REPACKAGED (one character changes)</w:t>
       </w:r>
       <w:r>
         <w:br/>
@@ -21573,7 +22859,7 @@
         <w:rPr>
           <w:rStyle w:val="VerbatimChar"/>
         </w:rPr>
-        <w:t xml:space="preserve">Modul imzasi TUTMADI -&gt; YENIDEN PAKETLENMIS/degistirilmis.</w:t>
+        <w:t xml:space="preserve">Module signature DID NOT HOLD -&gt; REPACKAGED/modified.</w:t>
       </w:r>
       <w:r>
         <w:br/>
@@ -21582,7 +22868,7 @@
         <w:rPr>
           <w:rStyle w:val="VerbatimChar"/>
         </w:rPr>
-        <w:t xml:space="preserve">Yukleme REDDEDILDI.   (cikis kodu 3)</w:t>
+        <w:t xml:space="preserve">Loading REJECTED.   (exit code 3)</w:t>
       </w:r>
     </w:p>
     <w:p>
@@ -21682,7 +22968,7 @@
         <w:rPr>
           <w:rStyle w:val="VerbatimChar"/>
         </w:rPr>
-        <w:t xml:space="preserve">cen429_kripto.h</w:t>
+        <w:t xml:space="preserve">cen429_crypto.h</w:t>
       </w:r>
       <w:r>
         <w:t xml:space="preserve">’da hazır); asimetrik imza (Ed25519 / RSA-PSS) ve sertifika zincirlerini</w:t>
@@ -21690,7 +22976,7 @@
       <w:r>
         <w:t xml:space="preserve"> </w:t>
       </w:r>
-      <w:hyperlink r:id="rId106">
+      <w:hyperlink r:id="rId127">
         <w:r>
           <w:rPr>
             <w:rStyle w:val="Hyperlink"/>
@@ -21727,8 +23013,8 @@
         <w:t xml:space="preserve">doğrulaması.</w:t>
       </w:r>
     </w:p>
-    <w:bookmarkEnd w:id="107"/>
-    <w:bookmarkStart w:id="108" w:name="X37d1f34e21e5c92117ad894750eb783f10d5b75"/>
+    <w:bookmarkEnd w:id="128"/>
+    <w:bookmarkStart w:id="129" w:name="X37d1f34e21e5c92117ad894750eb783f10d5b75"/>
     <w:p>
       <w:pPr>
         <w:pStyle w:val="Heading3"/>
@@ -22240,9 +23526,9 @@
         </w:pict>
       </w:r>
     </w:p>
-    <w:bookmarkEnd w:id="108"/>
-    <w:bookmarkEnd w:id="109"/>
-    <w:bookmarkStart w:id="115" w:name="X1845e91933a5232a404bcbdc773941025ec6654"/>
+    <w:bookmarkEnd w:id="129"/>
+    <w:bookmarkEnd w:id="130"/>
+    <w:bookmarkStart w:id="139" w:name="X1845e91933a5232a404bcbdc773941025ec6654"/>
     <w:p>
       <w:pPr>
         <w:pStyle w:val="Heading2"/>
@@ -22351,7 +23637,233 @@
     </w:p>
     <w:p>
       <w:pPr>
-        <w:pStyle w:val="BodyText"/>
+        <w:pStyle w:val="BlockText"/>
+      </w:pPr>
+      <w:r>
+        <w:rPr>
+          <w:b/>
+          <w:bCs/>
+        </w:rPr>
+        <w:t xml:space="preserve">Kısa tarihçe: yazılım kurcalamaya dayanıklılığından denetlenebilir kontrol akışına</w:t>
+      </w:r>
+    </w:p>
+    <w:p>
+      <w:pPr>
+        <w:pStyle w:val="Compact"/>
+        <w:numPr>
+          <w:ilvl w:val="0"/>
+          <w:numId w:val="1025"/>
+        </w:numPr>
+      </w:pPr>
+      <w:r>
+        <w:rPr>
+          <w:b/>
+          <w:bCs/>
+        </w:rPr>
+        <w:t xml:space="preserve">1996</w:t>
+      </w:r>
+      <w:r>
+        <w:t xml:space="preserve"> </w:t>
+      </w:r>
+      <w:r>
+        <w:t xml:space="preserve">— David Aucsmith, tek bir yama noktasına güvenmemek için birbirini</w:t>
+      </w:r>
+      <w:r>
+        <w:t xml:space="preserve"> </w:t>
+      </w:r>
+      <w:r>
+        <w:rPr>
+          <w:b/>
+          <w:bCs/>
+        </w:rPr>
+        <w:t xml:space="preserve">çapraz doğrulayan</w:t>
+      </w:r>
+      <w:r>
+        <w:t xml:space="preserve">, dağıtık</w:t>
+      </w:r>
+      <w:r>
+        <w:t xml:space="preserve"> </w:t>
+      </w:r>
+      <w:r>
+        <w:t xml:space="preserve">bütünlük kontrolleri fikrini işler (yazılım kurcalamaya dayanıklılığı literatürünün erken katkılarından biri).</w:t>
+      </w:r>
+    </w:p>
+    <w:p>
+      <w:pPr>
+        <w:pStyle w:val="Compact"/>
+        <w:numPr>
+          <w:ilvl w:val="0"/>
+          <w:numId w:val="1025"/>
+        </w:numPr>
+      </w:pPr>
+      <w:r>
+        <w:rPr>
+          <w:b/>
+          <w:bCs/>
+        </w:rPr>
+        <w:t xml:space="preserve">2001</w:t>
+      </w:r>
+      <w:r>
+        <w:t xml:space="preserve"> </w:t>
+      </w:r>
+      <w:r>
+        <w:t xml:space="preserve">— Christian Collberg ve Clark Thomborson, kod gizleme ve kurcalamaya dayanıklılık üzerine bir</w:t>
+      </w:r>
+      <w:r>
+        <w:t xml:space="preserve"> </w:t>
+      </w:r>
+      <w:r>
+        <w:t xml:space="preserve">taksonomi ve terminoloji yayımlar; aynı dönemde Hoi Chang ve Mikhail Atallah, kontrol akışını izleyen ve</w:t>
+      </w:r>
+      <w:r>
+        <w:t xml:space="preserve"> </w:t>
+      </w:r>
+      <w:r>
+        <w:t xml:space="preserve">birbirini denetleyen küçük kod parçacıkları olan</w:t>
+      </w:r>
+      <w:r>
+        <w:t xml:space="preserve"> </w:t>
+      </w:r>
+      <w:r>
+        <w:rPr>
+          <w:b/>
+          <w:bCs/>
+        </w:rPr>
+        <w:t xml:space="preserve">“guard”</w:t>
+      </w:r>
+      <w:r>
+        <w:rPr>
+          <w:b/>
+          <w:bCs/>
+        </w:rPr>
+        <w:t xml:space="preserve"> </w:t>
+      </w:r>
+      <w:r>
+        <w:rPr>
+          <w:b/>
+          <w:bCs/>
+        </w:rPr>
+        <w:t xml:space="preserve">(bekçi)</w:t>
+      </w:r>
+      <w:r>
+        <w:t xml:space="preserve"> </w:t>
+      </w:r>
+      <w:r>
+        <w:t xml:space="preserve">fikrini işler — bu hafta 3.</w:t>
+      </w:r>
+      <w:r>
+        <w:t xml:space="preserve"> </w:t>
+      </w:r>
+      <w:r>
+        <w:t xml:space="preserve">kontrol noktasının atlanmasına karşı kullandığımız</w:t>
+      </w:r>
+      <w:r>
+        <w:t xml:space="preserve"> </w:t>
+      </w:r>
+      <w:r>
+        <w:t xml:space="preserve">“çoklu/örtüşen denetleyici”</w:t>
+      </w:r>
+      <w:r>
+        <w:t xml:space="preserve"> </w:t>
+      </w:r>
+      <w:r>
+        <w:t xml:space="preserve">fikrinin kökü buradadır.</w:t>
+      </w:r>
+    </w:p>
+    <w:p>
+      <w:pPr>
+        <w:pStyle w:val="Compact"/>
+        <w:numPr>
+          <w:ilvl w:val="0"/>
+          <w:numId w:val="1025"/>
+        </w:numPr>
+      </w:pPr>
+      <w:r>
+        <w:rPr>
+          <w:b/>
+          <w:bCs/>
+        </w:rPr>
+        <w:t xml:space="preserve">2005</w:t>
+      </w:r>
+      <w:r>
+        <w:t xml:space="preserve"> </w:t>
+      </w:r>
+      <w:r>
+        <w:t xml:space="preserve">— Martín Abadi, Mihai Budiu, Úlfar Erlingsson ve Jay Ligatti,</w:t>
+      </w:r>
+      <w:r>
+        <w:t xml:space="preserve"> </w:t>
+      </w:r>
+      <w:r>
+        <w:rPr>
+          <w:b/>
+          <w:bCs/>
+        </w:rPr>
+        <w:t xml:space="preserve">Control-Flow Integrity (CFI)</w:t>
+      </w:r>
+      <w:r>
+        <w:t xml:space="preserve">’yi</w:t>
+      </w:r>
+      <w:r>
+        <w:t xml:space="preserve"> </w:t>
+      </w:r>
+      <w:r>
+        <w:t xml:space="preserve">akademik olarak tanımlar: programın çalışma zamanındaki kontrol akışının, derleme zamanında çıkarılan bir</w:t>
+      </w:r>
+      <w:r>
+        <w:t xml:space="preserve"> </w:t>
+      </w:r>
+      <w:r>
+        <w:t xml:space="preserve">kontrol akışı çizgesine</w:t>
+      </w:r>
+      <w:r>
+        <w:t xml:space="preserve"> </w:t>
+      </w:r>
+      <w:r>
+        <w:rPr>
+          <w:b/>
+          <w:bCs/>
+        </w:rPr>
+        <w:t xml:space="preserve">uyduğunu</w:t>
+      </w:r>
+      <w:r>
+        <w:t xml:space="preserve"> </w:t>
+      </w:r>
+      <w:r>
+        <w:t xml:space="preserve">doğrulamak. Bu haftanın kontrol akışı sayacı, CFI’nin fikrini (beklenen</w:t>
+      </w:r>
+      <w:r>
+        <w:t xml:space="preserve"> </w:t>
+      </w:r>
+      <w:r>
+        <w:t xml:space="preserve">yoldan sapmayı yakalamak) tam bir çizge yerine</w:t>
+      </w:r>
+      <w:r>
+        <w:t xml:space="preserve"> </w:t>
+      </w:r>
+      <w:r>
+        <w:rPr>
+          <w:b/>
+          <w:bCs/>
+        </w:rPr>
+        <w:t xml:space="preserve">veri bağımlı bir anahtar zinciriyle</w:t>
+      </w:r>
+      <w:r>
+        <w:t xml:space="preserve"> </w:t>
+      </w:r>
+      <w:r>
+        <w:t xml:space="preserve">basitleştirilmiş</w:t>
+      </w:r>
+      <w:r>
+        <w:t xml:space="preserve"> </w:t>
+      </w:r>
+      <w:r>
+        <w:t xml:space="preserve">şekilde uygular.</w:t>
+      </w:r>
+    </w:p>
+    <w:p>
+      <w:pPr>
+        <w:pStyle w:val="FirstParagraph"/>
       </w:pPr>
       <w:r>
         <w:t xml:space="preserve">Cevap: güvenlik kontrollerini bir</w:t>
@@ -22451,18 +23963,18 @@
           <wp:inline>
             <wp:extent cx="5759999" cy="2984953"/>
             <wp:effectExtent b="0" l="0" r="0" t="0"/>
-            <wp:docPr descr="Kontrol akışı sayacı ile denetim atlamanın yakalanması" title="" id="111" name="Picture"/>
+            <wp:docPr descr="Kontrol akışı sayacı ile denetim atlamanın yakalanması" title="" id="132" name="Picture"/>
             <a:graphic>
               <a:graphicData uri="http://schemas.openxmlformats.org/drawingml/2006/picture">
                 <pic:pic>
                   <pic:nvPicPr>
-                    <pic:cNvPr descr="h06-04-akis-sayaci.png" id="112" name="Picture"/>
+                    <pic:cNvPr descr="h06-04-akis-sayaci.png" id="133" name="Picture"/>
                     <pic:cNvPicPr>
                       <a:picLocks noChangeArrowheads="1" noChangeAspect="1"/>
                     </pic:cNvPicPr>
                   </pic:nvPicPr>
                   <pic:blipFill>
-                    <a:blip r:embed="rId110"/>
+                    <a:blip r:embed="rId131"/>
                     <a:stretch>
                       <a:fillRect/>
                     </a:stretch>
@@ -22550,7 +24062,7 @@
         <w:t xml:space="preserve">yaması işe yaramaz.</w:t>
       </w:r>
     </w:p>
-    <w:bookmarkStart w:id="113" w:name="Xedc44c65def3f658f42c15fcc15f3f724256413"/>
+    <w:bookmarkStart w:id="137" w:name="Xedc44c65def3f658f42c15fcc15f3f724256413"/>
     <w:p>
       <w:pPr>
         <w:pStyle w:val="Heading3"/>
@@ -22583,7 +24095,7 @@
           <w:b/>
           <w:bCs/>
         </w:rPr>
-        <w:t xml:space="preserve">code/week-06/05-akis-sayaci</w:t>
+        <w:t xml:space="preserve">code/week-06/05-flow-counter</w:t>
       </w:r>
       <w:r>
         <w:rPr>
@@ -22605,11 +24117,89 @@
         <w:pStyle w:val="FirstParagraph"/>
       </w:pPr>
       <w:r>
-        <w:rPr>
-          <w:b/>
-          <w:bCs/>
-        </w:rPr>
-        <w:t xml:space="preserve">sh demo.sh — gerçek çıktı (kısaltılmış)</w:t>
+        <w:drawing>
+          <wp:inline>
+            <wp:extent cx="5111999" cy="9938944"/>
+            <wp:effectExtent b="0" l="0" r="0" t="0"/>
+            <wp:docPr descr="Kontrol akışı sayacı — adım adım" title="" id="135" name="Picture"/>
+            <a:graphic>
+              <a:graphicData uri="http://schemas.openxmlformats.org/drawingml/2006/picture">
+                <pic:pic>
+                  <pic:nvPicPr>
+                    <pic:cNvPr descr="flow-counter.tr.png" id="136" name="Picture"/>
+                    <pic:cNvPicPr>
+                      <a:picLocks noChangeArrowheads="1" noChangeAspect="1"/>
+                    </pic:cNvPicPr>
+                  </pic:nvPicPr>
+                  <pic:blipFill>
+                    <a:blip r:embed="rId134"/>
+                    <a:stretch>
+                      <a:fillRect/>
+                    </a:stretch>
+                  </pic:blipFill>
+                  <pic:spPr bwMode="auto">
+                    <a:xfrm>
+                      <a:off x="0" y="0"/>
+                      <a:ext cx="5111999" cy="9938944"/>
+                    </a:xfrm>
+                    <a:prstGeom prst="rect">
+                      <a:avLst/>
+                    </a:prstGeom>
+                    <a:noFill/>
+                    <a:ln w="9525">
+                      <a:noFill/>
+                      <a:headEnd/>
+                      <a:tailEnd/>
+                    </a:ln>
+                  </pic:spPr>
+                </pic:pic>
+              </a:graphicData>
+            </a:graphic>
+          </wp:inline>
+        </w:drawing>
+      </w:r>
+    </w:p>
+    <w:p>
+      <w:pPr>
+        <w:pStyle w:val="BodyText"/>
+      </w:pPr>
+      <w:r>
+        <w:t xml:space="preserve">Animasyon 10-14 aşamalı bir akışı, altın (golden) zincirle karşılaştırarak gösterir;</w:t>
+      </w:r>
+      <w:r>
+        <w:t xml:space="preserve"> </w:t>
+      </w:r>
+      <w:r>
+        <w:rPr>
+          <w:b/>
+          <w:bCs/>
+        </w:rPr>
+        <w:t xml:space="preserve">in-order/skip-half/edge</w:t>
+      </w:r>
+      <w:r>
+        <w:t xml:space="preserve"> </w:t>
+      </w:r>
+      <w:r>
+        <w:t xml:space="preserve">örneklerini deneyin — hiçbir aşama çalışmasa bile, ya da bütün aşamalar YANLIŞ sırada çalışsa bile zincir bozulur.</w:t>
+      </w:r>
+    </w:p>
+    <w:p>
+      <w:pPr>
+        <w:pStyle w:val="BodyText"/>
+      </w:pPr>
+      <w:r>
+        <w:rPr>
+          <w:b/>
+          <w:bCs/>
+        </w:rPr>
+        <w:t xml:space="preserve">.</w:t>
+      </w:r>
+      <w:r>
+        <w:rPr>
+          <w:b/>
+          <w:bCs/>
+        </w:rPr>
+        <w:t xml:space="preserve">.ps1 — gerçek çıktı (kısaltılmış)</w:t>
       </w:r>
     </w:p>
     <w:p>
@@ -22620,7 +24210,7 @@
         <w:rPr>
           <w:rStyle w:val="VerbatimChar"/>
         </w:rPr>
-        <w:t xml:space="preserve">SENARYO 1 - Normal: butun kontrol noktalari sirayla calisir</w:t>
+        <w:t xml:space="preserve">SCENARIO 1 - normal: every checkpoint runs in order</w:t>
       </w:r>
       <w:r>
         <w:br/>
@@ -22629,7 +24219,7 @@
         <w:rPr>
           <w:rStyle w:val="VerbatimChar"/>
         </w:rPr>
-        <w:t xml:space="preserve">   [gecildi] kontrol noktasi 0, 1, 2</w:t>
+        <w:t xml:space="preserve">   [passed] checkpoint 0 (integrity (Demo 1))</w:t>
       </w:r>
       <w:r>
         <w:br/>
@@ -22638,37 +24228,37 @@
         <w:rPr>
           <w:rStyle w:val="VerbatimChar"/>
         </w:rPr>
-        <w:t xml:space="preserve">SONUC: ODEME ONAYLANDI -&gt; "ODEME-ONAYI-TOKEN-4242"</w:t>
+        <w:t xml:space="preserve">   [passed] checkpoint 1 (anti-debug (Demo 2))</w:t>
       </w:r>
       <w:r>
         <w:br/>
       </w:r>
       <w:r>
+        <w:rPr>
+          <w:rStyle w:val="VerbatimChar"/>
+        </w:rPr>
+        <w:t xml:space="preserve">   [passed] checkpoint 2 (environment (Demo 3))</w:t>
+      </w:r>
+      <w:r>
         <w:br/>
       </w:r>
       <w:r>
         <w:rPr>
           <w:rStyle w:val="VerbatimChar"/>
         </w:rPr>
-        <w:t xml:space="preserve">SENARYO 2 - Saldiri: kontroller tamamen ATLANIR</w:t>
+        <w:t xml:space="preserve">RESULT: PAYMENT APPROVED -&gt; "PAYMENT-APPROVAL-TOKEN-4242"</w:t>
       </w:r>
       <w:r>
         <w:br/>
       </w:r>
       <w:r>
-        <w:rPr>
-          <w:rStyle w:val="VerbatimChar"/>
-        </w:rPr>
-        <w:t xml:space="preserve">   [ATLANDI] hicbir kontrol noktasi calismadi</w:t>
-      </w:r>
-      <w:r>
         <w:br/>
       </w:r>
       <w:r>
         <w:rPr>
           <w:rStyle w:val="VerbatimChar"/>
         </w:rPr>
-        <w:t xml:space="preserve">   (uyari: sayac=0 iz=0x0 beklenen=3/0x7)</w:t>
+        <w:t xml:space="preserve">SCENARIO 2 - skip: the checks are SKIPPED entirely (straight to the critical operation)</w:t>
       </w:r>
       <w:r>
         <w:br/>
@@ -22677,28 +24267,46 @@
         <w:rPr>
           <w:rStyle w:val="VerbatimChar"/>
         </w:rPr>
-        <w:t xml:space="preserve">SONUC: ODEME REDDEDILDI (zincir anahtari yanlis). ... decoy doner</w:t>
+        <w:t xml:space="preserve">   [SKIPPED] no checkpoint ran</w:t>
       </w:r>
       <w:r>
         <w:br/>
       </w:r>
       <w:r>
+        <w:rPr>
+          <w:rStyle w:val="VerbatimChar"/>
+        </w:rPr>
+        <w:t xml:space="preserve">   (warning: count=0 visited_mask=0x0 expected=3/0x7)</w:t>
+      </w:r>
+      <w:r>
         <w:br/>
       </w:r>
       <w:r>
         <w:rPr>
           <w:rStyle w:val="VerbatimChar"/>
         </w:rPr>
-        <w:t xml:space="preserve">SENARYO 4 - Saldiri: kontroller YANLIS SIRADA calisir</w:t>
+        <w:t xml:space="preserve">RESULT: PAYMENT DENIED (wrong chain key).</w:t>
       </w:r>
       <w:r>
         <w:br/>
       </w:r>
       <w:r>
-        <w:rPr>
-          <w:rStyle w:val="VerbatimChar"/>
-        </w:rPr>
-        <w:t xml:space="preserve">SONUC: ODEME REDDEDILDI (zincir anahtari yanlis). ... decoy doner</w:t>
+        <w:br/>
+      </w:r>
+      <w:r>
+        <w:rPr>
+          <w:rStyle w:val="VerbatimChar"/>
+        </w:rPr>
+        <w:t xml:space="preserve">SCENARIO 4 - reorder: the checks run in the WRONG ORDER</w:t>
+      </w:r>
+      <w:r>
+        <w:br/>
+      </w:r>
+      <w:r>
+        <w:rPr>
+          <w:rStyle w:val="VerbatimChar"/>
+        </w:rPr>
+        <w:t xml:space="preserve">RESULT: PAYMENT DENIED (wrong chain key).</w:t>
       </w:r>
     </w:p>
     <w:p>
@@ -22750,13 +24358,40 @@
         <w:t xml:space="preserve"> </w:t>
       </w:r>
       <w:r>
-        <w:t xml:space="preserve">(sayac + iz biti) tutar (K17); bu, anahtar zinciriyle birlikte üçlü bir</w:t>
-      </w:r>
-      <w:r>
-        <w:t xml:space="preserve"> </w:t>
-      </w:r>
-      <w:r>
-        <w:t xml:space="preserve">tutarlılık kontrolü sağlar.</w:t>
+        <w:t xml:space="preserve">(</w:t>
+      </w:r>
+      <w:r>
+        <w:rPr>
+          <w:rStyle w:val="VerbatimChar"/>
+        </w:rPr>
+        <w:t xml:space="preserve">count</w:t>
+      </w:r>
+      <w:r>
+        <w:t xml:space="preserve"> </w:t>
+      </w:r>
+      <w:r>
+        <w:t xml:space="preserve">+</w:t>
+      </w:r>
+      <w:r>
+        <w:t xml:space="preserve"> </w:t>
+      </w:r>
+      <w:r>
+        <w:rPr>
+          <w:rStyle w:val="VerbatimChar"/>
+        </w:rPr>
+        <w:t xml:space="preserve">visited_mask</w:t>
+      </w:r>
+      <w:r>
+        <w:t xml:space="preserve"> </w:t>
+      </w:r>
+      <w:r>
+        <w:t xml:space="preserve">biti) tutar (K17); bu, anahtar</w:t>
+      </w:r>
+      <w:r>
+        <w:t xml:space="preserve"> </w:t>
+      </w:r>
+      <w:r>
+        <w:t xml:space="preserve">zinciriyle birlikte üçlü bir tutarlılık kontrolü sağlar.</w:t>
       </w:r>
     </w:p>
     <w:p>
@@ -22854,7 +24489,7 @@
         <w:rPr>
           <w:rStyle w:val="VerbatimChar"/>
         </w:rPr>
-        <w:t xml:space="preserve">uyari: sayac=0 iz=0x0 beklenen=3/0x7</w:t>
+        <w:t xml:space="preserve">warning: count=0 visited_mask=0x0 expected=3/0x7</w:t>
       </w:r>
       <w:r>
         <w:t xml:space="preserve">) program ayrıca iki</w:t>
@@ -22882,7 +24517,7 @@
         <w:rPr>
           <w:rStyle w:val="VerbatimChar"/>
         </w:rPr>
-        <w:t xml:space="preserve">sayac</w:t>
+        <w:t xml:space="preserve">count</w:t>
       </w:r>
       <w:r>
         <w:t xml:space="preserve"> </w:t>
@@ -22897,7 +24532,7 @@
         <w:rPr>
           <w:rStyle w:val="VerbatimChar"/>
         </w:rPr>
-        <w:t xml:space="preserve">iz</w:t>
+        <w:t xml:space="preserve">visited_mask</w:t>
       </w:r>
       <w:r>
         <w:t xml:space="preserve"> </w:t>
@@ -22933,7 +24568,7 @@
         <w:rPr>
           <w:rStyle w:val="VerbatimChar"/>
         </w:rPr>
-        <w:t xml:space="preserve">iz = 0b111 = 0x7</w:t>
+        <w:t xml:space="preserve">visited_mask = 0b111 = 0x7</w:t>
       </w:r>
       <w:r>
         <w:t xml:space="preserve">). Bunların amacı</w:t>
@@ -23025,7 +24660,7 @@
         <w:rPr>
           <w:rStyle w:val="VerbatimChar"/>
         </w:rPr>
-        <w:t xml:space="preserve">sayac</w:t>
+        <w:t xml:space="preserve">count</w:t>
       </w:r>
       <w:r>
         <w:t xml:space="preserve"> </w:t>
@@ -23040,7 +24675,7 @@
         <w:rPr>
           <w:rStyle w:val="VerbatimChar"/>
         </w:rPr>
-        <w:t xml:space="preserve">iz</w:t>
+        <w:t xml:space="preserve">visited_mask</w:t>
       </w:r>
       <w:r>
         <w:t xml:space="preserve">, geliştiriciye ve günlüğe (log) okunabilir bir özet sağlarken, gerçek</w:t>
@@ -23080,7 +24715,7 @@
         <w:rPr>
           <w:rStyle w:val="VerbatimChar"/>
         </w:rPr>
-        <w:t xml:space="preserve">sayac</w:t>
+        <w:t xml:space="preserve">count</w:t>
       </w:r>
       <w:r>
         <w:t xml:space="preserve"> </w:t>
@@ -23095,7 +24730,7 @@
         <w:rPr>
           <w:rStyle w:val="VerbatimChar"/>
         </w:rPr>
-        <w:t xml:space="preserve">iz</w:t>
+        <w:t xml:space="preserve">visited_mask</w:t>
       </w:r>
       <w:r>
         <w:t xml:space="preserve"> </w:t>
@@ -23146,7 +24781,40 @@
         <w:t xml:space="preserve"> </w:t>
       </w:r>
       <w:r>
-        <w:t xml:space="preserve">zinciri yanlış olduğu için anahtar yine yanlış çıkar. Üç değer (acc, sayac, iz) böylece</w:t>
+        <w:t xml:space="preserve">zinciri yanlış olduğu için anahtar yine yanlış çıkar. Üç değer (</w:t>
+      </w:r>
+      <w:r>
+        <w:rPr>
+          <w:rStyle w:val="VerbatimChar"/>
+        </w:rPr>
+        <w:t xml:space="preserve">acc</w:t>
+      </w:r>
+      <w:r>
+        <w:t xml:space="preserve">,</w:t>
+      </w:r>
+      <w:r>
+        <w:t xml:space="preserve"> </w:t>
+      </w:r>
+      <w:r>
+        <w:rPr>
+          <w:rStyle w:val="VerbatimChar"/>
+        </w:rPr>
+        <w:t xml:space="preserve">count</w:t>
+      </w:r>
+      <w:r>
+        <w:t xml:space="preserve">,</w:t>
+      </w:r>
+      <w:r>
+        <w:t xml:space="preserve"> </w:t>
+      </w:r>
+      <w:r>
+        <w:rPr>
+          <w:rStyle w:val="VerbatimChar"/>
+        </w:rPr>
+        <w:t xml:space="preserve">visited_mask</w:t>
+      </w:r>
+      <w:r>
+        <w:t xml:space="preserve">) böylece</w:t>
       </w:r>
       <w:r>
         <w:t xml:space="preserve"> </w:t>
@@ -23174,8 +24842,8 @@
         <w:t xml:space="preserve">değiştiremez.</w:t>
       </w:r>
     </w:p>
-    <w:bookmarkEnd w:id="113"/>
-    <w:bookmarkStart w:id="114" w:name="X1dc48bea11d8a3288687964710cdab834ddca88"/>
+    <w:bookmarkEnd w:id="137"/>
+    <w:bookmarkStart w:id="138" w:name="X1dc48bea11d8a3288687964710cdab834ddca88"/>
     <w:p>
       <w:pPr>
         <w:pStyle w:val="Heading3"/>
@@ -23192,7 +24860,7 @@
         <w:rPr>
           <w:rStyle w:val="VerbatimChar"/>
         </w:rPr>
-        <w:t xml:space="preserve">acc = HMAC(acc, "asama-i")</w:t>
+        <w:t xml:space="preserve">acc = HMAC(acc, "stage-i")</w:t>
       </w:r>
       <w:r>
         <w:t xml:space="preserve"> </w:t>
@@ -23619,7 +25287,7 @@
         <w:rPr>
           <w:rStyle w:val="StringTok"/>
         </w:rPr>
-        <w:t xml:space="preserve">'asama-0'</w:t>
+        <w:t xml:space="preserve">'stage-0'</w:t>
       </w:r>
       <w:r>
         <w:rPr>
@@ -23802,7 +25470,7 @@
         <w:rPr>
           <w:rStyle w:val="StringTok"/>
         </w:rPr>
-        <w:t xml:space="preserve">'asama-1'</w:t>
+        <w:t xml:space="preserve">'stage-1'</w:t>
       </w:r>
       <w:r>
         <w:rPr>
@@ -23985,7 +25653,7 @@
         <w:rPr>
           <w:rStyle w:val="StringTok"/>
         </w:rPr>
-        <w:t xml:space="preserve">'asama-2'</w:t>
+        <w:t xml:space="preserve">'stage-2'</w:t>
       </w:r>
       <w:r>
         <w:rPr>
@@ -24173,7 +25841,7 @@
         <w:rPr>
           <w:rStyle w:val="VerbatimChar"/>
         </w:rPr>
-        <w:t xml:space="preserve">acc3 (DOGRU zincir) = fc5c2a86e948b190dbe61619375a77bee2aa79911feec3d37f5d7d20615cada8</w:t>
+        <w:t xml:space="preserve">acc3 (DOGRU zincir) = e2db3f2ffdeefc8e58749330d64e0bab04e79b8ce63ba185fcd83a8c3e0942ee</w:t>
       </w:r>
     </w:p>
     <w:p>
@@ -24212,7 +25880,22 @@
         <w:t xml:space="preserve"> </w:t>
       </w:r>
       <w:r>
-        <w:t xml:space="preserve">sonucu üretir — Demo 5’in SENARYO 1’i.</w:t>
+        <w:t xml:space="preserve">sonucu üretir — Demo 5’in</w:t>
+      </w:r>
+      <w:r>
+        <w:t xml:space="preserve"> </w:t>
+      </w:r>
+      <w:r>
+        <w:rPr>
+          <w:rStyle w:val="VerbatimChar"/>
+        </w:rPr>
+        <w:t xml:space="preserve">normal</w:t>
+      </w:r>
+      <w:r>
+        <w:t xml:space="preserve"> </w:t>
+      </w:r>
+      <w:r>
+        <w:t xml:space="preserve">senaryosu.</w:t>
       </w:r>
     </w:p>
     <w:p>
@@ -24260,7 +25943,7 @@
         <w:rPr>
           <w:rStyle w:val="VerbatimChar"/>
         </w:rPr>
-        <w:t xml:space="preserve">asama-1</w:t>
+        <w:t xml:space="preserve">stage-1</w:t>
       </w:r>
       <w:r>
         <w:t xml:space="preserve"> </w:t>
@@ -24319,7 +26002,7 @@
         <w:rPr>
           <w:rStyle w:val="StringTok"/>
         </w:rPr>
-        <w:t xml:space="preserve">'asama-1'</w:t>
+        <w:t xml:space="preserve">'stage-1'</w:t>
       </w:r>
       <w:r>
         <w:rPr>
@@ -24507,7 +26190,7 @@
         <w:rPr>
           <w:rStyle w:val="VerbatimChar"/>
         </w:rPr>
-        <w:t xml:space="preserve">acc (ATLANMIS zincir) = bffc11620959254cef65b0e97fc8b54a1fe42cd6afe161b66aca5a758c1e17ff</w:t>
+        <w:t xml:space="preserve">acc (ATLANMIS zincir) = 1af937ede233313e8a3765bb48ca09a81970c91652abb42060838fcecb37bf73</w:t>
       </w:r>
     </w:p>
     <w:p>
@@ -24518,7 +26201,7 @@
         <w:rPr>
           <w:rStyle w:val="VerbatimChar"/>
         </w:rPr>
-        <w:t xml:space="preserve">fc5c2a86...</w:t>
+        <w:t xml:space="preserve">e2db3f2f...</w:t>
       </w:r>
       <w:r>
         <w:t xml:space="preserve"> </w:t>
@@ -24533,7 +26216,7 @@
         <w:rPr>
           <w:rStyle w:val="VerbatimChar"/>
         </w:rPr>
-        <w:t xml:space="preserve">bffc1162...</w:t>
+        <w:t xml:space="preserve">1af937ed...</w:t>
       </w:r>
       <w:r>
         <w:t xml:space="preserve"> </w:t>
@@ -24580,13 +26263,49 @@
         <w:t xml:space="preserve">açamaz</w:t>
       </w:r>
       <w:r>
-        <w:t xml:space="preserve">; Demo 5’in SENARYO 2 ve 4’ünde gördüğümüz</w:t>
-      </w:r>
-      <w:r>
-        <w:t xml:space="preserve"> </w:t>
-      </w:r>
-      <w:r>
-        <w:t xml:space="preserve">“ODEME REDDEDILDI … decoy doner”</w:t>
+        <w:t xml:space="preserve">; Demo 5’in</w:t>
+      </w:r>
+      <w:r>
+        <w:t xml:space="preserve"> </w:t>
+      </w:r>
+      <w:r>
+        <w:rPr>
+          <w:rStyle w:val="VerbatimChar"/>
+        </w:rPr>
+        <w:t xml:space="preserve">skip</w:t>
+      </w:r>
+      <w:r>
+        <w:t xml:space="preserve"> </w:t>
+      </w:r>
+      <w:r>
+        <w:t xml:space="preserve">ve</w:t>
+      </w:r>
+      <w:r>
+        <w:t xml:space="preserve"> </w:t>
+      </w:r>
+      <w:r>
+        <w:rPr>
+          <w:rStyle w:val="VerbatimChar"/>
+        </w:rPr>
+        <w:t xml:space="preserve">reorder</w:t>
+      </w:r>
+      <w:r>
+        <w:t xml:space="preserve"> </w:t>
+      </w:r>
+      <w:r>
+        <w:t xml:space="preserve">senaryolarında gördüğümüz</w:t>
+      </w:r>
+      <w:r>
+        <w:t xml:space="preserve"> </w:t>
+      </w:r>
+      <w:r>
+        <w:t xml:space="preserve">“RESULT: PAYMENT DENIED</w:t>
+      </w:r>
+      <w:r>
+        <w:t xml:space="preserve"> </w:t>
+      </w:r>
+      <w:r>
+        <w:t xml:space="preserve">… a decoy is returned”</w:t>
       </w:r>
       <w:r>
         <w:t xml:space="preserve"> </w:t>
@@ -24750,70 +26469,6 @@
           <w:bCs/>
         </w:rPr>
         <w:t xml:space="preserve">Sık hatalar ve kontrol listesi</w:t>
-      </w:r>
-    </w:p>
-    <w:p>
-      <w:pPr>
-        <w:pStyle w:val="Compact"/>
-        <w:numPr>
-          <w:ilvl w:val="0"/>
-          <w:numId w:val="1023"/>
-        </w:numPr>
-      </w:pPr>
-      <w:r>
-        <w:t xml:space="preserve">Kritik karar tek bir</w:t>
-      </w:r>
-      <w:r>
-        <w:t xml:space="preserve"> </w:t>
-      </w:r>
-      <w:r>
-        <w:rPr>
-          <w:rStyle w:val="VerbatimChar"/>
-        </w:rPr>
-        <w:t xml:space="preserve">if</w:t>
-      </w:r>
-      <w:r>
-        <w:t xml:space="preserve">’e mi bağlı, yoksa bir sayaca/anahtara mı?</w:t>
-      </w:r>
-    </w:p>
-    <w:p>
-      <w:pPr>
-        <w:pStyle w:val="Compact"/>
-        <w:numPr>
-          <w:ilvl w:val="0"/>
-          <w:numId w:val="1024"/>
-        </w:numPr>
-      </w:pPr>
-      <w:r>
-        <w:t xml:space="preserve">Kontrolleri</w:t>
-      </w:r>
-      <w:r>
-        <w:t xml:space="preserve"> </w:t>
-      </w:r>
-      <w:r>
-        <w:rPr>
-          <w:b/>
-          <w:bCs/>
-        </w:rPr>
-        <w:t xml:space="preserve">atlayan</w:t>
-      </w:r>
-      <w:r>
-        <w:t xml:space="preserve"> </w:t>
-      </w:r>
-      <w:r>
-        <w:t xml:space="preserve">bir yol gerçek sonucu üretebiliyor mu? (Üretmemeli.)</w:t>
-      </w:r>
-    </w:p>
-    <w:p>
-      <w:pPr>
-        <w:pStyle w:val="Compact"/>
-        <w:numPr>
-          <w:ilvl w:val="0"/>
-          <w:numId w:val="1025"/>
-        </w:numPr>
-      </w:pPr>
-      <w:r>
-        <w:t xml:space="preserve">Kontrol sırası önemli mi (sırayı bozan saldırı yakalanıyor mu)?</w:t>
       </w:r>
     </w:p>
     <w:p>
@@ -24825,6 +26480,70 @@
         </w:numPr>
       </w:pPr>
       <w:r>
+        <w:t xml:space="preserve">Kritik karar tek bir</w:t>
+      </w:r>
+      <w:r>
+        <w:t xml:space="preserve"> </w:t>
+      </w:r>
+      <w:r>
+        <w:rPr>
+          <w:rStyle w:val="VerbatimChar"/>
+        </w:rPr>
+        <w:t xml:space="preserve">if</w:t>
+      </w:r>
+      <w:r>
+        <w:t xml:space="preserve">’e mi bağlı, yoksa bir sayaca/anahtara mı?</w:t>
+      </w:r>
+    </w:p>
+    <w:p>
+      <w:pPr>
+        <w:pStyle w:val="Compact"/>
+        <w:numPr>
+          <w:ilvl w:val="0"/>
+          <w:numId w:val="1027"/>
+        </w:numPr>
+      </w:pPr>
+      <w:r>
+        <w:t xml:space="preserve">Kontrolleri</w:t>
+      </w:r>
+      <w:r>
+        <w:t xml:space="preserve"> </w:t>
+      </w:r>
+      <w:r>
+        <w:rPr>
+          <w:b/>
+          <w:bCs/>
+        </w:rPr>
+        <w:t xml:space="preserve">atlayan</w:t>
+      </w:r>
+      <w:r>
+        <w:t xml:space="preserve"> </w:t>
+      </w:r>
+      <w:r>
+        <w:t xml:space="preserve">bir yol gerçek sonucu üretebiliyor mu? (Üretmemeli.)</w:t>
+      </w:r>
+    </w:p>
+    <w:p>
+      <w:pPr>
+        <w:pStyle w:val="Compact"/>
+        <w:numPr>
+          <w:ilvl w:val="0"/>
+          <w:numId w:val="1028"/>
+        </w:numPr>
+      </w:pPr>
+      <w:r>
+        <w:t xml:space="preserve">Kontrol sırası önemli mi (sırayı bozan saldırı yakalanıyor mu)?</w:t>
+      </w:r>
+    </w:p>
+    <w:p>
+      <w:pPr>
+        <w:pStyle w:val="Compact"/>
+        <w:numPr>
+          <w:ilvl w:val="0"/>
+          <w:numId w:val="1029"/>
+        </w:numPr>
+      </w:pPr>
+      <w:r>
         <w:t xml:space="preserve">Başarısızlıkta</w:t>
       </w:r>
       <w:r>
@@ -24851,9 +26570,9 @@
         </w:pict>
       </w:r>
     </w:p>
-    <w:bookmarkEnd w:id="114"/>
-    <w:bookmarkEnd w:id="115"/>
-    <w:bookmarkStart w:id="128" w:name="X08c29de2a3b7de15bb78a4729d18809acf4747e"/>
+    <w:bookmarkEnd w:id="138"/>
+    <w:bookmarkEnd w:id="139"/>
+    <w:bookmarkStart w:id="155" w:name="X08c29de2a3b7de15bb78a4729d18809acf4747e"/>
     <w:p>
       <w:pPr>
         <w:pStyle w:val="Heading2"/>
@@ -24939,18 +26658,18 @@
           <wp:inline>
             <wp:extent cx="5759999" cy="1944751"/>
             <wp:effectExtent b="0" l="0" r="0" t="0"/>
-            <wp:docPr descr="Cihaz bağlama ile kopyalamanın engellenmesi" title="" id="117" name="Picture"/>
+            <wp:docPr descr="Cihaz bağlama ile kopyalamanın engellenmesi" title="" id="141" name="Picture"/>
             <a:graphic>
               <a:graphicData uri="http://schemas.openxmlformats.org/drawingml/2006/picture">
                 <pic:pic>
                   <pic:nvPicPr>
-                    <pic:cNvPr descr="h06-12-cihaz-baglama.png" id="118" name="Picture"/>
+                    <pic:cNvPr descr="h06-12-cihaz-baglama.png" id="142" name="Picture"/>
                     <pic:cNvPicPr>
                       <a:picLocks noChangeArrowheads="1" noChangeAspect="1"/>
                     </pic:cNvPicPr>
                   </pic:nvPicPr>
                   <pic:blipFill>
-                    <a:blip r:embed="rId116"/>
+                    <a:blip r:embed="rId140"/>
                     <a:stretch>
                       <a:fillRect/>
                     </a:stretch>
@@ -24986,18 +26705,18 @@
           <wp:inline>
             <wp:extent cx="5759999" cy="3723963"/>
             <wp:effectExtent b="0" l="0" r="0" t="0"/>
-            <wp:docPr descr="Tepki politikası seçenekleri" title="" id="120" name="Picture"/>
+            <wp:docPr descr="Tepki politikası seçenekleri" title="" id="144" name="Picture"/>
             <a:graphic>
               <a:graphicData uri="http://schemas.openxmlformats.org/drawingml/2006/picture">
                 <pic:pic>
                   <pic:nvPicPr>
-                    <pic:cNvPr descr="h06-11-tepki.png" id="121" name="Picture"/>
+                    <pic:cNvPr descr="h06-11-tepki.png" id="145" name="Picture"/>
                     <pic:cNvPicPr>
                       <a:picLocks noChangeArrowheads="1" noChangeAspect="1"/>
                     </pic:cNvPicPr>
                   </pic:nvPicPr>
                   <pic:blipFill>
-                    <a:blip r:embed="rId119"/>
+                    <a:blip r:embed="rId143"/>
                     <a:stretch>
                       <a:fillRect/>
                     </a:stretch>
@@ -25142,7 +26861,7 @@
               <w:rPr>
                 <w:rStyle w:val="VerbatimChar"/>
               </w:rPr>
-              <w:t xml:space="preserve">kripto_temizle</w:t>
+              <w:t xml:space="preserve">crypto_wipe</w:t>
             </w:r>
             <w:r>
               <w:t xml:space="preserve">)</w:t>
@@ -25388,7 +27107,7 @@
         <w:t xml:space="preserve">.</w:t>
       </w:r>
     </w:p>
-    <w:bookmarkStart w:id="122" w:name="X16de65045afffbd21c3c390d192c50e38b3b25a"/>
+    <w:bookmarkStart w:id="146" w:name="X16de65045afffbd21c3c390d192c50e38b3b25a"/>
     <w:p>
       <w:pPr>
         <w:pStyle w:val="Heading3"/>
@@ -25439,7 +27158,7 @@
         <w:rPr>
           <w:rStyle w:val="VerbatimChar"/>
         </w:rPr>
-        <w:t xml:space="preserve">kripto_hkdf_sha256</w:t>
+        <w:t xml:space="preserve">crypto_hkdf_sha256</w:t>
       </w:r>
       <w:r>
         <w:t xml:space="preserve">,</w:t>
@@ -25610,7 +27329,7 @@
               <w:rPr>
                 <w:rStyle w:val="VerbatimChar"/>
               </w:rPr>
-              <w:t xml:space="preserve">cihaz=SIM-MODEL-A;seri=SN-0001;uretici=DEMO</w:t>
+              <w:t xml:space="preserve">device=SIM-MODEL-A;serial=SN-0001;maker=DEMO</w:t>
             </w:r>
           </w:p>
         </w:tc>
@@ -25646,7 +27365,7 @@
               <w:rPr>
                 <w:rStyle w:val="VerbatimChar"/>
               </w:rPr>
-              <w:t xml:space="preserve">surum=1.0.0</w:t>
+              <w:t xml:space="preserve">version=1.0.0</w:t>
             </w:r>
           </w:p>
         </w:tc>
@@ -25682,7 +27401,7 @@
               <w:rPr>
                 <w:rStyle w:val="VerbatimChar"/>
               </w:rPr>
-              <w:t xml:space="preserve">rasp-veri-anahtari</w:t>
+              <w:t xml:space="preserve">rasp-data-key</w:t>
             </w:r>
           </w:p>
         </w:tc>
@@ -25826,7 +27545,7 @@
         <w:rPr>
           <w:rStyle w:val="StringTok"/>
         </w:rPr>
-        <w:t xml:space="preserve">'cihaz=SIM-MODEL-A;seri=SN-0001;uretici=DEMO'</w:t>
+        <w:t xml:space="preserve">'device=SIM-MODEL-A;serial=SN-0001;maker=DEMO'</w:t>
       </w:r>
       <w:r>
         <w:rPr>
@@ -25943,7 +27662,7 @@
         <w:rPr>
           <w:rStyle w:val="StringTok"/>
         </w:rPr>
-        <w:t xml:space="preserve">'surum=1.0.0'</w:t>
+        <w:t xml:space="preserve">'version=1.0.0'</w:t>
       </w:r>
       <w:r>
         <w:rPr>
@@ -26095,7 +27814,7 @@
         <w:rPr>
           <w:rStyle w:val="VerbatimChar"/>
         </w:rPr>
-        <w:t xml:space="preserve">PRK (gercek cihaz) = a0aaf6995343abfb24d1d44d6aac18b20326fc5b9e84bdd82e89bc7ca99562ce</w:t>
+        <w:t xml:space="preserve">PRK (gercek cihaz) = cdbff87f64c1f39f778590faf7f1825b1c6caf759cfaa38af5c7b6d386eb00f4</w:t>
       </w:r>
     </w:p>
     <w:p>
@@ -26182,7 +27901,7 @@
         <w:rPr>
           <w:rStyle w:val="VerbatimChar"/>
         </w:rPr>
-        <w:t xml:space="preserve">anahtar (gercek cihaz) = a19f06fd7b93894705615ac8933a2fa9e0b7cd290c7247a39e09dbc5be175d10</w:t>
+        <w:t xml:space="preserve">anahtar (gercek cihaz) = 3c8af67f5d09f3bf2ee6be6164a99e8027a73a208ca43599909a4f63d06d7499</w:t>
       </w:r>
     </w:p>
     <w:p>
@@ -26269,7 +27988,7 @@
         <w:rPr>
           <w:rStyle w:val="VerbatimChar"/>
         </w:rPr>
-        <w:t xml:space="preserve">PRK (baska cihaz)      = b6b88f3dce3ea3099c4ff0673d356c040689ebd72be4cc98fb158bfa4c0ac039</w:t>
+        <w:t xml:space="preserve">PRK (baska cihaz)      = ac53ee1fffc9fc61b5a2d3f874187855f40e6d3514d92a7df955d26e35638cdb</w:t>
       </w:r>
       <w:r>
         <w:br/>
@@ -26278,7 +27997,7 @@
         <w:rPr>
           <w:rStyle w:val="VerbatimChar"/>
         </w:rPr>
-        <w:t xml:space="preserve">anahtar (baska cihaz)  = b87e4dee6c5579a1456b977ce8cbf8d14f3363aa4e1c7c1a7198342c7689e220</w:t>
+        <w:t xml:space="preserve">anahtar (baska cihaz)  = b68e35acc1ce116e1879a5dd6243e5c4a194821dbd234d15c2f0a22f462073d6</w:t>
       </w:r>
     </w:p>
     <w:p>
@@ -26302,7 +28021,7 @@
         <w:rPr>
           <w:rStyle w:val="VerbatimChar"/>
         </w:rPr>
-        <w:t xml:space="preserve">a19f06fd...</w:t>
+        <w:t xml:space="preserve">3c8af67f...</w:t>
       </w:r>
       <w:r>
         <w:t xml:space="preserve"> </w:t>
@@ -26317,7 +28036,7 @@
         <w:rPr>
           <w:rStyle w:val="VerbatimChar"/>
         </w:rPr>
-        <w:t xml:space="preserve">b87e4dee...</w:t>
+        <w:t xml:space="preserve">b68e35ac...</w:t>
       </w:r>
       <w:r>
         <w:t xml:space="preserve">)</w:t>
@@ -26348,19 +28067,34 @@
         <w:t xml:space="preserve"> </w:t>
       </w:r>
       <w:r>
-        <w:t xml:space="preserve">farklı bir anahtar üretir. Demo 8’in SENARYO 3’ünde (</w:t>
-      </w:r>
-      <w:r>
-        <w:t xml:space="preserve">“başka cihaz”</w:t>
-      </w:r>
-      <w:r>
-        <w:t xml:space="preserve">) gördüğümüz</w:t>
-      </w:r>
-      <w:r>
-        <w:t xml:space="preserve"> </w:t>
-      </w:r>
-      <w:r>
-        <w:t xml:space="preserve">“cihaz/surum baglama tutmadi”</w:t>
+        <w:t xml:space="preserve">farklı bir anahtar üretir. Demo 8’in</w:t>
+      </w:r>
+      <w:r>
+        <w:t xml:space="preserve"> </w:t>
+      </w:r>
+      <w:r>
+        <w:rPr>
+          <w:rStyle w:val="VerbatimChar"/>
+        </w:rPr>
+        <w:t xml:space="preserve">other-device</w:t>
+      </w:r>
+      <w:r>
+        <w:t xml:space="preserve"> </w:t>
+      </w:r>
+      <w:r>
+        <w:t xml:space="preserve">senaryosunda gördüğümüz</w:t>
+      </w:r>
+      <w:r>
+        <w:t xml:space="preserve"> </w:t>
+      </w:r>
+      <w:r>
+        <w:t xml:space="preserve">“device/version binding failed</w:t>
+      </w:r>
+      <w:r>
+        <w:t xml:space="preserve"> </w:t>
+      </w:r>
+      <w:r>
+        <w:t xml:space="preserve">(cloned?)”</w:t>
       </w:r>
       <w:r>
         <w:t xml:space="preserve"> </w:t>
@@ -26372,7 +28106,7 @@
         <w:rPr>
           <w:rStyle w:val="VerbatimChar"/>
         </w:rPr>
-        <w:t xml:space="preserve">a19f06fd...</w:t>
+        <w:t xml:space="preserve">3c8af67f...</w:t>
       </w:r>
       <w:r>
         <w:t xml:space="preserve">) ile çözmeye çalışılan anahtar</w:t>
@@ -26387,7 +28121,7 @@
         <w:rPr>
           <w:rStyle w:val="VerbatimChar"/>
         </w:rPr>
-        <w:t xml:space="preserve">b87e4dee...</w:t>
+        <w:t xml:space="preserve">b68e35ac...</w:t>
       </w:r>
       <w:r>
         <w:t xml:space="preserve">)</w:t>
@@ -26421,19 +28155,13 @@
         <w:rPr>
           <w:rStyle w:val="VerbatimChar"/>
         </w:rPr>
-        <w:t xml:space="preserve">kripto_gcm_coz</w:t>
-      </w:r>
-      <w:r>
-        <w:t xml:space="preserve"> </w:t>
-      </w:r>
-      <w:r>
-        <w:t xml:space="preserve">başarısız</w:t>
-      </w:r>
-      <w:r>
-        <w:t xml:space="preserve"> </w:t>
-      </w:r>
-      <w:r>
-        <w:t xml:space="preserve">döner — sır</w:t>
+        <w:t xml:space="preserve">crypto_gcm_decrypt</w:t>
+      </w:r>
+      <w:r>
+        <w:t xml:space="preserve"> </w:t>
+      </w:r>
+      <w:r>
+        <w:t xml:space="preserve">başarısız döner — sır</w:t>
       </w:r>
       <w:r>
         <w:t xml:space="preserve"> </w:t>
@@ -26449,8 +28177,8 @@
         <w:t xml:space="preserve">, dosyalar başka cihaza kopyalansa bile.</w:t>
       </w:r>
     </w:p>
-    <w:bookmarkEnd w:id="122"/>
-    <w:bookmarkStart w:id="123" w:name="X307b23ce5990af5b28a9f6806acb179bdc4083e"/>
+    <w:bookmarkEnd w:id="146"/>
+    <w:bookmarkStart w:id="150" w:name="X307b23ce5990af5b28a9f6806acb179bdc4083e"/>
     <w:p>
       <w:pPr>
         <w:pStyle w:val="Heading3"/>
@@ -26483,7 +28211,7 @@
           <w:b/>
           <w:bCs/>
         </w:rPr>
-        <w:t xml:space="preserve">code/week-06/08-tamper-yanit</w:t>
+        <w:t xml:space="preserve">code/week-06/08-tamper-response</w:t>
       </w:r>
       <w:r>
         <w:rPr>
@@ -26520,36 +28248,122 @@
         <w:t xml:space="preserve"> </w:t>
       </w:r>
       <w:r>
-        <w:t xml:space="preserve">(HKDF + AES-GCM) sarılır; tamper algılanınca motor sırrı</w:t>
-      </w:r>
-      <w:r>
-        <w:t xml:space="preserve"> </w:t>
-      </w:r>
-      <w:r>
-        <w:rPr>
-          <w:b/>
-          <w:bCs/>
-        </w:rPr>
-        <w:t xml:space="preserve">siler</w:t>
-      </w:r>
-      <w:r>
-        <w:t xml:space="preserve">, tamper bayrağı kaldırır ve çökmek yerine</w:t>
-      </w:r>
-      <w:r>
-        <w:t xml:space="preserve"> </w:t>
-      </w:r>
-      <w:r>
-        <w:rPr>
-          <w:b/>
-          <w:bCs/>
-        </w:rPr>
-        <w:t xml:space="preserve">decoy</w:t>
-      </w:r>
-      <w:r>
-        <w:t xml:space="preserve"> </w:t>
-      </w:r>
-      <w:r>
-        <w:t xml:space="preserve">döndürür.</w:t>
+        <w:t xml:space="preserve">(HKDF + AES-GCM) sarılır; sonuç, ikili bir</w:t>
+      </w:r>
+      <w:r>
+        <w:t xml:space="preserve"> </w:t>
+      </w:r>
+      <w:r>
+        <w:t xml:space="preserve">“temiz/tamper”</w:t>
+      </w:r>
+      <w:r>
+        <w:t xml:space="preserve"> </w:t>
+      </w:r>
+      <w:r>
+        <w:t xml:space="preserve">kararı DEĞİL,</w:t>
+      </w:r>
+      <w:r>
+        <w:t xml:space="preserve"> </w:t>
+      </w:r>
+      <w:r>
+        <w:rPr>
+          <w:b/>
+          <w:bCs/>
+        </w:rPr>
+        <w:t xml:space="preserve">dört durumlu bir tepki politikasıdır</w:t>
+      </w:r>
+      <w:r>
+        <w:t xml:space="preserve"> </w:t>
+      </w:r>
+      <w:r>
+        <w:t xml:space="preserve">(</w:t>
+      </w:r>
+      <w:r>
+        <w:rPr>
+          <w:rStyle w:val="VerbatimChar"/>
+        </w:rPr>
+        <w:t xml:space="preserve">decide_response()</w:t>
+      </w:r>
+      <w:r>
+        <w:t xml:space="preserve">):</w:t>
+      </w:r>
+      <w:r>
+        <w:t xml:space="preserve"> </w:t>
+      </w:r>
+      <w:r>
+        <w:rPr>
+          <w:rStyle w:val="VerbatimChar"/>
+        </w:rPr>
+        <w:t xml:space="preserve">NORMAL</w:t>
+      </w:r>
+      <w:r>
+        <w:t xml:space="preserve"> </w:t>
+      </w:r>
+      <w:r>
+        <w:t xml:space="preserve">(0 başarısız kontrol) →</w:t>
+      </w:r>
+      <w:r>
+        <w:t xml:space="preserve"> </w:t>
+      </w:r>
+      <w:r>
+        <w:rPr>
+          <w:rStyle w:val="VerbatimChar"/>
+        </w:rPr>
+        <w:t xml:space="preserve">WARN</w:t>
+      </w:r>
+      <w:r>
+        <w:t xml:space="preserve"> </w:t>
+      </w:r>
+      <w:r>
+        <w:t xml:space="preserve">(1) →</w:t>
+      </w:r>
+      <w:r>
+        <w:t xml:space="preserve"> </w:t>
+      </w:r>
+      <w:r>
+        <w:rPr>
+          <w:rStyle w:val="VerbatimChar"/>
+        </w:rPr>
+        <w:t xml:space="preserve">DEGRADE</w:t>
+      </w:r>
+      <w:r>
+        <w:t xml:space="preserve"> </w:t>
+      </w:r>
+      <w:r>
+        <w:t xml:space="preserve">(2) →</w:t>
+      </w:r>
+      <w:r>
+        <w:t xml:space="preserve"> </w:t>
+      </w:r>
+      <w:r>
+        <w:rPr>
+          <w:rStyle w:val="VerbatimChar"/>
+        </w:rPr>
+        <w:t xml:space="preserve">LOCK</w:t>
+      </w:r>
+      <w:r>
+        <w:t xml:space="preserve"> </w:t>
+      </w:r>
+      <w:r>
+        <w:t xml:space="preserve">(3 veya daha fazla,</w:t>
+      </w:r>
+      <w:r>
+        <w:t xml:space="preserve"> </w:t>
+      </w:r>
+      <w:r>
+        <w:t xml:space="preserve">YA DA cihaz/sürüm bağlama hiç tutmadıysa — bu her zaman doğrudan</w:t>
+      </w:r>
+      <w:r>
+        <w:t xml:space="preserve"> </w:t>
+      </w:r>
+      <w:r>
+        <w:rPr>
+          <w:rStyle w:val="VerbatimChar"/>
+        </w:rPr>
+        <w:t xml:space="preserve">LOCK</w:t>
+      </w:r>
+      <w:r>
+        <w:t xml:space="preserve">’a sıçrar).</w:t>
       </w:r>
     </w:p>
     <w:p>
@@ -26561,7 +28375,14 @@
           <w:b/>
           <w:bCs/>
         </w:rPr>
-        <w:t xml:space="preserve">sh demo.sh — gerçek çıktı (kısaltılmış)</w:t>
+        <w:t xml:space="preserve">.</w:t>
+      </w:r>
+      <w:r>
+        <w:rPr>
+          <w:b/>
+          <w:bCs/>
+        </w:rPr>
+        <w:t xml:space="preserve">.ps1 — gerçek çıktı (kısaltılmış)</w:t>
       </w:r>
     </w:p>
     <w:p>
@@ -26572,7 +28393,7 @@
         <w:rPr>
           <w:rStyle w:val="VerbatimChar"/>
         </w:rPr>
-        <w:t xml:space="preserve">SENARYO 1 - Normal: kontroller gecer, cihaz dogru -&gt; sir acilir</w:t>
+        <w:t xml:space="preserve">SCENARIO 1 - normal: 0 failed checks, device matches -&gt; NORMAL</w:t>
       </w:r>
       <w:r>
         <w:br/>
@@ -26581,7 +28402,7 @@
         <w:rPr>
           <w:rStyle w:val="VerbatimChar"/>
         </w:rPr>
-        <w:t xml:space="preserve">SONUC: TEMIZ. Sir acildi ve islem yapiliyor -&gt; "ODEME-ANAHTARI-7C4A"</w:t>
+        <w:t xml:space="preserve">RESULT: NORMAL. The secret opened and is in use -&gt; "PAYMENT-KEY-7C4A"</w:t>
       </w:r>
       <w:r>
         <w:br/>
@@ -26590,7 +28411,7 @@
         <w:rPr>
           <w:rStyle w:val="VerbatimChar"/>
         </w:rPr>
-        <w:t xml:space="preserve">(sir kullanildiktan sonra bellekten guvenle silindi)</w:t>
+        <w:t xml:space="preserve">(the secret was safely wiped from memory after use)</w:t>
       </w:r>
       <w:r>
         <w:br/>
@@ -26602,7 +28423,7 @@
         <w:rPr>
           <w:rStyle w:val="VerbatimChar"/>
         </w:rPr>
-        <w:t xml:space="preserve">SENARYO 2 - Tamper: bir kontrol basarisiz -&gt; sil + decoy + bayrak</w:t>
+        <w:t xml:space="preserve">SCENARIO 2 - warn: 1 failed check -&gt; WARN (still opens, just logged)</w:t>
       </w:r>
       <w:r>
         <w:br/>
@@ -26611,7 +28432,7 @@
         <w:rPr>
           <w:rStyle w:val="VerbatimChar"/>
         </w:rPr>
-        <w:t xml:space="preserve">SONUC: TAMPER ALGILANDI -&gt; algilama kontrolu basarisiz (tamper)</w:t>
+        <w:t xml:space="preserve">RESULT: WARN. One weak signal is not worth degrading service over.</w:t>
       </w:r>
       <w:r>
         <w:br/>
@@ -26620,7 +28441,7 @@
         <w:rPr>
           <w:rStyle w:val="VerbatimChar"/>
         </w:rPr>
-        <w:t xml:space="preserve">   Politika: sir silindi, tamper bayragi kaldirildi, olay kaydedildi.</w:t>
+        <w:t xml:space="preserve">The secret still opened -&gt; "PAYMENT-KEY-7C4A"</w:t>
       </w:r>
       <w:r>
         <w:br/>
@@ -26629,7 +28450,7 @@
         <w:rPr>
           <w:rStyle w:val="VerbatimChar"/>
         </w:rPr>
-        <w:t xml:space="preserve">   Cokmek yerine SAHTE (decoy) sonuc dondu: 60797327...</w:t>
+        <w:t xml:space="preserve">   Policy: event logged, monitoring tightened, no functionality lost.</w:t>
       </w:r>
       <w:r>
         <w:br/>
@@ -26641,7 +28462,7 @@
         <w:rPr>
           <w:rStyle w:val="VerbatimChar"/>
         </w:rPr>
-        <w:t xml:space="preserve">SENARYO 3 - Baska cihaz: kontroller gecer ama cihaz anahtari tutmaz</w:t>
+        <w:t xml:space="preserve">SCENARIO 3 - degrade: 2 failed checks -&gt; DEGRADE (wiped, redacted result)</w:t>
       </w:r>
       <w:r>
         <w:br/>
@@ -26650,7 +28471,7 @@
         <w:rPr>
           <w:rStyle w:val="VerbatimChar"/>
         </w:rPr>
-        <w:t xml:space="preserve">SONUC: TAMPER ALGILANDI -&gt; cihaz/surum baglama tutmadi (klonlama?)</w:t>
+        <w:t xml:space="preserve">RESULT: DEGRADE. Multiple signals -&gt; full trust withdrawn.</w:t>
       </w:r>
       <w:r>
         <w:br/>
@@ -26659,7 +28480,85 @@
         <w:rPr>
           <w:rStyle w:val="VerbatimChar"/>
         </w:rPr>
-        <w:t xml:space="preserve">   ... decoy doner</w:t>
+        <w:t xml:space="preserve">   Policy: secret wiped; a REDACTED result is returned, the full</w:t>
+      </w:r>
+      <w:r>
+        <w:br/>
+      </w:r>
+      <w:r>
+        <w:rPr>
+          <w:rStyle w:val="VerbatimChar"/>
+        </w:rPr>
+        <w:t xml:space="preserve">   operation is refused, but the application keeps running.</w:t>
+      </w:r>
+      <w:r>
+        <w:br/>
+      </w:r>
+      <w:r>
+        <w:rPr>
+          <w:rStyle w:val="VerbatimChar"/>
+        </w:rPr>
+        <w:t xml:space="preserve">RESULT-VALUE: PAYM**** (redacted)</w:t>
+      </w:r>
+      <w:r>
+        <w:br/>
+      </w:r>
+      <w:r>
+        <w:br/>
+      </w:r>
+      <w:r>
+        <w:rPr>
+          <w:rStyle w:val="VerbatimChar"/>
+        </w:rPr>
+        <w:t xml:space="preserve">SCENARIO 4 - lock: 3 failed checks -&gt; LOCK (wipe + decoy + flag)</w:t>
+      </w:r>
+      <w:r>
+        <w:br/>
+      </w:r>
+      <w:r>
+        <w:rPr>
+          <w:rStyle w:val="VerbatimChar"/>
+        </w:rPr>
+        <w:t xml:space="preserve">RESULT: LOCK -&gt; detection checks failed (tamper)</w:t>
+      </w:r>
+      <w:r>
+        <w:br/>
+      </w:r>
+      <w:r>
+        <w:rPr>
+          <w:rStyle w:val="VerbatimChar"/>
+        </w:rPr>
+        <w:t xml:space="preserve">   A DECOY result was returned instead of crashing: 9be972a7...</w:t>
+      </w:r>
+      <w:r>
+        <w:br/>
+      </w:r>
+      <w:r>
+        <w:br/>
+      </w:r>
+      <w:r>
+        <w:rPr>
+          <w:rStyle w:val="VerbatimChar"/>
+        </w:rPr>
+        <w:t xml:space="preserve">SCENARIO 5 - other-device: checks pass, device key does not hold -&gt; LOCK</w:t>
+      </w:r>
+      <w:r>
+        <w:br/>
+      </w:r>
+      <w:r>
+        <w:rPr>
+          <w:rStyle w:val="VerbatimChar"/>
+        </w:rPr>
+        <w:t xml:space="preserve">RESULT: LOCK -&gt; device/version binding failed (cloned?)</w:t>
+      </w:r>
+      <w:r>
+        <w:br/>
+      </w:r>
+      <w:r>
+        <w:rPr>
+          <w:rStyle w:val="VerbatimChar"/>
+        </w:rPr>
+        <w:t xml:space="preserve">   A DECOY result was returned instead of crashing: 39f368f4...</w:t>
       </w:r>
     </w:p>
     <w:p>
@@ -26667,13 +28566,90 @@
         <w:pStyle w:val="FirstParagraph"/>
       </w:pPr>
       <w:r>
-        <w:t xml:space="preserve">Normal akışta kontroller geçti, cihaz doğruydu, sır açıldı, kullanıldı ve hemen silindi. Bir kontrol başarısız olunca</w:t>
-      </w:r>
-      <w:r>
-        <w:t xml:space="preserve"> </w:t>
-      </w:r>
-      <w:r>
-        <w:t xml:space="preserve">(tamper) motor sırrı sildi ve decoy döndürdü. Paket</w:t>
+        <w:t xml:space="preserve">Normal akışta kontroller geçti, cihaz doğruydu, sır açıldı, kullanıldı ve hemen silindi (</w:t>
+      </w:r>
+      <w:r>
+        <w:rPr>
+          <w:rStyle w:val="VerbatimChar"/>
+        </w:rPr>
+        <w:t xml:space="preserve">NORMAL</w:t>
+      </w:r>
+      <w:r>
+        <w:t xml:space="preserve">). Tek bir kontrol</w:t>
+      </w:r>
+      <w:r>
+        <w:t xml:space="preserve"> </w:t>
+      </w:r>
+      <w:r>
+        <w:t xml:space="preserve">başarısız olunca motor</w:t>
+      </w:r>
+      <w:r>
+        <w:t xml:space="preserve"> </w:t>
+      </w:r>
+      <w:r>
+        <w:rPr>
+          <w:b/>
+          <w:bCs/>
+        </w:rPr>
+        <w:t xml:space="preserve">hâlâ</w:t>
+      </w:r>
+      <w:r>
+        <w:t xml:space="preserve"> </w:t>
+      </w:r>
+      <w:r>
+        <w:t xml:space="preserve">sırrı açtı — ama olayı kaydetti (</w:t>
+      </w:r>
+      <w:r>
+        <w:rPr>
+          <w:rStyle w:val="VerbatimChar"/>
+        </w:rPr>
+        <w:t xml:space="preserve">WARN</w:t>
+      </w:r>
+      <w:r>
+        <w:t xml:space="preserve">); tek zayıf bir sinyal yüzünden meşru bir</w:t>
+      </w:r>
+      <w:r>
+        <w:t xml:space="preserve"> </w:t>
+      </w:r>
+      <w:r>
+        <w:t xml:space="preserve">kullanıcının deneyimini bozmaya değmez. İki kontrol başarısız olunca sır silindi ve yalnız</w:t>
+      </w:r>
+      <w:r>
+        <w:t xml:space="preserve"> </w:t>
+      </w:r>
+      <w:r>
+        <w:rPr>
+          <w:b/>
+          <w:bCs/>
+        </w:rPr>
+        <w:t xml:space="preserve">sansürlü</w:t>
+      </w:r>
+      <w:r>
+        <w:t xml:space="preserve"> </w:t>
+      </w:r>
+      <w:r>
+        <w:t xml:space="preserve">bir sonuç</w:t>
+      </w:r>
+      <w:r>
+        <w:t xml:space="preserve"> </w:t>
+      </w:r>
+      <w:r>
+        <w:t xml:space="preserve">döndü (</w:t>
+      </w:r>
+      <w:r>
+        <w:rPr>
+          <w:rStyle w:val="VerbatimChar"/>
+        </w:rPr>
+        <w:t xml:space="preserve">DEGRADE</w:t>
+      </w:r>
+      <w:r>
+        <w:t xml:space="preserve">) — uygulama tamamen durmadı, ama artık tam sonucu vermedi. Üç veya daha fazla kontrol başarısız</w:t>
+      </w:r>
+      <w:r>
+        <w:t xml:space="preserve"> </w:t>
+      </w:r>
+      <w:r>
+        <w:t xml:space="preserve">olduğunda YA DA paket</w:t>
       </w:r>
       <w:r>
         <w:t xml:space="preserve"> </w:t>
@@ -26689,13 +28665,32 @@
         <w:t xml:space="preserve"> </w:t>
       </w:r>
       <w:r>
-        <w:t xml:space="preserve">taşındığında kontroller geçse bile cihaz-bağlı</w:t>
-      </w:r>
-      <w:r>
-        <w:t xml:space="preserve"> </w:t>
-      </w:r>
-      <w:r>
-        <w:t xml:space="preserve">anahtar tutmadı ve sır açılamadı. Bu, Hafta 3’teki</w:t>
+        <w:t xml:space="preserve">taşındığında (kontroller geçse bile) motor tam olarak</w:t>
+      </w:r>
+      <w:r>
+        <w:t xml:space="preserve"> </w:t>
+      </w:r>
+      <w:r>
+        <w:rPr>
+          <w:b/>
+          <w:bCs/>
+        </w:rPr>
+        <w:t xml:space="preserve">kilitlendi</w:t>
+      </w:r>
+      <w:r>
+        <w:t xml:space="preserve"> </w:t>
+      </w:r>
+      <w:r>
+        <w:t xml:space="preserve">(</w:t>
+      </w:r>
+      <w:r>
+        <w:rPr>
+          <w:rStyle w:val="VerbatimChar"/>
+        </w:rPr>
+        <w:t xml:space="preserve">LOCK</w:t>
+      </w:r>
+      <w:r>
+        <w:t xml:space="preserve">): sır silindi, decoy döndü, bayrak kaldırıldı. Bu, Hafta 3’teki</w:t>
       </w:r>
       <w:r>
         <w:t xml:space="preserve"> </w:t>
@@ -26711,17 +28706,185 @@
         <w:t xml:space="preserve"> </w:t>
       </w:r>
       <w:r>
-        <w:t xml:space="preserve">en iç katmanının (cihaz bağlama) RASP ile</w:t>
-      </w:r>
-      <w:r>
-        <w:t xml:space="preserve"> </w:t>
-      </w:r>
-      <w:r>
-        <w:t xml:space="preserve">birleşmiş hâlidir.</w:t>
-      </w:r>
-    </w:p>
-    <w:bookmarkEnd w:id="123"/>
-    <w:bookmarkStart w:id="127" w:name="Xcececfa48f31db9953d7d2c8abb26a03eda80d5"/>
+        <w:t xml:space="preserve">en iç katmanının</w:t>
+      </w:r>
+      <w:r>
+        <w:t xml:space="preserve"> </w:t>
+      </w:r>
+      <w:r>
+        <w:t xml:space="preserve">(cihaz bağlama) RASP’in kademeli tepki politikasıyla birleşmiş hâlidir.</w:t>
+      </w:r>
+    </w:p>
+    <w:p>
+      <w:pPr>
+        <w:pStyle w:val="BodyText"/>
+      </w:pPr>
+      <w:r>
+        <w:t xml:space="preserve">Dört durumu bir</w:t>
+      </w:r>
+      <w:r>
+        <w:t xml:space="preserve"> </w:t>
+      </w:r>
+      <w:r>
+        <w:rPr>
+          <w:b/>
+          <w:bCs/>
+        </w:rPr>
+        <w:t xml:space="preserve">durum makinesi</w:t>
+      </w:r>
+      <w:r>
+        <w:t xml:space="preserve"> </w:t>
+      </w:r>
+      <w:r>
+        <w:t xml:space="preserve">olarak görselleştirelim: aşağıdaki animasyon, bir izleme zaman çizelgesindeki</w:t>
+      </w:r>
+      <w:r>
+        <w:t xml:space="preserve"> </w:t>
+      </w:r>
+      <w:r>
+        <w:t xml:space="preserve">her bağımsız çağrıyı (</w:t>
+      </w:r>
+      <w:r>
+        <w:rPr>
+          <w:rStyle w:val="VerbatimChar"/>
+        </w:rPr>
+        <w:t xml:space="preserve">decide_response()</w:t>
+      </w:r>
+      <w:r>
+        <w:t xml:space="preserve">’un gerçek karar tablosuyla) NORMAL/WARN/DEGRADE/LOCK durumlarından</w:t>
+      </w:r>
+      <w:r>
+        <w:t xml:space="preserve"> </w:t>
+      </w:r>
+      <w:r>
+        <w:t xml:space="preserve">birine sınıflandırır ve hangi durumun ne sıklıkta tetiklendiğini özetler:</w:t>
+      </w:r>
+    </w:p>
+    <w:p>
+      <w:pPr>
+        <w:pStyle w:val="BodyText"/>
+      </w:pPr>
+      <w:r>
+        <w:drawing>
+          <wp:inline>
+            <wp:extent cx="5111999" cy="4313843"/>
+            <wp:effectExtent b="0" l="0" r="0" t="0"/>
+            <wp:docPr descr="Tepki politikası durum makinesi — adım adım" title="" id="148" name="Picture"/>
+            <a:graphic>
+              <a:graphicData uri="http://schemas.openxmlformats.org/drawingml/2006/picture">
+                <pic:pic>
+                  <pic:nvPicPr>
+                    <pic:cNvPr descr="tamper-response-policy.tr.png" id="149" name="Picture"/>
+                    <pic:cNvPicPr>
+                      <a:picLocks noChangeArrowheads="1" noChangeAspect="1"/>
+                    </pic:cNvPicPr>
+                  </pic:nvPicPr>
+                  <pic:blipFill>
+                    <a:blip r:embed="rId147"/>
+                    <a:stretch>
+                      <a:fillRect/>
+                    </a:stretch>
+                  </pic:blipFill>
+                  <pic:spPr bwMode="auto">
+                    <a:xfrm>
+                      <a:off x="0" y="0"/>
+                      <a:ext cx="5111999" cy="4313843"/>
+                    </a:xfrm>
+                    <a:prstGeom prst="rect">
+                      <a:avLst/>
+                    </a:prstGeom>
+                    <a:noFill/>
+                    <a:ln w="9525">
+                      <a:noFill/>
+                      <a:headEnd/>
+                      <a:tailEnd/>
+                    </a:ln>
+                  </pic:spPr>
+                </pic:pic>
+              </a:graphicData>
+            </a:graphic>
+          </wp:inline>
+        </w:drawing>
+      </w:r>
+    </w:p>
+    <w:p>
+      <w:pPr>
+        <w:pStyle w:val="BodyText"/>
+      </w:pPr>
+      <w:r>
+        <w:rPr>
+          <w:b/>
+          <w:bCs/>
+        </w:rPr>
+        <w:t xml:space="preserve">escalating/noisy/edge</w:t>
+      </w:r>
+      <w:r>
+        <w:t xml:space="preserve"> </w:t>
+      </w:r>
+      <w:r>
+        <w:t xml:space="preserve">örneklerini deneyin;</w:t>
+      </w:r>
+      <w:r>
+        <w:t xml:space="preserve"> </w:t>
+      </w:r>
+      <w:r>
+        <w:rPr>
+          <w:rStyle w:val="VerbatimChar"/>
+        </w:rPr>
+        <w:t xml:space="preserve">escalating</w:t>
+      </w:r>
+      <w:r>
+        <w:t xml:space="preserve"> </w:t>
+      </w:r>
+      <w:r>
+        <w:t xml:space="preserve">örneği bir oturumun zamanla NORMAL’den LOCK’a nasıl</w:t>
+      </w:r>
+      <w:r>
+        <w:t xml:space="preserve"> </w:t>
+      </w:r>
+      <w:r>
+        <w:t xml:space="preserve">kötüleşebileceğini,</w:t>
+      </w:r>
+      <w:r>
+        <w:t xml:space="preserve"> </w:t>
+      </w:r>
+      <w:r>
+        <w:rPr>
+          <w:rStyle w:val="VerbatimChar"/>
+        </w:rPr>
+        <w:t xml:space="preserve">edge-all-device-mismatch</w:t>
+      </w:r>
+      <w:r>
+        <w:t xml:space="preserve"> </w:t>
+      </w:r>
+      <w:r>
+        <w:t xml:space="preserve">ise cihaz uyuşmazlığının kontrol sayısından</w:t>
+      </w:r>
+      <w:r>
+        <w:t xml:space="preserve"> </w:t>
+      </w:r>
+      <w:r>
+        <w:rPr>
+          <w:b/>
+          <w:bCs/>
+        </w:rPr>
+        <w:t xml:space="preserve">bağımsız olarak</w:t>
+      </w:r>
+      <w:r>
+        <w:t xml:space="preserve"> </w:t>
+      </w:r>
+      <w:r>
+        <w:t xml:space="preserve">her</w:t>
+      </w:r>
+      <w:r>
+        <w:t xml:space="preserve"> </w:t>
+      </w:r>
+      <w:r>
+        <w:t xml:space="preserve">zaman LOCK’a sıçradığını gösterir.</w:t>
+      </w:r>
+    </w:p>
+    <w:bookmarkEnd w:id="150"/>
+    <w:bookmarkStart w:id="154" w:name="Xcececfa48f31db9953d7d2c8abb26a03eda80d5"/>
     <w:p>
       <w:pPr>
         <w:pStyle w:val="Heading3"/>
@@ -26735,7 +28898,16 @@
         <w:pStyle w:val="FirstParagraph"/>
       </w:pPr>
       <w:r>
-        <w:t xml:space="preserve">Bölüm 1.3’te aynı algılama sinyaline üç farklı tepkiyi kısaca karşılaştırmıştık; şimdi bunu Demo 8’in tamper</w:t>
+        <w:t xml:space="preserve">Bölüm 1.3’te aynı algılama sinyaline üç farklı tepkiyi kısaca karşılaştırmıştık; şimdi bunu Demo 8’in</w:t>
+      </w:r>
+      <w:r>
+        <w:t xml:space="preserve"> </w:t>
+      </w:r>
+      <w:r>
+        <w:rPr>
+          <w:rStyle w:val="VerbatimChar"/>
+        </w:rPr>
+        <w:t xml:space="preserve">LOCK</w:t>
       </w:r>
       <w:r>
         <w:t xml:space="preserve"> </w:t>
@@ -26757,13 +28929,61 @@
         <w:t xml:space="preserve"> </w:t>
       </w:r>
       <w:r>
-        <w:t xml:space="preserve">karşılaştıralım. Olay: bir anti-debug kontrolü başarısız oldu (Demo 8</w:t>
-      </w:r>
-      <w:r>
-        <w:t xml:space="preserve"> </w:t>
-      </w:r>
-      <w:r>
-        <w:t xml:space="preserve">SENARYO 2).</w:t>
+        <w:t xml:space="preserve">karşılaştıralım. Olay: üç kontrol başarısız oldu (Demo 8 SCENARIO 4 —</w:t>
+      </w:r>
+      <w:r>
+        <w:t xml:space="preserve"> </w:t>
+      </w:r>
+      <w:r>
+        <w:rPr>
+          <w:rStyle w:val="VerbatimChar"/>
+        </w:rPr>
+        <w:t xml:space="preserve">lock</w:t>
+      </w:r>
+      <w:r>
+        <w:t xml:space="preserve">).</w:t>
+      </w:r>
+      <w:r>
+        <w:t xml:space="preserve"> </w:t>
+      </w:r>
+      <w:r>
+        <w:t xml:space="preserve">(Yalnızca bir kontrol başarısız olsaydı motor</w:t>
+      </w:r>
+      <w:r>
+        <w:t xml:space="preserve"> </w:t>
+      </w:r>
+      <w:r>
+        <w:rPr>
+          <w:rStyle w:val="VerbatimChar"/>
+        </w:rPr>
+        <w:t xml:space="preserve">WARN</w:t>
+      </w:r>
+      <w:r>
+        <w:t xml:space="preserve"> </w:t>
+      </w:r>
+      <w:r>
+        <w:t xml:space="preserve">durumuna geçer ve sırrı yine de açardı — bkz. Bölüm 10;</w:t>
+      </w:r>
+      <w:r>
+        <w:t xml:space="preserve"> </w:t>
+      </w:r>
+      <w:r>
+        <w:t xml:space="preserve">decoy yalnız</w:t>
+      </w:r>
+      <w:r>
+        <w:t xml:space="preserve"> </w:t>
+      </w:r>
+      <w:r>
+        <w:rPr>
+          <w:rStyle w:val="VerbatimChar"/>
+        </w:rPr>
+        <w:t xml:space="preserve">LOCK</w:t>
+      </w:r>
+      <w:r>
+        <w:t xml:space="preserve"> </w:t>
+      </w:r>
+      <w:r>
+        <w:t xml:space="preserve">durumunda devreye girer.)</w:t>
       </w:r>
     </w:p>
     <w:tbl>
@@ -27142,13 +29362,34 @@
         <w:t xml:space="preserve"> </w:t>
       </w:r>
       <w:r>
-        <w:t xml:space="preserve">8’in gerçek çıktısında (c) seçeneği uygulanır:</w:t>
-      </w:r>
-      <w:r>
-        <w:t xml:space="preserve"> </w:t>
-      </w:r>
-      <w:r>
-        <w:t xml:space="preserve">“Cokmek yerine SAHTE (decoy) sonuc dondu: 60797327…”</w:t>
+        <w:t xml:space="preserve">8’in gerçek çıktısında (c) seçeneği</w:t>
+      </w:r>
+      <w:r>
+        <w:t xml:space="preserve"> </w:t>
+      </w:r>
+      <w:r>
+        <w:rPr>
+          <w:rStyle w:val="VerbatimChar"/>
+        </w:rPr>
+        <w:t xml:space="preserve">LOCK</w:t>
+      </w:r>
+      <w:r>
+        <w:t xml:space="preserve"> </w:t>
+      </w:r>
+      <w:r>
+        <w:t xml:space="preserve">durumunda uygulanır:</w:t>
+      </w:r>
+      <w:r>
+        <w:t xml:space="preserve"> </w:t>
+      </w:r>
+      <w:r>
+        <w:t xml:space="preserve">“A DECOY result was returned instead of</w:t>
+      </w:r>
+      <w:r>
+        <w:t xml:space="preserve"> </w:t>
+      </w:r>
+      <w:r>
+        <w:t xml:space="preserve">crashing: 9be972a7…”</w:t>
       </w:r>
       <w:r>
         <w:t xml:space="preserve">. Bu sayı</w:t>
@@ -27258,7 +29499,7 @@
         <w:t xml:space="preserve"> </w:t>
       </w:r>
       <w:r>
-        <w:t xml:space="preserve">mesajı, üretim derlemesinde sessiz/decoy); üretim ikili dosyasında hiçbir tespit mesajı</w:t>
+        <w:t xml:space="preserve">mesajı, üretim derlemesinde sessiz/decoy); üretim binary dosyasında hiçbir tespit mesajı</w:t>
       </w:r>
       <w:r>
         <w:t xml:space="preserve"> </w:t>
@@ -27286,18 +29527,18 @@
           <wp:inline>
             <wp:extent cx="5759999" cy="2529146"/>
             <wp:effectExtent b="0" l="0" r="0" t="0"/>
-            <wp:docPr descr="RASP motorunun her kritik işlemdeki karar akışı" title="" id="125" name="Picture"/>
+            <wp:docPr descr="RASP motorunun her kritik işlemdeki karar akışı" title="" id="152" name="Picture"/>
             <a:graphic>
               <a:graphicData uri="http://schemas.openxmlformats.org/drawingml/2006/picture">
                 <pic:pic>
                   <pic:nvPicPr>
-                    <pic:cNvPr descr="h06-05-rasp-motoru.png" id="126" name="Picture"/>
+                    <pic:cNvPr descr="h06-05-rasp-motoru.png" id="153" name="Picture"/>
                     <pic:cNvPicPr>
                       <a:picLocks noChangeArrowheads="1" noChangeAspect="1"/>
                     </pic:cNvPicPr>
                   </pic:nvPicPr>
                   <pic:blipFill>
-                    <a:blip r:embed="rId124"/>
+                    <a:blip r:embed="rId151"/>
                     <a:stretch>
                       <a:fillRect/>
                     </a:stretch>
@@ -27525,9 +29766,9 @@
         </w:pict>
       </w:r>
     </w:p>
-    <w:bookmarkEnd w:id="127"/>
-    <w:bookmarkEnd w:id="128"/>
-    <w:bookmarkStart w:id="132" w:name="raspin-sınırları-ve-etik"/>
+    <w:bookmarkEnd w:id="154"/>
+    <w:bookmarkEnd w:id="155"/>
+    <w:bookmarkStart w:id="159" w:name="raspin-sınırları-ve-etik"/>
     <w:p>
       <w:pPr>
         <w:pStyle w:val="Heading2"/>
@@ -27545,18 +29786,18 @@
           <wp:inline>
             <wp:extent cx="5759999" cy="2447006"/>
             <wp:effectExtent b="0" l="0" r="0" t="0"/>
-            <wp:docPr descr="RASP ne vaat eder, ne etmez" title="" id="130" name="Picture"/>
+            <wp:docPr descr="RASP ne vaat eder, ne etmez" title="" id="157" name="Picture"/>
             <a:graphic>
               <a:graphicData uri="http://schemas.openxmlformats.org/drawingml/2006/picture">
                 <pic:pic>
                   <pic:nvPicPr>
-                    <pic:cNvPr descr="h06-15-rasp-sinirlari.png" id="131" name="Picture"/>
+                    <pic:cNvPr descr="h06-15-rasp-sinirlari.png" id="158" name="Picture"/>
                     <pic:cNvPicPr>
                       <a:picLocks noChangeArrowheads="1" noChangeAspect="1"/>
                     </pic:cNvPicPr>
                   </pic:nvPicPr>
                   <pic:blipFill>
-                    <a:blip r:embed="rId129"/>
+                    <a:blip r:embed="rId156"/>
                     <a:stretch>
                       <a:fillRect/>
                     </a:stretch>
@@ -27943,8 +30184,8 @@
         </w:pict>
       </w:r>
     </w:p>
-    <w:bookmarkEnd w:id="132"/>
-    <w:bookmarkStart w:id="135" w:name="dönem-projesi-bu-hafta"/>
+    <w:bookmarkEnd w:id="159"/>
+    <w:bookmarkStart w:id="162" w:name="dönem-projesi-bu-hafta"/>
     <w:p>
       <w:pPr>
         <w:pStyle w:val="Heading2"/>
@@ -27998,7 +30239,7 @@
       <w:r>
         <w:t xml:space="preserve">(</w:t>
       </w:r>
-      <w:hyperlink r:id="rId133">
+      <w:hyperlink r:id="rId160">
         <w:r>
           <w:rPr>
             <w:rStyle w:val="Hyperlink"/>
@@ -28025,7 +30266,7 @@
       <w:r>
         <w:t xml:space="preserve">(</w:t>
       </w:r>
-      <w:hyperlink r:id="rId134">
+      <w:hyperlink r:id="rId161">
         <w:r>
           <w:rPr>
             <w:rStyle w:val="Hyperlink"/>
@@ -28063,7 +30304,7 @@
           <w:b/>
           <w:bCs/>
         </w:rPr>
-        <w:t xml:space="preserve">F2.4 İkili Uygulama Korumaları</w:t>
+        <w:t xml:space="preserve">F2.4 Binary Uygulama Korumaları</w:t>
       </w:r>
       <w:r>
         <w:rPr>
@@ -28091,7 +30332,7 @@
         <w:pStyle w:val="Compact"/>
         <w:numPr>
           <w:ilvl w:val="0"/>
-          <w:numId w:val="1027"/>
+          <w:numId w:val="1030"/>
         </w:numPr>
       </w:pPr>
       <w:r>
@@ -28151,7 +30392,7 @@
         <w:pStyle w:val="Compact"/>
         <w:numPr>
           <w:ilvl w:val="0"/>
-          <w:numId w:val="1028"/>
+          <w:numId w:val="1031"/>
         </w:numPr>
       </w:pPr>
       <w:r>
@@ -28817,8 +31058,8 @@
         </w:pict>
       </w:r>
     </w:p>
-    <w:bookmarkEnd w:id="135"/>
-    <w:bookmarkStart w:id="136" w:name="sınıf-etkinlikleri"/>
+    <w:bookmarkEnd w:id="162"/>
+    <w:bookmarkStart w:id="163" w:name="sınıf-etkinlikleri"/>
     <w:p>
       <w:pPr>
         <w:pStyle w:val="Heading2"/>
@@ -28836,7 +31077,7 @@
           <w:b/>
           <w:bCs/>
         </w:rPr>
-        <w:t xml:space="preserve">Etkinlik 1 — Kancayı kendi elinizle kurun (15 dk, ikili, WSL)</w:t>
+        <w:t xml:space="preserve">Etkinlik 1 — Kancayı kendi elinizle kurun (15 dk, binary, WSL)</w:t>
       </w:r>
     </w:p>
     <w:p>
@@ -28853,7 +31094,7 @@
         <w:rPr>
           <w:rStyle w:val="VerbatimChar"/>
         </w:rPr>
-        <w:t xml:space="preserve">sahtekanca.c</w:t>
+        <w:t xml:space="preserve">fake_hook.c</w:t>
       </w:r>
       <w:r>
         <w:t xml:space="preserve">’ye</w:t>
@@ -28940,7 +31181,7 @@
         <w:rPr>
           <w:rStyle w:val="VerbatimChar"/>
         </w:rPr>
-        <w:t xml:space="preserve">atlat</w:t>
+        <w:t xml:space="preserve">skip</w:t>
       </w:r>
       <w:r>
         <w:t xml:space="preserve"> </w:t>
@@ -29044,7 +31285,7 @@
         <w:t xml:space="preserve"> </w:t>
       </w:r>
       <w:r>
-        <w:t xml:space="preserve">olmalı, ikili</w:t>
+        <w:t xml:space="preserve">olmalı, binary</w:t>
       </w:r>
       <w:r>
         <w:t xml:space="preserve"> </w:t>
@@ -29114,8 +31355,8 @@
         </w:pict>
       </w:r>
     </w:p>
-    <w:bookmarkEnd w:id="136"/>
-    <w:bookmarkStart w:id="137" w:name="kod-okuma-alıştırmaları"/>
+    <w:bookmarkEnd w:id="163"/>
+    <w:bookmarkStart w:id="164" w:name="kod-okuma-alıştırmaları"/>
     <w:p>
       <w:pPr>
         <w:pStyle w:val="Heading2"/>
@@ -29365,7 +31606,7 @@
         <w:rPr>
           <w:rStyle w:val="NormalTok"/>
         </w:rPr>
-        <w:t xml:space="preserve">kod</w:t>
+        <w:t xml:space="preserve">code</w:t>
       </w:r>
       <w:r>
         <w:rPr>
@@ -29377,7 +31618,7 @@
         <w:rPr>
           <w:rStyle w:val="NormalTok"/>
         </w:rPr>
-        <w:t xml:space="preserve"> kod_boy</w:t>
+        <w:t xml:space="preserve"> code_len</w:t>
       </w:r>
       <w:r>
         <w:rPr>
@@ -29422,7 +31663,7 @@
         <w:rPr>
           <w:rStyle w:val="NormalTok"/>
         </w:rPr>
-        <w:t xml:space="preserve"> BEKLENEN_CRC</w:t>
+        <w:t xml:space="preserve"> EXPECTED_CRC</w:t>
       </w:r>
       <w:r>
         <w:rPr>
@@ -29939,7 +32180,7 @@
         <w:rPr>
           <w:rStyle w:val="CommentTok"/>
         </w:rPr>
-        <w:t xml:space="preserve">/* hipervizor biti set */</w:t>
+        <w:t xml:space="preserve">/* hypervisor bit set */</w:t>
       </w:r>
       <w:r>
         <w:br/>
@@ -29978,7 +32219,7 @@
         <w:rPr>
           <w:rStyle w:val="CommentTok"/>
         </w:rPr>
-        <w:t xml:space="preserve">/* "analiz ortami, calismayi reddet" */</w:t>
+        <w:t xml:space="preserve">/* "analysis environment, refuse to run" */</w:t>
       </w:r>
       <w:r>
         <w:br/>
@@ -30105,8 +32346,8 @@
         </w:pict>
       </w:r>
     </w:p>
-    <w:bookmarkEnd w:id="137"/>
-    <w:bookmarkStart w:id="138" w:name="kendi-başına-çalış"/>
+    <w:bookmarkEnd w:id="164"/>
+    <w:bookmarkStart w:id="165" w:name="kendi-başına-çalış"/>
     <w:p>
       <w:pPr>
         <w:pStyle w:val="Heading2"/>
@@ -30200,7 +32441,7 @@
         <w:rPr>
           <w:rStyle w:val="VerbatimChar"/>
         </w:rPr>
-        <w:t xml:space="preserve">cikti/altin.hmac</w:t>
+        <w:t xml:space="preserve">output/golden.hmac</w:t>
       </w:r>
       <w:r>
         <w:t xml:space="preserve"> </w:t>
@@ -30294,7 +32535,7 @@
         <w:rPr>
           <w:rStyle w:val="VerbatimChar"/>
         </w:rPr>
-        <w:t xml:space="preserve">sahtekanca.c</w:t>
+        <w:t xml:space="preserve">fake_hook.c</w:t>
       </w:r>
       <w:r>
         <w:t xml:space="preserve">’sine</w:t>
@@ -30347,7 +32588,7 @@
         <w:rPr>
           <w:rStyle w:val="VerbatimChar"/>
         </w:rPr>
-        <w:t xml:space="preserve">ASAMA</w:t>
+        <w:t xml:space="preserve">STAGE_COUNT</w:t>
       </w:r>
       <w:r>
         <w:t xml:space="preserve">’yı 5 yapın ve iki kontrol noktası daha ekleyin. Zincir nasıl değişir? Normal akış hâlâ onaylanıyor</w:t>
@@ -30456,7 +32697,7 @@
         <w:rPr>
           <w:rStyle w:val="VerbatimChar"/>
         </w:rPr>
-        <w:t xml:space="preserve">baska-cihaz</w:t>
+        <w:t xml:space="preserve">other-device</w:t>
       </w:r>
       <w:r>
         <w:t xml:space="preserve"> </w:t>
@@ -30641,7 +32882,7 @@
         <w:rPr>
           <w:rStyle w:val="VerbatimChar"/>
         </w:rPr>
-        <w:t xml:space="preserve">SURUM</w:t>
+        <w:t xml:space="preserve">VERSION_STRING</w:t>
       </w:r>
       <w:r>
         <w:t xml:space="preserve"> </w:t>
@@ -30653,7 +32894,7 @@
         <w:rPr>
           <w:rStyle w:val="VerbatimChar"/>
         </w:rPr>
-        <w:t xml:space="preserve">surum=1.0.0</w:t>
+        <w:t xml:space="preserve">version=1.0.0</w:t>
       </w:r>
       <w:r>
         <w:t xml:space="preserve"> </w:t>
@@ -30668,7 +32909,7 @@
         <w:rPr>
           <w:rStyle w:val="VerbatimChar"/>
         </w:rPr>
-        <w:t xml:space="preserve">surum=1.0.1</w:t>
+        <w:t xml:space="preserve">version=1.0.1</w:t>
       </w:r>
       <w:r>
         <w:t xml:space="preserve">) değiştirip anahtarı tekrar</w:t>
@@ -30699,8 +32940,8 @@
         </w:pict>
       </w:r>
     </w:p>
-    <w:bookmarkEnd w:id="138"/>
-    <w:bookmarkStart w:id="139" w:name="kendini-sınama"/>
+    <w:bookmarkEnd w:id="165"/>
+    <w:bookmarkStart w:id="166" w:name="kendini-sınama"/>
     <w:p>
       <w:pPr>
         <w:pStyle w:val="Heading2"/>
@@ -30821,7 +33062,7 @@
       <w:r>
         <w:t xml:space="preserve">hata ayıklayıcı bağlayabilir. Beyaz kutu (</w:t>
       </w:r>
-      <w:hyperlink r:id="rId41">
+      <w:hyperlink r:id="rId44">
         <w:r>
           <w:rPr>
             <w:rStyle w:val="Hyperlink"/>
@@ -31725,7 +33966,7 @@
           <w:b/>
           <w:bCs/>
         </w:rPr>
-        <w:t xml:space="preserve">KorunanSayac</w:t>
+        <w:t xml:space="preserve">ProtectedCounter</w:t>
       </w:r>
       <w:r>
         <w:rPr>
@@ -31756,7 +33997,7 @@
         <w:rPr>
           <w:rStyle w:val="VerbatimChar"/>
         </w:rPr>
-        <w:t xml:space="preserve">deger</w:t>
+        <w:t xml:space="preserve">value</w:t>
       </w:r>
       <w:r>
         <w:t xml:space="preserve"> </w:t>
@@ -31771,7 +34012,7 @@
         <w:rPr>
           <w:rStyle w:val="VerbatimChar"/>
         </w:rPr>
-        <w:t xml:space="preserve">golge</w:t>
+        <w:t xml:space="preserve">shadow</w:t>
       </w:r>
       <w:r>
         <w:t xml:space="preserve"> </w:t>
@@ -31786,7 +34027,7 @@
         <w:rPr>
           <w:rStyle w:val="VerbatimChar"/>
         </w:rPr>
-        <w:t xml:space="preserve">ozet</w:t>
+        <w:t xml:space="preserve">mac</w:t>
       </w:r>
       <w:r>
         <w:t xml:space="preserve"> </w:t>
@@ -32008,7 +34249,7 @@
           <w:b/>
           <w:bCs/>
         </w:rPr>
-        <w:t xml:space="preserve">26. Üretim ikili dosyasında tespit mesajlarının</w:t>
+        <w:t xml:space="preserve">26. Üretim binary dosyasında tespit mesajlarının</w:t>
       </w:r>
       <w:r>
         <w:rPr>
@@ -32075,8 +34316,8 @@
         </w:pict>
       </w:r>
     </w:p>
-    <w:bookmarkEnd w:id="139"/>
-    <w:bookmarkStart w:id="140" w:name="quiz-1-tarzı-örnek-sorular"/>
+    <w:bookmarkEnd w:id="166"/>
+    <w:bookmarkStart w:id="167" w:name="quiz-1-tarzı-örnek-sorular"/>
     <w:p>
       <w:pPr>
         <w:pStyle w:val="Heading2"/>
@@ -32102,7 +34343,7 @@
         <w:pStyle w:val="Compact"/>
         <w:numPr>
           <w:ilvl w:val="0"/>
-          <w:numId w:val="1029"/>
+          <w:numId w:val="1032"/>
         </w:numPr>
       </w:pPr>
       <w:r>
@@ -32130,7 +34371,7 @@
         <w:pStyle w:val="Compact"/>
         <w:numPr>
           <w:ilvl w:val="1"/>
-          <w:numId w:val="1030"/>
+          <w:numId w:val="1033"/>
         </w:numPr>
       </w:pPr>
       <w:r>
@@ -32158,7 +34399,7 @@
         <w:pStyle w:val="Compact"/>
         <w:numPr>
           <w:ilvl w:val="0"/>
-          <w:numId w:val="1029"/>
+          <w:numId w:val="1032"/>
         </w:numPr>
       </w:pPr>
       <w:r>
@@ -32204,7 +34445,7 @@
         <w:pStyle w:val="Compact"/>
         <w:numPr>
           <w:ilvl w:val="0"/>
-          <w:numId w:val="1029"/>
+          <w:numId w:val="1032"/>
         </w:numPr>
       </w:pPr>
       <w:r>
@@ -32249,7 +34490,7 @@
         <w:pStyle w:val="Compact"/>
         <w:numPr>
           <w:ilvl w:val="0"/>
-          <w:numId w:val="1029"/>
+          <w:numId w:val="1032"/>
         </w:numPr>
       </w:pPr>
       <w:r>
@@ -32321,7 +34562,7 @@
         <w:pStyle w:val="Compact"/>
         <w:numPr>
           <w:ilvl w:val="0"/>
-          <w:numId w:val="1029"/>
+          <w:numId w:val="1032"/>
         </w:numPr>
       </w:pPr>
       <w:r>
@@ -32339,7 +34580,7 @@
         <w:pStyle w:val="Compact"/>
         <w:numPr>
           <w:ilvl w:val="0"/>
-          <w:numId w:val="1029"/>
+          <w:numId w:val="1032"/>
         </w:numPr>
       </w:pPr>
       <w:r>
@@ -32385,7 +34626,7 @@
         <w:pStyle w:val="Compact"/>
         <w:numPr>
           <w:ilvl w:val="0"/>
-          <w:numId w:val="1029"/>
+          <w:numId w:val="1032"/>
         </w:numPr>
       </w:pPr>
       <w:r>
@@ -32422,7 +34663,7 @@
         <w:pStyle w:val="Compact"/>
         <w:numPr>
           <w:ilvl w:val="0"/>
-          <w:numId w:val="1029"/>
+          <w:numId w:val="1032"/>
         </w:numPr>
       </w:pPr>
       <w:r>
@@ -32435,7 +34676,7 @@
         <w:rPr>
           <w:rStyle w:val="VerbatimChar"/>
         </w:rPr>
-        <w:t xml:space="preserve">SURUM</w:t>
+        <w:t xml:space="preserve">VERSION_STRING</w:t>
       </w:r>
       <w:r>
         <w:t xml:space="preserve"> </w:t>
@@ -32490,8 +34731,8 @@
         </w:pict>
       </w:r>
     </w:p>
-    <w:bookmarkEnd w:id="140"/>
-    <w:bookmarkStart w:id="142" w:name="kaynaklar-ve-ileri-okuma"/>
+    <w:bookmarkEnd w:id="167"/>
+    <w:bookmarkStart w:id="169" w:name="kaynaklar-ve-ileri-okuma"/>
     <w:p>
       <w:pPr>
         <w:pStyle w:val="Heading2"/>
@@ -32536,7 +34777,7 @@
         <w:pStyle w:val="Compact"/>
         <w:numPr>
           <w:ilvl w:val="0"/>
-          <w:numId w:val="1031"/>
+          <w:numId w:val="1034"/>
         </w:numPr>
       </w:pPr>
       <w:r>
@@ -32548,7 +34789,7 @@
         <w:pStyle w:val="Compact"/>
         <w:numPr>
           <w:ilvl w:val="0"/>
-          <w:numId w:val="1031"/>
+          <w:numId w:val="1034"/>
         </w:numPr>
       </w:pPr>
       <w:r>
@@ -32560,7 +34801,7 @@
         <w:pStyle w:val="Compact"/>
         <w:numPr>
           <w:ilvl w:val="0"/>
-          <w:numId w:val="1031"/>
+          <w:numId w:val="1034"/>
         </w:numPr>
       </w:pPr>
       <w:r>
@@ -32569,7 +34810,7 @@
       <w:r>
         <w:t xml:space="preserve"> </w:t>
       </w:r>
-      <w:hyperlink r:id="rId141">
+      <w:hyperlink r:id="rId168">
         <w:r>
           <w:rPr>
             <w:rStyle w:val="Hyperlink"/>
@@ -32598,7 +34839,7 @@
         <w:pStyle w:val="Compact"/>
         <w:numPr>
           <w:ilvl w:val="0"/>
-          <w:numId w:val="1032"/>
+          <w:numId w:val="1035"/>
         </w:numPr>
       </w:pPr>
       <w:r>
@@ -32610,7 +34851,7 @@
         <w:pStyle w:val="Compact"/>
         <w:numPr>
           <w:ilvl w:val="0"/>
-          <w:numId w:val="1032"/>
+          <w:numId w:val="1035"/>
         </w:numPr>
       </w:pPr>
       <w:r>
@@ -32622,7 +34863,7 @@
         <w:pStyle w:val="Compact"/>
         <w:numPr>
           <w:ilvl w:val="0"/>
-          <w:numId w:val="1032"/>
+          <w:numId w:val="1035"/>
         </w:numPr>
       </w:pPr>
       <w:r>
@@ -32634,7 +34875,7 @@
         <w:pStyle w:val="Compact"/>
         <w:numPr>
           <w:ilvl w:val="0"/>
-          <w:numId w:val="1032"/>
+          <w:numId w:val="1035"/>
         </w:numPr>
       </w:pPr>
       <w:r>
@@ -32873,7 +35114,7 @@
               <w:pStyle w:val="Compact"/>
             </w:pPr>
             <w:r>
-              <w:t xml:space="preserve">İkili/veri üzerinde yetkisiz değişiklik</w:t>
+              <w:t xml:space="preserve">Binary/veri üzerinde yetkisiz değişiklik</w:t>
             </w:r>
           </w:p>
         </w:tc>
@@ -32908,7 +35149,7 @@
               <w:pStyle w:val="Compact"/>
             </w:pPr>
             <w:r>
-              <w:t xml:space="preserve">İkili kodu değiştirerek davranışı değiştirme</w:t>
+              <w:t xml:space="preserve">Binary kodu değiştirerek davranışı değiştirme</w:t>
             </w:r>
           </w:p>
         </w:tc>
@@ -33052,7 +35293,7 @@
               <w:pStyle w:val="Compact"/>
             </w:pPr>
             <w:r>
-              <w:t xml:space="preserve">Dinamik ikili enstrümantasyon</w:t>
+              <w:t xml:space="preserve">Dinamik binary enstrümantasyon</w:t>
             </w:r>
           </w:p>
         </w:tc>
@@ -33737,7 +35978,7 @@
       <w:pPr>
         <w:pStyle w:val="BlockText"/>
       </w:pPr>
-      <w:hyperlink r:id="rId133">
+      <w:hyperlink r:id="rId160">
         <w:r>
           <w:rPr>
             <w:rStyle w:val="Hyperlink"/>
@@ -33776,7 +36017,7 @@
       <w:r>
         <w:t xml:space="preserve"> </w:t>
       </w:r>
-      <w:hyperlink r:id="rId134">
+      <w:hyperlink r:id="rId161">
         <w:r>
           <w:rPr>
             <w:rStyle w:val="Hyperlink"/>
@@ -33840,8 +36081,8 @@
         <w:t xml:space="preserve">fikirlerini kod gizleme tarafında derinleştirerek sürer.</w:t>
       </w:r>
     </w:p>
-    <w:bookmarkEnd w:id="142"/>
-    <w:bookmarkEnd w:id="143"/>
+    <w:bookmarkEnd w:id="169"/>
+    <w:bookmarkEnd w:id="170"/>
     <w:sectPr>
       <w:headerReference r:id="rId9" w:type="default"/>
       <w:footerReference r:id="rId10" w:type="default"/>
@@ -34553,6 +36794,9 @@
     <w:abstractNumId w:val="991"/>
   </w:num>
   <w:num w:numId="1021">
+    <w:abstractNumId w:val="991"/>
+  </w:num>
+  <w:num w:numId="1022">
     <w:abstractNumId w:val="99411"/>
     <w:lvlOverride w:ilvl="0">
       <w:startOverride w:val="1"/>
@@ -34582,17 +36826,14 @@
       <w:startOverride w:val="1"/>
     </w:lvlOverride>
   </w:num>
-  <w:num w:numId="1022">
+  <w:num w:numId="1023">
     <w:abstractNumId w:val="991"/>
   </w:num>
-  <w:num w:numId="1023">
-    <w:abstractNumId w:val="992"/>
-  </w:num>
   <w:num w:numId="1024">
-    <w:abstractNumId w:val="992"/>
+    <w:abstractNumId w:val="991"/>
   </w:num>
   <w:num w:numId="1025">
-    <w:abstractNumId w:val="992"/>
+    <w:abstractNumId w:val="991"/>
   </w:num>
   <w:num w:numId="1026">
     <w:abstractNumId w:val="992"/>
@@ -34604,6 +36845,15 @@
     <w:abstractNumId w:val="992"/>
   </w:num>
   <w:num w:numId="1029">
+    <w:abstractNumId w:val="992"/>
+  </w:num>
+  <w:num w:numId="1030">
+    <w:abstractNumId w:val="992"/>
+  </w:num>
+  <w:num w:numId="1031">
+    <w:abstractNumId w:val="992"/>
+  </w:num>
+  <w:num w:numId="1032">
     <w:abstractNumId w:val="99411"/>
     <w:lvlOverride w:ilvl="0">
       <w:startOverride w:val="1"/>
@@ -34633,7 +36883,7 @@
       <w:startOverride w:val="1"/>
     </w:lvlOverride>
   </w:num>
-  <w:num w:numId="1030">
+  <w:num w:numId="1033">
     <w:abstractNumId w:val="99721"/>
     <w:lvlOverride w:ilvl="0">
       <w:startOverride w:val="1"/>
@@ -34663,10 +36913,10 @@
       <w:startOverride w:val="1"/>
     </w:lvlOverride>
   </w:num>
-  <w:num w:numId="1031">
+  <w:num w:numId="1034">
     <w:abstractNumId w:val="991"/>
   </w:num>
-  <w:num w:numId="1032">
+  <w:num w:numId="1035">
     <w:abstractNumId w:val="991"/>
   </w:num>
 </w:numbering>
